--- a/docs/adrank.docx
+++ b/docs/adrank.docx
@@ -19,40 +19,107 @@
     <w:p>
       <w:pPr>
         <w:pStyle w:val="Subtitle"/>
-        <w:spacing w:before="0" w:after="40"/>
+        <w:spacing w:before="0" w:after="160"/>
         <w:jc w:val="center"/>
-        <w:keepNext/>
+        <w:keepNext w:val="0"/>
         <w:keepLines/>
         <w:widowControl w:val="1"/>
       </w:pPr>
       <w:r>
         <w:rPr>
           <w:rFonts w:ascii="Georgia" w:hAnsi="Georgia"/>
-          <w:b/>
-          <w:i w:val="0"/>
-          <w:sz w:val="24"/>
+          <w:b w:val="0"/>
+          <w:i/>
+          <w:sz w:val="20"/>
         </w:rPr>
         <w:t xml:space="preserve">Alexander Apartsin</w:t>
+      </w:r>
+      <w:r>
+        <w:rPr>
+          <w:rFonts w:ascii="Georgia" w:hAnsi="Georgia"/>
+          <w:b w:val="0"/>
+          <w:i/>
+          <w:sz w:val="20"/>
+          <w:vertAlign w:val="superscript"/>
+        </w:rPr>
+        <w:t xml:space="preserve">1</w:t>
+      </w:r>
+      <w:r>
+        <w:rPr>
+          <w:rFonts w:ascii="Georgia" w:hAnsi="Georgia"/>
+          <w:b w:val="0"/>
+          <w:i/>
+          <w:sz w:val="20"/>
+        </w:rPr>
+        <w:t xml:space="preserve">, Yehudit Aperstein</w:t>
+      </w:r>
+      <w:r>
+        <w:rPr>
+          <w:rFonts w:ascii="Georgia" w:hAnsi="Georgia"/>
+          <w:b w:val="0"/>
+          <w:i/>
+          <w:sz w:val="20"/>
+          <w:vertAlign w:val="superscript"/>
+        </w:rPr>
+        <w:t xml:space="preserve">2</w:t>
       </w:r>
     </w:p>
     <w:p>
       <w:pPr>
         <w:pStyle w:val="Subtitle"/>
-        <w:spacing w:before="0" w:after="40"/>
+        <w:spacing w:before="0" w:after="160"/>
         <w:jc w:val="center"/>
-        <w:keepNext/>
+        <w:keepNext w:val="0"/>
         <w:keepLines/>
         <w:widowControl w:val="1"/>
       </w:pPr>
       <w:r>
         <w:rPr>
-          <w:rStyle w:val="VerbatimChar"/>
           <w:rFonts w:ascii="Georgia" w:hAnsi="Georgia"/>
-          <w:b/>
-          <w:i w:val="0"/>
-          <w:sz w:val="24"/>
+          <w:b w:val="0"/>
+          <w:i/>
+          <w:sz w:val="20"/>
+          <w:vertAlign w:val="superscript"/>
         </w:rPr>
-        <w:t xml:space="preserve">apartsin@gmail.com</w:t>
+        <w:t xml:space="preserve">1</w:t>
+      </w:r>
+      <w:r>
+        <w:rPr>
+          <w:rFonts w:ascii="Georgia" w:hAnsi="Georgia"/>
+          <w:b w:val="0"/>
+          <w:i/>
+          <w:sz w:val="20"/>
+        </w:rPr>
+        <w:t xml:space="preserve">School of Computer Science, Faculty of Sciences, Holon Institute of Technology (HIT), Holon, Israel</w:t>
+      </w:r>
+    </w:p>
+    <w:p>
+      <w:pPr>
+        <w:pStyle w:val="Subtitle"/>
+        <w:spacing w:before="0" w:after="160"/>
+        <w:jc w:val="center"/>
+        <w:keepNext w:val="0"/>
+        <w:keepLines/>
+        <w:widowControl w:val="1"/>
+      </w:pPr>
+      <w:r>
+        <w:rPr>
+          <w:rFonts w:ascii="Georgia" w:hAnsi="Georgia"/>
+          <w:b w:val="0"/>
+          <w:i/>
+          <w:sz w:val="20"/>
+          <w:vertAlign w:val="superscript"/>
+        </w:rPr>
+        <w:t xml:space="preserve">2</w:t>
+      </w:r>
+      <w:r>
+        <w:rPr>
+          <w:rFonts w:ascii="Georgia" w:hAnsi="Georgia"/>
+          <w:b w:val="0"/>
+          <w:i/>
+          <w:sz w:val="20"/>
+        </w:rPr>
+        <w:t xml:space="preserve">Intelligent Systems, Afeka Academic College of Engineering, Tel-Aviv, Israel</w:t>
       </w:r>
     </w:p>
     <w:p>
@@ -362,7 +429,7 @@
         <w:t xml:space="preserve"> </w:t>
       </w:r>
       <w:r>
-        <w:t xml:space="preserve">The detectors we rank span the standard families: isolation-based (Isolation Forest [8]), density-based (LOF [9]), boundary-based (one-class SVM [10]), distribution-based (COPOD [11], ECOD [12]), projection-based (LODA [13], PCA), and deep one-class methods (DeepSVDD [14]). Comprehensive surveys [15] and empirical studies [16] document that no single detector dominates across datasets, which is exactly what makes per-dataset selection necessary. Standardized benchmarks, ODDS-derived collections and their consolidation in ADBench [5], and the PyOD toolbox [6] make large-scale comparison feasible; we build directly on both.</w:t>
+        <w:t xml:space="preserve">Established detectors span the standard families: isolation-based (Isolation Forest [8]), density-based (LOF [9]), boundary-based (one-class SVM [10]), distribution-based (COPOD [11], ECOD [12]), projection-based (LODA [13], PCA), and deep one-class methods (DeepSVDD [14]). Comprehensive surveys [15] and empirical studies [16] document that no single detector dominates across datasets, which is exactly what makes per-dataset selection necessary. Standardized benchmarks, ODDS-derived collections and their consolidation in ADBench [5], and the PyOD toolbox [6] make large-scale comparison feasible; we build directly on both.</w:t>
       </w:r>
     </w:p>
     <w:p>
@@ -5719,7 +5786,7 @@
         <w:widowControl w:val="1"/>
       </w:pPr>
       <w:r>
-        <w:t xml:space="preserve">We recompute ADRank ρ using only 9 of the 10 detectors, dropping each one in turn (Table 3). Baseline ρ = 0.599 on the spread ≥ 0.10 subset with all 10.</w:t>
+        <w:t xml:space="preserve">The drop-one analysis runs on the original 10-detector panel (the nine detectors of Section 4 plus OCSVM): we recompute ADRank ρ using only 9 of the 10 detectors, dropping each one in turn (Table 3). Baseline ρ = 0.599 on the spread ≥ 0.10 subset with all 10.</w:t>
       </w:r>
     </w:p>
     <w:tbl>
@@ -6772,7 +6839,7 @@
         <w:widowControl w:val="1"/>
       </w:pPr>
       <w:r>
-        <w:t xml:space="preserve">The ranking is stable to detector-panel choice. Dropping the strongest single detector (IForest) is the largest cost and still leaves ρ = 0.557, above the consensus baseline by ~0.7. Removing OCSVM or HBOS improves ρ marginally, suggesting they contribute more noise than signal to the pseudo-ranking under this panel and dataset mix.</w:t>
+        <w:t xml:space="preserve">The ranking is stable to detector-panel choice. Dropping the strongest single detector (IForest) is the largest cost and still leaves ρ = 0.557, above the consensus baseline by ~0.7. Removing OCSVM or HBOS improves ρ marginally, indicating they contribute more noise than signal to the pseudo-ranking under this panel and dataset mix; the OCSVM row is the panel-removal check referenced in Section 4.</w:t>
       </w:r>
     </w:p>
     <w:bookmarkEnd w:id="22"/>
@@ -7030,7 +7097,7 @@
         <w:t xml:space="preserve">TS</w:t>
       </w:r>
       <w:r>
-        <w:t xml:space="preserve">). 10 synthetic univariate series (length 10 000 each) covering point-spike, subsequence, trend, amplitude, frequency-shift, and mixed anomaly types. Each series is windowed (window = 64, stride = 16) and each window is described by a 28-dimensional feature vector spanning time-domain statistics, first- and second-difference statistics, autocorrelation at several lags, distribution shape (skew, kurtosis, quantiles, IQR, zero-crossing rate), and spectral features (entropy, crest factor, dominant frequency, per-band energy). Section 5.5 reports the effect of this representation choice.</w:t>
+        <w:t xml:space="preserve">). 10 synthetic univariate series (length 10 000 each) covering point-spike, subsequence, trend, amplitude, frequency-shift, and mixed anomaly types. Each series is windowed (window = 64, stride = 16) and each window is described by a 28-dimensional feature vector spanning time-domain statistics, first- and second-difference statistics, autocorrelation at several lags, distribution shape (skew, kurtosis, quantiles, IQR, zero-crossing rate), and spectral features (entropy, crest factor, dominant frequency, per-band energy). The effect of this representation choice is reported below.</w:t>
       </w:r>
     </w:p>
     <w:tbl>
@@ -8302,7 +8369,7 @@
         <w:t xml:space="preserve">77% on tabular, 81% on images, and 90% on time-series</w:t>
       </w:r>
       <w:r>
-        <w:t xml:space="preserve">. On all three the chosen detector is within ~2 AUC points of the best available, and the seed standard deviation is at or below 0.004, so the selection is stable. Text is the exception and the method's honest weak spot: on BERT embeddings the regret reduction is only 21% (0.065 vs 0.082), and the thresholded Spearman for text is both low and unstable (0.41 ± 0.17). The instability is diagnostic, not a property of the ranking itself: several NLP datasets sit near the spread = 0.10 boundary, so they cross it under small seed perturbations and swing the thresholded mean while the underlying regret stays put. This is exactly why we report regret as primary.</w:t>
+        <w:t xml:space="preserve">. On all three the chosen detector is within ~2 AUC points of the best available, and the seed standard deviation is at or below 0.004, so the selection is stable. Text is the exception and the method's weak spot under a fixed regime: on BERT embeddings the regret reduction is only 21% (0.065 vs 0.082), and the thresholded Spearman for text is both low and unstable (0.41 ± 0.17). The instability is diagnostic, not a property of the ranking itself: several NLP datasets sit near the spread = 0.10 boundary, so they cross it under small seed perturbations and swing the thresholded mean while the underlying regret stays put. This is exactly why we report regret as primary.</w:t>
       </w:r>
     </w:p>
     <w:p>
@@ -8724,7 +8791,7 @@
                 <w:rFonts w:ascii="Georgia" w:hAnsi="Georgia"/>
                 <w:sz w:val="19"/>
               </w:rPr>
-              <w:t xml:space="preserve">0.022 ± 0.002</w:t>
+              <w:t xml:space="preserve">0.021 ± 0.003</w:t>
             </w:r>
           </w:p>
         </w:tc>
@@ -9555,7 +9622,7 @@
         <w:t xml:space="preserve"> </w:t>
       </w:r>
       <w:r>
-        <w:t xml:space="preserve">Table 5b sets ADRank against the canonical Excess-Mass and Mass-Volume internal metrics [1], on the same datasets and true rankings. ADRank has lower regret than both EM and MV on every modality. EM and MV are also unreliable: on image embeddings and on DAMI they collapse to or below the random-pick baseline (EM 0.078 vs random 0.073 on images; 0.074 vs 0.068 on DAMI), whereas ADRank stays well above random everywhere. The skill column, the fraction of the achievable-over-random improvement that ADRank captures, ranges from 0.88 on images to 0.24 on the hard DAMI benchmark.</w:t>
+        <w:t xml:space="preserve">Table 5b sets ADRank against the canonical Excess-Mass and Mass-Volume internal metrics [1], on the same datasets and true rankings. ADRank has lower regret than both EM and MV on every modality. EM and MV are also unreliable: on image embeddings and on DAMI they collapse to or below the random-pick baseline (EM 0.078 vs random 0.074 on images; 0.074 vs 0.067 on DAMI), whereas ADRank stays well above random everywhere. The skill column, the fraction of the achievable-over-random improvement that ADRank captures, ranges from 0.88 on images to 0.24 on the hard DAMI benchmark.</w:t>
       </w:r>
     </w:p>
     <w:tbl>
@@ -9948,7 +10015,7 @@
                 <w:rFonts w:ascii="Georgia" w:hAnsi="Georgia"/>
                 <w:sz w:val="18"/>
               </w:rPr>
-              <w:t xml:space="preserve">0.092</w:t>
+              <w:t xml:space="preserve">0.093</w:t>
             </w:r>
           </w:p>
         </w:tc>
@@ -10155,7 +10222,7 @@
                 <w:rFonts w:ascii="Georgia" w:hAnsi="Georgia"/>
                 <w:sz w:val="18"/>
               </w:rPr>
-              <w:t xml:space="preserve">0.073</w:t>
+              <w:t xml:space="preserve">0.074</w:t>
             </w:r>
           </w:p>
         </w:tc>
@@ -10776,7 +10843,7 @@
                 <w:rFonts w:ascii="Georgia" w:hAnsi="Georgia"/>
                 <w:sz w:val="18"/>
               </w:rPr>
-              <w:t xml:space="preserve">0.068</w:t>
+              <w:t xml:space="preserve">0.067</w:t>
             </w:r>
           </w:p>
         </w:tc>
@@ -10862,7 +10929,118 @@
         <w:t xml:space="preserve"> </w:t>
       </w:r>
       <w:r>
-        <w:t xml:space="preserve">regret@1 (absolute AUC points; lower is better) for ADRank versus label-free baselines. EM/MV are the Goix internal metrics, estimated by scoring both the data and a uniform Monte-Carlo sample of the feature box with each fitted detector. Consensus (rank by agreement with the mean detector score) scores Spearman ρ = -0.15 on tabular and is worse than random; its regret is dominated by that failure and omitted here for brevity. "skill" = 1 − regret/random, the fraction of achievable improvement ADRank captures. ADRank is lowest on every row, and unlike EM/MV never falls to the random baseline.</w:t>
+        <w:t xml:space="preserve">regret@1 (absolute AUC points; lower is better) for ADRank versus label-free baselines. EM/MV are the Goix internal metrics, estimated by scoring both the data and a uniform Monte-Carlo sample of the feature box with each fitted detector. Consensus (rank by agreement with the mean detector score) scores Spearman ρ = -0.15 on tabular and is worse than random; its regret is dominated by that failure and omitted here for brevity. "skill" is the per-dataset mean of</w:t>
+      </w:r>
+      <w:r>
+        <w:t xml:space="preserve"> </w:t>
+      </w:r>
+      <m:oMath>
+        <m:r>
+          <m:t>1</m:t>
+        </m:r>
+        <m:r>
+          <m:rPr>
+            <m:sty m:val="p"/>
+          </m:rPr>
+          <m:t>−</m:t>
+        </m:r>
+        <m:r>
+          <m:rPr>
+            <m:sty m:val="p"/>
+          </m:rPr>
+          <m:t>r</m:t>
+        </m:r>
+        <m:r>
+          <m:rPr>
+            <m:sty m:val="p"/>
+          </m:rPr>
+          <m:t>e</m:t>
+        </m:r>
+        <m:r>
+          <m:rPr>
+            <m:sty m:val="p"/>
+          </m:rPr>
+          <m:t>g</m:t>
+        </m:r>
+        <m:r>
+          <m:rPr>
+            <m:sty m:val="p"/>
+          </m:rPr>
+          <m:t>r</m:t>
+        </m:r>
+        <m:r>
+          <m:rPr>
+            <m:sty m:val="p"/>
+          </m:rPr>
+          <m:t>e</m:t>
+        </m:r>
+        <m:r>
+          <m:rPr>
+            <m:sty m:val="p"/>
+          </m:rPr>
+          <m:t>t</m:t>
+        </m:r>
+        <m:r>
+          <m:rPr>
+            <m:sty m:val="p"/>
+          </m:rPr>
+          <m:t>/</m:t>
+        </m:r>
+        <m:sSub>
+          <m:e>
+            <m:r>
+              <m:rPr>
+                <m:sty m:val="p"/>
+              </m:rPr>
+              <m:t>r</m:t>
+            </m:r>
+            <m:r>
+              <m:rPr>
+                <m:sty m:val="p"/>
+              </m:rPr>
+              <m:t>e</m:t>
+            </m:r>
+            <m:r>
+              <m:rPr>
+                <m:sty m:val="p"/>
+              </m:rPr>
+              <m:t>g</m:t>
+            </m:r>
+            <m:r>
+              <m:rPr>
+                <m:sty m:val="p"/>
+              </m:rPr>
+              <m:t>r</m:t>
+            </m:r>
+            <m:r>
+              <m:rPr>
+                <m:sty m:val="p"/>
+              </m:rPr>
+              <m:t>e</m:t>
+            </m:r>
+            <m:r>
+              <m:rPr>
+                <m:sty m:val="p"/>
+              </m:rPr>
+              <m:t>t</m:t>
+            </m:r>
+          </m:e>
+          <m:sub>
+            <m:r>
+              <m:rPr>
+                <m:nor/>
+                <m:sty m:val="p"/>
+              </m:rPr>
+              <m:t>random</m:t>
+            </m:r>
+          </m:sub>
+        </m:sSub>
+      </m:oMath>
+      <w:r>
+        <w:t xml:space="preserve"> </w:t>
+      </w:r>
+      <w:r>
+        <w:t xml:space="preserve">(Section 4), the fraction of achievable improvement ADRank captures; it is a mean of per-dataset ratios and so differs from one minus the ratio of the column means. ADRank is lowest on every row, and unlike EM/MV never falls to the random baseline.</w:t>
       </w:r>
     </w:p>
     <w:bookmarkEnd w:id="31"/>
@@ -11609,7 +11787,7 @@
         <w:t xml:space="preserve">local</w:t>
       </w:r>
       <w:r>
-        <w:t xml:space="preserve">. ADRank picks a local-density detector (LOF/KNN/CBLOF) on 98% of DAMI cells, but the true best is local on only 48%; when the true best is a global detector (HBOS/COPOD/ECOD/PCA), no cluster-based regime in the bank can make it win, and the oracle-in-bank regret on those cells (0.039) is 5× that on local-best cells (0.008). The natural remedy, adding a global-tail pseudo-anomaly regime (points in the marginal tails or far from the centroid, rather than held-out clusters), does not help and slightly hurts: DAMI regret rises from 0.034 to 0.036-0.045 as such regimes are added. The mechanism is instructive: a global-tail task is high-variance (marginal detectors ace it), so the discriminative weight over-trusts it, but it is not truth-aligned, so it drags the pick toward marginal detectors even when they are wrong. The label-free weighting cannot distinguish a high-variance-but-misaligned regime from an informative one. A second candidate fix, replacing the PCA-then-MiniBatchKMeans latent and clustering with a jointly-learned deep clustering (VaDE [21], a variational autoencoder with a Gaussian-mixture prior), is more subtle and instructive. Off-the-shelf VaDE does raise regret (mean 0.056 vs 0.047 for k-means on the four ceiling datasets), but for a diagnosable reason rather than a fundamental one: with only 5-30 features the summed reconstruction term swamps the mixture clustering terms in the ELBO, so default VaDE degrades to an autoencoder with a weak mixture. Down-weighting the reconstruction so the clustering terms carry weight reverses this on the ceiling datasets (mean 0.041 vs 0.047, winning on WDBC 0.064 to 0.044 and PageBlocks 0.008 to 0.000). Across the full DAMI set, however, the balanced VaDE is not a robust replacement: it improves 6 of 9 datasets by small margins but collapses to two or three effective clusters on others and then makes a catastrophic pick (Wilt 0.000 to 0.193, Waveform 0.016 to 0.075), so its mean regret is worse than k-means (0.055 vs 0.034). The latent and clustering are therefore a partial lever, contrary to a first reading of the default-VaDE result: a better-balanced deep clustering helps where the ceiling bites, but trades median gains for tail risk and is not a reliable drop-in. Closing the ceiling robustly needs a pseudo-anomaly regime that is both global and truth-aligned, a label-free trust signal for regimes, or a deep clustering constrained against collapse, which we leave open. A partial such signal already exists: cross-regime top-1 agreement predicts realized regret on the hard (DAMI, tabular) datasets (high-agreement half 0.030 vs 0.049), giving a per-dataset confidence flag.</w:t>
+        <w:t xml:space="preserve">. ADRank picks a local-density detector (LOF/KNN/CBLOF) on 98% of DAMI cells, but the true best is local on only 48%; when the true best is a global detector (HBOS/COPOD/ECOD/PCA), no cluster-based regime in the bank can make it win, and the oracle-in-bank regret on those cells (0.039) is 5× that on local-best cells (0.008). The two clustering ablations that follow (global-tail regime and deep clustering) run on the nine DAMI datasets that exclude the 1555-dimensional InternetAds, on which k-means auto-calibrated regret is 0.034. The natural remedy, adding a global-tail pseudo-anomaly regime (points in the marginal tails or far from the centroid, rather than held-out clusters), does not help and slightly hurts: DAMI regret rises from 0.034 to 0.036-0.045 as such regimes are added. The mechanism is instructive: a global-tail task is high-variance (marginal detectors ace it), so the discriminative weight over-trusts it, but it is not truth-aligned, so it drags the pick toward marginal detectors even when they are wrong. The label-free weighting cannot distinguish a high-variance-but-misaligned regime from an informative one. A second candidate fix, replacing the PCA-then-MiniBatchKMeans latent and clustering with a jointly-learned deep clustering (VaDE [21], a variational autoencoder with a Gaussian-mixture prior), is more subtle and instructive. Off-the-shelf VaDE does raise regret (mean 0.056 vs 0.047 for k-means on the four ceiling datasets), but for a diagnosable reason rather than a fundamental one: with only 5-30 features the summed reconstruction term swamps the mixture clustering terms in the ELBO, so default VaDE degrades to an autoencoder with a weak mixture. Down-weighting the reconstruction so the clustering terms carry weight reverses this on the ceiling datasets (mean 0.041 vs 0.047, winning on WDBC 0.064 to 0.044 and PageBlocks 0.008 to 0.000). Across the full DAMI set, however, the balanced VaDE is not a robust replacement: it improves 6 of 9 datasets by small margins but collapses to two or three effective clusters on others and then makes a catastrophic pick (Wilt 0.000 to 0.193, Waveform 0.016 to 0.075), so its mean regret is worse than k-means (0.055 vs 0.034). The latent and clustering are therefore a partial lever, contrary to a first reading of the default-VaDE result: a better-balanced deep clustering helps where the ceiling bites, but trades median gains for tail risk and is not a reliable drop-in. Closing the ceiling robustly needs a pseudo-anomaly regime that is both global and truth-aligned, a label-free trust signal for regimes, or a deep clustering constrained against collapse, which we leave open. A partial such signal already exists: cross-regime top-1 agreement predicts realized regret on the hard (DAMI, tabular) datasets (high-agreement half 0.030 vs 0.049), giving a per-dataset confidence flag.</w:t>
       </w:r>
     </w:p>
     <w:bookmarkEnd w:id="32"/>
@@ -11645,7 +11823,7 @@
         <w:t xml:space="preserve"> </w:t>
       </w:r>
       <w:r>
-        <w:t xml:space="preserve">Our first evaluation used thresholded Spearman ρ and produced a text result that swung from 0.68 to 0.34 between configurations. Investigation showed the rankings were stable; what moved was the set of datasets above the spread = 0.10 cutoff, several of which sit right at the boundary. Regret removes the cutoff entirely: a dataset on which all detectors tie contributes ≈ 0 regret regardless of the pick, so it neither inflates nor deflates the aggregate. Under regret the seed-to-seed standard deviation is ≤ 0.017 everywhere, and the honest ordering of modalities (time-series and image best, tabular close, text weak) is stable. The lesson generalizes to any unsupervised model-selection study: report a decision-relevant, threshold-free loss rather than a rank correlation gated on a hand-set cutoff.</w:t>
+        <w:t xml:space="preserve">Our first evaluation used thresholded Spearman ρ and produced a text result that swung from 0.68 to 0.34 between configurations. Investigation showed the rankings were stable; what moved was the set of datasets above the spread = 0.10 cutoff, several of which sit right at the boundary. Regret removes the cutoff entirely: a dataset on which all detectors tie contributes ≈ 0 regret regardless of the pick, so it neither inflates nor deflates the aggregate. Under regret the seed-to-seed standard deviation is ≤ 0.017 everywhere, and the ordering of modalities (time-series and image best, tabular close, text weak under a fixed regime) is stable. The lesson generalizes to any unsupervised model-selection study: report a decision-relevant, threshold-free loss rather than a rank correlation gated on a hand-set cutoff.</w:t>
       </w:r>
     </w:p>
     <w:p>
@@ -11667,7 +11845,7 @@
         <w:t xml:space="preserve"> </w:t>
       </w:r>
       <w:r>
-        <w:t xml:space="preserve">With auto-calibration the method selects a near-best detector on all four modalities (regret@1 ≤ 0.020, 78–93% below random, within a few thousandths of the labels-based oracle). The one modality that a fixed regime under-served, text, is brought in line by the same label-free weighting, so there is no longer a modality on which ADRank fails. The remaining gap to the oracle is small and is largest on tabular data, where a few datasets have genuinely ambiguous best detectors.</w:t>
+        <w:t xml:space="preserve">With auto-calibration the method selects a near-best detector on all four modalities (regret@1 ≤ 0.020, 78–93% below random, within a few thousandths of the labels-based oracle). The one modality that a fixed regime under-served, text, is brought in line by the same label-free weighting, so there is no longer a modality on which ADRank fails. The remaining gap to the oracle is small on the four primary modalities and largest on tabular data, where a few datasets have genuinely ambiguous best detectors; on the DAMI benchmark the gap is larger, and Section 5.7 traces its structural cause.</w:t>
       </w:r>
     </w:p>
     <w:p>
@@ -11689,7 +11867,7 @@
         <w:t xml:space="preserve"> </w:t>
       </w:r>
       <w:r>
-        <w:t xml:space="preserve">A regime whose pseudo-AUC is nearly constant across detectors cannot rank them; its high-variance counterpart can. Weighting by cross-detector variance therefore trusts the regimes that carry a ranking signal and ignores the rest, and because a locally-embedded ("hard") regime is the one that separates local from global density detectors, the weighting recovers the local-density winner on text without being told to look for it. This is an empirical alignment, not a guarantee: a regime could in principle discriminate detectors in a direction anti-correlated with truth, but across 69 datasets the high-variance regimes were the trustworthy ones.</w:t>
+        <w:t xml:space="preserve">A regime whose pseudo-AUC is nearly constant across detectors cannot rank them; its high-variance counterpart can. Weighting by cross-detector variance therefore trusts the regimes that carry a ranking signal and ignores the rest, and because a locally-embedded ("hard") regime is the one that separates local from global density detectors, the weighting recovers the local-density winner on text without being told to look for it. This is an empirical alignment, not a guarantee: a regime could in principle discriminate detectors in a direction anti-correlated with truth, and Section 5.7 exhibits exactly that failure for a global-tail regime outside the cluster-holdout bank; within the bank, across 69 datasets, the high-variance regimes were the trustworthy ones.</w:t>
       </w:r>
     </w:p>
     <w:p>
@@ -11733,7 +11911,7 @@
         <w:t xml:space="preserve"> </w:t>
       </w:r>
       <w:r>
-        <w:t xml:space="preserve">One ADRank pass over ten detectors, 20 cluster draws, and one dataset takes seconds to minutes on CPU. The whole 26-dataset tabular benchmark runs in ~35 minutes. There is no meta-training, no GPU dependency, and no external service.</w:t>
+        <w:t xml:space="preserve">One ADRank pass over nine detectors, 20 cluster draws, and one dataset takes seconds to minutes on CPU. The whole 26-dataset tabular benchmark runs in ~35 minutes. There is no meta-training, no GPU dependency, and no external service.</w:t>
       </w:r>
     </w:p>
     <w:bookmarkEnd w:id="34"/>
@@ -11770,7 +11948,7 @@
         <w:t xml:space="preserve">smallest</w:t>
       </w:r>
       <w:r>
-        <w:t xml:space="preserve">-cluster selection degrades and the smallest+random ensemble is needed, and on time-series a richer window descriptor is needed than a handful of summary statistics. The evaluation uses fixed default hyperparameters per detector; combining ADRank with per-detector hyperparameter search is left to future work. Deep detectors (AutoEncoder, DeepSVDD) are absent from the panel for CPU-only reproducibility, though they add without changing the procedure. Confidence intervals are derived from five seeds; regret standard deviations are already small (≤ 0.017), so more seeds would tighten them marginally without changing the ordering of modalities.</w:t>
+        <w:t xml:space="preserve">-cluster selection degrades and the smallest+random ensemble is needed, and on time-series a richer window descriptor is needed than a handful of summary statistics. The evaluation uses fixed default hyperparameters per detector; combining ADRank with per-detector hyperparameter search is left to future work. The default panel is classical for CPU-only reproducibility; deep detectors (AutoEncoder, DeepSVDD) are validated in a single-seed spot-check (Section 5.7) rather than the full five-seed sweep. Confidence intervals are derived from five seeds; regret standard deviations are already small (≤ 0.017), so more seeds would tighten them marginally without changing the ordering of modalities.</w:t>
       </w:r>
     </w:p>
     <w:bookmarkEnd w:id="35"/>
@@ -11795,7 +11973,7 @@
         <w:widowControl w:val="1"/>
       </w:pPr>
       <w:r>
-        <w:t xml:space="preserve">Clusters of the unlabeled training distribution behave, for the purpose of ranking anomaly detectors, close enough to real anomalies. Running a bank of pseudo-anomaly regimes and weighting each by how strongly it separates the detectors, a purely label-free signal, cuts detector-selection regret to 78–93% below random on tabular, image, text, and time-series data, within a few thousandths of AUC of a labels-based oracle, with a seed standard deviation at or below 0.002. Evaluated by regret, a threshold-free and decision-relevant loss, the result is stable where thresholded rank-correlation is not, and the auto-calibration removes the text weak spot that a single fixed regime leaves behind. The method needs no labels, no meta-training, and no GPU. It gives practitioners a cheap, unsupervised, self-calibrating selector for an anomaly detector, together with an evaluation protocol that reports its reliability honestly.</w:t>
+        <w:t xml:space="preserve">Clusters of the unlabeled training distribution behave, for the purpose of ranking anomaly detectors, close enough to real anomalies. Running a bank of pseudo-anomaly regimes and weighting each by how strongly it separates the detectors, a purely label-free signal, cuts detector-selection regret to 78–93% below random on tabular, image, text, and time-series data, within a few thousandths of AUC of a labels-based oracle, with a seed standard deviation at or below 0.002. Evaluated by regret, a threshold-free and decision-relevant loss, the result is stable where thresholded rank-correlation is not, and the auto-calibration removes the text weak spot that a single fixed regime leaves behind. The method needs no labels, no meta-training, and no GPU. It gives practitioners a cheap, unsupervised, self-calibrating selector for an anomaly detector, together with an evaluation protocol that measures its reliability directly.</w:t>
       </w:r>
     </w:p>
     <w:bookmarkEnd w:id="36"/>

--- a/docs/adrank.docx
+++ b/docs/adrank.docx
@@ -2,7 +2,7 @@
 <file path=word/document.xml><?xml version="1.0" encoding="utf-8"?>
 <w:document xmlns:w="http://schemas.openxmlformats.org/wordprocessingml/2006/main" xmlns:m="http://schemas.openxmlformats.org/officeDocument/2006/math" xmlns:r="http://schemas.openxmlformats.org/officeDocument/2006/relationships" xmlns:o="urn:schemas-microsoft-com:office:office" xmlns:v="urn:schemas-microsoft-com:vml" xmlns:w10="urn:schemas-microsoft-com:office:word" xmlns:a="http://schemas.openxmlformats.org/drawingml/2006/main" xmlns:pic="http://schemas.openxmlformats.org/drawingml/2006/picture" xmlns:wp="http://schemas.openxmlformats.org/drawingml/2006/wordprocessingDrawing">
   <w:body>
-    <w:bookmarkStart w:id="60" w:name="X157c8d2b91c9d4bd4656528bc8c5ed9e6c53da2"/>
+    <w:bookmarkStart w:id="67" w:name="X43311a809a55f5f039c3aebc0d00798e43d9ae0"/>
     <w:p>
       <w:pPr>
         <w:pStyle w:val="Title"/>
@@ -13,7 +13,7 @@
         <w:widowControl w:val="1"/>
       </w:pPr>
       <w:r>
-        <w:t xml:space="preserve">Ranking Anomaly Detectors Without Anomalies via Cluster-Holdout Pseudo-Labels</w:t>
+        <w:t xml:space="preserve">Ranking Anomaly Detectors from Normal Data Alone</w:t>
       </w:r>
     </w:p>
     <w:p>
@@ -27,7 +27,7 @@
       </w:pPr>
       <w:r>
         <w:rPr>
-          <w:rFonts w:ascii="Georgia" w:hAnsi="Georgia"/>
+          <w:rFonts w:ascii="Times New Roman" w:hAnsi="Times New Roman"/>
           <w:b w:val="0"/>
           <w:i/>
           <w:sz w:val="20"/>
@@ -36,7 +36,7 @@
       </w:r>
       <w:r>
         <w:rPr>
-          <w:rFonts w:ascii="Georgia" w:hAnsi="Georgia"/>
+          <w:rFonts w:ascii="Times New Roman" w:hAnsi="Times New Roman"/>
           <w:b w:val="0"/>
           <w:i/>
           <w:sz w:val="20"/>
@@ -46,7 +46,7 @@
       </w:r>
       <w:r>
         <w:rPr>
-          <w:rFonts w:ascii="Georgia" w:hAnsi="Georgia"/>
+          <w:rFonts w:ascii="Times New Roman" w:hAnsi="Times New Roman"/>
           <w:b w:val="0"/>
           <w:i/>
           <w:sz w:val="20"/>
@@ -55,7 +55,7 @@
       </w:r>
       <w:r>
         <w:rPr>
-          <w:rFonts w:ascii="Georgia" w:hAnsi="Georgia"/>
+          <w:rFonts w:ascii="Times New Roman" w:hAnsi="Times New Roman"/>
           <w:b w:val="0"/>
           <w:i/>
           <w:sz w:val="20"/>
@@ -75,7 +75,7 @@
       </w:pPr>
       <w:r>
         <w:rPr>
-          <w:rFonts w:ascii="Georgia" w:hAnsi="Georgia"/>
+          <w:rFonts w:ascii="Times New Roman" w:hAnsi="Times New Roman"/>
           <w:b w:val="0"/>
           <w:i/>
           <w:sz w:val="20"/>
@@ -85,7 +85,7 @@
       </w:r>
       <w:r>
         <w:rPr>
-          <w:rFonts w:ascii="Georgia" w:hAnsi="Georgia"/>
+          <w:rFonts w:ascii="Times New Roman" w:hAnsi="Times New Roman"/>
           <w:b w:val="0"/>
           <w:i/>
           <w:sz w:val="20"/>
@@ -104,7 +104,7 @@
       </w:pPr>
       <w:r>
         <w:rPr>
-          <w:rFonts w:ascii="Georgia" w:hAnsi="Georgia"/>
+          <w:rFonts w:ascii="Times New Roman" w:hAnsi="Times New Roman"/>
           <w:b w:val="0"/>
           <w:i/>
           <w:sz w:val="20"/>
@@ -114,7 +114,7 @@
       </w:r>
       <w:r>
         <w:rPr>
-          <w:rFonts w:ascii="Georgia" w:hAnsi="Georgia"/>
+          <w:rFonts w:ascii="Times New Roman" w:hAnsi="Times New Roman"/>
           <w:b w:val="0"/>
           <w:i/>
           <w:sz w:val="20"/>
@@ -133,7 +133,7 @@
       </w:pPr>
       <w:r>
         <w:rPr>
-          <w:rFonts w:ascii="Georgia" w:hAnsi="Georgia"/>
+          <w:rFonts w:ascii="Times New Roman" w:hAnsi="Times New Roman"/>
           <w:b/>
           <w:i w:val="0"/>
           <w:sz w:val="24"/>
@@ -142,7 +142,7 @@
       </w:r>
       <w:r>
         <w:rPr>
-          <w:rFonts w:ascii="Georgia" w:hAnsi="Georgia"/>
+          <w:rFonts w:ascii="Times New Roman" w:hAnsi="Times New Roman"/>
           <w:b/>
           <w:i w:val="0"/>
           <w:sz w:val="24"/>
@@ -152,7 +152,7 @@
       <w:r>
         <w:rPr>
           <w:rStyle w:val="VerbatimChar"/>
-          <w:rFonts w:ascii="Georgia" w:hAnsi="Georgia"/>
+          <w:rFonts w:ascii="Times New Roman" w:hAnsi="Times New Roman"/>
           <w:b/>
           <w:i w:val="0"/>
           <w:sz w:val="24"/>
@@ -183,7 +183,7 @@
         <w:widowControl w:val="1"/>
       </w:pPr>
       <w:r>
-        <w:t xml:space="preserve">Selecting an anomaly detector for a new dataset is a chicken-and-egg problem: the natural criterion, held-out ROC-AUC, requires labeled anomalies that unsupervised deployments do not have. We introduce ADRank, an unsupervised procedure that ranks a panel of detectors by treating whole clusters of the unlabeled data as pseudo-anomalies. For each detector, we cluster the data, hide a subset of clusters, fit the detector on the complement, and score the held-out cluster against a held-out normal fold. Detectors are ranked by their mean pseudo-AUC across many such cluster subsets. We measure a detector selector by</w:t>
+        <w:t xml:space="preserve">Selecting an anomaly detector for a new dataset is a chicken-and-egg problem: the natural criterion, held-out ROC-AUC, requires labeled anomalies that unsupervised deployments do not have. We introduce ADRank, an unsupervised procedure that ranks a panel of detectors by treating whole clusters of the unlabeled data as pseudo-anomalies. For each detector, we cluster the data, hide a subset of clusters, fit the detector on the complement, and score the held-out cluster against a held-out normal fold. Detectors are ranked by their mean pseudo-AUC across many such cluster subsets. The ranking signal comes from the geometry of normal data alone: in a contamination study the selection regret is flat as real anomalies are added to the unlabeled input and is unchanged at 0% contamination (pure normal data), so ADRank needs no anomalies in its input to rank the detectors that find them. We measure a detector selector by</w:t>
       </w:r>
       <w:r>
         <w:t xml:space="preserve"> </w:t>
@@ -196,7 +196,7 @@
         <w:t xml:space="preserve">regret</w:t>
       </w:r>
       <w:r>
-        <w:t xml:space="preserve">: the true-AUC gap between the best detector in the panel and the one the selector picks, a threshold-free, decision-relevant quantity that stays well-behaved when detectors tie. A single fixed pseudo-anomaly regime leaves a weak spot: on BERT text embeddings it barely beats random, because held-out clusters do not exercise the local-density structure that separates the best text detector from its near-twin. We remove this weakness with an unsupervised auto-calibration: run a bank of pseudo-anomaly regimes and weight each by how strongly it separates the detectors, a purely label-free signal. Across four modalities and 69 datasets, with five seeds, auto-calibrated ADRank cuts detector-selection regret relative to random selection by 78% on tabular ADBench data, 93% on ResNet-18 image embeddings, 93% on BERT text embeddings, and 90% on windowed time-series, matching within a few thousandths of AUC an oracle that picks the best regime using labels. The result transfers to a second, independently-preprocessed tabular benchmark (DAMI, 41% regret reduction) and survives adding deep detectors (AutoEncoder, DeepSVDD) to the panel. ADRank has lower regret than the canonical Excess-Mass and Mass-Volume internal metrics on every modality, and unlike them never falls to the random-pick baseline; the consensus heuristic, which ranks detectors by agreement with the average detector score, is itself worse than random. ADRank is stable across seeds (regret standard deviation ≤ 0.002 after calibration), stable under drop-one detector-panel perturbations, and cheap to compute. We also characterize its ceiling: because cluster-holdout pseudo-anomalies are local, the method under-serves datasets whose best detector is global, and we show a natural global-regime fix fails because the label-free weighting cannot tell a high-variance misaligned regime from an informative one. We release the code, benchmark harness, and per-dataset results.</w:t>
+        <w:t xml:space="preserve">: the true-AUC gap between the best detector in the panel and the one the selector picks, a threshold-free, decision-relevant quantity that stays well-behaved when detectors tie. An unsupervised auto-calibration removes the one weak spot a single fixed regime leaves on text: run a bank of pseudo-anomaly regimes and weight each by how strongly it separates the detectors, a purely label-free signal. Across four modalities and 69 anomaly-detection tasks drawn from a smaller number of source corpora, with five seeds, auto-calibrated ADRank cuts detector-selection regret relative to random selection by 78% on tabular ADBench data, 93% on ResNet-18 image embeddings, 93% on BERT text embeddings, and 90% on windowed time-series, matching within 0.01 of AUC, on these modalities, an oracle that picks the best regime using labels. Measured against the harder baseline of a single fixed detector, ADRank beats the common Isolation Forest default significantly on image, text, and tabular data (paired p &lt; 0.05, and p &lt; 0.001 on the two embedding modalities) and matches the strongest fixed detector in the panel without knowing in advance which one that is. Frozen and run on 187 previously-unseen OddBench datasets, it has the lowest mean regret of any label-free strategy, below all nine fixed detectors, and ties that benchmark's best fixed detector; because the best fixed detector differs between benchmarks, no detector chosen in advance is safe across them. The result transfers to a separately preprocessed tabular benchmark (DAMI, 41% regret reduction) and survives adding deep detectors (AutoEncoder, DeepSVDD) to the panel. By a paired test ADRank beats the canonical Excess-Mass and Mass-Volume internal metrics significantly where their high-dimensional estimate breaks (image embeddings) and matches them on tabular and text; unlike them it never falls to the random-pick baseline, and the consensus heuristic is itself worse than random. ADRank is stable across seeds (regret standard deviation ≤ 0.002 after calibration), stable under drop-one detector-panel perturbations, and cheap to compute. We characterize its ceiling: because cluster-holdout pseudo-anomalies are local, the method under-serves datasets whose best detector is global; a label-free collapse guard makes a deep-clustering latent a reliable lever where the ceiling bites, while a full fix for global-best datasets remains open. We release the code, benchmark harness, and per-dataset results.</w:t>
       </w:r>
     </w:p>
     <w:bookmarkEnd w:id="9"/>
@@ -334,7 +334,7 @@
         <w:t xml:space="preserve"> </w:t>
       </w:r>
       <w:r>
-        <w:t xml:space="preserve">on 69 datasets across four modalities (tabular, image, text, time-series) with 9 canonical PyOD detectors and five seeds. ADRank cuts selection regret vs random by 77–90% on tabular, image, and time-series data, and 21% on text. The natural consensus baseline scores Spearman ρ = -0.15, worse than random.</w:t>
+        <w:t xml:space="preserve">on 69 datasets across four modalities (tabular, image, text, time-series) with 9 canonical PyOD detectors and five seeds. ADRank cuts selection regret vs random by 73–90% across all four modalities (tabular, image, text, time-series). The natural consensus baseline scores Spearman ρ = -0.15, worse than random.</w:t>
       </w:r>
     </w:p>
     <w:p>
@@ -367,7 +367,34 @@
         <w:t xml:space="preserve"> </w:t>
       </w:r>
       <w:r>
-        <w:t xml:space="preserve">that removes the text weak spot: run a bank of pseudo-anomaly regimes and weight each by its cross-detector pseudo-AUC variance, a label-free measure of how informative the regime is. This weighting recovers near-oracle regret on all four modalities (78–93% below random) and cuts text regret tenfold, because it automatically up-weights a locally-embedded ("hard") regime that exercises the local-density structure text detectors need.</w:t>
+        <w:t xml:space="preserve">that recovers near-oracle regret on every modality: run a bank of pseudo-anomaly regimes and weight each by its cross-detector pseudo-AUC variance, a label-free measure of how informative the regime is. This weighting reaches 78–93% below random on all four modalities and cuts the two embedding modalities a further 2–4× (text from 0.022 to 0.006), because it automatically up-weights a locally-embedded ("hard") regime that exercises the local-density structure embedding detectors need.</w:t>
+      </w:r>
+    </w:p>
+    <w:p>
+      <w:pPr>
+        <w:pStyle w:val="Compact"/>
+        <w:numPr>
+          <w:ilvl w:val="0"/>
+          <w:numId w:val="1001"/>
+        </w:numPr>
+        <w:ind w:left="360" w:hanging="259"/>
+        <w:jc w:val="both"/>
+        <w:keepNext w:val="0"/>
+        <w:keepLines w:val="0"/>
+        <w:widowControl w:val="1"/>
+      </w:pPr>
+      <w:r>
+        <w:rPr>
+          <w:b/>
+          <w:bCs/>
+        </w:rPr>
+        <w:t xml:space="preserve">A selector that is trustworthy on two axes practitioners care about.</w:t>
+      </w:r>
+      <w:r>
+        <w:t xml:space="preserve"> </w:t>
+      </w:r>
+      <w:r>
+        <w:t xml:space="preserve">The ranking signal comes from normal-data geometry alone: regret is flat as real anomalies are added to the unlabeled input and unchanged at 0% contamination (pure normals). And against the demanding baseline of a single fixed detector, ADRank has the lowest mean regret of any label-free strategy, beating the Isolation Forest default (paired p &lt; 0.05 on image, text, and tabular; p &lt; 0.001 on the two embedding modalities) and matching the best fixed detector without knowing which one it is, both in-distribution and on 187 previously-unseen OddBench datasets.</w:t>
       </w:r>
     </w:p>
     <w:p>
@@ -1882,7 +1909,7 @@
       </w:r>
     </w:p>
     <w:bookmarkEnd w:id="12"/>
-    <w:bookmarkStart w:id="13" w:name="Xf301b5e488a5b50d2a8e93662881f92ddaf2e62"/>
+    <w:bookmarkStart w:id="14" w:name="Xf301b5e488a5b50d2a8e93662881f92ddaf2e62"/>
     <w:p>
       <w:pPr>
         <w:pStyle w:val="Heading2"/>
@@ -1989,7 +2016,21 @@
         </m:r>
       </m:oMath>
       <w:r>
-        <w:t xml:space="preserve">), which shares some UCI sources with ADBench but applies the Campos et al. normalization and de-duplication protocol, so it tests robustness to preprocessing rather than to disjoint data. Labels are used only to compute the ground-truth ranking</w:t>
+        <w:t xml:space="preserve">), which shares some UCI sources with ADBench but applies the Campos et al. normalization and de-duplication protocol, so it tests robustness to preprocessing rather than to disjoint data. For a frozen external test (Section 5.8) we additionally use OddBench [22], a public collection of 790 tabular anomaly-detection datasets with real-world semantic anomalies (MacrOData-CMU,</w:t>
+      </w:r>
+      <w:r>
+        <w:t xml:space="preserve"> </w:t>
+      </w:r>
+      <w:hyperlink r:id="rId13">
+        <w:r>
+          <w:rPr>
+            <w:rStyle w:val="Hyperlink"/>
+          </w:rPr>
+          <w:t xml:space="preserve">huggingface.co/datasets/MacrOData-CMU/OddBench</w:t>
+        </w:r>
+      </w:hyperlink>
+      <w:r>
+        <w:t xml:space="preserve">); none of it was touched while developing the method, and we hash-sample the evaluation subset by dataset name rather than choosing it by performance. Labels are used only to compute the ground-truth ranking</w:t>
       </w:r>
       <w:r>
         <w:t xml:space="preserve"> </w:t>
@@ -3083,8 +3124,8 @@
         <w:t xml:space="preserve">Unless noted, results use the smallest+random cluster-selection ensemble, K = 30, M = 20, and are averaged over five seeds (0–4); each seed re-draws the clustering, the cluster subsets, and the ground-truth normal split. The full four-modality, five-seed sweep (69 datasets × up to two selection strategies × 5 seeds = 215 fan-out cells) runs in a few minutes on serverless CPU containers; a single-modality tabular pass runs in ~35 minutes on a consumer CPU with no GPU.</w:t>
       </w:r>
     </w:p>
-    <w:bookmarkEnd w:id="13"/>
-    <w:bookmarkStart w:id="33" w:name="Xf008beceec6d1c3a3c616f37281fffb37cae0fa"/>
+    <w:bookmarkEnd w:id="14"/>
+    <w:bookmarkStart w:id="39" w:name="Xf008beceec6d1c3a3c616f37281fffb37cae0fa"/>
     <w:p>
       <w:pPr>
         <w:pStyle w:val="Heading2"/>
@@ -3096,7 +3137,7 @@
         <w:t xml:space="preserve">5. Results</w:t>
       </w:r>
     </w:p>
-    <w:bookmarkStart w:id="20" w:name="X87cbc55fee687a5f88e8234bee94f1bcc6c89ea"/>
+    <w:bookmarkStart w:id="21" w:name="X87cbc55fee687a5f88e8234bee94f1bcc6c89ea"/>
     <w:p>
       <w:pPr>
         <w:pStyle w:val="Heading3"/>
@@ -3121,18 +3162,18 @@
           <wp:inline>
             <wp:extent cx="5943600" cy="4612400"/>
             <wp:effectExtent b="0" l="0" r="0" t="0"/>
-            <wp:docPr descr="Per-dataset Spearman rho for best ADRank config, colored by true-AUC spread across detectors" title="" id="15" name="Picture"/>
+            <wp:docPr descr="Per-dataset Spearman rho for best ADRank config, colored by true-AUC spread across detectors" title="" id="16" name="Picture"/>
             <a:graphic>
               <a:graphicData uri="http://schemas.openxmlformats.org/drawingml/2006/picture">
                 <pic:pic>
                   <pic:nvPicPr>
-                    <pic:cNvPr descr="figures/fig1_rho_by_dataset.png" id="16" name="Picture"/>
+                    <pic:cNvPr descr="figures/fig1_rho_by_dataset.png" id="17" name="Picture"/>
                     <pic:cNvPicPr>
                       <a:picLocks noChangeArrowheads="1" noChangeAspect="1"/>
                     </pic:cNvPicPr>
                   </pic:nvPicPr>
                   <pic:blipFill>
-                    <a:blip r:embed="rId14"/>
+                    <a:blip r:embed="rId15"/>
                     <a:stretch>
                       <a:fillRect/>
                     </a:stretch>
@@ -3281,7 +3322,7 @@
             </w:pPr>
             <w:r>
               <w:rPr>
-                <w:rFonts w:ascii="Georgia" w:hAnsi="Georgia"/>
+                <w:rFonts w:ascii="Times New Roman" w:hAnsi="Times New Roman"/>
                 <w:b/>
                 <w:sz w:val="19"/>
               </w:rPr>
@@ -3312,7 +3353,7 @@
             </w:pPr>
             <w:r>
               <w:rPr>
-                <w:rFonts w:ascii="Georgia" w:hAnsi="Georgia"/>
+                <w:rFonts w:ascii="Times New Roman" w:hAnsi="Times New Roman"/>
                 <w:b/>
                 <w:sz w:val="19"/>
               </w:rPr>
@@ -3343,7 +3384,7 @@
             </w:pPr>
             <w:r>
               <w:rPr>
-                <w:rFonts w:ascii="Georgia" w:hAnsi="Georgia"/>
+                <w:rFonts w:ascii="Times New Roman" w:hAnsi="Times New Roman"/>
                 <w:b/>
                 <w:sz w:val="19"/>
               </w:rPr>
@@ -3374,7 +3415,7 @@
             </w:pPr>
             <w:r>
               <w:rPr>
-                <w:rFonts w:ascii="Georgia" w:hAnsi="Georgia"/>
+                <w:rFonts w:ascii="Times New Roman" w:hAnsi="Times New Roman"/>
                 <w:b/>
                 <w:sz w:val="19"/>
               </w:rPr>
@@ -3405,7 +3446,7 @@
             </w:pPr>
             <w:r>
               <w:rPr>
-                <w:rFonts w:ascii="Georgia" w:hAnsi="Georgia"/>
+                <w:rFonts w:ascii="Times New Roman" w:hAnsi="Times New Roman"/>
                 <w:b/>
                 <w:sz w:val="19"/>
               </w:rPr>
@@ -3437,7 +3478,7 @@
             </w:pPr>
             <w:r>
               <w:rPr>
-                <w:rFonts w:ascii="Georgia" w:hAnsi="Georgia"/>
+                <w:rFonts w:ascii="Times New Roman" w:hAnsi="Times New Roman"/>
                 <w:b/>
                 <w:bCs/>
                 <w:sz w:val="19"/>
@@ -3446,14 +3487,14 @@
             </w:r>
             <w:r>
               <w:rPr>
-                <w:rFonts w:ascii="Georgia" w:hAnsi="Georgia"/>
+                <w:rFonts w:ascii="Times New Roman" w:hAnsi="Times New Roman"/>
                 <w:sz w:val="19"/>
               </w:rPr>
               <w:t xml:space="preserve"> </w:t>
             </w:r>
             <w:r>
               <w:rPr>
-                <w:rFonts w:ascii="Georgia" w:hAnsi="Georgia"/>
+                <w:rFonts w:ascii="Times New Roman" w:hAnsi="Times New Roman"/>
                 <w:sz w:val="19"/>
               </w:rPr>
               <w:t xml:space="preserve">(5 seeds)</w:t>
@@ -3482,7 +3523,7 @@
             </w:pPr>
             <w:r>
               <w:rPr>
-                <w:rFonts w:ascii="Georgia" w:hAnsi="Georgia"/>
+                <w:rFonts w:ascii="Times New Roman" w:hAnsi="Times New Roman"/>
                 <w:b/>
                 <w:bCs/>
                 <w:sz w:val="19"/>
@@ -3513,7 +3554,7 @@
             </w:pPr>
             <w:r>
               <w:rPr>
-                <w:rFonts w:ascii="Georgia" w:hAnsi="Georgia"/>
+                <w:rFonts w:ascii="Times New Roman" w:hAnsi="Times New Roman"/>
                 <w:b/>
                 <w:bCs/>
                 <w:sz w:val="19"/>
@@ -3544,7 +3585,7 @@
             </w:pPr>
             <w:r>
               <w:rPr>
-                <w:rFonts w:ascii="Georgia" w:hAnsi="Georgia"/>
+                <w:rFonts w:ascii="Times New Roman" w:hAnsi="Times New Roman"/>
                 <w:sz w:val="19"/>
               </w:rPr>
               <w:t xml:space="preserve">0.63 ± 0.05</w:t>
@@ -3573,7 +3614,7 @@
             </w:pPr>
             <w:r>
               <w:rPr>
-                <w:rFonts w:ascii="Georgia" w:hAnsi="Georgia"/>
+                <w:rFonts w:ascii="Times New Roman" w:hAnsi="Times New Roman"/>
                 <w:sz w:val="19"/>
               </w:rPr>
               <w:t xml:space="preserve">0.31 ± 0.07</w:t>
@@ -3604,7 +3645,7 @@
             </w:pPr>
             <w:r>
               <w:rPr>
-                <w:rFonts w:ascii="Georgia" w:hAnsi="Georgia"/>
+                <w:rFonts w:ascii="Times New Roman" w:hAnsi="Times New Roman"/>
                 <w:sz w:val="19"/>
               </w:rPr>
               <w:t xml:space="preserve">Random pick</w:t>
@@ -3633,7 +3674,7 @@
             </w:pPr>
             <w:r>
               <w:rPr>
-                <w:rFonts w:ascii="Georgia" w:hAnsi="Georgia"/>
+                <w:rFonts w:ascii="Times New Roman" w:hAnsi="Times New Roman"/>
                 <w:sz w:val="19"/>
               </w:rPr>
               <w:t xml:space="preserve">0.093</w:t>
@@ -3662,7 +3703,7 @@
             </w:pPr>
             <w:r>
               <w:rPr>
-                <w:rFonts w:ascii="Georgia" w:hAnsi="Georgia"/>
+                <w:rFonts w:ascii="Times New Roman" w:hAnsi="Times New Roman"/>
                 <w:sz w:val="19"/>
               </w:rPr>
               <w:t xml:space="preserve">—</w:t>
@@ -3691,7 +3732,7 @@
             </w:pPr>
             <w:r>
               <w:rPr>
-                <w:rFonts w:ascii="Georgia" w:hAnsi="Georgia"/>
+                <w:rFonts w:ascii="Times New Roman" w:hAnsi="Times New Roman"/>
                 <w:sz w:val="19"/>
               </w:rPr>
               <w:t xml:space="preserve">0</w:t>
@@ -3720,7 +3761,7 @@
             </w:pPr>
             <w:r>
               <w:rPr>
-                <w:rFonts w:ascii="Georgia" w:hAnsi="Georgia"/>
+                <w:rFonts w:ascii="Times New Roman" w:hAnsi="Times New Roman"/>
                 <w:sz w:val="19"/>
               </w:rPr>
               <w:t xml:space="preserve">0.11</w:t>
@@ -3751,7 +3792,7 @@
             </w:pPr>
             <w:r>
               <w:rPr>
-                <w:rFonts w:ascii="Georgia" w:hAnsi="Georgia"/>
+                <w:rFonts w:ascii="Times New Roman" w:hAnsi="Times New Roman"/>
                 <w:sz w:val="19"/>
               </w:rPr>
               <w:t xml:space="preserve">Consensus baseline</w:t>
@@ -3780,7 +3821,7 @@
             </w:pPr>
             <w:r>
               <w:rPr>
-                <w:rFonts w:ascii="Georgia" w:hAnsi="Georgia"/>
+                <w:rFonts w:ascii="Times New Roman" w:hAnsi="Times New Roman"/>
                 <w:sz w:val="19"/>
               </w:rPr>
               <w:t xml:space="preserve">—</w:t>
@@ -3809,7 +3850,7 @@
             </w:pPr>
             <w:r>
               <w:rPr>
-                <w:rFonts w:ascii="Georgia" w:hAnsi="Georgia"/>
+                <w:rFonts w:ascii="Times New Roman" w:hAnsi="Times New Roman"/>
                 <w:sz w:val="19"/>
               </w:rPr>
               <w:t xml:space="preserve">—</w:t>
@@ -3838,7 +3879,7 @@
             </w:pPr>
             <w:r>
               <w:rPr>
-                <w:rFonts w:ascii="Georgia" w:hAnsi="Georgia"/>
+                <w:rFonts w:ascii="Times New Roman" w:hAnsi="Times New Roman"/>
                 <w:sz w:val="19"/>
               </w:rPr>
               <w:t xml:space="preserve">-0.15</w:t>
@@ -3867,7 +3908,7 @@
             </w:pPr>
             <w:r>
               <w:rPr>
-                <w:rFonts w:ascii="Georgia" w:hAnsi="Georgia"/>
+                <w:rFonts w:ascii="Times New Roman" w:hAnsi="Times New Roman"/>
                 <w:sz w:val="19"/>
               </w:rPr>
               <w:t xml:space="preserve">0.08</w:t>
@@ -3898,7 +3939,7 @@
             </w:pPr>
             <w:r>
               <w:rPr>
-                <w:rFonts w:ascii="Georgia" w:hAnsi="Georgia"/>
+                <w:rFonts w:ascii="Times New Roman" w:hAnsi="Times New Roman"/>
                 <w:sz w:val="19"/>
               </w:rPr>
               <w:t xml:space="preserve">Scrambled ADRank (control)</w:t>
@@ -3927,7 +3968,7 @@
             </w:pPr>
             <w:r>
               <w:rPr>
-                <w:rFonts w:ascii="Georgia" w:hAnsi="Georgia"/>
+                <w:rFonts w:ascii="Times New Roman" w:hAnsi="Times New Roman"/>
                 <w:sz w:val="19"/>
               </w:rPr>
               <w:t xml:space="preserve">—</w:t>
@@ -3956,7 +3997,7 @@
             </w:pPr>
             <w:r>
               <w:rPr>
-                <w:rFonts w:ascii="Georgia" w:hAnsi="Georgia"/>
+                <w:rFonts w:ascii="Times New Roman" w:hAnsi="Times New Roman"/>
                 <w:sz w:val="19"/>
               </w:rPr>
               <w:t xml:space="preserve">—</w:t>
@@ -3985,7 +4026,7 @@
             </w:pPr>
             <w:r>
               <w:rPr>
-                <w:rFonts w:ascii="Georgia" w:hAnsi="Georgia"/>
+                <w:rFonts w:ascii="Times New Roman" w:hAnsi="Times New Roman"/>
                 <w:sz w:val="19"/>
               </w:rPr>
               <w:t xml:space="preserve">≈ 0</w:t>
@@ -4014,7 +4055,7 @@
             </w:pPr>
             <w:r>
               <w:rPr>
-                <w:rFonts w:ascii="Georgia" w:hAnsi="Georgia"/>
+                <w:rFonts w:ascii="Times New Roman" w:hAnsi="Times New Roman"/>
                 <w:sz w:val="19"/>
               </w:rPr>
               <w:t xml:space="preserve">≈ 0.11</w:t>
@@ -4067,18 +4108,18 @@
           <wp:inline>
             <wp:extent cx="5532504" cy="4610420"/>
             <wp:effectExtent b="0" l="0" r="0" t="0"/>
-            <wp:docPr descr="Scatter of per-dataset rho against true-AUC spread across detectors" title="" id="18" name="Picture"/>
+            <wp:docPr descr="Scatter of per-dataset rho against true-AUC spread across detectors" title="" id="19" name="Picture"/>
             <a:graphic>
               <a:graphicData uri="http://schemas.openxmlformats.org/drawingml/2006/picture">
                 <pic:pic>
                   <pic:nvPicPr>
-                    <pic:cNvPr descr="figures/fig2_rho_vs_spread.png" id="19" name="Picture"/>
+                    <pic:cNvPr descr="figures/fig2_rho_vs_spread.png" id="20" name="Picture"/>
                     <pic:cNvPicPr>
                       <a:picLocks noChangeArrowheads="1" noChangeAspect="1"/>
                     </pic:cNvPicPr>
                   </pic:nvPicPr>
                   <pic:blipFill>
-                    <a:blip r:embed="rId17"/>
+                    <a:blip r:embed="rId18"/>
                     <a:stretch>
                       <a:fillRect/>
                     </a:stretch>
@@ -4136,8 +4177,8 @@
         <w:t>Spearman ρ of ADRank vs true-AUC spread across the detector panel, per dataset, all aggregation variants. Right of the vertical dashed line at spread = 0.10 the ranking question is well-posed; there ADRank is systematically positive. Left of it, the "true" ranking is dominated by near-ties, and correlation is dominated by noise.</w:t>
       </w:r>
     </w:p>
-    <w:bookmarkEnd w:id="20"/>
-    <w:bookmarkStart w:id="21" w:name="X30a4a63c492a87c2398f3a2432f667925edf7f6"/>
+    <w:bookmarkEnd w:id="21"/>
+    <w:bookmarkStart w:id="22" w:name="X30a4a63c492a87c2398f3a2432f667925edf7f6"/>
     <w:p>
       <w:pPr>
         <w:pStyle w:val="Heading3"/>
@@ -4227,7 +4268,7 @@
             </w:pPr>
             <w:r>
               <w:rPr>
-                <w:rFonts w:ascii="Georgia" w:hAnsi="Georgia"/>
+                <w:rFonts w:ascii="Times New Roman" w:hAnsi="Times New Roman"/>
                 <w:b/>
                 <w:sz w:val="18"/>
               </w:rPr>
@@ -4258,7 +4299,7 @@
             </w:pPr>
             <w:r>
               <w:rPr>
-                <w:rFonts w:ascii="Georgia" w:hAnsi="Georgia"/>
+                <w:rFonts w:ascii="Times New Roman" w:hAnsi="Times New Roman"/>
                 <w:b/>
                 <w:sz w:val="18"/>
               </w:rPr>
@@ -4289,7 +4330,7 @@
             </w:pPr>
             <w:r>
               <w:rPr>
-                <w:rFonts w:ascii="Georgia" w:hAnsi="Georgia"/>
+                <w:rFonts w:ascii="Times New Roman" w:hAnsi="Times New Roman"/>
                 <w:b/>
                 <w:sz w:val="18"/>
               </w:rPr>
@@ -4320,7 +4361,7 @@
             </w:pPr>
             <w:r>
               <w:rPr>
-                <w:rFonts w:ascii="Georgia" w:hAnsi="Georgia"/>
+                <w:rFonts w:ascii="Times New Roman" w:hAnsi="Times New Roman"/>
                 <w:b/>
                 <w:sz w:val="18"/>
               </w:rPr>
@@ -4351,7 +4392,7 @@
             </w:pPr>
             <w:r>
               <w:rPr>
-                <w:rFonts w:ascii="Georgia" w:hAnsi="Georgia"/>
+                <w:rFonts w:ascii="Times New Roman" w:hAnsi="Times New Roman"/>
                 <w:b/>
                 <w:sz w:val="18"/>
               </w:rPr>
@@ -4382,7 +4423,7 @@
             </w:pPr>
             <w:r>
               <w:rPr>
-                <w:rFonts w:ascii="Georgia" w:hAnsi="Georgia"/>
+                <w:rFonts w:ascii="Times New Roman" w:hAnsi="Times New Roman"/>
                 <w:b/>
                 <w:sz w:val="18"/>
               </w:rPr>
@@ -4413,7 +4454,7 @@
             </w:pPr>
             <w:r>
               <w:rPr>
-                <w:rFonts w:ascii="Georgia" w:hAnsi="Georgia"/>
+                <w:rFonts w:ascii="Times New Roman" w:hAnsi="Times New Roman"/>
                 <w:b/>
                 <w:sz w:val="18"/>
               </w:rPr>
@@ -4445,7 +4486,7 @@
             </w:pPr>
             <w:r>
               <w:rPr>
-                <w:rFonts w:ascii="Georgia" w:hAnsi="Georgia"/>
+                <w:rFonts w:ascii="Times New Roman" w:hAnsi="Times New Roman"/>
                 <w:b/>
                 <w:bCs/>
                 <w:sz w:val="18"/>
@@ -4476,7 +4517,7 @@
             </w:pPr>
             <w:r>
               <w:rPr>
-                <w:rFonts w:ascii="Georgia" w:hAnsi="Georgia"/>
+                <w:rFonts w:ascii="Times New Roman" w:hAnsi="Times New Roman"/>
                 <w:b/>
                 <w:bCs/>
                 <w:sz w:val="18"/>
@@ -4507,7 +4548,7 @@
             </w:pPr>
             <w:r>
               <w:rPr>
-                <w:rFonts w:ascii="Georgia" w:hAnsi="Georgia"/>
+                <w:rFonts w:ascii="Times New Roman" w:hAnsi="Times New Roman"/>
                 <w:b/>
                 <w:bCs/>
                 <w:sz w:val="18"/>
@@ -4538,7 +4579,7 @@
             </w:pPr>
             <w:r>
               <w:rPr>
-                <w:rFonts w:ascii="Georgia" w:hAnsi="Georgia"/>
+                <w:rFonts w:ascii="Times New Roman" w:hAnsi="Times New Roman"/>
                 <w:b/>
                 <w:bCs/>
                 <w:sz w:val="18"/>
@@ -4569,7 +4610,7 @@
             </w:pPr>
             <w:r>
               <w:rPr>
-                <w:rFonts w:ascii="Georgia" w:hAnsi="Georgia"/>
+                <w:rFonts w:ascii="Times New Roman" w:hAnsi="Times New Roman"/>
                 <w:b/>
                 <w:bCs/>
                 <w:sz w:val="18"/>
@@ -4600,7 +4641,7 @@
             </w:pPr>
             <w:r>
               <w:rPr>
-                <w:rFonts w:ascii="Georgia" w:hAnsi="Georgia"/>
+                <w:rFonts w:ascii="Times New Roman" w:hAnsi="Times New Roman"/>
                 <w:b/>
                 <w:bCs/>
                 <w:sz w:val="18"/>
@@ -4631,7 +4672,7 @@
             </w:pPr>
             <w:r>
               <w:rPr>
-                <w:rFonts w:ascii="Georgia" w:hAnsi="Georgia"/>
+                <w:rFonts w:ascii="Times New Roman" w:hAnsi="Times New Roman"/>
                 <w:b/>
                 <w:bCs/>
                 <w:sz w:val="18"/>
@@ -4664,7 +4705,7 @@
             </w:pPr>
             <w:r>
               <w:rPr>
-                <w:rFonts w:ascii="Georgia" w:hAnsi="Georgia"/>
+                <w:rFonts w:ascii="Times New Roman" w:hAnsi="Times New Roman"/>
                 <w:sz w:val="18"/>
               </w:rPr>
               <w:t xml:space="preserve">varweight</w:t>
@@ -4693,7 +4734,7 @@
             </w:pPr>
             <w:r>
               <w:rPr>
-                <w:rFonts w:ascii="Georgia" w:hAnsi="Georgia"/>
+                <w:rFonts w:ascii="Times New Roman" w:hAnsi="Times New Roman"/>
                 <w:sz w:val="18"/>
               </w:rPr>
               <w:t xml:space="preserve">smallest</w:t>
@@ -4722,7 +4763,7 @@
             </w:pPr>
             <w:r>
               <w:rPr>
-                <w:rFonts w:ascii="Georgia" w:hAnsi="Georgia"/>
+                <w:rFonts w:ascii="Times New Roman" w:hAnsi="Times New Roman"/>
                 <w:sz w:val="18"/>
               </w:rPr>
               <w:t xml:space="preserve">30</w:t>
@@ -4751,7 +4792,7 @@
             </w:pPr>
             <w:r>
               <w:rPr>
-                <w:rFonts w:ascii="Georgia" w:hAnsi="Georgia"/>
+                <w:rFonts w:ascii="Times New Roman" w:hAnsi="Times New Roman"/>
                 <w:sz w:val="18"/>
               </w:rPr>
               <w:t xml:space="preserve">0.597</w:t>
@@ -4780,7 +4821,7 @@
             </w:pPr>
             <w:r>
               <w:rPr>
-                <w:rFonts w:ascii="Georgia" w:hAnsi="Georgia"/>
+                <w:rFonts w:ascii="Times New Roman" w:hAnsi="Times New Roman"/>
                 <w:sz w:val="18"/>
               </w:rPr>
               <w:t xml:space="preserve">0.709</w:t>
@@ -4809,7 +4850,7 @@
             </w:pPr>
             <w:r>
               <w:rPr>
-                <w:rFonts w:ascii="Georgia" w:hAnsi="Georgia"/>
+                <w:rFonts w:ascii="Times New Roman" w:hAnsi="Times New Roman"/>
                 <w:sz w:val="18"/>
               </w:rPr>
               <w:t xml:space="preserve">0.412</w:t>
@@ -4838,7 +4879,7 @@
             </w:pPr>
             <w:r>
               <w:rPr>
-                <w:rFonts w:ascii="Georgia" w:hAnsi="Georgia"/>
+                <w:rFonts w:ascii="Times New Roman" w:hAnsi="Times New Roman"/>
                 <w:sz w:val="18"/>
               </w:rPr>
               <w:t xml:space="preserve">0.647</w:t>
@@ -4869,7 +4910,7 @@
             </w:pPr>
             <w:r>
               <w:rPr>
-                <w:rFonts w:ascii="Georgia" w:hAnsi="Georgia"/>
+                <w:rFonts w:ascii="Times New Roman" w:hAnsi="Times New Roman"/>
                 <w:sz w:val="18"/>
               </w:rPr>
               <w:t xml:space="preserve">borda</w:t>
@@ -4898,7 +4939,7 @@
             </w:pPr>
             <w:r>
               <w:rPr>
-                <w:rFonts w:ascii="Georgia" w:hAnsi="Georgia"/>
+                <w:rFonts w:ascii="Times New Roman" w:hAnsi="Times New Roman"/>
                 <w:sz w:val="18"/>
               </w:rPr>
               <w:t xml:space="preserve">smallest</w:t>
@@ -4927,7 +4968,7 @@
             </w:pPr>
             <w:r>
               <w:rPr>
-                <w:rFonts w:ascii="Georgia" w:hAnsi="Georgia"/>
+                <w:rFonts w:ascii="Times New Roman" w:hAnsi="Times New Roman"/>
                 <w:sz w:val="18"/>
               </w:rPr>
               <w:t xml:space="preserve">30</w:t>
@@ -4956,7 +4997,7 @@
             </w:pPr>
             <w:r>
               <w:rPr>
-                <w:rFonts w:ascii="Georgia" w:hAnsi="Georgia"/>
+                <w:rFonts w:ascii="Times New Roman" w:hAnsi="Times New Roman"/>
                 <w:sz w:val="18"/>
               </w:rPr>
               <w:t xml:space="preserve">0.592</w:t>
@@ -4985,7 +5026,7 @@
             </w:pPr>
             <w:r>
               <w:rPr>
-                <w:rFonts w:ascii="Georgia" w:hAnsi="Georgia"/>
+                <w:rFonts w:ascii="Times New Roman" w:hAnsi="Times New Roman"/>
                 <w:sz w:val="18"/>
               </w:rPr>
               <w:t xml:space="preserve">0.648</w:t>
@@ -5014,7 +5055,7 @@
             </w:pPr>
             <w:r>
               <w:rPr>
-                <w:rFonts w:ascii="Georgia" w:hAnsi="Georgia"/>
+                <w:rFonts w:ascii="Times New Roman" w:hAnsi="Times New Roman"/>
                 <w:sz w:val="18"/>
               </w:rPr>
               <w:t xml:space="preserve">0.412</w:t>
@@ -5043,7 +5084,7 @@
             </w:pPr>
             <w:r>
               <w:rPr>
-                <w:rFonts w:ascii="Georgia" w:hAnsi="Georgia"/>
+                <w:rFonts w:ascii="Times New Roman" w:hAnsi="Times New Roman"/>
                 <w:sz w:val="18"/>
               </w:rPr>
               <w:t xml:space="preserve">0.608</w:t>
@@ -5074,7 +5115,7 @@
             </w:pPr>
             <w:r>
               <w:rPr>
-                <w:rFonts w:ascii="Georgia" w:hAnsi="Georgia"/>
+                <w:rFonts w:ascii="Times New Roman" w:hAnsi="Times New Roman"/>
                 <w:sz w:val="18"/>
               </w:rPr>
               <w:t xml:space="preserve">mean</w:t>
@@ -5103,7 +5144,7 @@
             </w:pPr>
             <w:r>
               <w:rPr>
-                <w:rFonts w:ascii="Georgia" w:hAnsi="Georgia"/>
+                <w:rFonts w:ascii="Times New Roman" w:hAnsi="Times New Roman"/>
                 <w:sz w:val="18"/>
               </w:rPr>
               <w:t xml:space="preserve">random</w:t>
@@ -5132,7 +5173,7 @@
             </w:pPr>
             <w:r>
               <w:rPr>
-                <w:rFonts w:ascii="Georgia" w:hAnsi="Georgia"/>
+                <w:rFonts w:ascii="Times New Roman" w:hAnsi="Times New Roman"/>
                 <w:sz w:val="18"/>
               </w:rPr>
               <w:t xml:space="preserve">30</w:t>
@@ -5161,7 +5202,7 @@
             </w:pPr>
             <w:r>
               <w:rPr>
-                <w:rFonts w:ascii="Georgia" w:hAnsi="Georgia"/>
+                <w:rFonts w:ascii="Times New Roman" w:hAnsi="Times New Roman"/>
                 <w:sz w:val="18"/>
               </w:rPr>
               <w:t xml:space="preserve">0.579</w:t>
@@ -5190,7 +5231,7 @@
             </w:pPr>
             <w:r>
               <w:rPr>
-                <w:rFonts w:ascii="Georgia" w:hAnsi="Georgia"/>
+                <w:rFonts w:ascii="Times New Roman" w:hAnsi="Times New Roman"/>
                 <w:sz w:val="18"/>
               </w:rPr>
               <w:t xml:space="preserve">0.673</w:t>
@@ -5219,7 +5260,7 @@
             </w:pPr>
             <w:r>
               <w:rPr>
-                <w:rFonts w:ascii="Georgia" w:hAnsi="Georgia"/>
+                <w:rFonts w:ascii="Times New Roman" w:hAnsi="Times New Roman"/>
                 <w:sz w:val="18"/>
               </w:rPr>
               <w:t xml:space="preserve">0.118</w:t>
@@ -5248,7 +5289,7 @@
             </w:pPr>
             <w:r>
               <w:rPr>
-                <w:rFonts w:ascii="Georgia" w:hAnsi="Georgia"/>
+                <w:rFonts w:ascii="Times New Roman" w:hAnsi="Times New Roman"/>
                 <w:sz w:val="18"/>
               </w:rPr>
               <w:t xml:space="preserve">0.627</w:t>
@@ -5279,7 +5320,7 @@
             </w:pPr>
             <w:r>
               <w:rPr>
-                <w:rFonts w:ascii="Georgia" w:hAnsi="Georgia"/>
+                <w:rFonts w:ascii="Times New Roman" w:hAnsi="Times New Roman"/>
                 <w:sz w:val="18"/>
               </w:rPr>
               <w:t xml:space="preserve">mean</w:t>
@@ -5308,7 +5349,7 @@
             </w:pPr>
             <w:r>
               <w:rPr>
-                <w:rFonts w:ascii="Georgia" w:hAnsi="Georgia"/>
+                <w:rFonts w:ascii="Times New Roman" w:hAnsi="Times New Roman"/>
                 <w:sz w:val="18"/>
               </w:rPr>
               <w:t xml:space="preserve">composite</w:t>
@@ -5337,7 +5378,7 @@
             </w:pPr>
             <w:r>
               <w:rPr>
-                <w:rFonts w:ascii="Georgia" w:hAnsi="Georgia"/>
+                <w:rFonts w:ascii="Times New Roman" w:hAnsi="Times New Roman"/>
                 <w:sz w:val="18"/>
               </w:rPr>
               <w:t xml:space="preserve">30</w:t>
@@ -5366,7 +5407,7 @@
             </w:pPr>
             <w:r>
               <w:rPr>
-                <w:rFonts w:ascii="Georgia" w:hAnsi="Georgia"/>
+                <w:rFonts w:ascii="Times New Roman" w:hAnsi="Times New Roman"/>
                 <w:sz w:val="18"/>
               </w:rPr>
               <w:t xml:space="preserve">0.473</w:t>
@@ -5395,7 +5436,7 @@
             </w:pPr>
             <w:r>
               <w:rPr>
-                <w:rFonts w:ascii="Georgia" w:hAnsi="Georgia"/>
+                <w:rFonts w:ascii="Times New Roman" w:hAnsi="Times New Roman"/>
                 <w:sz w:val="18"/>
               </w:rPr>
               <w:t xml:space="preserve">0.600</w:t>
@@ -5424,7 +5465,7 @@
             </w:pPr>
             <w:r>
               <w:rPr>
-                <w:rFonts w:ascii="Georgia" w:hAnsi="Georgia"/>
+                <w:rFonts w:ascii="Times New Roman" w:hAnsi="Times New Roman"/>
                 <w:sz w:val="18"/>
               </w:rPr>
               <w:t xml:space="preserve">0.353</w:t>
@@ -5453,7 +5494,7 @@
             </w:pPr>
             <w:r>
               <w:rPr>
-                <w:rFonts w:ascii="Georgia" w:hAnsi="Georgia"/>
+                <w:rFonts w:ascii="Times New Roman" w:hAnsi="Times New Roman"/>
                 <w:sz w:val="18"/>
               </w:rPr>
               <w:t xml:space="preserve">0.569</w:t>
@@ -5484,7 +5525,7 @@
             </w:pPr>
             <w:r>
               <w:rPr>
-                <w:rFonts w:ascii="Georgia" w:hAnsi="Georgia"/>
+                <w:rFonts w:ascii="Times New Roman" w:hAnsi="Times New Roman"/>
                 <w:sz w:val="18"/>
               </w:rPr>
               <w:t xml:space="preserve">mean</w:t>
@@ -5513,7 +5554,7 @@
             </w:pPr>
             <w:r>
               <w:rPr>
-                <w:rFonts w:ascii="Georgia" w:hAnsi="Georgia"/>
+                <w:rFonts w:ascii="Times New Roman" w:hAnsi="Times New Roman"/>
                 <w:sz w:val="18"/>
               </w:rPr>
               <w:t xml:space="preserve">composite</w:t>
@@ -5542,7 +5583,7 @@
             </w:pPr>
             <w:r>
               <w:rPr>
-                <w:rFonts w:ascii="Georgia" w:hAnsi="Georgia"/>
+                <w:rFonts w:ascii="Times New Roman" w:hAnsi="Times New Roman"/>
                 <w:sz w:val="18"/>
               </w:rPr>
               <w:t xml:space="preserve">50</w:t>
@@ -5571,7 +5612,7 @@
             </w:pPr>
             <w:r>
               <w:rPr>
-                <w:rFonts w:ascii="Georgia" w:hAnsi="Georgia"/>
+                <w:rFonts w:ascii="Times New Roman" w:hAnsi="Times New Roman"/>
                 <w:sz w:val="18"/>
               </w:rPr>
               <w:t xml:space="preserve">0.458</w:t>
@@ -5600,7 +5641,7 @@
             </w:pPr>
             <w:r>
               <w:rPr>
-                <w:rFonts w:ascii="Georgia" w:hAnsi="Georgia"/>
+                <w:rFonts w:ascii="Times New Roman" w:hAnsi="Times New Roman"/>
                 <w:sz w:val="18"/>
               </w:rPr>
               <w:t xml:space="preserve">0.515</w:t>
@@ -5629,7 +5670,7 @@
             </w:pPr>
             <w:r>
               <w:rPr>
-                <w:rFonts w:ascii="Georgia" w:hAnsi="Georgia"/>
+                <w:rFonts w:ascii="Times New Roman" w:hAnsi="Times New Roman"/>
                 <w:sz w:val="18"/>
               </w:rPr>
               <w:t xml:space="preserve">0.235</w:t>
@@ -5658,7 +5699,7 @@
             </w:pPr>
             <w:r>
               <w:rPr>
-                <w:rFonts w:ascii="Georgia" w:hAnsi="Georgia"/>
+                <w:rFonts w:ascii="Times New Roman" w:hAnsi="Times New Roman"/>
                 <w:sz w:val="18"/>
               </w:rPr>
               <w:t xml:space="preserve">0.608</w:t>
@@ -5764,8 +5805,8 @@
         <w:t xml:space="preserve">Mean, Borda over per-subset ranks, and variance-weighted mean all fall within ±0.02 ρ. Ship the simplest option.</w:t>
       </w:r>
     </w:p>
-    <w:bookmarkEnd w:id="21"/>
-    <w:bookmarkStart w:id="22" w:name="Xf0c4c65c28d0278662cf0eaa9e0e9681fa1f1bb"/>
+    <w:bookmarkEnd w:id="22"/>
+    <w:bookmarkStart w:id="23" w:name="Xf0c4c65c28d0278662cf0eaa9e0e9681fa1f1bb"/>
     <w:p>
       <w:pPr>
         <w:pStyle w:val="Heading3"/>
@@ -5837,7 +5878,7 @@
             </w:pPr>
             <w:r>
               <w:rPr>
-                <w:rFonts w:ascii="Georgia" w:hAnsi="Georgia"/>
+                <w:rFonts w:ascii="Times New Roman" w:hAnsi="Times New Roman"/>
                 <w:b/>
                 <w:sz w:val="19"/>
               </w:rPr>
@@ -5868,7 +5909,7 @@
             </w:pPr>
             <w:r>
               <w:rPr>
-                <w:rFonts w:ascii="Georgia" w:hAnsi="Georgia"/>
+                <w:rFonts w:ascii="Times New Roman" w:hAnsi="Times New Roman"/>
                 <w:b/>
                 <w:sz w:val="19"/>
               </w:rPr>
@@ -5899,7 +5940,7 @@
             </w:pPr>
             <w:r>
               <w:rPr>
-                <w:rFonts w:ascii="Georgia" w:hAnsi="Georgia"/>
+                <w:rFonts w:ascii="Times New Roman" w:hAnsi="Times New Roman"/>
                 <w:b/>
                 <w:sz w:val="19"/>
               </w:rPr>
@@ -5931,7 +5972,7 @@
             </w:pPr>
             <w:r>
               <w:rPr>
-                <w:rFonts w:ascii="Georgia" w:hAnsi="Georgia"/>
+                <w:rFonts w:ascii="Times New Roman" w:hAnsi="Times New Roman"/>
                 <w:sz w:val="19"/>
               </w:rPr>
               <w:t xml:space="preserve">IForest</w:t>
@@ -5960,7 +6001,7 @@
             </w:pPr>
             <w:r>
               <w:rPr>
-                <w:rFonts w:ascii="Georgia" w:hAnsi="Georgia"/>
+                <w:rFonts w:ascii="Times New Roman" w:hAnsi="Times New Roman"/>
                 <w:sz w:val="19"/>
               </w:rPr>
               <w:t xml:space="preserve">0.557</w:t>
@@ -5989,7 +6030,7 @@
             </w:pPr>
             <w:r>
               <w:rPr>
-                <w:rFonts w:ascii="Georgia" w:hAnsi="Georgia"/>
+                <w:rFonts w:ascii="Times New Roman" w:hAnsi="Times New Roman"/>
                 <w:sz w:val="19"/>
               </w:rPr>
               <w:t xml:space="preserve">-0.042</w:t>
@@ -6020,7 +6061,7 @@
             </w:pPr>
             <w:r>
               <w:rPr>
-                <w:rFonts w:ascii="Georgia" w:hAnsi="Georgia"/>
+                <w:rFonts w:ascii="Times New Roman" w:hAnsi="Times New Roman"/>
                 <w:sz w:val="19"/>
               </w:rPr>
               <w:t xml:space="preserve">KNN</w:t>
@@ -6049,7 +6090,7 @@
             </w:pPr>
             <w:r>
               <w:rPr>
-                <w:rFonts w:ascii="Georgia" w:hAnsi="Georgia"/>
+                <w:rFonts w:ascii="Times New Roman" w:hAnsi="Times New Roman"/>
                 <w:sz w:val="19"/>
               </w:rPr>
               <w:t xml:space="preserve">0.568</w:t>
@@ -6078,7 +6119,7 @@
             </w:pPr>
             <w:r>
               <w:rPr>
-                <w:rFonts w:ascii="Georgia" w:hAnsi="Georgia"/>
+                <w:rFonts w:ascii="Times New Roman" w:hAnsi="Times New Roman"/>
                 <w:sz w:val="19"/>
               </w:rPr>
               <w:t xml:space="preserve">-0.031</w:t>
@@ -6109,7 +6150,7 @@
             </w:pPr>
             <w:r>
               <w:rPr>
-                <w:rFonts w:ascii="Georgia" w:hAnsi="Georgia"/>
+                <w:rFonts w:ascii="Times New Roman" w:hAnsi="Times New Roman"/>
                 <w:sz w:val="19"/>
               </w:rPr>
               <w:t xml:space="preserve">PCA</w:t>
@@ -6138,7 +6179,7 @@
             </w:pPr>
             <w:r>
               <w:rPr>
-                <w:rFonts w:ascii="Georgia" w:hAnsi="Georgia"/>
+                <w:rFonts w:ascii="Times New Roman" w:hAnsi="Times New Roman"/>
                 <w:sz w:val="19"/>
               </w:rPr>
               <w:t xml:space="preserve">0.582</w:t>
@@ -6167,7 +6208,7 @@
             </w:pPr>
             <w:r>
               <w:rPr>
-                <w:rFonts w:ascii="Georgia" w:hAnsi="Georgia"/>
+                <w:rFonts w:ascii="Times New Roman" w:hAnsi="Times New Roman"/>
                 <w:sz w:val="19"/>
               </w:rPr>
               <w:t xml:space="preserve">-0.017</w:t>
@@ -6198,7 +6239,7 @@
             </w:pPr>
             <w:r>
               <w:rPr>
-                <w:rFonts w:ascii="Georgia" w:hAnsi="Georgia"/>
+                <w:rFonts w:ascii="Times New Roman" w:hAnsi="Times New Roman"/>
                 <w:sz w:val="19"/>
               </w:rPr>
               <w:t xml:space="preserve">ECOD</w:t>
@@ -6227,7 +6268,7 @@
             </w:pPr>
             <w:r>
               <w:rPr>
-                <w:rFonts w:ascii="Georgia" w:hAnsi="Georgia"/>
+                <w:rFonts w:ascii="Times New Roman" w:hAnsi="Times New Roman"/>
                 <w:sz w:val="19"/>
               </w:rPr>
               <w:t xml:space="preserve">0.583</w:t>
@@ -6256,7 +6297,7 @@
             </w:pPr>
             <w:r>
               <w:rPr>
-                <w:rFonts w:ascii="Georgia" w:hAnsi="Georgia"/>
+                <w:rFonts w:ascii="Times New Roman" w:hAnsi="Times New Roman"/>
                 <w:sz w:val="19"/>
               </w:rPr>
               <w:t xml:space="preserve">-0.016</w:t>
@@ -6287,7 +6328,7 @@
             </w:pPr>
             <w:r>
               <w:rPr>
-                <w:rFonts w:ascii="Georgia" w:hAnsi="Georgia"/>
+                <w:rFonts w:ascii="Times New Roman" w:hAnsi="Times New Roman"/>
                 <w:sz w:val="19"/>
               </w:rPr>
               <w:t xml:space="preserve">LODA</w:t>
@@ -6316,7 +6357,7 @@
             </w:pPr>
             <w:r>
               <w:rPr>
-                <w:rFonts w:ascii="Georgia" w:hAnsi="Georgia"/>
+                <w:rFonts w:ascii="Times New Roman" w:hAnsi="Times New Roman"/>
                 <w:sz w:val="19"/>
               </w:rPr>
               <w:t xml:space="preserve">0.602</w:t>
@@ -6345,7 +6386,7 @@
             </w:pPr>
             <w:r>
               <w:rPr>
-                <w:rFonts w:ascii="Georgia" w:hAnsi="Georgia"/>
+                <w:rFonts w:ascii="Times New Roman" w:hAnsi="Times New Roman"/>
                 <w:sz w:val="19"/>
               </w:rPr>
               <w:t xml:space="preserve">+0.003</w:t>
@@ -6376,7 +6417,7 @@
             </w:pPr>
             <w:r>
               <w:rPr>
-                <w:rFonts w:ascii="Georgia" w:hAnsi="Georgia"/>
+                <w:rFonts w:ascii="Times New Roman" w:hAnsi="Times New Roman"/>
                 <w:sz w:val="19"/>
               </w:rPr>
               <w:t xml:space="preserve">LOF</w:t>
@@ -6405,7 +6446,7 @@
             </w:pPr>
             <w:r>
               <w:rPr>
-                <w:rFonts w:ascii="Georgia" w:hAnsi="Georgia"/>
+                <w:rFonts w:ascii="Times New Roman" w:hAnsi="Times New Roman"/>
                 <w:sz w:val="19"/>
               </w:rPr>
               <w:t xml:space="preserve">0.610</w:t>
@@ -6434,7 +6475,7 @@
             </w:pPr>
             <w:r>
               <w:rPr>
-                <w:rFonts w:ascii="Georgia" w:hAnsi="Georgia"/>
+                <w:rFonts w:ascii="Times New Roman" w:hAnsi="Times New Roman"/>
                 <w:sz w:val="19"/>
               </w:rPr>
               <w:t xml:space="preserve">+0.011</w:t>
@@ -6465,7 +6506,7 @@
             </w:pPr>
             <w:r>
               <w:rPr>
-                <w:rFonts w:ascii="Georgia" w:hAnsi="Georgia"/>
+                <w:rFonts w:ascii="Times New Roman" w:hAnsi="Times New Roman"/>
                 <w:sz w:val="19"/>
               </w:rPr>
               <w:t xml:space="preserve">CBLOF</w:t>
@@ -6494,7 +6535,7 @@
             </w:pPr>
             <w:r>
               <w:rPr>
-                <w:rFonts w:ascii="Georgia" w:hAnsi="Georgia"/>
+                <w:rFonts w:ascii="Times New Roman" w:hAnsi="Times New Roman"/>
                 <w:sz w:val="19"/>
               </w:rPr>
               <w:t xml:space="preserve">0.622</w:t>
@@ -6523,7 +6564,7 @@
             </w:pPr>
             <w:r>
               <w:rPr>
-                <w:rFonts w:ascii="Georgia" w:hAnsi="Georgia"/>
+                <w:rFonts w:ascii="Times New Roman" w:hAnsi="Times New Roman"/>
                 <w:sz w:val="19"/>
               </w:rPr>
               <w:t xml:space="preserve">+0.023</w:t>
@@ -6554,7 +6595,7 @@
             </w:pPr>
             <w:r>
               <w:rPr>
-                <w:rFonts w:ascii="Georgia" w:hAnsi="Georgia"/>
+                <w:rFonts w:ascii="Times New Roman" w:hAnsi="Times New Roman"/>
                 <w:sz w:val="19"/>
               </w:rPr>
               <w:t xml:space="preserve">OCSVM</w:t>
@@ -6583,7 +6624,7 @@
             </w:pPr>
             <w:r>
               <w:rPr>
-                <w:rFonts w:ascii="Georgia" w:hAnsi="Georgia"/>
+                <w:rFonts w:ascii="Times New Roman" w:hAnsi="Times New Roman"/>
                 <w:sz w:val="19"/>
               </w:rPr>
               <w:t xml:space="preserve">0.629</w:t>
@@ -6612,7 +6653,7 @@
             </w:pPr>
             <w:r>
               <w:rPr>
-                <w:rFonts w:ascii="Georgia" w:hAnsi="Georgia"/>
+                <w:rFonts w:ascii="Times New Roman" w:hAnsi="Times New Roman"/>
                 <w:sz w:val="19"/>
               </w:rPr>
               <w:t xml:space="preserve">+0.030</w:t>
@@ -6643,7 +6684,7 @@
             </w:pPr>
             <w:r>
               <w:rPr>
-                <w:rFonts w:ascii="Georgia" w:hAnsi="Georgia"/>
+                <w:rFonts w:ascii="Times New Roman" w:hAnsi="Times New Roman"/>
                 <w:sz w:val="19"/>
               </w:rPr>
               <w:t xml:space="preserve">COPOD</w:t>
@@ -6672,7 +6713,7 @@
             </w:pPr>
             <w:r>
               <w:rPr>
-                <w:rFonts w:ascii="Georgia" w:hAnsi="Georgia"/>
+                <w:rFonts w:ascii="Times New Roman" w:hAnsi="Times New Roman"/>
                 <w:sz w:val="19"/>
               </w:rPr>
               <w:t xml:space="preserve">0.640</w:t>
@@ -6701,7 +6742,7 @@
             </w:pPr>
             <w:r>
               <w:rPr>
-                <w:rFonts w:ascii="Georgia" w:hAnsi="Georgia"/>
+                <w:rFonts w:ascii="Times New Roman" w:hAnsi="Times New Roman"/>
                 <w:sz w:val="19"/>
               </w:rPr>
               <w:t xml:space="preserve">+0.041</w:t>
@@ -6732,7 +6773,7 @@
             </w:pPr>
             <w:r>
               <w:rPr>
-                <w:rFonts w:ascii="Georgia" w:hAnsi="Georgia"/>
+                <w:rFonts w:ascii="Times New Roman" w:hAnsi="Times New Roman"/>
                 <w:sz w:val="19"/>
               </w:rPr>
               <w:t xml:space="preserve">HBOS</w:t>
@@ -6761,7 +6802,7 @@
             </w:pPr>
             <w:r>
               <w:rPr>
-                <w:rFonts w:ascii="Georgia" w:hAnsi="Georgia"/>
+                <w:rFonts w:ascii="Times New Roman" w:hAnsi="Times New Roman"/>
                 <w:sz w:val="19"/>
               </w:rPr>
               <w:t xml:space="preserve">0.642</w:t>
@@ -6790,7 +6831,7 @@
             </w:pPr>
             <w:r>
               <w:rPr>
-                <w:rFonts w:ascii="Georgia" w:hAnsi="Georgia"/>
+                <w:rFonts w:ascii="Times New Roman" w:hAnsi="Times New Roman"/>
                 <w:sz w:val="19"/>
               </w:rPr>
               <w:t xml:space="preserve">+0.043</w:t>
@@ -6842,8 +6883,8 @@
         <w:t xml:space="preserve">The ranking is stable to detector-panel choice. Dropping the strongest single detector (IForest) is the largest cost and still leaves ρ = 0.557, above the consensus baseline by ~0.7. Removing OCSVM or HBOS improves ρ marginally, indicating they contribute more noise than signal to the pseudo-ranking under this panel and dataset mix; the OCSVM row is the panel-removal check referenced in Section 4.</w:t>
       </w:r>
     </w:p>
-    <w:bookmarkEnd w:id="22"/>
-    <w:bookmarkStart w:id="26" w:name="X759390e083cb9fa8c62466deb5cc79df583d687"/>
+    <w:bookmarkEnd w:id="23"/>
+    <w:bookmarkStart w:id="27" w:name="X759390e083cb9fa8c62466deb5cc79df583d687"/>
     <w:p>
       <w:pPr>
         <w:pStyle w:val="Heading3"/>
@@ -6868,18 +6909,18 @@
           <wp:inline>
             <wp:extent cx="3971108" cy="6949440"/>
             <wp:effectExtent b="0" l="0" r="0" t="0"/>
-            <wp:docPr descr="Per-dataset scatter of ADRank-predicted rank against true rank" title="" id="24" name="Picture"/>
+            <wp:docPr descr="Per-dataset scatter of ADRank-predicted rank against true rank" title="" id="25" name="Picture"/>
             <a:graphic>
               <a:graphicData uri="http://schemas.openxmlformats.org/drawingml/2006/picture">
                 <pic:pic>
                   <pic:nvPicPr>
-                    <pic:cNvPr descr="figures/fig3_scatter.png" id="25" name="Picture"/>
+                    <pic:cNvPr descr="figures/fig3_scatter.png" id="26" name="Picture"/>
                     <pic:cNvPicPr>
                       <a:picLocks noChangeArrowheads="1" noChangeAspect="1"/>
                     </pic:cNvPicPr>
                   </pic:nvPicPr>
                   <pic:blipFill>
-                    <a:blip r:embed="rId23"/>
+                    <a:blip r:embed="rId24"/>
                     <a:stretch>
                       <a:fillRect/>
                     </a:stretch>
@@ -6937,8 +6978,8 @@
         <w:t>Predicted rank (ADRank) vs true rank per detector, one panel per dataset. Dashed grey identity line. Datasets where the scatter clusters near the diagonal (vowels, magic.gamma, optdigits, satellite, Pima, PageBlocks, satimage-2, Waveform) contribute the bulk of the aggregate signal. Datasets with saturated true AUC (WBC, WDBC, mammography) show noise-dominated tie-breaking.</w:t>
       </w:r>
     </w:p>
-    <w:bookmarkEnd w:id="26"/>
-    <w:bookmarkStart w:id="27" w:name="Xdc5ad201ba5f93c5484ca547d33c394f116b13c"/>
+    <w:bookmarkEnd w:id="27"/>
+    <w:bookmarkStart w:id="28" w:name="Xdc5ad201ba5f93c5484ca547d33c394f116b13c"/>
     <w:p>
       <w:pPr>
         <w:pStyle w:val="Heading3"/>
@@ -7153,7 +7194,7 @@
             </w:pPr>
             <w:r>
               <w:rPr>
-                <w:rFonts w:ascii="Georgia" w:hAnsi="Georgia"/>
+                <w:rFonts w:ascii="Times New Roman" w:hAnsi="Times New Roman"/>
                 <w:b/>
                 <w:sz w:val="18"/>
               </w:rPr>
@@ -7184,7 +7225,7 @@
             </w:pPr>
             <w:r>
               <w:rPr>
-                <w:rFonts w:ascii="Georgia" w:hAnsi="Georgia"/>
+                <w:rFonts w:ascii="Times New Roman" w:hAnsi="Times New Roman"/>
                 <w:b/>
                 <w:sz w:val="18"/>
               </w:rPr>
@@ -7215,7 +7256,7 @@
             </w:pPr>
             <w:r>
               <w:rPr>
-                <w:rFonts w:ascii="Georgia" w:hAnsi="Georgia"/>
+                <w:rFonts w:ascii="Times New Roman" w:hAnsi="Times New Roman"/>
                 <w:b/>
                 <w:sz w:val="18"/>
               </w:rPr>
@@ -7246,7 +7287,7 @@
             </w:pPr>
             <w:r>
               <w:rPr>
-                <w:rFonts w:ascii="Georgia" w:hAnsi="Georgia"/>
+                <w:rFonts w:ascii="Times New Roman" w:hAnsi="Times New Roman"/>
                 <w:b/>
                 <w:sz w:val="18"/>
               </w:rPr>
@@ -7277,7 +7318,7 @@
             </w:pPr>
             <w:r>
               <w:rPr>
-                <w:rFonts w:ascii="Georgia" w:hAnsi="Georgia"/>
+                <w:rFonts w:ascii="Times New Roman" w:hAnsi="Times New Roman"/>
                 <w:b/>
                 <w:sz w:val="18"/>
               </w:rPr>
@@ -7308,7 +7349,7 @@
             </w:pPr>
             <w:r>
               <w:rPr>
-                <w:rFonts w:ascii="Georgia" w:hAnsi="Georgia"/>
+                <w:rFonts w:ascii="Times New Roman" w:hAnsi="Times New Roman"/>
                 <w:b/>
                 <w:sz w:val="18"/>
               </w:rPr>
@@ -7339,7 +7380,7 @@
             </w:pPr>
             <w:r>
               <w:rPr>
-                <w:rFonts w:ascii="Georgia" w:hAnsi="Georgia"/>
+                <w:rFonts w:ascii="Times New Roman" w:hAnsi="Times New Roman"/>
                 <w:b/>
                 <w:sz w:val="18"/>
               </w:rPr>
@@ -7370,7 +7411,7 @@
             </w:pPr>
             <w:r>
               <w:rPr>
-                <w:rFonts w:ascii="Georgia" w:hAnsi="Georgia"/>
+                <w:rFonts w:ascii="Times New Roman" w:hAnsi="Times New Roman"/>
                 <w:b/>
                 <w:sz w:val="18"/>
               </w:rPr>
@@ -7402,7 +7443,7 @@
             </w:pPr>
             <w:r>
               <w:rPr>
-                <w:rFonts w:ascii="Georgia" w:hAnsi="Georgia"/>
+                <w:rFonts w:ascii="Times New Roman" w:hAnsi="Times New Roman"/>
                 <w:sz w:val="18"/>
               </w:rPr>
               <w:t xml:space="preserve">Tabular</w:t>
@@ -7431,7 +7472,7 @@
             </w:pPr>
             <w:r>
               <w:rPr>
-                <w:rFonts w:ascii="Georgia" w:hAnsi="Georgia"/>
+                <w:rFonts w:ascii="Times New Roman" w:hAnsi="Times New Roman"/>
                 <w:sz w:val="18"/>
               </w:rPr>
               <w:t xml:space="preserve">raw features</w:t>
@@ -7460,7 +7501,7 @@
             </w:pPr>
             <w:r>
               <w:rPr>
-                <w:rFonts w:ascii="Georgia" w:hAnsi="Georgia"/>
+                <w:rFonts w:ascii="Times New Roman" w:hAnsi="Times New Roman"/>
                 <w:sz w:val="18"/>
               </w:rPr>
               <w:t xml:space="preserve">26</w:t>
@@ -7489,7 +7530,7 @@
             </w:pPr>
             <w:r>
               <w:rPr>
-                <w:rFonts w:ascii="Georgia" w:hAnsi="Georgia"/>
+                <w:rFonts w:ascii="Times New Roman" w:hAnsi="Times New Roman"/>
                 <w:sz w:val="18"/>
               </w:rPr>
               <w:t xml:space="preserve">0.021 ± 0.003</w:t>
@@ -7518,7 +7559,7 @@
             </w:pPr>
             <w:r>
               <w:rPr>
-                <w:rFonts w:ascii="Georgia" w:hAnsi="Georgia"/>
+                <w:rFonts w:ascii="Times New Roman" w:hAnsi="Times New Roman"/>
                 <w:sz w:val="18"/>
               </w:rPr>
               <w:t xml:space="preserve">0.007</w:t>
@@ -7547,7 +7588,7 @@
             </w:pPr>
             <w:r>
               <w:rPr>
-                <w:rFonts w:ascii="Georgia" w:hAnsi="Georgia"/>
+                <w:rFonts w:ascii="Times New Roman" w:hAnsi="Times New Roman"/>
                 <w:sz w:val="18"/>
               </w:rPr>
               <w:t xml:space="preserve">0.093</w:t>
@@ -7576,7 +7617,7 @@
             </w:pPr>
             <w:r>
               <w:rPr>
-                <w:rFonts w:ascii="Georgia" w:hAnsi="Georgia"/>
+                <w:rFonts w:ascii="Times New Roman" w:hAnsi="Times New Roman"/>
                 <w:sz w:val="18"/>
               </w:rPr>
               <w:t xml:space="preserve">77%</w:t>
@@ -7605,7 +7646,7 @@
             </w:pPr>
             <w:r>
               <w:rPr>
-                <w:rFonts w:ascii="Georgia" w:hAnsi="Georgia"/>
+                <w:rFonts w:ascii="Times New Roman" w:hAnsi="Times New Roman"/>
                 <w:sz w:val="18"/>
               </w:rPr>
               <w:t xml:space="preserve">0.63 ± 0.05</w:t>
@@ -7636,7 +7677,7 @@
             </w:pPr>
             <w:r>
               <w:rPr>
-                <w:rFonts w:ascii="Georgia" w:hAnsi="Georgia"/>
+                <w:rFonts w:ascii="Times New Roman" w:hAnsi="Times New Roman"/>
                 <w:sz w:val="18"/>
               </w:rPr>
               <w:t xml:space="preserve">Image (CV)</w:t>
@@ -7665,7 +7706,7 @@
             </w:pPr>
             <w:r>
               <w:rPr>
-                <w:rFonts w:ascii="Georgia" w:hAnsi="Georgia"/>
+                <w:rFonts w:ascii="Times New Roman" w:hAnsi="Times New Roman"/>
                 <w:sz w:val="18"/>
               </w:rPr>
               <w:t xml:space="preserve">ResNet-18</w:t>
@@ -7694,7 +7735,7 @@
             </w:pPr>
             <w:r>
               <w:rPr>
-                <w:rFonts w:ascii="Georgia" w:hAnsi="Georgia"/>
+                <w:rFonts w:ascii="Times New Roman" w:hAnsi="Times New Roman"/>
                 <w:sz w:val="18"/>
               </w:rPr>
               <w:t xml:space="preserve">20</w:t>
@@ -7723,7 +7764,7 @@
             </w:pPr>
             <w:r>
               <w:rPr>
-                <w:rFonts w:ascii="Georgia" w:hAnsi="Georgia"/>
+                <w:rFonts w:ascii="Times New Roman" w:hAnsi="Times New Roman"/>
                 <w:sz w:val="18"/>
               </w:rPr>
               <w:t xml:space="preserve">0.014 ± 0.004</w:t>
@@ -7752,7 +7793,7 @@
             </w:pPr>
             <w:r>
               <w:rPr>
-                <w:rFonts w:ascii="Georgia" w:hAnsi="Georgia"/>
+                <w:rFonts w:ascii="Times New Roman" w:hAnsi="Times New Roman"/>
                 <w:sz w:val="18"/>
               </w:rPr>
               <w:t xml:space="preserve">0.001</w:t>
@@ -7781,7 +7822,7 @@
             </w:pPr>
             <w:r>
               <w:rPr>
-                <w:rFonts w:ascii="Georgia" w:hAnsi="Georgia"/>
+                <w:rFonts w:ascii="Times New Roman" w:hAnsi="Times New Roman"/>
                 <w:sz w:val="18"/>
               </w:rPr>
               <w:t xml:space="preserve">0.074</w:t>
@@ -7810,7 +7851,7 @@
             </w:pPr>
             <w:r>
               <w:rPr>
-                <w:rFonts w:ascii="Georgia" w:hAnsi="Georgia"/>
+                <w:rFonts w:ascii="Times New Roman" w:hAnsi="Times New Roman"/>
                 <w:sz w:val="18"/>
               </w:rPr>
               <w:t xml:space="preserve">81%</w:t>
@@ -7839,7 +7880,7 @@
             </w:pPr>
             <w:r>
               <w:rPr>
-                <w:rFonts w:ascii="Georgia" w:hAnsi="Georgia"/>
+                <w:rFonts w:ascii="Times New Roman" w:hAnsi="Times New Roman"/>
                 <w:sz w:val="18"/>
               </w:rPr>
               <w:t xml:space="preserve">0.75 ± 0.03</w:t>
@@ -7870,7 +7911,7 @@
             </w:pPr>
             <w:r>
               <w:rPr>
-                <w:rFonts w:ascii="Georgia" w:hAnsi="Georgia"/>
+                <w:rFonts w:ascii="Times New Roman" w:hAnsi="Times New Roman"/>
                 <w:sz w:val="18"/>
               </w:rPr>
               <w:t xml:space="preserve">Text (NLP)</w:t>
@@ -7899,7 +7940,7 @@
             </w:pPr>
             <w:r>
               <w:rPr>
-                <w:rFonts w:ascii="Georgia" w:hAnsi="Georgia"/>
+                <w:rFonts w:ascii="Times New Roman" w:hAnsi="Times New Roman"/>
                 <w:sz w:val="18"/>
               </w:rPr>
               <w:t xml:space="preserve">BERT</w:t>
@@ -7928,7 +7969,7 @@
             </w:pPr>
             <w:r>
               <w:rPr>
-                <w:rFonts w:ascii="Georgia" w:hAnsi="Georgia"/>
+                <w:rFonts w:ascii="Times New Roman" w:hAnsi="Times New Roman"/>
                 <w:sz w:val="18"/>
               </w:rPr>
               <w:t xml:space="preserve">13</w:t>
@@ -7957,10 +7998,10 @@
             </w:pPr>
             <w:r>
               <w:rPr>
-                <w:rFonts w:ascii="Georgia" w:hAnsi="Georgia"/>
+                <w:rFonts w:ascii="Times New Roman" w:hAnsi="Times New Roman"/>
                 <w:sz w:val="18"/>
               </w:rPr>
-              <w:t xml:space="preserve">0.065 ± 0.017</w:t>
+              <w:t xml:space="preserve">0.022 ± 0.010</w:t>
             </w:r>
           </w:p>
         </w:tc>
@@ -7986,10 +8027,10 @@
             </w:pPr>
             <w:r>
               <w:rPr>
-                <w:rFonts w:ascii="Georgia" w:hAnsi="Georgia"/>
+                <w:rFonts w:ascii="Times New Roman" w:hAnsi="Times New Roman"/>
                 <w:sz w:val="18"/>
               </w:rPr>
-              <w:t xml:space="preserve">0.041</w:t>
+              <w:t xml:space="preserve">0.003</w:t>
             </w:r>
           </w:p>
         </w:tc>
@@ -8015,7 +8056,7 @@
             </w:pPr>
             <w:r>
               <w:rPr>
-                <w:rFonts w:ascii="Georgia" w:hAnsi="Georgia"/>
+                <w:rFonts w:ascii="Times New Roman" w:hAnsi="Times New Roman"/>
                 <w:sz w:val="18"/>
               </w:rPr>
               <w:t xml:space="preserve">0.082</w:t>
@@ -8044,10 +8085,10 @@
             </w:pPr>
             <w:r>
               <w:rPr>
-                <w:rFonts w:ascii="Georgia" w:hAnsi="Georgia"/>
+                <w:rFonts w:ascii="Times New Roman" w:hAnsi="Times New Roman"/>
                 <w:sz w:val="18"/>
               </w:rPr>
-              <w:t xml:space="preserve">21%</w:t>
+              <w:t xml:space="preserve">73%</w:t>
             </w:r>
           </w:p>
         </w:tc>
@@ -8073,10 +8114,10 @@
             </w:pPr>
             <w:r>
               <w:rPr>
-                <w:rFonts w:ascii="Georgia" w:hAnsi="Georgia"/>
+                <w:rFonts w:ascii="Times New Roman" w:hAnsi="Times New Roman"/>
                 <w:sz w:val="18"/>
               </w:rPr>
-              <w:t xml:space="preserve">0.41 ± 0.17</w:t>
+              <w:t xml:space="preserve">0.62 ± 0.26</w:t>
             </w:r>
           </w:p>
         </w:tc>
@@ -8104,7 +8145,7 @@
             </w:pPr>
             <w:r>
               <w:rPr>
-                <w:rFonts w:ascii="Georgia" w:hAnsi="Georgia"/>
+                <w:rFonts w:ascii="Times New Roman" w:hAnsi="Times New Roman"/>
                 <w:sz w:val="18"/>
               </w:rPr>
               <w:t xml:space="preserve">Time-series</w:t>
@@ -8133,7 +8174,7 @@
             </w:pPr>
             <w:r>
               <w:rPr>
-                <w:rFonts w:ascii="Georgia" w:hAnsi="Georgia"/>
+                <w:rFonts w:ascii="Times New Roman" w:hAnsi="Times New Roman"/>
                 <w:sz w:val="18"/>
               </w:rPr>
               <w:t xml:space="preserve">windowed (28 dims)</w:t>
@@ -8162,7 +8203,7 @@
             </w:pPr>
             <w:r>
               <w:rPr>
-                <w:rFonts w:ascii="Georgia" w:hAnsi="Georgia"/>
+                <w:rFonts w:ascii="Times New Roman" w:hAnsi="Times New Roman"/>
                 <w:sz w:val="18"/>
               </w:rPr>
               <w:t xml:space="preserve">10</w:t>
@@ -8191,7 +8232,7 @@
             </w:pPr>
             <w:r>
               <w:rPr>
-                <w:rFonts w:ascii="Georgia" w:hAnsi="Georgia"/>
+                <w:rFonts w:ascii="Times New Roman" w:hAnsi="Times New Roman"/>
                 <w:sz w:val="18"/>
               </w:rPr>
               <w:t xml:space="preserve">0.002 ± 0.000</w:t>
@@ -8220,7 +8261,7 @@
             </w:pPr>
             <w:r>
               <w:rPr>
-                <w:rFonts w:ascii="Georgia" w:hAnsi="Georgia"/>
+                <w:rFonts w:ascii="Times New Roman" w:hAnsi="Times New Roman"/>
                 <w:sz w:val="18"/>
               </w:rPr>
               <w:t xml:space="preserve">0.001</w:t>
@@ -8249,7 +8290,7 @@
             </w:pPr>
             <w:r>
               <w:rPr>
-                <w:rFonts w:ascii="Georgia" w:hAnsi="Georgia"/>
+                <w:rFonts w:ascii="Times New Roman" w:hAnsi="Times New Roman"/>
                 <w:sz w:val="18"/>
               </w:rPr>
               <w:t xml:space="preserve">0.020</w:t>
@@ -8278,7 +8319,7 @@
             </w:pPr>
             <w:r>
               <w:rPr>
-                <w:rFonts w:ascii="Georgia" w:hAnsi="Georgia"/>
+                <w:rFonts w:ascii="Times New Roman" w:hAnsi="Times New Roman"/>
                 <w:sz w:val="18"/>
               </w:rPr>
               <w:t xml:space="preserve">90%</w:t>
@@ -8307,7 +8348,7 @@
             </w:pPr>
             <w:r>
               <w:rPr>
-                <w:rFonts w:ascii="Georgia" w:hAnsi="Georgia"/>
+                <w:rFonts w:ascii="Times New Roman" w:hAnsi="Times New Roman"/>
                 <w:sz w:val="18"/>
               </w:rPr>
               <w:t xml:space="preserve">0.69 ± 0.04</w:t>
@@ -8344,7 +8385,7 @@
           <w:b w:val="0"/>
           <w:i/>
         </w:rPr>
-        <w:t>Cross-modality, mean over each modality's datasets and five seeds; ± is the seed standard deviation. Config is the ensemble default (smallest+random selection, K = 30) except NLP (smallest). "reduction" is the regret@1 cut versus random pick. Regret standard deviations are ≤ 0.017, so the rankings are stable; the thresholded Spearman column shows how much noisier that metric is (NLP ρ std = 0.17).</w:t>
+        <w:t>Cross-modality, mean over each modality's datasets and five seeds; ± is the seed standard deviation. Config is the ensemble default (smallest+random selection, K = 30) for every modality. "reduction" is the regret@1 cut versus random pick. Regret standard deviations are ≤ 0.010, so the rankings are stable; the thresholded Spearman column shows how much noisier that metric is (NLP ρ std = 0.26).</w:t>
       </w:r>
     </w:p>
     <w:p>
@@ -8366,10 +8407,10 @@
           <w:b/>
           <w:bCs/>
         </w:rPr>
-        <w:t xml:space="preserve">77% on tabular, 81% on images, and 90% on time-series</w:t>
-      </w:r>
-      <w:r>
-        <w:t xml:space="preserve">. On all three the chosen detector is within ~2 AUC points of the best available, and the seed standard deviation is at or below 0.004, so the selection is stable. Text is the exception and the method's weak spot under a fixed regime: on BERT embeddings the regret reduction is only 21% (0.065 vs 0.082), and the thresholded Spearman for text is both low and unstable (0.41 ± 0.17). The instability is diagnostic, not a property of the ranking itself: several NLP datasets sit near the spread = 0.10 boundary, so they cross it under small seed perturbations and swing the thresholded mean while the underlying regret stays put. This is exactly why we report regret as primary.</w:t>
+        <w:t xml:space="preserve">77% on tabular, 81% on images, 73% on text, and 90% on time-series</w:t>
+      </w:r>
+      <w:r>
+        <w:t xml:space="preserve">. On all four the chosen detector is within about 2 AUC points of the best available, and the seed standard deviation is at or below 0.010, so the selection is stable. The thresholded Spearman for text is noisier than for the other modalities (0.62 ± 0.26): several NLP datasets sit near the spread = 0.10 boundary, so they cross it under small seed perturbations and swing the thresholded mean while the underlying regret stays put. This is exactly why we report regret as primary.</w:t>
       </w:r>
     </w:p>
     <w:p>
@@ -8492,11 +8533,11 @@
         <w:widowControl w:val="1"/>
       </w:pPr>
       <w:r>
-        <w:t xml:space="preserve">The takeaway: given any encoder that produces a fixed-length vector per input, ADRank selects a near-best detector on tabular, image, and time-series data; text with a single fixed regime is the exception, which the auto-calibration of Section 5.6 removes.</w:t>
+        <w:t xml:space="preserve">The takeaway: given any encoder that produces a fixed-length vector per input, ADRank selects a near-best detector on all four modalities under the ensemble default, and the auto-calibration of Section 5.6 sharpens the two embedding modalities further.</w:t>
       </w:r>
     </w:p>
-    <w:bookmarkEnd w:id="27"/>
-    <w:bookmarkStart w:id="31" w:name="X11626ad5eec0b328b32c07cfdf15ced90901455"/>
+    <w:bookmarkEnd w:id="28"/>
+    <w:bookmarkStart w:id="32" w:name="X666e9cfb9698610510b6d0faa4ee5847da5e7b9"/>
     <w:p>
       <w:pPr>
         <w:pStyle w:val="Heading3"/>
@@ -8505,7 +8546,7 @@
         <w:widowControl w:val="1"/>
       </w:pPr>
       <w:r>
-        <w:t xml:space="preserve">5.6 Auto-calibrated ranking removes the text weak spot</w:t>
+        <w:t xml:space="preserve">5.6 Auto-calibration recovers near-oracle regret on every modality</w:t>
       </w:r>
     </w:p>
     <w:p>
@@ -8517,7 +8558,7 @@
         <w:widowControl w:val="1"/>
       </w:pPr>
       <w:r>
-        <w:t xml:space="preserve">Section 5.5 showed that a fixed pseudo-anomaly regime under-serves text: the true-best text detector is a local-density method (LOF wins on 10 of 13 datasets), but held-out compact clusters are separated as well by KNN, so ADRank's pick flips to KNN or CBLOF and forfeits LOF's advantage. Rather than hand-pick a regime per modality, we let the data choose: run the regime bank of Section 3 and weight each regime by its cross-detector pseudo-AUC variance, a label-free measure of how well the regime discriminates detectors (Table 5).</w:t>
+        <w:t xml:space="preserve">A single pseudo-anomaly regime can under-serve embedding data: the true-best text detector is a local-density method (LOF wins on most of the 13 datasets), but under a smallest-cluster regime alone the held-out compact clusters are separated as well by KNN, so ADRank's pick flips to KNN or CBLOF and forfeits LOF's advantage (text regret 0.065 under smallest-only, versus 0.022 under the ensemble default of Table 4). Rather than hand-pick a regime per modality, we let the data choose: run the regime bank of Section 3 and weight each regime by its cross-detector pseudo-AUC variance, a label-free measure of how well the regime discriminates detectors (Table 5).</w:t>
       </w:r>
     </w:p>
     <w:tbl>
@@ -8571,7 +8612,7 @@
             </w:pPr>
             <w:r>
               <w:rPr>
-                <w:rFonts w:ascii="Georgia" w:hAnsi="Georgia"/>
+                <w:rFonts w:ascii="Times New Roman" w:hAnsi="Times New Roman"/>
                 <w:b/>
                 <w:sz w:val="19"/>
               </w:rPr>
@@ -8602,7 +8643,7 @@
             </w:pPr>
             <w:r>
               <w:rPr>
-                <w:rFonts w:ascii="Georgia" w:hAnsi="Georgia"/>
+                <w:rFonts w:ascii="Times New Roman" w:hAnsi="Times New Roman"/>
                 <w:b/>
                 <w:sz w:val="19"/>
               </w:rPr>
@@ -8633,7 +8674,7 @@
             </w:pPr>
             <w:r>
               <w:rPr>
-                <w:rFonts w:ascii="Georgia" w:hAnsi="Georgia"/>
+                <w:rFonts w:ascii="Times New Roman" w:hAnsi="Times New Roman"/>
                 <w:b/>
                 <w:sz w:val="19"/>
               </w:rPr>
@@ -8664,7 +8705,7 @@
             </w:pPr>
             <w:r>
               <w:rPr>
-                <w:rFonts w:ascii="Georgia" w:hAnsi="Georgia"/>
+                <w:rFonts w:ascii="Times New Roman" w:hAnsi="Times New Roman"/>
                 <w:b/>
                 <w:bCs/>
                 <w:sz w:val="19"/>
@@ -8696,7 +8737,7 @@
             </w:pPr>
             <w:r>
               <w:rPr>
-                <w:rFonts w:ascii="Georgia" w:hAnsi="Georgia"/>
+                <w:rFonts w:ascii="Times New Roman" w:hAnsi="Times New Roman"/>
                 <w:b/>
                 <w:sz w:val="19"/>
               </w:rPr>
@@ -8727,7 +8768,7 @@
             </w:pPr>
             <w:r>
               <w:rPr>
-                <w:rFonts w:ascii="Georgia" w:hAnsi="Georgia"/>
+                <w:rFonts w:ascii="Times New Roman" w:hAnsi="Times New Roman"/>
                 <w:b/>
                 <w:sz w:val="19"/>
               </w:rPr>
@@ -8759,7 +8800,7 @@
             </w:pPr>
             <w:r>
               <w:rPr>
-                <w:rFonts w:ascii="Georgia" w:hAnsi="Georgia"/>
+                <w:rFonts w:ascii="Times New Roman" w:hAnsi="Times New Roman"/>
                 <w:sz w:val="19"/>
               </w:rPr>
               <w:t xml:space="preserve">Tabular</w:t>
@@ -8788,10 +8829,10 @@
             </w:pPr>
             <w:r>
               <w:rPr>
-                <w:rFonts w:ascii="Georgia" w:hAnsi="Georgia"/>
+                <w:rFonts w:ascii="Times New Roman" w:hAnsi="Times New Roman"/>
                 <w:sz w:val="19"/>
               </w:rPr>
-              <w:t xml:space="preserve">0.021 ± 0.003</w:t>
+              <w:t xml:space="preserve">0.022 ± 0.003</w:t>
             </w:r>
           </w:p>
         </w:tc>
@@ -8817,7 +8858,7 @@
             </w:pPr>
             <w:r>
               <w:rPr>
-                <w:rFonts w:ascii="Georgia" w:hAnsi="Georgia"/>
+                <w:rFonts w:ascii="Times New Roman" w:hAnsi="Times New Roman"/>
                 <w:sz w:val="19"/>
               </w:rPr>
               <w:t xml:space="preserve">0.024</w:t>
@@ -8846,7 +8887,7 @@
             </w:pPr>
             <w:r>
               <w:rPr>
-                <w:rFonts w:ascii="Georgia" w:hAnsi="Georgia"/>
+                <w:rFonts w:ascii="Times New Roman" w:hAnsi="Times New Roman"/>
                 <w:b/>
                 <w:bCs/>
                 <w:sz w:val="19"/>
@@ -8877,7 +8918,7 @@
             </w:pPr>
             <w:r>
               <w:rPr>
-                <w:rFonts w:ascii="Georgia" w:hAnsi="Georgia"/>
+                <w:rFonts w:ascii="Times New Roman" w:hAnsi="Times New Roman"/>
                 <w:sz w:val="19"/>
               </w:rPr>
               <w:t xml:space="preserve">0.012</w:t>
@@ -8906,7 +8947,7 @@
             </w:pPr>
             <w:r>
               <w:rPr>
-                <w:rFonts w:ascii="Georgia" w:hAnsi="Georgia"/>
+                <w:rFonts w:ascii="Times New Roman" w:hAnsi="Times New Roman"/>
                 <w:sz w:val="19"/>
               </w:rPr>
               <w:t xml:space="preserve">0.093</w:t>
@@ -8937,7 +8978,7 @@
             </w:pPr>
             <w:r>
               <w:rPr>
-                <w:rFonts w:ascii="Georgia" w:hAnsi="Georgia"/>
+                <w:rFonts w:ascii="Times New Roman" w:hAnsi="Times New Roman"/>
                 <w:sz w:val="19"/>
               </w:rPr>
               <w:t xml:space="preserve">Image (CV)</w:t>
@@ -8966,7 +9007,7 @@
             </w:pPr>
             <w:r>
               <w:rPr>
-                <w:rFonts w:ascii="Georgia" w:hAnsi="Georgia"/>
+                <w:rFonts w:ascii="Times New Roman" w:hAnsi="Times New Roman"/>
                 <w:sz w:val="19"/>
               </w:rPr>
               <w:t xml:space="preserve">0.013 ± 0.003</w:t>
@@ -8995,7 +9036,7 @@
             </w:pPr>
             <w:r>
               <w:rPr>
-                <w:rFonts w:ascii="Georgia" w:hAnsi="Georgia"/>
+                <w:rFonts w:ascii="Times New Roman" w:hAnsi="Times New Roman"/>
                 <w:sz w:val="19"/>
               </w:rPr>
               <w:t xml:space="preserve">0.019</w:t>
@@ -9024,7 +9065,7 @@
             </w:pPr>
             <w:r>
               <w:rPr>
-                <w:rFonts w:ascii="Georgia" w:hAnsi="Georgia"/>
+                <w:rFonts w:ascii="Times New Roman" w:hAnsi="Times New Roman"/>
                 <w:b/>
                 <w:bCs/>
                 <w:sz w:val="19"/>
@@ -9055,7 +9096,7 @@
             </w:pPr>
             <w:r>
               <w:rPr>
-                <w:rFonts w:ascii="Georgia" w:hAnsi="Georgia"/>
+                <w:rFonts w:ascii="Times New Roman" w:hAnsi="Times New Roman"/>
                 <w:sz w:val="19"/>
               </w:rPr>
               <w:t xml:space="preserve">0.001</w:t>
@@ -9084,7 +9125,7 @@
             </w:pPr>
             <w:r>
               <w:rPr>
-                <w:rFonts w:ascii="Georgia" w:hAnsi="Georgia"/>
+                <w:rFonts w:ascii="Times New Roman" w:hAnsi="Times New Roman"/>
                 <w:sz w:val="19"/>
               </w:rPr>
               <w:t xml:space="preserve">0.074</w:t>
@@ -9115,7 +9156,7 @@
             </w:pPr>
             <w:r>
               <w:rPr>
-                <w:rFonts w:ascii="Georgia" w:hAnsi="Georgia"/>
+                <w:rFonts w:ascii="Times New Roman" w:hAnsi="Times New Roman"/>
                 <w:sz w:val="19"/>
               </w:rPr>
               <w:t xml:space="preserve">Text (NLP)</w:t>
@@ -9144,7 +9185,7 @@
             </w:pPr>
             <w:r>
               <w:rPr>
-                <w:rFonts w:ascii="Georgia" w:hAnsi="Georgia"/>
+                <w:rFonts w:ascii="Times New Roman" w:hAnsi="Times New Roman"/>
                 <w:sz w:val="19"/>
               </w:rPr>
               <w:t xml:space="preserve">0.022 ± 0.010</w:t>
@@ -9173,7 +9214,7 @@
             </w:pPr>
             <w:r>
               <w:rPr>
-                <w:rFonts w:ascii="Georgia" w:hAnsi="Georgia"/>
+                <w:rFonts w:ascii="Times New Roman" w:hAnsi="Times New Roman"/>
                 <w:sz w:val="19"/>
               </w:rPr>
               <w:t xml:space="preserve">0.035</w:t>
@@ -9202,7 +9243,7 @@
             </w:pPr>
             <w:r>
               <w:rPr>
-                <w:rFonts w:ascii="Georgia" w:hAnsi="Georgia"/>
+                <w:rFonts w:ascii="Times New Roman" w:hAnsi="Times New Roman"/>
                 <w:b/>
                 <w:bCs/>
                 <w:sz w:val="19"/>
@@ -9233,7 +9274,7 @@
             </w:pPr>
             <w:r>
               <w:rPr>
-                <w:rFonts w:ascii="Georgia" w:hAnsi="Georgia"/>
+                <w:rFonts w:ascii="Times New Roman" w:hAnsi="Times New Roman"/>
                 <w:sz w:val="19"/>
               </w:rPr>
               <w:t xml:space="preserve">0.005</w:t>
@@ -9262,7 +9303,7 @@
             </w:pPr>
             <w:r>
               <w:rPr>
-                <w:rFonts w:ascii="Georgia" w:hAnsi="Georgia"/>
+                <w:rFonts w:ascii="Times New Roman" w:hAnsi="Times New Roman"/>
                 <w:sz w:val="19"/>
               </w:rPr>
               <w:t xml:space="preserve">0.082</w:t>
@@ -9293,7 +9334,7 @@
             </w:pPr>
             <w:r>
               <w:rPr>
-                <w:rFonts w:ascii="Georgia" w:hAnsi="Georgia"/>
+                <w:rFonts w:ascii="Times New Roman" w:hAnsi="Times New Roman"/>
                 <w:sz w:val="19"/>
               </w:rPr>
               <w:t xml:space="preserve">Time-series</w:t>
@@ -9322,7 +9363,7 @@
             </w:pPr>
             <w:r>
               <w:rPr>
-                <w:rFonts w:ascii="Georgia" w:hAnsi="Georgia"/>
+                <w:rFonts w:ascii="Times New Roman" w:hAnsi="Times New Roman"/>
                 <w:sz w:val="19"/>
               </w:rPr>
               <w:t xml:space="preserve">0.002 ± 0.000</w:t>
@@ -9351,7 +9392,7 @@
             </w:pPr>
             <w:r>
               <w:rPr>
-                <w:rFonts w:ascii="Georgia" w:hAnsi="Georgia"/>
+                <w:rFonts w:ascii="Times New Roman" w:hAnsi="Times New Roman"/>
                 <w:sz w:val="19"/>
               </w:rPr>
               <w:t xml:space="preserve">0.002</w:t>
@@ -9380,7 +9421,7 @@
             </w:pPr>
             <w:r>
               <w:rPr>
-                <w:rFonts w:ascii="Georgia" w:hAnsi="Georgia"/>
+                <w:rFonts w:ascii="Times New Roman" w:hAnsi="Times New Roman"/>
                 <w:b/>
                 <w:bCs/>
                 <w:sz w:val="19"/>
@@ -9411,7 +9452,7 @@
             </w:pPr>
             <w:r>
               <w:rPr>
-                <w:rFonts w:ascii="Georgia" w:hAnsi="Georgia"/>
+                <w:rFonts w:ascii="Times New Roman" w:hAnsi="Times New Roman"/>
                 <w:sz w:val="19"/>
               </w:rPr>
               <w:t xml:space="preserve">0.001</w:t>
@@ -9440,7 +9481,7 @@
             </w:pPr>
             <w:r>
               <w:rPr>
-                <w:rFonts w:ascii="Georgia" w:hAnsi="Georgia"/>
+                <w:rFonts w:ascii="Times New Roman" w:hAnsi="Times New Roman"/>
                 <w:sz w:val="19"/>
               </w:rPr>
               <w:t xml:space="preserve">0.020</w:t>
@@ -9477,7 +9518,7 @@
           <w:b w:val="0"/>
           <w:i/>
         </w:rPr>
-        <w:t>regret@1 (mean ± seed std, 5 seeds) by ranking scheme. "Fixed ensemble" is the smallest+random default; "Auto-calibrated" weights the six-regime bank by cross-detector pseudo-AUC variance; "Oracle" picks per dataset the regime whose top pick has the highest true AUC (uses labels; upper bound). Auto-calibration is label-free and lands within a few thousandths of the oracle on every modality.</w:t>
+        <w:t>regret@1 (mean ± seed std, 5 seeds) by ranking scheme. "Fixed ensemble" is the smallest+random default; "Auto-calibrated" weights the six-regime bank by cross-detector pseudo-AUC variance; "Oracle" picks per dataset the regime whose top pick has the highest true AUC (uses labels; upper bound). Auto-calibration is label-free and lands within 0.01 of the oracle on every modality.</w:t>
       </w:r>
     </w:p>
     <w:p>
@@ -9493,18 +9534,18 @@
           <wp:inline>
             <wp:extent cx="5943600" cy="3328416"/>
             <wp:effectExtent b="0" l="0" r="0" t="0"/>
-            <wp:docPr descr="Bar chart of regret@1 for random pick, fixed-ensemble ADRank, and auto-calibrated ADRank across four modalities" title="" id="29" name="Picture"/>
+            <wp:docPr descr="Bar chart of regret@1 for random pick, fixed-ensemble ADRank, and auto-calibrated ADRank across four modalities" title="" id="30" name="Picture"/>
             <a:graphic>
               <a:graphicData uri="http://schemas.openxmlformats.org/drawingml/2006/picture">
                 <pic:pic>
                   <pic:nvPicPr>
-                    <pic:cNvPr descr="figures/fig4_regret.png" id="30" name="Picture"/>
+                    <pic:cNvPr descr="figures/fig4_regret.png" id="31" name="Picture"/>
                     <pic:cNvPicPr>
                       <a:picLocks noChangeArrowheads="1" noChangeAspect="1"/>
                     </pic:cNvPicPr>
                   </pic:nvPicPr>
                   <pic:blipFill>
-                    <a:blip r:embed="rId28"/>
+                    <a:blip r:embed="rId29"/>
                     <a:stretch>
                       <a:fillRect/>
                     </a:stretch>
@@ -9559,7 +9600,7 @@
           <w:b w:val="0"/>
           <w:i/>
         </w:rPr>
-        <w:t>Detector-selection regret@1 (true-AUC gap between the best detector and the selector's pick; lower is better), mean over five seeds. Auto-calibration (dark bars, discriminative regime weighting) matches the fixed ensemble on tabular and time-series and sharply improves image and text; the text bar drops from 0.065 to 0.006. Percentages are the reduction versus random pick.</w:t>
+        <w:t>Detector-selection regret@1 (true-AUC gap between the best detector and the selector's pick; lower is better), mean over five seeds. Auto-calibration (dark bars, discriminative regime weighting) matches the fixed ensemble on tabular and time-series and sharply improves image and text; the text bar drops from 0.022 to 0.006. Percentages are the reduction versus random pick.</w:t>
       </w:r>
     </w:p>
     <w:p>
@@ -9571,7 +9612,7 @@
         <w:widowControl w:val="1"/>
       </w:pPr>
       <w:r>
-        <w:t xml:space="preserve">Auto-calibration cuts regret to 78–93% below random on all four modalities, and text improves tenfold (0.065 → 0.006), from barely beating random to near-oracle. Inspecting the learned weights confirms the mechanism: on 10 of 13 text datasets the top-weighted regime is</w:t>
+        <w:t xml:space="preserve">Auto-calibration cuts regret to 78–93% below random on all four modalities, and improves the two embedding modalities further to near-oracle: text from 0.022 to 0.006 (3.7×) and image from 0.013 to 0.005. Inspecting the learned weights confirms the mechanism: on 10 of 13 text datasets the top-weighted regime is</w:t>
       </w:r>
       <w:r>
         <w:t xml:space="preserve"> </w:t>
@@ -9622,7 +9663,7 @@
         <w:t xml:space="preserve"> </w:t>
       </w:r>
       <w:r>
-        <w:t xml:space="preserve">Table 5b sets ADRank against the canonical Excess-Mass and Mass-Volume internal metrics [1], on the same datasets and true rankings. ADRank has lower regret than both EM and MV on every modality. EM and MV are also unreliable: on image embeddings and on DAMI they collapse to or below the random-pick baseline (EM 0.078 vs random 0.074 on images; 0.074 vs 0.067 on DAMI), whereas ADRank stays well above random everywhere. The skill column, the fraction of the achievable-over-random improvement that ADRank captures, ranges from 0.88 on images to 0.24 on the hard DAMI benchmark.</w:t>
+        <w:t xml:space="preserve">Table 5b sets ADRank against the canonical Excess-Mass and Mass-Volume internal metrics [1], on the same datasets and true rankings. ADRank has lower mean regret than both EM and MV on every modality, but a paired analysis (per-dataset regret over seeds, Wilcoxon signed-rank) sharpens the picture. ADRank beats random with high significance everywhere (tabular p = 1e-5, image p = 4e-6, text p = 5e-4; 23/26, 19/20, 12/13 datasets won). Against EM it is significantly better only where EM's high-dimensional volume estimate breaks: on 512-dimensional image embeddings ADRank wins 20 of 20 datasets (p = 2e-6), whereas on tabular (p = 0.80, 11/26 wins) and text (p = 0.69) the two are statistically comparable. The robust claim is therefore not that ADRank uniformly dominates EM/MV, but that it matches them where they work and stays well above random where they collapse below it: EM and MV fall to or under random on image embeddings and DAMI (EM 0.078 vs random 0.074 on images; 0.074 vs 0.067 on DAMI), while ADRank never does. The skill column, the per-dataset mean fraction of the achievable-over-random improvement that ADRank captures, ranges from 0.88 on images to 0.24 on the hard DAMI benchmark.</w:t>
       </w:r>
     </w:p>
     <w:tbl>
@@ -9677,7 +9718,7 @@
             </w:pPr>
             <w:r>
               <w:rPr>
-                <w:rFonts w:ascii="Georgia" w:hAnsi="Georgia"/>
+                <w:rFonts w:ascii="Times New Roman" w:hAnsi="Times New Roman"/>
                 <w:b/>
                 <w:sz w:val="18"/>
               </w:rPr>
@@ -9708,7 +9749,7 @@
             </w:pPr>
             <w:r>
               <w:rPr>
-                <w:rFonts w:ascii="Georgia" w:hAnsi="Georgia"/>
+                <w:rFonts w:ascii="Times New Roman" w:hAnsi="Times New Roman"/>
                 <w:b/>
                 <w:sz w:val="18"/>
               </w:rPr>
@@ -9739,7 +9780,7 @@
             </w:pPr>
             <w:r>
               <w:rPr>
-                <w:rFonts w:ascii="Georgia" w:hAnsi="Georgia"/>
+                <w:rFonts w:ascii="Times New Roman" w:hAnsi="Times New Roman"/>
                 <w:b/>
                 <w:sz w:val="18"/>
               </w:rPr>
@@ -9770,7 +9811,7 @@
             </w:pPr>
             <w:r>
               <w:rPr>
-                <w:rFonts w:ascii="Georgia" w:hAnsi="Georgia"/>
+                <w:rFonts w:ascii="Times New Roman" w:hAnsi="Times New Roman"/>
                 <w:b/>
                 <w:sz w:val="18"/>
               </w:rPr>
@@ -9801,7 +9842,7 @@
             </w:pPr>
             <w:r>
               <w:rPr>
-                <w:rFonts w:ascii="Georgia" w:hAnsi="Georgia"/>
+                <w:rFonts w:ascii="Times New Roman" w:hAnsi="Times New Roman"/>
                 <w:b/>
                 <w:sz w:val="18"/>
               </w:rPr>
@@ -9832,7 +9873,7 @@
             </w:pPr>
             <w:r>
               <w:rPr>
-                <w:rFonts w:ascii="Georgia" w:hAnsi="Georgia"/>
+                <w:rFonts w:ascii="Times New Roman" w:hAnsi="Times New Roman"/>
                 <w:b/>
                 <w:bCs/>
                 <w:sz w:val="18"/>
@@ -9864,7 +9905,7 @@
             </w:pPr>
             <w:r>
               <w:rPr>
-                <w:rFonts w:ascii="Georgia" w:hAnsi="Georgia"/>
+                <w:rFonts w:ascii="Times New Roman" w:hAnsi="Times New Roman"/>
                 <w:b/>
                 <w:sz w:val="18"/>
               </w:rPr>
@@ -9896,7 +9937,7 @@
             </w:pPr>
             <w:r>
               <w:rPr>
-                <w:rFonts w:ascii="Georgia" w:hAnsi="Georgia"/>
+                <w:rFonts w:ascii="Times New Roman" w:hAnsi="Times New Roman"/>
                 <w:sz w:val="18"/>
               </w:rPr>
               <w:t xml:space="preserve">Tabular</w:t>
@@ -9925,7 +9966,7 @@
             </w:pPr>
             <w:r>
               <w:rPr>
-                <w:rFonts w:ascii="Georgia" w:hAnsi="Georgia"/>
+                <w:rFonts w:ascii="Times New Roman" w:hAnsi="Times New Roman"/>
                 <w:sz w:val="18"/>
               </w:rPr>
               <w:t xml:space="preserve">0.029</w:t>
@@ -9954,7 +9995,7 @@
             </w:pPr>
             <w:r>
               <w:rPr>
-                <w:rFonts w:ascii="Georgia" w:hAnsi="Georgia"/>
+                <w:rFonts w:ascii="Times New Roman" w:hAnsi="Times New Roman"/>
                 <w:sz w:val="18"/>
               </w:rPr>
               <w:t xml:space="preserve">0.031</w:t>
@@ -9983,7 +10024,7 @@
             </w:pPr>
             <w:r>
               <w:rPr>
-                <w:rFonts w:ascii="Georgia" w:hAnsi="Georgia"/>
+                <w:rFonts w:ascii="Times New Roman" w:hAnsi="Times New Roman"/>
                 <w:sz w:val="18"/>
               </w:rPr>
               <w:t xml:space="preserve">—</w:t>
@@ -10012,7 +10053,7 @@
             </w:pPr>
             <w:r>
               <w:rPr>
-                <w:rFonts w:ascii="Georgia" w:hAnsi="Georgia"/>
+                <w:rFonts w:ascii="Times New Roman" w:hAnsi="Times New Roman"/>
                 <w:sz w:val="18"/>
               </w:rPr>
               <w:t xml:space="preserve">0.093</w:t>
@@ -10041,7 +10082,7 @@
             </w:pPr>
             <w:r>
               <w:rPr>
-                <w:rFonts w:ascii="Georgia" w:hAnsi="Georgia"/>
+                <w:rFonts w:ascii="Times New Roman" w:hAnsi="Times New Roman"/>
                 <w:b/>
                 <w:bCs/>
                 <w:sz w:val="18"/>
@@ -10072,7 +10113,7 @@
             </w:pPr>
             <w:r>
               <w:rPr>
-                <w:rFonts w:ascii="Georgia" w:hAnsi="Georgia"/>
+                <w:rFonts w:ascii="Times New Roman" w:hAnsi="Times New Roman"/>
                 <w:sz w:val="18"/>
               </w:rPr>
               <w:t xml:space="preserve">0.61</w:t>
@@ -10103,7 +10144,7 @@
             </w:pPr>
             <w:r>
               <w:rPr>
-                <w:rFonts w:ascii="Georgia" w:hAnsi="Georgia"/>
+                <w:rFonts w:ascii="Times New Roman" w:hAnsi="Times New Roman"/>
                 <w:sz w:val="18"/>
               </w:rPr>
               <w:t xml:space="preserve">Image (CV)</w:t>
@@ -10132,7 +10173,7 @@
             </w:pPr>
             <w:r>
               <w:rPr>
-                <w:rFonts w:ascii="Georgia" w:hAnsi="Georgia"/>
+                <w:rFonts w:ascii="Times New Roman" w:hAnsi="Times New Roman"/>
                 <w:sz w:val="18"/>
               </w:rPr>
               <w:t xml:space="preserve">0.078</w:t>
@@ -10161,7 +10202,7 @@
             </w:pPr>
             <w:r>
               <w:rPr>
-                <w:rFonts w:ascii="Georgia" w:hAnsi="Georgia"/>
+                <w:rFonts w:ascii="Times New Roman" w:hAnsi="Times New Roman"/>
                 <w:sz w:val="18"/>
               </w:rPr>
               <w:t xml:space="preserve">0.078</w:t>
@@ -10190,7 +10231,7 @@
             </w:pPr>
             <w:r>
               <w:rPr>
-                <w:rFonts w:ascii="Georgia" w:hAnsi="Georgia"/>
+                <w:rFonts w:ascii="Times New Roman" w:hAnsi="Times New Roman"/>
                 <w:sz w:val="18"/>
               </w:rPr>
               <w:t xml:space="preserve">—</w:t>
@@ -10219,7 +10260,7 @@
             </w:pPr>
             <w:r>
               <w:rPr>
-                <w:rFonts w:ascii="Georgia" w:hAnsi="Georgia"/>
+                <w:rFonts w:ascii="Times New Roman" w:hAnsi="Times New Roman"/>
                 <w:sz w:val="18"/>
               </w:rPr>
               <w:t xml:space="preserve">0.074</w:t>
@@ -10248,7 +10289,7 @@
             </w:pPr>
             <w:r>
               <w:rPr>
-                <w:rFonts w:ascii="Georgia" w:hAnsi="Georgia"/>
+                <w:rFonts w:ascii="Times New Roman" w:hAnsi="Times New Roman"/>
                 <w:b/>
                 <w:bCs/>
                 <w:sz w:val="18"/>
@@ -10279,7 +10320,7 @@
             </w:pPr>
             <w:r>
               <w:rPr>
-                <w:rFonts w:ascii="Georgia" w:hAnsi="Georgia"/>
+                <w:rFonts w:ascii="Times New Roman" w:hAnsi="Times New Roman"/>
                 <w:sz w:val="18"/>
               </w:rPr>
               <w:t xml:space="preserve">0.88</w:t>
@@ -10310,7 +10351,7 @@
             </w:pPr>
             <w:r>
               <w:rPr>
-                <w:rFonts w:ascii="Georgia" w:hAnsi="Georgia"/>
+                <w:rFonts w:ascii="Times New Roman" w:hAnsi="Times New Roman"/>
                 <w:sz w:val="18"/>
               </w:rPr>
               <w:t xml:space="preserve">Text (NLP)</w:t>
@@ -10339,7 +10380,7 @@
             </w:pPr>
             <w:r>
               <w:rPr>
-                <w:rFonts w:ascii="Georgia" w:hAnsi="Georgia"/>
+                <w:rFonts w:ascii="Times New Roman" w:hAnsi="Times New Roman"/>
                 <w:sz w:val="18"/>
               </w:rPr>
               <w:t xml:space="preserve">0.011</w:t>
@@ -10368,7 +10409,7 @@
             </w:pPr>
             <w:r>
               <w:rPr>
-                <w:rFonts w:ascii="Georgia" w:hAnsi="Georgia"/>
+                <w:rFonts w:ascii="Times New Roman" w:hAnsi="Times New Roman"/>
                 <w:sz w:val="18"/>
               </w:rPr>
               <w:t xml:space="preserve">0.011</w:t>
@@ -10397,7 +10438,7 @@
             </w:pPr>
             <w:r>
               <w:rPr>
-                <w:rFonts w:ascii="Georgia" w:hAnsi="Georgia"/>
+                <w:rFonts w:ascii="Times New Roman" w:hAnsi="Times New Roman"/>
                 <w:sz w:val="18"/>
               </w:rPr>
               <w:t xml:space="preserve">—</w:t>
@@ -10426,7 +10467,7 @@
             </w:pPr>
             <w:r>
               <w:rPr>
-                <w:rFonts w:ascii="Georgia" w:hAnsi="Georgia"/>
+                <w:rFonts w:ascii="Times New Roman" w:hAnsi="Times New Roman"/>
                 <w:sz w:val="18"/>
               </w:rPr>
               <w:t xml:space="preserve">0.082</w:t>
@@ -10455,7 +10496,7 @@
             </w:pPr>
             <w:r>
               <w:rPr>
-                <w:rFonts w:ascii="Georgia" w:hAnsi="Georgia"/>
+                <w:rFonts w:ascii="Times New Roman" w:hAnsi="Times New Roman"/>
                 <w:b/>
                 <w:bCs/>
                 <w:sz w:val="18"/>
@@ -10486,7 +10527,7 @@
             </w:pPr>
             <w:r>
               <w:rPr>
-                <w:rFonts w:ascii="Georgia" w:hAnsi="Georgia"/>
+                <w:rFonts w:ascii="Times New Roman" w:hAnsi="Times New Roman"/>
                 <w:sz w:val="18"/>
               </w:rPr>
               <w:t xml:space="preserve">0.85</w:t>
@@ -10517,7 +10558,7 @@
             </w:pPr>
             <w:r>
               <w:rPr>
-                <w:rFonts w:ascii="Georgia" w:hAnsi="Georgia"/>
+                <w:rFonts w:ascii="Times New Roman" w:hAnsi="Times New Roman"/>
                 <w:sz w:val="18"/>
               </w:rPr>
               <w:t xml:space="preserve">Time-series</w:t>
@@ -10546,7 +10587,7 @@
             </w:pPr>
             <w:r>
               <w:rPr>
-                <w:rFonts w:ascii="Georgia" w:hAnsi="Georgia"/>
+                <w:rFonts w:ascii="Times New Roman" w:hAnsi="Times New Roman"/>
                 <w:sz w:val="18"/>
               </w:rPr>
               <w:t xml:space="preserve">0.006</w:t>
@@ -10575,7 +10616,7 @@
             </w:pPr>
             <w:r>
               <w:rPr>
-                <w:rFonts w:ascii="Georgia" w:hAnsi="Georgia"/>
+                <w:rFonts w:ascii="Times New Roman" w:hAnsi="Times New Roman"/>
                 <w:sz w:val="18"/>
               </w:rPr>
               <w:t xml:space="preserve">0.005</w:t>
@@ -10604,7 +10645,7 @@
             </w:pPr>
             <w:r>
               <w:rPr>
-                <w:rFonts w:ascii="Georgia" w:hAnsi="Georgia"/>
+                <w:rFonts w:ascii="Times New Roman" w:hAnsi="Times New Roman"/>
                 <w:sz w:val="18"/>
               </w:rPr>
               <w:t xml:space="preserve">—</w:t>
@@ -10633,7 +10674,7 @@
             </w:pPr>
             <w:r>
               <w:rPr>
-                <w:rFonts w:ascii="Georgia" w:hAnsi="Georgia"/>
+                <w:rFonts w:ascii="Times New Roman" w:hAnsi="Times New Roman"/>
                 <w:sz w:val="18"/>
               </w:rPr>
               <w:t xml:space="preserve">0.020</w:t>
@@ -10662,7 +10703,7 @@
             </w:pPr>
             <w:r>
               <w:rPr>
-                <w:rFonts w:ascii="Georgia" w:hAnsi="Georgia"/>
+                <w:rFonts w:ascii="Times New Roman" w:hAnsi="Times New Roman"/>
                 <w:b/>
                 <w:bCs/>
                 <w:sz w:val="18"/>
@@ -10693,7 +10734,7 @@
             </w:pPr>
             <w:r>
               <w:rPr>
-                <w:rFonts w:ascii="Georgia" w:hAnsi="Georgia"/>
+                <w:rFonts w:ascii="Times New Roman" w:hAnsi="Times New Roman"/>
                 <w:sz w:val="18"/>
               </w:rPr>
               <w:t xml:space="preserve">0.76</w:t>
@@ -10724,7 +10765,7 @@
             </w:pPr>
             <w:r>
               <w:rPr>
-                <w:rFonts w:ascii="Georgia" w:hAnsi="Georgia"/>
+                <w:rFonts w:ascii="Times New Roman" w:hAnsi="Times New Roman"/>
                 <w:sz w:val="18"/>
               </w:rPr>
               <w:t xml:space="preserve">DAMI</w:t>
@@ -10753,7 +10794,7 @@
             </w:pPr>
             <w:r>
               <w:rPr>
-                <w:rFonts w:ascii="Georgia" w:hAnsi="Georgia"/>
+                <w:rFonts w:ascii="Times New Roman" w:hAnsi="Times New Roman"/>
                 <w:sz w:val="18"/>
               </w:rPr>
               <w:t xml:space="preserve">0.074</w:t>
@@ -10782,7 +10823,7 @@
             </w:pPr>
             <w:r>
               <w:rPr>
-                <w:rFonts w:ascii="Georgia" w:hAnsi="Georgia"/>
+                <w:rFonts w:ascii="Times New Roman" w:hAnsi="Times New Roman"/>
                 <w:sz w:val="18"/>
               </w:rPr>
               <w:t xml:space="preserve">0.086</w:t>
@@ -10811,7 +10852,7 @@
             </w:pPr>
             <w:r>
               <w:rPr>
-                <w:rFonts w:ascii="Georgia" w:hAnsi="Georgia"/>
+                <w:rFonts w:ascii="Times New Roman" w:hAnsi="Times New Roman"/>
                 <w:sz w:val="18"/>
               </w:rPr>
               <w:t xml:space="preserve">—</w:t>
@@ -10840,7 +10881,7 @@
             </w:pPr>
             <w:r>
               <w:rPr>
-                <w:rFonts w:ascii="Georgia" w:hAnsi="Georgia"/>
+                <w:rFonts w:ascii="Times New Roman" w:hAnsi="Times New Roman"/>
                 <w:sz w:val="18"/>
               </w:rPr>
               <w:t xml:space="preserve">0.067</w:t>
@@ -10869,7 +10910,7 @@
             </w:pPr>
             <w:r>
               <w:rPr>
-                <w:rFonts w:ascii="Georgia" w:hAnsi="Georgia"/>
+                <w:rFonts w:ascii="Times New Roman" w:hAnsi="Times New Roman"/>
                 <w:b/>
                 <w:bCs/>
                 <w:sz w:val="18"/>
@@ -10900,7 +10941,7 @@
             </w:pPr>
             <w:r>
               <w:rPr>
-                <w:rFonts w:ascii="Georgia" w:hAnsi="Georgia"/>
+                <w:rFonts w:ascii="Times New Roman" w:hAnsi="Times New Roman"/>
                 <w:sz w:val="18"/>
               </w:rPr>
               <w:t xml:space="preserve">0.24</w:t>
@@ -11043,8 +11084,8 @@
         <w:t xml:space="preserve">(Section 4), the fraction of achievable improvement ADRank captures; it is a mean of per-dataset ratios and so differs from one minus the ratio of the column means. ADRank is lowest on every row, and unlike EM/MV never falls to the random baseline.</w:t>
       </w:r>
     </w:p>
-    <w:bookmarkEnd w:id="31"/>
-    <w:bookmarkStart w:id="32" w:name="X260dc2f79dada0daf376fdbce8899adf0672e2f"/>
+    <w:bookmarkEnd w:id="32"/>
+    <w:bookmarkStart w:id="33" w:name="X260dc2f79dada0daf376fdbce8899adf0672e2f"/>
     <w:p>
       <w:pPr>
         <w:pStyle w:val="Heading3"/>
@@ -11149,7 +11190,7 @@
             </w:pPr>
             <w:r>
               <w:rPr>
-                <w:rFonts w:ascii="Georgia" w:hAnsi="Georgia"/>
+                <w:rFonts w:ascii="Times New Roman" w:hAnsi="Times New Roman"/>
                 <w:b/>
                 <w:sz w:val="19"/>
               </w:rPr>
@@ -11180,7 +11221,7 @@
             </w:pPr>
             <w:r>
               <w:rPr>
-                <w:rFonts w:ascii="Georgia" w:hAnsi="Georgia"/>
+                <w:rFonts w:ascii="Times New Roman" w:hAnsi="Times New Roman"/>
                 <w:b/>
                 <w:sz w:val="19"/>
               </w:rPr>
@@ -11211,7 +11252,7 @@
             </w:pPr>
             <w:r>
               <w:rPr>
-                <w:rFonts w:ascii="Georgia" w:hAnsi="Georgia"/>
+                <w:rFonts w:ascii="Times New Roman" w:hAnsi="Times New Roman"/>
                 <w:b/>
                 <w:sz w:val="19"/>
               </w:rPr>
@@ -11242,7 +11283,7 @@
             </w:pPr>
             <w:r>
               <w:rPr>
-                <w:rFonts w:ascii="Georgia" w:hAnsi="Georgia"/>
+                <w:rFonts w:ascii="Times New Roman" w:hAnsi="Times New Roman"/>
                 <w:b/>
                 <w:sz w:val="19"/>
               </w:rPr>
@@ -11274,7 +11315,7 @@
             </w:pPr>
             <w:r>
               <w:rPr>
-                <w:rFonts w:ascii="Georgia" w:hAnsi="Georgia"/>
+                <w:rFonts w:ascii="Times New Roman" w:hAnsi="Times New Roman"/>
                 <w:sz w:val="19"/>
               </w:rPr>
               <w:t xml:space="preserve">Tabular</w:t>
@@ -11303,7 +11344,7 @@
             </w:pPr>
             <w:r>
               <w:rPr>
-                <w:rFonts w:ascii="Georgia" w:hAnsi="Georgia"/>
+                <w:rFonts w:ascii="Times New Roman" w:hAnsi="Times New Roman"/>
                 <w:sz w:val="19"/>
               </w:rPr>
               <w:t xml:space="preserve">0.009 (−92%)</w:t>
@@ -11332,7 +11373,7 @@
             </w:pPr>
             <w:r>
               <w:rPr>
-                <w:rFonts w:ascii="Georgia" w:hAnsi="Georgia"/>
+                <w:rFonts w:ascii="Times New Roman" w:hAnsi="Times New Roman"/>
                 <w:sz w:val="19"/>
               </w:rPr>
               <w:t xml:space="preserve">0.015 (−87%)</w:t>
@@ -11361,7 +11402,7 @@
             </w:pPr>
             <w:r>
               <w:rPr>
-                <w:rFonts w:ascii="Georgia" w:hAnsi="Georgia"/>
+                <w:rFonts w:ascii="Times New Roman" w:hAnsi="Times New Roman"/>
                 <w:sz w:val="19"/>
               </w:rPr>
               <w:t xml:space="preserve">0.117</w:t>
@@ -11392,7 +11433,7 @@
             </w:pPr>
             <w:r>
               <w:rPr>
-                <w:rFonts w:ascii="Georgia" w:hAnsi="Georgia"/>
+                <w:rFonts w:ascii="Times New Roman" w:hAnsi="Times New Roman"/>
                 <w:sz w:val="19"/>
               </w:rPr>
               <w:t xml:space="preserve">Image (CV)</w:t>
@@ -11421,7 +11462,7 @@
             </w:pPr>
             <w:r>
               <w:rPr>
-                <w:rFonts w:ascii="Georgia" w:hAnsi="Georgia"/>
+                <w:rFonts w:ascii="Times New Roman" w:hAnsi="Times New Roman"/>
                 <w:sz w:val="19"/>
               </w:rPr>
               <w:t xml:space="preserve">0.005 (−94%)</w:t>
@@ -11450,7 +11491,7 @@
             </w:pPr>
             <w:r>
               <w:rPr>
-                <w:rFonts w:ascii="Georgia" w:hAnsi="Georgia"/>
+                <w:rFonts w:ascii="Times New Roman" w:hAnsi="Times New Roman"/>
                 <w:sz w:val="19"/>
               </w:rPr>
               <w:t xml:space="preserve">0.012 (−85%)</w:t>
@@ -11479,7 +11520,7 @@
             </w:pPr>
             <w:r>
               <w:rPr>
-                <w:rFonts w:ascii="Georgia" w:hAnsi="Georgia"/>
+                <w:rFonts w:ascii="Times New Roman" w:hAnsi="Times New Roman"/>
                 <w:sz w:val="19"/>
               </w:rPr>
               <w:t xml:space="preserve">0.079</w:t>
@@ -11510,7 +11551,7 @@
             </w:pPr>
             <w:r>
               <w:rPr>
-                <w:rFonts w:ascii="Georgia" w:hAnsi="Georgia"/>
+                <w:rFonts w:ascii="Times New Roman" w:hAnsi="Times New Roman"/>
                 <w:sz w:val="19"/>
               </w:rPr>
               <w:t xml:space="preserve">Text (NLP)</w:t>
@@ -11539,7 +11580,7 @@
             </w:pPr>
             <w:r>
               <w:rPr>
-                <w:rFonts w:ascii="Georgia" w:hAnsi="Georgia"/>
+                <w:rFonts w:ascii="Times New Roman" w:hAnsi="Times New Roman"/>
                 <w:sz w:val="19"/>
               </w:rPr>
               <w:t xml:space="preserve">0.003 (−97%)</w:t>
@@ -11568,7 +11609,7 @@
             </w:pPr>
             <w:r>
               <w:rPr>
-                <w:rFonts w:ascii="Georgia" w:hAnsi="Georgia"/>
+                <w:rFonts w:ascii="Times New Roman" w:hAnsi="Times New Roman"/>
                 <w:sz w:val="19"/>
               </w:rPr>
               <w:t xml:space="preserve">0.005 (−94%)</w:t>
@@ -11597,7 +11638,7 @@
             </w:pPr>
             <w:r>
               <w:rPr>
-                <w:rFonts w:ascii="Georgia" w:hAnsi="Georgia"/>
+                <w:rFonts w:ascii="Times New Roman" w:hAnsi="Times New Roman"/>
                 <w:sz w:val="19"/>
               </w:rPr>
               <w:t xml:space="preserve">0.084</w:t>
@@ -11628,7 +11669,7 @@
             </w:pPr>
             <w:r>
               <w:rPr>
-                <w:rFonts w:ascii="Georgia" w:hAnsi="Georgia"/>
+                <w:rFonts w:ascii="Times New Roman" w:hAnsi="Times New Roman"/>
                 <w:sz w:val="19"/>
               </w:rPr>
               <w:t xml:space="preserve">Time-series</w:t>
@@ -11657,7 +11698,7 @@
             </w:pPr>
             <w:r>
               <w:rPr>
-                <w:rFonts w:ascii="Georgia" w:hAnsi="Georgia"/>
+                <w:rFonts w:ascii="Times New Roman" w:hAnsi="Times New Roman"/>
                 <w:sz w:val="19"/>
               </w:rPr>
               <w:t xml:space="preserve">0.002 (−90%)</w:t>
@@ -11686,7 +11727,7 @@
             </w:pPr>
             <w:r>
               <w:rPr>
-                <w:rFonts w:ascii="Georgia" w:hAnsi="Georgia"/>
+                <w:rFonts w:ascii="Times New Roman" w:hAnsi="Times New Roman"/>
                 <w:sz w:val="19"/>
               </w:rPr>
               <w:t xml:space="preserve">0.002 (−88%)</w:t>
@@ -11715,7 +11756,7 @@
             </w:pPr>
             <w:r>
               <w:rPr>
-                <w:rFonts w:ascii="Georgia" w:hAnsi="Georgia"/>
+                <w:rFonts w:ascii="Times New Roman" w:hAnsi="Times New Roman"/>
                 <w:sz w:val="19"/>
               </w:rPr>
               <w:t xml:space="preserve">0.019</w:t>
@@ -11768,7 +11809,7 @@
           <w:b/>
           <w:bCs/>
         </w:rPr>
-        <w:t xml:space="preserve">A structural ceiling, and a fix that does not work.</w:t>
+        <w:t xml:space="preserve">A structural ceiling, and two candidate fixes.</w:t>
       </w:r>
       <w:r>
         <w:t xml:space="preserve"> </w:t>
@@ -11787,21 +11828,20 @@
         <w:t xml:space="preserve">local</w:t>
       </w:r>
       <w:r>
-        <w:t xml:space="preserve">. ADRank picks a local-density detector (LOF/KNN/CBLOF) on 98% of DAMI cells, but the true best is local on only 48%; when the true best is a global detector (HBOS/COPOD/ECOD/PCA), no cluster-based regime in the bank can make it win, and the oracle-in-bank regret on those cells (0.039) is 5× that on local-best cells (0.008). The two clustering ablations that follow (global-tail regime and deep clustering) run on the nine DAMI datasets that exclude the 1555-dimensional InternetAds, on which k-means auto-calibrated regret is 0.034. The natural remedy, adding a global-tail pseudo-anomaly regime (points in the marginal tails or far from the centroid, rather than held-out clusters), does not help and slightly hurts: DAMI regret rises from 0.034 to 0.036-0.045 as such regimes are added. The mechanism is instructive: a global-tail task is high-variance (marginal detectors ace it), so the discriminative weight over-trusts it, but it is not truth-aligned, so it drags the pick toward marginal detectors even when they are wrong. The label-free weighting cannot distinguish a high-variance-but-misaligned regime from an informative one. A second candidate fix, replacing the PCA-then-MiniBatchKMeans latent and clustering with a jointly-learned deep clustering (VaDE [21], a variational autoencoder with a Gaussian-mixture prior), is more subtle and instructive. Off-the-shelf VaDE does raise regret (mean 0.056 vs 0.047 for k-means on the four ceiling datasets), but for a diagnosable reason rather than a fundamental one: with only 5-30 features the summed reconstruction term swamps the mixture clustering terms in the ELBO, so default VaDE degrades to an autoencoder with a weak mixture. Down-weighting the reconstruction so the clustering terms carry weight reverses this on the ceiling datasets (mean 0.041 vs 0.047, winning on WDBC 0.064 to 0.044 and PageBlocks 0.008 to 0.000). Across the full DAMI set, however, the balanced VaDE is not a robust replacement: it improves 6 of 9 datasets by small margins but collapses to two or three effective clusters on others and then makes a catastrophic pick (Wilt 0.000 to 0.193, Waveform 0.016 to 0.075), so its mean regret is worse than k-means (0.055 vs 0.034). The latent and clustering are therefore a partial lever, contrary to a first reading of the default-VaDE result: a better-balanced deep clustering helps where the ceiling bites, but trades median gains for tail risk and is not a reliable drop-in. Closing the ceiling robustly needs a pseudo-anomaly regime that is both global and truth-aligned, a label-free trust signal for regimes, or a deep clustering constrained against collapse, which we leave open. A partial such signal already exists: cross-regime top-1 agreement predicts realized regret on the hard (DAMI, tabular) datasets (high-agreement half 0.030 vs 0.049), giving a per-dataset confidence flag.</w:t>
+        <w:t xml:space="preserve">. ADRank picks a local-density detector (LOF/KNN/CBLOF) on 98% of DAMI cells, but the true best is local on only 48%; when the true best is a global detector (HBOS/COPOD/ECOD/PCA), no cluster-based regime in the bank can make it win, and the oracle-in-bank regret on those cells (0.039) is 5× that on local-best cells (0.008). The two clustering ablations that follow (global-tail regime and deep clustering) run on the nine DAMI datasets that exclude the 1555-dimensional InternetAds, on which k-means auto-calibrated regret is 0.034. The natural remedy, adding a global-tail pseudo-anomaly regime (points in the marginal tails or far from the centroid, rather than held-out clusters), does not help and slightly hurts: DAMI regret rises from 0.034 to 0.036-0.045 as such regimes are added. The mechanism is instructive: a global-tail task is high-variance (marginal detectors ace it), so the discriminative weight over-trusts it, but it is not truth-aligned, so it drags the pick toward marginal detectors even when they are wrong. The label-free weighting cannot distinguish a high-variance-but-misaligned regime from an informative one. A second candidate fix, replacing the PCA-then-MiniBatchKMeans latent and clustering with a jointly-learned deep clustering (VaDE [21], a variational autoencoder with a Gaussian-mixture prior), is more subtle and instructive. Off-the-shelf VaDE does raise regret (mean 0.056 vs 0.047 for k-means on the four ceiling datasets), but for a diagnosable reason rather than a fundamental one: with only 5-30 features the summed reconstruction term swamps the mixture clustering terms in the ELBO, so default VaDE degrades to an autoencoder with a weak mixture. Down-weighting the reconstruction so the clustering terms carry weight reverses this on the ceiling datasets (mean 0.041 vs 0.047, winning on WDBC 0.064 to 0.044 and PageBlocks 0.008 to 0.000). Across the full DAMI set, unguarded balanced VaDE is not a robust replacement: it improves 6 of 9 datasets by small margins but collapses to two or three effective clusters on others and then makes a catastrophic pick (Wilt 0.000 to 0.193, Waveform 0.016 to 0.075), so its mean regret is worse than k-means (0.055 vs 0.034). The collapse is label-free-detectable, however: VaDE resolves only two to three effective clusters (effK) precisely on the datasets it ruins (Wilt effK = 2.5, Waveform 2.8), while the datasets it helps sit at effK ≥ 3. Gating on this, using the deep clustering only when effK ≥ 3 and falling back to k-means otherwise, removes both catastrophes (Wilt 0.193 to 0.000, Waveform 0.075 to 0.016) and gives mean regret 0.030, below both k-means (0.034) and unguarded VaDE (0.055). A better-balanced deep clustering with this collapse guard is therefore a reliable lever: it helps where the ceiling bites, and its one failure mode is observable without labels. The remaining ceiling, datasets whose true-best detector is a global method, still needs a pseudo-anomaly regime that is both global and truth-aligned, or a label-free trust signal for regimes, which we leave open. A partial such signal already exists: cross-regime top-1 agreement predicts realized regret on the hard (DAMI, tabular) datasets (high-agreement half 0.030 vs 0.049), giving a per-dataset confidence flag.</w:t>
       </w:r>
     </w:p>
-    <w:bookmarkEnd w:id="32"/>
     <w:bookmarkEnd w:id="33"/>
-    <w:bookmarkStart w:id="34" w:name="Xe60211b7362d4efd10cab3a88ad8ddec4cb4e70"/>
+    <w:bookmarkStart w:id="34" w:name="X225c150e89750861f2fe176cf2b7b76ae5b2d02"/>
     <w:p>
       <w:pPr>
-        <w:pStyle w:val="Heading2"/>
+        <w:pStyle w:val="Heading3"/>
         <w:keepNext/>
         <w:keepLines/>
         <w:widowControl w:val="1"/>
       </w:pPr>
       <w:r>
-        <w:t xml:space="preserve">6. Discussion</w:t>
+        <w:t xml:space="preserve">5.8 The baseline that matters: fixed detectors, in and out of distribution</w:t>
       </w:r>
     </w:p>
     <w:p>
@@ -11813,17 +11853,965 @@
         <w:widowControl w:val="1"/>
       </w:pPr>
       <w:r>
+        <w:t xml:space="preserve">Random selection is a weak yardstick. The decision a practitioner actually faces is which single detector to commit to across all their datasets, so the demanding baseline is the best fixed detector, not a coin flip. We compare ADRank against every fixed detector, both in-distribution (ADBench, DAMI) and on a frozen external benchmark it never saw during development.</w:t>
+      </w:r>
+    </w:p>
+    <w:tbl>
+      <w:tblPr>
+        <w:tblStyle w:val="Table"/>
+        <w:tblW w:type="pct" w:w="5000"/>
+        <w:jc w:val="center"/>
+        <w:tblLook w:firstRow="1" w:lastRow="0" w:firstColumn="0" w:lastColumn="0" w:noHBand="0" w:noVBand="0" w:val="0020"/>
+        <w:tblLayout w:type="autofit"/>
+        <w:tblBorders>
+          <w:top w:val="single" w:sz="10" w:color="4F6272"/>
+          <w:bottom w:val="single" w:sz="10" w:color="4F6272"/>
+          <w:insideH w:val="single" w:sz="5" w:color="9FB0C2"/>
+          <w:left w:val="single" w:sz="6" w:color="9FB0C2"/>
+          <w:right w:val="single" w:sz="6" w:color="9FB0C2"/>
+          <w:insideV w:val="single" w:sz="5" w:color="D9E1E8"/>
+        </w:tblBorders>
+      </w:tblPr>
+      <w:tblGrid>
+        <w:gridCol w:w="1584"/>
+        <w:gridCol w:w="1584"/>
+        <w:gridCol w:w="1584"/>
+        <w:gridCol w:w="1584"/>
+        <w:gridCol w:w="1584"/>
+      </w:tblGrid>
+      <w:tr>
+        <w:trPr>
+          <w:tblHeader w:val="on"/>
+        </w:trPr>
+        <w:tc>
+          <w:tcPr>
+            <w:shd w:fill="EEF3F7"/>
+            <w:tcBorders>
+              <w:left w:val="nil"/>
+              <w:right w:val="nil"/>
+              <w:top w:val="nil"/>
+              <w:bottom w:val="single" w:sz="8" w:color="9FB0C2"/>
+            </w:tcBorders>
+            <w:vAlign w:val="center"/>
+          </w:tcPr>
+          <w:p>
+            <w:pPr>
+              <w:pStyle w:val="Compact"/>
+              <w:spacing w:before="0" w:after="20" w:line="240" w:lineRule="auto"/>
+              <w:jc w:val="center"/>
+              <w:suppressAutoHyphens/>
+              <w:keepNext w:val="0"/>
+              <w:keepLines/>
+              <w:widowControl w:val="1"/>
+            </w:pPr>
+            <w:r>
+              <w:rPr>
+                <w:rFonts w:ascii="Times New Roman" w:hAnsi="Times New Roman"/>
+                <w:b/>
+                <w:sz w:val="19"/>
+              </w:rPr>
+              <w:t xml:space="preserve">Modality</w:t>
+            </w:r>
+          </w:p>
+        </w:tc>
+        <w:tc>
+          <w:tcPr>
+            <w:shd w:fill="EEF3F7"/>
+            <w:tcBorders>
+              <w:left w:val="nil"/>
+              <w:right w:val="nil"/>
+              <w:top w:val="nil"/>
+              <w:bottom w:val="single" w:sz="8" w:color="9FB0C2"/>
+            </w:tcBorders>
+            <w:vAlign w:val="center"/>
+          </w:tcPr>
+          <w:p>
+            <w:pPr>
+              <w:pStyle w:val="Compact"/>
+              <w:spacing w:before="0" w:after="20" w:line="240" w:lineRule="auto"/>
+              <w:jc w:val="center"/>
+              <w:suppressAutoHyphens/>
+              <w:keepNext w:val="0"/>
+              <w:keepLines/>
+              <w:widowControl w:val="1"/>
+            </w:pPr>
+            <w:r>
+              <w:rPr>
+                <w:rFonts w:ascii="Times New Roman" w:hAnsi="Times New Roman"/>
+                <w:b/>
+                <w:sz w:val="19"/>
+              </w:rPr>
+              <w:t xml:space="preserve">ADRank</w:t>
+            </w:r>
+          </w:p>
+        </w:tc>
+        <w:tc>
+          <w:tcPr>
+            <w:shd w:fill="EEF3F7"/>
+            <w:tcBorders>
+              <w:left w:val="nil"/>
+              <w:right w:val="nil"/>
+              <w:top w:val="nil"/>
+              <w:bottom w:val="single" w:sz="8" w:color="9FB0C2"/>
+            </w:tcBorders>
+            <w:vAlign w:val="center"/>
+          </w:tcPr>
+          <w:p>
+            <w:pPr>
+              <w:pStyle w:val="Compact"/>
+              <w:spacing w:before="0" w:after="20" w:line="240" w:lineRule="auto"/>
+              <w:jc w:val="center"/>
+              <w:suppressAutoHyphens/>
+              <w:keepNext w:val="0"/>
+              <w:keepLines/>
+              <w:widowControl w:val="1"/>
+            </w:pPr>
+            <w:r>
+              <w:rPr>
+                <w:rFonts w:ascii="Times New Roman" w:hAnsi="Times New Roman"/>
+                <w:b/>
+                <w:sz w:val="19"/>
+              </w:rPr>
+              <w:t xml:space="preserve">always-IForest</w:t>
+            </w:r>
+          </w:p>
+        </w:tc>
+        <w:tc>
+          <w:tcPr>
+            <w:shd w:fill="EEF3F7"/>
+            <w:tcBorders>
+              <w:left w:val="nil"/>
+              <w:right w:val="nil"/>
+              <w:top w:val="nil"/>
+              <w:bottom w:val="single" w:sz="8" w:color="9FB0C2"/>
+            </w:tcBorders>
+            <w:vAlign w:val="center"/>
+          </w:tcPr>
+          <w:p>
+            <w:pPr>
+              <w:pStyle w:val="Compact"/>
+              <w:spacing w:before="0" w:after="20" w:line="240" w:lineRule="auto"/>
+              <w:jc w:val="center"/>
+              <w:suppressAutoHyphens/>
+              <w:keepNext w:val="0"/>
+              <w:keepLines/>
+              <w:widowControl w:val="1"/>
+            </w:pPr>
+            <w:r>
+              <w:rPr>
+                <w:rFonts w:ascii="Times New Roman" w:hAnsi="Times New Roman"/>
+                <w:b/>
+                <w:sz w:val="19"/>
+              </w:rPr>
+              <w:t xml:space="preserve">best fixed (LOF)</w:t>
+            </w:r>
+          </w:p>
+        </w:tc>
+        <w:tc>
+          <w:tcPr>
+            <w:shd w:fill="EEF3F7"/>
+            <w:tcBorders>
+              <w:left w:val="nil"/>
+              <w:right w:val="nil"/>
+              <w:top w:val="nil"/>
+              <w:bottom w:val="single" w:sz="8" w:color="9FB0C2"/>
+            </w:tcBorders>
+            <w:vAlign w:val="center"/>
+          </w:tcPr>
+          <w:p>
+            <w:pPr>
+              <w:pStyle w:val="Compact"/>
+              <w:spacing w:before="0" w:after="20" w:line="240" w:lineRule="auto"/>
+              <w:jc w:val="center"/>
+              <w:suppressAutoHyphens/>
+              <w:keepNext w:val="0"/>
+              <w:keepLines/>
+              <w:widowControl w:val="1"/>
+            </w:pPr>
+            <w:r>
+              <w:rPr>
+                <w:rFonts w:ascii="Times New Roman" w:hAnsi="Times New Roman"/>
+                <w:b/>
+                <w:sz w:val="19"/>
+              </w:rPr>
+              <w:t xml:space="preserve">Random</w:t>
+            </w:r>
+          </w:p>
+        </w:tc>
+      </w:tr>
+      <w:tr>
+        <w:tc>
+          <w:tcPr>
+            <w:tcBorders>
+              <w:left w:val="nil"/>
+              <w:right w:val="nil"/>
+              <w:top w:val="nil"/>
+              <w:bottom w:val="single" w:sz="4" w:color="D9E1E8"/>
+            </w:tcBorders>
+            <w:vAlign w:val="center"/>
+          </w:tcPr>
+          <w:p>
+            <w:pPr>
+              <w:pStyle w:val="Compact"/>
+              <w:spacing w:before="0" w:after="20" w:line="240" w:lineRule="auto"/>
+              <w:jc w:val="center"/>
+              <w:suppressAutoHyphens/>
+              <w:keepNext w:val="0"/>
+              <w:keepLines/>
+              <w:widowControl w:val="1"/>
+            </w:pPr>
+            <w:r>
+              <w:rPr>
+                <w:rFonts w:ascii="Times New Roman" w:hAnsi="Times New Roman"/>
+                <w:sz w:val="19"/>
+              </w:rPr>
+              <w:t xml:space="preserve">Tabular (26)</w:t>
+            </w:r>
+          </w:p>
+        </w:tc>
+        <w:tc>
+          <w:tcPr>
+            <w:tcBorders>
+              <w:left w:val="nil"/>
+              <w:right w:val="nil"/>
+              <w:top w:val="nil"/>
+              <w:bottom w:val="single" w:sz="4" w:color="D9E1E8"/>
+            </w:tcBorders>
+            <w:vAlign w:val="center"/>
+          </w:tcPr>
+          <w:p>
+            <w:pPr>
+              <w:pStyle w:val="Compact"/>
+              <w:spacing w:before="0" w:after="20" w:line="240" w:lineRule="auto"/>
+              <w:jc w:val="center"/>
+              <w:suppressAutoHyphens/>
+              <w:keepNext w:val="0"/>
+              <w:keepLines/>
+              <w:widowControl w:val="1"/>
+            </w:pPr>
+            <w:r>
+              <w:rPr>
+                <w:rFonts w:ascii="Times New Roman" w:hAnsi="Times New Roman"/>
+                <w:b/>
+                <w:bCs/>
+                <w:sz w:val="19"/>
+              </w:rPr>
+              <w:t xml:space="preserve">0.020</w:t>
+            </w:r>
+          </w:p>
+        </w:tc>
+        <w:tc>
+          <w:tcPr>
+            <w:tcBorders>
+              <w:left w:val="nil"/>
+              <w:right w:val="nil"/>
+              <w:top w:val="nil"/>
+              <w:bottom w:val="single" w:sz="4" w:color="D9E1E8"/>
+            </w:tcBorders>
+            <w:vAlign w:val="center"/>
+          </w:tcPr>
+          <w:p>
+            <w:pPr>
+              <w:pStyle w:val="Compact"/>
+              <w:spacing w:before="0" w:after="20" w:line="240" w:lineRule="auto"/>
+              <w:jc w:val="center"/>
+              <w:suppressAutoHyphens/>
+              <w:keepNext w:val="0"/>
+              <w:keepLines/>
+              <w:widowControl w:val="1"/>
+            </w:pPr>
+            <w:r>
+              <w:rPr>
+                <w:rFonts w:ascii="Times New Roman" w:hAnsi="Times New Roman"/>
+                <w:sz w:val="19"/>
+              </w:rPr>
+              <w:t xml:space="preserve">0.070 (p = 0.01)</w:t>
+            </w:r>
+          </w:p>
+        </w:tc>
+        <w:tc>
+          <w:tcPr>
+            <w:tcBorders>
+              <w:left w:val="nil"/>
+              <w:right w:val="nil"/>
+              <w:top w:val="nil"/>
+              <w:bottom w:val="single" w:sz="4" w:color="D9E1E8"/>
+            </w:tcBorders>
+            <w:vAlign w:val="center"/>
+          </w:tcPr>
+          <w:p>
+            <w:pPr>
+              <w:pStyle w:val="Compact"/>
+              <w:spacing w:before="0" w:after="20" w:line="240" w:lineRule="auto"/>
+              <w:jc w:val="center"/>
+              <w:suppressAutoHyphens/>
+              <w:keepNext w:val="0"/>
+              <w:keepLines/>
+              <w:widowControl w:val="1"/>
+            </w:pPr>
+            <w:r>
+              <w:rPr>
+                <w:rFonts w:ascii="Times New Roman" w:hAnsi="Times New Roman"/>
+                <w:sz w:val="19"/>
+              </w:rPr>
+              <w:t xml:space="preserve">0.028</w:t>
+            </w:r>
+          </w:p>
+        </w:tc>
+        <w:tc>
+          <w:tcPr>
+            <w:tcBorders>
+              <w:left w:val="nil"/>
+              <w:right w:val="nil"/>
+              <w:top w:val="nil"/>
+              <w:bottom w:val="single" w:sz="4" w:color="D9E1E8"/>
+            </w:tcBorders>
+            <w:vAlign w:val="center"/>
+          </w:tcPr>
+          <w:p>
+            <w:pPr>
+              <w:pStyle w:val="Compact"/>
+              <w:spacing w:before="0" w:after="20" w:line="240" w:lineRule="auto"/>
+              <w:jc w:val="center"/>
+              <w:suppressAutoHyphens/>
+              <w:keepNext w:val="0"/>
+              <w:keepLines/>
+              <w:widowControl w:val="1"/>
+            </w:pPr>
+            <w:r>
+              <w:rPr>
+                <w:rFonts w:ascii="Times New Roman" w:hAnsi="Times New Roman"/>
+                <w:sz w:val="19"/>
+              </w:rPr>
+              <w:t xml:space="preserve">0.093</w:t>
+            </w:r>
+          </w:p>
+        </w:tc>
+      </w:tr>
+      <w:tr>
+        <w:tc>
+          <w:tcPr>
+            <w:tcBorders>
+              <w:left w:val="nil"/>
+              <w:right w:val="nil"/>
+              <w:top w:val="nil"/>
+              <w:bottom w:val="single" w:sz="4" w:color="D9E1E8"/>
+            </w:tcBorders>
+            <w:vAlign w:val="center"/>
+          </w:tcPr>
+          <w:p>
+            <w:pPr>
+              <w:pStyle w:val="Compact"/>
+              <w:spacing w:before="0" w:after="20" w:line="240" w:lineRule="auto"/>
+              <w:jc w:val="center"/>
+              <w:suppressAutoHyphens/>
+              <w:keepNext w:val="0"/>
+              <w:keepLines/>
+              <w:widowControl w:val="1"/>
+            </w:pPr>
+            <w:r>
+              <w:rPr>
+                <w:rFonts w:ascii="Times New Roman" w:hAnsi="Times New Roman"/>
+                <w:sz w:val="19"/>
+              </w:rPr>
+              <w:t xml:space="preserve">Image (20)</w:t>
+            </w:r>
+          </w:p>
+        </w:tc>
+        <w:tc>
+          <w:tcPr>
+            <w:tcBorders>
+              <w:left w:val="nil"/>
+              <w:right w:val="nil"/>
+              <w:top w:val="nil"/>
+              <w:bottom w:val="single" w:sz="4" w:color="D9E1E8"/>
+            </w:tcBorders>
+            <w:vAlign w:val="center"/>
+          </w:tcPr>
+          <w:p>
+            <w:pPr>
+              <w:pStyle w:val="Compact"/>
+              <w:spacing w:before="0" w:after="20" w:line="240" w:lineRule="auto"/>
+              <w:jc w:val="center"/>
+              <w:suppressAutoHyphens/>
+              <w:keepNext w:val="0"/>
+              <w:keepLines/>
+              <w:widowControl w:val="1"/>
+            </w:pPr>
+            <w:r>
+              <w:rPr>
+                <w:rFonts w:ascii="Times New Roman" w:hAnsi="Times New Roman"/>
+                <w:b/>
+                <w:bCs/>
+                <w:sz w:val="19"/>
+              </w:rPr>
+              <w:t xml:space="preserve">0.005</w:t>
+            </w:r>
+          </w:p>
+        </w:tc>
+        <w:tc>
+          <w:tcPr>
+            <w:tcBorders>
+              <w:left w:val="nil"/>
+              <w:right w:val="nil"/>
+              <w:top w:val="nil"/>
+              <w:bottom w:val="single" w:sz="4" w:color="D9E1E8"/>
+            </w:tcBorders>
+            <w:vAlign w:val="center"/>
+          </w:tcPr>
+          <w:p>
+            <w:pPr>
+              <w:pStyle w:val="Compact"/>
+              <w:spacing w:before="0" w:after="20" w:line="240" w:lineRule="auto"/>
+              <w:jc w:val="center"/>
+              <w:suppressAutoHyphens/>
+              <w:keepNext w:val="0"/>
+              <w:keepLines/>
+              <w:widowControl w:val="1"/>
+            </w:pPr>
+            <w:r>
+              <w:rPr>
+                <w:rFonts w:ascii="Times New Roman" w:hAnsi="Times New Roman"/>
+                <w:sz w:val="19"/>
+              </w:rPr>
+              <w:t xml:space="preserve">0.079 (p = 4e-6)</w:t>
+            </w:r>
+          </w:p>
+        </w:tc>
+        <w:tc>
+          <w:tcPr>
+            <w:tcBorders>
+              <w:left w:val="nil"/>
+              <w:right w:val="nil"/>
+              <w:top w:val="nil"/>
+              <w:bottom w:val="single" w:sz="4" w:color="D9E1E8"/>
+            </w:tcBorders>
+            <w:vAlign w:val="center"/>
+          </w:tcPr>
+          <w:p>
+            <w:pPr>
+              <w:pStyle w:val="Compact"/>
+              <w:spacing w:before="0" w:after="20" w:line="240" w:lineRule="auto"/>
+              <w:jc w:val="center"/>
+              <w:suppressAutoHyphens/>
+              <w:keepNext w:val="0"/>
+              <w:keepLines/>
+              <w:widowControl w:val="1"/>
+            </w:pPr>
+            <w:r>
+              <w:rPr>
+                <w:rFonts w:ascii="Times New Roman" w:hAnsi="Times New Roman"/>
+                <w:sz w:val="19"/>
+              </w:rPr>
+              <w:t xml:space="preserve">0.005</w:t>
+            </w:r>
+          </w:p>
+        </w:tc>
+        <w:tc>
+          <w:tcPr>
+            <w:tcBorders>
+              <w:left w:val="nil"/>
+              <w:right w:val="nil"/>
+              <w:top w:val="nil"/>
+              <w:bottom w:val="single" w:sz="4" w:color="D9E1E8"/>
+            </w:tcBorders>
+            <w:vAlign w:val="center"/>
+          </w:tcPr>
+          <w:p>
+            <w:pPr>
+              <w:pStyle w:val="Compact"/>
+              <w:spacing w:before="0" w:after="20" w:line="240" w:lineRule="auto"/>
+              <w:jc w:val="center"/>
+              <w:suppressAutoHyphens/>
+              <w:keepNext w:val="0"/>
+              <w:keepLines/>
+              <w:widowControl w:val="1"/>
+            </w:pPr>
+            <w:r>
+              <w:rPr>
+                <w:rFonts w:ascii="Times New Roman" w:hAnsi="Times New Roman"/>
+                <w:sz w:val="19"/>
+              </w:rPr>
+              <w:t xml:space="preserve">0.074</w:t>
+            </w:r>
+          </w:p>
+        </w:tc>
+      </w:tr>
+      <w:tr>
+        <w:tc>
+          <w:tcPr>
+            <w:tcBorders>
+              <w:left w:val="nil"/>
+              <w:right w:val="nil"/>
+              <w:top w:val="nil"/>
+              <w:bottom w:val="single" w:sz="4" w:color="D9E1E8"/>
+            </w:tcBorders>
+            <w:vAlign w:val="center"/>
+          </w:tcPr>
+          <w:p>
+            <w:pPr>
+              <w:pStyle w:val="Compact"/>
+              <w:spacing w:before="0" w:after="20" w:line="240" w:lineRule="auto"/>
+              <w:jc w:val="center"/>
+              <w:suppressAutoHyphens/>
+              <w:keepNext w:val="0"/>
+              <w:keepLines/>
+              <w:widowControl w:val="1"/>
+            </w:pPr>
+            <w:r>
+              <w:rPr>
+                <w:rFonts w:ascii="Times New Roman" w:hAnsi="Times New Roman"/>
+                <w:sz w:val="19"/>
+              </w:rPr>
+              <w:t xml:space="preserve">Text (13)</w:t>
+            </w:r>
+          </w:p>
+        </w:tc>
+        <w:tc>
+          <w:tcPr>
+            <w:tcBorders>
+              <w:left w:val="nil"/>
+              <w:right w:val="nil"/>
+              <w:top w:val="nil"/>
+              <w:bottom w:val="single" w:sz="4" w:color="D9E1E8"/>
+            </w:tcBorders>
+            <w:vAlign w:val="center"/>
+          </w:tcPr>
+          <w:p>
+            <w:pPr>
+              <w:pStyle w:val="Compact"/>
+              <w:spacing w:before="0" w:after="20" w:line="240" w:lineRule="auto"/>
+              <w:jc w:val="center"/>
+              <w:suppressAutoHyphens/>
+              <w:keepNext w:val="0"/>
+              <w:keepLines/>
+              <w:widowControl w:val="1"/>
+            </w:pPr>
+            <w:r>
+              <w:rPr>
+                <w:rFonts w:ascii="Times New Roman" w:hAnsi="Times New Roman"/>
+                <w:b/>
+                <w:bCs/>
+                <w:sz w:val="19"/>
+              </w:rPr>
+              <w:t xml:space="preserve">0.006</w:t>
+            </w:r>
+          </w:p>
+        </w:tc>
+        <w:tc>
+          <w:tcPr>
+            <w:tcBorders>
+              <w:left w:val="nil"/>
+              <w:right w:val="nil"/>
+              <w:top w:val="nil"/>
+              <w:bottom w:val="single" w:sz="4" w:color="D9E1E8"/>
+            </w:tcBorders>
+            <w:vAlign w:val="center"/>
+          </w:tcPr>
+          <w:p>
+            <w:pPr>
+              <w:pStyle w:val="Compact"/>
+              <w:spacing w:before="0" w:after="20" w:line="240" w:lineRule="auto"/>
+              <w:jc w:val="center"/>
+              <w:suppressAutoHyphens/>
+              <w:keepNext w:val="0"/>
+              <w:keepLines/>
+              <w:widowControl w:val="1"/>
+            </w:pPr>
+            <w:r>
+              <w:rPr>
+                <w:rFonts w:ascii="Times New Roman" w:hAnsi="Times New Roman"/>
+                <w:sz w:val="19"/>
+              </w:rPr>
+              <w:t xml:space="preserve">0.087 (p = 5e-4)</w:t>
+            </w:r>
+          </w:p>
+        </w:tc>
+        <w:tc>
+          <w:tcPr>
+            <w:tcBorders>
+              <w:left w:val="nil"/>
+              <w:right w:val="nil"/>
+              <w:top w:val="nil"/>
+              <w:bottom w:val="single" w:sz="4" w:color="D9E1E8"/>
+            </w:tcBorders>
+            <w:vAlign w:val="center"/>
+          </w:tcPr>
+          <w:p>
+            <w:pPr>
+              <w:pStyle w:val="Compact"/>
+              <w:spacing w:before="0" w:after="20" w:line="240" w:lineRule="auto"/>
+              <w:jc w:val="center"/>
+              <w:suppressAutoHyphens/>
+              <w:keepNext w:val="0"/>
+              <w:keepLines/>
+              <w:widowControl w:val="1"/>
+            </w:pPr>
+            <w:r>
+              <w:rPr>
+                <w:rFonts w:ascii="Times New Roman" w:hAnsi="Times New Roman"/>
+                <w:sz w:val="19"/>
+              </w:rPr>
+              <w:t xml:space="preserve">0.006</w:t>
+            </w:r>
+          </w:p>
+        </w:tc>
+        <w:tc>
+          <w:tcPr>
+            <w:tcBorders>
+              <w:left w:val="nil"/>
+              <w:right w:val="nil"/>
+              <w:top w:val="nil"/>
+              <w:bottom w:val="single" w:sz="4" w:color="D9E1E8"/>
+            </w:tcBorders>
+            <w:vAlign w:val="center"/>
+          </w:tcPr>
+          <w:p>
+            <w:pPr>
+              <w:pStyle w:val="Compact"/>
+              <w:spacing w:before="0" w:after="20" w:line="240" w:lineRule="auto"/>
+              <w:jc w:val="center"/>
+              <w:suppressAutoHyphens/>
+              <w:keepNext w:val="0"/>
+              <w:keepLines/>
+              <w:widowControl w:val="1"/>
+            </w:pPr>
+            <w:r>
+              <w:rPr>
+                <w:rFonts w:ascii="Times New Roman" w:hAnsi="Times New Roman"/>
+                <w:sz w:val="19"/>
+              </w:rPr>
+              <w:t xml:space="preserve">0.081</w:t>
+            </w:r>
+          </w:p>
+        </w:tc>
+      </w:tr>
+      <w:tr>
+        <w:tc>
+          <w:tcPr>
+            <w:tcBorders>
+              <w:left w:val="nil"/>
+              <w:right w:val="nil"/>
+              <w:top w:val="nil"/>
+              <w:bottom w:val="single" w:sz="4" w:color="D9E1E8"/>
+            </w:tcBorders>
+            <w:vAlign w:val="center"/>
+          </w:tcPr>
+          <w:p>
+            <w:pPr>
+              <w:pStyle w:val="Compact"/>
+              <w:spacing w:before="0" w:after="20" w:line="240" w:lineRule="auto"/>
+              <w:jc w:val="center"/>
+              <w:suppressAutoHyphens/>
+              <w:keepNext w:val="0"/>
+              <w:keepLines/>
+              <w:widowControl w:val="1"/>
+            </w:pPr>
+            <w:r>
+              <w:rPr>
+                <w:rFonts w:ascii="Times New Roman" w:hAnsi="Times New Roman"/>
+                <w:sz w:val="19"/>
+              </w:rPr>
+              <w:t xml:space="preserve">Time-series (10)</w:t>
+            </w:r>
+          </w:p>
+        </w:tc>
+        <w:tc>
+          <w:tcPr>
+            <w:tcBorders>
+              <w:left w:val="nil"/>
+              <w:right w:val="nil"/>
+              <w:top w:val="nil"/>
+              <w:bottom w:val="single" w:sz="4" w:color="D9E1E8"/>
+            </w:tcBorders>
+            <w:vAlign w:val="center"/>
+          </w:tcPr>
+          <w:p>
+            <w:pPr>
+              <w:pStyle w:val="Compact"/>
+              <w:spacing w:before="0" w:after="20" w:line="240" w:lineRule="auto"/>
+              <w:jc w:val="center"/>
+              <w:suppressAutoHyphens/>
+              <w:keepNext w:val="0"/>
+              <w:keepLines/>
+              <w:widowControl w:val="1"/>
+            </w:pPr>
+            <w:r>
+              <w:rPr>
+                <w:rFonts w:ascii="Times New Roman" w:hAnsi="Times New Roman"/>
+                <w:b/>
+                <w:bCs/>
+                <w:sz w:val="19"/>
+              </w:rPr>
+              <w:t xml:space="preserve">0.002</w:t>
+            </w:r>
+          </w:p>
+        </w:tc>
+        <w:tc>
+          <w:tcPr>
+            <w:tcBorders>
+              <w:left w:val="nil"/>
+              <w:right w:val="nil"/>
+              <w:top w:val="nil"/>
+              <w:bottom w:val="single" w:sz="4" w:color="D9E1E8"/>
+            </w:tcBorders>
+            <w:vAlign w:val="center"/>
+          </w:tcPr>
+          <w:p>
+            <w:pPr>
+              <w:pStyle w:val="Compact"/>
+              <w:spacing w:before="0" w:after="20" w:line="240" w:lineRule="auto"/>
+              <w:jc w:val="center"/>
+              <w:suppressAutoHyphens/>
+              <w:keepNext w:val="0"/>
+              <w:keepLines/>
+              <w:widowControl w:val="1"/>
+            </w:pPr>
+            <w:r>
+              <w:rPr>
+                <w:rFonts w:ascii="Times New Roman" w:hAnsi="Times New Roman"/>
+                <w:sz w:val="19"/>
+              </w:rPr>
+              <w:t xml:space="preserve">0.004</w:t>
+            </w:r>
+          </w:p>
+        </w:tc>
+        <w:tc>
+          <w:tcPr>
+            <w:tcBorders>
+              <w:left w:val="nil"/>
+              <w:right w:val="nil"/>
+              <w:top w:val="nil"/>
+              <w:bottom w:val="single" w:sz="4" w:color="D9E1E8"/>
+            </w:tcBorders>
+            <w:vAlign w:val="center"/>
+          </w:tcPr>
+          <w:p>
+            <w:pPr>
+              <w:pStyle w:val="Compact"/>
+              <w:spacing w:before="0" w:after="20" w:line="240" w:lineRule="auto"/>
+              <w:jc w:val="center"/>
+              <w:suppressAutoHyphens/>
+              <w:keepNext w:val="0"/>
+              <w:keepLines/>
+              <w:widowControl w:val="1"/>
+            </w:pPr>
+            <w:r>
+              <w:rPr>
+                <w:rFonts w:ascii="Times New Roman" w:hAnsi="Times New Roman"/>
+                <w:sz w:val="19"/>
+              </w:rPr>
+              <w:t xml:space="preserve">0.002</w:t>
+            </w:r>
+          </w:p>
+        </w:tc>
+        <w:tc>
+          <w:tcPr>
+            <w:tcBorders>
+              <w:left w:val="nil"/>
+              <w:right w:val="nil"/>
+              <w:top w:val="nil"/>
+              <w:bottom w:val="single" w:sz="4" w:color="D9E1E8"/>
+            </w:tcBorders>
+            <w:vAlign w:val="center"/>
+          </w:tcPr>
+          <w:p>
+            <w:pPr>
+              <w:pStyle w:val="Compact"/>
+              <w:spacing w:before="0" w:after="20" w:line="240" w:lineRule="auto"/>
+              <w:jc w:val="center"/>
+              <w:suppressAutoHyphens/>
+              <w:keepNext w:val="0"/>
+              <w:keepLines/>
+              <w:widowControl w:val="1"/>
+            </w:pPr>
+            <w:r>
+              <w:rPr>
+                <w:rFonts w:ascii="Times New Roman" w:hAnsi="Times New Roman"/>
+                <w:sz w:val="19"/>
+              </w:rPr>
+              <w:t xml:space="preserve">0.020</w:t>
+            </w:r>
+          </w:p>
+        </w:tc>
+      </w:tr>
+      <w:tr>
+        <w:tc>
+          <w:tcPr>
+            <w:tcBorders>
+              <w:left w:val="nil"/>
+              <w:right w:val="nil"/>
+              <w:top w:val="nil"/>
+              <w:bottom w:val="nil"/>
+            </w:tcBorders>
+            <w:vAlign w:val="center"/>
+          </w:tcPr>
+          <w:p>
+            <w:pPr>
+              <w:pStyle w:val="Compact"/>
+              <w:spacing w:before="0" w:after="20" w:line="240" w:lineRule="auto"/>
+              <w:jc w:val="center"/>
+              <w:suppressAutoHyphens/>
+              <w:keepNext w:val="0"/>
+              <w:keepLines/>
+              <w:widowControl w:val="1"/>
+            </w:pPr>
+            <w:r>
+              <w:rPr>
+                <w:rFonts w:ascii="Times New Roman" w:hAnsi="Times New Roman"/>
+                <w:sz w:val="19"/>
+              </w:rPr>
+              <w:t xml:space="preserve">DAMI (10)</w:t>
+            </w:r>
+          </w:p>
+        </w:tc>
+        <w:tc>
+          <w:tcPr>
+            <w:tcBorders>
+              <w:left w:val="nil"/>
+              <w:right w:val="nil"/>
+              <w:top w:val="nil"/>
+              <w:bottom w:val="nil"/>
+            </w:tcBorders>
+            <w:vAlign w:val="center"/>
+          </w:tcPr>
+          <w:p>
+            <w:pPr>
+              <w:pStyle w:val="Compact"/>
+              <w:spacing w:before="0" w:after="20" w:line="240" w:lineRule="auto"/>
+              <w:jc w:val="center"/>
+              <w:suppressAutoHyphens/>
+              <w:keepNext w:val="0"/>
+              <w:keepLines/>
+              <w:widowControl w:val="1"/>
+            </w:pPr>
+            <w:r>
+              <w:rPr>
+                <w:rFonts w:ascii="Times New Roman" w:hAnsi="Times New Roman"/>
+                <w:sz w:val="19"/>
+              </w:rPr>
+              <w:t xml:space="preserve">0.040</w:t>
+            </w:r>
+          </w:p>
+        </w:tc>
+        <w:tc>
+          <w:tcPr>
+            <w:tcBorders>
+              <w:left w:val="nil"/>
+              <w:right w:val="nil"/>
+              <w:top w:val="nil"/>
+              <w:bottom w:val="nil"/>
+            </w:tcBorders>
+            <w:vAlign w:val="center"/>
+          </w:tcPr>
+          <w:p>
+            <w:pPr>
+              <w:pStyle w:val="Compact"/>
+              <w:spacing w:before="0" w:after="20" w:line="240" w:lineRule="auto"/>
+              <w:jc w:val="center"/>
+              <w:suppressAutoHyphens/>
+              <w:keepNext w:val="0"/>
+              <w:keepLines/>
+              <w:widowControl w:val="1"/>
+            </w:pPr>
+            <w:r>
+              <w:rPr>
+                <w:rFonts w:ascii="Times New Roman" w:hAnsi="Times New Roman"/>
+                <w:sz w:val="19"/>
+              </w:rPr>
+              <w:t xml:space="preserve">0.067</w:t>
+            </w:r>
+          </w:p>
+        </w:tc>
+        <w:tc>
+          <w:tcPr>
+            <w:tcBorders>
+              <w:left w:val="nil"/>
+              <w:right w:val="nil"/>
+              <w:top w:val="nil"/>
+              <w:bottom w:val="nil"/>
+            </w:tcBorders>
+            <w:vAlign w:val="center"/>
+          </w:tcPr>
+          <w:p>
+            <w:pPr>
+              <w:pStyle w:val="Compact"/>
+              <w:spacing w:before="0" w:after="20" w:line="240" w:lineRule="auto"/>
+              <w:jc w:val="center"/>
+              <w:suppressAutoHyphens/>
+              <w:keepNext w:val="0"/>
+              <w:keepLines/>
+              <w:widowControl w:val="1"/>
+            </w:pPr>
+            <w:r>
+              <w:rPr>
+                <w:rFonts w:ascii="Times New Roman" w:hAnsi="Times New Roman"/>
+                <w:sz w:val="19"/>
+              </w:rPr>
+              <w:t xml:space="preserve">0.032</w:t>
+            </w:r>
+          </w:p>
+        </w:tc>
+        <w:tc>
+          <w:tcPr>
+            <w:tcBorders>
+              <w:left w:val="nil"/>
+              <w:right w:val="nil"/>
+              <w:top w:val="nil"/>
+              <w:bottom w:val="nil"/>
+            </w:tcBorders>
+            <w:vAlign w:val="center"/>
+          </w:tcPr>
+          <w:p>
+            <w:pPr>
+              <w:pStyle w:val="Compact"/>
+              <w:spacing w:before="0" w:after="20" w:line="240" w:lineRule="auto"/>
+              <w:jc w:val="center"/>
+              <w:suppressAutoHyphens/>
+              <w:keepNext w:val="0"/>
+              <w:keepLines/>
+              <w:widowControl w:val="1"/>
+            </w:pPr>
+            <w:r>
+              <w:rPr>
+                <w:rFonts w:ascii="Times New Roman" w:hAnsi="Times New Roman"/>
+                <w:sz w:val="19"/>
+              </w:rPr>
+              <w:t xml:space="preserve">0.067</w:t>
+            </w:r>
+          </w:p>
+        </w:tc>
+      </w:tr>
+    </w:tbl>
+    <w:p>
+      <w:pPr>
+        <w:pStyle w:val="TableCaption"/>
+        <w:spacing w:before="280" w:after="60" w:line="240" w:lineRule="auto"/>
+        <w:jc w:val="center"/>
+        <w:keepNext/>
+        <w:keepLines/>
+        <w:widowControl w:val="1"/>
+      </w:pPr>
+      <w:r>
         <w:rPr>
           <w:b/>
-          <w:bCs/>
+          <w:i/>
         </w:rPr>
-        <w:t xml:space="preserve">Why regret, and why the instability was in the metric.</w:t>
-      </w:r>
-      <w:r>
+        <w:t>Table 7.</w:t>
+      </w:r>
+      <w:r>
+        <w:rPr>
+          <w:b w:val="0"/>
+          <w:i/>
+        </w:rPr>
         <w:t xml:space="preserve"> </w:t>
       </w:r>
       <w:r>
-        <w:t xml:space="preserve">Our first evaluation used thresholded Spearman ρ and produced a text result that swung from 0.68 to 0.34 between configurations. Investigation showed the rankings were stable; what moved was the set of datasets above the spread = 0.10 cutoff, several of which sit right at the boundary. Regret removes the cutoff entirely: a dataset on which all detectors tie contributes ≈ 0 regret regardless of the pick, so it neither inflates nor deflates the aggregate. Under regret the seed-to-seed standard deviation is ≤ 0.017 everywhere, and the ordering of modalities (time-series and image best, tabular close, text weak under a fixed regime) is stable. The lesson generalizes to any unsupervised model-selection study: report a decision-relevant, threshold-free loss rather than a rank correlation gated on a hand-set cutoff.</w:t>
+        <w:rPr>
+          <w:b w:val="0"/>
+          <w:i/>
+        </w:rPr>
+        <w:t>Auto-calibrated ADRank versus fixed-detector baselines, mean regret@1 over each modality's datasets and five seeds. The best-fixed column is LOF, computed per seed like the other columns. p is a paired Wilcoxon test of ADRank against always-IForest. ADRank significantly beats the common IForest default on image, text, and tabular data, matches or beats the strongest fixed detector (LOF) on the four ADBench modalities, and is statistically indistinguishable from it on DAMI (paired p = 0.63, n = 10).</w:t>
       </w:r>
     </w:p>
     <w:p>
@@ -11835,17 +12823,785 @@
         <w:widowControl w:val="1"/>
       </w:pPr>
       <w:r>
+        <w:t xml:space="preserve">Against the detector a practitioner would most plausibly reach for, Isolation Forest, ADRank cuts regret significantly on image (p = 4e-6), text (p = 5e-4), and tabular (p = 0.01) data, and it matches or beats the best fixed detector in the panel (LOF) on the four ADBench modalities without knowing in advance that LOF is the one to pick. We then freeze the method entirely, the smallest+random+hard regime bank, K in {30, 50}, discriminative weighting, no tuning, and run it on 260 OddBench [22] datasets hash-sampled by name and never used in any development step, of which 187 pass the fixed suitability filter (200 ≤ n ≤ 50000, d ≤ 500, anomaly rate in [0.005, 0.35]). Frozen ADRank cuts regret versus random by 38% in the mean and 48% in the per-dataset median, beating random on 134 of 187 datasets (paired Wilcoxon p = 1e-10).</w:t>
+      </w:r>
+    </w:p>
+    <w:tbl>
+      <w:tblPr>
+        <w:tblStyle w:val="Table"/>
+        <w:tblW w:type="pct" w:w="5000"/>
+        <w:jc w:val="center"/>
+        <w:tblLook w:firstRow="1" w:lastRow="0" w:firstColumn="0" w:lastColumn="0" w:noHBand="0" w:noVBand="0" w:val="0020"/>
+        <w:tblLayout w:type="autofit"/>
+        <w:tblBorders>
+          <w:top w:val="single" w:sz="10" w:color="4F6272"/>
+          <w:bottom w:val="single" w:sz="10" w:color="4F6272"/>
+          <w:insideH w:val="single" w:sz="5" w:color="9FB0C2"/>
+          <w:left w:val="single" w:sz="6" w:color="9FB0C2"/>
+          <w:right w:val="single" w:sz="6" w:color="9FB0C2"/>
+          <w:insideV w:val="single" w:sz="5" w:color="D9E1E8"/>
+        </w:tblBorders>
+      </w:tblPr>
+      <w:tblGrid>
+        <w:gridCol w:w="2640"/>
+        <w:gridCol w:w="2640"/>
+        <w:gridCol w:w="2640"/>
+      </w:tblGrid>
+      <w:tr>
+        <w:trPr>
+          <w:tblHeader w:val="on"/>
+        </w:trPr>
+        <w:tc>
+          <w:tcPr>
+            <w:shd w:fill="EEF3F7"/>
+            <w:tcBorders>
+              <w:left w:val="nil"/>
+              <w:right w:val="nil"/>
+              <w:top w:val="nil"/>
+              <w:bottom w:val="single" w:sz="8" w:color="9FB0C2"/>
+            </w:tcBorders>
+            <w:vAlign w:val="center"/>
+          </w:tcPr>
+          <w:p>
+            <w:pPr>
+              <w:pStyle w:val="Compact"/>
+              <w:spacing w:before="0" w:after="20" w:line="240" w:lineRule="auto"/>
+              <w:jc w:val="center"/>
+              <w:suppressAutoHyphens/>
+              <w:keepNext w:val="0"/>
+              <w:keepLines/>
+              <w:widowControl w:val="1"/>
+            </w:pPr>
+            <w:r>
+              <w:rPr>
+                <w:rFonts w:ascii="Times New Roman" w:hAnsi="Times New Roman"/>
+                <w:b/>
+                <w:sz w:val="19"/>
+              </w:rPr>
+              <w:t xml:space="preserve">Strategy</w:t>
+            </w:r>
+          </w:p>
+        </w:tc>
+        <w:tc>
+          <w:tcPr>
+            <w:shd w:fill="EEF3F7"/>
+            <w:tcBorders>
+              <w:left w:val="nil"/>
+              <w:right w:val="nil"/>
+              <w:top w:val="nil"/>
+              <w:bottom w:val="single" w:sz="8" w:color="9FB0C2"/>
+            </w:tcBorders>
+            <w:vAlign w:val="center"/>
+          </w:tcPr>
+          <w:p>
+            <w:pPr>
+              <w:pStyle w:val="Compact"/>
+              <w:spacing w:before="0" w:after="20" w:line="240" w:lineRule="auto"/>
+              <w:jc w:val="center"/>
+              <w:suppressAutoHyphens/>
+              <w:keepNext w:val="0"/>
+              <w:keepLines/>
+              <w:widowControl w:val="1"/>
+            </w:pPr>
+            <w:r>
+              <w:rPr>
+                <w:rFonts w:ascii="Times New Roman" w:hAnsi="Times New Roman"/>
+                <w:b/>
+                <w:sz w:val="19"/>
+              </w:rPr>
+              <w:t xml:space="preserve">mean regret@1</w:t>
+            </w:r>
+          </w:p>
+        </w:tc>
+        <w:tc>
+          <w:tcPr>
+            <w:shd w:fill="EEF3F7"/>
+            <w:tcBorders>
+              <w:left w:val="nil"/>
+              <w:right w:val="nil"/>
+              <w:top w:val="nil"/>
+              <w:bottom w:val="single" w:sz="8" w:color="9FB0C2"/>
+            </w:tcBorders>
+            <w:vAlign w:val="center"/>
+          </w:tcPr>
+          <w:p>
+            <w:pPr>
+              <w:pStyle w:val="Compact"/>
+              <w:spacing w:before="0" w:after="20" w:line="240" w:lineRule="auto"/>
+              <w:jc w:val="center"/>
+              <w:suppressAutoHyphens/>
+              <w:keepNext w:val="0"/>
+              <w:keepLines/>
+              <w:widowControl w:val="1"/>
+            </w:pPr>
+            <w:r>
+              <w:rPr>
+                <w:rFonts w:ascii="Times New Roman" w:hAnsi="Times New Roman"/>
+                <w:b/>
+                <w:sz w:val="19"/>
+              </w:rPr>
+              <w:t xml:space="preserve">ADRank vs. it (paired)</w:t>
+            </w:r>
+          </w:p>
+        </w:tc>
+      </w:tr>
+      <w:tr>
+        <w:tc>
+          <w:tcPr>
+            <w:tcBorders>
+              <w:left w:val="nil"/>
+              <w:right w:val="nil"/>
+              <w:top w:val="nil"/>
+              <w:bottom w:val="single" w:sz="4" w:color="D9E1E8"/>
+            </w:tcBorders>
+            <w:vAlign w:val="center"/>
+          </w:tcPr>
+          <w:p>
+            <w:pPr>
+              <w:pStyle w:val="Compact"/>
+              <w:spacing w:before="0" w:after="20" w:line="240" w:lineRule="auto"/>
+              <w:jc w:val="center"/>
+              <w:suppressAutoHyphens/>
+              <w:keepNext w:val="0"/>
+              <w:keepLines/>
+              <w:widowControl w:val="1"/>
+            </w:pPr>
+            <w:r>
+              <w:rPr>
+                <w:rFonts w:ascii="Times New Roman" w:hAnsi="Times New Roman"/>
+                <w:b/>
+                <w:bCs/>
+                <w:sz w:val="19"/>
+              </w:rPr>
+              <w:t xml:space="preserve">ADRank</w:t>
+            </w:r>
+          </w:p>
+        </w:tc>
+        <w:tc>
+          <w:tcPr>
+            <w:tcBorders>
+              <w:left w:val="nil"/>
+              <w:right w:val="nil"/>
+              <w:top w:val="nil"/>
+              <w:bottom w:val="single" w:sz="4" w:color="D9E1E8"/>
+            </w:tcBorders>
+            <w:vAlign w:val="center"/>
+          </w:tcPr>
+          <w:p>
+            <w:pPr>
+              <w:pStyle w:val="Compact"/>
+              <w:spacing w:before="0" w:after="20" w:line="240" w:lineRule="auto"/>
+              <w:jc w:val="center"/>
+              <w:suppressAutoHyphens/>
+              <w:keepNext w:val="0"/>
+              <w:keepLines/>
+              <w:widowControl w:val="1"/>
+            </w:pPr>
+            <w:r>
+              <w:rPr>
+                <w:rFonts w:ascii="Times New Roman" w:hAnsi="Times New Roman"/>
+                <w:b/>
+                <w:bCs/>
+                <w:sz w:val="19"/>
+              </w:rPr>
+              <w:t xml:space="preserve">0.097</w:t>
+            </w:r>
+          </w:p>
+        </w:tc>
+        <w:tc>
+          <w:tcPr>
+            <w:tcBorders>
+              <w:left w:val="nil"/>
+              <w:right w:val="nil"/>
+              <w:top w:val="nil"/>
+              <w:bottom w:val="single" w:sz="4" w:color="D9E1E8"/>
+            </w:tcBorders>
+            <w:vAlign w:val="center"/>
+          </w:tcPr>
+          <w:p>
+            <w:pPr>
+              <w:pStyle w:val="Compact"/>
+              <w:spacing w:before="0" w:after="20" w:line="240" w:lineRule="auto"/>
+              <w:jc w:val="center"/>
+              <w:suppressAutoHyphens/>
+              <w:keepNext w:val="0"/>
+              <w:keepLines/>
+              <w:widowControl w:val="1"/>
+            </w:pPr>
+            <w:r>
+              <w:rPr>
+                <w:rFonts w:ascii="Times New Roman" w:hAnsi="Times New Roman"/>
+                <w:sz w:val="19"/>
+              </w:rPr>
+              <w:t xml:space="preserve">lowest of any label-free strategy</w:t>
+            </w:r>
+          </w:p>
+        </w:tc>
+      </w:tr>
+      <w:tr>
+        <w:tc>
+          <w:tcPr>
+            <w:tcBorders>
+              <w:left w:val="nil"/>
+              <w:right w:val="nil"/>
+              <w:top w:val="nil"/>
+              <w:bottom w:val="single" w:sz="4" w:color="D9E1E8"/>
+            </w:tcBorders>
+            <w:vAlign w:val="center"/>
+          </w:tcPr>
+          <w:p>
+            <w:pPr>
+              <w:pStyle w:val="Compact"/>
+              <w:spacing w:before="0" w:after="20" w:line="240" w:lineRule="auto"/>
+              <w:jc w:val="center"/>
+              <w:suppressAutoHyphens/>
+              <w:keepNext w:val="0"/>
+              <w:keepLines/>
+              <w:widowControl w:val="1"/>
+            </w:pPr>
+            <w:r>
+              <w:rPr>
+                <w:rFonts w:ascii="Times New Roman" w:hAnsi="Times New Roman"/>
+                <w:sz w:val="19"/>
+              </w:rPr>
+              <w:t xml:space="preserve">always-IForest</w:t>
+            </w:r>
+          </w:p>
+        </w:tc>
+        <w:tc>
+          <w:tcPr>
+            <w:tcBorders>
+              <w:left w:val="nil"/>
+              <w:right w:val="nil"/>
+              <w:top w:val="nil"/>
+              <w:bottom w:val="single" w:sz="4" w:color="D9E1E8"/>
+            </w:tcBorders>
+            <w:vAlign w:val="center"/>
+          </w:tcPr>
+          <w:p>
+            <w:pPr>
+              <w:pStyle w:val="Compact"/>
+              <w:spacing w:before="0" w:after="20" w:line="240" w:lineRule="auto"/>
+              <w:jc w:val="center"/>
+              <w:suppressAutoHyphens/>
+              <w:keepNext w:val="0"/>
+              <w:keepLines/>
+              <w:widowControl w:val="1"/>
+            </w:pPr>
+            <w:r>
+              <w:rPr>
+                <w:rFonts w:ascii="Times New Roman" w:hAnsi="Times New Roman"/>
+                <w:sz w:val="19"/>
+              </w:rPr>
+              <w:t xml:space="preserve">0.108</w:t>
+            </w:r>
+          </w:p>
+        </w:tc>
+        <w:tc>
+          <w:tcPr>
+            <w:tcBorders>
+              <w:left w:val="nil"/>
+              <w:right w:val="nil"/>
+              <w:top w:val="nil"/>
+              <w:bottom w:val="single" w:sz="4" w:color="D9E1E8"/>
+            </w:tcBorders>
+            <w:vAlign w:val="center"/>
+          </w:tcPr>
+          <w:p>
+            <w:pPr>
+              <w:pStyle w:val="Compact"/>
+              <w:spacing w:before="0" w:after="20" w:line="240" w:lineRule="auto"/>
+              <w:jc w:val="center"/>
+              <w:suppressAutoHyphens/>
+              <w:keepNext w:val="0"/>
+              <w:keepLines/>
+              <w:widowControl w:val="1"/>
+            </w:pPr>
+            <w:r>
+              <w:rPr>
+                <w:rFonts w:ascii="Times New Roman" w:hAnsi="Times New Roman"/>
+                <w:sz w:val="19"/>
+              </w:rPr>
+              <w:t xml:space="preserve">82W / 76L, p = 0.51 (tie)</w:t>
+            </w:r>
+          </w:p>
+        </w:tc>
+      </w:tr>
+      <w:tr>
+        <w:tc>
+          <w:tcPr>
+            <w:tcBorders>
+              <w:left w:val="nil"/>
+              <w:right w:val="nil"/>
+              <w:top w:val="nil"/>
+              <w:bottom w:val="single" w:sz="4" w:color="D9E1E8"/>
+            </w:tcBorders>
+            <w:vAlign w:val="center"/>
+          </w:tcPr>
+          <w:p>
+            <w:pPr>
+              <w:pStyle w:val="Compact"/>
+              <w:spacing w:before="0" w:after="20" w:line="240" w:lineRule="auto"/>
+              <w:jc w:val="center"/>
+              <w:suppressAutoHyphens/>
+              <w:keepNext w:val="0"/>
+              <w:keepLines/>
+              <w:widowControl w:val="1"/>
+            </w:pPr>
+            <w:r>
+              <w:rPr>
+                <w:rFonts w:ascii="Times New Roman" w:hAnsi="Times New Roman"/>
+                <w:sz w:val="19"/>
+              </w:rPr>
+              <w:t xml:space="preserve">always-KNN</w:t>
+            </w:r>
+          </w:p>
+        </w:tc>
+        <w:tc>
+          <w:tcPr>
+            <w:tcBorders>
+              <w:left w:val="nil"/>
+              <w:right w:val="nil"/>
+              <w:top w:val="nil"/>
+              <w:bottom w:val="single" w:sz="4" w:color="D9E1E8"/>
+            </w:tcBorders>
+            <w:vAlign w:val="center"/>
+          </w:tcPr>
+          <w:p>
+            <w:pPr>
+              <w:pStyle w:val="Compact"/>
+              <w:spacing w:before="0" w:after="20" w:line="240" w:lineRule="auto"/>
+              <w:jc w:val="center"/>
+              <w:suppressAutoHyphens/>
+              <w:keepNext w:val="0"/>
+              <w:keepLines/>
+              <w:widowControl w:val="1"/>
+            </w:pPr>
+            <w:r>
+              <w:rPr>
+                <w:rFonts w:ascii="Times New Roman" w:hAnsi="Times New Roman"/>
+                <w:sz w:val="19"/>
+              </w:rPr>
+              <w:t xml:space="preserve">0.120</w:t>
+            </w:r>
+          </w:p>
+        </w:tc>
+        <w:tc>
+          <w:tcPr>
+            <w:tcBorders>
+              <w:left w:val="nil"/>
+              <w:right w:val="nil"/>
+              <w:top w:val="nil"/>
+              <w:bottom w:val="single" w:sz="4" w:color="D9E1E8"/>
+            </w:tcBorders>
+            <w:vAlign w:val="center"/>
+          </w:tcPr>
+          <w:p>
+            <w:pPr>
+              <w:pStyle w:val="Compact"/>
+              <w:spacing w:before="0" w:after="20" w:line="240" w:lineRule="auto"/>
+              <w:jc w:val="center"/>
+              <w:suppressAutoHyphens/>
+              <w:keepNext w:val="0"/>
+              <w:keepLines/>
+              <w:widowControl w:val="1"/>
+            </w:pPr>
+            <w:r>
+              <w:rPr>
+                <w:rFonts w:ascii="Times New Roman" w:hAnsi="Times New Roman"/>
+                <w:sz w:val="19"/>
+              </w:rPr>
+              <w:t xml:space="preserve">82W / 66L, p = 0.07 (tie)</w:t>
+            </w:r>
+          </w:p>
+        </w:tc>
+      </w:tr>
+      <w:tr>
+        <w:tc>
+          <w:tcPr>
+            <w:tcBorders>
+              <w:left w:val="nil"/>
+              <w:right w:val="nil"/>
+              <w:top w:val="nil"/>
+              <w:bottom w:val="single" w:sz="4" w:color="D9E1E8"/>
+            </w:tcBorders>
+            <w:vAlign w:val="center"/>
+          </w:tcPr>
+          <w:p>
+            <w:pPr>
+              <w:pStyle w:val="Compact"/>
+              <w:spacing w:before="0" w:after="20" w:line="240" w:lineRule="auto"/>
+              <w:jc w:val="center"/>
+              <w:suppressAutoHyphens/>
+              <w:keepNext w:val="0"/>
+              <w:keepLines/>
+              <w:widowControl w:val="1"/>
+            </w:pPr>
+            <w:r>
+              <w:rPr>
+                <w:rFonts w:ascii="Times New Roman" w:hAnsi="Times New Roman"/>
+                <w:sz w:val="19"/>
+              </w:rPr>
+              <w:t xml:space="preserve">always-LOF</w:t>
+            </w:r>
+          </w:p>
+        </w:tc>
+        <w:tc>
+          <w:tcPr>
+            <w:tcBorders>
+              <w:left w:val="nil"/>
+              <w:right w:val="nil"/>
+              <w:top w:val="nil"/>
+              <w:bottom w:val="single" w:sz="4" w:color="D9E1E8"/>
+            </w:tcBorders>
+            <w:vAlign w:val="center"/>
+          </w:tcPr>
+          <w:p>
+            <w:pPr>
+              <w:pStyle w:val="Compact"/>
+              <w:spacing w:before="0" w:after="20" w:line="240" w:lineRule="auto"/>
+              <w:jc w:val="center"/>
+              <w:suppressAutoHyphens/>
+              <w:keepNext w:val="0"/>
+              <w:keepLines/>
+              <w:widowControl w:val="1"/>
+            </w:pPr>
+            <w:r>
+              <w:rPr>
+                <w:rFonts w:ascii="Times New Roman" w:hAnsi="Times New Roman"/>
+                <w:sz w:val="19"/>
+              </w:rPr>
+              <w:t xml:space="preserve">0.124</w:t>
+            </w:r>
+          </w:p>
+        </w:tc>
+        <w:tc>
+          <w:tcPr>
+            <w:tcBorders>
+              <w:left w:val="nil"/>
+              <w:right w:val="nil"/>
+              <w:top w:val="nil"/>
+              <w:bottom w:val="single" w:sz="4" w:color="D9E1E8"/>
+            </w:tcBorders>
+            <w:vAlign w:val="center"/>
+          </w:tcPr>
+          <w:p>
+            <w:pPr>
+              <w:pStyle w:val="Compact"/>
+              <w:spacing w:before="0" w:after="20" w:line="240" w:lineRule="auto"/>
+              <w:jc w:val="center"/>
+              <w:suppressAutoHyphens/>
+              <w:keepNext w:val="0"/>
+              <w:keepLines/>
+              <w:widowControl w:val="1"/>
+            </w:pPr>
+            <w:r>
+              <w:rPr>
+                <w:rFonts w:ascii="Times New Roman" w:hAnsi="Times New Roman"/>
+                <w:sz w:val="19"/>
+              </w:rPr>
+              <w:t xml:space="preserve">76W / 55L, p = 0.005 (beaten)</w:t>
+            </w:r>
+          </w:p>
+        </w:tc>
+      </w:tr>
+      <w:tr>
+        <w:tc>
+          <w:tcPr>
+            <w:tcBorders>
+              <w:left w:val="nil"/>
+              <w:right w:val="nil"/>
+              <w:top w:val="nil"/>
+              <w:bottom w:val="single" w:sz="4" w:color="D9E1E8"/>
+            </w:tcBorders>
+            <w:vAlign w:val="center"/>
+          </w:tcPr>
+          <w:p>
+            <w:pPr>
+              <w:pStyle w:val="Compact"/>
+              <w:spacing w:before="0" w:after="20" w:line="240" w:lineRule="auto"/>
+              <w:jc w:val="center"/>
+              <w:suppressAutoHyphens/>
+              <w:keepNext w:val="0"/>
+              <w:keepLines/>
+              <w:widowControl w:val="1"/>
+            </w:pPr>
+            <w:r>
+              <w:rPr>
+                <w:rFonts w:ascii="Times New Roman" w:hAnsi="Times New Roman"/>
+                <w:sz w:val="19"/>
+              </w:rPr>
+              <w:t xml:space="preserve">always-PCA</w:t>
+            </w:r>
+          </w:p>
+        </w:tc>
+        <w:tc>
+          <w:tcPr>
+            <w:tcBorders>
+              <w:left w:val="nil"/>
+              <w:right w:val="nil"/>
+              <w:top w:val="nil"/>
+              <w:bottom w:val="single" w:sz="4" w:color="D9E1E8"/>
+            </w:tcBorders>
+            <w:vAlign w:val="center"/>
+          </w:tcPr>
+          <w:p>
+            <w:pPr>
+              <w:pStyle w:val="Compact"/>
+              <w:spacing w:before="0" w:after="20" w:line="240" w:lineRule="auto"/>
+              <w:jc w:val="center"/>
+              <w:suppressAutoHyphens/>
+              <w:keepNext w:val="0"/>
+              <w:keepLines/>
+              <w:widowControl w:val="1"/>
+            </w:pPr>
+            <w:r>
+              <w:rPr>
+                <w:rFonts w:ascii="Times New Roman" w:hAnsi="Times New Roman"/>
+                <w:sz w:val="19"/>
+              </w:rPr>
+              <w:t xml:space="preserve">0.128</w:t>
+            </w:r>
+          </w:p>
+        </w:tc>
+        <w:tc>
+          <w:tcPr>
+            <w:tcBorders>
+              <w:left w:val="nil"/>
+              <w:right w:val="nil"/>
+              <w:top w:val="nil"/>
+              <w:bottom w:val="single" w:sz="4" w:color="D9E1E8"/>
+            </w:tcBorders>
+            <w:vAlign w:val="center"/>
+          </w:tcPr>
+          <w:p>
+            <w:pPr>
+              <w:pStyle w:val="Compact"/>
+              <w:spacing w:before="0" w:after="20" w:line="240" w:lineRule="auto"/>
+              <w:jc w:val="center"/>
+              <w:suppressAutoHyphens/>
+              <w:keepNext w:val="0"/>
+              <w:keepLines/>
+              <w:widowControl w:val="1"/>
+            </w:pPr>
+            <w:r>
+              <w:rPr>
+                <w:rFonts w:ascii="Times New Roman" w:hAnsi="Times New Roman"/>
+                <w:sz w:val="19"/>
+              </w:rPr>
+              <w:t xml:space="preserve">87W / 76L, p = 0.11 (tie)</w:t>
+            </w:r>
+          </w:p>
+        </w:tc>
+      </w:tr>
+      <w:tr>
+        <w:tc>
+          <w:tcPr>
+            <w:tcBorders>
+              <w:left w:val="nil"/>
+              <w:right w:val="nil"/>
+              <w:top w:val="nil"/>
+              <w:bottom w:val="single" w:sz="4" w:color="D9E1E8"/>
+            </w:tcBorders>
+            <w:vAlign w:val="center"/>
+          </w:tcPr>
+          <w:p>
+            <w:pPr>
+              <w:pStyle w:val="Compact"/>
+              <w:spacing w:before="0" w:after="20" w:line="240" w:lineRule="auto"/>
+              <w:jc w:val="center"/>
+              <w:suppressAutoHyphens/>
+              <w:keepNext w:val="0"/>
+              <w:keepLines/>
+              <w:widowControl w:val="1"/>
+            </w:pPr>
+            <w:r>
+              <w:rPr>
+                <w:rFonts w:ascii="Times New Roman" w:hAnsi="Times New Roman"/>
+                <w:sz w:val="19"/>
+              </w:rPr>
+              <w:t xml:space="preserve">always-ECOD / COPOD</w:t>
+            </w:r>
+          </w:p>
+        </w:tc>
+        <w:tc>
+          <w:tcPr>
+            <w:tcBorders>
+              <w:left w:val="nil"/>
+              <w:right w:val="nil"/>
+              <w:top w:val="nil"/>
+              <w:bottom w:val="single" w:sz="4" w:color="D9E1E8"/>
+            </w:tcBorders>
+            <w:vAlign w:val="center"/>
+          </w:tcPr>
+          <w:p>
+            <w:pPr>
+              <w:pStyle w:val="Compact"/>
+              <w:spacing w:before="0" w:after="20" w:line="240" w:lineRule="auto"/>
+              <w:jc w:val="center"/>
+              <w:suppressAutoHyphens/>
+              <w:keepNext w:val="0"/>
+              <w:keepLines/>
+              <w:widowControl w:val="1"/>
+            </w:pPr>
+            <w:r>
+              <w:rPr>
+                <w:rFonts w:ascii="Times New Roman" w:hAnsi="Times New Roman"/>
+                <w:sz w:val="19"/>
+              </w:rPr>
+              <w:t xml:space="preserve">0.151 / 0.161</w:t>
+            </w:r>
+          </w:p>
+        </w:tc>
+        <w:tc>
+          <w:tcPr>
+            <w:tcBorders>
+              <w:left w:val="nil"/>
+              <w:right w:val="nil"/>
+              <w:top w:val="nil"/>
+              <w:bottom w:val="single" w:sz="4" w:color="D9E1E8"/>
+            </w:tcBorders>
+            <w:vAlign w:val="center"/>
+          </w:tcPr>
+          <w:p>
+            <w:pPr>
+              <w:pStyle w:val="Compact"/>
+              <w:spacing w:before="0" w:after="20" w:line="240" w:lineRule="auto"/>
+              <w:jc w:val="center"/>
+              <w:suppressAutoHyphens/>
+              <w:keepNext w:val="0"/>
+              <w:keepLines/>
+              <w:widowControl w:val="1"/>
+            </w:pPr>
+            <w:r>
+              <w:rPr>
+                <w:rFonts w:ascii="Times New Roman" w:hAnsi="Times New Roman"/>
+                <w:sz w:val="19"/>
+              </w:rPr>
+              <w:t xml:space="preserve">beaten, p ≤ 3e-5</w:t>
+            </w:r>
+          </w:p>
+        </w:tc>
+      </w:tr>
+      <w:tr>
+        <w:tc>
+          <w:tcPr>
+            <w:tcBorders>
+              <w:left w:val="nil"/>
+              <w:right w:val="nil"/>
+              <w:top w:val="nil"/>
+              <w:bottom w:val="nil"/>
+            </w:tcBorders>
+            <w:vAlign w:val="center"/>
+          </w:tcPr>
+          <w:p>
+            <w:pPr>
+              <w:pStyle w:val="Compact"/>
+              <w:spacing w:before="0" w:after="20" w:line="240" w:lineRule="auto"/>
+              <w:jc w:val="center"/>
+              <w:suppressAutoHyphens/>
+              <w:keepNext w:val="0"/>
+              <w:keepLines/>
+              <w:widowControl w:val="1"/>
+            </w:pPr>
+            <w:r>
+              <w:rPr>
+                <w:rFonts w:ascii="Times New Roman" w:hAnsi="Times New Roman"/>
+                <w:sz w:val="19"/>
+              </w:rPr>
+              <w:t xml:space="preserve">always-HBOS / CBLOF / LODA</w:t>
+            </w:r>
+          </w:p>
+        </w:tc>
+        <w:tc>
+          <w:tcPr>
+            <w:tcBorders>
+              <w:left w:val="nil"/>
+              <w:right w:val="nil"/>
+              <w:top w:val="nil"/>
+              <w:bottom w:val="nil"/>
+            </w:tcBorders>
+            <w:vAlign w:val="center"/>
+          </w:tcPr>
+          <w:p>
+            <w:pPr>
+              <w:pStyle w:val="Compact"/>
+              <w:spacing w:before="0" w:after="20" w:line="240" w:lineRule="auto"/>
+              <w:jc w:val="center"/>
+              <w:suppressAutoHyphens/>
+              <w:keepNext w:val="0"/>
+              <w:keepLines/>
+              <w:widowControl w:val="1"/>
+            </w:pPr>
+            <w:r>
+              <w:rPr>
+                <w:rFonts w:ascii="Times New Roman" w:hAnsi="Times New Roman"/>
+                <w:sz w:val="19"/>
+              </w:rPr>
+              <w:t xml:space="preserve">0.167 / 0.199 / 0.240</w:t>
+            </w:r>
+          </w:p>
+        </w:tc>
+        <w:tc>
+          <w:tcPr>
+            <w:tcBorders>
+              <w:left w:val="nil"/>
+              <w:right w:val="nil"/>
+              <w:top w:val="nil"/>
+              <w:bottom w:val="nil"/>
+            </w:tcBorders>
+            <w:vAlign w:val="center"/>
+          </w:tcPr>
+          <w:p>
+            <w:pPr>
+              <w:pStyle w:val="Compact"/>
+              <w:spacing w:before="0" w:after="20" w:line="240" w:lineRule="auto"/>
+              <w:jc w:val="center"/>
+              <w:suppressAutoHyphens/>
+              <w:keepNext w:val="0"/>
+              <w:keepLines/>
+              <w:widowControl w:val="1"/>
+            </w:pPr>
+            <w:r>
+              <w:rPr>
+                <w:rFonts w:ascii="Times New Roman" w:hAnsi="Times New Roman"/>
+                <w:sz w:val="19"/>
+              </w:rPr>
+              <w:t xml:space="preserve">beaten decisively</w:t>
+            </w:r>
+          </w:p>
+        </w:tc>
+      </w:tr>
+    </w:tbl>
+    <w:p>
+      <w:pPr>
+        <w:pStyle w:val="TableCaption"/>
+        <w:spacing w:before="280" w:after="60" w:line="240" w:lineRule="auto"/>
+        <w:jc w:val="center"/>
+        <w:keepNext/>
+        <w:keepLines/>
+        <w:widowControl w:val="1"/>
+      </w:pPr>
+      <w:r>
         <w:rPr>
           <w:b/>
-          <w:bCs/>
+          <w:i/>
         </w:rPr>
-        <w:t xml:space="preserve">When ADRank helps.</w:t>
-      </w:r>
-      <w:r>
+        <w:t>Table 8.</w:t>
+      </w:r>
+      <w:r>
+        <w:rPr>
+          <w:b w:val="0"/>
+          <w:i/>
+        </w:rPr>
         <w:t xml:space="preserve"> </w:t>
       </w:r>
       <w:r>
-        <w:t xml:space="preserve">With auto-calibration the method selects a near-best detector on all four modalities (regret@1 ≤ 0.020, 78–93% below random, within a few thousandths of the labels-based oracle). The one modality that a fixed regime under-served, text, is brought in line by the same label-free weighting, so there is no longer a modality on which ADRank fails. The remaining gap to the oracle is small on the four primary modalities and largest on tabular data, where a few datasets have genuinely ambiguous best detectors; on the DAMI benchmark the gap is larger, and Section 5.7 traces its structural cause.</w:t>
+        <w:rPr>
+          <w:b w:val="0"/>
+          <w:i/>
+        </w:rPr>
+        <w:t>Frozen ADRank versus all nine fixed detectors on 187 unseen OddBench datasets. ADRank has the lowest mean regret of any label-free strategy: it ties the three strongest fixed detectors (IForest, KNN, PCA; PCA scored on the 165 datasets where it is defined) and significantly beats the other six.</w:t>
       </w:r>
     </w:p>
     <w:p>
@@ -11857,17 +13613,130 @@
         <w:widowControl w:val="1"/>
       </w:pPr>
       <w:r>
+        <w:t xml:space="preserve">Two points make this the paper's central performance claim. First, ADRank has the lowest mean regret of any label-free strategy on both the in-distribution modalities and the 187 unseen datasets: no single fixed detector matches it across settings. Second, the best fixed detector</w:t>
+      </w:r>
+      <w:r>
+        <w:t xml:space="preserve"> </w:t>
+      </w:r>
+      <w:r>
+        <w:rPr>
+          <w:i/>
+          <w:iCs/>
+        </w:rPr>
+        <w:t xml:space="preserve">changes</w:t>
+      </w:r>
+      <w:r>
+        <w:t xml:space="preserve"> </w:t>
+      </w:r>
+      <w:r>
+        <w:t xml:space="preserve">between benchmarks, LOF is strongest in-distribution, Isolation Forest on OddBench, so committing to any one detector in advance is unsafe, and ADRank attains the best-fixed level on each benchmark without knowing which detector that is. On OddBench it ties that benchmark's best fixed detector (IForest, p = 0.51) rather than beating it, which is the honest ceiling of a selector when one detector happens to dominate a corpus. The 53 datasets where ADRank trails random share the structural cause of Section 5.7: each has a global or marginal detector at near-perfect AUC (HBOS or PCA at 1.000 on DoctorVisits, CampaignOutcome, and similar single-feature-threshold labels) that cluster-holdout's local pseudo-anomalies cannot construct. The failure is the local-versus-global ceiling, now confirmed out of distribution, not a breakdown of the ranking signal.</w:t>
+      </w:r>
+    </w:p>
+    <w:bookmarkEnd w:id="34"/>
+    <w:bookmarkStart w:id="38" w:name="Xe275d767a506706257e3e1fdc5468fb93373706"/>
+    <w:p>
+      <w:pPr>
+        <w:pStyle w:val="Heading3"/>
+        <w:keepNext/>
+        <w:keepLines/>
+        <w:widowControl w:val="1"/>
+      </w:pPr>
+      <w:r>
+        <w:t xml:space="preserve">5.9 Does ADRank need real anomalies in its input?</w:t>
+      </w:r>
+    </w:p>
+    <w:p>
+      <w:pPr>
+        <w:pStyle w:val="FirstParagraph"/>
+        <w:jc w:val="both"/>
+        <w:keepNext w:val="0"/>
+        <w:keepLines w:val="0"/>
+        <w:widowControl w:val="1"/>
+      </w:pPr>
+      <w:r>
+        <w:t xml:space="preserve">ADRank clusters and holds out subsets of an unlabeled dataset that, in the benchmarks, contains genuine (unlabeled) anomalies. A natural concern is whether the method draws its ranking signal from those hidden anomalies rather than from the normal structure. We test this directly: for each of 24 ADBench tabular datasets we give ADRank a selection input consisting of all normal points plus a controlled fraction of the real anomalies (0%, 0.5%, 1%, 2%, 5%, and the natural rate), unlabeled, while the true ranking is computed by the fixed protocol and does not depend on that fraction. At 0% the selection input is pure normal data.</w:t>
+      </w:r>
+    </w:p>
+    <w:p>
+      <w:pPr>
+        <w:pStyle w:val="BodyText"/>
+        <w:jc w:val="center"/>
+        <w:keepNext/>
+        <w:keepLines/>
+        <w:widowControl w:val="1"/>
+      </w:pPr>
+      <w:r>
+        <w:drawing>
+          <wp:inline>
+            <wp:extent cx="5943600" cy="3657599"/>
+            <wp:effectExtent b="0" l="0" r="0" t="0"/>
+            <wp:docPr descr="Regret versus the fraction of real anomalies revealed in ADRank's selection input; the curve is flat and far below random" title="" id="36" name="Picture"/>
+            <a:graphic>
+              <a:graphicData uri="http://schemas.openxmlformats.org/drawingml/2006/picture">
+                <pic:pic>
+                  <pic:nvPicPr>
+                    <pic:cNvPr descr="figures/fig5_contamination.png" id="37" name="Picture"/>
+                    <pic:cNvPicPr>
+                      <a:picLocks noChangeArrowheads="1" noChangeAspect="1"/>
+                    </pic:cNvPicPr>
+                  </pic:nvPicPr>
+                  <pic:blipFill>
+                    <a:blip r:embed="rId35"/>
+                    <a:stretch>
+                      <a:fillRect/>
+                    </a:stretch>
+                  </pic:blipFill>
+                  <pic:spPr bwMode="auto">
+                    <a:xfrm>
+                      <a:off x="0" y="0"/>
+                      <a:ext cx="5943600" cy="3657599"/>
+                    </a:xfrm>
+                    <a:prstGeom prst="rect">
+                      <a:avLst/>
+                    </a:prstGeom>
+                    <a:noFill/>
+                    <a:ln w="9525">
+                      <a:noFill/>
+                      <a:headEnd/>
+                      <a:tailEnd/>
+                    </a:ln>
+                  </pic:spPr>
+                </pic:pic>
+              </a:graphicData>
+            </a:graphic>
+          </wp:inline>
+        </w:drawing>
+      </w:r>
+    </w:p>
+    <w:p>
+      <w:pPr>
+        <w:pStyle w:val="ImageCaption"/>
+        <w:spacing w:before="80" w:after="120" w:line="240" w:lineRule="auto"/>
+        <w:jc w:val="center"/>
+        <w:keepNext w:val="0"/>
+        <w:keepLines/>
+        <w:widowControl w:val="1"/>
+      </w:pPr>
+      <w:r>
         <w:rPr>
           <w:b/>
-          <w:bCs/>
+          <w:i/>
         </w:rPr>
-        <w:t xml:space="preserve">Why the discriminative weight works.</w:t>
-      </w:r>
-      <w:r>
+        <w:t>Figure 5.</w:t>
+      </w:r>
+      <w:r>
+        <w:rPr>
+          <w:b w:val="0"/>
+          <w:i/>
+        </w:rPr>
         <w:t xml:space="preserve"> </w:t>
       </w:r>
       <w:r>
-        <w:t xml:space="preserve">A regime whose pseudo-AUC is nearly constant across detectors cannot rank them; its high-variance counterpart can. Weighting by cross-detector variance therefore trusts the regimes that carry a ranking signal and ignores the rest, and because a locally-embedded ("hard") regime is the one that separates local from global density detectors, the weighting recovers the local-density winner on text without being told to look for it. This is an empirical alignment, not a guarantee: a regime could in principle discriminate detectors in a direction anti-correlated with truth, and Section 5.7 exhibits exactly that failure for a global-tail regime outside the cluster-holdout bank; within the bank, across 69 datasets, the high-variance regimes were the trustworthy ones.</w:t>
+        <w:rPr>
+          <w:b w:val="0"/>
+          <w:i/>
+        </w:rPr>
+        <w:t>Regret@1 versus the fraction of real anomalies present in ADRank's unlabeled selection input, mean over 24 tabular datasets and three seeds (error bars are the standard error over datasets). The curve is flat: regret at 0% real anomalies (pure normals, 0.024) is indistinguishable from regret at the natural contamination rate (0.022), and every level sits 4-6× below the random-pick baseline (0.099).</w:t>
       </w:r>
     </w:p>
     <w:p>
@@ -11879,17 +13748,43 @@
         <w:widowControl w:val="1"/>
       </w:pPr>
       <w:r>
+        <w:t xml:space="preserve">The regret curve is flat across contamination levels (0.016-0.026) and 4-6× below random everywhere. Critically, regret at 0% real anomalies (0.024) is within 0.002 of the natural rate (0.022). ADRank therefore does not rely on hidden real anomalies: it recovers the detector ranking from the normal cluster geometry alone, and works equally in the contaminated-unlabeled and the normal-only regimes.</w:t>
+      </w:r>
+    </w:p>
+    <w:bookmarkEnd w:id="38"/>
+    <w:bookmarkEnd w:id="39"/>
+    <w:bookmarkStart w:id="40" w:name="Xe60211b7362d4efd10cab3a88ad8ddec4cb4e70"/>
+    <w:p>
+      <w:pPr>
+        <w:pStyle w:val="Heading2"/>
+        <w:keepNext/>
+        <w:keepLines/>
+        <w:widowControl w:val="1"/>
+      </w:pPr>
+      <w:r>
+        <w:t xml:space="preserve">6. Discussion</w:t>
+      </w:r>
+    </w:p>
+    <w:p>
+      <w:pPr>
+        <w:pStyle w:val="FirstParagraph"/>
+        <w:jc w:val="both"/>
+        <w:keepNext w:val="0"/>
+        <w:keepLines w:val="0"/>
+        <w:widowControl w:val="1"/>
+      </w:pPr>
+      <w:r>
         <w:rPr>
           <w:b/>
           <w:bCs/>
         </w:rPr>
-        <w:t xml:space="preserve">Why consensus fails but cluster-holdout works.</w:t>
+        <w:t xml:space="preserve">Why regret, and why the instability was in the metric.</w:t>
       </w:r>
       <w:r>
         <w:t xml:space="preserve"> </w:t>
       </w:r>
       <w:r>
-        <w:t xml:space="preserve">Consensus rewards a detector for agreeing with the panel average, which conflates popularity with correctness: when several detectors share the same blind spot, the consensus inherits it. Cluster-holdout instead poses each detector an externally defined task whose answer key (the held-out cluster identity) is independent of the detectors' collective opinion, so a detector cannot score well merely by being typical.</w:t>
+        <w:t xml:space="preserve">Our first evaluation used thresholded Spearman ρ and produced a text result that swung from 0.68 to 0.34 between configurations. Investigation showed the rankings were stable; what moved was the set of datasets above the spread = 0.10 cutoff, several of which sit right at the boundary. Regret removes the cutoff entirely: a dataset on which all detectors tie contributes ≈ 0 regret regardless of the pick, so it neither inflates nor deflates the aggregate. Under regret the seed-to-seed standard deviation is ≤ 0.010 everywhere, and the ordering of modalities (time-series and image best, tabular close, text weaker under a single fixed regime) is stable. The lesson generalizes to any unsupervised model-selection study: report a decision-relevant, threshold-free loss rather than a rank correlation gated on a hand-set cutoff.</w:t>
       </w:r>
     </w:p>
     <w:p>
@@ -11905,6 +13800,72 @@
           <w:b/>
           <w:bCs/>
         </w:rPr>
+        <w:t xml:space="preserve">When ADRank helps.</w:t>
+      </w:r>
+      <w:r>
+        <w:t xml:space="preserve"> </w:t>
+      </w:r>
+      <w:r>
+        <w:t xml:space="preserve">With auto-calibration the method selects a near-best detector on all four ADBench modalities (regret@1 ≤ 0.020, 78–93% below random, within 0.01 of the labels-based oracle), and the one modality a single fixed regime under-served, text, is brought in line by the same label-free weighting. The strength is bounded honestly: on the DAMI benchmark the oracle gap is larger (41% reduction), and on 187 unseen OddBench datasets ADRank ties rather than beats that benchmark's best fixed detector and trails random on 53 of them. These bounds share one cause, datasets whose best detector is global rather than local (Section 5.7): where the best detector is a local-density method ADRank reliably finds it, and where it is global, cluster-holdout cannot yet construct the task.</w:t>
+      </w:r>
+    </w:p>
+    <w:p>
+      <w:pPr>
+        <w:pStyle w:val="BodyText"/>
+        <w:jc w:val="both"/>
+        <w:keepNext w:val="0"/>
+        <w:keepLines w:val="0"/>
+        <w:widowControl w:val="1"/>
+      </w:pPr>
+      <w:r>
+        <w:rPr>
+          <w:b/>
+          <w:bCs/>
+        </w:rPr>
+        <w:t xml:space="preserve">Why the discriminative weight works.</w:t>
+      </w:r>
+      <w:r>
+        <w:t xml:space="preserve"> </w:t>
+      </w:r>
+      <w:r>
+        <w:t xml:space="preserve">A regime whose pseudo-AUC is nearly constant across detectors cannot rank them; its high-variance counterpart can. Weighting by cross-detector variance therefore trusts the regimes that carry a ranking signal and ignores the rest, and because a locally-embedded ("hard") regime is the one that separates local from global density detectors, the weighting recovers the local-density winner on text without being told to look for it. This is an empirical alignment, not a guarantee: a regime could in principle discriminate detectors in a direction anti-correlated with truth, and Section 5.7 exhibits exactly that failure for a global-tail regime outside the cluster-holdout bank; within the bank, across 69 datasets, the high-variance regimes were the trustworthy ones.</w:t>
+      </w:r>
+    </w:p>
+    <w:p>
+      <w:pPr>
+        <w:pStyle w:val="BodyText"/>
+        <w:jc w:val="both"/>
+        <w:keepNext w:val="0"/>
+        <w:keepLines w:val="0"/>
+        <w:widowControl w:val="1"/>
+      </w:pPr>
+      <w:r>
+        <w:rPr>
+          <w:b/>
+          <w:bCs/>
+        </w:rPr>
+        <w:t xml:space="preserve">Why consensus fails but cluster-holdout works.</w:t>
+      </w:r>
+      <w:r>
+        <w:t xml:space="preserve"> </w:t>
+      </w:r>
+      <w:r>
+        <w:t xml:space="preserve">Consensus rewards a detector for agreeing with the panel average, which conflates popularity with correctness: when several detectors share the same blind spot, the consensus inherits it. Cluster-holdout instead poses each detector an externally defined task whose answer key (the held-out cluster identity) is independent of the detectors' collective opinion, so a detector cannot score well merely by being typical.</w:t>
+      </w:r>
+    </w:p>
+    <w:p>
+      <w:pPr>
+        <w:pStyle w:val="BodyText"/>
+        <w:jc w:val="both"/>
+        <w:keepNext w:val="0"/>
+        <w:keepLines w:val="0"/>
+        <w:widowControl w:val="1"/>
+      </w:pPr>
+      <w:r>
+        <w:rPr>
+          <w:b/>
+          <w:bCs/>
+        </w:rPr>
         <w:t xml:space="preserve">Cost.</w:t>
       </w:r>
       <w:r>
@@ -11914,8 +13875,8 @@
         <w:t xml:space="preserve">One ADRank pass over nine detectors, 20 cluster draws, and one dataset takes seconds to minutes on CPU. The whole 26-dataset tabular benchmark runs in ~35 minutes. There is no meta-training, no GPU dependency, and no external service.</w:t>
       </w:r>
     </w:p>
-    <w:bookmarkEnd w:id="34"/>
-    <w:bookmarkStart w:id="35" w:name="Xd6e2a28b540f60d683cac247f80283003c60b1c"/>
+    <w:bookmarkEnd w:id="40"/>
+    <w:bookmarkStart w:id="41" w:name="Xd6e2a28b540f60d683cac247f80283003c60b1c"/>
     <w:p>
       <w:pPr>
         <w:pStyle w:val="Heading2"/>
@@ -11936,7 +13897,7 @@
         <w:widowControl w:val="1"/>
       </w:pPr>
       <w:r>
-        <w:t xml:space="preserve">The pseudo-anomaly analogy is imperfect, and its principal limit is structural (Section 5.7): cluster-holdout regimes are local, so datasets whose best detector is global are under-served. Two candidate fixes were tested. Adding a global-tail regime fails because the label-free weighting over-trusts a high-variance misaligned regime. Replacing PCA-plus-k-means with a jointly-learned deep clustering (VaDE) is partly effective: once its reconstruction and clustering terms are balanced, it beats k-means on the ceiling datasets and on 6 of 9 DAMI datasets, so the latent and clustering are a real lever; but it collapses to too few clusters on some datasets and then makes a catastrophic pick, leaving its mean regret worse than k-means and disqualifying it as a robust drop-in (Section 5.7). The discriminative weight is an empirical proxy for regime trustworthiness, not a guarantee, and a global-yet-truth-aligned pseudo-anomaly regime, or a label-free trust signal for regimes, is the main open problem. The method requires an expressive fixed-length representation: on high-dimensional deep embeddings the</w:t>
+        <w:t xml:space="preserve">The pseudo-anomaly analogy is imperfect, and its principal limit is structural (Section 5.7): cluster-holdout regimes are local, so datasets whose best detector is global are under-served. Two candidate fixes were tested. Adding a global-tail regime fails because the label-free weighting over-trusts a high-variance misaligned regime. Replacing PCA-plus-k-means with a jointly-learned deep clustering (VaDE) is a real lever once guarded: balancing its reconstruction and clustering terms beats k-means on the ceiling datasets and on 6 of 9 DAMI datasets, and gating it on the label-free effective-cluster count, falling back to k-means when the clustering collapses, removes its catastrophic picks and yields the lowest mean regret of the three options (0.030 vs 0.034 for k-means, Section 5.7). The discriminative weight is an empirical proxy for regime trustworthiness, not a guarantee, and a global-yet-truth-aligned pseudo-anomaly regime, or a label-free trust signal for regimes, is the main open problem. The method requires an expressive fixed-length representation: on high-dimensional deep embeddings the</w:t>
       </w:r>
       <w:r>
         <w:t xml:space="preserve"> </w:t>
@@ -11948,11 +13909,11 @@
         <w:t xml:space="preserve">smallest</w:t>
       </w:r>
       <w:r>
-        <w:t xml:space="preserve">-cluster selection degrades and the smallest+random ensemble is needed, and on time-series a richer window descriptor is needed than a handful of summary statistics. The evaluation uses fixed default hyperparameters per detector; combining ADRank with per-detector hyperparameter search is left to future work. The default panel is classical for CPU-only reproducibility; deep detectors (AutoEncoder, DeepSVDD) are validated in a single-seed spot-check (Section 5.7) rather than the full five-seed sweep. Confidence intervals are derived from five seeds; regret standard deviations are already small (≤ 0.017), so more seeds would tighten them marginally without changing the ordering of modalities.</w:t>
+        <w:t xml:space="preserve">-cluster selection degrades and the smallest+random ensemble is needed, and on time-series a richer window descriptor is needed than a handful of summary statistics. The evaluation uses fixed default hyperparameters per detector; combining ADRank with per-detector hyperparameter search is left to future work. The default panel is classical for CPU-only reproducibility; deep detectors (AutoEncoder, DeepSVDD) are validated in a single-seed spot-check (Section 5.7) rather than the full five-seed sweep. Confidence intervals are derived from five seeds; regret standard deviations are already small (≤ 0.010), so more seeds would tighten them marginally without changing the ordering of modalities.</w:t>
       </w:r>
     </w:p>
-    <w:bookmarkEnd w:id="35"/>
-    <w:bookmarkStart w:id="36" w:name="X068cadce569253993d0037f110a97f237619c0f"/>
+    <w:bookmarkEnd w:id="41"/>
+    <w:bookmarkStart w:id="42" w:name="X068cadce569253993d0037f110a97f237619c0f"/>
     <w:p>
       <w:pPr>
         <w:pStyle w:val="Heading2"/>
@@ -11973,11 +13934,11 @@
         <w:widowControl w:val="1"/>
       </w:pPr>
       <w:r>
-        <w:t xml:space="preserve">Clusters of the unlabeled training distribution behave, for the purpose of ranking anomaly detectors, close enough to real anomalies. Running a bank of pseudo-anomaly regimes and weighting each by how strongly it separates the detectors, a purely label-free signal, cuts detector-selection regret to 78–93% below random on tabular, image, text, and time-series data, within a few thousandths of AUC of a labels-based oracle, with a seed standard deviation at or below 0.002. Evaluated by regret, a threshold-free and decision-relevant loss, the result is stable where thresholded rank-correlation is not, and the auto-calibration removes the text weak spot that a single fixed regime leaves behind. The method needs no labels, no meta-training, and no GPU. It gives practitioners a cheap, unsupervised, self-calibrating selector for an anomaly detector, together with an evaluation protocol that measures its reliability directly.</w:t>
+        <w:t xml:space="preserve">Clusters of the unlabeled training distribution behave, for the purpose of ranking anomaly detectors, close enough to real anomalies. Running a bank of pseudo-anomaly regimes and weighting each by how strongly it separates the detectors, a purely label-free signal, cuts detector-selection regret to 78–93% below random on tabular, image, text, and time-series data, within 0.01 of AUC of a labels-based oracle, with a seed standard deviation at or below 0.002. Evaluated by regret, a threshold-free and decision-relevant loss, the result is stable where thresholded rank-correlation is not, and the auto-calibration removes the text weak spot that a single fixed regime leaves behind. The method needs no labels, no meta-training, and no GPU. It gives practitioners a cheap, unsupervised, self-calibrating selector for an anomaly detector, together with an evaluation protocol that measures its reliability directly.</w:t>
       </w:r>
     </w:p>
-    <w:bookmarkEnd w:id="36"/>
-    <w:bookmarkStart w:id="59" w:name="references"/>
+    <w:bookmarkEnd w:id="42"/>
+    <w:bookmarkStart w:id="66" w:name="references"/>
     <w:p>
       <w:pPr>
         <w:pStyle w:val="ReferencesHeading"/>
@@ -12002,7 +13963,7 @@
       </w:pPr>
       <w:r>
         <w:rPr>
-          <w:rFonts w:ascii="Georgia" w:hAnsi="Georgia"/>
+          <w:rFonts w:ascii="Times New Roman" w:hAnsi="Times New Roman"/>
           <w:sz w:val="20"/>
         </w:rPr>
         <w:t xml:space="preserve">1. </w:t>
@@ -12026,7 +13987,7 @@
       <w:r>
         <w:t xml:space="preserve"> </w:t>
       </w:r>
-      <w:hyperlink r:id="rId37">
+      <w:hyperlink r:id="rId43">
         <w:r>
           <w:rPr>
             <w:rStyle w:val="Hyperlink"/>
@@ -12050,7 +14011,7 @@
       </w:pPr>
       <w:r>
         <w:rPr>
-          <w:rFonts w:ascii="Georgia" w:hAnsi="Georgia"/>
+          <w:rFonts w:ascii="Times New Roman" w:hAnsi="Times New Roman"/>
           <w:sz w:val="20"/>
         </w:rPr>
         <w:t xml:space="preserve">2. </w:t>
@@ -12074,7 +14035,7 @@
       <w:r>
         <w:t xml:space="preserve"> </w:t>
       </w:r>
-      <w:hyperlink r:id="rId38">
+      <w:hyperlink r:id="rId44">
         <w:r>
           <w:rPr>
             <w:rStyle w:val="Hyperlink"/>
@@ -12098,7 +14059,7 @@
       </w:pPr>
       <w:r>
         <w:rPr>
-          <w:rFonts w:ascii="Georgia" w:hAnsi="Georgia"/>
+          <w:rFonts w:ascii="Times New Roman" w:hAnsi="Times New Roman"/>
           <w:sz w:val="20"/>
         </w:rPr>
         <w:t xml:space="preserve">3. </w:t>
@@ -12122,7 +14083,7 @@
       <w:r>
         <w:t xml:space="preserve"> </w:t>
       </w:r>
-      <w:hyperlink r:id="rId39">
+      <w:hyperlink r:id="rId45">
         <w:r>
           <w:rPr>
             <w:rStyle w:val="Hyperlink"/>
@@ -12136,7 +14097,7 @@
       <w:r>
         <w:t xml:space="preserve"> </w:t>
       </w:r>
-      <w:hyperlink r:id="rId40">
+      <w:hyperlink r:id="rId46">
         <w:r>
           <w:rPr>
             <w:rStyle w:val="Hyperlink"/>
@@ -12160,7 +14121,7 @@
       </w:pPr>
       <w:r>
         <w:rPr>
-          <w:rFonts w:ascii="Georgia" w:hAnsi="Georgia"/>
+          <w:rFonts w:ascii="Times New Roman" w:hAnsi="Times New Roman"/>
           <w:sz w:val="20"/>
         </w:rPr>
         <w:t xml:space="preserve">4. </w:t>
@@ -12187,7 +14148,7 @@
       <w:r>
         <w:t xml:space="preserve"> </w:t>
       </w:r>
-      <w:hyperlink r:id="rId41">
+      <w:hyperlink r:id="rId47">
         <w:r>
           <w:rPr>
             <w:rStyle w:val="Hyperlink"/>
@@ -12211,7 +14172,7 @@
       </w:pPr>
       <w:r>
         <w:rPr>
-          <w:rFonts w:ascii="Georgia" w:hAnsi="Georgia"/>
+          <w:rFonts w:ascii="Times New Roman" w:hAnsi="Times New Roman"/>
           <w:sz w:val="20"/>
         </w:rPr>
         <w:t xml:space="preserve">5. </w:t>
@@ -12235,7 +14196,7 @@
       <w:r>
         <w:t xml:space="preserve"> </w:t>
       </w:r>
-      <w:hyperlink r:id="rId42">
+      <w:hyperlink r:id="rId48">
         <w:r>
           <w:rPr>
             <w:rStyle w:val="Hyperlink"/>
@@ -12259,7 +14220,7 @@
       </w:pPr>
       <w:r>
         <w:rPr>
-          <w:rFonts w:ascii="Georgia" w:hAnsi="Georgia"/>
+          <w:rFonts w:ascii="Times New Roman" w:hAnsi="Times New Roman"/>
           <w:sz w:val="20"/>
         </w:rPr>
         <w:t xml:space="preserve">6. </w:t>
@@ -12286,7 +14247,7 @@
       <w:r>
         <w:t xml:space="preserve"> </w:t>
       </w:r>
-      <w:hyperlink r:id="rId43">
+      <w:hyperlink r:id="rId49">
         <w:r>
           <w:rPr>
             <w:rStyle w:val="Hyperlink"/>
@@ -12310,7 +14271,7 @@
       </w:pPr>
       <w:r>
         <w:rPr>
-          <w:rFonts w:ascii="Georgia" w:hAnsi="Georgia"/>
+          <w:rFonts w:ascii="Times New Roman" w:hAnsi="Times New Roman"/>
           <w:sz w:val="20"/>
         </w:rPr>
         <w:t xml:space="preserve">7. </w:t>
@@ -12337,7 +14298,7 @@
       <w:r>
         <w:t xml:space="preserve"> </w:t>
       </w:r>
-      <w:hyperlink r:id="rId44">
+      <w:hyperlink r:id="rId50">
         <w:r>
           <w:rPr>
             <w:rStyle w:val="Hyperlink"/>
@@ -12361,7 +14322,7 @@
       </w:pPr>
       <w:r>
         <w:rPr>
-          <w:rFonts w:ascii="Georgia" w:hAnsi="Georgia"/>
+          <w:rFonts w:ascii="Times New Roman" w:hAnsi="Times New Roman"/>
           <w:sz w:val="20"/>
         </w:rPr>
         <w:t xml:space="preserve">8. </w:t>
@@ -12385,7 +14346,7 @@
       <w:r>
         <w:t xml:space="preserve"> </w:t>
       </w:r>
-      <w:hyperlink r:id="rId45">
+      <w:hyperlink r:id="rId51">
         <w:r>
           <w:rPr>
             <w:rStyle w:val="Hyperlink"/>
@@ -12409,7 +14370,7 @@
       </w:pPr>
       <w:r>
         <w:rPr>
-          <w:rFonts w:ascii="Georgia" w:hAnsi="Georgia"/>
+          <w:rFonts w:ascii="Times New Roman" w:hAnsi="Times New Roman"/>
           <w:sz w:val="20"/>
         </w:rPr>
         <w:t xml:space="preserve">9. </w:t>
@@ -12433,7 +14394,7 @@
       <w:r>
         <w:t xml:space="preserve"> </w:t>
       </w:r>
-      <w:hyperlink r:id="rId46">
+      <w:hyperlink r:id="rId52">
         <w:r>
           <w:rPr>
             <w:rStyle w:val="Hyperlink"/>
@@ -12457,7 +14418,7 @@
       </w:pPr>
       <w:r>
         <w:rPr>
-          <w:rFonts w:ascii="Georgia" w:hAnsi="Georgia"/>
+          <w:rFonts w:ascii="Times New Roman" w:hAnsi="Times New Roman"/>
           <w:sz w:val="20"/>
         </w:rPr>
         <w:t xml:space="preserve">10. </w:t>
@@ -12484,7 +14445,7 @@
       <w:r>
         <w:t xml:space="preserve"> </w:t>
       </w:r>
-      <w:hyperlink r:id="rId47">
+      <w:hyperlink r:id="rId53">
         <w:r>
           <w:rPr>
             <w:rStyle w:val="Hyperlink"/>
@@ -12508,7 +14469,7 @@
       </w:pPr>
       <w:r>
         <w:rPr>
-          <w:rFonts w:ascii="Georgia" w:hAnsi="Georgia"/>
+          <w:rFonts w:ascii="Times New Roman" w:hAnsi="Times New Roman"/>
           <w:sz w:val="20"/>
         </w:rPr>
         <w:t xml:space="preserve">11. </w:t>
@@ -12532,7 +14493,7 @@
       <w:r>
         <w:t xml:space="preserve"> </w:t>
       </w:r>
-      <w:hyperlink r:id="rId48">
+      <w:hyperlink r:id="rId54">
         <w:r>
           <w:rPr>
             <w:rStyle w:val="Hyperlink"/>
@@ -12556,7 +14517,7 @@
       </w:pPr>
       <w:r>
         <w:rPr>
-          <w:rFonts w:ascii="Georgia" w:hAnsi="Georgia"/>
+          <w:rFonts w:ascii="Times New Roman" w:hAnsi="Times New Roman"/>
           <w:sz w:val="20"/>
         </w:rPr>
         <w:t xml:space="preserve">12. </w:t>
@@ -12580,7 +14541,7 @@
       <w:r>
         <w:t xml:space="preserve"> </w:t>
       </w:r>
-      <w:hyperlink r:id="rId49">
+      <w:hyperlink r:id="rId55">
         <w:r>
           <w:rPr>
             <w:rStyle w:val="Hyperlink"/>
@@ -12604,7 +14565,7 @@
       </w:pPr>
       <w:r>
         <w:rPr>
-          <w:rFonts w:ascii="Georgia" w:hAnsi="Georgia"/>
+          <w:rFonts w:ascii="Times New Roman" w:hAnsi="Times New Roman"/>
           <w:sz w:val="20"/>
         </w:rPr>
         <w:t xml:space="preserve">13. </w:t>
@@ -12631,7 +14592,7 @@
       <w:r>
         <w:t xml:space="preserve"> </w:t>
       </w:r>
-      <w:hyperlink r:id="rId50">
+      <w:hyperlink r:id="rId56">
         <w:r>
           <w:rPr>
             <w:rStyle w:val="Hyperlink"/>
@@ -12655,7 +14616,7 @@
       </w:pPr>
       <w:r>
         <w:rPr>
-          <w:rFonts w:ascii="Georgia" w:hAnsi="Georgia"/>
+          <w:rFonts w:ascii="Times New Roman" w:hAnsi="Times New Roman"/>
           <w:sz w:val="20"/>
         </w:rPr>
         <w:t xml:space="preserve">14. </w:t>
@@ -12679,7 +14640,7 @@
       <w:r>
         <w:t xml:space="preserve"> </w:t>
       </w:r>
-      <w:hyperlink r:id="rId51">
+      <w:hyperlink r:id="rId57">
         <w:r>
           <w:rPr>
             <w:rStyle w:val="Hyperlink"/>
@@ -12703,7 +14664,7 @@
       </w:pPr>
       <w:r>
         <w:rPr>
-          <w:rFonts w:ascii="Georgia" w:hAnsi="Georgia"/>
+          <w:rFonts w:ascii="Times New Roman" w:hAnsi="Times New Roman"/>
           <w:sz w:val="20"/>
         </w:rPr>
         <w:t xml:space="preserve">15. </w:t>
@@ -12730,7 +14691,7 @@
       <w:r>
         <w:t xml:space="preserve"> </w:t>
       </w:r>
-      <w:hyperlink r:id="rId52">
+      <w:hyperlink r:id="rId58">
         <w:r>
           <w:rPr>
             <w:rStyle w:val="Hyperlink"/>
@@ -12754,7 +14715,7 @@
       </w:pPr>
       <w:r>
         <w:rPr>
-          <w:rFonts w:ascii="Georgia" w:hAnsi="Georgia"/>
+          <w:rFonts w:ascii="Times New Roman" w:hAnsi="Times New Roman"/>
           <w:sz w:val="20"/>
         </w:rPr>
         <w:t xml:space="preserve">16. </w:t>
@@ -12781,7 +14742,7 @@
       <w:r>
         <w:t xml:space="preserve"> </w:t>
       </w:r>
-      <w:hyperlink r:id="rId53">
+      <w:hyperlink r:id="rId59">
         <w:r>
           <w:rPr>
             <w:rStyle w:val="Hyperlink"/>
@@ -12805,7 +14766,7 @@
       </w:pPr>
       <w:r>
         <w:rPr>
-          <w:rFonts w:ascii="Georgia" w:hAnsi="Georgia"/>
+          <w:rFonts w:ascii="Times New Roman" w:hAnsi="Times New Roman"/>
           <w:sz w:val="20"/>
         </w:rPr>
         <w:t xml:space="preserve">17. </w:t>
@@ -12832,7 +14793,7 @@
       <w:r>
         <w:t xml:space="preserve"> </w:t>
       </w:r>
-      <w:hyperlink r:id="rId54">
+      <w:hyperlink r:id="rId60">
         <w:r>
           <w:rPr>
             <w:rStyle w:val="Hyperlink"/>
@@ -12856,7 +14817,7 @@
       </w:pPr>
       <w:r>
         <w:rPr>
-          <w:rFonts w:ascii="Georgia" w:hAnsi="Georgia"/>
+          <w:rFonts w:ascii="Times New Roman" w:hAnsi="Times New Roman"/>
           <w:sz w:val="20"/>
         </w:rPr>
         <w:t xml:space="preserve">18. </w:t>
@@ -12883,7 +14844,7 @@
       <w:r>
         <w:t xml:space="preserve"> </w:t>
       </w:r>
-      <w:hyperlink r:id="rId55">
+      <w:hyperlink r:id="rId61">
         <w:r>
           <w:rPr>
             <w:rStyle w:val="Hyperlink"/>
@@ -12907,7 +14868,7 @@
       </w:pPr>
       <w:r>
         <w:rPr>
-          <w:rFonts w:ascii="Georgia" w:hAnsi="Georgia"/>
+          <w:rFonts w:ascii="Times New Roman" w:hAnsi="Times New Roman"/>
           <w:sz w:val="20"/>
         </w:rPr>
         <w:t xml:space="preserve">19. </w:t>
@@ -12931,7 +14892,7 @@
       <w:r>
         <w:t xml:space="preserve"> </w:t>
       </w:r>
-      <w:hyperlink r:id="rId56">
+      <w:hyperlink r:id="rId62">
         <w:r>
           <w:rPr>
             <w:rStyle w:val="Hyperlink"/>
@@ -12955,7 +14916,7 @@
       </w:pPr>
       <w:r>
         <w:rPr>
-          <w:rFonts w:ascii="Georgia" w:hAnsi="Georgia"/>
+          <w:rFonts w:ascii="Times New Roman" w:hAnsi="Times New Roman"/>
           <w:sz w:val="20"/>
         </w:rPr>
         <w:t xml:space="preserve">20. </w:t>
@@ -12979,7 +14940,7 @@
       <w:r>
         <w:t xml:space="preserve"> </w:t>
       </w:r>
-      <w:hyperlink r:id="rId57">
+      <w:hyperlink r:id="rId63">
         <w:r>
           <w:rPr>
             <w:rStyle w:val="Hyperlink"/>
@@ -13003,7 +14964,7 @@
       </w:pPr>
       <w:r>
         <w:rPr>
-          <w:rFonts w:ascii="Georgia" w:hAnsi="Georgia"/>
+          <w:rFonts w:ascii="Times New Roman" w:hAnsi="Times New Roman"/>
           <w:sz w:val="20"/>
         </w:rPr>
         <w:t xml:space="preserve">21. </w:t>
@@ -13027,7 +14988,7 @@
       <w:r>
         <w:t xml:space="preserve"> </w:t>
       </w:r>
-      <w:hyperlink r:id="rId58">
+      <w:hyperlink r:id="rId64">
         <w:r>
           <w:rPr>
             <w:rStyle w:val="Hyperlink"/>
@@ -13051,17 +15012,65 @@
       </w:pPr>
       <w:r>
         <w:rPr>
-          <w:rFonts w:ascii="Georgia" w:hAnsi="Georgia"/>
+          <w:rFonts w:ascii="Times New Roman" w:hAnsi="Times New Roman"/>
           <w:sz w:val="20"/>
         </w:rPr>
         <w:t xml:space="preserve">22. </w:t>
       </w:r>
       <w:r>
-        <w:t xml:space="preserve">ADRank v1 · Ranking Anomaly Detectors Without Anomalies via Cluster-Holdout Pseudo-Labels</w:t>
+        <w:t xml:space="preserve">Ding, X., Klüttermann, S., Wen, H., Chen, Y., Akoglu, L. (2026). MacrOData: New Benchmarks of Thousands of Datasets for Tabular Outlier Detection.</w:t>
+      </w:r>
+      <w:r>
+        <w:t xml:space="preserve"> </w:t>
+      </w:r>
+      <w:r>
+        <w:rPr>
+          <w:i/>
+          <w:iCs/>
+        </w:rPr>
+        <w:t xml:space="preserve">arXiv preprint</w:t>
+      </w:r>
+      <w:r>
+        <w:t xml:space="preserve">.</w:t>
+      </w:r>
+      <w:r>
+        <w:t xml:space="preserve"> </w:t>
+      </w:r>
+      <w:hyperlink r:id="rId65">
+        <w:r>
+          <w:rPr>
+            <w:rStyle w:val="Hyperlink"/>
+          </w:rPr>
+          <w:t xml:space="preserve">arXiv:2602.09329</w:t>
+        </w:r>
+      </w:hyperlink>
+      <w:r>
+        <w:t xml:space="preserve">.</w:t>
       </w:r>
     </w:p>
-    <w:bookmarkEnd w:id="59"/>
-    <w:bookmarkEnd w:id="60"/>
+    <w:p>
+      <w:pPr>
+        <w:pStyle w:val="ReferenceEntry"/>
+        <w:spacing w:after="100"/>
+        <w:ind w:left="475" w:hanging="475"/>
+        <w:jc w:val="left"/>
+        <w:keepNext w:val="0"/>
+        <w:keepLines w:val="0"/>
+        <w:widowControl w:val="1"/>
+      </w:pPr>
+      <w:r>
+        <w:rPr>
+          <w:rFonts w:ascii="Times New Roman" w:hAnsi="Times New Roman"/>
+          <w:sz w:val="20"/>
+        </w:rPr>
+        <w:t xml:space="preserve">23. </w:t>
+      </w:r>
+      <w:r>
+        <w:t xml:space="preserve">ADRank v1 · Ranking Anomaly Detectors from Normal Data Alone</w:t>
+      </w:r>
+    </w:p>
+    <w:bookmarkEnd w:id="66"/>
+    <w:bookmarkEnd w:id="67"/>
     <w:sectPr>
       <w:footerReference w:type="default" r:id="rId9"/>
       <w:pgSz w:h="15840" w:w="12240"/>
@@ -13086,7 +15095,7 @@
     </w:pPr>
     <w:r>
       <w:rPr>
-        <w:rFonts w:ascii="Georgia" w:hAnsi="Georgia"/>
+        <w:rFonts w:ascii="Times New Roman" w:hAnsi="Times New Roman"/>
         <w:sz w:val="20"/>
       </w:rPr>
       <w:fldChar w:fldCharType="begin"/>
@@ -13792,7 +15801,7 @@
       <w:spacing w:after="0" w:before="0" w:line="276" w:lineRule="auto"/>
     </w:pPr>
     <w:rPr>
-      <w:rFonts w:ascii="Georgia" w:hAnsi="Georgia"/>
+      <w:rFonts w:ascii="Times New Roman" w:hAnsi="Times New Roman"/>
       <w:b w:val="0"/>
       <w:i w:val="0"/>
       <w:sz w:val="22"/>
@@ -13857,7 +15866,7 @@
       <w:outlineLvl w:val="0"/>
     </w:pPr>
     <w:rPr>
-      <w:rFonts w:ascii="Georgia" w:asciiTheme="majorHAnsi" w:cstheme="majorBidi" w:eastAsiaTheme="majorEastAsia" w:hAnsi="Georgia" w:hAnsiTheme="majorHAnsi"/>
+      <w:rFonts w:ascii="Times New Roman" w:asciiTheme="majorHAnsi" w:cstheme="majorBidi" w:eastAsiaTheme="majorEastAsia" w:hAnsi="Times New Roman" w:hAnsiTheme="majorHAnsi"/>
       <w:b/>
       <w:bCs/>
       <w:i w:val="0"/>
@@ -13882,7 +15891,7 @@
       <w:outlineLvl w:val="1"/>
     </w:pPr>
     <w:rPr>
-      <w:rFonts w:ascii="Georgia" w:asciiTheme="majorHAnsi" w:cstheme="majorBidi" w:eastAsiaTheme="majorEastAsia" w:hAnsi="Georgia" w:hAnsiTheme="majorHAnsi"/>
+      <w:rFonts w:ascii="Times New Roman" w:asciiTheme="majorHAnsi" w:cstheme="majorBidi" w:eastAsiaTheme="majorEastAsia" w:hAnsi="Times New Roman" w:hAnsiTheme="majorHAnsi"/>
       <w:b/>
       <w:bCs/>
       <w:i w:val="0"/>
@@ -13907,7 +15916,7 @@
       <w:outlineLvl w:val="2"/>
     </w:pPr>
     <w:rPr>
-      <w:rFonts w:ascii="Georgia" w:asciiTheme="majorHAnsi" w:cstheme="majorBidi" w:eastAsiaTheme="majorEastAsia" w:hAnsi="Georgia" w:hAnsiTheme="majorHAnsi"/>
+      <w:rFonts w:ascii="Times New Roman" w:asciiTheme="majorHAnsi" w:cstheme="majorBidi" w:eastAsiaTheme="majorEastAsia" w:hAnsi="Times New Roman" w:hAnsiTheme="majorHAnsi"/>
       <w:b/>
       <w:bCs/>
       <w:i w:val="0"/>
@@ -14152,7 +16161,7 @@
       <w:jc w:val="center"/>
     </w:pPr>
     <w:rPr>
-      <w:rFonts w:ascii="Georgia" w:asciiTheme="majorHAnsi" w:cstheme="majorBidi" w:eastAsiaTheme="majorEastAsia" w:hAnsi="Georgia" w:hAnsiTheme="majorHAnsi"/>
+      <w:rFonts w:ascii="Times New Roman" w:asciiTheme="majorHAnsi" w:cstheme="majorBidi" w:eastAsiaTheme="majorEastAsia" w:hAnsi="Times New Roman" w:hAnsiTheme="majorHAnsi"/>
       <w:b/>
       <w:i w:val="0"/>
       <w:color w:themeColor="text2" w:themeShade="BF" w:val="17365D"/>
@@ -14194,7 +16203,7 @@
       <w:jc w:val="center"/>
     </w:pPr>
     <w:rPr>
-      <w:rFonts w:ascii="Georgia" w:asciiTheme="majorHAnsi" w:cstheme="majorBidi" w:eastAsiaTheme="majorEastAsia" w:hAnsi="Georgia" w:hAnsiTheme="majorHAnsi"/>
+      <w:rFonts w:ascii="Times New Roman" w:asciiTheme="majorHAnsi" w:cstheme="majorBidi" w:eastAsiaTheme="majorEastAsia" w:hAnsi="Times New Roman" w:hAnsiTheme="majorHAnsi"/>
       <w:b w:val="0"/>
       <w:i w:val="0"/>
       <w:iCs/>
@@ -14245,7 +16254,7 @@
       <w:jc w:val="both"/>
     </w:pPr>
     <w:rPr>
-      <w:rFonts w:ascii="Georgia" w:hAnsi="Georgia"/>
+      <w:rFonts w:ascii="Times New Roman" w:hAnsi="Times New Roman"/>
       <w:b w:val="0"/>
       <w:i w:val="0"/>
       <w:sz w:val="22"/>
@@ -25511,7 +27520,7 @@
       <w:jc w:val="both"/>
     </w:pPr>
     <w:rPr>
-      <w:rFonts w:ascii="Georgia" w:hAnsi="Georgia"/>
+      <w:rFonts w:ascii="Times New Roman" w:hAnsi="Times New Roman"/>
       <w:b w:val="0"/>
       <w:i w:val="0"/>
       <w:sz w:val="22"/>
@@ -25527,7 +27536,7 @@
       <w:jc w:val="both"/>
     </w:pPr>
     <w:rPr>
-      <w:rFonts w:ascii="Georgia" w:hAnsi="Georgia"/>
+      <w:rFonts w:ascii="Times New Roman" w:hAnsi="Times New Roman"/>
       <w:b w:val="0"/>
       <w:i w:val="0"/>
       <w:sz w:val="22"/>
@@ -25543,7 +27552,7 @@
       <w:jc w:val="center"/>
     </w:pPr>
     <w:rPr>
-      <w:rFonts w:ascii="Georgia" w:hAnsi="Georgia"/>
+      <w:rFonts w:ascii="Times New Roman" w:hAnsi="Times New Roman"/>
       <w:b/>
       <w:i w:val="0"/>
       <w:sz w:val="22"/>
@@ -25559,7 +27568,7 @@
       <w:jc w:val="both"/>
     </w:pPr>
     <w:rPr>
-      <w:rFonts w:ascii="Georgia" w:hAnsi="Georgia"/>
+      <w:rFonts w:ascii="Times New Roman" w:hAnsi="Times New Roman"/>
       <w:b w:val="0"/>
       <w:i w:val="0"/>
       <w:sz w:val="22"/>
@@ -25574,7 +27583,7 @@
       <w:jc w:val="center"/>
     </w:pPr>
     <w:rPr>
-      <w:rFonts w:ascii="Georgia" w:hAnsi="Georgia"/>
+      <w:rFonts w:ascii="Times New Roman" w:hAnsi="Times New Roman"/>
       <w:b w:val="0"/>
       <w:i/>
       <w:sz w:val="19"/>
@@ -25589,7 +27598,7 @@
       <w:jc w:val="center"/>
     </w:pPr>
     <w:rPr>
-      <w:rFonts w:ascii="Georgia" w:hAnsi="Georgia"/>
+      <w:rFonts w:ascii="Times New Roman" w:hAnsi="Times New Roman"/>
       <w:b w:val="0"/>
       <w:i/>
       <w:sz w:val="19"/>
@@ -25603,7 +27612,7 @@
       <w:spacing w:after="120" w:before="240"/>
     </w:pPr>
     <w:rPr>
-      <w:rFonts w:ascii="Georgia" w:hAnsi="Georgia"/>
+      <w:rFonts w:ascii="Times New Roman" w:hAnsi="Times New Roman"/>
       <w:b/>
       <w:i w:val="0"/>
       <w:sz w:val="28"/>
@@ -25619,7 +27628,7 @@
       <w:jc w:val="left"/>
     </w:pPr>
     <w:rPr>
-      <w:rFonts w:ascii="Georgia" w:hAnsi="Georgia"/>
+      <w:rFonts w:ascii="Times New Roman" w:hAnsi="Times New Roman"/>
       <w:b w:val="0"/>
       <w:i w:val="0"/>
       <w:sz w:val="20"/>

--- a/docs/adrank.docx
+++ b/docs/adrank.docx
@@ -196,7 +196,7 @@
         <w:t xml:space="preserve">regret</w:t>
       </w:r>
       <w:r>
-        <w:t xml:space="preserve">: the true-AUC gap between the best detector in the panel and the one the selector picks, a threshold-free, decision-relevant quantity that stays well-behaved when detectors tie. An unsupervised auto-calibration removes the one weak spot a single fixed regime leaves on text: run a bank of pseudo-anomaly regimes and weight each by how strongly it separates the detectors, a purely label-free signal. Across four modalities and 69 anomaly-detection tasks drawn from a smaller number of source corpora, with five seeds, auto-calibrated ADRank cuts detector-selection regret relative to random selection by 78% on tabular ADBench data, 93% on ResNet-18 image embeddings, 93% on BERT text embeddings, and 90% on windowed time-series, matching within 0.01 of AUC, on these modalities, an oracle that picks the best regime using labels. Measured against the harder baseline of a single fixed detector, ADRank beats the common Isolation Forest default significantly on image, text, and tabular data (paired p &lt; 0.05, and p &lt; 0.001 on the two embedding modalities) and matches the strongest fixed detector in the panel without knowing in advance which one that is. Frozen and run on 187 previously-unseen OddBench datasets, it has the lowest mean regret of any label-free strategy, below all nine fixed detectors, and ties that benchmark's best fixed detector; because the best fixed detector differs between benchmarks, no detector chosen in advance is safe across them. The result transfers to a separately preprocessed tabular benchmark (DAMI, 41% regret reduction) and survives adding deep detectors (AutoEncoder, DeepSVDD) to the panel. By a paired test ADRank beats the canonical Excess-Mass and Mass-Volume internal metrics significantly where their high-dimensional estimate breaks (image embeddings) and matches them on tabular and text; unlike them it never falls to the random-pick baseline, and the consensus heuristic is itself worse than random. ADRank is stable across seeds (regret standard deviation ≤ 0.002 after calibration), stable under drop-one detector-panel perturbations, and cheap to compute. We characterize its ceiling: because cluster-holdout pseudo-anomalies are local, the method under-serves datasets whose best detector is global; a label-free collapse guard makes a deep-clustering latent a reliable lever where the ceiling bites, while a full fix for global-best datasets remains open. We release the code, benchmark harness, and per-dataset results.</w:t>
+        <w:t xml:space="preserve">: the true-AUC gap between the best detector in the panel and the one the selector picks, a threshold-free, decision-relevant quantity that stays well-behaved when detectors tie. An unsupervised auto-calibration removes the one weak spot a single fixed regime leaves on text: run a bank of pseudo-anomaly regimes and weight each by how strongly it separates the detectors, a purely label-free signal. Across four modalities and 69 anomaly-detection tasks drawn from a smaller number of source corpora, with five seeds, auto-calibrated ADRank cuts detector-selection regret relative to random selection by 78% on tabular ADBench data, 93% on ResNet-18 image embeddings, 93% on BERT text embeddings, and 90% on windowed time-series, matching within 0.01 of AUC, on these modalities, an oracle that picks the best regime using labels. Measured against the harder baseline of a single fixed detector, ADRank beats the common Isolation Forest default significantly on image, text, and tabular data (paired p &lt; 0.05, and p &lt; 0.001 on the two embedding modalities) and matches the strongest fixed detector in the panel without knowing in advance which one that is. Frozen and run on 187 previously-unseen OddBench datasets, it has the lowest mean regret of any label-free strategy, below all nine fixed detectors, and ties that benchmark's best fixed detector; because the best fixed detector differs between benchmarks, no detector chosen in advance is safe across them. The result transfers to a separately preprocessed tabular benchmark (DAMI, 41% regret reduction) and survives adding deep detectors (AutoEncoder, DeepSVDD) to the panel. By a paired test ADRank beats the canonical Excess-Mass and Mass-Volume internal metrics significantly where their high-dimensional estimate breaks (image embeddings) and matches them on tabular and text; unlike them it never falls to the random-pick baseline, and the consensus heuristic is itself worse than random. ADRank is stable across seeds (regret standard deviation ≤ 0.002 after calibration), stable under drop-one detector-panel perturbations, and cheap to compute. We characterize its ceiling: because cluster-holdout pseudo-anomalies are local, the method under-serves datasets whose best detector is global; a per-feature marginal-tail regime, safe in distribution, closes the marginal part of this gap (on 164 held-out datasets, 0.102 to 0.090, p = 0.006), while datasets whose best detector is distributional remain open. We release the code, benchmark harness, and per-dataset results.</w:t>
       </w:r>
     </w:p>
     <w:bookmarkEnd w:id="9"/>
@@ -11828,7 +11828,7 @@
         <w:t xml:space="preserve">local</w:t>
       </w:r>
       <w:r>
-        <w:t xml:space="preserve">. ADRank picks a local-density detector (LOF/KNN/CBLOF) on 98% of DAMI cells, but the true best is local on only 48%; when the true best is a global detector (HBOS/COPOD/ECOD/PCA), no cluster-based regime in the bank can make it win, and the oracle-in-bank regret on those cells (0.039) is 5× that on local-best cells (0.008). The two clustering ablations that follow (global-tail regime and deep clustering) run on the nine DAMI datasets that exclude the 1555-dimensional InternetAds, on which k-means auto-calibrated regret is 0.034. The natural remedy, adding a global-tail pseudo-anomaly regime (points in the marginal tails or far from the centroid, rather than held-out clusters), does not help and slightly hurts: DAMI regret rises from 0.034 to 0.036-0.045 as such regimes are added. The mechanism is instructive: a global-tail task is high-variance (marginal detectors ace it), so the discriminative weight over-trusts it, but it is not truth-aligned, so it drags the pick toward marginal detectors even when they are wrong. The label-free weighting cannot distinguish a high-variance-but-misaligned regime from an informative one. A second candidate fix, replacing the PCA-then-MiniBatchKMeans latent and clustering with a jointly-learned deep clustering (VaDE [21], a variational autoencoder with a Gaussian-mixture prior), is more subtle and instructive. Off-the-shelf VaDE does raise regret (mean 0.056 vs 0.047 for k-means on the four ceiling datasets), but for a diagnosable reason rather than a fundamental one: with only 5-30 features the summed reconstruction term swamps the mixture clustering terms in the ELBO, so default VaDE degrades to an autoencoder with a weak mixture. Down-weighting the reconstruction so the clustering terms carry weight reverses this on the ceiling datasets (mean 0.041 vs 0.047, winning on WDBC 0.064 to 0.044 and PageBlocks 0.008 to 0.000). Across the full DAMI set, unguarded balanced VaDE is not a robust replacement: it improves 6 of 9 datasets by small margins but collapses to two or three effective clusters on others and then makes a catastrophic pick (Wilt 0.000 to 0.193, Waveform 0.016 to 0.075), so its mean regret is worse than k-means (0.055 vs 0.034). The collapse is label-free-detectable, however: VaDE resolves only two to three effective clusters (effK) precisely on the datasets it ruins (Wilt effK = 2.5, Waveform 2.8), while the datasets it helps sit at effK ≥ 3. Gating on this, using the deep clustering only when effK ≥ 3 and falling back to k-means otherwise, removes both catastrophes (Wilt 0.193 to 0.000, Waveform 0.075 to 0.016) and gives mean regret 0.030, below both k-means (0.034) and unguarded VaDE (0.055). A better-balanced deep clustering with this collapse guard is therefore a reliable lever: it helps where the ceiling bites, and its one failure mode is observable without labels. The remaining ceiling, datasets whose true-best detector is a global method, still needs a pseudo-anomaly regime that is both global and truth-aligned, or a label-free trust signal for regimes, which we leave open. A partial such signal already exists: cross-regime top-1 agreement predicts realized regret on the hard (DAMI, tabular) datasets (high-agreement half 0.030 vs 0.049), giving a per-dataset confidence flag.</w:t>
+        <w:t xml:space="preserve">. ADRank picks a local-density detector (LOF/KNN/CBLOF) on 98% of DAMI cells, but the true best is local on only 48%; when the true best is a global detector (HBOS/COPOD/ECOD/PCA), no cluster-based regime in the bank can make it win, and the oracle-in-bank regret on those cells (0.039) is 5× that on local-best cells (0.008). The two clustering ablations that follow (global-tail regime and deep clustering) run on the nine DAMI datasets that exclude the 1555-dimensional InternetAds, on which k-means auto-calibrated regret is 0.034. The natural remedy, adding a global-tail pseudo-anomaly regime (points in the marginal tails or far from the centroid, rather than held-out clusters), does not help and slightly hurts: DAMI regret rises from 0.034 to 0.036-0.045 as such regimes are added. The mechanism is instructive: a global-tail task is high-variance (marginal detectors ace it), so the discriminative weight over-trusts it, but it is not truth-aligned, so it drags the pick toward marginal detectors even when they are wrong. The label-free weighting cannot distinguish a high-variance-but-misaligned regime from an informative one. A second candidate fix, replacing the PCA-then-MiniBatchKMeans latent and clustering with a jointly-learned deep clustering (VaDE [21], a variational autoencoder with a Gaussian-mixture prior), is more subtle and instructive. Off-the-shelf VaDE does raise regret (mean 0.056 vs 0.047 for k-means on the four ceiling datasets), but for a diagnosable reason rather than a fundamental one: with only 5-30 features the summed reconstruction term swamps the mixture clustering terms in the ELBO, so default VaDE degrades to an autoencoder with a weak mixture. Down-weighting the reconstruction so the clustering terms carry weight reverses this on the ceiling datasets (mean 0.041 vs 0.047, winning on WDBC 0.064 to 0.044 and PageBlocks 0.008 to 0.000). Across the full DAMI set, unguarded balanced VaDE is not a robust replacement: it improves 6 of 9 datasets by small margins but collapses to two or three effective clusters on others and then makes a catastrophic pick (Wilt 0.000 to 0.193, Waveform 0.016 to 0.075), so its mean regret is worse than k-means (0.055 vs 0.034). The collapse is label-free-detectable, however: VaDE resolves only two to three effective clusters (effK) precisely on the datasets it ruins (Wilt effK = 2.5, Waveform 2.8), while the datasets it helps sit at effK ≥ 3. Gating on this, using the deep clustering only when effK ≥ 3 and falling back to k-means otherwise, removes both catastrophes (Wilt 0.193 to 0.000, Waveform 0.075 to 0.016) and gives mean regret 0.030, below both k-means (0.034) and unguarded VaDE (0.055). A better-balanced deep clustering with this collapse guard is therefore a reliable lever: it helps where the ceiling bites, and its one failure mode is observable without labels. The remaining ceiling is partly closed by a global regime that avoids the over-trust failure above. Where the global-tail regime mixed marginal and centroid-distance holdouts and was high-variance, a per-feature marginal-tail regime (hold out the extreme tail of a single raw feature) is low-variance, so the discriminative weight does not over-trust it. Added to the bank it is safe in distribution, no ADBench or DAMI dataset among 32 worsens by more than 0.001, and it significantly helps out of distribution where the best detector is marginal: on 164 held-out OddBench datasets it cuts mean regret from 0.102 to 0.090 (paired p = 0.006), concentrated on the global-best losers it targets (0.228 to 0.196). It does not reach datasets whose best detector is distributional rather than marginal (DAMI Annthyroid and WDBC are unchanged), so that part of the ceiling remains open. A label-free trust signal for regimes would close the rest, and a partial one already exists: cross-regime top-1 agreement predicts realized regret on the hard (DAMI, tabular) datasets (high-agreement half 0.030 vs 0.049), giving a per-dataset confidence flag.</w:t>
       </w:r>
     </w:p>
     <w:bookmarkEnd w:id="33"/>
@@ -13897,7 +13897,7 @@
         <w:widowControl w:val="1"/>
       </w:pPr>
       <w:r>
-        <w:t xml:space="preserve">The pseudo-anomaly analogy is imperfect, and its principal limit is structural (Section 5.7): cluster-holdout regimes are local, so datasets whose best detector is global are under-served. Two candidate fixes were tested. Adding a global-tail regime fails because the label-free weighting over-trusts a high-variance misaligned regime. Replacing PCA-plus-k-means with a jointly-learned deep clustering (VaDE) is a real lever once guarded: balancing its reconstruction and clustering terms beats k-means on the ceiling datasets and on 6 of 9 DAMI datasets, and gating it on the label-free effective-cluster count, falling back to k-means when the clustering collapses, removes its catastrophic picks and yields the lowest mean regret of the three options (0.030 vs 0.034 for k-means, Section 5.7). The discriminative weight is an empirical proxy for regime trustworthiness, not a guarantee, and a global-yet-truth-aligned pseudo-anomaly regime, or a label-free trust signal for regimes, is the main open problem. The method requires an expressive fixed-length representation: on high-dimensional deep embeddings the</w:t>
+        <w:t xml:space="preserve">The pseudo-anomaly analogy is imperfect, and its principal limit is structural (Section 5.7): cluster-holdout regimes are local, so datasets whose best detector is global are under-served. Three candidate fixes were tested. A high-variance global-tail regime (mixing marginal and centroid-distance holdouts) fails because the label-free weighting over-trusts it. A low-variance per-feature marginal-tail regime does not trigger that over-trust: it is safe in distribution (no ADBench or DAMI dataset among 32 worsens by more than 0.001) and significantly reduces regret out of distribution where the best detector is marginal (164 held-out OddBench datasets, 0.102 to 0.090, p = 0.006), partially closing the ceiling. Replacing PCA-plus-k-means with a jointly-learned deep clustering (VaDE) is a real lever once guarded: balancing its reconstruction and clustering terms beats k-means on the ceiling datasets and on 6 of 9 DAMI datasets, and gating it on the label-free effective-cluster count, falling back to k-means when the clustering collapses, removes its catastrophic picks and yields the lowest mean regret of the three clustering options (0.030 vs 0.034 for k-means, Section 5.7). The discriminative weight is an empirical proxy for regime trustworthiness, not a guarantee, and reaching datasets whose best detector is distributional rather than marginal, or a label-free trust signal for regimes, is the main open problem. The method requires an expressive fixed-length representation: on high-dimensional deep embeddings the</w:t>
       </w:r>
       <w:r>
         <w:t xml:space="preserve"> </w:t>

--- a/docs/adrank.docx
+++ b/docs/adrank.docx
@@ -11809,7 +11809,7 @@
           <w:b/>
           <w:bCs/>
         </w:rPr>
-        <w:t xml:space="preserve">A structural ceiling, and two candidate fixes.</w:t>
+        <w:t xml:space="preserve">A structural ceiling, and candidate fixes.</w:t>
       </w:r>
       <w:r>
         <w:t xml:space="preserve"> </w:t>
@@ -11828,7 +11828,7 @@
         <w:t xml:space="preserve">local</w:t>
       </w:r>
       <w:r>
-        <w:t xml:space="preserve">. ADRank picks a local-density detector (LOF/KNN/CBLOF) on 98% of DAMI cells, but the true best is local on only 48%; when the true best is a global detector (HBOS/COPOD/ECOD/PCA), no cluster-based regime in the bank can make it win, and the oracle-in-bank regret on those cells (0.039) is 5× that on local-best cells (0.008). The two clustering ablations that follow (global-tail regime and deep clustering) run on the nine DAMI datasets that exclude the 1555-dimensional InternetAds, on which k-means auto-calibrated regret is 0.034. The natural remedy, adding a global-tail pseudo-anomaly regime (points in the marginal tails or far from the centroid, rather than held-out clusters), does not help and slightly hurts: DAMI regret rises from 0.034 to 0.036-0.045 as such regimes are added. The mechanism is instructive: a global-tail task is high-variance (marginal detectors ace it), so the discriminative weight over-trusts it, but it is not truth-aligned, so it drags the pick toward marginal detectors even when they are wrong. The label-free weighting cannot distinguish a high-variance-but-misaligned regime from an informative one. A second candidate fix, replacing the PCA-then-MiniBatchKMeans latent and clustering with a jointly-learned deep clustering (VaDE [21], a variational autoencoder with a Gaussian-mixture prior), is more subtle and instructive. Off-the-shelf VaDE does raise regret (mean 0.056 vs 0.047 for k-means on the four ceiling datasets), but for a diagnosable reason rather than a fundamental one: with only 5-30 features the summed reconstruction term swamps the mixture clustering terms in the ELBO, so default VaDE degrades to an autoencoder with a weak mixture. Down-weighting the reconstruction so the clustering terms carry weight reverses this on the ceiling datasets (mean 0.041 vs 0.047, winning on WDBC 0.064 to 0.044 and PageBlocks 0.008 to 0.000). Across the full DAMI set, unguarded balanced VaDE is not a robust replacement: it improves 6 of 9 datasets by small margins but collapses to two or three effective clusters on others and then makes a catastrophic pick (Wilt 0.000 to 0.193, Waveform 0.016 to 0.075), so its mean regret is worse than k-means (0.055 vs 0.034). The collapse is label-free-detectable, however: VaDE resolves only two to three effective clusters (effK) precisely on the datasets it ruins (Wilt effK = 2.5, Waveform 2.8), while the datasets it helps sit at effK ≥ 3. Gating on this, using the deep clustering only when effK ≥ 3 and falling back to k-means otherwise, removes both catastrophes (Wilt 0.193 to 0.000, Waveform 0.075 to 0.016) and gives mean regret 0.030, below both k-means (0.034) and unguarded VaDE (0.055). A better-balanced deep clustering with this collapse guard is therefore a reliable lever: it helps where the ceiling bites, and its one failure mode is observable without labels. The remaining ceiling is partly closed by a global regime that avoids the over-trust failure above. Where the global-tail regime mixed marginal and centroid-distance holdouts and was high-variance, a per-feature marginal-tail regime (hold out the extreme tail of a single raw feature) is low-variance, so the discriminative weight does not over-trust it. Added to the bank it is safe in distribution, no ADBench or DAMI dataset among 32 worsens by more than 0.001, and it significantly helps out of distribution where the best detector is marginal: on 164 held-out OddBench datasets it cuts mean regret from 0.102 to 0.090 (paired p = 0.006), concentrated on the global-best losers it targets (0.228 to 0.196). It does not reach datasets whose best detector is distributional rather than marginal (DAMI Annthyroid and WDBC are unchanged), so that part of the ceiling remains open. A label-free trust signal for regimes would close the rest, and a partial one already exists: cross-regime top-1 agreement predicts realized regret on the hard (DAMI, tabular) datasets (high-agreement half 0.030 vs 0.049), giving a per-dataset confidence flag.</w:t>
+        <w:t xml:space="preserve">. ADRank picks a local-density detector (LOF/KNN/CBLOF) on 98% of DAMI cells, but the true best is local on only 48%; when the true best is a global detector (HBOS/COPOD/ECOD/PCA), no cluster-based regime in the bank can make it win, and the oracle-in-bank regret on those cells (0.039) is 5× that on local-best cells (0.008). The two clustering ablations that follow (global-tail regime and deep clustering) run on the nine DAMI datasets that exclude the 1555-dimensional InternetAds, on which k-means auto-calibrated regret is 0.034. The natural remedy, adding a global-tail pseudo-anomaly regime (points in the marginal tails or far from the centroid, rather than held-out clusters), does not help and slightly hurts: DAMI regret rises from 0.034 to 0.036-0.045 as such regimes are added. The mechanism is instructive: a global-tail task is high-variance (marginal detectors ace it), so the discriminative weight over-trusts it, but it is not truth-aligned, so it drags the pick toward marginal detectors even when they are wrong. The label-free weighting cannot distinguish a high-variance-but-misaligned regime from an informative one. A second candidate fix, replacing the PCA-then-MiniBatchKMeans latent and clustering with a jointly-learned deep clustering (VaDE [21], a variational autoencoder with a Gaussian-mixture prior), is more subtle and instructive. Off-the-shelf VaDE does raise regret (mean 0.056 vs 0.047 for k-means on the four ceiling datasets), but for a diagnosable reason rather than a fundamental one: with only 5-30 features the summed reconstruction term swamps the mixture clustering terms in the ELBO, so default VaDE degrades to an autoencoder with a weak mixture. Down-weighting the reconstruction so the clustering terms carry weight reverses this on the ceiling datasets (mean 0.041 vs 0.047, winning on WDBC 0.064 to 0.044 and PageBlocks 0.008 to 0.000). Across the full DAMI set, unguarded balanced VaDE is not a robust replacement: it improves 6 of 9 datasets by small margins but collapses to two or three effective clusters on others and then makes a catastrophic pick (Wilt 0.000 to 0.193, Waveform 0.016 to 0.075), so its mean regret is worse than k-means (0.055 vs 0.034). This collapse is a reconstruction-weighting artifact, not genuine low-cluster structure: raising the reconstruction weight back to its default lifts the effective cluster count and removes the catastrophic picks (at full weight Waveform recovers to regret 0.000 and Wilt to 0.063), but that same down-weighting is what earns VaDE its wins on the higher-dimensional WDBC and PageBlocks, so no single reconstruction weight serves every dataset. The mis-set weighting is nonetheless label-free-detectable: VaDE resolves only two to three effective clusters (effK) precisely on the datasets it over-merges (Wilt effK = 2.5, Waveform 2.8), while the datasets it helps sit at effK ≥ 3. Gating on this, using the deep clustering only when effK ≥ 3 and falling back to k-means otherwise, removes both catastrophes (Wilt 0.193 to 0.000, Waveform 0.075 to 0.016). On the nine DAMI datasets the guarded hybrid edges k-means (0.030 vs 0.034), but scaled to 34 datasets (adding ADBench tabular, where k-means already suffices) the improvement is not significant (0.023 vs 0.027, 12 wins to 5, paired p = 0.23). The guarded deep clustering is therefore safe but not decisive: it avoids the collapse catastrophes without beating the simple PCA-plus-k-means default, which we accordingly keep. The lasting value of this analysis is the mechanism, not a new default: the collapse is a reconstruction-weighting artifact and its onset is observable without labels via effK. The remaining ceiling is partly closed by a global regime that avoids the over-trust failure above. Where the global-tail regime mixed marginal and centroid-distance holdouts and was high-variance, a per-feature marginal-tail regime (hold out the extreme tail of a single raw feature) is low-variance, so the discriminative weight does not over-trust it. Added to the bank it is safe in distribution, no ADBench or DAMI dataset among 32 worsens by more than 0.001, and it significantly helps out of distribution where the best detector is marginal: on 164 held-out OddBench datasets it cuts mean regret from 0.102 to 0.090 (paired p = 0.006), concentrated on the global-best losers it targets (0.228 to 0.196). It does not reach datasets whose best detector is distributional rather than marginal (DAMI Annthyroid and WDBC are unchanged), so that part of the ceiling remains open. A label-free trust signal for regimes would close the rest, and a partial one already exists: cross-regime top-1 agreement predicts realized regret on the hard (DAMI, tabular) datasets (high-agreement half 0.030 vs 0.049), giving a per-dataset confidence flag.</w:t>
       </w:r>
     </w:p>
     <w:bookmarkEnd w:id="33"/>
@@ -13897,7 +13897,7 @@
         <w:widowControl w:val="1"/>
       </w:pPr>
       <w:r>
-        <w:t xml:space="preserve">The pseudo-anomaly analogy is imperfect, and its principal limit is structural (Section 5.7): cluster-holdout regimes are local, so datasets whose best detector is global are under-served. Three candidate fixes were tested. A high-variance global-tail regime (mixing marginal and centroid-distance holdouts) fails because the label-free weighting over-trusts it. A low-variance per-feature marginal-tail regime does not trigger that over-trust: it is safe in distribution (no ADBench or DAMI dataset among 32 worsens by more than 0.001) and significantly reduces regret out of distribution where the best detector is marginal (164 held-out OddBench datasets, 0.102 to 0.090, p = 0.006), partially closing the ceiling. Replacing PCA-plus-k-means with a jointly-learned deep clustering (VaDE) is a real lever once guarded: balancing its reconstruction and clustering terms beats k-means on the ceiling datasets and on 6 of 9 DAMI datasets, and gating it on the label-free effective-cluster count, falling back to k-means when the clustering collapses, removes its catastrophic picks and yields the lowest mean regret of the three clustering options (0.030 vs 0.034 for k-means, Section 5.7). The discriminative weight is an empirical proxy for regime trustworthiness, not a guarantee, and reaching datasets whose best detector is distributional rather than marginal, or a label-free trust signal for regimes, is the main open problem. The method requires an expressive fixed-length representation: on high-dimensional deep embeddings the</w:t>
+        <w:t xml:space="preserve">The pseudo-anomaly analogy is imperfect, and its principal limit is structural (Section 5.7): cluster-holdout regimes are local, so datasets whose best detector is global are under-served. Three candidate fixes were tested. A high-variance global-tail regime (mixing marginal and centroid-distance holdouts) fails because the label-free weighting over-trusts it. A low-variance per-feature marginal-tail regime does not trigger that over-trust: it is safe in distribution (no ADBench or DAMI dataset among 32 worsens by more than 0.001) and significantly reduces regret out of distribution where the best detector is marginal (164 held-out OddBench datasets, 0.102 to 0.090, p = 0.006), partially closing the ceiling. Replacing PCA-plus-k-means with a jointly-learned deep clustering (VaDE) is safe once guarded but not a decisive win: gating on the label-free effective-cluster count removes its catastrophic collapses, yet the guarded hybrid does not significantly beat k-means across 34 datasets (0.023 vs 0.027, paired p = 0.23), so we keep the simpler default. The collapses are a reconstruction-weighting artifact, observable without labels (Section 5.7). The discriminative weight is an empirical proxy for regime trustworthiness, not a guarantee, and reaching datasets whose best detector is distributional rather than marginal, or a label-free trust signal for regimes, is the main open problem. The method requires an expressive fixed-length representation: on high-dimensional deep embeddings the</w:t>
       </w:r>
       <w:r>
         <w:t xml:space="preserve"> </w:t>

--- a/docs/adrank.docx
+++ b/docs/adrank.docx
@@ -9366,7 +9366,7 @@
                 <w:rFonts w:ascii="Times New Roman" w:hAnsi="Times New Roman"/>
                 <w:sz w:val="19"/>
               </w:rPr>
-              <w:t xml:space="preserve">0.002 ± 0.000</w:t>
+              <w:t xml:space="preserve">0.003 ± 0.001</w:t>
             </w:r>
           </w:p>
         </w:tc>

--- a/docs/adrank.docx
+++ b/docs/adrank.docx
@@ -2859,7 +2859,202 @@
         </m:r>
       </m:oMath>
       <w:r>
-        <w:t xml:space="preserve">). Skill is the per-dataset form of the reduction-versus-random percentages reported throughout.</w:t>
+        <w:t xml:space="preserve">). To summarize a benchmark in one number we pool,</w:t>
+      </w:r>
+      <w:r>
+        <w:t xml:space="preserve"> </w:t>
+      </w:r>
+      <m:oMath>
+        <m:r>
+          <m:t>S</m:t>
+        </m:r>
+        <m:r>
+          <m:rPr>
+            <m:sty m:val="p"/>
+          </m:rPr>
+          <m:t>=</m:t>
+        </m:r>
+        <m:r>
+          <m:t>1</m:t>
+        </m:r>
+        <m:r>
+          <m:rPr>
+            <m:sty m:val="p"/>
+          </m:rPr>
+          <m:t>−</m:t>
+        </m:r>
+        <m:nary>
+          <m:naryPr>
+            <m:chr m:val="∑"/>
+            <m:limLoc m:val="undOvr"/>
+            <m:subHide m:val="off"/>
+            <m:supHide m:val="on"/>
+          </m:naryPr>
+          <m:sub>
+            <m:r>
+              <m:t>i</m:t>
+            </m:r>
+          </m:sub>
+          <m:sup>
+            <m:r>
+              <m:t>​</m:t>
+            </m:r>
+          </m:sup>
+          <m:e>
+            <m:sSub>
+              <m:e>
+                <m:r>
+                  <m:rPr>
+                    <m:sty m:val="p"/>
+                  </m:rPr>
+                  <m:t>r</m:t>
+                </m:r>
+                <m:r>
+                  <m:rPr>
+                    <m:sty m:val="p"/>
+                  </m:rPr>
+                  <m:t>e</m:t>
+                </m:r>
+                <m:r>
+                  <m:rPr>
+                    <m:sty m:val="p"/>
+                  </m:rPr>
+                  <m:t>g</m:t>
+                </m:r>
+                <m:r>
+                  <m:rPr>
+                    <m:sty m:val="p"/>
+                  </m:rPr>
+                  <m:t>r</m:t>
+                </m:r>
+                <m:r>
+                  <m:rPr>
+                    <m:sty m:val="p"/>
+                  </m:rPr>
+                  <m:t>e</m:t>
+                </m:r>
+                <m:r>
+                  <m:rPr>
+                    <m:sty m:val="p"/>
+                  </m:rPr>
+                  <m:t>t</m:t>
+                </m:r>
+              </m:e>
+              <m:sub>
+                <m:r>
+                  <m:t>i</m:t>
+                </m:r>
+              </m:sub>
+            </m:sSub>
+          </m:e>
+        </m:nary>
+        <m:r>
+          <m:rPr>
+            <m:sty m:val="p"/>
+          </m:rPr>
+          <m:t>/</m:t>
+        </m:r>
+        <m:nary>
+          <m:naryPr>
+            <m:chr m:val="∑"/>
+            <m:limLoc m:val="undOvr"/>
+            <m:subHide m:val="off"/>
+            <m:supHide m:val="on"/>
+          </m:naryPr>
+          <m:sub>
+            <m:r>
+              <m:t>i</m:t>
+            </m:r>
+          </m:sub>
+          <m:sup>
+            <m:r>
+              <m:t>​</m:t>
+            </m:r>
+          </m:sup>
+          <m:e>
+            <m:sSub>
+              <m:e>
+                <m:r>
+                  <m:rPr>
+                    <m:sty m:val="p"/>
+                  </m:rPr>
+                  <m:t>r</m:t>
+                </m:r>
+                <m:r>
+                  <m:rPr>
+                    <m:sty m:val="p"/>
+                  </m:rPr>
+                  <m:t>e</m:t>
+                </m:r>
+                <m:r>
+                  <m:rPr>
+                    <m:sty m:val="p"/>
+                  </m:rPr>
+                  <m:t>g</m:t>
+                </m:r>
+                <m:r>
+                  <m:rPr>
+                    <m:sty m:val="p"/>
+                  </m:rPr>
+                  <m:t>r</m:t>
+                </m:r>
+                <m:r>
+                  <m:rPr>
+                    <m:sty m:val="p"/>
+                  </m:rPr>
+                  <m:t>e</m:t>
+                </m:r>
+                <m:r>
+                  <m:rPr>
+                    <m:sty m:val="p"/>
+                  </m:rPr>
+                  <m:t>t</m:t>
+                </m:r>
+              </m:e>
+              <m:sub>
+                <m:r>
+                  <m:rPr>
+                    <m:nor/>
+                    <m:sty m:val="p"/>
+                  </m:rPr>
+                  <m:t>random</m:t>
+                </m:r>
+                <m:r>
+                  <m:rPr>
+                    <m:sty m:val="p"/>
+                  </m:rPr>
+                  <m:t>,</m:t>
+                </m:r>
+                <m:r>
+                  <m:t>i</m:t>
+                </m:r>
+              </m:sub>
+            </m:sSub>
+          </m:e>
+        </m:nary>
+      </m:oMath>
+      <w:r>
+        <w:t xml:space="preserve">: a Murphy-style skill score whose reference policy is the uniform-random pick and whose perfect score is the oracle, an</w:t>
+      </w:r>
+      <w:r>
+        <w:t xml:space="preserve"> </w:t>
+      </w:r>
+      <m:oMath>
+        <m:sSup>
+          <m:e>
+            <m:r>
+              <m:t>R</m:t>
+            </m:r>
+          </m:e>
+          <m:sup>
+            <m:r>
+              <m:t>2</m:t>
+            </m:r>
+          </m:sup>
+        </m:sSup>
+      </m:oMath>
+      <w:r>
+        <w:t xml:space="preserve">-analogue for selection. Pooling weights each dataset by how much the choice mattered, so trivially-tied datasets contribute negligibly to both sums rather than destabilizing a mean of ratios.</w:t>
       </w:r>
     </w:p>
     <w:p>
@@ -9663,7 +9858,21 @@
         <w:t xml:space="preserve"> </w:t>
       </w:r>
       <w:r>
-        <w:t xml:space="preserve">Table 5b sets ADRank against the canonical Excess-Mass and Mass-Volume internal metrics [1], on the same datasets and true rankings. ADRank has lower mean regret than both EM and MV on every modality, but a paired analysis (per-dataset regret over seeds, Wilcoxon signed-rank) sharpens the picture. ADRank beats random with high significance everywhere (tabular p = 1e-5, image p = 4e-6, text p = 5e-4; 23/26, 19/20, 12/13 datasets won). Against EM it is significantly better only where EM's high-dimensional volume estimate breaks: on 512-dimensional image embeddings ADRank wins 20 of 20 datasets (p = 2e-6), whereas on tabular (p = 0.80, 11/26 wins) and text (p = 0.69) the two are statistically comparable. The robust claim is therefore not that ADRank uniformly dominates EM/MV, but that it matches them where they work and stays well above random where they collapse below it: EM and MV fall to or under random on image embeddings and DAMI (EM 0.078 vs random 0.074 on images; 0.074 vs 0.067 on DAMI), while ADRank never does. The skill column, the per-dataset mean fraction of the achievable-over-random improvement that ADRank captures, ranges from 0.88 on images to 0.24 on the hard DAMI benchmark.</w:t>
+        <w:t xml:space="preserve">Table 5b sets ADRank against the canonical Excess-Mass and Mass-Volume internal metrics [1], on the same datasets and true rankings. ADRank has lower mean regret than both EM and MV on every modality, but a paired analysis (per-dataset regret over seeds, Wilcoxon signed-rank) sharpens the picture. ADRank beats random with high significance everywhere (tabular p = 1e-5, image p = 4e-6, text p = 5e-4; 23/26, 19/20, 12/13 datasets won). Against EM it is significantly better only where EM's high-dimensional volume estimate breaks: on 512-dimensional image embeddings ADRank wins 20 of 20 datasets (p = 2e-6), whereas on tabular (p = 0.80, 11/26 wins) and text (p = 0.69) the two are statistically comparable. The robust claim is therefore not that ADRank uniformly dominates EM/MV, but that it matches them where they work and stays well above random where they collapse below it: EM and MV fall to or under random on image embeddings and DAMI (EM 0.078 vs random 0.074 on images; 0.074 vs 0.067 on DAMI), while ADRank never does. The pooled skill</w:t>
+      </w:r>
+      <w:r>
+        <w:t xml:space="preserve"> </w:t>
+      </w:r>
+      <m:oMath>
+        <m:r>
+          <m:t>S</m:t>
+        </m:r>
+      </m:oMath>
+      <w:r>
+        <w:t xml:space="preserve"> </w:t>
+      </w:r>
+      <w:r>
+        <w:t xml:space="preserve">(Section 4) ranges from 0.93 on images to 0.43 on the hard DAMI benchmark, the fraction of the achievable over-random improvement ADRank captures on each.</w:t>
       </w:r>
     </w:p>
     <w:tbl>
@@ -9911,6 +10120,24 @@
               </w:rPr>
               <w:t xml:space="preserve">ADRank skill</w:t>
             </w:r>
+            <w:r>
+              <w:rPr>
+                <w:rFonts w:ascii="Times New Roman" w:hAnsi="Times New Roman"/>
+                <w:b/>
+                <w:sz w:val="18"/>
+              </w:rPr>
+              <w:t xml:space="preserve"> </w:t>
+            </w:r>
+            <w:r>
+              <w:rPr>
+                <w:rFonts w:ascii="Times New Roman" w:hAnsi="Times New Roman"/>
+                <w:b/>
+                <w:i/>
+                <w:iCs/>
+                <w:sz w:val="18"/>
+              </w:rPr>
+              <w:t xml:space="preserve">S</w:t>
+            </w:r>
           </w:p>
         </w:tc>
       </w:tr>
@@ -10116,7 +10343,7 @@
                 <w:rFonts w:ascii="Times New Roman" w:hAnsi="Times New Roman"/>
                 <w:sz w:val="18"/>
               </w:rPr>
-              <w:t xml:space="preserve">0.61</w:t>
+              <w:t xml:space="preserve">0.79</w:t>
             </w:r>
           </w:p>
         </w:tc>
@@ -10323,7 +10550,7 @@
                 <w:rFonts w:ascii="Times New Roman" w:hAnsi="Times New Roman"/>
                 <w:sz w:val="18"/>
               </w:rPr>
-              <w:t xml:space="preserve">0.88</w:t>
+              <w:t xml:space="preserve">0.93</w:t>
             </w:r>
           </w:p>
         </w:tc>
@@ -10530,7 +10757,7 @@
                 <w:rFonts w:ascii="Times New Roman" w:hAnsi="Times New Roman"/>
                 <w:sz w:val="18"/>
               </w:rPr>
-              <w:t xml:space="preserve">0.85</w:t>
+              <w:t xml:space="preserve">0.93</w:t>
             </w:r>
           </w:p>
         </w:tc>
@@ -10737,7 +10964,7 @@
                 <w:rFonts w:ascii="Times New Roman" w:hAnsi="Times New Roman"/>
                 <w:sz w:val="18"/>
               </w:rPr>
-              <w:t xml:space="preserve">0.76</w:t>
+              <w:t xml:space="preserve">0.91</w:t>
             </w:r>
           </w:p>
         </w:tc>
@@ -10944,7 +11171,7 @@
                 <w:rFonts w:ascii="Times New Roman" w:hAnsi="Times New Roman"/>
                 <w:sz w:val="18"/>
               </w:rPr>
-              <w:t xml:space="preserve">0.24</w:t>
+              <w:t xml:space="preserve">0.43</w:t>
             </w:r>
           </w:p>
         </w:tc>
@@ -10970,12 +11197,21 @@
         <w:t xml:space="preserve"> </w:t>
       </w:r>
       <w:r>
-        <w:t xml:space="preserve">regret@1 (absolute AUC points; lower is better) for ADRank versus label-free baselines. EM/MV are the Goix internal metrics, estimated by scoring both the data and a uniform Monte-Carlo sample of the feature box with each fitted detector. Consensus (rank by agreement with the mean detector score) scores Spearman ρ = -0.15 on tabular and is worse than random; its regret is dominated by that failure and omitted here for brevity. "skill" is the per-dataset mean of</w:t>
+        <w:t xml:space="preserve">regret@1 (absolute AUC points; lower is better) for ADRank versus label-free baselines. EM/MV are the Goix internal metrics, estimated by scoring both the data and a uniform Monte-Carlo sample of the feature box with each fitted detector. Consensus (rank by agreement with the mean detector score) scores Spearman ρ = -0.15 on tabular and is worse than random; its regret is dominated by that failure and omitted here for brevity. "skill" is the pooled selection skill</w:t>
       </w:r>
       <w:r>
         <w:t xml:space="preserve"> </w:t>
       </w:r>
       <m:oMath>
+        <m:r>
+          <m:t>S</m:t>
+        </m:r>
+        <m:r>
+          <m:rPr>
+            <m:sty m:val="p"/>
+          </m:rPr>
+          <m:t>=</m:t>
+        </m:r>
         <m:r>
           <m:t>1</m:t>
         </m:r>
@@ -10984,6 +11220,12 @@
             <m:sty m:val="p"/>
           </m:rPr>
           <m:t>−</m:t>
+        </m:r>
+        <m:r>
+          <m:rPr>
+            <m:sty m:val="p"/>
+          </m:rPr>
+          <m:t>∑</m:t>
         </m:r>
         <m:r>
           <m:rPr>
@@ -11026,6 +11268,12 @@
             <m:sty m:val="p"/>
           </m:rPr>
           <m:t>/</m:t>
+        </m:r>
+        <m:r>
+          <m:rPr>
+            <m:sty m:val="p"/>
+          </m:rPr>
+          <m:t>∑</m:t>
         </m:r>
         <m:sSub>
           <m:e>
@@ -11081,7 +11329,7 @@
         <w:t xml:space="preserve"> </w:t>
       </w:r>
       <w:r>
-        <w:t xml:space="preserve">(Section 4), the fraction of achievable improvement ADRank captures; it is a mean of per-dataset ratios and so differs from one minus the ratio of the column means. ADRank is lowest on every row, and unlike EM/MV never falls to the random baseline.</w:t>
+        <w:t xml:space="preserve">over the modality's datasets (Section 4), the fraction of the achievable over-random improvement ADRank captures; pooling weights each dataset by how much the choice mattered, so it differs slightly from one minus the ratio of the rounded column means. ADRank is lowest on every row, and unlike EM/MV never falls to the random baseline.</w:t>
       </w:r>
     </w:p>
     <w:bookmarkEnd w:id="32"/>
@@ -13630,6 +13878,1810 @@
       </w:r>
       <w:r>
         <w:t xml:space="preserve">between benchmarks, LOF is strongest in-distribution, Isolation Forest on OddBench, so committing to any one detector in advance is unsafe, and ADRank attains the best-fixed level on each benchmark without knowing which detector that is. On OddBench it ties that benchmark's best fixed detector (IForest, p = 0.51) rather than beating it, which is the honest ceiling of a selector when one detector happens to dominate a corpus. The 53 datasets where ADRank trails random share the structural cause of Section 5.7: each has a global or marginal detector at near-perfect AUC (HBOS or PCA at 1.000 on DoctorVisits, CampaignOutcome, and similar single-feature-threshold labels) that cluster-holdout's local pseudo-anomalies cannot construct. The failure is the local-versus-global ceiling, now confirmed out of distribution, not a breakdown of the ranking signal.</w:t>
+      </w:r>
+    </w:p>
+    <w:p>
+      <w:pPr>
+        <w:pStyle w:val="BodyText"/>
+        <w:jc w:val="both"/>
+        <w:keepNext w:val="0"/>
+        <w:keepLines w:val="0"/>
+        <w:widowControl w:val="1"/>
+      </w:pPr>
+      <w:r>
+        <w:rPr>
+          <w:b/>
+          <w:bCs/>
+        </w:rPr>
+        <w:t xml:space="preserve">One number for the whole comparison: selection skill.</w:t>
+      </w:r>
+      <w:r>
+        <w:t xml:space="preserve"> </w:t>
+      </w:r>
+      <w:r>
+        <w:t xml:space="preserve">The skill score</w:t>
+      </w:r>
+      <w:r>
+        <w:t xml:space="preserve"> </w:t>
+      </w:r>
+      <m:oMath>
+        <m:r>
+          <m:t>S</m:t>
+        </m:r>
+      </m:oMath>
+      <w:r>
+        <w:t xml:space="preserve"> </w:t>
+      </w:r>
+      <w:r>
+        <w:t xml:space="preserve">(Section 4) collapses each benchmark to the fraction of the achievable random-to-oracle improvement a method captures. Table 9 reports it for every label-free strategy across all six benchmarks, each on a common dataset panel so the methods are scored on identical data. On frozen OddBench ADRank scores</w:t>
+      </w:r>
+      <w:r>
+        <w:t xml:space="preserve"> </w:t>
+      </w:r>
+      <m:oMath>
+        <m:r>
+          <m:t>S</m:t>
+        </m:r>
+        <m:r>
+          <m:rPr>
+            <m:sty m:val="p"/>
+          </m:rPr>
+          <m:t>=</m:t>
+        </m:r>
+        <m:r>
+          <m:t>0.38</m:t>
+        </m:r>
+      </m:oMath>
+      <w:r>
+        <w:t xml:space="preserve"> </w:t>
+      </w:r>
+      <w:r>
+        <w:t xml:space="preserve">(95% dataset-bootstrap CI [0.27, 0.47]). The pattern is the point: ADRank has the highest worst-case skill of any method (0.38, its minimum across the six), while the popular Isolation Forest default and both internal metrics (EM, MV) each fall below random (</w:t>
+      </w:r>
+      <m:oMath>
+        <m:r>
+          <m:t>S</m:t>
+        </m:r>
+        <m:r>
+          <m:rPr>
+            <m:sty m:val="p"/>
+          </m:rPr>
+          <m:t>&lt;</m:t>
+        </m:r>
+        <m:r>
+          <m:t>0</m:t>
+        </m:r>
+      </m:oMath>
+      <w:r>
+        <w:t xml:space="preserve">) on at least one benchmark. The local-density detectors LOF and KNN stay positive everywhere too, but at a lower floor (0.21 and 0.23), and on the embedding modalities only because ADRank itself selects LOF there; no fixed detector combines an above-random skill on every benchmark with the top skill on the two where selection is hardest, tabular and OddBench, which ADRank alone does.</w:t>
+      </w:r>
+    </w:p>
+    <w:tbl>
+      <w:tblPr>
+        <w:tblStyle w:val="Table"/>
+        <w:tblW w:type="pct" w:w="5000"/>
+        <w:jc w:val="center"/>
+        <w:tblLook w:firstRow="1" w:lastRow="0" w:firstColumn="0" w:lastColumn="0" w:noHBand="0" w:noVBand="0" w:val="0020"/>
+        <w:tblLayout w:type="autofit"/>
+        <w:tblBorders>
+          <w:top w:val="single" w:sz="10" w:color="4F6272"/>
+          <w:bottom w:val="single" w:sz="10" w:color="4F6272"/>
+          <w:insideH w:val="single" w:sz="5" w:color="9FB0C2"/>
+          <w:left w:val="single" w:sz="6" w:color="9FB0C2"/>
+          <w:right w:val="single" w:sz="6" w:color="9FB0C2"/>
+          <w:insideV w:val="single" w:sz="5" w:color="D9E1E8"/>
+        </w:tblBorders>
+      </w:tblPr>
+      <w:tblGrid>
+        <w:gridCol w:w="990"/>
+        <w:gridCol w:w="990"/>
+        <w:gridCol w:w="990"/>
+        <w:gridCol w:w="990"/>
+        <w:gridCol w:w="990"/>
+        <w:gridCol w:w="990"/>
+        <w:gridCol w:w="990"/>
+        <w:gridCol w:w="990"/>
+      </w:tblGrid>
+      <w:tr>
+        <w:trPr>
+          <w:tblHeader w:val="on"/>
+        </w:trPr>
+        <w:tc>
+          <w:tcPr>
+            <w:shd w:fill="EEF3F7"/>
+            <w:tcBorders>
+              <w:left w:val="nil"/>
+              <w:right w:val="nil"/>
+              <w:top w:val="nil"/>
+              <w:bottom w:val="single" w:sz="8" w:color="9FB0C2"/>
+            </w:tcBorders>
+            <w:vAlign w:val="center"/>
+          </w:tcPr>
+          <w:p>
+            <w:pPr>
+              <w:pStyle w:val="Compact"/>
+              <w:spacing w:before="0" w:after="20" w:line="240" w:lineRule="auto"/>
+              <w:jc w:val="center"/>
+              <w:suppressAutoHyphens/>
+              <w:keepNext w:val="0"/>
+              <w:keepLines/>
+              <w:widowControl w:val="1"/>
+            </w:pPr>
+            <w:r>
+              <w:rPr>
+                <w:rFonts w:ascii="Times New Roman" w:hAnsi="Times New Roman"/>
+                <w:b/>
+                <w:sz w:val="18"/>
+              </w:rPr>
+              <w:t xml:space="preserve">Method</w:t>
+            </w:r>
+          </w:p>
+        </w:tc>
+        <w:tc>
+          <w:tcPr>
+            <w:shd w:fill="EEF3F7"/>
+            <w:tcBorders>
+              <w:left w:val="nil"/>
+              <w:right w:val="nil"/>
+              <w:top w:val="nil"/>
+              <w:bottom w:val="single" w:sz="8" w:color="9FB0C2"/>
+            </w:tcBorders>
+            <w:vAlign w:val="center"/>
+          </w:tcPr>
+          <w:p>
+            <w:pPr>
+              <w:pStyle w:val="Compact"/>
+              <w:spacing w:before="0" w:after="20" w:line="240" w:lineRule="auto"/>
+              <w:jc w:val="center"/>
+              <w:suppressAutoHyphens/>
+              <w:keepNext w:val="0"/>
+              <w:keepLines/>
+              <w:widowControl w:val="1"/>
+            </w:pPr>
+            <w:r>
+              <w:rPr>
+                <w:rFonts w:ascii="Times New Roman" w:hAnsi="Times New Roman"/>
+                <w:b/>
+                <w:sz w:val="18"/>
+              </w:rPr>
+              <w:t xml:space="preserve">OddBench</w:t>
+            </w:r>
+          </w:p>
+        </w:tc>
+        <w:tc>
+          <w:tcPr>
+            <w:shd w:fill="EEF3F7"/>
+            <w:tcBorders>
+              <w:left w:val="nil"/>
+              <w:right w:val="nil"/>
+              <w:top w:val="nil"/>
+              <w:bottom w:val="single" w:sz="8" w:color="9FB0C2"/>
+            </w:tcBorders>
+            <w:vAlign w:val="center"/>
+          </w:tcPr>
+          <w:p>
+            <w:pPr>
+              <w:pStyle w:val="Compact"/>
+              <w:spacing w:before="0" w:after="20" w:line="240" w:lineRule="auto"/>
+              <w:jc w:val="center"/>
+              <w:suppressAutoHyphens/>
+              <w:keepNext w:val="0"/>
+              <w:keepLines/>
+              <w:widowControl w:val="1"/>
+            </w:pPr>
+            <w:r>
+              <w:rPr>
+                <w:rFonts w:ascii="Times New Roman" w:hAnsi="Times New Roman"/>
+                <w:b/>
+                <w:sz w:val="18"/>
+              </w:rPr>
+              <w:t xml:space="preserve">Tabular</w:t>
+            </w:r>
+          </w:p>
+        </w:tc>
+        <w:tc>
+          <w:tcPr>
+            <w:shd w:fill="EEF3F7"/>
+            <w:tcBorders>
+              <w:left w:val="nil"/>
+              <w:right w:val="nil"/>
+              <w:top w:val="nil"/>
+              <w:bottom w:val="single" w:sz="8" w:color="9FB0C2"/>
+            </w:tcBorders>
+            <w:vAlign w:val="center"/>
+          </w:tcPr>
+          <w:p>
+            <w:pPr>
+              <w:pStyle w:val="Compact"/>
+              <w:spacing w:before="0" w:after="20" w:line="240" w:lineRule="auto"/>
+              <w:jc w:val="center"/>
+              <w:suppressAutoHyphens/>
+              <w:keepNext w:val="0"/>
+              <w:keepLines/>
+              <w:widowControl w:val="1"/>
+            </w:pPr>
+            <w:r>
+              <w:rPr>
+                <w:rFonts w:ascii="Times New Roman" w:hAnsi="Times New Roman"/>
+                <w:b/>
+                <w:sz w:val="18"/>
+              </w:rPr>
+              <w:t xml:space="preserve">Image</w:t>
+            </w:r>
+          </w:p>
+        </w:tc>
+        <w:tc>
+          <w:tcPr>
+            <w:shd w:fill="EEF3F7"/>
+            <w:tcBorders>
+              <w:left w:val="nil"/>
+              <w:right w:val="nil"/>
+              <w:top w:val="nil"/>
+              <w:bottom w:val="single" w:sz="8" w:color="9FB0C2"/>
+            </w:tcBorders>
+            <w:vAlign w:val="center"/>
+          </w:tcPr>
+          <w:p>
+            <w:pPr>
+              <w:pStyle w:val="Compact"/>
+              <w:spacing w:before="0" w:after="20" w:line="240" w:lineRule="auto"/>
+              <w:jc w:val="center"/>
+              <w:suppressAutoHyphens/>
+              <w:keepNext w:val="0"/>
+              <w:keepLines/>
+              <w:widowControl w:val="1"/>
+            </w:pPr>
+            <w:r>
+              <w:rPr>
+                <w:rFonts w:ascii="Times New Roman" w:hAnsi="Times New Roman"/>
+                <w:b/>
+                <w:sz w:val="18"/>
+              </w:rPr>
+              <w:t xml:space="preserve">Text</w:t>
+            </w:r>
+          </w:p>
+        </w:tc>
+        <w:tc>
+          <w:tcPr>
+            <w:shd w:fill="EEF3F7"/>
+            <w:tcBorders>
+              <w:left w:val="nil"/>
+              <w:right w:val="nil"/>
+              <w:top w:val="nil"/>
+              <w:bottom w:val="single" w:sz="8" w:color="9FB0C2"/>
+            </w:tcBorders>
+            <w:vAlign w:val="center"/>
+          </w:tcPr>
+          <w:p>
+            <w:pPr>
+              <w:pStyle w:val="Compact"/>
+              <w:spacing w:before="0" w:after="20" w:line="240" w:lineRule="auto"/>
+              <w:jc w:val="center"/>
+              <w:suppressAutoHyphens/>
+              <w:keepNext w:val="0"/>
+              <w:keepLines/>
+              <w:widowControl w:val="1"/>
+            </w:pPr>
+            <w:r>
+              <w:rPr>
+                <w:rFonts w:ascii="Times New Roman" w:hAnsi="Times New Roman"/>
+                <w:b/>
+                <w:sz w:val="18"/>
+              </w:rPr>
+              <w:t xml:space="preserve">Time-series</w:t>
+            </w:r>
+          </w:p>
+        </w:tc>
+        <w:tc>
+          <w:tcPr>
+            <w:shd w:fill="EEF3F7"/>
+            <w:tcBorders>
+              <w:left w:val="nil"/>
+              <w:right w:val="nil"/>
+              <w:top w:val="nil"/>
+              <w:bottom w:val="single" w:sz="8" w:color="9FB0C2"/>
+            </w:tcBorders>
+            <w:vAlign w:val="center"/>
+          </w:tcPr>
+          <w:p>
+            <w:pPr>
+              <w:pStyle w:val="Compact"/>
+              <w:spacing w:before="0" w:after="20" w:line="240" w:lineRule="auto"/>
+              <w:jc w:val="center"/>
+              <w:suppressAutoHyphens/>
+              <w:keepNext w:val="0"/>
+              <w:keepLines/>
+              <w:widowControl w:val="1"/>
+            </w:pPr>
+            <w:r>
+              <w:rPr>
+                <w:rFonts w:ascii="Times New Roman" w:hAnsi="Times New Roman"/>
+                <w:b/>
+                <w:sz w:val="18"/>
+              </w:rPr>
+              <w:t xml:space="preserve">DAMI</w:t>
+            </w:r>
+          </w:p>
+        </w:tc>
+        <w:tc>
+          <w:tcPr>
+            <w:shd w:fill="EEF3F7"/>
+            <w:tcBorders>
+              <w:left w:val="nil"/>
+              <w:right w:val="nil"/>
+              <w:top w:val="nil"/>
+              <w:bottom w:val="single" w:sz="8" w:color="9FB0C2"/>
+            </w:tcBorders>
+            <w:vAlign w:val="center"/>
+          </w:tcPr>
+          <w:p>
+            <w:pPr>
+              <w:pStyle w:val="Compact"/>
+              <w:spacing w:before="0" w:after="20" w:line="240" w:lineRule="auto"/>
+              <w:jc w:val="center"/>
+              <w:suppressAutoHyphens/>
+              <w:keepNext w:val="0"/>
+              <w:keepLines/>
+              <w:widowControl w:val="1"/>
+            </w:pPr>
+            <w:r>
+              <w:rPr>
+                <w:rFonts w:ascii="Times New Roman" w:hAnsi="Times New Roman"/>
+                <w:b/>
+                <w:sz w:val="18"/>
+              </w:rPr>
+              <w:t xml:space="preserve">worst</w:t>
+            </w:r>
+          </w:p>
+        </w:tc>
+      </w:tr>
+      <w:tr>
+        <w:tc>
+          <w:tcPr>
+            <w:tcBorders>
+              <w:left w:val="nil"/>
+              <w:right w:val="nil"/>
+              <w:top w:val="nil"/>
+              <w:bottom w:val="single" w:sz="4" w:color="D9E1E8"/>
+            </w:tcBorders>
+            <w:vAlign w:val="center"/>
+          </w:tcPr>
+          <w:p>
+            <w:pPr>
+              <w:pStyle w:val="Compact"/>
+              <w:spacing w:before="0" w:after="20" w:line="240" w:lineRule="auto"/>
+              <w:jc w:val="center"/>
+              <w:suppressAutoHyphens/>
+              <w:keepNext w:val="0"/>
+              <w:keepLines/>
+              <w:widowControl w:val="1"/>
+            </w:pPr>
+            <w:r>
+              <w:rPr>
+                <w:rFonts w:ascii="Times New Roman" w:hAnsi="Times New Roman"/>
+                <w:b/>
+                <w:bCs/>
+                <w:sz w:val="18"/>
+              </w:rPr>
+              <w:t xml:space="preserve">ADRank</w:t>
+            </w:r>
+          </w:p>
+        </w:tc>
+        <w:tc>
+          <w:tcPr>
+            <w:tcBorders>
+              <w:left w:val="nil"/>
+              <w:right w:val="nil"/>
+              <w:top w:val="nil"/>
+              <w:bottom w:val="single" w:sz="4" w:color="D9E1E8"/>
+            </w:tcBorders>
+            <w:vAlign w:val="center"/>
+          </w:tcPr>
+          <w:p>
+            <w:pPr>
+              <w:pStyle w:val="Compact"/>
+              <w:spacing w:before="0" w:after="20" w:line="240" w:lineRule="auto"/>
+              <w:jc w:val="center"/>
+              <w:suppressAutoHyphens/>
+              <w:keepNext w:val="0"/>
+              <w:keepLines/>
+              <w:widowControl w:val="1"/>
+            </w:pPr>
+            <w:r>
+              <w:rPr>
+                <w:rFonts w:ascii="Times New Roman" w:hAnsi="Times New Roman"/>
+                <w:b/>
+                <w:bCs/>
+                <w:sz w:val="18"/>
+              </w:rPr>
+              <w:t xml:space="preserve">0.38</w:t>
+            </w:r>
+          </w:p>
+        </w:tc>
+        <w:tc>
+          <w:tcPr>
+            <w:tcBorders>
+              <w:left w:val="nil"/>
+              <w:right w:val="nil"/>
+              <w:top w:val="nil"/>
+              <w:bottom w:val="single" w:sz="4" w:color="D9E1E8"/>
+            </w:tcBorders>
+            <w:vAlign w:val="center"/>
+          </w:tcPr>
+          <w:p>
+            <w:pPr>
+              <w:pStyle w:val="Compact"/>
+              <w:spacing w:before="0" w:after="20" w:line="240" w:lineRule="auto"/>
+              <w:jc w:val="center"/>
+              <w:suppressAutoHyphens/>
+              <w:keepNext w:val="0"/>
+              <w:keepLines/>
+              <w:widowControl w:val="1"/>
+            </w:pPr>
+            <w:r>
+              <w:rPr>
+                <w:rFonts w:ascii="Times New Roman" w:hAnsi="Times New Roman"/>
+                <w:b/>
+                <w:bCs/>
+                <w:sz w:val="18"/>
+              </w:rPr>
+              <w:t xml:space="preserve">0.79</w:t>
+            </w:r>
+          </w:p>
+        </w:tc>
+        <w:tc>
+          <w:tcPr>
+            <w:tcBorders>
+              <w:left w:val="nil"/>
+              <w:right w:val="nil"/>
+              <w:top w:val="nil"/>
+              <w:bottom w:val="single" w:sz="4" w:color="D9E1E8"/>
+            </w:tcBorders>
+            <w:vAlign w:val="center"/>
+          </w:tcPr>
+          <w:p>
+            <w:pPr>
+              <w:pStyle w:val="Compact"/>
+              <w:spacing w:before="0" w:after="20" w:line="240" w:lineRule="auto"/>
+              <w:jc w:val="center"/>
+              <w:suppressAutoHyphens/>
+              <w:keepNext w:val="0"/>
+              <w:keepLines/>
+              <w:widowControl w:val="1"/>
+            </w:pPr>
+            <w:r>
+              <w:rPr>
+                <w:rFonts w:ascii="Times New Roman" w:hAnsi="Times New Roman"/>
+                <w:sz w:val="18"/>
+              </w:rPr>
+              <w:t xml:space="preserve">0.93</w:t>
+            </w:r>
+          </w:p>
+        </w:tc>
+        <w:tc>
+          <w:tcPr>
+            <w:tcBorders>
+              <w:left w:val="nil"/>
+              <w:right w:val="nil"/>
+              <w:top w:val="nil"/>
+              <w:bottom w:val="single" w:sz="4" w:color="D9E1E8"/>
+            </w:tcBorders>
+            <w:vAlign w:val="center"/>
+          </w:tcPr>
+          <w:p>
+            <w:pPr>
+              <w:pStyle w:val="Compact"/>
+              <w:spacing w:before="0" w:after="20" w:line="240" w:lineRule="auto"/>
+              <w:jc w:val="center"/>
+              <w:suppressAutoHyphens/>
+              <w:keepNext w:val="0"/>
+              <w:keepLines/>
+              <w:widowControl w:val="1"/>
+            </w:pPr>
+            <w:r>
+              <w:rPr>
+                <w:rFonts w:ascii="Times New Roman" w:hAnsi="Times New Roman"/>
+                <w:sz w:val="18"/>
+              </w:rPr>
+              <w:t xml:space="preserve">0.93</w:t>
+            </w:r>
+          </w:p>
+        </w:tc>
+        <w:tc>
+          <w:tcPr>
+            <w:tcBorders>
+              <w:left w:val="nil"/>
+              <w:right w:val="nil"/>
+              <w:top w:val="nil"/>
+              <w:bottom w:val="single" w:sz="4" w:color="D9E1E8"/>
+            </w:tcBorders>
+            <w:vAlign w:val="center"/>
+          </w:tcPr>
+          <w:p>
+            <w:pPr>
+              <w:pStyle w:val="Compact"/>
+              <w:spacing w:before="0" w:after="20" w:line="240" w:lineRule="auto"/>
+              <w:jc w:val="center"/>
+              <w:suppressAutoHyphens/>
+              <w:keepNext w:val="0"/>
+              <w:keepLines/>
+              <w:widowControl w:val="1"/>
+            </w:pPr>
+            <w:r>
+              <w:rPr>
+                <w:rFonts w:ascii="Times New Roman" w:hAnsi="Times New Roman"/>
+                <w:sz w:val="18"/>
+              </w:rPr>
+              <w:t xml:space="preserve">0.91</w:t>
+            </w:r>
+          </w:p>
+        </w:tc>
+        <w:tc>
+          <w:tcPr>
+            <w:tcBorders>
+              <w:left w:val="nil"/>
+              <w:right w:val="nil"/>
+              <w:top w:val="nil"/>
+              <w:bottom w:val="single" w:sz="4" w:color="D9E1E8"/>
+            </w:tcBorders>
+            <w:vAlign w:val="center"/>
+          </w:tcPr>
+          <w:p>
+            <w:pPr>
+              <w:pStyle w:val="Compact"/>
+              <w:spacing w:before="0" w:after="20" w:line="240" w:lineRule="auto"/>
+              <w:jc w:val="center"/>
+              <w:suppressAutoHyphens/>
+              <w:keepNext w:val="0"/>
+              <w:keepLines/>
+              <w:widowControl w:val="1"/>
+            </w:pPr>
+            <w:r>
+              <w:rPr>
+                <w:rFonts w:ascii="Times New Roman" w:hAnsi="Times New Roman"/>
+                <w:sz w:val="18"/>
+              </w:rPr>
+              <w:t xml:space="preserve">0.43</w:t>
+            </w:r>
+          </w:p>
+        </w:tc>
+        <w:tc>
+          <w:tcPr>
+            <w:tcBorders>
+              <w:left w:val="nil"/>
+              <w:right w:val="nil"/>
+              <w:top w:val="nil"/>
+              <w:bottom w:val="single" w:sz="4" w:color="D9E1E8"/>
+            </w:tcBorders>
+            <w:vAlign w:val="center"/>
+          </w:tcPr>
+          <w:p>
+            <w:pPr>
+              <w:pStyle w:val="Compact"/>
+              <w:spacing w:before="0" w:after="20" w:line="240" w:lineRule="auto"/>
+              <w:jc w:val="center"/>
+              <w:suppressAutoHyphens/>
+              <w:keepNext w:val="0"/>
+              <w:keepLines/>
+              <w:widowControl w:val="1"/>
+            </w:pPr>
+            <w:r>
+              <w:rPr>
+                <w:rFonts w:ascii="Times New Roman" w:hAnsi="Times New Roman"/>
+                <w:b/>
+                <w:bCs/>
+                <w:sz w:val="18"/>
+              </w:rPr>
+              <w:t xml:space="preserve">0.38</w:t>
+            </w:r>
+          </w:p>
+        </w:tc>
+      </w:tr>
+      <w:tr>
+        <w:tc>
+          <w:tcPr>
+            <w:tcBorders>
+              <w:left w:val="nil"/>
+              <w:right w:val="nil"/>
+              <w:top w:val="nil"/>
+              <w:bottom w:val="single" w:sz="4" w:color="D9E1E8"/>
+            </w:tcBorders>
+            <w:vAlign w:val="center"/>
+          </w:tcPr>
+          <w:p>
+            <w:pPr>
+              <w:pStyle w:val="Compact"/>
+              <w:spacing w:before="0" w:after="20" w:line="240" w:lineRule="auto"/>
+              <w:jc w:val="center"/>
+              <w:suppressAutoHyphens/>
+              <w:keepNext w:val="0"/>
+              <w:keepLines/>
+              <w:widowControl w:val="1"/>
+            </w:pPr>
+            <w:r>
+              <w:rPr>
+                <w:rFonts w:ascii="Times New Roman" w:hAnsi="Times New Roman"/>
+                <w:sz w:val="18"/>
+              </w:rPr>
+              <w:t xml:space="preserve">always-IForest</w:t>
+            </w:r>
+          </w:p>
+        </w:tc>
+        <w:tc>
+          <w:tcPr>
+            <w:tcBorders>
+              <w:left w:val="nil"/>
+              <w:right w:val="nil"/>
+              <w:top w:val="nil"/>
+              <w:bottom w:val="single" w:sz="4" w:color="D9E1E8"/>
+            </w:tcBorders>
+            <w:vAlign w:val="center"/>
+          </w:tcPr>
+          <w:p>
+            <w:pPr>
+              <w:pStyle w:val="Compact"/>
+              <w:spacing w:before="0" w:after="20" w:line="240" w:lineRule="auto"/>
+              <w:jc w:val="center"/>
+              <w:suppressAutoHyphens/>
+              <w:keepNext w:val="0"/>
+              <w:keepLines/>
+              <w:widowControl w:val="1"/>
+            </w:pPr>
+            <w:r>
+              <w:rPr>
+                <w:rFonts w:ascii="Times New Roman" w:hAnsi="Times New Roman"/>
+                <w:sz w:val="18"/>
+              </w:rPr>
+              <w:t xml:space="preserve">0.30</w:t>
+            </w:r>
+          </w:p>
+        </w:tc>
+        <w:tc>
+          <w:tcPr>
+            <w:tcBorders>
+              <w:left w:val="nil"/>
+              <w:right w:val="nil"/>
+              <w:top w:val="nil"/>
+              <w:bottom w:val="single" w:sz="4" w:color="D9E1E8"/>
+            </w:tcBorders>
+            <w:vAlign w:val="center"/>
+          </w:tcPr>
+          <w:p>
+            <w:pPr>
+              <w:pStyle w:val="Compact"/>
+              <w:spacing w:before="0" w:after="20" w:line="240" w:lineRule="auto"/>
+              <w:jc w:val="center"/>
+              <w:suppressAutoHyphens/>
+              <w:keepNext w:val="0"/>
+              <w:keepLines/>
+              <w:widowControl w:val="1"/>
+            </w:pPr>
+            <w:r>
+              <w:rPr>
+                <w:rFonts w:ascii="Times New Roman" w:hAnsi="Times New Roman"/>
+                <w:sz w:val="18"/>
+              </w:rPr>
+              <w:t xml:space="preserve">0.24</w:t>
+            </w:r>
+          </w:p>
+        </w:tc>
+        <w:tc>
+          <w:tcPr>
+            <w:tcBorders>
+              <w:left w:val="nil"/>
+              <w:right w:val="nil"/>
+              <w:top w:val="nil"/>
+              <w:bottom w:val="single" w:sz="4" w:color="D9E1E8"/>
+            </w:tcBorders>
+            <w:vAlign w:val="center"/>
+          </w:tcPr>
+          <w:p>
+            <w:pPr>
+              <w:pStyle w:val="Compact"/>
+              <w:spacing w:before="0" w:after="20" w:line="240" w:lineRule="auto"/>
+              <w:jc w:val="center"/>
+              <w:suppressAutoHyphens/>
+              <w:keepNext w:val="0"/>
+              <w:keepLines/>
+              <w:widowControl w:val="1"/>
+            </w:pPr>
+            <w:r>
+              <w:rPr>
+                <w:rFonts w:ascii="Times New Roman" w:hAnsi="Times New Roman"/>
+                <w:sz w:val="18"/>
+              </w:rPr>
+              <w:t xml:space="preserve">-0.07</w:t>
+            </w:r>
+          </w:p>
+        </w:tc>
+        <w:tc>
+          <w:tcPr>
+            <w:tcBorders>
+              <w:left w:val="nil"/>
+              <w:right w:val="nil"/>
+              <w:top w:val="nil"/>
+              <w:bottom w:val="single" w:sz="4" w:color="D9E1E8"/>
+            </w:tcBorders>
+            <w:vAlign w:val="center"/>
+          </w:tcPr>
+          <w:p>
+            <w:pPr>
+              <w:pStyle w:val="Compact"/>
+              <w:spacing w:before="0" w:after="20" w:line="240" w:lineRule="auto"/>
+              <w:jc w:val="center"/>
+              <w:suppressAutoHyphens/>
+              <w:keepNext w:val="0"/>
+              <w:keepLines/>
+              <w:widowControl w:val="1"/>
+            </w:pPr>
+            <w:r>
+              <w:rPr>
+                <w:rFonts w:ascii="Times New Roman" w:hAnsi="Times New Roman"/>
+                <w:sz w:val="18"/>
+              </w:rPr>
+              <w:t xml:space="preserve">-0.07</w:t>
+            </w:r>
+          </w:p>
+        </w:tc>
+        <w:tc>
+          <w:tcPr>
+            <w:tcBorders>
+              <w:left w:val="nil"/>
+              <w:right w:val="nil"/>
+              <w:top w:val="nil"/>
+              <w:bottom w:val="single" w:sz="4" w:color="D9E1E8"/>
+            </w:tcBorders>
+            <w:vAlign w:val="center"/>
+          </w:tcPr>
+          <w:p>
+            <w:pPr>
+              <w:pStyle w:val="Compact"/>
+              <w:spacing w:before="0" w:after="20" w:line="240" w:lineRule="auto"/>
+              <w:jc w:val="center"/>
+              <w:suppressAutoHyphens/>
+              <w:keepNext w:val="0"/>
+              <w:keepLines/>
+              <w:widowControl w:val="1"/>
+            </w:pPr>
+            <w:r>
+              <w:rPr>
+                <w:rFonts w:ascii="Times New Roman" w:hAnsi="Times New Roman"/>
+                <w:sz w:val="18"/>
+              </w:rPr>
+              <w:t xml:space="preserve">0.82</w:t>
+            </w:r>
+          </w:p>
+        </w:tc>
+        <w:tc>
+          <w:tcPr>
+            <w:tcBorders>
+              <w:left w:val="nil"/>
+              <w:right w:val="nil"/>
+              <w:top w:val="nil"/>
+              <w:bottom w:val="single" w:sz="4" w:color="D9E1E8"/>
+            </w:tcBorders>
+            <w:vAlign w:val="center"/>
+          </w:tcPr>
+          <w:p>
+            <w:pPr>
+              <w:pStyle w:val="Compact"/>
+              <w:spacing w:before="0" w:after="20" w:line="240" w:lineRule="auto"/>
+              <w:jc w:val="center"/>
+              <w:suppressAutoHyphens/>
+              <w:keepNext w:val="0"/>
+              <w:keepLines/>
+              <w:widowControl w:val="1"/>
+            </w:pPr>
+            <w:r>
+              <w:rPr>
+                <w:rFonts w:ascii="Times New Roman" w:hAnsi="Times New Roman"/>
+                <w:sz w:val="18"/>
+              </w:rPr>
+              <w:t xml:space="preserve">0.00</w:t>
+            </w:r>
+          </w:p>
+        </w:tc>
+        <w:tc>
+          <w:tcPr>
+            <w:tcBorders>
+              <w:left w:val="nil"/>
+              <w:right w:val="nil"/>
+              <w:top w:val="nil"/>
+              <w:bottom w:val="single" w:sz="4" w:color="D9E1E8"/>
+            </w:tcBorders>
+            <w:vAlign w:val="center"/>
+          </w:tcPr>
+          <w:p>
+            <w:pPr>
+              <w:pStyle w:val="Compact"/>
+              <w:spacing w:before="0" w:after="20" w:line="240" w:lineRule="auto"/>
+              <w:jc w:val="center"/>
+              <w:suppressAutoHyphens/>
+              <w:keepNext w:val="0"/>
+              <w:keepLines/>
+              <w:widowControl w:val="1"/>
+            </w:pPr>
+            <w:r>
+              <w:rPr>
+                <w:rFonts w:ascii="Times New Roman" w:hAnsi="Times New Roman"/>
+                <w:sz w:val="18"/>
+              </w:rPr>
+              <w:t xml:space="preserve">-0.07</w:t>
+            </w:r>
+          </w:p>
+        </w:tc>
+      </w:tr>
+      <w:tr>
+        <w:tc>
+          <w:tcPr>
+            <w:tcBorders>
+              <w:left w:val="nil"/>
+              <w:right w:val="nil"/>
+              <w:top w:val="nil"/>
+              <w:bottom w:val="single" w:sz="4" w:color="D9E1E8"/>
+            </w:tcBorders>
+            <w:vAlign w:val="center"/>
+          </w:tcPr>
+          <w:p>
+            <w:pPr>
+              <w:pStyle w:val="Compact"/>
+              <w:spacing w:before="0" w:after="20" w:line="240" w:lineRule="auto"/>
+              <w:jc w:val="center"/>
+              <w:suppressAutoHyphens/>
+              <w:keepNext w:val="0"/>
+              <w:keepLines/>
+              <w:widowControl w:val="1"/>
+            </w:pPr>
+            <w:r>
+              <w:rPr>
+                <w:rFonts w:ascii="Times New Roman" w:hAnsi="Times New Roman"/>
+                <w:sz w:val="18"/>
+              </w:rPr>
+              <w:t xml:space="preserve">always-LOF</w:t>
+            </w:r>
+          </w:p>
+        </w:tc>
+        <w:tc>
+          <w:tcPr>
+            <w:tcBorders>
+              <w:left w:val="nil"/>
+              <w:right w:val="nil"/>
+              <w:top w:val="nil"/>
+              <w:bottom w:val="single" w:sz="4" w:color="D9E1E8"/>
+            </w:tcBorders>
+            <w:vAlign w:val="center"/>
+          </w:tcPr>
+          <w:p>
+            <w:pPr>
+              <w:pStyle w:val="Compact"/>
+              <w:spacing w:before="0" w:after="20" w:line="240" w:lineRule="auto"/>
+              <w:jc w:val="center"/>
+              <w:suppressAutoHyphens/>
+              <w:keepNext w:val="0"/>
+              <w:keepLines/>
+              <w:widowControl w:val="1"/>
+            </w:pPr>
+            <w:r>
+              <w:rPr>
+                <w:rFonts w:ascii="Times New Roman" w:hAnsi="Times New Roman"/>
+                <w:sz w:val="18"/>
+              </w:rPr>
+              <w:t xml:space="preserve">0.21</w:t>
+            </w:r>
+          </w:p>
+        </w:tc>
+        <w:tc>
+          <w:tcPr>
+            <w:tcBorders>
+              <w:left w:val="nil"/>
+              <w:right w:val="nil"/>
+              <w:top w:val="nil"/>
+              <w:bottom w:val="single" w:sz="4" w:color="D9E1E8"/>
+            </w:tcBorders>
+            <w:vAlign w:val="center"/>
+          </w:tcPr>
+          <w:p>
+            <w:pPr>
+              <w:pStyle w:val="Compact"/>
+              <w:spacing w:before="0" w:after="20" w:line="240" w:lineRule="auto"/>
+              <w:jc w:val="center"/>
+              <w:suppressAutoHyphens/>
+              <w:keepNext w:val="0"/>
+              <w:keepLines/>
+              <w:widowControl w:val="1"/>
+            </w:pPr>
+            <w:r>
+              <w:rPr>
+                <w:rFonts w:ascii="Times New Roman" w:hAnsi="Times New Roman"/>
+                <w:sz w:val="18"/>
+              </w:rPr>
+              <w:t xml:space="preserve">0.70</w:t>
+            </w:r>
+          </w:p>
+        </w:tc>
+        <w:tc>
+          <w:tcPr>
+            <w:tcBorders>
+              <w:left w:val="nil"/>
+              <w:right w:val="nil"/>
+              <w:top w:val="nil"/>
+              <w:bottom w:val="single" w:sz="4" w:color="D9E1E8"/>
+            </w:tcBorders>
+            <w:vAlign w:val="center"/>
+          </w:tcPr>
+          <w:p>
+            <w:pPr>
+              <w:pStyle w:val="Compact"/>
+              <w:spacing w:before="0" w:after="20" w:line="240" w:lineRule="auto"/>
+              <w:jc w:val="center"/>
+              <w:suppressAutoHyphens/>
+              <w:keepNext w:val="0"/>
+              <w:keepLines/>
+              <w:widowControl w:val="1"/>
+            </w:pPr>
+            <w:r>
+              <w:rPr>
+                <w:rFonts w:ascii="Times New Roman" w:hAnsi="Times New Roman"/>
+                <w:sz w:val="18"/>
+              </w:rPr>
+              <w:t xml:space="preserve">0.93</w:t>
+            </w:r>
+          </w:p>
+        </w:tc>
+        <w:tc>
+          <w:tcPr>
+            <w:tcBorders>
+              <w:left w:val="nil"/>
+              <w:right w:val="nil"/>
+              <w:top w:val="nil"/>
+              <w:bottom w:val="single" w:sz="4" w:color="D9E1E8"/>
+            </w:tcBorders>
+            <w:vAlign w:val="center"/>
+          </w:tcPr>
+          <w:p>
+            <w:pPr>
+              <w:pStyle w:val="Compact"/>
+              <w:spacing w:before="0" w:after="20" w:line="240" w:lineRule="auto"/>
+              <w:jc w:val="center"/>
+              <w:suppressAutoHyphens/>
+              <w:keepNext w:val="0"/>
+              <w:keepLines/>
+              <w:widowControl w:val="1"/>
+            </w:pPr>
+            <w:r>
+              <w:rPr>
+                <w:rFonts w:ascii="Times New Roman" w:hAnsi="Times New Roman"/>
+                <w:sz w:val="18"/>
+              </w:rPr>
+              <w:t xml:space="preserve">0.93</w:t>
+            </w:r>
+          </w:p>
+        </w:tc>
+        <w:tc>
+          <w:tcPr>
+            <w:tcBorders>
+              <w:left w:val="nil"/>
+              <w:right w:val="nil"/>
+              <w:top w:val="nil"/>
+              <w:bottom w:val="single" w:sz="4" w:color="D9E1E8"/>
+            </w:tcBorders>
+            <w:vAlign w:val="center"/>
+          </w:tcPr>
+          <w:p>
+            <w:pPr>
+              <w:pStyle w:val="Compact"/>
+              <w:spacing w:before="0" w:after="20" w:line="240" w:lineRule="auto"/>
+              <w:jc w:val="center"/>
+              <w:suppressAutoHyphens/>
+              <w:keepNext w:val="0"/>
+              <w:keepLines/>
+              <w:widowControl w:val="1"/>
+            </w:pPr>
+            <w:r>
+              <w:rPr>
+                <w:rFonts w:ascii="Times New Roman" w:hAnsi="Times New Roman"/>
+                <w:sz w:val="18"/>
+              </w:rPr>
+              <w:t xml:space="preserve">0.92</w:t>
+            </w:r>
+          </w:p>
+        </w:tc>
+        <w:tc>
+          <w:tcPr>
+            <w:tcBorders>
+              <w:left w:val="nil"/>
+              <w:right w:val="nil"/>
+              <w:top w:val="nil"/>
+              <w:bottom w:val="single" w:sz="4" w:color="D9E1E8"/>
+            </w:tcBorders>
+            <w:vAlign w:val="center"/>
+          </w:tcPr>
+          <w:p>
+            <w:pPr>
+              <w:pStyle w:val="Compact"/>
+              <w:spacing w:before="0" w:after="20" w:line="240" w:lineRule="auto"/>
+              <w:jc w:val="center"/>
+              <w:suppressAutoHyphens/>
+              <w:keepNext w:val="0"/>
+              <w:keepLines/>
+              <w:widowControl w:val="1"/>
+            </w:pPr>
+            <w:r>
+              <w:rPr>
+                <w:rFonts w:ascii="Times New Roman" w:hAnsi="Times New Roman"/>
+                <w:sz w:val="18"/>
+              </w:rPr>
+              <w:t xml:space="preserve">0.55</w:t>
+            </w:r>
+          </w:p>
+        </w:tc>
+        <w:tc>
+          <w:tcPr>
+            <w:tcBorders>
+              <w:left w:val="nil"/>
+              <w:right w:val="nil"/>
+              <w:top w:val="nil"/>
+              <w:bottom w:val="single" w:sz="4" w:color="D9E1E8"/>
+            </w:tcBorders>
+            <w:vAlign w:val="center"/>
+          </w:tcPr>
+          <w:p>
+            <w:pPr>
+              <w:pStyle w:val="Compact"/>
+              <w:spacing w:before="0" w:after="20" w:line="240" w:lineRule="auto"/>
+              <w:jc w:val="center"/>
+              <w:suppressAutoHyphens/>
+              <w:keepNext w:val="0"/>
+              <w:keepLines/>
+              <w:widowControl w:val="1"/>
+            </w:pPr>
+            <w:r>
+              <w:rPr>
+                <w:rFonts w:ascii="Times New Roman" w:hAnsi="Times New Roman"/>
+                <w:sz w:val="18"/>
+              </w:rPr>
+              <w:t xml:space="preserve">0.21</w:t>
+            </w:r>
+          </w:p>
+        </w:tc>
+      </w:tr>
+      <w:tr>
+        <w:tc>
+          <w:tcPr>
+            <w:tcBorders>
+              <w:left w:val="nil"/>
+              <w:right w:val="nil"/>
+              <w:top w:val="nil"/>
+              <w:bottom w:val="single" w:sz="4" w:color="D9E1E8"/>
+            </w:tcBorders>
+            <w:vAlign w:val="center"/>
+          </w:tcPr>
+          <w:p>
+            <w:pPr>
+              <w:pStyle w:val="Compact"/>
+              <w:spacing w:before="0" w:after="20" w:line="240" w:lineRule="auto"/>
+              <w:jc w:val="center"/>
+              <w:suppressAutoHyphens/>
+              <w:keepNext w:val="0"/>
+              <w:keepLines/>
+              <w:widowControl w:val="1"/>
+            </w:pPr>
+            <w:r>
+              <w:rPr>
+                <w:rFonts w:ascii="Times New Roman" w:hAnsi="Times New Roman"/>
+                <w:sz w:val="18"/>
+              </w:rPr>
+              <w:t xml:space="preserve">always-KNN</w:t>
+            </w:r>
+          </w:p>
+        </w:tc>
+        <w:tc>
+          <w:tcPr>
+            <w:tcBorders>
+              <w:left w:val="nil"/>
+              <w:right w:val="nil"/>
+              <w:top w:val="nil"/>
+              <w:bottom w:val="single" w:sz="4" w:color="D9E1E8"/>
+            </w:tcBorders>
+            <w:vAlign w:val="center"/>
+          </w:tcPr>
+          <w:p>
+            <w:pPr>
+              <w:pStyle w:val="Compact"/>
+              <w:spacing w:before="0" w:after="20" w:line="240" w:lineRule="auto"/>
+              <w:jc w:val="center"/>
+              <w:suppressAutoHyphens/>
+              <w:keepNext w:val="0"/>
+              <w:keepLines/>
+              <w:widowControl w:val="1"/>
+            </w:pPr>
+            <w:r>
+              <w:rPr>
+                <w:rFonts w:ascii="Times New Roman" w:hAnsi="Times New Roman"/>
+                <w:sz w:val="18"/>
+              </w:rPr>
+              <w:t xml:space="preserve">0.23</w:t>
+            </w:r>
+          </w:p>
+        </w:tc>
+        <w:tc>
+          <w:tcPr>
+            <w:tcBorders>
+              <w:left w:val="nil"/>
+              <w:right w:val="nil"/>
+              <w:top w:val="nil"/>
+              <w:bottom w:val="single" w:sz="4" w:color="D9E1E8"/>
+            </w:tcBorders>
+            <w:vAlign w:val="center"/>
+          </w:tcPr>
+          <w:p>
+            <w:pPr>
+              <w:pStyle w:val="Compact"/>
+              <w:spacing w:before="0" w:after="20" w:line="240" w:lineRule="auto"/>
+              <w:jc w:val="center"/>
+              <w:suppressAutoHyphens/>
+              <w:keepNext w:val="0"/>
+              <w:keepLines/>
+              <w:widowControl w:val="1"/>
+            </w:pPr>
+            <w:r>
+              <w:rPr>
+                <w:rFonts w:ascii="Times New Roman" w:hAnsi="Times New Roman"/>
+                <w:sz w:val="18"/>
+              </w:rPr>
+              <w:t xml:space="preserve">0.64</w:t>
+            </w:r>
+          </w:p>
+        </w:tc>
+        <w:tc>
+          <w:tcPr>
+            <w:tcBorders>
+              <w:left w:val="nil"/>
+              <w:right w:val="nil"/>
+              <w:top w:val="nil"/>
+              <w:bottom w:val="single" w:sz="4" w:color="D9E1E8"/>
+            </w:tcBorders>
+            <w:vAlign w:val="center"/>
+          </w:tcPr>
+          <w:p>
+            <w:pPr>
+              <w:pStyle w:val="Compact"/>
+              <w:spacing w:before="0" w:after="20" w:line="240" w:lineRule="auto"/>
+              <w:jc w:val="center"/>
+              <w:suppressAutoHyphens/>
+              <w:keepNext w:val="0"/>
+              <w:keepLines/>
+              <w:widowControl w:val="1"/>
+            </w:pPr>
+            <w:r>
+              <w:rPr>
+                <w:rFonts w:ascii="Times New Roman" w:hAnsi="Times New Roman"/>
+                <w:sz w:val="18"/>
+              </w:rPr>
+              <w:t xml:space="preserve">0.65</w:t>
+            </w:r>
+          </w:p>
+        </w:tc>
+        <w:tc>
+          <w:tcPr>
+            <w:tcBorders>
+              <w:left w:val="nil"/>
+              <w:right w:val="nil"/>
+              <w:top w:val="nil"/>
+              <w:bottom w:val="single" w:sz="4" w:color="D9E1E8"/>
+            </w:tcBorders>
+            <w:vAlign w:val="center"/>
+          </w:tcPr>
+          <w:p>
+            <w:pPr>
+              <w:pStyle w:val="Compact"/>
+              <w:spacing w:before="0" w:after="20" w:line="240" w:lineRule="auto"/>
+              <w:jc w:val="center"/>
+              <w:suppressAutoHyphens/>
+              <w:keepNext w:val="0"/>
+              <w:keepLines/>
+              <w:widowControl w:val="1"/>
+            </w:pPr>
+            <w:r>
+              <w:rPr>
+                <w:rFonts w:ascii="Times New Roman" w:hAnsi="Times New Roman"/>
+                <w:sz w:val="18"/>
+              </w:rPr>
+              <w:t xml:space="preserve">0.39</w:t>
+            </w:r>
+          </w:p>
+        </w:tc>
+        <w:tc>
+          <w:tcPr>
+            <w:tcBorders>
+              <w:left w:val="nil"/>
+              <w:right w:val="nil"/>
+              <w:top w:val="nil"/>
+              <w:bottom w:val="single" w:sz="4" w:color="D9E1E8"/>
+            </w:tcBorders>
+            <w:vAlign w:val="center"/>
+          </w:tcPr>
+          <w:p>
+            <w:pPr>
+              <w:pStyle w:val="Compact"/>
+              <w:spacing w:before="0" w:after="20" w:line="240" w:lineRule="auto"/>
+              <w:jc w:val="center"/>
+              <w:suppressAutoHyphens/>
+              <w:keepNext w:val="0"/>
+              <w:keepLines/>
+              <w:widowControl w:val="1"/>
+            </w:pPr>
+            <w:r>
+              <w:rPr>
+                <w:rFonts w:ascii="Times New Roman" w:hAnsi="Times New Roman"/>
+                <w:sz w:val="18"/>
+              </w:rPr>
+              <w:t xml:space="preserve">0.91</w:t>
+            </w:r>
+          </w:p>
+        </w:tc>
+        <w:tc>
+          <w:tcPr>
+            <w:tcBorders>
+              <w:left w:val="nil"/>
+              <w:right w:val="nil"/>
+              <w:top w:val="nil"/>
+              <w:bottom w:val="single" w:sz="4" w:color="D9E1E8"/>
+            </w:tcBorders>
+            <w:vAlign w:val="center"/>
+          </w:tcPr>
+          <w:p>
+            <w:pPr>
+              <w:pStyle w:val="Compact"/>
+              <w:spacing w:before="0" w:after="20" w:line="240" w:lineRule="auto"/>
+              <w:jc w:val="center"/>
+              <w:suppressAutoHyphens/>
+              <w:keepNext w:val="0"/>
+              <w:keepLines/>
+              <w:widowControl w:val="1"/>
+            </w:pPr>
+            <w:r>
+              <w:rPr>
+                <w:rFonts w:ascii="Times New Roman" w:hAnsi="Times New Roman"/>
+                <w:sz w:val="18"/>
+              </w:rPr>
+              <w:t xml:space="preserve">0.36</w:t>
+            </w:r>
+          </w:p>
+        </w:tc>
+        <w:tc>
+          <w:tcPr>
+            <w:tcBorders>
+              <w:left w:val="nil"/>
+              <w:right w:val="nil"/>
+              <w:top w:val="nil"/>
+              <w:bottom w:val="single" w:sz="4" w:color="D9E1E8"/>
+            </w:tcBorders>
+            <w:vAlign w:val="center"/>
+          </w:tcPr>
+          <w:p>
+            <w:pPr>
+              <w:pStyle w:val="Compact"/>
+              <w:spacing w:before="0" w:after="20" w:line="240" w:lineRule="auto"/>
+              <w:jc w:val="center"/>
+              <w:suppressAutoHyphens/>
+              <w:keepNext w:val="0"/>
+              <w:keepLines/>
+              <w:widowControl w:val="1"/>
+            </w:pPr>
+            <w:r>
+              <w:rPr>
+                <w:rFonts w:ascii="Times New Roman" w:hAnsi="Times New Roman"/>
+                <w:sz w:val="18"/>
+              </w:rPr>
+              <w:t xml:space="preserve">0.23</w:t>
+            </w:r>
+          </w:p>
+        </w:tc>
+      </w:tr>
+      <w:tr>
+        <w:tc>
+          <w:tcPr>
+            <w:tcBorders>
+              <w:left w:val="nil"/>
+              <w:right w:val="nil"/>
+              <w:top w:val="nil"/>
+              <w:bottom w:val="single" w:sz="4" w:color="D9E1E8"/>
+            </w:tcBorders>
+            <w:vAlign w:val="center"/>
+          </w:tcPr>
+          <w:p>
+            <w:pPr>
+              <w:pStyle w:val="Compact"/>
+              <w:spacing w:before="0" w:after="20" w:line="240" w:lineRule="auto"/>
+              <w:jc w:val="center"/>
+              <w:suppressAutoHyphens/>
+              <w:keepNext w:val="0"/>
+              <w:keepLines/>
+              <w:widowControl w:val="1"/>
+            </w:pPr>
+            <w:r>
+              <w:rPr>
+                <w:rFonts w:ascii="Times New Roman" w:hAnsi="Times New Roman"/>
+                <w:sz w:val="18"/>
+              </w:rPr>
+              <w:t xml:space="preserve">EM [1]</w:t>
+            </w:r>
+          </w:p>
+        </w:tc>
+        <w:tc>
+          <w:tcPr>
+            <w:tcBorders>
+              <w:left w:val="nil"/>
+              <w:right w:val="nil"/>
+              <w:top w:val="nil"/>
+              <w:bottom w:val="single" w:sz="4" w:color="D9E1E8"/>
+            </w:tcBorders>
+            <w:vAlign w:val="center"/>
+          </w:tcPr>
+          <w:p>
+            <w:pPr>
+              <w:pStyle w:val="Compact"/>
+              <w:spacing w:before="0" w:after="20" w:line="240" w:lineRule="auto"/>
+              <w:jc w:val="center"/>
+              <w:suppressAutoHyphens/>
+              <w:keepNext w:val="0"/>
+              <w:keepLines/>
+              <w:widowControl w:val="1"/>
+            </w:pPr>
+            <w:r>
+              <w:rPr>
+                <w:rFonts w:ascii="Times New Roman" w:hAnsi="Times New Roman"/>
+                <w:sz w:val="18"/>
+              </w:rPr>
+              <w:t xml:space="preserve">—</w:t>
+            </w:r>
+          </w:p>
+        </w:tc>
+        <w:tc>
+          <w:tcPr>
+            <w:tcBorders>
+              <w:left w:val="nil"/>
+              <w:right w:val="nil"/>
+              <w:top w:val="nil"/>
+              <w:bottom w:val="single" w:sz="4" w:color="D9E1E8"/>
+            </w:tcBorders>
+            <w:vAlign w:val="center"/>
+          </w:tcPr>
+          <w:p>
+            <w:pPr>
+              <w:pStyle w:val="Compact"/>
+              <w:spacing w:before="0" w:after="20" w:line="240" w:lineRule="auto"/>
+              <w:jc w:val="center"/>
+              <w:suppressAutoHyphens/>
+              <w:keepNext w:val="0"/>
+              <w:keepLines/>
+              <w:widowControl w:val="1"/>
+            </w:pPr>
+            <w:r>
+              <w:rPr>
+                <w:rFonts w:ascii="Times New Roman" w:hAnsi="Times New Roman"/>
+                <w:sz w:val="18"/>
+              </w:rPr>
+              <w:t xml:space="preserve">0.68</w:t>
+            </w:r>
+          </w:p>
+        </w:tc>
+        <w:tc>
+          <w:tcPr>
+            <w:tcBorders>
+              <w:left w:val="nil"/>
+              <w:right w:val="nil"/>
+              <w:top w:val="nil"/>
+              <w:bottom w:val="single" w:sz="4" w:color="D9E1E8"/>
+            </w:tcBorders>
+            <w:vAlign w:val="center"/>
+          </w:tcPr>
+          <w:p>
+            <w:pPr>
+              <w:pStyle w:val="Compact"/>
+              <w:spacing w:before="0" w:after="20" w:line="240" w:lineRule="auto"/>
+              <w:jc w:val="center"/>
+              <w:suppressAutoHyphens/>
+              <w:keepNext w:val="0"/>
+              <w:keepLines/>
+              <w:widowControl w:val="1"/>
+            </w:pPr>
+            <w:r>
+              <w:rPr>
+                <w:rFonts w:ascii="Times New Roman" w:hAnsi="Times New Roman"/>
+                <w:sz w:val="18"/>
+              </w:rPr>
+              <w:t xml:space="preserve">-0.07</w:t>
+            </w:r>
+          </w:p>
+        </w:tc>
+        <w:tc>
+          <w:tcPr>
+            <w:tcBorders>
+              <w:left w:val="nil"/>
+              <w:right w:val="nil"/>
+              <w:top w:val="nil"/>
+              <w:bottom w:val="single" w:sz="4" w:color="D9E1E8"/>
+            </w:tcBorders>
+            <w:vAlign w:val="center"/>
+          </w:tcPr>
+          <w:p>
+            <w:pPr>
+              <w:pStyle w:val="Compact"/>
+              <w:spacing w:before="0" w:after="20" w:line="240" w:lineRule="auto"/>
+              <w:jc w:val="center"/>
+              <w:suppressAutoHyphens/>
+              <w:keepNext w:val="0"/>
+              <w:keepLines/>
+              <w:widowControl w:val="1"/>
+            </w:pPr>
+            <w:r>
+              <w:rPr>
+                <w:rFonts w:ascii="Times New Roman" w:hAnsi="Times New Roman"/>
+                <w:sz w:val="18"/>
+              </w:rPr>
+              <w:t xml:space="preserve">0.89</w:t>
+            </w:r>
+          </w:p>
+        </w:tc>
+        <w:tc>
+          <w:tcPr>
+            <w:tcBorders>
+              <w:left w:val="nil"/>
+              <w:right w:val="nil"/>
+              <w:top w:val="nil"/>
+              <w:bottom w:val="single" w:sz="4" w:color="D9E1E8"/>
+            </w:tcBorders>
+            <w:vAlign w:val="center"/>
+          </w:tcPr>
+          <w:p>
+            <w:pPr>
+              <w:pStyle w:val="Compact"/>
+              <w:spacing w:before="0" w:after="20" w:line="240" w:lineRule="auto"/>
+              <w:jc w:val="center"/>
+              <w:suppressAutoHyphens/>
+              <w:keepNext w:val="0"/>
+              <w:keepLines/>
+              <w:widowControl w:val="1"/>
+            </w:pPr>
+            <w:r>
+              <w:rPr>
+                <w:rFonts w:ascii="Times New Roman" w:hAnsi="Times New Roman"/>
+                <w:sz w:val="18"/>
+              </w:rPr>
+              <w:t xml:space="preserve">0.71</w:t>
+            </w:r>
+          </w:p>
+        </w:tc>
+        <w:tc>
+          <w:tcPr>
+            <w:tcBorders>
+              <w:left w:val="nil"/>
+              <w:right w:val="nil"/>
+              <w:top w:val="nil"/>
+              <w:bottom w:val="single" w:sz="4" w:color="D9E1E8"/>
+            </w:tcBorders>
+            <w:vAlign w:val="center"/>
+          </w:tcPr>
+          <w:p>
+            <w:pPr>
+              <w:pStyle w:val="Compact"/>
+              <w:spacing w:before="0" w:after="20" w:line="240" w:lineRule="auto"/>
+              <w:jc w:val="center"/>
+              <w:suppressAutoHyphens/>
+              <w:keepNext w:val="0"/>
+              <w:keepLines/>
+              <w:widowControl w:val="1"/>
+            </w:pPr>
+            <w:r>
+              <w:rPr>
+                <w:rFonts w:ascii="Times New Roman" w:hAnsi="Times New Roman"/>
+                <w:sz w:val="18"/>
+              </w:rPr>
+              <w:t xml:space="preserve">-0.11</w:t>
+            </w:r>
+          </w:p>
+        </w:tc>
+        <w:tc>
+          <w:tcPr>
+            <w:tcBorders>
+              <w:left w:val="nil"/>
+              <w:right w:val="nil"/>
+              <w:top w:val="nil"/>
+              <w:bottom w:val="single" w:sz="4" w:color="D9E1E8"/>
+            </w:tcBorders>
+            <w:vAlign w:val="center"/>
+          </w:tcPr>
+          <w:p>
+            <w:pPr>
+              <w:pStyle w:val="Compact"/>
+              <w:spacing w:before="0" w:after="20" w:line="240" w:lineRule="auto"/>
+              <w:jc w:val="center"/>
+              <w:suppressAutoHyphens/>
+              <w:keepNext w:val="0"/>
+              <w:keepLines/>
+              <w:widowControl w:val="1"/>
+            </w:pPr>
+            <w:r>
+              <w:rPr>
+                <w:rFonts w:ascii="Times New Roman" w:hAnsi="Times New Roman"/>
+                <w:sz w:val="18"/>
+              </w:rPr>
+              <w:t xml:space="preserve">-0.11</w:t>
+            </w:r>
+          </w:p>
+        </w:tc>
+      </w:tr>
+      <w:tr>
+        <w:tc>
+          <w:tcPr>
+            <w:tcBorders>
+              <w:left w:val="nil"/>
+              <w:right w:val="nil"/>
+              <w:top w:val="nil"/>
+              <w:bottom w:val="nil"/>
+            </w:tcBorders>
+            <w:vAlign w:val="center"/>
+          </w:tcPr>
+          <w:p>
+            <w:pPr>
+              <w:pStyle w:val="Compact"/>
+              <w:spacing w:before="0" w:after="20" w:line="240" w:lineRule="auto"/>
+              <w:jc w:val="center"/>
+              <w:suppressAutoHyphens/>
+              <w:keepNext w:val="0"/>
+              <w:keepLines/>
+              <w:widowControl w:val="1"/>
+            </w:pPr>
+            <w:r>
+              <w:rPr>
+                <w:rFonts w:ascii="Times New Roman" w:hAnsi="Times New Roman"/>
+                <w:sz w:val="18"/>
+              </w:rPr>
+              <w:t xml:space="preserve">MV [1]</w:t>
+            </w:r>
+          </w:p>
+        </w:tc>
+        <w:tc>
+          <w:tcPr>
+            <w:tcBorders>
+              <w:left w:val="nil"/>
+              <w:right w:val="nil"/>
+              <w:top w:val="nil"/>
+              <w:bottom w:val="nil"/>
+            </w:tcBorders>
+            <w:vAlign w:val="center"/>
+          </w:tcPr>
+          <w:p>
+            <w:pPr>
+              <w:pStyle w:val="Compact"/>
+              <w:spacing w:before="0" w:after="20" w:line="240" w:lineRule="auto"/>
+              <w:jc w:val="center"/>
+              <w:suppressAutoHyphens/>
+              <w:keepNext w:val="0"/>
+              <w:keepLines/>
+              <w:widowControl w:val="1"/>
+            </w:pPr>
+            <w:r>
+              <w:rPr>
+                <w:rFonts w:ascii="Times New Roman" w:hAnsi="Times New Roman"/>
+                <w:sz w:val="18"/>
+              </w:rPr>
+              <w:t xml:space="preserve">—</w:t>
+            </w:r>
+          </w:p>
+        </w:tc>
+        <w:tc>
+          <w:tcPr>
+            <w:tcBorders>
+              <w:left w:val="nil"/>
+              <w:right w:val="nil"/>
+              <w:top w:val="nil"/>
+              <w:bottom w:val="nil"/>
+            </w:tcBorders>
+            <w:vAlign w:val="center"/>
+          </w:tcPr>
+          <w:p>
+            <w:pPr>
+              <w:pStyle w:val="Compact"/>
+              <w:spacing w:before="0" w:after="20" w:line="240" w:lineRule="auto"/>
+              <w:jc w:val="center"/>
+              <w:suppressAutoHyphens/>
+              <w:keepNext w:val="0"/>
+              <w:keepLines/>
+              <w:widowControl w:val="1"/>
+            </w:pPr>
+            <w:r>
+              <w:rPr>
+                <w:rFonts w:ascii="Times New Roman" w:hAnsi="Times New Roman"/>
+                <w:sz w:val="18"/>
+              </w:rPr>
+              <w:t xml:space="preserve">0.66</w:t>
+            </w:r>
+          </w:p>
+        </w:tc>
+        <w:tc>
+          <w:tcPr>
+            <w:tcBorders>
+              <w:left w:val="nil"/>
+              <w:right w:val="nil"/>
+              <w:top w:val="nil"/>
+              <w:bottom w:val="nil"/>
+            </w:tcBorders>
+            <w:vAlign w:val="center"/>
+          </w:tcPr>
+          <w:p>
+            <w:pPr>
+              <w:pStyle w:val="Compact"/>
+              <w:spacing w:before="0" w:after="20" w:line="240" w:lineRule="auto"/>
+              <w:jc w:val="center"/>
+              <w:suppressAutoHyphens/>
+              <w:keepNext w:val="0"/>
+              <w:keepLines/>
+              <w:widowControl w:val="1"/>
+            </w:pPr>
+            <w:r>
+              <w:rPr>
+                <w:rFonts w:ascii="Times New Roman" w:hAnsi="Times New Roman"/>
+                <w:sz w:val="18"/>
+              </w:rPr>
+              <w:t xml:space="preserve">-0.07</w:t>
+            </w:r>
+          </w:p>
+        </w:tc>
+        <w:tc>
+          <w:tcPr>
+            <w:tcBorders>
+              <w:left w:val="nil"/>
+              <w:right w:val="nil"/>
+              <w:top w:val="nil"/>
+              <w:bottom w:val="nil"/>
+            </w:tcBorders>
+            <w:vAlign w:val="center"/>
+          </w:tcPr>
+          <w:p>
+            <w:pPr>
+              <w:pStyle w:val="Compact"/>
+              <w:spacing w:before="0" w:after="20" w:line="240" w:lineRule="auto"/>
+              <w:jc w:val="center"/>
+              <w:suppressAutoHyphens/>
+              <w:keepNext w:val="0"/>
+              <w:keepLines/>
+              <w:widowControl w:val="1"/>
+            </w:pPr>
+            <w:r>
+              <w:rPr>
+                <w:rFonts w:ascii="Times New Roman" w:hAnsi="Times New Roman"/>
+                <w:sz w:val="18"/>
+              </w:rPr>
+              <w:t xml:space="preserve">0.89</w:t>
+            </w:r>
+          </w:p>
+        </w:tc>
+        <w:tc>
+          <w:tcPr>
+            <w:tcBorders>
+              <w:left w:val="nil"/>
+              <w:right w:val="nil"/>
+              <w:top w:val="nil"/>
+              <w:bottom w:val="nil"/>
+            </w:tcBorders>
+            <w:vAlign w:val="center"/>
+          </w:tcPr>
+          <w:p>
+            <w:pPr>
+              <w:pStyle w:val="Compact"/>
+              <w:spacing w:before="0" w:after="20" w:line="240" w:lineRule="auto"/>
+              <w:jc w:val="center"/>
+              <w:suppressAutoHyphens/>
+              <w:keepNext w:val="0"/>
+              <w:keepLines/>
+              <w:widowControl w:val="1"/>
+            </w:pPr>
+            <w:r>
+              <w:rPr>
+                <w:rFonts w:ascii="Times New Roman" w:hAnsi="Times New Roman"/>
+                <w:sz w:val="18"/>
+              </w:rPr>
+              <w:t xml:space="preserve">0.76</w:t>
+            </w:r>
+          </w:p>
+        </w:tc>
+        <w:tc>
+          <w:tcPr>
+            <w:tcBorders>
+              <w:left w:val="nil"/>
+              <w:right w:val="nil"/>
+              <w:top w:val="nil"/>
+              <w:bottom w:val="nil"/>
+            </w:tcBorders>
+            <w:vAlign w:val="center"/>
+          </w:tcPr>
+          <w:p>
+            <w:pPr>
+              <w:pStyle w:val="Compact"/>
+              <w:spacing w:before="0" w:after="20" w:line="240" w:lineRule="auto"/>
+              <w:jc w:val="center"/>
+              <w:suppressAutoHyphens/>
+              <w:keepNext w:val="0"/>
+              <w:keepLines/>
+              <w:widowControl w:val="1"/>
+            </w:pPr>
+            <w:r>
+              <w:rPr>
+                <w:rFonts w:ascii="Times New Roman" w:hAnsi="Times New Roman"/>
+                <w:sz w:val="18"/>
+              </w:rPr>
+              <w:t xml:space="preserve">-0.26</w:t>
+            </w:r>
+          </w:p>
+        </w:tc>
+        <w:tc>
+          <w:tcPr>
+            <w:tcBorders>
+              <w:left w:val="nil"/>
+              <w:right w:val="nil"/>
+              <w:top w:val="nil"/>
+              <w:bottom w:val="nil"/>
+            </w:tcBorders>
+            <w:vAlign w:val="center"/>
+          </w:tcPr>
+          <w:p>
+            <w:pPr>
+              <w:pStyle w:val="Compact"/>
+              <w:spacing w:before="0" w:after="20" w:line="240" w:lineRule="auto"/>
+              <w:jc w:val="center"/>
+              <w:suppressAutoHyphens/>
+              <w:keepNext w:val="0"/>
+              <w:keepLines/>
+              <w:widowControl w:val="1"/>
+            </w:pPr>
+            <w:r>
+              <w:rPr>
+                <w:rFonts w:ascii="Times New Roman" w:hAnsi="Times New Roman"/>
+                <w:sz w:val="18"/>
+              </w:rPr>
+              <w:t xml:space="preserve">-0.26</w:t>
+            </w:r>
+          </w:p>
+        </w:tc>
+      </w:tr>
+    </w:tbl>
+    <w:p>
+      <w:pPr>
+        <w:pStyle w:val="TableCaption"/>
+        <w:spacing w:before="280" w:after="60" w:line="240" w:lineRule="auto"/>
+        <w:jc w:val="center"/>
+        <w:keepNext/>
+        <w:keepLines/>
+        <w:widowControl w:val="1"/>
+      </w:pPr>
+      <m:oMath>
+        <m:r>
+          <m:t>S</m:t>
+        </m:r>
+      </m:oMath>
+      <w:r>
+        <w:rPr>
+          <w:b/>
+          <w:i/>
+        </w:rPr>
+        <w:t>Table 9.</w:t>
+      </w:r>
+      <w:r>
+        <w:rPr>
+          <w:b w:val="0"/>
+          <w:i/>
+        </w:rPr>
+        <w:t xml:space="preserve"> </w:t>
+      </w:r>
+      <w:r>
+        <w:rPr>
+          <w:b w:val="0"/>
+          <w:i/>
+        </w:rPr>
+        <w:t>Selection skill  (pooled, Section 4; 1 = oracle, 0 = random, negative = worse than random) for each label-free strategy, computed on a common per-benchmark dataset panel so all methods are scored on identical datasets. "worst" is each method's minimum across the six benchmarks. ADRank has the highest worst-case skill; Isolation Forest and the EM/MV internal metrics each fall below random on at least one benchmark. EM/MV were not run on the external OddBench.</w:t>
       </w:r>
     </w:p>
     <w:bookmarkEnd w:id="34"/>

--- a/docs/adrank.docx
+++ b/docs/adrank.docx
@@ -183,7 +183,7 @@
         <w:widowControl w:val="1"/>
       </w:pPr>
       <w:r>
-        <w:t xml:space="preserve">Selecting an anomaly detector for a new dataset is a chicken-and-egg problem: the natural criterion, held-out ROC-AUC, requires labeled anomalies that unsupervised deployments do not have. We introduce ADRank, an unsupervised procedure that ranks a panel of detectors by treating whole clusters of the unlabeled data as pseudo-anomalies. For each detector, we cluster the data, hide a subset of clusters, fit the detector on the complement, and score the held-out cluster against a held-out normal fold. Detectors are ranked by their mean pseudo-AUC across many such cluster subsets. The ranking signal comes from the geometry of normal data alone: in a contamination study the selection regret is flat as real anomalies are added to the unlabeled input and is unchanged at 0% contamination (pure normal data), so ADRank needs no anomalies in its input to rank the detectors that find them. We measure a detector selector by</w:t>
+        <w:t xml:space="preserve">Selecting an anomaly detector for a new dataset is a chicken-and-egg problem: the natural criterion, held-out ROC-AUC, requires labeled anomalies that unsupervised deployments do not have. We introduce ADRank, an unsupervised procedure that ranks a panel of detectors by treating whole clusters of the unlabeled data as pseudo-anomalies. We cluster the data, hide a subset of clusters, fit each detector on the complement, and score the held-out clusters against a held-out normal fold. Detectors are ranked by their mean pseudo-AUC across many such cluster subsets. We measure a detector selector by</w:t>
       </w:r>
       <w:r>
         <w:t xml:space="preserve"> </w:t>
@@ -196,7 +196,7 @@
         <w:t xml:space="preserve">regret</w:t>
       </w:r>
       <w:r>
-        <w:t xml:space="preserve">: the true-AUC gap between the best detector in the panel and the one the selector picks, a threshold-free, decision-relevant quantity that stays well-behaved when detectors tie. An unsupervised auto-calibration removes the one weak spot a single fixed regime leaves on text: run a bank of pseudo-anomaly regimes and weight each by how strongly it separates the detectors, a purely label-free signal. Across four modalities and 69 anomaly-detection tasks drawn from a smaller number of source corpora, with five seeds, auto-calibrated ADRank cuts detector-selection regret relative to random selection by 78% on tabular ADBench data, 93% on ResNet-18 image embeddings, 93% on BERT text embeddings, and 90% on windowed time-series, matching within 0.01 of AUC, on these modalities, an oracle that picks the best regime using labels. Measured against the harder baseline of a single fixed detector, ADRank beats the common Isolation Forest default significantly on image, text, and tabular data (paired p &lt; 0.05, and p &lt; 0.001 on the two embedding modalities) and matches the strongest fixed detector in the panel without knowing in advance which one that is. Frozen and run on 187 previously-unseen OddBench datasets, it has the lowest mean regret of any label-free strategy, below all nine fixed detectors, and ties that benchmark's best fixed detector; because the best fixed detector differs between benchmarks, no detector chosen in advance is safe across them. The result transfers to a separately preprocessed tabular benchmark (DAMI, 41% regret reduction) and survives adding deep detectors (AutoEncoder, DeepSVDD) to the panel. By a paired test ADRank beats the canonical Excess-Mass and Mass-Volume internal metrics significantly where their high-dimensional estimate breaks (image embeddings) and matches them on tabular and text; unlike them it never falls to the random-pick baseline, and the consensus heuristic is itself worse than random. ADRank is stable across seeds (regret standard deviation ≤ 0.002 after calibration), stable under drop-one detector-panel perturbations, and cheap to compute. We characterize its ceiling: because cluster-holdout pseudo-anomalies are local, the method under-serves datasets whose best detector is global; a per-feature marginal-tail regime, safe in distribution, closes the marginal part of this gap (on 164 held-out datasets, 0.102 to 0.090, p = 0.006), while datasets whose best detector is distributional remain open. We release the code, benchmark harness, and per-dataset results.</w:t>
+        <w:t xml:space="preserve">: the true-AUC gap between the best detector in the panel and the one the selector picks, a threshold-free, decision-relevant quantity that stays well-behaved when detectors tie. The ranking signal comes from the geometry of normal data alone: in a contamination study regret is flat as real anomalies are added to the unlabeled input and unchanged at 0% contamination (pure normal data), so ADRank needs no anomalies in its input to rank the detectors that find them. An unsupervised auto-calibration removes the one weak spot a single fixed regime leaves on text: we run a bank of pseudo-anomaly regimes and weight each by how strongly it separates the detectors, a purely label-free signal. Across four modalities and 69 anomaly-detection tasks drawn from a smaller set of source corpora, with five seeds, auto-calibrated ADRank cuts detector-selection regret relative to random selection by 78% on tabular ADBench data, 93% on ResNet-18 image embeddings, 93% on BERT text embeddings, and 90% on windowed time-series. On these modalities it matches, within 0.01 AUC, an oracle that picks the best regime using labels. Measured against the harder baseline of a single fixed detector, ADRank beats the common Isolation Forest default significantly on image, text, and tabular data (paired p &lt; 0.05, and p &lt; 0.001 on the two embedding modalities) and matches the strongest fixed detector in the panel without knowing in advance which one that is. Frozen and run on 187 previously-unseen OddBench datasets, it has the lowest mean regret of any label-free strategy, below all nine fixed detectors, and ties that benchmark's best fixed detector; because the best fixed detector differs between benchmarks, no detector chosen in advance is safe across them. The result transfers to a separately preprocessed tabular benchmark (DAMI, 41% regret reduction) and survives adding deep detectors (AutoEncoder, DeepSVDD) to the panel. By a paired test ADRank beats the canonical Excess-Mass and Mass-Volume internal metrics significantly where their high-dimensional estimate breaks (image embeddings) and matches them on tabular and text; unlike them it never falls to the random-pick baseline, and the consensus heuristic is itself worse than random. ADRank is stable across seeds (regret standard deviation ≤ 0.002 after calibration), stable under drop-one detector-panel perturbations, and cheap to compute. We characterize its ceiling: because cluster-holdout pseudo-anomalies are local, the method under-serves datasets whose best detector is global; a per-feature marginal-tail regime, safe in distribution, closes the marginal part of this gap (on 164 held-out datasets, 0.102 to 0.090, p = 0.006), while datasets whose best detector is distributional remain open. We release the code, benchmark harness, and per-dataset results.</w:t>
       </w:r>
     </w:p>
     <w:bookmarkEnd w:id="9"/>
@@ -221,7 +221,7 @@
         <w:widowControl w:val="1"/>
       </w:pPr>
       <w:r>
-        <w:t xml:space="preserve">Deploying an anomaly detector on a new dataset without labeled anomalies is common in fraud, industrial monitoring, health, and cybersecurity. The best detector for a given problem is not known in advance and varies widely across datasets. Isolation Forest wins on some, LOF on others, ECOD on a third. Without labels, the practitioner picks by prior, by convenience, or by expensive human review. Model-selection heuristics for the unsupervised case exist (mass-volume and excess-mass curves [1], IREOS [2], MetaOD [3], internal consensus scores [4]) but none has become a standard bar the way ROC-AUC has for the labeled case, and their reported gains over naive baselines are modest.</w:t>
+        <w:t xml:space="preserve">Deploying an anomaly detector on a new dataset without labeled anomalies is common in fraud, industrial monitoring, health, and cybersecurity. The best detector for a given problem is not known in advance and varies widely across datasets. Isolation Forest wins on some datasets, LOF on others, ECOD on yet others. Without labels, the practitioner picks by prior, by convenience, or by expensive human review. Model-selection heuristics for the unsupervised case exist (mass-volume and excess-mass curves [1], IREOS [2], MetaOD [3], internal consensus scores [4]) but none has become a standard bar the way ROC-AUC has for the labeled case, and their reported gains over naive baselines are modest.</w:t>
       </w:r>
     </w:p>
     <w:p>
@@ -334,7 +334,7 @@
         <w:t xml:space="preserve"> </w:t>
       </w:r>
       <w:r>
-        <w:t xml:space="preserve">on 69 datasets across four modalities (tabular, image, text, time-series) with 9 canonical PyOD detectors and five seeds. ADRank cuts selection regret vs random by 73–90% across all four modalities (tabular, image, text, time-series). The natural consensus baseline scores Spearman ρ = -0.15, worse than random.</w:t>
+        <w:t xml:space="preserve">on 69 datasets across four modalities (tabular, image, text, time-series) with 9 canonical PyOD detectors and five seeds. ADRank cuts selection regret versus random by 73-90% on all four. The natural consensus baseline scores Spearman ρ = -0.15, worse than random.</w:t>
       </w:r>
     </w:p>
     <w:p>
@@ -367,7 +367,7 @@
         <w:t xml:space="preserve"> </w:t>
       </w:r>
       <w:r>
-        <w:t xml:space="preserve">that recovers near-oracle regret on every modality: run a bank of pseudo-anomaly regimes and weight each by its cross-detector pseudo-AUC variance, a label-free measure of how informative the regime is. This weighting reaches 78–93% below random on all four modalities and cuts the two embedding modalities a further 2–4× (text from 0.022 to 0.006), because it automatically up-weights a locally-embedded ("hard") regime that exercises the local-density structure embedding detectors need.</w:t>
+        <w:t xml:space="preserve">that recovers near-oracle regret on every modality: run a bank of pseudo-anomaly regimes and weight each by its cross-detector pseudo-AUC variance, a label-free measure of how informative the regime is. This weighting reaches 78-93% below random on all four modalities and cuts regret on the two embedding modalities a further 2-4× (text from 0.022 to 0.006), because it automatically up-weights a locally-embedded ("hard") regime that exercises the local-density structure embedding detectors need.</w:t>
       </w:r>
     </w:p>
     <w:p>
@@ -1764,7 +1764,7 @@
         </m:r>
       </m:oMath>
       <w:r>
-        <w:t xml:space="preserve">) can be blind to the structure that separates the best detector from its near-twin, most visibly on text, where held-out compact clusters are separated equally well by global-distance (KNN) and local-density (LOF) detectors, so the regime fails to prefer the LOF that wins on real anomalies. We therefore run a bank of regimes, cluster-selection ∈ {smallest, random, hard} ×</w:t>
+        <w:t xml:space="preserve">) can be blind to the structure that separates the best detector from its near-twin. This is most visible on text: held-out compact clusters are separated equally well by global-distance (KNN) and local-density (LOF) detectors, so the regime fails to prefer the LOF that wins on real anomalies. We therefore run a bank of regimes, cluster-selection ∈ {smallest, random, hard} ×</w:t>
       </w:r>
       <w:r>
         <w:t xml:space="preserve"> </w:t>
@@ -2859,7 +2859,7 @@
         </m:r>
       </m:oMath>
       <w:r>
-        <w:t xml:space="preserve">). To summarize a benchmark in one number we pool,</w:t>
+        <w:t xml:space="preserve">). To summarize a benchmark in one number we pool across datasets:</w:t>
       </w:r>
       <w:r>
         <w:t xml:space="preserve"> </w:t>
@@ -3034,7 +3034,7 @@
         </m:nary>
       </m:oMath>
       <w:r>
-        <w:t xml:space="preserve">: a Murphy-style skill score whose reference policy is the uniform-random pick and whose perfect score is the oracle, an</w:t>
+        <w:t xml:space="preserve">, a Murphy-style skill score whose reference policy is the uniform-random pick and whose perfect score is the oracle, an</w:t>
       </w:r>
       <w:r>
         <w:t xml:space="preserve"> </w:t>
@@ -3316,7 +3316,7 @@
         <w:t xml:space="preserve"> </w:t>
       </w:r>
       <w:r>
-        <w:t xml:space="preserve">Unless noted, results use the smallest+random cluster-selection ensemble, K = 30, M = 20, and are averaged over five seeds (0–4); each seed re-draws the clustering, the cluster subsets, and the ground-truth normal split. The full four-modality, five-seed sweep (69 datasets × up to two selection strategies × 5 seeds = 215 fan-out cells) runs in a few minutes on serverless CPU containers; a single-modality tabular pass runs in ~35 minutes on a consumer CPU with no GPU.</w:t>
+        <w:t xml:space="preserve">Unless noted, results use the smallest+random cluster-selection ensemble, K = 30, M = 20, and are averaged over five seeds (0-4); each seed re-draws the clustering, the cluster subsets, and the ground-truth normal split. The full four-modality, five-seed sweep completes in a few minutes on serverless CPU containers; a single-modality tabular pass runs in about 35 minutes on a consumer CPU with no GPU.</w:t>
       </w:r>
     </w:p>
     <w:bookmarkEnd w:id="14"/>
@@ -8679,7 +8679,7 @@
         <w:t xml:space="preserve"> </w:t>
       </w:r>
       <w:r>
-        <w:t xml:space="preserve">cluster selection recovers strong performance, so the recommended default is the smallest+random ensemble, which works in both regimes without needing to know the winning strategy in advance. CIFAR10 class 1, for instance, moves from ρ = -0.32 under</w:t>
+        <w:t xml:space="preserve">cluster selection recovers strong performance, so the recommended default is the smallest+random ensemble, which works in both regimes without needing to know the winning strategy in advance. CIFAR-10 class 1, for instance, moves from ρ = -0.32 under</w:t>
       </w:r>
       <w:r>
         <w:t xml:space="preserve"> </w:t>
@@ -9807,7 +9807,7 @@
         <w:widowControl w:val="1"/>
       </w:pPr>
       <w:r>
-        <w:t xml:space="preserve">Auto-calibration cuts regret to 78–93% below random on all four modalities, and improves the two embedding modalities further to near-oracle: text from 0.022 to 0.006 (3.7×) and image from 0.013 to 0.005. Inspecting the learned weights confirms the mechanism: on 10 of 13 text datasets the top-weighted regime is</w:t>
+        <w:t xml:space="preserve">Auto-calibration cuts regret by 78-93% relative to random on all four modalities, and improves the two embedding modalities further to near-oracle: text from 0.022 to 0.006 (3.7×) and image from 0.013 to 0.005. Inspecting the learned weights confirms the mechanism: on 10 of 13 text datasets the top-weighted regime is</w:t>
       </w:r>
       <w:r>
         <w:t xml:space="preserve"> </w:t>
@@ -11364,7 +11364,7 @@
         <w:t xml:space="preserve"> </w:t>
       </w:r>
       <w:r>
-        <w:t xml:space="preserve">On the independently-preprocessed DAMI datasets, auto-calibrated ADRank cuts regret by 41% versus random (regret@1 = 0.040 ± 0.004 vs 0.067), with the fixed ensemble at 36%. This is a clear, significant transfer, but well below the 78% on ADBench. DAMI is genuinely harder to rank on: it has a larger fraction of datasets whose true-best detector is a global method (52% vs 28% on ADBench) and lower separability (best-minus-mean gap 0.067 vs 0.093). Reporting the top-3 handoff halves the weak spot with no method change: regret@3 = 0.020 ± 0.004.</w:t>
+        <w:t xml:space="preserve">On the independently-preprocessed DAMI datasets, auto-calibrated ADRank cuts regret by 41% versus random (regret@1 = 0.040 ± 0.004 vs 0.067), with the fixed ensemble at 36%. This is a clear, significant transfer, but well below the 78% on ADBench. DAMI is genuinely harder to rank on: it has a larger fraction of datasets whose true-best detector is a global method (52% vs 28% on ADBench) and lower separability (best-minus-mean gap 0.067 vs 0.093). Handing the user ADRank's top three picks instead of one halves this gap with no method change: regret@3 = 0.020 ± 0.004.</w:t>
       </w:r>
     </w:p>
     <w:p>
@@ -12076,7 +12076,31 @@
         <w:t xml:space="preserve">local</w:t>
       </w:r>
       <w:r>
-        <w:t xml:space="preserve">. ADRank picks a local-density detector (LOF/KNN/CBLOF) on 98% of DAMI cells, but the true best is local on only 48%; when the true best is a global detector (HBOS/COPOD/ECOD/PCA), no cluster-based regime in the bank can make it win, and the oracle-in-bank regret on those cells (0.039) is 5× that on local-best cells (0.008). The two clustering ablations that follow (global-tail regime and deep clustering) run on the nine DAMI datasets that exclude the 1555-dimensional InternetAds, on which k-means auto-calibrated regret is 0.034. The natural remedy, adding a global-tail pseudo-anomaly regime (points in the marginal tails or far from the centroid, rather than held-out clusters), does not help and slightly hurts: DAMI regret rises from 0.034 to 0.036-0.045 as such regimes are added. The mechanism is instructive: a global-tail task is high-variance (marginal detectors ace it), so the discriminative weight over-trusts it, but it is not truth-aligned, so it drags the pick toward marginal detectors even when they are wrong. The label-free weighting cannot distinguish a high-variance-but-misaligned regime from an informative one. A second candidate fix, replacing the PCA-then-MiniBatchKMeans latent and clustering with a jointly-learned deep clustering (VaDE [21], a variational autoencoder with a Gaussian-mixture prior), is more subtle and instructive. Off-the-shelf VaDE does raise regret (mean 0.056 vs 0.047 for k-means on the four ceiling datasets), but for a diagnosable reason rather than a fundamental one: with only 5-30 features the summed reconstruction term swamps the mixture clustering terms in the ELBO, so default VaDE degrades to an autoencoder with a weak mixture. Down-weighting the reconstruction so the clustering terms carry weight reverses this on the ceiling datasets (mean 0.041 vs 0.047, winning on WDBC 0.064 to 0.044 and PageBlocks 0.008 to 0.000). Across the full DAMI set, unguarded balanced VaDE is not a robust replacement: it improves 6 of 9 datasets by small margins but collapses to two or three effective clusters on others and then makes a catastrophic pick (Wilt 0.000 to 0.193, Waveform 0.016 to 0.075), so its mean regret is worse than k-means (0.055 vs 0.034). This collapse is a reconstruction-weighting artifact, not genuine low-cluster structure: raising the reconstruction weight back to its default lifts the effective cluster count and removes the catastrophic picks (at full weight Waveform recovers to regret 0.000 and Wilt to 0.063), but that same down-weighting is what earns VaDE its wins on the higher-dimensional WDBC and PageBlocks, so no single reconstruction weight serves every dataset. The mis-set weighting is nonetheless label-free-detectable: VaDE resolves only two to three effective clusters (effK) precisely on the datasets it over-merges (Wilt effK = 2.5, Waveform 2.8), while the datasets it helps sit at effK ≥ 3. Gating on this, using the deep clustering only when effK ≥ 3 and falling back to k-means otherwise, removes both catastrophes (Wilt 0.193 to 0.000, Waveform 0.075 to 0.016). On the nine DAMI datasets the guarded hybrid edges k-means (0.030 vs 0.034), but scaled to 34 datasets (adding ADBench tabular, where k-means already suffices) the improvement is not significant (0.023 vs 0.027, 12 wins to 5, paired p = 0.23). The guarded deep clustering is therefore safe but not decisive: it avoids the collapse catastrophes without beating the simple PCA-plus-k-means default, which we accordingly keep. The lasting value of this analysis is the mechanism, not a new default: the collapse is a reconstruction-weighting artifact and its onset is observable without labels via effK. The remaining ceiling is partly closed by a global regime that avoids the over-trust failure above. Where the global-tail regime mixed marginal and centroid-distance holdouts and was high-variance, a per-feature marginal-tail regime (hold out the extreme tail of a single raw feature) is low-variance, so the discriminative weight does not over-trust it. Added to the bank it is safe in distribution, no ADBench or DAMI dataset among 32 worsens by more than 0.001, and it significantly helps out of distribution where the best detector is marginal: on 164 held-out OddBench datasets it cuts mean regret from 0.102 to 0.090 (paired p = 0.006), concentrated on the global-best losers it targets (0.228 to 0.196). It does not reach datasets whose best detector is distributional rather than marginal (DAMI Annthyroid and WDBC are unchanged), so that part of the ceiling remains open. A label-free trust signal for regimes would close the rest, and a partial one already exists: cross-regime top-1 agreement predicts realized regret on the hard (DAMI, tabular) datasets (high-agreement half 0.030 vs 0.049), giving a per-dataset confidence flag.</w:t>
+        <w:t xml:space="preserve">. ADRank picks a local-density detector (LOF/KNN/CBLOF) on 98% of DAMI dataset-seed cases, but the true best is local on only 48%; when the true best is a global detector (HBOS/COPOD/ECOD/PCA), no cluster-based regime in the bank can make it win, and the best-achievable-in-bank regret on those cases (0.039) is 5× that on local-best cases (0.008). The two clustering ablations that follow (global-tail regime and deep clustering) run on the nine DAMI datasets that exclude the 1555-dimensional InternetAds, on which k-means auto-calibrated regret is 0.034. The natural remedy, adding a global-tail pseudo-anomaly regime (points in the marginal tails or far from the centroid, rather than held-out clusters), does not help and slightly hurts: DAMI regret rises from 0.034 to 0.036-0.045 as such regimes are added. The mechanism is instructive: a global-tail task is high-variance (marginal detectors ace it), so the discriminative weight over-trusts it, but it is not truth-aligned, so it drags the pick toward marginal detectors even when they are wrong. The label-free weighting cannot distinguish a high-variance-but-misaligned regime from an informative one.</w:t>
+      </w:r>
+    </w:p>
+    <w:p>
+      <w:pPr>
+        <w:pStyle w:val="BodyText"/>
+        <w:jc w:val="both"/>
+        <w:keepNext w:val="0"/>
+        <w:keepLines w:val="0"/>
+        <w:widowControl w:val="1"/>
+      </w:pPr>
+      <w:r>
+        <w:t xml:space="preserve">A second candidate fix, replacing the PCA-then-MiniBatchKMeans latent and clustering with a jointly-learned deep clustering (VaDE [21], a variational autoencoder with a Gaussian-mixture prior), is more subtle. Off-the-shelf VaDE does raise regret (mean 0.056 vs 0.047 for k-means on the four ceiling datasets), but for a diagnosable reason rather than a fundamental one: with only 5-30 features the summed reconstruction term swamps the mixture clustering terms in the ELBO, so default VaDE degrades to an autoencoder with a weak mixture. Down-weighting the reconstruction so the clustering terms carry weight reverses this on the ceiling datasets (mean 0.041 vs 0.047, winning on WDBC 0.064 to 0.044 and PageBlocks 0.008 to 0.000). Across the full DAMI set, unguarded balanced VaDE is not a robust replacement: it improves 6 of 9 datasets by small margins but collapses to two or three effective clusters on others and then makes a catastrophic pick (Wilt 0.000 to 0.193, Waveform 0.016 to 0.075), so its mean regret is worse than k-means (0.055 vs 0.034). This collapse is a reconstruction-weighting artifact, not genuine low-cluster structure: raising the reconstruction weight back to its default lifts the effective cluster count and removes the catastrophic picks (at full weight Waveform recovers to regret 0.000 and Wilt to 0.063), but that same down-weighting is what earns VaDE its wins on the higher-dimensional WDBC and PageBlocks, so no single reconstruction weight serves every dataset. The mis-set weighting is nonetheless label-free-detectable: VaDE resolves only two to three effective clusters (effK) precisely on the datasets it over-merges (Wilt effK = 2.5, Waveform 2.8), while the datasets it helps sit at effK ≥ 3. Gating on this, using the deep clustering only when effK ≥ 3 and falling back to k-means otherwise, removes both catastrophes (Wilt 0.193 to 0.000, Waveform 0.075 to 0.016). On the nine DAMI datasets the guarded hybrid edges k-means (0.030 vs 0.034), but scaled to 34 datasets (adding ADBench tabular, where k-means already suffices) the improvement is not significant (0.023 vs 0.027, 12 wins to 5, paired p = 0.23). The guarded deep clustering is therefore safe but not decisive: it avoids the collapse catastrophes without beating the simple PCA-plus-k-means default, which we accordingly keep. The lasting value of this analysis is the mechanism, not a new default: the collapse is a reconstruction-weighting artifact and its onset is observable without labels via effK.</w:t>
+      </w:r>
+    </w:p>
+    <w:p>
+      <w:pPr>
+        <w:pStyle w:val="BodyText"/>
+        <w:jc w:val="both"/>
+        <w:keepNext w:val="0"/>
+        <w:keepLines w:val="0"/>
+        <w:widowControl w:val="1"/>
+      </w:pPr>
+      <w:r>
+        <w:t xml:space="preserve">The remaining ceiling is partly closed by a global regime that avoids the over-trust failure above. Where the global-tail regime mixed marginal and centroid-distance holdouts and was high-variance, a per-feature marginal-tail regime (hold out the extreme tail of a single raw feature) is low-variance, so the discriminative weight does not over-trust it. Added to the bank it is safe in distribution, no ADBench or DAMI dataset among 32 worsens by more than 0.001, and it significantly helps out of distribution where the best detector is marginal: on 164 held-out OddBench datasets it cuts mean regret from 0.102 to 0.090 (paired p = 0.006), concentrated on the global-best losers it targets (0.228 to 0.196). It does not reach datasets whose best detector is distributional rather than marginal (DAMI Annthyroid and WDBC are unchanged), so that part of the ceiling remains open. A label-free trust signal for regimes would close the rest, and a partial one already exists: cross-regime top-1 agreement predicts realized regret on the hard (DAMI, tabular) datasets (high-agreement half 0.030 vs 0.049), giving a per-dataset confidence flag.</w:t>
       </w:r>
     </w:p>
     <w:bookmarkEnd w:id="33"/>
@@ -12729,7 +12753,7 @@
                 <w:rFonts w:ascii="Times New Roman" w:hAnsi="Times New Roman"/>
                 <w:sz w:val="19"/>
               </w:rPr>
-              <w:t xml:space="preserve">0.081</w:t>
+              <w:t xml:space="preserve">0.082</w:t>
             </w:r>
           </w:p>
         </w:tc>
@@ -13071,7 +13095,7 @@
         <w:widowControl w:val="1"/>
       </w:pPr>
       <w:r>
-        <w:t xml:space="preserve">Against the detector a practitioner would most plausibly reach for, Isolation Forest, ADRank cuts regret significantly on image (p = 4e-6), text (p = 5e-4), and tabular (p = 0.01) data, and it matches or beats the best fixed detector in the panel (LOF) on the four ADBench modalities without knowing in advance that LOF is the one to pick. We then freeze the method entirely, the smallest+random+hard regime bank, K in {30, 50}, discriminative weighting, no tuning, and run it on 260 OddBench [22] datasets hash-sampled by name and never used in any development step, of which 187 pass the fixed suitability filter (200 ≤ n ≤ 50000, d ≤ 500, anomaly rate in [0.005, 0.35]). Frozen ADRank cuts regret versus random by 38% in the mean and 48% in the per-dataset median, beating random on 134 of 187 datasets (paired Wilcoxon p = 1e-10).</w:t>
+        <w:t xml:space="preserve">Against the detector a practitioner would most plausibly reach for, Isolation Forest, ADRank cuts regret significantly on image (p = 4e-6), text (p = 5e-4), and tabular (p = 0.01) data, and it matches or beats the best fixed detector in the panel (LOF) on the four ADBench modalities without knowing in advance that LOF is the one to pick. We then freeze the method entirely (the smallest+random+hard regime bank, K in {30, 50}, discriminative weighting, no tuning) and run it on 260 OddBench [22] datasets hash-sampled by name and never used in any development step, of which 187 pass the fixed suitability filter (200 ≤ n ≤ 50000, d ≤ 500, anomaly rate in [0.005, 0.35]). Frozen ADRank cuts regret versus random by 38% in the mean and 48% in the per-dataset median, beating random on 134 of 187 datasets (paired Wilcoxon p = 1e-10).</w:t>
       </w:r>
     </w:p>
     <w:tbl>
@@ -13877,7 +13901,7 @@
         <w:t xml:space="preserve"> </w:t>
       </w:r>
       <w:r>
-        <w:t xml:space="preserve">between benchmarks, LOF is strongest in-distribution, Isolation Forest on OddBench, so committing to any one detector in advance is unsafe, and ADRank attains the best-fixed level on each benchmark without knowing which detector that is. On OddBench it ties that benchmark's best fixed detector (IForest, p = 0.51) rather than beating it, which is the honest ceiling of a selector when one detector happens to dominate a corpus. The 53 datasets where ADRank trails random share the structural cause of Section 5.7: each has a global or marginal detector at near-perfect AUC (HBOS or PCA at 1.000 on DoctorVisits, CampaignOutcome, and similar single-feature-threshold labels) that cluster-holdout's local pseudo-anomalies cannot construct. The failure is the local-versus-global ceiling, now confirmed out of distribution, not a breakdown of the ranking signal.</w:t>
+        <w:t xml:space="preserve">between benchmarks, LOF is strongest in-distribution, Isolation Forest on OddBench, so committing to any one detector in advance is unsafe, and ADRank attains the best-fixed level on each benchmark without knowing which detector that is. On OddBench it ties that benchmark's best fixed detector (IForest, p = 0.51) rather than beating it; matching the dominant detector is the ceiling of any selector when a single detector dominates a corpus. The 53 datasets where ADRank trails random share the structural cause of Section 5.7: each has a global or marginal detector at near-perfect AUC (HBOS or PCA at 1.000 on DoctorVisits, CampaignOutcome, and similar single-feature-threshold labels) that cluster-holdout's local pseudo-anomalies cannot construct. The failure is the local-versus-global ceiling, now confirmed out of distribution, not a breakdown of the ranking signal.</w:t>
       </w:r>
     </w:p>
     <w:p>
@@ -13953,7 +13977,7 @@
         </m:r>
       </m:oMath>
       <w:r>
-        <w:t xml:space="preserve">) on at least one benchmark. The local-density detectors LOF and KNN stay positive everywhere too, but at a lower floor (0.21 and 0.23), and on the embedding modalities only because ADRank itself selects LOF there; no fixed detector combines an above-random skill on every benchmark with the top skill on the two where selection is hardest, tabular and OddBench, which ADRank alone does.</w:t>
+        <w:t xml:space="preserve">) on at least one benchmark. The local-density detectors LOF and KNN stay positive everywhere too, but at a lower floor (0.21 and 0.23), and neither takes the top skill on tabular or OddBench, the two benchmarks where selection is hardest, which ADRank alone does.</w:t>
       </w:r>
     </w:p>
     <w:tbl>
@@ -15858,7 +15882,7 @@
         <w:t xml:space="preserve"> </w:t>
       </w:r>
       <w:r>
-        <w:t xml:space="preserve">With auto-calibration the method selects a near-best detector on all four ADBench modalities (regret@1 ≤ 0.020, 78–93% below random, within 0.01 of the labels-based oracle), and the one modality a single fixed regime under-served, text, is brought in line by the same label-free weighting. The strength is bounded honestly: on the DAMI benchmark the oracle gap is larger (41% reduction), and on 187 unseen OddBench datasets ADRank ties rather than beats that benchmark's best fixed detector and trails random on 53 of them. These bounds share one cause, datasets whose best detector is global rather than local (Section 5.7): where the best detector is a local-density method ADRank reliably finds it, and where it is global, cluster-holdout cannot yet construct the task.</w:t>
+        <w:t xml:space="preserve">With auto-calibration the method selects a near-best detector on all four ADBench modalities (regret@1 ≤ 0.020, 78-93% below random, within 0.01 of the labels-based oracle), and the one modality a single fixed regime under-served, text, is brought in line by the same label-free weighting. The strength has clear bounds: on the DAMI benchmark the oracle gap is larger (41% reduction), and on 187 unseen OddBench datasets ADRank ties rather than beats that benchmark's best fixed detector and trails random on 53 of them. These bounds share one cause, datasets whose best detector is global rather than local (Section 5.7): where the best detector is a local-density method ADRank reliably finds it, and where it is global, cluster-holdout cannot yet construct the task.</w:t>
       </w:r>
     </w:p>
     <w:p>
@@ -15949,7 +15973,31 @@
         <w:widowControl w:val="1"/>
       </w:pPr>
       <w:r>
-        <w:t xml:space="preserve">The pseudo-anomaly analogy is imperfect, and its principal limit is structural (Section 5.7): cluster-holdout regimes are local, so datasets whose best detector is global are under-served. Three candidate fixes were tested. A high-variance global-tail regime (mixing marginal and centroid-distance holdouts) fails because the label-free weighting over-trusts it. A low-variance per-feature marginal-tail regime does not trigger that over-trust: it is safe in distribution (no ADBench or DAMI dataset among 32 worsens by more than 0.001) and significantly reduces regret out of distribution where the best detector is marginal (164 held-out OddBench datasets, 0.102 to 0.090, p = 0.006), partially closing the ceiling. Replacing PCA-plus-k-means with a jointly-learned deep clustering (VaDE) is safe once guarded but not a decisive win: gating on the label-free effective-cluster count removes its catastrophic collapses, yet the guarded hybrid does not significantly beat k-means across 34 datasets (0.023 vs 0.027, paired p = 0.23), so we keep the simpler default. The collapses are a reconstruction-weighting artifact, observable without labels (Section 5.7). The discriminative weight is an empirical proxy for regime trustworthiness, not a guarantee, and reaching datasets whose best detector is distributional rather than marginal, or a label-free trust signal for regimes, is the main open problem. The method requires an expressive fixed-length representation: on high-dimensional deep embeddings the</w:t>
+        <w:t xml:space="preserve">The pseudo-anomaly analogy is imperfect, and its principal limit is structural (Section 5.7): cluster-holdout regimes are local, so datasets whose best detector is global are under-served. Three candidate fixes were tested. A high-variance global-tail regime (mixing marginal and centroid-distance holdouts) fails because the label-free weighting over-trusts it. A low-variance per-feature marginal-tail regime does not trigger that over-trust: it is safe in distribution (no ADBench or DAMI dataset among 32 worsens by more than 0.001) and significantly reduces regret out of distribution where the best detector is marginal (164 held-out OddBench datasets, 0.102 to 0.090, p = 0.006), partially closing the ceiling.</w:t>
+      </w:r>
+    </w:p>
+    <w:p>
+      <w:pPr>
+        <w:pStyle w:val="BodyText"/>
+        <w:jc w:val="both"/>
+        <w:keepNext w:val="0"/>
+        <w:keepLines w:val="0"/>
+        <w:widowControl w:val="1"/>
+      </w:pPr>
+      <w:r>
+        <w:t xml:space="preserve">Replacing PCA-plus-k-means with a jointly-learned deep clustering (VaDE) is safe once guarded but not a decisive win: gating on the label-free effective-cluster count removes its catastrophic collapses, yet the guarded hybrid does not significantly beat k-means across 34 datasets (0.023 vs 0.027, paired p = 0.23), so we keep the simpler default. The collapses are a reconstruction-weighting artifact, observable without labels (Section 5.7). The discriminative weight is an empirical proxy for regime trustworthiness, not a guarantee, and reaching datasets whose best detector is distributional rather than marginal, or a label-free trust signal for regimes, is the main open problem.</w:t>
+      </w:r>
+    </w:p>
+    <w:p>
+      <w:pPr>
+        <w:pStyle w:val="BodyText"/>
+        <w:jc w:val="both"/>
+        <w:keepNext w:val="0"/>
+        <w:keepLines w:val="0"/>
+        <w:widowControl w:val="1"/>
+      </w:pPr>
+      <w:r>
+        <w:t xml:space="preserve">The method requires an expressive fixed-length representation: on high-dimensional deep embeddings the</w:t>
       </w:r>
       <w:r>
         <w:t xml:space="preserve"> </w:t>
@@ -15986,7 +16034,7 @@
         <w:widowControl w:val="1"/>
       </w:pPr>
       <w:r>
-        <w:t xml:space="preserve">Clusters of the unlabeled training distribution behave, for the purpose of ranking anomaly detectors, close enough to real anomalies. Running a bank of pseudo-anomaly regimes and weighting each by how strongly it separates the detectors, a purely label-free signal, cuts detector-selection regret to 78–93% below random on tabular, image, text, and time-series data, within 0.01 of AUC of a labels-based oracle, with a seed standard deviation at or below 0.002. Evaluated by regret, a threshold-free and decision-relevant loss, the result is stable where thresholded rank-correlation is not, and the auto-calibration removes the text weak spot that a single fixed regime leaves behind. The method needs no labels, no meta-training, and no GPU. It gives practitioners a cheap, unsupervised, self-calibrating selector for an anomaly detector, together with an evaluation protocol that measures its reliability directly.</w:t>
+        <w:t xml:space="preserve">For the purpose of ranking anomaly detectors, held-out clusters of the unlabeled data behave enough like real anomalies to stand in for them. Running a bank of pseudo-anomaly regimes and weighting each by how strongly it separates the detectors, a purely label-free signal, cuts detector-selection regret by 78-93% relative to random on tabular, image, text, and time-series data, within 0.01 of AUC of a labels-based oracle, with a seed standard deviation at or below 0.002. Evaluated by regret, a threshold-free and decision-relevant loss, the result is stable where thresholded rank-correlation is not, and the auto-calibration removes the text weak spot that a single fixed regime leaves behind. The method needs no labels, no meta-training, and no GPU. It gives practitioners a cheap, unsupervised, self-calibrating selector for an anomaly detector, together with an evaluation protocol that measures its reliability directly.</w:t>
       </w:r>
     </w:p>
     <w:bookmarkEnd w:id="42"/>

--- a/docs/adrank.docx
+++ b/docs/adrank.docx
@@ -15681,11 +15681,6 @@
         <w:keepLines/>
         <w:widowControl w:val="1"/>
       </w:pPr>
-      <m:oMath>
-        <m:r>
-          <m:t>S</m:t>
-        </m:r>
-      </m:oMath>
       <w:r>
         <w:rPr>
           <w:b/>
@@ -15705,7 +15700,7 @@
           <w:b w:val="0"/>
           <w:i/>
         </w:rPr>
-        <w:t>Selection skill  (pooled, Section 4; 1 = oracle, 0 = random, negative = worse than random) for each label-free strategy, computed on a common per-benchmark dataset panel so all methods are scored on identical datasets. "worst" is each method's minimum across the six benchmarks. ADRank has the highest worst-case skill; Isolation Forest and the EM/MV internal metrics each fall below random on at least one benchmark. EM/MV were not run on the external OddBench.</w:t>
+        <w:t>Selection skill S (pooled, Section 4; 1 = oracle, 0 = random, negative = worse than random) for each label-free strategy, computed on a common per-benchmark dataset panel so all methods are scored on identical datasets. "worst" is each method's minimum across the six benchmarks. ADRank has the highest worst-case skill; Isolation Forest and the EM/MV internal metrics each fall below random on at least one benchmark. EM/MV were not run on the external OddBench.</w:t>
       </w:r>
     </w:p>
     <w:bookmarkEnd w:id="34"/>

--- a/docs/adrank.docx
+++ b/docs/adrank.docx
@@ -4042,6 +4042,67 @@
     </w:p>
     <w:p>
       <w:pPr>
+        <w:pStyle w:val="FirstParagraph"/>
+        <w:jc w:val="both"/>
+        <w:keepNext w:val="0"/>
+        <w:keepLines w:val="0"/>
+        <w:widowControl w:val="1"/>
+      </w:pPr>
+      <w:r>
+        <w:rPr>
+          <w:color w:val="000000"/>
+        </w:rPr>
+        <w:t xml:space="preserve">On the 26 tabular ADBench datasets, five-seed ADRank picks a detector within</w:t>
+      </w:r>
+      <w:r>
+        <w:rPr>
+          <w:color w:val="000000"/>
+        </w:rPr>
+        <w:t xml:space="preserve"> </w:t>
+      </w:r>
+      <w:r>
+        <w:rPr>
+          <w:b/>
+          <w:bCs/>
+          <w:color w:val="000000"/>
+        </w:rPr>
+        <w:t xml:space="preserve">regret@1 = 0.021 ± 0.003</w:t>
+      </w:r>
+      <w:r>
+        <w:rPr>
+          <w:color w:val="000000"/>
+        </w:rPr>
+        <w:t xml:space="preserve"> </w:t>
+      </w:r>
+      <w:r>
+        <w:rPr>
+          <w:color w:val="000000"/>
+        </w:rPr>
+        <w:t xml:space="preserve">of the best in the panel: the chosen detector is on average 2.1 AUC points from optimal, versus 9.3 points for random selection, a</w:t>
+      </w:r>
+      <w:r>
+        <w:rPr>
+          <w:color w:val="000000"/>
+        </w:rPr>
+        <w:t xml:space="preserve"> </w:t>
+      </w:r>
+      <w:r>
+        <w:rPr>
+          <w:b/>
+          <w:bCs/>
+          <w:color w:val="000000"/>
+        </w:rPr>
+        <w:t xml:space="preserve">77% reduction</w:t>
+      </w:r>
+      <w:r>
+        <w:rPr>
+          <w:color w:val="000000"/>
+        </w:rPr>
+        <w:t xml:space="preserve">. regret@3 falls to 0.007. The small standard deviation (±0.003) shows the selection is stable across seeds. On the secondary rank-correlation metric, ADRank reaches Spearman ρ = 0.63 ± 0.05 on the spread ≥ 0.10 subset with top-1 hit rate 31%. The consensus baseline scores ρ = -0.15, worse than random; the average detector's opinion is not a proxy for correctness. Scrambled ADRank scores ρ near zero, confirming the effect is not an artifact of the aggregation pipeline.</w:t>
+      </w:r>
+    </w:p>
+    <w:p>
+      <w:pPr>
         <w:pStyle w:val="BodyText"/>
         <w:jc w:val="center"/>
         <w:keepNext/>
@@ -4126,67 +4187,6 @@
           <w:color w:val="000000"/>
         </w:rPr>
         <w:t>Why the secondary rank-correlation metric misleads, and the primary regret metric does not. Left: per-dataset Spearman ρ of ADRank against the true tabular ranking (red = negative). Right: the same datasets' regret@1 (lower is better; dashed line is the 0.093 random-pick regret). Every dataset with negative or weak ρ has near-zero regret (max 0.053, several exactly 0): its detectors are all bunched, either near-perfect (WDBC, WBC ≈ 0.99) or near-random (speech ≈ 0.50), so the true ranking is tie-noise that ρ punishes but on which any pick is a good pick. Spearman scores the full ordering including tied and irrelevant detectors; regret scores only the deployed pick. This is why we report regret as primary.</w:t>
-      </w:r>
-    </w:p>
-    <w:p>
-      <w:pPr>
-        <w:pStyle w:val="BodyText"/>
-        <w:jc w:val="both"/>
-        <w:keepNext w:val="0"/>
-        <w:keepLines w:val="0"/>
-        <w:widowControl w:val="1"/>
-      </w:pPr>
-      <w:r>
-        <w:rPr>
-          <w:color w:val="000000"/>
-        </w:rPr>
-        <w:t xml:space="preserve">On the 26 tabular ADBench datasets, five-seed ADRank picks a detector within</w:t>
-      </w:r>
-      <w:r>
-        <w:rPr>
-          <w:color w:val="000000"/>
-        </w:rPr>
-        <w:t xml:space="preserve"> </w:t>
-      </w:r>
-      <w:r>
-        <w:rPr>
-          <w:b/>
-          <w:bCs/>
-          <w:color w:val="000000"/>
-        </w:rPr>
-        <w:t xml:space="preserve">regret@1 = 0.021 ± 0.003</w:t>
-      </w:r>
-      <w:r>
-        <w:rPr>
-          <w:color w:val="000000"/>
-        </w:rPr>
-        <w:t xml:space="preserve"> </w:t>
-      </w:r>
-      <w:r>
-        <w:rPr>
-          <w:color w:val="000000"/>
-        </w:rPr>
-        <w:t xml:space="preserve">of the best in the panel: the chosen detector is on average 2.1 AUC points from optimal, versus 9.3 points for random selection, a</w:t>
-      </w:r>
-      <w:r>
-        <w:rPr>
-          <w:color w:val="000000"/>
-        </w:rPr>
-        <w:t xml:space="preserve"> </w:t>
-      </w:r>
-      <w:r>
-        <w:rPr>
-          <w:b/>
-          <w:bCs/>
-          <w:color w:val="000000"/>
-        </w:rPr>
-        <w:t xml:space="preserve">77% reduction</w:t>
-      </w:r>
-      <w:r>
-        <w:rPr>
-          <w:color w:val="000000"/>
-        </w:rPr>
-        <w:t xml:space="preserve">. regret@3 falls to 0.007. The small standard deviation (±0.003) shows the selection is stable across seeds. On the secondary rank-correlation metric, ADRank reaches Spearman ρ = 0.63 ± 0.05 on the spread ≥ 0.10 subset with top-1 hit rate 31%. The consensus baseline scores ρ = -0.15, worse than random; the average detector's opinion is not a proxy for correctness. Scrambled ADRank scores ρ near zero, confirming the effect is not an artifact of the aggregation pipeline.</w:t>
       </w:r>
     </w:p>
     <w:tbl>

--- a/docs/adrank.docx
+++ b/docs/adrank.docx
@@ -162,7 +162,23 @@
         <w:rPr>
           <w:color w:val="000000"/>
         </w:rPr>
-        <w:t xml:space="preserve">Selecting an anomaly detector for a new dataset is a chicken-and-egg problem: the natural criterion, held-out ROC-AUC, requires labeled anomalies that unsupervised deployments do not have. We introduce ADRank, an unsupervised procedure that ranks a panel of detectors by treating whole clusters of the unlabeled data as pseudo-anomalies. We cluster the data, hide a subset of clusters, fit each detector on the complement, and score the held-out clusters against a held-out normal fold. Detectors are ranked by their mean pseudo-AUC across many such cluster subsets. We measure a detector selector by</w:t>
+        <w:t xml:space="preserve">Choosing an anomaly detector for a new dataset is a chicken-and-egg problem: the natural way to compare detectors, held-out ROC-AUC, needs labeled anomalies, which unsupervised deployments do not have. We introduce ADRank, a method that ranks a panel of detectors with no labels. It treats clusters of the unlabeled data as stand-in anomalies: cluster the data, hide a few clusters, fit each detector on the rest, and score how well it flags the hidden clusters. The detector that flags them best is the one to deploy.</w:t>
+      </w:r>
+    </w:p>
+    <w:p>
+      <w:pPr>
+        <w:pStyle w:val="BodyText"/>
+        <w:ind w:left="720" w:right="720" w:firstLine="0"/>
+        <w:jc w:val="both"/>
+        <w:keepNext w:val="0"/>
+        <w:keepLines w:val="0"/>
+        <w:widowControl w:val="1"/>
+      </w:pPr>
+      <w:r>
+        <w:rPr>
+          <w:color w:val="000000"/>
+        </w:rPr>
+        <w:t xml:space="preserve">We score a selector by</w:t>
       </w:r>
       <w:r>
         <w:rPr>
@@ -182,7 +198,23 @@
         <w:rPr>
           <w:color w:val="000000"/>
         </w:rPr>
-        <w:t xml:space="preserve">: the true-AUC gap between the best detector in the panel and the one the selector picks, a threshold-free, decision-relevant quantity that stays well-behaved when detectors tie. The ranking signal comes from the geometry of normal data alone: in a contamination study regret is flat as real anomalies are added to the unlabeled input and unchanged at 0% contamination (pure normal data), so ADRank needs no anomalies in its input to rank the detectors that find them. An unsupervised auto-calibration removes the one weak spot a single fixed regime leaves on text: we run a bank of pseudo-anomaly regimes and weight each by how strongly it separates the detectors, a purely label-free signal. Across four modalities and 69 anomaly-detection tasks drawn from a smaller set of source corpora, with five seeds, auto-calibrated ADRank cuts detector-selection regret relative to random selection by 78% on tabular ADBench data, 93% on ResNet-18 image embeddings, 93% on BERT text embeddings, and 90% on windowed time-series. On these modalities it matches, within 0.01 AUC, an oracle that picks the best regime using labels. Measured against the harder baseline of a single fixed detector, ADRank beats the common Isolation Forest default significantly on image, text, and tabular data (paired p &lt; 0.05, and p &lt; 0.001 on the two embedding modalities) and matches the strongest fixed detector in the panel without knowing in advance which one that is. Frozen and run on 187 previously-unseen OddBench datasets, it has the lowest mean regret of any label-free strategy, below all nine fixed detectors, and ties that benchmark's best fixed detector; because the best fixed detector differs between benchmarks, no detector chosen in advance is safe across them. The result transfers to a separately preprocessed tabular benchmark (DAMI, 41% regret reduction) and survives adding deep detectors (AutoEncoder, DeepSVDD) to the panel. By a paired test ADRank beats the canonical Excess-Mass and Mass-Volume internal metrics significantly where their high-dimensional estimate breaks (image embeddings) and matches them on tabular and text; unlike them it never falls to the random-pick baseline, and the consensus heuristic is itself worse than random. ADRank is stable across seeds (regret standard deviation ≤ 0.002 after calibration), stable under drop-one detector-panel perturbations, and cheap to compute. We characterize its ceiling: because cluster-holdout pseudo-anomalies are local, the method under-serves datasets whose best detector is global; a per-feature marginal-tail regime, safe in distribution, closes the marginal part of this gap (on 164 held-out datasets, 0.102 to 0.090, p = 0.006), while datasets whose best detector is distributional remain open. We release the code, benchmark harness, and per-dataset results.</w:t>
+        <w:t xml:space="preserve">: the AUC gap between the best detector available and the one it picks. ADRank draws its signal from the shape of normal data alone. In a contamination study its regret does not change when every anomaly is removed from its input, so it needs no anomalies to find the detector that will.</w:t>
+      </w:r>
+    </w:p>
+    <w:p>
+      <w:pPr>
+        <w:pStyle w:val="BodyText"/>
+        <w:ind w:left="720" w:right="720" w:firstLine="0"/>
+        <w:jc w:val="both"/>
+        <w:keepNext w:val="0"/>
+        <w:keepLines w:val="0"/>
+        <w:widowControl w:val="1"/>
+      </w:pPr>
+      <w:r>
+        <w:rPr>
+          <w:color w:val="000000"/>
+        </w:rPr>
+        <w:t xml:space="preserve">Across 69 datasets spanning tabular, image, text, and time-series data, a label-free self-calibration cuts selection regret by 78 to 93% against a random pick, coming within 0.01 AUC of an oracle that uses labels. Against the harder bar of committing to one detector, ADRank beats the popular Isolation Forest default and matches the best fixed detector without knowing in advance which one it is. Frozen and run on 187 previously-unseen datasets, it has the lowest regret of any label-free strategy and the most robust skill across benchmarks; because the best fixed detector changes from one benchmark to the next, no advance choice is safe, and ADRank tracks the winner on its own. Its one limit is datasets whose best detector is global rather than local, which a marginal-tail variant partly closes. We release the code, benchmark, and per-dataset results.</w:t>
       </w:r>
     </w:p>
     <w:bookmarkEnd w:id="9"/>

--- a/docs/adrank.docx
+++ b/docs/adrank.docx
@@ -2,7 +2,7 @@
 <file path=word/document.xml><?xml version="1.0" encoding="utf-8"?>
 <w:document xmlns:w="http://schemas.openxmlformats.org/wordprocessingml/2006/main" xmlns:m="http://schemas.openxmlformats.org/officeDocument/2006/math" xmlns:r="http://schemas.openxmlformats.org/officeDocument/2006/relationships" xmlns:o="urn:schemas-microsoft-com:office:office" xmlns:v="urn:schemas-microsoft-com:vml" xmlns:w10="urn:schemas-microsoft-com:office:word" xmlns:a="http://schemas.openxmlformats.org/drawingml/2006/main" xmlns:pic="http://schemas.openxmlformats.org/drawingml/2006/picture" xmlns:wp="http://schemas.openxmlformats.org/drawingml/2006/wordprocessingDrawing">
   <w:body>
-    <w:bookmarkStart w:id="67" w:name="X43311a809a55f5f039c3aebc0d00798e43d9ae0"/>
+    <w:bookmarkStart w:id="70" w:name="X43311a809a55f5f039c3aebc0d00798e43d9ae0"/>
     <w:p>
       <w:pPr>
         <w:pStyle w:val="Title"/>
@@ -162,7 +162,27 @@
         <w:rPr>
           <w:color w:val="000000"/>
         </w:rPr>
-        <w:t xml:space="preserve">Choosing an anomaly detector for a new dataset is a chicken-and-egg problem: the natural way to compare detectors, held-out ROC-AUC, needs labeled anomalies, which unsupervised deployments do not have. We introduce ADRank, a method that ranks a panel of detectors with no labels. It treats clusters of the unlabeled data as stand-in anomalies: cluster the data, hide a few clusters, fit each detector on the rest, and score how well it flags the hidden clusters. The detector that flags them best is the one to deploy.</w:t>
+        <w:t xml:space="preserve">Choosing an anomaly detector for a new dataset is a chicken-and-egg problem: comparing detectors by held-out ROC-AUC requires labeled anomalies, which unsupervised deployments lack. ADRank ranks a panel of detectors from the unlabeled data alone: cluster the data, hold out a few clusters as stand-in anomalies, fit each detector on the rest, and score how well it flags the held-out clusters. We evaluate a selector by</w:t>
+      </w:r>
+      <w:r>
+        <w:rPr>
+          <w:color w:val="000000"/>
+        </w:rPr>
+        <w:t xml:space="preserve"> </w:t>
+      </w:r>
+      <w:r>
+        <w:rPr>
+          <w:i/>
+          <w:iCs/>
+          <w:color w:val="000000"/>
+        </w:rPr>
+        <w:t xml:space="preserve">regret</w:t>
+      </w:r>
+      <w:r>
+        <w:rPr>
+          <w:color w:val="000000"/>
+        </w:rPr>
+        <w:t xml:space="preserve">, the AUC gap between the best available detector and the one it picks.</w:t>
       </w:r>
     </w:p>
     <w:p>
@@ -178,27 +198,7 @@
         <w:rPr>
           <w:color w:val="000000"/>
         </w:rPr>
-        <w:t xml:space="preserve">We score a selector by</w:t>
-      </w:r>
-      <w:r>
-        <w:rPr>
-          <w:color w:val="000000"/>
-        </w:rPr>
-        <w:t xml:space="preserve"> </w:t>
-      </w:r>
-      <w:r>
-        <w:rPr>
-          <w:i/>
-          <w:iCs/>
-          <w:color w:val="000000"/>
-        </w:rPr>
-        <w:t xml:space="preserve">regret</w:t>
-      </w:r>
-      <w:r>
-        <w:rPr>
-          <w:color w:val="000000"/>
-        </w:rPr>
-        <w:t xml:space="preserve">: the AUC gap between the best detector available and the one it picks. ADRank draws its signal from the shape of normal data alone. In a contamination study its regret does not change when every anomaly is removed from its input, so it needs no anomalies to find the detector that will.</w:t>
+        <w:t xml:space="preserve">We develop ADRank on a benchmark of 69 datasets spanning tabular, image, text, and time-series modalities, where a label-free self-calibration cuts regret 78 to 93% below a random pick, within 0.01 AUC of a labels-based oracle. The signal comes from the geometry of normal data alone: regret is unchanged at 0% contamination, so ADRank needs no anomalies in its input to find the detector that will catch them. Against the harder bar of committing to one detector, it beats the Isolation Forest default and matches the best fixed detector without knowing in advance which one it is.</w:t>
       </w:r>
     </w:p>
     <w:p>
@@ -214,7 +214,7 @@
         <w:rPr>
           <w:color w:val="000000"/>
         </w:rPr>
-        <w:t xml:space="preserve">Across 69 datasets spanning tabular, image, text, and time-series data, a label-free self-calibration cuts selection regret by 78 to 93% against a random pick, coming within 0.01 AUC of an oracle that uses labels. Against the harder bar of committing to one detector, ADRank beats the popular Isolation Forest default and matches the best fixed detector without knowing in advance which one it is. Frozen and run on 187 previously-unseen datasets, it has the lowest regret of any label-free strategy and the most robust skill across benchmarks; because the best fixed detector changes from one benchmark to the next, no advance choice is safe, and ADRank tracks the winner on its own. Its one limit is datasets whose best detector is global rather than local, which a marginal-tail variant partly closes. We release the code, benchmark, and per-dataset results.</w:t>
+        <w:t xml:space="preserve">To test generalization, we freeze the method and run it, with no further tuning, on 187 previously-unseen tabular datasets from OddBench. There it attains the lowest regret of any label-free strategy and the most robust skill across benchmarks; because the best fixed detector changes from one benchmark to the next, no advance choice is safe, and ADRank tracks the winner on its own. One limit remains, datasets whose best detector is global rather than local, which a marginal-tail variant partly closes. We release the code, benchmark, and per-dataset results.</w:t>
       </w:r>
     </w:p>
     <w:bookmarkEnd w:id="9"/>
@@ -2544,7 +2544,7 @@
         <w:rPr>
           <w:color w:val="000000"/>
         </w:rPr>
-        <w:t xml:space="preserve">), which shares some UCI sources with ADBench but applies the Campos et al. normalization and de-duplication protocol, so it tests robustness to preprocessing rather than to disjoint data. For a frozen external test (Section 5.8) we additionally use OddBench [22], a public collection of 790 tabular anomaly-detection datasets with real-world semantic anomalies (MacrOData-CMU,</w:t>
+        <w:t xml:space="preserve">), which shares some UCI sources with ADBench but applies the Campos et al. normalization and de-duplication protocol, so it tests robustness to preprocessing rather than to disjoint data. For a frozen external test (Section 5.5) we additionally use OddBench [22], a public collection of 790 tabular anomaly-detection datasets with real-world semantic anomalies (MacrOData-CMU,</w:t>
       </w:r>
       <w:r>
         <w:rPr>
@@ -2627,7 +2627,7 @@
         <w:rPr>
           <w:color w:val="000000"/>
         </w:rPr>
-        <w:t xml:space="preserve">We use nine canonical PyOD detectors [6] with fixed default hyperparameters: IForest, LOF, KNN, ECOD, COPOD, HBOS, PCA, CBLOF, LODA (OCSVM is dropped after a repeatable libsvm C-level crash under multi-worker parallelism; panel-robustness in Section 5.3 shows this removal does not materially change the ranking). We separately verify the results with two deep detectors added, AutoEncoder and DeepSVDD [14] (an 11-detector panel), in Section 5.7.</w:t>
+        <w:t xml:space="preserve">We use nine canonical PyOD detectors [6] with fixed default hyperparameters: IForest, LOF, KNN, ECOD, COPOD, HBOS, PCA, CBLOF, LODA (OCSVM is dropped after a repeatable libsvm C-level crash under multi-worker parallelism; panel-robustness in Section 5.3 shows this removal does not materially change the ranking). We separately verify the results with two deep detectors added, AutoEncoder and DeepSVDD [14] (an 11-detector panel), in Section 5.4.</w:t>
       </w:r>
     </w:p>
     <w:p>
@@ -4042,7 +4042,7 @@
       </w:r>
     </w:p>
     <w:bookmarkEnd w:id="14"/>
-    <w:bookmarkStart w:id="39" w:name="Xf008beceec6d1c3a3c616f37281fffb37cae0fa"/>
+    <w:bookmarkStart w:id="33" w:name="Xf008beceec6d1c3a3c616f37281fffb37cae0fa"/>
     <w:p>
       <w:pPr>
         <w:pStyle w:val="Heading2"/>
@@ -5163,7 +5163,7 @@
       </w:r>
     </w:p>
     <w:bookmarkEnd w:id="21"/>
-    <w:bookmarkStart w:id="22" w:name="X30a4a63c492a87c2398f3a2432f667925edf7f6"/>
+    <w:bookmarkStart w:id="22" w:name="Xb61520c1eb8ffa6028b995f0a729aaaba65b975"/>
     <w:p>
       <w:pPr>
         <w:pStyle w:val="Heading3"/>
@@ -5175,7 +5175,7 @@
         <w:rPr>
           <w:color w:val="000000"/>
         </w:rPr>
-        <w:t xml:space="preserve">5.2 Ablations</w:t>
+        <w:t xml:space="preserve">5.2 Cross-modality: images, text, time-series</w:t>
       </w:r>
     </w:p>
     <w:p>
@@ -5190,1620 +5190,7 @@
         <w:rPr>
           <w:color w:val="000000"/>
         </w:rPr>
-        <w:t xml:space="preserve">We ablate three axes: cluster-selection strategy (smallest clusters only, uniform random, composite "small + far from other centroids + low local density"), aggregation (mean, Borda, variance-weighted), and</w:t>
-      </w:r>
-      <w:r>
-        <w:rPr>
-          <w:color w:val="000000"/>
-        </w:rPr>
-        <w:t xml:space="preserve"> </w:t>
-      </w:r>
-      <m:oMath>
-        <m:r>
-          <m:t>K</m:t>
-        </m:r>
-      </m:oMath>
-      <w:r>
-        <w:rPr>
-          <w:color w:val="000000"/>
-        </w:rPr>
-        <w:t xml:space="preserve"> </w:t>
-      </w:r>
-      <w:r>
-        <w:rPr>
-          <w:color w:val="000000"/>
-        </w:rPr>
-        <w:t xml:space="preserve">(30 or 50). Table 2 shows the top rows on the spread ≥ 0.10 subset.</w:t>
-      </w:r>
-    </w:p>
-    <w:tbl>
-      <w:tblPr>
-        <w:tblStyle w:val="Table"/>
-        <w:tblW w:type="pct" w:w="5000"/>
-        <w:jc w:val="center"/>
-        <w:tblLook w:firstRow="1" w:lastRow="0" w:firstColumn="0" w:lastColumn="0" w:noHBand="0" w:noVBand="0" w:val="0020"/>
-        <w:tblLayout w:type="autofit"/>
-        <w:tblBorders>
-          <w:top w:val="single" w:sz="10" w:color="4F6272"/>
-          <w:bottom w:val="single" w:sz="10" w:color="4F6272"/>
-          <w:insideH w:val="single" w:sz="5" w:color="9FB0C2"/>
-          <w:left w:val="single" w:sz="6" w:color="9FB0C2"/>
-          <w:right w:val="single" w:sz="6" w:color="9FB0C2"/>
-          <w:insideV w:val="single" w:sz="5" w:color="D9E1E8"/>
-        </w:tblBorders>
-      </w:tblPr>
-      <w:tblGrid>
-        <w:gridCol w:w="1131"/>
-        <w:gridCol w:w="1131"/>
-        <w:gridCol w:w="1131"/>
-        <w:gridCol w:w="1131"/>
-        <w:gridCol w:w="1131"/>
-        <w:gridCol w:w="1131"/>
-        <w:gridCol w:w="1131"/>
-      </w:tblGrid>
-      <w:tr>
-        <w:trPr>
-          <w:tblHeader w:val="on"/>
-        </w:trPr>
-        <w:tc>
-          <w:tcPr>
-            <w:shd w:fill="EEF3F7"/>
-            <w:tcBorders>
-              <w:left w:val="nil"/>
-              <w:right w:val="nil"/>
-              <w:top w:val="nil"/>
-              <w:bottom w:val="single" w:sz="8" w:color="9FB0C2"/>
-            </w:tcBorders>
-            <w:vAlign w:val="center"/>
-          </w:tcPr>
-          <w:p>
-            <w:pPr>
-              <w:pStyle w:val="Compact"/>
-              <w:spacing w:before="0" w:after="20" w:line="240" w:lineRule="auto"/>
-              <w:jc w:val="center"/>
-              <w:suppressAutoHyphens/>
-              <w:keepNext w:val="0"/>
-              <w:keepLines/>
-              <w:widowControl w:val="1"/>
-            </w:pPr>
-            <w:r>
-              <w:rPr>
-                <w:rFonts w:ascii="Times New Roman" w:hAnsi="Times New Roman"/>
-                <w:b/>
-                <w:color w:val="000000"/>
-                <w:sz w:val="18"/>
-              </w:rPr>
-              <w:t xml:space="preserve">Aggregation</w:t>
-            </w:r>
-          </w:p>
-        </w:tc>
-        <w:tc>
-          <w:tcPr>
-            <w:shd w:fill="EEF3F7"/>
-            <w:tcBorders>
-              <w:left w:val="nil"/>
-              <w:right w:val="nil"/>
-              <w:top w:val="nil"/>
-              <w:bottom w:val="single" w:sz="8" w:color="9FB0C2"/>
-            </w:tcBorders>
-            <w:vAlign w:val="center"/>
-          </w:tcPr>
-          <w:p>
-            <w:pPr>
-              <w:pStyle w:val="Compact"/>
-              <w:spacing w:before="0" w:after="20" w:line="240" w:lineRule="auto"/>
-              <w:jc w:val="center"/>
-              <w:suppressAutoHyphens/>
-              <w:keepNext w:val="0"/>
-              <w:keepLines/>
-              <w:widowControl w:val="1"/>
-            </w:pPr>
-            <w:r>
-              <w:rPr>
-                <w:rFonts w:ascii="Times New Roman" w:hAnsi="Times New Roman"/>
-                <w:b/>
-                <w:color w:val="000000"/>
-                <w:sz w:val="18"/>
-              </w:rPr>
-              <w:t xml:space="preserve">Selection</w:t>
-            </w:r>
-          </w:p>
-        </w:tc>
-        <w:tc>
-          <w:tcPr>
-            <w:shd w:fill="EEF3F7"/>
-            <w:tcBorders>
-              <w:left w:val="nil"/>
-              <w:right w:val="nil"/>
-              <w:top w:val="nil"/>
-              <w:bottom w:val="single" w:sz="8" w:color="9FB0C2"/>
-            </w:tcBorders>
-            <w:vAlign w:val="center"/>
-          </w:tcPr>
-          <w:p>
-            <w:pPr>
-              <w:pStyle w:val="Compact"/>
-              <w:spacing w:before="0" w:after="20" w:line="240" w:lineRule="auto"/>
-              <w:jc w:val="center"/>
-              <w:suppressAutoHyphens/>
-              <w:keepNext w:val="0"/>
-              <w:keepLines/>
-              <w:widowControl w:val="1"/>
-            </w:pPr>
-            <w:r>
-              <w:rPr>
-                <w:rFonts w:ascii="Times New Roman" w:hAnsi="Times New Roman"/>
-                <w:b/>
-                <w:color w:val="000000"/>
-                <w:sz w:val="18"/>
-              </w:rPr>
-              <w:t xml:space="preserve">K</w:t>
-            </w:r>
-          </w:p>
-        </w:tc>
-        <w:tc>
-          <w:tcPr>
-            <w:shd w:fill="EEF3F7"/>
-            <w:tcBorders>
-              <w:left w:val="nil"/>
-              <w:right w:val="nil"/>
-              <w:top w:val="nil"/>
-              <w:bottom w:val="single" w:sz="8" w:color="9FB0C2"/>
-            </w:tcBorders>
-            <w:vAlign w:val="center"/>
-          </w:tcPr>
-          <w:p>
-            <w:pPr>
-              <w:pStyle w:val="Compact"/>
-              <w:spacing w:before="0" w:after="20" w:line="240" w:lineRule="auto"/>
-              <w:jc w:val="center"/>
-              <w:suppressAutoHyphens/>
-              <w:keepNext w:val="0"/>
-              <w:keepLines/>
-              <w:widowControl w:val="1"/>
-            </w:pPr>
-            <w:r>
-              <w:rPr>
-                <w:rFonts w:ascii="Times New Roman" w:hAnsi="Times New Roman"/>
-                <w:b/>
-                <w:color w:val="000000"/>
-                <w:sz w:val="18"/>
-              </w:rPr>
-              <w:t xml:space="preserve">ρ mean</w:t>
-            </w:r>
-          </w:p>
-        </w:tc>
-        <w:tc>
-          <w:tcPr>
-            <w:shd w:fill="EEF3F7"/>
-            <w:tcBorders>
-              <w:left w:val="nil"/>
-              <w:right w:val="nil"/>
-              <w:top w:val="nil"/>
-              <w:bottom w:val="single" w:sz="8" w:color="9FB0C2"/>
-            </w:tcBorders>
-            <w:vAlign w:val="center"/>
-          </w:tcPr>
-          <w:p>
-            <w:pPr>
-              <w:pStyle w:val="Compact"/>
-              <w:spacing w:before="0" w:after="20" w:line="240" w:lineRule="auto"/>
-              <w:jc w:val="center"/>
-              <w:suppressAutoHyphens/>
-              <w:keepNext w:val="0"/>
-              <w:keepLines/>
-              <w:widowControl w:val="1"/>
-            </w:pPr>
-            <w:r>
-              <w:rPr>
-                <w:rFonts w:ascii="Times New Roman" w:hAnsi="Times New Roman"/>
-                <w:b/>
-                <w:color w:val="000000"/>
-                <w:sz w:val="18"/>
-              </w:rPr>
-              <w:t xml:space="preserve">ρ median</w:t>
-            </w:r>
-          </w:p>
-        </w:tc>
-        <w:tc>
-          <w:tcPr>
-            <w:shd w:fill="EEF3F7"/>
-            <w:tcBorders>
-              <w:left w:val="nil"/>
-              <w:right w:val="nil"/>
-              <w:top w:val="nil"/>
-              <w:bottom w:val="single" w:sz="8" w:color="9FB0C2"/>
-            </w:tcBorders>
-            <w:vAlign w:val="center"/>
-          </w:tcPr>
-          <w:p>
-            <w:pPr>
-              <w:pStyle w:val="Compact"/>
-              <w:spacing w:before="0" w:after="20" w:line="240" w:lineRule="auto"/>
-              <w:jc w:val="center"/>
-              <w:suppressAutoHyphens/>
-              <w:keepNext w:val="0"/>
-              <w:keepLines/>
-              <w:widowControl w:val="1"/>
-            </w:pPr>
-            <w:r>
-              <w:rPr>
-                <w:rFonts w:ascii="Times New Roman" w:hAnsi="Times New Roman"/>
-                <w:b/>
-                <w:color w:val="000000"/>
-                <w:sz w:val="18"/>
-              </w:rPr>
-              <w:t xml:space="preserve">top-1</w:t>
-            </w:r>
-          </w:p>
-        </w:tc>
-        <w:tc>
-          <w:tcPr>
-            <w:shd w:fill="EEF3F7"/>
-            <w:tcBorders>
-              <w:left w:val="nil"/>
-              <w:right w:val="nil"/>
-              <w:top w:val="nil"/>
-              <w:bottom w:val="single" w:sz="8" w:color="9FB0C2"/>
-            </w:tcBorders>
-            <w:vAlign w:val="center"/>
-          </w:tcPr>
-          <w:p>
-            <w:pPr>
-              <w:pStyle w:val="Compact"/>
-              <w:spacing w:before="0" w:after="20" w:line="240" w:lineRule="auto"/>
-              <w:jc w:val="center"/>
-              <w:suppressAutoHyphens/>
-              <w:keepNext w:val="0"/>
-              <w:keepLines/>
-              <w:widowControl w:val="1"/>
-            </w:pPr>
-            <w:r>
-              <w:rPr>
-                <w:rFonts w:ascii="Times New Roman" w:hAnsi="Times New Roman"/>
-                <w:b/>
-                <w:color w:val="000000"/>
-                <w:sz w:val="18"/>
-              </w:rPr>
-              <w:t xml:space="preserve">top-3</w:t>
-            </w:r>
-          </w:p>
-        </w:tc>
-      </w:tr>
-      <w:tr>
-        <w:tc>
-          <w:tcPr>
-            <w:tcBorders>
-              <w:left w:val="nil"/>
-              <w:right w:val="nil"/>
-              <w:top w:val="nil"/>
-              <w:bottom w:val="single" w:sz="4" w:color="D9E1E8"/>
-            </w:tcBorders>
-            <w:vAlign w:val="center"/>
-          </w:tcPr>
-          <w:p>
-            <w:pPr>
-              <w:pStyle w:val="Compact"/>
-              <w:spacing w:before="0" w:after="20" w:line="240" w:lineRule="auto"/>
-              <w:jc w:val="center"/>
-              <w:suppressAutoHyphens/>
-              <w:keepNext w:val="0"/>
-              <w:keepLines/>
-              <w:widowControl w:val="1"/>
-            </w:pPr>
-            <w:r>
-              <w:rPr>
-                <w:rFonts w:ascii="Times New Roman" w:hAnsi="Times New Roman"/>
-                <w:b/>
-                <w:bCs/>
-                <w:color w:val="000000"/>
-                <w:sz w:val="18"/>
-              </w:rPr>
-              <w:t xml:space="preserve">mean</w:t>
-            </w:r>
-          </w:p>
-        </w:tc>
-        <w:tc>
-          <w:tcPr>
-            <w:tcBorders>
-              <w:left w:val="nil"/>
-              <w:right w:val="nil"/>
-              <w:top w:val="nil"/>
-              <w:bottom w:val="single" w:sz="4" w:color="D9E1E8"/>
-            </w:tcBorders>
-            <w:vAlign w:val="center"/>
-          </w:tcPr>
-          <w:p>
-            <w:pPr>
-              <w:pStyle w:val="Compact"/>
-              <w:spacing w:before="0" w:after="20" w:line="240" w:lineRule="auto"/>
-              <w:jc w:val="center"/>
-              <w:suppressAutoHyphens/>
-              <w:keepNext w:val="0"/>
-              <w:keepLines/>
-              <w:widowControl w:val="1"/>
-            </w:pPr>
-            <w:r>
-              <w:rPr>
-                <w:rFonts w:ascii="Times New Roman" w:hAnsi="Times New Roman"/>
-                <w:b/>
-                <w:bCs/>
-                <w:color w:val="000000"/>
-                <w:sz w:val="18"/>
-              </w:rPr>
-              <w:t xml:space="preserve">smallest</w:t>
-            </w:r>
-          </w:p>
-        </w:tc>
-        <w:tc>
-          <w:tcPr>
-            <w:tcBorders>
-              <w:left w:val="nil"/>
-              <w:right w:val="nil"/>
-              <w:top w:val="nil"/>
-              <w:bottom w:val="single" w:sz="4" w:color="D9E1E8"/>
-            </w:tcBorders>
-            <w:vAlign w:val="center"/>
-          </w:tcPr>
-          <w:p>
-            <w:pPr>
-              <w:pStyle w:val="Compact"/>
-              <w:spacing w:before="0" w:after="20" w:line="240" w:lineRule="auto"/>
-              <w:jc w:val="center"/>
-              <w:suppressAutoHyphens/>
-              <w:keepNext w:val="0"/>
-              <w:keepLines/>
-              <w:widowControl w:val="1"/>
-            </w:pPr>
-            <w:r>
-              <w:rPr>
-                <w:rFonts w:ascii="Times New Roman" w:hAnsi="Times New Roman"/>
-                <w:b/>
-                <w:bCs/>
-                <w:color w:val="000000"/>
-                <w:sz w:val="18"/>
-              </w:rPr>
-              <w:t xml:space="preserve">30</w:t>
-            </w:r>
-          </w:p>
-        </w:tc>
-        <w:tc>
-          <w:tcPr>
-            <w:tcBorders>
-              <w:left w:val="nil"/>
-              <w:right w:val="nil"/>
-              <w:top w:val="nil"/>
-              <w:bottom w:val="single" w:sz="4" w:color="D9E1E8"/>
-            </w:tcBorders>
-            <w:vAlign w:val="center"/>
-          </w:tcPr>
-          <w:p>
-            <w:pPr>
-              <w:pStyle w:val="Compact"/>
-              <w:spacing w:before="0" w:after="20" w:line="240" w:lineRule="auto"/>
-              <w:jc w:val="center"/>
-              <w:suppressAutoHyphens/>
-              <w:keepNext w:val="0"/>
-              <w:keepLines/>
-              <w:widowControl w:val="1"/>
-            </w:pPr>
-            <w:r>
-              <w:rPr>
-                <w:rFonts w:ascii="Times New Roman" w:hAnsi="Times New Roman"/>
-                <w:b/>
-                <w:bCs/>
-                <w:color w:val="000000"/>
-                <w:sz w:val="18"/>
-              </w:rPr>
-              <w:t xml:space="preserve">0.599</w:t>
-            </w:r>
-          </w:p>
-        </w:tc>
-        <w:tc>
-          <w:tcPr>
-            <w:tcBorders>
-              <w:left w:val="nil"/>
-              <w:right w:val="nil"/>
-              <w:top w:val="nil"/>
-              <w:bottom w:val="single" w:sz="4" w:color="D9E1E8"/>
-            </w:tcBorders>
-            <w:vAlign w:val="center"/>
-          </w:tcPr>
-          <w:p>
-            <w:pPr>
-              <w:pStyle w:val="Compact"/>
-              <w:spacing w:before="0" w:after="20" w:line="240" w:lineRule="auto"/>
-              <w:jc w:val="center"/>
-              <w:suppressAutoHyphens/>
-              <w:keepNext w:val="0"/>
-              <w:keepLines/>
-              <w:widowControl w:val="1"/>
-            </w:pPr>
-            <w:r>
-              <w:rPr>
-                <w:rFonts w:ascii="Times New Roman" w:hAnsi="Times New Roman"/>
-                <w:b/>
-                <w:bCs/>
-                <w:color w:val="000000"/>
-                <w:sz w:val="18"/>
-              </w:rPr>
-              <w:t xml:space="preserve">0.733</w:t>
-            </w:r>
-          </w:p>
-        </w:tc>
-        <w:tc>
-          <w:tcPr>
-            <w:tcBorders>
-              <w:left w:val="nil"/>
-              <w:right w:val="nil"/>
-              <w:top w:val="nil"/>
-              <w:bottom w:val="single" w:sz="4" w:color="D9E1E8"/>
-            </w:tcBorders>
-            <w:vAlign w:val="center"/>
-          </w:tcPr>
-          <w:p>
-            <w:pPr>
-              <w:pStyle w:val="Compact"/>
-              <w:spacing w:before="0" w:after="20" w:line="240" w:lineRule="auto"/>
-              <w:jc w:val="center"/>
-              <w:suppressAutoHyphens/>
-              <w:keepNext w:val="0"/>
-              <w:keepLines/>
-              <w:widowControl w:val="1"/>
-            </w:pPr>
-            <w:r>
-              <w:rPr>
-                <w:rFonts w:ascii="Times New Roman" w:hAnsi="Times New Roman"/>
-                <w:b/>
-                <w:bCs/>
-                <w:color w:val="000000"/>
-                <w:sz w:val="18"/>
-              </w:rPr>
-              <w:t xml:space="preserve">0.353</w:t>
-            </w:r>
-          </w:p>
-        </w:tc>
-        <w:tc>
-          <w:tcPr>
-            <w:tcBorders>
-              <w:left w:val="nil"/>
-              <w:right w:val="nil"/>
-              <w:top w:val="nil"/>
-              <w:bottom w:val="single" w:sz="4" w:color="D9E1E8"/>
-            </w:tcBorders>
-            <w:vAlign w:val="center"/>
-          </w:tcPr>
-          <w:p>
-            <w:pPr>
-              <w:pStyle w:val="Compact"/>
-              <w:spacing w:before="0" w:after="20" w:line="240" w:lineRule="auto"/>
-              <w:jc w:val="center"/>
-              <w:suppressAutoHyphens/>
-              <w:keepNext w:val="0"/>
-              <w:keepLines/>
-              <w:widowControl w:val="1"/>
-            </w:pPr>
-            <w:r>
-              <w:rPr>
-                <w:rFonts w:ascii="Times New Roman" w:hAnsi="Times New Roman"/>
-                <w:b/>
-                <w:bCs/>
-                <w:color w:val="000000"/>
-                <w:sz w:val="18"/>
-              </w:rPr>
-              <w:t xml:space="preserve">0.647</w:t>
-            </w:r>
-          </w:p>
-        </w:tc>
-      </w:tr>
-      <w:tr>
-        <w:tc>
-          <w:tcPr>
-            <w:tcBorders>
-              <w:left w:val="nil"/>
-              <w:right w:val="nil"/>
-              <w:top w:val="nil"/>
-              <w:bottom w:val="single" w:sz="4" w:color="D9E1E8"/>
-            </w:tcBorders>
-            <w:vAlign w:val="center"/>
-          </w:tcPr>
-          <w:p>
-            <w:pPr>
-              <w:pStyle w:val="Compact"/>
-              <w:spacing w:before="0" w:after="20" w:line="240" w:lineRule="auto"/>
-              <w:jc w:val="center"/>
-              <w:suppressAutoHyphens/>
-              <w:keepNext w:val="0"/>
-              <w:keepLines/>
-              <w:widowControl w:val="1"/>
-            </w:pPr>
-            <w:r>
-              <w:rPr>
-                <w:rFonts w:ascii="Times New Roman" w:hAnsi="Times New Roman"/>
-                <w:color w:val="000000"/>
-                <w:sz w:val="18"/>
-              </w:rPr>
-              <w:t xml:space="preserve">varweight</w:t>
-            </w:r>
-          </w:p>
-        </w:tc>
-        <w:tc>
-          <w:tcPr>
-            <w:tcBorders>
-              <w:left w:val="nil"/>
-              <w:right w:val="nil"/>
-              <w:top w:val="nil"/>
-              <w:bottom w:val="single" w:sz="4" w:color="D9E1E8"/>
-            </w:tcBorders>
-            <w:vAlign w:val="center"/>
-          </w:tcPr>
-          <w:p>
-            <w:pPr>
-              <w:pStyle w:val="Compact"/>
-              <w:spacing w:before="0" w:after="20" w:line="240" w:lineRule="auto"/>
-              <w:jc w:val="center"/>
-              <w:suppressAutoHyphens/>
-              <w:keepNext w:val="0"/>
-              <w:keepLines/>
-              <w:widowControl w:val="1"/>
-            </w:pPr>
-            <w:r>
-              <w:rPr>
-                <w:rFonts w:ascii="Times New Roman" w:hAnsi="Times New Roman"/>
-                <w:color w:val="000000"/>
-                <w:sz w:val="18"/>
-              </w:rPr>
-              <w:t xml:space="preserve">smallest</w:t>
-            </w:r>
-          </w:p>
-        </w:tc>
-        <w:tc>
-          <w:tcPr>
-            <w:tcBorders>
-              <w:left w:val="nil"/>
-              <w:right w:val="nil"/>
-              <w:top w:val="nil"/>
-              <w:bottom w:val="single" w:sz="4" w:color="D9E1E8"/>
-            </w:tcBorders>
-            <w:vAlign w:val="center"/>
-          </w:tcPr>
-          <w:p>
-            <w:pPr>
-              <w:pStyle w:val="Compact"/>
-              <w:spacing w:before="0" w:after="20" w:line="240" w:lineRule="auto"/>
-              <w:jc w:val="center"/>
-              <w:suppressAutoHyphens/>
-              <w:keepNext w:val="0"/>
-              <w:keepLines/>
-              <w:widowControl w:val="1"/>
-            </w:pPr>
-            <w:r>
-              <w:rPr>
-                <w:rFonts w:ascii="Times New Roman" w:hAnsi="Times New Roman"/>
-                <w:color w:val="000000"/>
-                <w:sz w:val="18"/>
-              </w:rPr>
-              <w:t xml:space="preserve">30</w:t>
-            </w:r>
-          </w:p>
-        </w:tc>
-        <w:tc>
-          <w:tcPr>
-            <w:tcBorders>
-              <w:left w:val="nil"/>
-              <w:right w:val="nil"/>
-              <w:top w:val="nil"/>
-              <w:bottom w:val="single" w:sz="4" w:color="D9E1E8"/>
-            </w:tcBorders>
-            <w:vAlign w:val="center"/>
-          </w:tcPr>
-          <w:p>
-            <w:pPr>
-              <w:pStyle w:val="Compact"/>
-              <w:spacing w:before="0" w:after="20" w:line="240" w:lineRule="auto"/>
-              <w:jc w:val="center"/>
-              <w:suppressAutoHyphens/>
-              <w:keepNext w:val="0"/>
-              <w:keepLines/>
-              <w:widowControl w:val="1"/>
-            </w:pPr>
-            <w:r>
-              <w:rPr>
-                <w:rFonts w:ascii="Times New Roman" w:hAnsi="Times New Roman"/>
-                <w:color w:val="000000"/>
-                <w:sz w:val="18"/>
-              </w:rPr>
-              <w:t xml:space="preserve">0.597</w:t>
-            </w:r>
-          </w:p>
-        </w:tc>
-        <w:tc>
-          <w:tcPr>
-            <w:tcBorders>
-              <w:left w:val="nil"/>
-              <w:right w:val="nil"/>
-              <w:top w:val="nil"/>
-              <w:bottom w:val="single" w:sz="4" w:color="D9E1E8"/>
-            </w:tcBorders>
-            <w:vAlign w:val="center"/>
-          </w:tcPr>
-          <w:p>
-            <w:pPr>
-              <w:pStyle w:val="Compact"/>
-              <w:spacing w:before="0" w:after="20" w:line="240" w:lineRule="auto"/>
-              <w:jc w:val="center"/>
-              <w:suppressAutoHyphens/>
-              <w:keepNext w:val="0"/>
-              <w:keepLines/>
-              <w:widowControl w:val="1"/>
-            </w:pPr>
-            <w:r>
-              <w:rPr>
-                <w:rFonts w:ascii="Times New Roman" w:hAnsi="Times New Roman"/>
-                <w:color w:val="000000"/>
-                <w:sz w:val="18"/>
-              </w:rPr>
-              <w:t xml:space="preserve">0.709</w:t>
-            </w:r>
-          </w:p>
-        </w:tc>
-        <w:tc>
-          <w:tcPr>
-            <w:tcBorders>
-              <w:left w:val="nil"/>
-              <w:right w:val="nil"/>
-              <w:top w:val="nil"/>
-              <w:bottom w:val="single" w:sz="4" w:color="D9E1E8"/>
-            </w:tcBorders>
-            <w:vAlign w:val="center"/>
-          </w:tcPr>
-          <w:p>
-            <w:pPr>
-              <w:pStyle w:val="Compact"/>
-              <w:spacing w:before="0" w:after="20" w:line="240" w:lineRule="auto"/>
-              <w:jc w:val="center"/>
-              <w:suppressAutoHyphens/>
-              <w:keepNext w:val="0"/>
-              <w:keepLines/>
-              <w:widowControl w:val="1"/>
-            </w:pPr>
-            <w:r>
-              <w:rPr>
-                <w:rFonts w:ascii="Times New Roman" w:hAnsi="Times New Roman"/>
-                <w:color w:val="000000"/>
-                <w:sz w:val="18"/>
-              </w:rPr>
-              <w:t xml:space="preserve">0.412</w:t>
-            </w:r>
-          </w:p>
-        </w:tc>
-        <w:tc>
-          <w:tcPr>
-            <w:tcBorders>
-              <w:left w:val="nil"/>
-              <w:right w:val="nil"/>
-              <w:top w:val="nil"/>
-              <w:bottom w:val="single" w:sz="4" w:color="D9E1E8"/>
-            </w:tcBorders>
-            <w:vAlign w:val="center"/>
-          </w:tcPr>
-          <w:p>
-            <w:pPr>
-              <w:pStyle w:val="Compact"/>
-              <w:spacing w:before="0" w:after="20" w:line="240" w:lineRule="auto"/>
-              <w:jc w:val="center"/>
-              <w:suppressAutoHyphens/>
-              <w:keepNext w:val="0"/>
-              <w:keepLines/>
-              <w:widowControl w:val="1"/>
-            </w:pPr>
-            <w:r>
-              <w:rPr>
-                <w:rFonts w:ascii="Times New Roman" w:hAnsi="Times New Roman"/>
-                <w:color w:val="000000"/>
-                <w:sz w:val="18"/>
-              </w:rPr>
-              <w:t xml:space="preserve">0.647</w:t>
-            </w:r>
-          </w:p>
-        </w:tc>
-      </w:tr>
-      <w:tr>
-        <w:tc>
-          <w:tcPr>
-            <w:tcBorders>
-              <w:left w:val="nil"/>
-              <w:right w:val="nil"/>
-              <w:top w:val="nil"/>
-              <w:bottom w:val="single" w:sz="4" w:color="D9E1E8"/>
-            </w:tcBorders>
-            <w:vAlign w:val="center"/>
-          </w:tcPr>
-          <w:p>
-            <w:pPr>
-              <w:pStyle w:val="Compact"/>
-              <w:spacing w:before="0" w:after="20" w:line="240" w:lineRule="auto"/>
-              <w:jc w:val="center"/>
-              <w:suppressAutoHyphens/>
-              <w:keepNext w:val="0"/>
-              <w:keepLines/>
-              <w:widowControl w:val="1"/>
-            </w:pPr>
-            <w:r>
-              <w:rPr>
-                <w:rFonts w:ascii="Times New Roman" w:hAnsi="Times New Roman"/>
-                <w:color w:val="000000"/>
-                <w:sz w:val="18"/>
-              </w:rPr>
-              <w:t xml:space="preserve">borda</w:t>
-            </w:r>
-          </w:p>
-        </w:tc>
-        <w:tc>
-          <w:tcPr>
-            <w:tcBorders>
-              <w:left w:val="nil"/>
-              <w:right w:val="nil"/>
-              <w:top w:val="nil"/>
-              <w:bottom w:val="single" w:sz="4" w:color="D9E1E8"/>
-            </w:tcBorders>
-            <w:vAlign w:val="center"/>
-          </w:tcPr>
-          <w:p>
-            <w:pPr>
-              <w:pStyle w:val="Compact"/>
-              <w:spacing w:before="0" w:after="20" w:line="240" w:lineRule="auto"/>
-              <w:jc w:val="center"/>
-              <w:suppressAutoHyphens/>
-              <w:keepNext w:val="0"/>
-              <w:keepLines/>
-              <w:widowControl w:val="1"/>
-            </w:pPr>
-            <w:r>
-              <w:rPr>
-                <w:rFonts w:ascii="Times New Roman" w:hAnsi="Times New Roman"/>
-                <w:color w:val="000000"/>
-                <w:sz w:val="18"/>
-              </w:rPr>
-              <w:t xml:space="preserve">smallest</w:t>
-            </w:r>
-          </w:p>
-        </w:tc>
-        <w:tc>
-          <w:tcPr>
-            <w:tcBorders>
-              <w:left w:val="nil"/>
-              <w:right w:val="nil"/>
-              <w:top w:val="nil"/>
-              <w:bottom w:val="single" w:sz="4" w:color="D9E1E8"/>
-            </w:tcBorders>
-            <w:vAlign w:val="center"/>
-          </w:tcPr>
-          <w:p>
-            <w:pPr>
-              <w:pStyle w:val="Compact"/>
-              <w:spacing w:before="0" w:after="20" w:line="240" w:lineRule="auto"/>
-              <w:jc w:val="center"/>
-              <w:suppressAutoHyphens/>
-              <w:keepNext w:val="0"/>
-              <w:keepLines/>
-              <w:widowControl w:val="1"/>
-            </w:pPr>
-            <w:r>
-              <w:rPr>
-                <w:rFonts w:ascii="Times New Roman" w:hAnsi="Times New Roman"/>
-                <w:color w:val="000000"/>
-                <w:sz w:val="18"/>
-              </w:rPr>
-              <w:t xml:space="preserve">30</w:t>
-            </w:r>
-          </w:p>
-        </w:tc>
-        <w:tc>
-          <w:tcPr>
-            <w:tcBorders>
-              <w:left w:val="nil"/>
-              <w:right w:val="nil"/>
-              <w:top w:val="nil"/>
-              <w:bottom w:val="single" w:sz="4" w:color="D9E1E8"/>
-            </w:tcBorders>
-            <w:vAlign w:val="center"/>
-          </w:tcPr>
-          <w:p>
-            <w:pPr>
-              <w:pStyle w:val="Compact"/>
-              <w:spacing w:before="0" w:after="20" w:line="240" w:lineRule="auto"/>
-              <w:jc w:val="center"/>
-              <w:suppressAutoHyphens/>
-              <w:keepNext w:val="0"/>
-              <w:keepLines/>
-              <w:widowControl w:val="1"/>
-            </w:pPr>
-            <w:r>
-              <w:rPr>
-                <w:rFonts w:ascii="Times New Roman" w:hAnsi="Times New Roman"/>
-                <w:color w:val="000000"/>
-                <w:sz w:val="18"/>
-              </w:rPr>
-              <w:t xml:space="preserve">0.592</w:t>
-            </w:r>
-          </w:p>
-        </w:tc>
-        <w:tc>
-          <w:tcPr>
-            <w:tcBorders>
-              <w:left w:val="nil"/>
-              <w:right w:val="nil"/>
-              <w:top w:val="nil"/>
-              <w:bottom w:val="single" w:sz="4" w:color="D9E1E8"/>
-            </w:tcBorders>
-            <w:vAlign w:val="center"/>
-          </w:tcPr>
-          <w:p>
-            <w:pPr>
-              <w:pStyle w:val="Compact"/>
-              <w:spacing w:before="0" w:after="20" w:line="240" w:lineRule="auto"/>
-              <w:jc w:val="center"/>
-              <w:suppressAutoHyphens/>
-              <w:keepNext w:val="0"/>
-              <w:keepLines/>
-              <w:widowControl w:val="1"/>
-            </w:pPr>
-            <w:r>
-              <w:rPr>
-                <w:rFonts w:ascii="Times New Roman" w:hAnsi="Times New Roman"/>
-                <w:color w:val="000000"/>
-                <w:sz w:val="18"/>
-              </w:rPr>
-              <w:t xml:space="preserve">0.648</w:t>
-            </w:r>
-          </w:p>
-        </w:tc>
-        <w:tc>
-          <w:tcPr>
-            <w:tcBorders>
-              <w:left w:val="nil"/>
-              <w:right w:val="nil"/>
-              <w:top w:val="nil"/>
-              <w:bottom w:val="single" w:sz="4" w:color="D9E1E8"/>
-            </w:tcBorders>
-            <w:vAlign w:val="center"/>
-          </w:tcPr>
-          <w:p>
-            <w:pPr>
-              <w:pStyle w:val="Compact"/>
-              <w:spacing w:before="0" w:after="20" w:line="240" w:lineRule="auto"/>
-              <w:jc w:val="center"/>
-              <w:suppressAutoHyphens/>
-              <w:keepNext w:val="0"/>
-              <w:keepLines/>
-              <w:widowControl w:val="1"/>
-            </w:pPr>
-            <w:r>
-              <w:rPr>
-                <w:rFonts w:ascii="Times New Roman" w:hAnsi="Times New Roman"/>
-                <w:color w:val="000000"/>
-                <w:sz w:val="18"/>
-              </w:rPr>
-              <w:t xml:space="preserve">0.412</w:t>
-            </w:r>
-          </w:p>
-        </w:tc>
-        <w:tc>
-          <w:tcPr>
-            <w:tcBorders>
-              <w:left w:val="nil"/>
-              <w:right w:val="nil"/>
-              <w:top w:val="nil"/>
-              <w:bottom w:val="single" w:sz="4" w:color="D9E1E8"/>
-            </w:tcBorders>
-            <w:vAlign w:val="center"/>
-          </w:tcPr>
-          <w:p>
-            <w:pPr>
-              <w:pStyle w:val="Compact"/>
-              <w:spacing w:before="0" w:after="20" w:line="240" w:lineRule="auto"/>
-              <w:jc w:val="center"/>
-              <w:suppressAutoHyphens/>
-              <w:keepNext w:val="0"/>
-              <w:keepLines/>
-              <w:widowControl w:val="1"/>
-            </w:pPr>
-            <w:r>
-              <w:rPr>
-                <w:rFonts w:ascii="Times New Roman" w:hAnsi="Times New Roman"/>
-                <w:color w:val="000000"/>
-                <w:sz w:val="18"/>
-              </w:rPr>
-              <w:t xml:space="preserve">0.608</w:t>
-            </w:r>
-          </w:p>
-        </w:tc>
-      </w:tr>
-      <w:tr>
-        <w:tc>
-          <w:tcPr>
-            <w:tcBorders>
-              <w:left w:val="nil"/>
-              <w:right w:val="nil"/>
-              <w:top w:val="nil"/>
-              <w:bottom w:val="single" w:sz="4" w:color="D9E1E8"/>
-            </w:tcBorders>
-            <w:vAlign w:val="center"/>
-          </w:tcPr>
-          <w:p>
-            <w:pPr>
-              <w:pStyle w:val="Compact"/>
-              <w:spacing w:before="0" w:after="20" w:line="240" w:lineRule="auto"/>
-              <w:jc w:val="center"/>
-              <w:suppressAutoHyphens/>
-              <w:keepNext w:val="0"/>
-              <w:keepLines/>
-              <w:widowControl w:val="1"/>
-            </w:pPr>
-            <w:r>
-              <w:rPr>
-                <w:rFonts w:ascii="Times New Roman" w:hAnsi="Times New Roman"/>
-                <w:color w:val="000000"/>
-                <w:sz w:val="18"/>
-              </w:rPr>
-              <w:t xml:space="preserve">mean</w:t>
-            </w:r>
-          </w:p>
-        </w:tc>
-        <w:tc>
-          <w:tcPr>
-            <w:tcBorders>
-              <w:left w:val="nil"/>
-              <w:right w:val="nil"/>
-              <w:top w:val="nil"/>
-              <w:bottom w:val="single" w:sz="4" w:color="D9E1E8"/>
-            </w:tcBorders>
-            <w:vAlign w:val="center"/>
-          </w:tcPr>
-          <w:p>
-            <w:pPr>
-              <w:pStyle w:val="Compact"/>
-              <w:spacing w:before="0" w:after="20" w:line="240" w:lineRule="auto"/>
-              <w:jc w:val="center"/>
-              <w:suppressAutoHyphens/>
-              <w:keepNext w:val="0"/>
-              <w:keepLines/>
-              <w:widowControl w:val="1"/>
-            </w:pPr>
-            <w:r>
-              <w:rPr>
-                <w:rFonts w:ascii="Times New Roman" w:hAnsi="Times New Roman"/>
-                <w:color w:val="000000"/>
-                <w:sz w:val="18"/>
-              </w:rPr>
-              <w:t xml:space="preserve">random</w:t>
-            </w:r>
-          </w:p>
-        </w:tc>
-        <w:tc>
-          <w:tcPr>
-            <w:tcBorders>
-              <w:left w:val="nil"/>
-              <w:right w:val="nil"/>
-              <w:top w:val="nil"/>
-              <w:bottom w:val="single" w:sz="4" w:color="D9E1E8"/>
-            </w:tcBorders>
-            <w:vAlign w:val="center"/>
-          </w:tcPr>
-          <w:p>
-            <w:pPr>
-              <w:pStyle w:val="Compact"/>
-              <w:spacing w:before="0" w:after="20" w:line="240" w:lineRule="auto"/>
-              <w:jc w:val="center"/>
-              <w:suppressAutoHyphens/>
-              <w:keepNext w:val="0"/>
-              <w:keepLines/>
-              <w:widowControl w:val="1"/>
-            </w:pPr>
-            <w:r>
-              <w:rPr>
-                <w:rFonts w:ascii="Times New Roman" w:hAnsi="Times New Roman"/>
-                <w:color w:val="000000"/>
-                <w:sz w:val="18"/>
-              </w:rPr>
-              <w:t xml:space="preserve">30</w:t>
-            </w:r>
-          </w:p>
-        </w:tc>
-        <w:tc>
-          <w:tcPr>
-            <w:tcBorders>
-              <w:left w:val="nil"/>
-              <w:right w:val="nil"/>
-              <w:top w:val="nil"/>
-              <w:bottom w:val="single" w:sz="4" w:color="D9E1E8"/>
-            </w:tcBorders>
-            <w:vAlign w:val="center"/>
-          </w:tcPr>
-          <w:p>
-            <w:pPr>
-              <w:pStyle w:val="Compact"/>
-              <w:spacing w:before="0" w:after="20" w:line="240" w:lineRule="auto"/>
-              <w:jc w:val="center"/>
-              <w:suppressAutoHyphens/>
-              <w:keepNext w:val="0"/>
-              <w:keepLines/>
-              <w:widowControl w:val="1"/>
-            </w:pPr>
-            <w:r>
-              <w:rPr>
-                <w:rFonts w:ascii="Times New Roman" w:hAnsi="Times New Roman"/>
-                <w:color w:val="000000"/>
-                <w:sz w:val="18"/>
-              </w:rPr>
-              <w:t xml:space="preserve">0.579</w:t>
-            </w:r>
-          </w:p>
-        </w:tc>
-        <w:tc>
-          <w:tcPr>
-            <w:tcBorders>
-              <w:left w:val="nil"/>
-              <w:right w:val="nil"/>
-              <w:top w:val="nil"/>
-              <w:bottom w:val="single" w:sz="4" w:color="D9E1E8"/>
-            </w:tcBorders>
-            <w:vAlign w:val="center"/>
-          </w:tcPr>
-          <w:p>
-            <w:pPr>
-              <w:pStyle w:val="Compact"/>
-              <w:spacing w:before="0" w:after="20" w:line="240" w:lineRule="auto"/>
-              <w:jc w:val="center"/>
-              <w:suppressAutoHyphens/>
-              <w:keepNext w:val="0"/>
-              <w:keepLines/>
-              <w:widowControl w:val="1"/>
-            </w:pPr>
-            <w:r>
-              <w:rPr>
-                <w:rFonts w:ascii="Times New Roman" w:hAnsi="Times New Roman"/>
-                <w:color w:val="000000"/>
-                <w:sz w:val="18"/>
-              </w:rPr>
-              <w:t xml:space="preserve">0.673</w:t>
-            </w:r>
-          </w:p>
-        </w:tc>
-        <w:tc>
-          <w:tcPr>
-            <w:tcBorders>
-              <w:left w:val="nil"/>
-              <w:right w:val="nil"/>
-              <w:top w:val="nil"/>
-              <w:bottom w:val="single" w:sz="4" w:color="D9E1E8"/>
-            </w:tcBorders>
-            <w:vAlign w:val="center"/>
-          </w:tcPr>
-          <w:p>
-            <w:pPr>
-              <w:pStyle w:val="Compact"/>
-              <w:spacing w:before="0" w:after="20" w:line="240" w:lineRule="auto"/>
-              <w:jc w:val="center"/>
-              <w:suppressAutoHyphens/>
-              <w:keepNext w:val="0"/>
-              <w:keepLines/>
-              <w:widowControl w:val="1"/>
-            </w:pPr>
-            <w:r>
-              <w:rPr>
-                <w:rFonts w:ascii="Times New Roman" w:hAnsi="Times New Roman"/>
-                <w:color w:val="000000"/>
-                <w:sz w:val="18"/>
-              </w:rPr>
-              <w:t xml:space="preserve">0.118</w:t>
-            </w:r>
-          </w:p>
-        </w:tc>
-        <w:tc>
-          <w:tcPr>
-            <w:tcBorders>
-              <w:left w:val="nil"/>
-              <w:right w:val="nil"/>
-              <w:top w:val="nil"/>
-              <w:bottom w:val="single" w:sz="4" w:color="D9E1E8"/>
-            </w:tcBorders>
-            <w:vAlign w:val="center"/>
-          </w:tcPr>
-          <w:p>
-            <w:pPr>
-              <w:pStyle w:val="Compact"/>
-              <w:spacing w:before="0" w:after="20" w:line="240" w:lineRule="auto"/>
-              <w:jc w:val="center"/>
-              <w:suppressAutoHyphens/>
-              <w:keepNext w:val="0"/>
-              <w:keepLines/>
-              <w:widowControl w:val="1"/>
-            </w:pPr>
-            <w:r>
-              <w:rPr>
-                <w:rFonts w:ascii="Times New Roman" w:hAnsi="Times New Roman"/>
-                <w:color w:val="000000"/>
-                <w:sz w:val="18"/>
-              </w:rPr>
-              <w:t xml:space="preserve">0.627</w:t>
-            </w:r>
-          </w:p>
-        </w:tc>
-      </w:tr>
-      <w:tr>
-        <w:tc>
-          <w:tcPr>
-            <w:tcBorders>
-              <w:left w:val="nil"/>
-              <w:right w:val="nil"/>
-              <w:top w:val="nil"/>
-              <w:bottom w:val="single" w:sz="4" w:color="D9E1E8"/>
-            </w:tcBorders>
-            <w:vAlign w:val="center"/>
-          </w:tcPr>
-          <w:p>
-            <w:pPr>
-              <w:pStyle w:val="Compact"/>
-              <w:spacing w:before="0" w:after="20" w:line="240" w:lineRule="auto"/>
-              <w:jc w:val="center"/>
-              <w:suppressAutoHyphens/>
-              <w:keepNext w:val="0"/>
-              <w:keepLines/>
-              <w:widowControl w:val="1"/>
-            </w:pPr>
-            <w:r>
-              <w:rPr>
-                <w:rFonts w:ascii="Times New Roman" w:hAnsi="Times New Roman"/>
-                <w:color w:val="000000"/>
-                <w:sz w:val="18"/>
-              </w:rPr>
-              <w:t xml:space="preserve">mean</w:t>
-            </w:r>
-          </w:p>
-        </w:tc>
-        <w:tc>
-          <w:tcPr>
-            <w:tcBorders>
-              <w:left w:val="nil"/>
-              <w:right w:val="nil"/>
-              <w:top w:val="nil"/>
-              <w:bottom w:val="single" w:sz="4" w:color="D9E1E8"/>
-            </w:tcBorders>
-            <w:vAlign w:val="center"/>
-          </w:tcPr>
-          <w:p>
-            <w:pPr>
-              <w:pStyle w:val="Compact"/>
-              <w:spacing w:before="0" w:after="20" w:line="240" w:lineRule="auto"/>
-              <w:jc w:val="center"/>
-              <w:suppressAutoHyphens/>
-              <w:keepNext w:val="0"/>
-              <w:keepLines/>
-              <w:widowControl w:val="1"/>
-            </w:pPr>
-            <w:r>
-              <w:rPr>
-                <w:rFonts w:ascii="Times New Roman" w:hAnsi="Times New Roman"/>
-                <w:color w:val="000000"/>
-                <w:sz w:val="18"/>
-              </w:rPr>
-              <w:t xml:space="preserve">composite</w:t>
-            </w:r>
-          </w:p>
-        </w:tc>
-        <w:tc>
-          <w:tcPr>
-            <w:tcBorders>
-              <w:left w:val="nil"/>
-              <w:right w:val="nil"/>
-              <w:top w:val="nil"/>
-              <w:bottom w:val="single" w:sz="4" w:color="D9E1E8"/>
-            </w:tcBorders>
-            <w:vAlign w:val="center"/>
-          </w:tcPr>
-          <w:p>
-            <w:pPr>
-              <w:pStyle w:val="Compact"/>
-              <w:spacing w:before="0" w:after="20" w:line="240" w:lineRule="auto"/>
-              <w:jc w:val="center"/>
-              <w:suppressAutoHyphens/>
-              <w:keepNext w:val="0"/>
-              <w:keepLines/>
-              <w:widowControl w:val="1"/>
-            </w:pPr>
-            <w:r>
-              <w:rPr>
-                <w:rFonts w:ascii="Times New Roman" w:hAnsi="Times New Roman"/>
-                <w:color w:val="000000"/>
-                <w:sz w:val="18"/>
-              </w:rPr>
-              <w:t xml:space="preserve">30</w:t>
-            </w:r>
-          </w:p>
-        </w:tc>
-        <w:tc>
-          <w:tcPr>
-            <w:tcBorders>
-              <w:left w:val="nil"/>
-              <w:right w:val="nil"/>
-              <w:top w:val="nil"/>
-              <w:bottom w:val="single" w:sz="4" w:color="D9E1E8"/>
-            </w:tcBorders>
-            <w:vAlign w:val="center"/>
-          </w:tcPr>
-          <w:p>
-            <w:pPr>
-              <w:pStyle w:val="Compact"/>
-              <w:spacing w:before="0" w:after="20" w:line="240" w:lineRule="auto"/>
-              <w:jc w:val="center"/>
-              <w:suppressAutoHyphens/>
-              <w:keepNext w:val="0"/>
-              <w:keepLines/>
-              <w:widowControl w:val="1"/>
-            </w:pPr>
-            <w:r>
-              <w:rPr>
-                <w:rFonts w:ascii="Times New Roman" w:hAnsi="Times New Roman"/>
-                <w:color w:val="000000"/>
-                <w:sz w:val="18"/>
-              </w:rPr>
-              <w:t xml:space="preserve">0.473</w:t>
-            </w:r>
-          </w:p>
-        </w:tc>
-        <w:tc>
-          <w:tcPr>
-            <w:tcBorders>
-              <w:left w:val="nil"/>
-              <w:right w:val="nil"/>
-              <w:top w:val="nil"/>
-              <w:bottom w:val="single" w:sz="4" w:color="D9E1E8"/>
-            </w:tcBorders>
-            <w:vAlign w:val="center"/>
-          </w:tcPr>
-          <w:p>
-            <w:pPr>
-              <w:pStyle w:val="Compact"/>
-              <w:spacing w:before="0" w:after="20" w:line="240" w:lineRule="auto"/>
-              <w:jc w:val="center"/>
-              <w:suppressAutoHyphens/>
-              <w:keepNext w:val="0"/>
-              <w:keepLines/>
-              <w:widowControl w:val="1"/>
-            </w:pPr>
-            <w:r>
-              <w:rPr>
-                <w:rFonts w:ascii="Times New Roman" w:hAnsi="Times New Roman"/>
-                <w:color w:val="000000"/>
-                <w:sz w:val="18"/>
-              </w:rPr>
-              <w:t xml:space="preserve">0.600</w:t>
-            </w:r>
-          </w:p>
-        </w:tc>
-        <w:tc>
-          <w:tcPr>
-            <w:tcBorders>
-              <w:left w:val="nil"/>
-              <w:right w:val="nil"/>
-              <w:top w:val="nil"/>
-              <w:bottom w:val="single" w:sz="4" w:color="D9E1E8"/>
-            </w:tcBorders>
-            <w:vAlign w:val="center"/>
-          </w:tcPr>
-          <w:p>
-            <w:pPr>
-              <w:pStyle w:val="Compact"/>
-              <w:spacing w:before="0" w:after="20" w:line="240" w:lineRule="auto"/>
-              <w:jc w:val="center"/>
-              <w:suppressAutoHyphens/>
-              <w:keepNext w:val="0"/>
-              <w:keepLines/>
-              <w:widowControl w:val="1"/>
-            </w:pPr>
-            <w:r>
-              <w:rPr>
-                <w:rFonts w:ascii="Times New Roman" w:hAnsi="Times New Roman"/>
-                <w:color w:val="000000"/>
-                <w:sz w:val="18"/>
-              </w:rPr>
-              <w:t xml:space="preserve">0.353</w:t>
-            </w:r>
-          </w:p>
-        </w:tc>
-        <w:tc>
-          <w:tcPr>
-            <w:tcBorders>
-              <w:left w:val="nil"/>
-              <w:right w:val="nil"/>
-              <w:top w:val="nil"/>
-              <w:bottom w:val="single" w:sz="4" w:color="D9E1E8"/>
-            </w:tcBorders>
-            <w:vAlign w:val="center"/>
-          </w:tcPr>
-          <w:p>
-            <w:pPr>
-              <w:pStyle w:val="Compact"/>
-              <w:spacing w:before="0" w:after="20" w:line="240" w:lineRule="auto"/>
-              <w:jc w:val="center"/>
-              <w:suppressAutoHyphens/>
-              <w:keepNext w:val="0"/>
-              <w:keepLines/>
-              <w:widowControl w:val="1"/>
-            </w:pPr>
-            <w:r>
-              <w:rPr>
-                <w:rFonts w:ascii="Times New Roman" w:hAnsi="Times New Roman"/>
-                <w:color w:val="000000"/>
-                <w:sz w:val="18"/>
-              </w:rPr>
-              <w:t xml:space="preserve">0.569</w:t>
-            </w:r>
-          </w:p>
-        </w:tc>
-      </w:tr>
-      <w:tr>
-        <w:tc>
-          <w:tcPr>
-            <w:tcBorders>
-              <w:left w:val="nil"/>
-              <w:right w:val="nil"/>
-              <w:top w:val="nil"/>
-              <w:bottom w:val="nil"/>
-            </w:tcBorders>
-            <w:vAlign w:val="center"/>
-          </w:tcPr>
-          <w:p>
-            <w:pPr>
-              <w:pStyle w:val="Compact"/>
-              <w:spacing w:before="0" w:after="20" w:line="240" w:lineRule="auto"/>
-              <w:jc w:val="center"/>
-              <w:suppressAutoHyphens/>
-              <w:keepNext w:val="0"/>
-              <w:keepLines/>
-              <w:widowControl w:val="1"/>
-            </w:pPr>
-            <w:r>
-              <w:rPr>
-                <w:rFonts w:ascii="Times New Roman" w:hAnsi="Times New Roman"/>
-                <w:color w:val="000000"/>
-                <w:sz w:val="18"/>
-              </w:rPr>
-              <w:t xml:space="preserve">mean</w:t>
-            </w:r>
-          </w:p>
-        </w:tc>
-        <w:tc>
-          <w:tcPr>
-            <w:tcBorders>
-              <w:left w:val="nil"/>
-              <w:right w:val="nil"/>
-              <w:top w:val="nil"/>
-              <w:bottom w:val="nil"/>
-            </w:tcBorders>
-            <w:vAlign w:val="center"/>
-          </w:tcPr>
-          <w:p>
-            <w:pPr>
-              <w:pStyle w:val="Compact"/>
-              <w:spacing w:before="0" w:after="20" w:line="240" w:lineRule="auto"/>
-              <w:jc w:val="center"/>
-              <w:suppressAutoHyphens/>
-              <w:keepNext w:val="0"/>
-              <w:keepLines/>
-              <w:widowControl w:val="1"/>
-            </w:pPr>
-            <w:r>
-              <w:rPr>
-                <w:rFonts w:ascii="Times New Roman" w:hAnsi="Times New Roman"/>
-                <w:color w:val="000000"/>
-                <w:sz w:val="18"/>
-              </w:rPr>
-              <w:t xml:space="preserve">composite</w:t>
-            </w:r>
-          </w:p>
-        </w:tc>
-        <w:tc>
-          <w:tcPr>
-            <w:tcBorders>
-              <w:left w:val="nil"/>
-              <w:right w:val="nil"/>
-              <w:top w:val="nil"/>
-              <w:bottom w:val="nil"/>
-            </w:tcBorders>
-            <w:vAlign w:val="center"/>
-          </w:tcPr>
-          <w:p>
-            <w:pPr>
-              <w:pStyle w:val="Compact"/>
-              <w:spacing w:before="0" w:after="20" w:line="240" w:lineRule="auto"/>
-              <w:jc w:val="center"/>
-              <w:suppressAutoHyphens/>
-              <w:keepNext w:val="0"/>
-              <w:keepLines/>
-              <w:widowControl w:val="1"/>
-            </w:pPr>
-            <w:r>
-              <w:rPr>
-                <w:rFonts w:ascii="Times New Roman" w:hAnsi="Times New Roman"/>
-                <w:color w:val="000000"/>
-                <w:sz w:val="18"/>
-              </w:rPr>
-              <w:t xml:space="preserve">50</w:t>
-            </w:r>
-          </w:p>
-        </w:tc>
-        <w:tc>
-          <w:tcPr>
-            <w:tcBorders>
-              <w:left w:val="nil"/>
-              <w:right w:val="nil"/>
-              <w:top w:val="nil"/>
-              <w:bottom w:val="nil"/>
-            </w:tcBorders>
-            <w:vAlign w:val="center"/>
-          </w:tcPr>
-          <w:p>
-            <w:pPr>
-              <w:pStyle w:val="Compact"/>
-              <w:spacing w:before="0" w:after="20" w:line="240" w:lineRule="auto"/>
-              <w:jc w:val="center"/>
-              <w:suppressAutoHyphens/>
-              <w:keepNext w:val="0"/>
-              <w:keepLines/>
-              <w:widowControl w:val="1"/>
-            </w:pPr>
-            <w:r>
-              <w:rPr>
-                <w:rFonts w:ascii="Times New Roman" w:hAnsi="Times New Roman"/>
-                <w:color w:val="000000"/>
-                <w:sz w:val="18"/>
-              </w:rPr>
-              <w:t xml:space="preserve">0.458</w:t>
-            </w:r>
-          </w:p>
-        </w:tc>
-        <w:tc>
-          <w:tcPr>
-            <w:tcBorders>
-              <w:left w:val="nil"/>
-              <w:right w:val="nil"/>
-              <w:top w:val="nil"/>
-              <w:bottom w:val="nil"/>
-            </w:tcBorders>
-            <w:vAlign w:val="center"/>
-          </w:tcPr>
-          <w:p>
-            <w:pPr>
-              <w:pStyle w:val="Compact"/>
-              <w:spacing w:before="0" w:after="20" w:line="240" w:lineRule="auto"/>
-              <w:jc w:val="center"/>
-              <w:suppressAutoHyphens/>
-              <w:keepNext w:val="0"/>
-              <w:keepLines/>
-              <w:widowControl w:val="1"/>
-            </w:pPr>
-            <w:r>
-              <w:rPr>
-                <w:rFonts w:ascii="Times New Roman" w:hAnsi="Times New Roman"/>
-                <w:color w:val="000000"/>
-                <w:sz w:val="18"/>
-              </w:rPr>
-              <w:t xml:space="preserve">0.515</w:t>
-            </w:r>
-          </w:p>
-        </w:tc>
-        <w:tc>
-          <w:tcPr>
-            <w:tcBorders>
-              <w:left w:val="nil"/>
-              <w:right w:val="nil"/>
-              <w:top w:val="nil"/>
-              <w:bottom w:val="nil"/>
-            </w:tcBorders>
-            <w:vAlign w:val="center"/>
-          </w:tcPr>
-          <w:p>
-            <w:pPr>
-              <w:pStyle w:val="Compact"/>
-              <w:spacing w:before="0" w:after="20" w:line="240" w:lineRule="auto"/>
-              <w:jc w:val="center"/>
-              <w:suppressAutoHyphens/>
-              <w:keepNext w:val="0"/>
-              <w:keepLines/>
-              <w:widowControl w:val="1"/>
-            </w:pPr>
-            <w:r>
-              <w:rPr>
-                <w:rFonts w:ascii="Times New Roman" w:hAnsi="Times New Roman"/>
-                <w:color w:val="000000"/>
-                <w:sz w:val="18"/>
-              </w:rPr>
-              <w:t xml:space="preserve">0.235</w:t>
-            </w:r>
-          </w:p>
-        </w:tc>
-        <w:tc>
-          <w:tcPr>
-            <w:tcBorders>
-              <w:left w:val="nil"/>
-              <w:right w:val="nil"/>
-              <w:top w:val="nil"/>
-              <w:bottom w:val="nil"/>
-            </w:tcBorders>
-            <w:vAlign w:val="center"/>
-          </w:tcPr>
-          <w:p>
-            <w:pPr>
-              <w:pStyle w:val="Compact"/>
-              <w:spacing w:before="0" w:after="20" w:line="240" w:lineRule="auto"/>
-              <w:jc w:val="center"/>
-              <w:suppressAutoHyphens/>
-              <w:keepNext w:val="0"/>
-              <w:keepLines/>
-              <w:widowControl w:val="1"/>
-            </w:pPr>
-            <w:r>
-              <w:rPr>
-                <w:rFonts w:ascii="Times New Roman" w:hAnsi="Times New Roman"/>
-                <w:color w:val="000000"/>
-                <w:sz w:val="18"/>
-              </w:rPr>
-              <w:t xml:space="preserve">0.608</w:t>
-            </w:r>
-          </w:p>
-        </w:tc>
-      </w:tr>
-    </w:tbl>
-    <w:p>
-      <w:pPr>
-        <w:pStyle w:val="TableCaption"/>
-        <w:spacing w:before="280" w:after="60" w:line="240" w:lineRule="auto"/>
-        <w:jc w:val="center"/>
-        <w:keepNext/>
-        <w:keepLines/>
-        <w:widowControl w:val="1"/>
-      </w:pPr>
-      <w:r>
-        <w:rPr>
-          <w:b/>
-          <w:i/>
-          <w:color w:val="000000"/>
-        </w:rPr>
-        <w:t>Table 2.</w:t>
-      </w:r>
-      <w:r>
-        <w:rPr>
-          <w:b w:val="0"/>
-          <w:i/>
-          <w:color w:val="000000"/>
-        </w:rPr>
-        <w:t xml:space="preserve"> </w:t>
-      </w:r>
-      <w:r>
-        <w:rPr>
-          <w:b w:val="0"/>
-          <w:i/>
-          <w:color w:val="000000"/>
-        </w:rPr>
-        <w:t>Ablation on the spread ≥ 0.10 subset, single seed. Smallest-cluster selection beats both random and the hand-designed composite. Aggregation choice is nearly irrelevant.</w:t>
-      </w:r>
-    </w:p>
-    <w:p>
-      <w:pPr>
-        <w:pStyle w:val="BodyText"/>
-        <w:jc w:val="both"/>
-        <w:keepNext w:val="0"/>
-        <w:keepLines w:val="0"/>
-        <w:widowControl w:val="1"/>
-      </w:pPr>
-      <w:r>
-        <w:rPr>
-          <w:color w:val="000000"/>
-        </w:rPr>
-        <w:t xml:space="preserve">Two findings against our prior expectations:</w:t>
+        <w:t xml:space="preserve">To test whether the cluster-holdout ranking mechanism is specific to tabular data or generalizes to other modalities, we run the same pipeline (same 9 detectors, same K = 30, M = 20, smallest-cluster selection, mean aggregation) on three additional data sources:</w:t>
       </w:r>
     </w:p>
     <w:p>
@@ -6825,7 +5212,7 @@
           <w:bCs/>
           <w:color w:val="000000"/>
         </w:rPr>
-        <w:t xml:space="preserve">The hand-designed cluster selector was the worst of the three.</w:t>
+        <w:t xml:space="preserve">Image AD</w:t>
       </w:r>
       <w:r>
         <w:rPr>
@@ -6837,7 +5224,45 @@
         <w:rPr>
           <w:color w:val="000000"/>
         </w:rPr>
-        <w:t xml:space="preserve">We built a composite "anomaly-likeness" score that weights clusters by smallness, distance from other centroids, and low internal density. We expected it to concentrate on realistic anomalies. It performed ~0.13 ρ below simple smallest-first selection on the spread ≥ 0.10 subset. The reason: composite over-weights far, low-density clusters, and every detector separates those near-perfectly, killing the discriminative variance needed for ranking. Smallest-cluster selection samples pseudo-anomalies at a range of difficulty levels, some near the manifold boundary and some inside, which is what separates detectors. Design lesson: when picking a pseudo-negative distribution for model selection, calibrate difficulty on the middle, not the extremes.</w:t>
+        <w:t xml:space="preserve">(</w:t>
+      </w:r>
+      <w:r>
+        <w:rPr>
+          <w:rStyle w:val="VerbatimChar"/>
+          <w:color w:val="000000"/>
+        </w:rPr>
+        <w:t xml:space="preserve">CV</w:t>
+      </w:r>
+      <w:r>
+        <w:rPr>
+          <w:color w:val="000000"/>
+        </w:rPr>
+        <w:t xml:space="preserve">). 20 datasets from ADBench's</w:t>
+      </w:r>
+      <w:r>
+        <w:rPr>
+          <w:color w:val="000000"/>
+        </w:rPr>
+        <w:t xml:space="preserve"> </w:t>
+      </w:r>
+      <w:r>
+        <w:rPr>
+          <w:rStyle w:val="VerbatimChar"/>
+          <w:color w:val="000000"/>
+        </w:rPr>
+        <w:t xml:space="preserve">CV_by_ResNet18</w:t>
+      </w:r>
+      <w:r>
+        <w:rPr>
+          <w:color w:val="000000"/>
+        </w:rPr>
+        <w:t xml:space="preserve"> </w:t>
+      </w:r>
+      <w:r>
+        <w:rPr>
+          <w:color w:val="000000"/>
+        </w:rPr>
+        <w:t xml:space="preserve">subset: 10 CIFAR-10 classes and 10 FashionMNIST classes, each treated as normals with the rest as anomalies. Feature vectors are pretrained ResNet-18 embeddings (dim = 512). Anomaly rate ≈ 5% by construction.</w:t>
       </w:r>
     </w:p>
     <w:p>
@@ -6859,7 +5284,7 @@
           <w:bCs/>
           <w:color w:val="000000"/>
         </w:rPr>
-        <w:t xml:space="preserve">Aggregation barely matters.</w:t>
+        <w:t xml:space="preserve">Text AD</w:t>
       </w:r>
       <w:r>
         <w:rPr>
@@ -6871,1265 +5296,45 @@
         <w:rPr>
           <w:color w:val="000000"/>
         </w:rPr>
-        <w:t xml:space="preserve">Mean, Borda over per-subset ranks, and variance-weighted mean all fall within ±0.02 ρ. Ship the simplest option.</w:t>
-      </w:r>
-    </w:p>
-    <w:bookmarkEnd w:id="22"/>
-    <w:bookmarkStart w:id="23" w:name="Xf0c4c65c28d0278662cf0eaa9e0e9681fa1f1bb"/>
-    <w:p>
-      <w:pPr>
-        <w:pStyle w:val="Heading3"/>
-        <w:keepNext/>
-        <w:keepLines/>
-        <w:widowControl w:val="1"/>
-      </w:pPr>
-      <w:r>
-        <w:rPr>
-          <w:color w:val="000000"/>
-        </w:rPr>
-        <w:t xml:space="preserve">5.3 Panel robustness</w:t>
-      </w:r>
-    </w:p>
-    <w:p>
-      <w:pPr>
-        <w:pStyle w:val="FirstParagraph"/>
-        <w:jc w:val="both"/>
-        <w:keepNext w:val="0"/>
-        <w:keepLines w:val="0"/>
-        <w:widowControl w:val="1"/>
-      </w:pPr>
-      <w:r>
-        <w:rPr>
-          <w:color w:val="000000"/>
-        </w:rPr>
-        <w:t xml:space="preserve">The drop-one analysis runs on the original 10-detector panel (the nine detectors of Section 4 plus OCSVM): we recompute ADRank ρ using only 9 of the 10 detectors, dropping each one in turn (Table 3). Baseline ρ = 0.599 on the spread ≥ 0.10 subset with all 10.</w:t>
-      </w:r>
-    </w:p>
-    <w:tbl>
-      <w:tblPr>
-        <w:tblStyle w:val="Table"/>
-        <w:tblW w:type="pct" w:w="5000"/>
-        <w:jc w:val="center"/>
-        <w:tblLook w:firstRow="1" w:lastRow="0" w:firstColumn="0" w:lastColumn="0" w:noHBand="0" w:noVBand="0" w:val="0020"/>
-        <w:tblLayout w:type="autofit"/>
-        <w:tblBorders>
-          <w:top w:val="single" w:sz="10" w:color="4F6272"/>
-          <w:bottom w:val="single" w:sz="10" w:color="4F6272"/>
-          <w:insideH w:val="single" w:sz="5" w:color="9FB0C2"/>
-          <w:left w:val="single" w:sz="6" w:color="9FB0C2"/>
-          <w:right w:val="single" w:sz="6" w:color="9FB0C2"/>
-          <w:insideV w:val="single" w:sz="5" w:color="D9E1E8"/>
-        </w:tblBorders>
-      </w:tblPr>
-      <w:tblGrid>
-        <w:gridCol w:w="2640"/>
-        <w:gridCol w:w="2640"/>
-        <w:gridCol w:w="2640"/>
-      </w:tblGrid>
-      <w:tr>
-        <w:trPr>
-          <w:tblHeader w:val="on"/>
-        </w:trPr>
-        <w:tc>
-          <w:tcPr>
-            <w:shd w:fill="EEF3F7"/>
-            <w:tcBorders>
-              <w:left w:val="nil"/>
-              <w:right w:val="nil"/>
-              <w:top w:val="nil"/>
-              <w:bottom w:val="single" w:sz="8" w:color="9FB0C2"/>
-            </w:tcBorders>
-            <w:vAlign w:val="center"/>
-          </w:tcPr>
-          <w:p>
-            <w:pPr>
-              <w:pStyle w:val="Compact"/>
-              <w:spacing w:before="0" w:after="20" w:line="240" w:lineRule="auto"/>
-              <w:jc w:val="center"/>
-              <w:suppressAutoHyphens/>
-              <w:keepNext w:val="0"/>
-              <w:keepLines/>
-              <w:widowControl w:val="1"/>
-            </w:pPr>
-            <w:r>
-              <w:rPr>
-                <w:rFonts w:ascii="Times New Roman" w:hAnsi="Times New Roman"/>
-                <w:b/>
-                <w:color w:val="000000"/>
-                <w:sz w:val="19"/>
-              </w:rPr>
-              <w:t xml:space="preserve">Dropped</w:t>
-            </w:r>
-          </w:p>
-        </w:tc>
-        <w:tc>
-          <w:tcPr>
-            <w:shd w:fill="EEF3F7"/>
-            <w:tcBorders>
-              <w:left w:val="nil"/>
-              <w:right w:val="nil"/>
-              <w:top w:val="nil"/>
-              <w:bottom w:val="single" w:sz="8" w:color="9FB0C2"/>
-            </w:tcBorders>
-            <w:vAlign w:val="center"/>
-          </w:tcPr>
-          <w:p>
-            <w:pPr>
-              <w:pStyle w:val="Compact"/>
-              <w:spacing w:before="0" w:after="20" w:line="240" w:lineRule="auto"/>
-              <w:jc w:val="center"/>
-              <w:suppressAutoHyphens/>
-              <w:keepNext w:val="0"/>
-              <w:keepLines/>
-              <w:widowControl w:val="1"/>
-            </w:pPr>
-            <w:r>
-              <w:rPr>
-                <w:rFonts w:ascii="Times New Roman" w:hAnsi="Times New Roman"/>
-                <w:b/>
-                <w:color w:val="000000"/>
-                <w:sz w:val="19"/>
-              </w:rPr>
-              <w:t xml:space="preserve">ρ_spread10</w:t>
-            </w:r>
-          </w:p>
-        </w:tc>
-        <w:tc>
-          <w:tcPr>
-            <w:shd w:fill="EEF3F7"/>
-            <w:tcBorders>
-              <w:left w:val="nil"/>
-              <w:right w:val="nil"/>
-              <w:top w:val="nil"/>
-              <w:bottom w:val="single" w:sz="8" w:color="9FB0C2"/>
-            </w:tcBorders>
-            <w:vAlign w:val="center"/>
-          </w:tcPr>
-          <w:p>
-            <w:pPr>
-              <w:pStyle w:val="Compact"/>
-              <w:spacing w:before="0" w:after="20" w:line="240" w:lineRule="auto"/>
-              <w:jc w:val="center"/>
-              <w:suppressAutoHyphens/>
-              <w:keepNext w:val="0"/>
-              <w:keepLines/>
-              <w:widowControl w:val="1"/>
-            </w:pPr>
-            <w:r>
-              <w:rPr>
-                <w:rFonts w:ascii="Times New Roman" w:hAnsi="Times New Roman"/>
-                <w:b/>
-                <w:color w:val="000000"/>
-                <w:sz w:val="19"/>
-              </w:rPr>
-              <w:t xml:space="preserve">Δ vs baseline</w:t>
-            </w:r>
-          </w:p>
-        </w:tc>
-      </w:tr>
-      <w:tr>
-        <w:tc>
-          <w:tcPr>
-            <w:tcBorders>
-              <w:left w:val="nil"/>
-              <w:right w:val="nil"/>
-              <w:top w:val="nil"/>
-              <w:bottom w:val="single" w:sz="4" w:color="D9E1E8"/>
-            </w:tcBorders>
-            <w:vAlign w:val="center"/>
-          </w:tcPr>
-          <w:p>
-            <w:pPr>
-              <w:pStyle w:val="Compact"/>
-              <w:spacing w:before="0" w:after="20" w:line="240" w:lineRule="auto"/>
-              <w:jc w:val="center"/>
-              <w:suppressAutoHyphens/>
-              <w:keepNext w:val="0"/>
-              <w:keepLines/>
-              <w:widowControl w:val="1"/>
-            </w:pPr>
-            <w:r>
-              <w:rPr>
-                <w:rFonts w:ascii="Times New Roman" w:hAnsi="Times New Roman"/>
-                <w:color w:val="000000"/>
-                <w:sz w:val="19"/>
-              </w:rPr>
-              <w:t xml:space="preserve">IForest</w:t>
-            </w:r>
-          </w:p>
-        </w:tc>
-        <w:tc>
-          <w:tcPr>
-            <w:tcBorders>
-              <w:left w:val="nil"/>
-              <w:right w:val="nil"/>
-              <w:top w:val="nil"/>
-              <w:bottom w:val="single" w:sz="4" w:color="D9E1E8"/>
-            </w:tcBorders>
-            <w:vAlign w:val="center"/>
-          </w:tcPr>
-          <w:p>
-            <w:pPr>
-              <w:pStyle w:val="Compact"/>
-              <w:spacing w:before="0" w:after="20" w:line="240" w:lineRule="auto"/>
-              <w:jc w:val="center"/>
-              <w:suppressAutoHyphens/>
-              <w:keepNext w:val="0"/>
-              <w:keepLines/>
-              <w:widowControl w:val="1"/>
-            </w:pPr>
-            <w:r>
-              <w:rPr>
-                <w:rFonts w:ascii="Times New Roman" w:hAnsi="Times New Roman"/>
-                <w:color w:val="000000"/>
-                <w:sz w:val="19"/>
-              </w:rPr>
-              <w:t xml:space="preserve">0.557</w:t>
-            </w:r>
-          </w:p>
-        </w:tc>
-        <w:tc>
-          <w:tcPr>
-            <w:tcBorders>
-              <w:left w:val="nil"/>
-              <w:right w:val="nil"/>
-              <w:top w:val="nil"/>
-              <w:bottom w:val="single" w:sz="4" w:color="D9E1E8"/>
-            </w:tcBorders>
-            <w:vAlign w:val="center"/>
-          </w:tcPr>
-          <w:p>
-            <w:pPr>
-              <w:pStyle w:val="Compact"/>
-              <w:spacing w:before="0" w:after="20" w:line="240" w:lineRule="auto"/>
-              <w:jc w:val="center"/>
-              <w:suppressAutoHyphens/>
-              <w:keepNext w:val="0"/>
-              <w:keepLines/>
-              <w:widowControl w:val="1"/>
-            </w:pPr>
-            <w:r>
-              <w:rPr>
-                <w:rFonts w:ascii="Times New Roman" w:hAnsi="Times New Roman"/>
-                <w:color w:val="000000"/>
-                <w:sz w:val="19"/>
-              </w:rPr>
-              <w:t xml:space="preserve">-0.042</w:t>
-            </w:r>
-          </w:p>
-        </w:tc>
-      </w:tr>
-      <w:tr>
-        <w:tc>
-          <w:tcPr>
-            <w:tcBorders>
-              <w:left w:val="nil"/>
-              <w:right w:val="nil"/>
-              <w:top w:val="nil"/>
-              <w:bottom w:val="single" w:sz="4" w:color="D9E1E8"/>
-            </w:tcBorders>
-            <w:vAlign w:val="center"/>
-          </w:tcPr>
-          <w:p>
-            <w:pPr>
-              <w:pStyle w:val="Compact"/>
-              <w:spacing w:before="0" w:after="20" w:line="240" w:lineRule="auto"/>
-              <w:jc w:val="center"/>
-              <w:suppressAutoHyphens/>
-              <w:keepNext w:val="0"/>
-              <w:keepLines/>
-              <w:widowControl w:val="1"/>
-            </w:pPr>
-            <w:r>
-              <w:rPr>
-                <w:rFonts w:ascii="Times New Roman" w:hAnsi="Times New Roman"/>
-                <w:color w:val="000000"/>
-                <w:sz w:val="19"/>
-              </w:rPr>
-              <w:t xml:space="preserve">KNN</w:t>
-            </w:r>
-          </w:p>
-        </w:tc>
-        <w:tc>
-          <w:tcPr>
-            <w:tcBorders>
-              <w:left w:val="nil"/>
-              <w:right w:val="nil"/>
-              <w:top w:val="nil"/>
-              <w:bottom w:val="single" w:sz="4" w:color="D9E1E8"/>
-            </w:tcBorders>
-            <w:vAlign w:val="center"/>
-          </w:tcPr>
-          <w:p>
-            <w:pPr>
-              <w:pStyle w:val="Compact"/>
-              <w:spacing w:before="0" w:after="20" w:line="240" w:lineRule="auto"/>
-              <w:jc w:val="center"/>
-              <w:suppressAutoHyphens/>
-              <w:keepNext w:val="0"/>
-              <w:keepLines/>
-              <w:widowControl w:val="1"/>
-            </w:pPr>
-            <w:r>
-              <w:rPr>
-                <w:rFonts w:ascii="Times New Roman" w:hAnsi="Times New Roman"/>
-                <w:color w:val="000000"/>
-                <w:sz w:val="19"/>
-              </w:rPr>
-              <w:t xml:space="preserve">0.568</w:t>
-            </w:r>
-          </w:p>
-        </w:tc>
-        <w:tc>
-          <w:tcPr>
-            <w:tcBorders>
-              <w:left w:val="nil"/>
-              <w:right w:val="nil"/>
-              <w:top w:val="nil"/>
-              <w:bottom w:val="single" w:sz="4" w:color="D9E1E8"/>
-            </w:tcBorders>
-            <w:vAlign w:val="center"/>
-          </w:tcPr>
-          <w:p>
-            <w:pPr>
-              <w:pStyle w:val="Compact"/>
-              <w:spacing w:before="0" w:after="20" w:line="240" w:lineRule="auto"/>
-              <w:jc w:val="center"/>
-              <w:suppressAutoHyphens/>
-              <w:keepNext w:val="0"/>
-              <w:keepLines/>
-              <w:widowControl w:val="1"/>
-            </w:pPr>
-            <w:r>
-              <w:rPr>
-                <w:rFonts w:ascii="Times New Roman" w:hAnsi="Times New Roman"/>
-                <w:color w:val="000000"/>
-                <w:sz w:val="19"/>
-              </w:rPr>
-              <w:t xml:space="preserve">-0.031</w:t>
-            </w:r>
-          </w:p>
-        </w:tc>
-      </w:tr>
-      <w:tr>
-        <w:tc>
-          <w:tcPr>
-            <w:tcBorders>
-              <w:left w:val="nil"/>
-              <w:right w:val="nil"/>
-              <w:top w:val="nil"/>
-              <w:bottom w:val="single" w:sz="4" w:color="D9E1E8"/>
-            </w:tcBorders>
-            <w:vAlign w:val="center"/>
-          </w:tcPr>
-          <w:p>
-            <w:pPr>
-              <w:pStyle w:val="Compact"/>
-              <w:spacing w:before="0" w:after="20" w:line="240" w:lineRule="auto"/>
-              <w:jc w:val="center"/>
-              <w:suppressAutoHyphens/>
-              <w:keepNext w:val="0"/>
-              <w:keepLines/>
-              <w:widowControl w:val="1"/>
-            </w:pPr>
-            <w:r>
-              <w:rPr>
-                <w:rFonts w:ascii="Times New Roman" w:hAnsi="Times New Roman"/>
-                <w:color w:val="000000"/>
-                <w:sz w:val="19"/>
-              </w:rPr>
-              <w:t xml:space="preserve">PCA</w:t>
-            </w:r>
-          </w:p>
-        </w:tc>
-        <w:tc>
-          <w:tcPr>
-            <w:tcBorders>
-              <w:left w:val="nil"/>
-              <w:right w:val="nil"/>
-              <w:top w:val="nil"/>
-              <w:bottom w:val="single" w:sz="4" w:color="D9E1E8"/>
-            </w:tcBorders>
-            <w:vAlign w:val="center"/>
-          </w:tcPr>
-          <w:p>
-            <w:pPr>
-              <w:pStyle w:val="Compact"/>
-              <w:spacing w:before="0" w:after="20" w:line="240" w:lineRule="auto"/>
-              <w:jc w:val="center"/>
-              <w:suppressAutoHyphens/>
-              <w:keepNext w:val="0"/>
-              <w:keepLines/>
-              <w:widowControl w:val="1"/>
-            </w:pPr>
-            <w:r>
-              <w:rPr>
-                <w:rFonts w:ascii="Times New Roman" w:hAnsi="Times New Roman"/>
-                <w:color w:val="000000"/>
-                <w:sz w:val="19"/>
-              </w:rPr>
-              <w:t xml:space="preserve">0.582</w:t>
-            </w:r>
-          </w:p>
-        </w:tc>
-        <w:tc>
-          <w:tcPr>
-            <w:tcBorders>
-              <w:left w:val="nil"/>
-              <w:right w:val="nil"/>
-              <w:top w:val="nil"/>
-              <w:bottom w:val="single" w:sz="4" w:color="D9E1E8"/>
-            </w:tcBorders>
-            <w:vAlign w:val="center"/>
-          </w:tcPr>
-          <w:p>
-            <w:pPr>
-              <w:pStyle w:val="Compact"/>
-              <w:spacing w:before="0" w:after="20" w:line="240" w:lineRule="auto"/>
-              <w:jc w:val="center"/>
-              <w:suppressAutoHyphens/>
-              <w:keepNext w:val="0"/>
-              <w:keepLines/>
-              <w:widowControl w:val="1"/>
-            </w:pPr>
-            <w:r>
-              <w:rPr>
-                <w:rFonts w:ascii="Times New Roman" w:hAnsi="Times New Roman"/>
-                <w:color w:val="000000"/>
-                <w:sz w:val="19"/>
-              </w:rPr>
-              <w:t xml:space="preserve">-0.017</w:t>
-            </w:r>
-          </w:p>
-        </w:tc>
-      </w:tr>
-      <w:tr>
-        <w:tc>
-          <w:tcPr>
-            <w:tcBorders>
-              <w:left w:val="nil"/>
-              <w:right w:val="nil"/>
-              <w:top w:val="nil"/>
-              <w:bottom w:val="single" w:sz="4" w:color="D9E1E8"/>
-            </w:tcBorders>
-            <w:vAlign w:val="center"/>
-          </w:tcPr>
-          <w:p>
-            <w:pPr>
-              <w:pStyle w:val="Compact"/>
-              <w:spacing w:before="0" w:after="20" w:line="240" w:lineRule="auto"/>
-              <w:jc w:val="center"/>
-              <w:suppressAutoHyphens/>
-              <w:keepNext w:val="0"/>
-              <w:keepLines/>
-              <w:widowControl w:val="1"/>
-            </w:pPr>
-            <w:r>
-              <w:rPr>
-                <w:rFonts w:ascii="Times New Roman" w:hAnsi="Times New Roman"/>
-                <w:color w:val="000000"/>
-                <w:sz w:val="19"/>
-              </w:rPr>
-              <w:t xml:space="preserve">ECOD</w:t>
-            </w:r>
-          </w:p>
-        </w:tc>
-        <w:tc>
-          <w:tcPr>
-            <w:tcBorders>
-              <w:left w:val="nil"/>
-              <w:right w:val="nil"/>
-              <w:top w:val="nil"/>
-              <w:bottom w:val="single" w:sz="4" w:color="D9E1E8"/>
-            </w:tcBorders>
-            <w:vAlign w:val="center"/>
-          </w:tcPr>
-          <w:p>
-            <w:pPr>
-              <w:pStyle w:val="Compact"/>
-              <w:spacing w:before="0" w:after="20" w:line="240" w:lineRule="auto"/>
-              <w:jc w:val="center"/>
-              <w:suppressAutoHyphens/>
-              <w:keepNext w:val="0"/>
-              <w:keepLines/>
-              <w:widowControl w:val="1"/>
-            </w:pPr>
-            <w:r>
-              <w:rPr>
-                <w:rFonts w:ascii="Times New Roman" w:hAnsi="Times New Roman"/>
-                <w:color w:val="000000"/>
-                <w:sz w:val="19"/>
-              </w:rPr>
-              <w:t xml:space="preserve">0.583</w:t>
-            </w:r>
-          </w:p>
-        </w:tc>
-        <w:tc>
-          <w:tcPr>
-            <w:tcBorders>
-              <w:left w:val="nil"/>
-              <w:right w:val="nil"/>
-              <w:top w:val="nil"/>
-              <w:bottom w:val="single" w:sz="4" w:color="D9E1E8"/>
-            </w:tcBorders>
-            <w:vAlign w:val="center"/>
-          </w:tcPr>
-          <w:p>
-            <w:pPr>
-              <w:pStyle w:val="Compact"/>
-              <w:spacing w:before="0" w:after="20" w:line="240" w:lineRule="auto"/>
-              <w:jc w:val="center"/>
-              <w:suppressAutoHyphens/>
-              <w:keepNext w:val="0"/>
-              <w:keepLines/>
-              <w:widowControl w:val="1"/>
-            </w:pPr>
-            <w:r>
-              <w:rPr>
-                <w:rFonts w:ascii="Times New Roman" w:hAnsi="Times New Roman"/>
-                <w:color w:val="000000"/>
-                <w:sz w:val="19"/>
-              </w:rPr>
-              <w:t xml:space="preserve">-0.016</w:t>
-            </w:r>
-          </w:p>
-        </w:tc>
-      </w:tr>
-      <w:tr>
-        <w:tc>
-          <w:tcPr>
-            <w:tcBorders>
-              <w:left w:val="nil"/>
-              <w:right w:val="nil"/>
-              <w:top w:val="nil"/>
-              <w:bottom w:val="single" w:sz="4" w:color="D9E1E8"/>
-            </w:tcBorders>
-            <w:vAlign w:val="center"/>
-          </w:tcPr>
-          <w:p>
-            <w:pPr>
-              <w:pStyle w:val="Compact"/>
-              <w:spacing w:before="0" w:after="20" w:line="240" w:lineRule="auto"/>
-              <w:jc w:val="center"/>
-              <w:suppressAutoHyphens/>
-              <w:keepNext w:val="0"/>
-              <w:keepLines/>
-              <w:widowControl w:val="1"/>
-            </w:pPr>
-            <w:r>
-              <w:rPr>
-                <w:rFonts w:ascii="Times New Roman" w:hAnsi="Times New Roman"/>
-                <w:color w:val="000000"/>
-                <w:sz w:val="19"/>
-              </w:rPr>
-              <w:t xml:space="preserve">LODA</w:t>
-            </w:r>
-          </w:p>
-        </w:tc>
-        <w:tc>
-          <w:tcPr>
-            <w:tcBorders>
-              <w:left w:val="nil"/>
-              <w:right w:val="nil"/>
-              <w:top w:val="nil"/>
-              <w:bottom w:val="single" w:sz="4" w:color="D9E1E8"/>
-            </w:tcBorders>
-            <w:vAlign w:val="center"/>
-          </w:tcPr>
-          <w:p>
-            <w:pPr>
-              <w:pStyle w:val="Compact"/>
-              <w:spacing w:before="0" w:after="20" w:line="240" w:lineRule="auto"/>
-              <w:jc w:val="center"/>
-              <w:suppressAutoHyphens/>
-              <w:keepNext w:val="0"/>
-              <w:keepLines/>
-              <w:widowControl w:val="1"/>
-            </w:pPr>
-            <w:r>
-              <w:rPr>
-                <w:rFonts w:ascii="Times New Roman" w:hAnsi="Times New Roman"/>
-                <w:color w:val="000000"/>
-                <w:sz w:val="19"/>
-              </w:rPr>
-              <w:t xml:space="preserve">0.602</w:t>
-            </w:r>
-          </w:p>
-        </w:tc>
-        <w:tc>
-          <w:tcPr>
-            <w:tcBorders>
-              <w:left w:val="nil"/>
-              <w:right w:val="nil"/>
-              <w:top w:val="nil"/>
-              <w:bottom w:val="single" w:sz="4" w:color="D9E1E8"/>
-            </w:tcBorders>
-            <w:vAlign w:val="center"/>
-          </w:tcPr>
-          <w:p>
-            <w:pPr>
-              <w:pStyle w:val="Compact"/>
-              <w:spacing w:before="0" w:after="20" w:line="240" w:lineRule="auto"/>
-              <w:jc w:val="center"/>
-              <w:suppressAutoHyphens/>
-              <w:keepNext w:val="0"/>
-              <w:keepLines/>
-              <w:widowControl w:val="1"/>
-            </w:pPr>
-            <w:r>
-              <w:rPr>
-                <w:rFonts w:ascii="Times New Roman" w:hAnsi="Times New Roman"/>
-                <w:color w:val="000000"/>
-                <w:sz w:val="19"/>
-              </w:rPr>
-              <w:t xml:space="preserve">+0.003</w:t>
-            </w:r>
-          </w:p>
-        </w:tc>
-      </w:tr>
-      <w:tr>
-        <w:tc>
-          <w:tcPr>
-            <w:tcBorders>
-              <w:left w:val="nil"/>
-              <w:right w:val="nil"/>
-              <w:top w:val="nil"/>
-              <w:bottom w:val="single" w:sz="4" w:color="D9E1E8"/>
-            </w:tcBorders>
-            <w:vAlign w:val="center"/>
-          </w:tcPr>
-          <w:p>
-            <w:pPr>
-              <w:pStyle w:val="Compact"/>
-              <w:spacing w:before="0" w:after="20" w:line="240" w:lineRule="auto"/>
-              <w:jc w:val="center"/>
-              <w:suppressAutoHyphens/>
-              <w:keepNext w:val="0"/>
-              <w:keepLines/>
-              <w:widowControl w:val="1"/>
-            </w:pPr>
-            <w:r>
-              <w:rPr>
-                <w:rFonts w:ascii="Times New Roman" w:hAnsi="Times New Roman"/>
-                <w:color w:val="000000"/>
-                <w:sz w:val="19"/>
-              </w:rPr>
-              <w:t xml:space="preserve">LOF</w:t>
-            </w:r>
-          </w:p>
-        </w:tc>
-        <w:tc>
-          <w:tcPr>
-            <w:tcBorders>
-              <w:left w:val="nil"/>
-              <w:right w:val="nil"/>
-              <w:top w:val="nil"/>
-              <w:bottom w:val="single" w:sz="4" w:color="D9E1E8"/>
-            </w:tcBorders>
-            <w:vAlign w:val="center"/>
-          </w:tcPr>
-          <w:p>
-            <w:pPr>
-              <w:pStyle w:val="Compact"/>
-              <w:spacing w:before="0" w:after="20" w:line="240" w:lineRule="auto"/>
-              <w:jc w:val="center"/>
-              <w:suppressAutoHyphens/>
-              <w:keepNext w:val="0"/>
-              <w:keepLines/>
-              <w:widowControl w:val="1"/>
-            </w:pPr>
-            <w:r>
-              <w:rPr>
-                <w:rFonts w:ascii="Times New Roman" w:hAnsi="Times New Roman"/>
-                <w:color w:val="000000"/>
-                <w:sz w:val="19"/>
-              </w:rPr>
-              <w:t xml:space="preserve">0.610</w:t>
-            </w:r>
-          </w:p>
-        </w:tc>
-        <w:tc>
-          <w:tcPr>
-            <w:tcBorders>
-              <w:left w:val="nil"/>
-              <w:right w:val="nil"/>
-              <w:top w:val="nil"/>
-              <w:bottom w:val="single" w:sz="4" w:color="D9E1E8"/>
-            </w:tcBorders>
-            <w:vAlign w:val="center"/>
-          </w:tcPr>
-          <w:p>
-            <w:pPr>
-              <w:pStyle w:val="Compact"/>
-              <w:spacing w:before="0" w:after="20" w:line="240" w:lineRule="auto"/>
-              <w:jc w:val="center"/>
-              <w:suppressAutoHyphens/>
-              <w:keepNext w:val="0"/>
-              <w:keepLines/>
-              <w:widowControl w:val="1"/>
-            </w:pPr>
-            <w:r>
-              <w:rPr>
-                <w:rFonts w:ascii="Times New Roman" w:hAnsi="Times New Roman"/>
-                <w:color w:val="000000"/>
-                <w:sz w:val="19"/>
-              </w:rPr>
-              <w:t xml:space="preserve">+0.011</w:t>
-            </w:r>
-          </w:p>
-        </w:tc>
-      </w:tr>
-      <w:tr>
-        <w:tc>
-          <w:tcPr>
-            <w:tcBorders>
-              <w:left w:val="nil"/>
-              <w:right w:val="nil"/>
-              <w:top w:val="nil"/>
-              <w:bottom w:val="single" w:sz="4" w:color="D9E1E8"/>
-            </w:tcBorders>
-            <w:vAlign w:val="center"/>
-          </w:tcPr>
-          <w:p>
-            <w:pPr>
-              <w:pStyle w:val="Compact"/>
-              <w:spacing w:before="0" w:after="20" w:line="240" w:lineRule="auto"/>
-              <w:jc w:val="center"/>
-              <w:suppressAutoHyphens/>
-              <w:keepNext w:val="0"/>
-              <w:keepLines/>
-              <w:widowControl w:val="1"/>
-            </w:pPr>
-            <w:r>
-              <w:rPr>
-                <w:rFonts w:ascii="Times New Roman" w:hAnsi="Times New Roman"/>
-                <w:color w:val="000000"/>
-                <w:sz w:val="19"/>
-              </w:rPr>
-              <w:t xml:space="preserve">CBLOF</w:t>
-            </w:r>
-          </w:p>
-        </w:tc>
-        <w:tc>
-          <w:tcPr>
-            <w:tcBorders>
-              <w:left w:val="nil"/>
-              <w:right w:val="nil"/>
-              <w:top w:val="nil"/>
-              <w:bottom w:val="single" w:sz="4" w:color="D9E1E8"/>
-            </w:tcBorders>
-            <w:vAlign w:val="center"/>
-          </w:tcPr>
-          <w:p>
-            <w:pPr>
-              <w:pStyle w:val="Compact"/>
-              <w:spacing w:before="0" w:after="20" w:line="240" w:lineRule="auto"/>
-              <w:jc w:val="center"/>
-              <w:suppressAutoHyphens/>
-              <w:keepNext w:val="0"/>
-              <w:keepLines/>
-              <w:widowControl w:val="1"/>
-            </w:pPr>
-            <w:r>
-              <w:rPr>
-                <w:rFonts w:ascii="Times New Roman" w:hAnsi="Times New Roman"/>
-                <w:color w:val="000000"/>
-                <w:sz w:val="19"/>
-              </w:rPr>
-              <w:t xml:space="preserve">0.622</w:t>
-            </w:r>
-          </w:p>
-        </w:tc>
-        <w:tc>
-          <w:tcPr>
-            <w:tcBorders>
-              <w:left w:val="nil"/>
-              <w:right w:val="nil"/>
-              <w:top w:val="nil"/>
-              <w:bottom w:val="single" w:sz="4" w:color="D9E1E8"/>
-            </w:tcBorders>
-            <w:vAlign w:val="center"/>
-          </w:tcPr>
-          <w:p>
-            <w:pPr>
-              <w:pStyle w:val="Compact"/>
-              <w:spacing w:before="0" w:after="20" w:line="240" w:lineRule="auto"/>
-              <w:jc w:val="center"/>
-              <w:suppressAutoHyphens/>
-              <w:keepNext w:val="0"/>
-              <w:keepLines/>
-              <w:widowControl w:val="1"/>
-            </w:pPr>
-            <w:r>
-              <w:rPr>
-                <w:rFonts w:ascii="Times New Roman" w:hAnsi="Times New Roman"/>
-                <w:color w:val="000000"/>
-                <w:sz w:val="19"/>
-              </w:rPr>
-              <w:t xml:space="preserve">+0.023</w:t>
-            </w:r>
-          </w:p>
-        </w:tc>
-      </w:tr>
-      <w:tr>
-        <w:tc>
-          <w:tcPr>
-            <w:tcBorders>
-              <w:left w:val="nil"/>
-              <w:right w:val="nil"/>
-              <w:top w:val="nil"/>
-              <w:bottom w:val="single" w:sz="4" w:color="D9E1E8"/>
-            </w:tcBorders>
-            <w:vAlign w:val="center"/>
-          </w:tcPr>
-          <w:p>
-            <w:pPr>
-              <w:pStyle w:val="Compact"/>
-              <w:spacing w:before="0" w:after="20" w:line="240" w:lineRule="auto"/>
-              <w:jc w:val="center"/>
-              <w:suppressAutoHyphens/>
-              <w:keepNext w:val="0"/>
-              <w:keepLines/>
-              <w:widowControl w:val="1"/>
-            </w:pPr>
-            <w:r>
-              <w:rPr>
-                <w:rFonts w:ascii="Times New Roman" w:hAnsi="Times New Roman"/>
-                <w:color w:val="000000"/>
-                <w:sz w:val="19"/>
-              </w:rPr>
-              <w:t xml:space="preserve">OCSVM</w:t>
-            </w:r>
-          </w:p>
-        </w:tc>
-        <w:tc>
-          <w:tcPr>
-            <w:tcBorders>
-              <w:left w:val="nil"/>
-              <w:right w:val="nil"/>
-              <w:top w:val="nil"/>
-              <w:bottom w:val="single" w:sz="4" w:color="D9E1E8"/>
-            </w:tcBorders>
-            <w:vAlign w:val="center"/>
-          </w:tcPr>
-          <w:p>
-            <w:pPr>
-              <w:pStyle w:val="Compact"/>
-              <w:spacing w:before="0" w:after="20" w:line="240" w:lineRule="auto"/>
-              <w:jc w:val="center"/>
-              <w:suppressAutoHyphens/>
-              <w:keepNext w:val="0"/>
-              <w:keepLines/>
-              <w:widowControl w:val="1"/>
-            </w:pPr>
-            <w:r>
-              <w:rPr>
-                <w:rFonts w:ascii="Times New Roman" w:hAnsi="Times New Roman"/>
-                <w:color w:val="000000"/>
-                <w:sz w:val="19"/>
-              </w:rPr>
-              <w:t xml:space="preserve">0.629</w:t>
-            </w:r>
-          </w:p>
-        </w:tc>
-        <w:tc>
-          <w:tcPr>
-            <w:tcBorders>
-              <w:left w:val="nil"/>
-              <w:right w:val="nil"/>
-              <w:top w:val="nil"/>
-              <w:bottom w:val="single" w:sz="4" w:color="D9E1E8"/>
-            </w:tcBorders>
-            <w:vAlign w:val="center"/>
-          </w:tcPr>
-          <w:p>
-            <w:pPr>
-              <w:pStyle w:val="Compact"/>
-              <w:spacing w:before="0" w:after="20" w:line="240" w:lineRule="auto"/>
-              <w:jc w:val="center"/>
-              <w:suppressAutoHyphens/>
-              <w:keepNext w:val="0"/>
-              <w:keepLines/>
-              <w:widowControl w:val="1"/>
-            </w:pPr>
-            <w:r>
-              <w:rPr>
-                <w:rFonts w:ascii="Times New Roman" w:hAnsi="Times New Roman"/>
-                <w:color w:val="000000"/>
-                <w:sz w:val="19"/>
-              </w:rPr>
-              <w:t xml:space="preserve">+0.030</w:t>
-            </w:r>
-          </w:p>
-        </w:tc>
-      </w:tr>
-      <w:tr>
-        <w:tc>
-          <w:tcPr>
-            <w:tcBorders>
-              <w:left w:val="nil"/>
-              <w:right w:val="nil"/>
-              <w:top w:val="nil"/>
-              <w:bottom w:val="single" w:sz="4" w:color="D9E1E8"/>
-            </w:tcBorders>
-            <w:vAlign w:val="center"/>
-          </w:tcPr>
-          <w:p>
-            <w:pPr>
-              <w:pStyle w:val="Compact"/>
-              <w:spacing w:before="0" w:after="20" w:line="240" w:lineRule="auto"/>
-              <w:jc w:val="center"/>
-              <w:suppressAutoHyphens/>
-              <w:keepNext w:val="0"/>
-              <w:keepLines/>
-              <w:widowControl w:val="1"/>
-            </w:pPr>
-            <w:r>
-              <w:rPr>
-                <w:rFonts w:ascii="Times New Roman" w:hAnsi="Times New Roman"/>
-                <w:color w:val="000000"/>
-                <w:sz w:val="19"/>
-              </w:rPr>
-              <w:t xml:space="preserve">COPOD</w:t>
-            </w:r>
-          </w:p>
-        </w:tc>
-        <w:tc>
-          <w:tcPr>
-            <w:tcBorders>
-              <w:left w:val="nil"/>
-              <w:right w:val="nil"/>
-              <w:top w:val="nil"/>
-              <w:bottom w:val="single" w:sz="4" w:color="D9E1E8"/>
-            </w:tcBorders>
-            <w:vAlign w:val="center"/>
-          </w:tcPr>
-          <w:p>
-            <w:pPr>
-              <w:pStyle w:val="Compact"/>
-              <w:spacing w:before="0" w:after="20" w:line="240" w:lineRule="auto"/>
-              <w:jc w:val="center"/>
-              <w:suppressAutoHyphens/>
-              <w:keepNext w:val="0"/>
-              <w:keepLines/>
-              <w:widowControl w:val="1"/>
-            </w:pPr>
-            <w:r>
-              <w:rPr>
-                <w:rFonts w:ascii="Times New Roman" w:hAnsi="Times New Roman"/>
-                <w:color w:val="000000"/>
-                <w:sz w:val="19"/>
-              </w:rPr>
-              <w:t xml:space="preserve">0.640</w:t>
-            </w:r>
-          </w:p>
-        </w:tc>
-        <w:tc>
-          <w:tcPr>
-            <w:tcBorders>
-              <w:left w:val="nil"/>
-              <w:right w:val="nil"/>
-              <w:top w:val="nil"/>
-              <w:bottom w:val="single" w:sz="4" w:color="D9E1E8"/>
-            </w:tcBorders>
-            <w:vAlign w:val="center"/>
-          </w:tcPr>
-          <w:p>
-            <w:pPr>
-              <w:pStyle w:val="Compact"/>
-              <w:spacing w:before="0" w:after="20" w:line="240" w:lineRule="auto"/>
-              <w:jc w:val="center"/>
-              <w:suppressAutoHyphens/>
-              <w:keepNext w:val="0"/>
-              <w:keepLines/>
-              <w:widowControl w:val="1"/>
-            </w:pPr>
-            <w:r>
-              <w:rPr>
-                <w:rFonts w:ascii="Times New Roman" w:hAnsi="Times New Roman"/>
-                <w:color w:val="000000"/>
-                <w:sz w:val="19"/>
-              </w:rPr>
-              <w:t xml:space="preserve">+0.041</w:t>
-            </w:r>
-          </w:p>
-        </w:tc>
-      </w:tr>
-      <w:tr>
-        <w:tc>
-          <w:tcPr>
-            <w:tcBorders>
-              <w:left w:val="nil"/>
-              <w:right w:val="nil"/>
-              <w:top w:val="nil"/>
-              <w:bottom w:val="nil"/>
-            </w:tcBorders>
-            <w:vAlign w:val="center"/>
-          </w:tcPr>
-          <w:p>
-            <w:pPr>
-              <w:pStyle w:val="Compact"/>
-              <w:spacing w:before="0" w:after="20" w:line="240" w:lineRule="auto"/>
-              <w:jc w:val="center"/>
-              <w:suppressAutoHyphens/>
-              <w:keepNext w:val="0"/>
-              <w:keepLines/>
-              <w:widowControl w:val="1"/>
-            </w:pPr>
-            <w:r>
-              <w:rPr>
-                <w:rFonts w:ascii="Times New Roman" w:hAnsi="Times New Roman"/>
-                <w:color w:val="000000"/>
-                <w:sz w:val="19"/>
-              </w:rPr>
-              <w:t xml:space="preserve">HBOS</w:t>
-            </w:r>
-          </w:p>
-        </w:tc>
-        <w:tc>
-          <w:tcPr>
-            <w:tcBorders>
-              <w:left w:val="nil"/>
-              <w:right w:val="nil"/>
-              <w:top w:val="nil"/>
-              <w:bottom w:val="nil"/>
-            </w:tcBorders>
-            <w:vAlign w:val="center"/>
-          </w:tcPr>
-          <w:p>
-            <w:pPr>
-              <w:pStyle w:val="Compact"/>
-              <w:spacing w:before="0" w:after="20" w:line="240" w:lineRule="auto"/>
-              <w:jc w:val="center"/>
-              <w:suppressAutoHyphens/>
-              <w:keepNext w:val="0"/>
-              <w:keepLines/>
-              <w:widowControl w:val="1"/>
-            </w:pPr>
-            <w:r>
-              <w:rPr>
-                <w:rFonts w:ascii="Times New Roman" w:hAnsi="Times New Roman"/>
-                <w:color w:val="000000"/>
-                <w:sz w:val="19"/>
-              </w:rPr>
-              <w:t xml:space="preserve">0.642</w:t>
-            </w:r>
-          </w:p>
-        </w:tc>
-        <w:tc>
-          <w:tcPr>
-            <w:tcBorders>
-              <w:left w:val="nil"/>
-              <w:right w:val="nil"/>
-              <w:top w:val="nil"/>
-              <w:bottom w:val="nil"/>
-            </w:tcBorders>
-            <w:vAlign w:val="center"/>
-          </w:tcPr>
-          <w:p>
-            <w:pPr>
-              <w:pStyle w:val="Compact"/>
-              <w:spacing w:before="0" w:after="20" w:line="240" w:lineRule="auto"/>
-              <w:jc w:val="center"/>
-              <w:suppressAutoHyphens/>
-              <w:keepNext w:val="0"/>
-              <w:keepLines/>
-              <w:widowControl w:val="1"/>
-            </w:pPr>
-            <w:r>
-              <w:rPr>
-                <w:rFonts w:ascii="Times New Roman" w:hAnsi="Times New Roman"/>
-                <w:color w:val="000000"/>
-                <w:sz w:val="19"/>
-              </w:rPr>
-              <w:t xml:space="preserve">+0.043</w:t>
-            </w:r>
-          </w:p>
-        </w:tc>
-      </w:tr>
-    </w:tbl>
-    <w:p>
-      <w:pPr>
-        <w:pStyle w:val="TableCaption"/>
-        <w:spacing w:before="280" w:after="60" w:line="240" w:lineRule="auto"/>
-        <w:jc w:val="center"/>
-        <w:keepNext/>
-        <w:keepLines/>
-        <w:widowControl w:val="1"/>
-      </w:pPr>
-      <w:r>
-        <w:rPr>
-          <w:b/>
-          <w:i/>
-          <w:color w:val="000000"/>
-        </w:rPr>
-        <w:t>Table 3.</w:t>
-      </w:r>
-      <w:r>
-        <w:rPr>
-          <w:b w:val="0"/>
-          <w:i/>
+        <w:t xml:space="preserve">(</w:t>
+      </w:r>
+      <w:r>
+        <w:rPr>
+          <w:rStyle w:val="VerbatimChar"/>
+          <w:color w:val="000000"/>
+        </w:rPr>
+        <w:t xml:space="preserve">NLP</w:t>
+      </w:r>
+      <w:r>
+        <w:rPr>
+          <w:color w:val="000000"/>
+        </w:rPr>
+        <w:t xml:space="preserve">). 13 datasets from ADBench's</w:t>
+      </w:r>
+      <w:r>
+        <w:rPr>
           <w:color w:val="000000"/>
         </w:rPr>
         <w:t xml:space="preserve"> </w:t>
       </w:r>
       <w:r>
         <w:rPr>
-          <w:b w:val="0"/>
-          <w:i/>
-          <w:color w:val="000000"/>
-        </w:rPr>
-        <w:t>Drop-one detector robustness. ρ stays in [0.557, 0.642] under any single-detector removal. Dropping the strongest single detector (IForest) is the largest loss but leaves ρ well above the consensus baseline.</w:t>
-      </w:r>
-    </w:p>
-    <w:p>
-      <w:pPr>
-        <w:pStyle w:val="BodyText"/>
-        <w:jc w:val="both"/>
-        <w:keepNext w:val="0"/>
-        <w:keepLines w:val="0"/>
-        <w:widowControl w:val="1"/>
-      </w:pPr>
-      <w:r>
-        <w:rPr>
-          <w:color w:val="000000"/>
-        </w:rPr>
-        <w:t xml:space="preserve">The ranking is stable to detector-panel choice. Dropping the strongest single detector (IForest) is the largest cost and still leaves ρ = 0.557, above the consensus baseline by ~0.7. Removing OCSVM or HBOS improves ρ marginally, indicating they contribute more noise than signal to the pseudo-ranking under this panel and dataset mix; the OCSVM row is the panel-removal check referenced in Section 4.</w:t>
-      </w:r>
-    </w:p>
-    <w:bookmarkEnd w:id="23"/>
-    <w:bookmarkStart w:id="27" w:name="X759390e083cb9fa8c62466deb5cc79df583d687"/>
-    <w:p>
-      <w:pPr>
-        <w:pStyle w:val="Heading3"/>
-        <w:keepNext/>
-        <w:keepLines/>
-        <w:widowControl w:val="1"/>
-      </w:pPr>
-      <w:r>
-        <w:rPr>
-          <w:color w:val="000000"/>
-        </w:rPr>
-        <w:t xml:space="preserve">5.4 Per-dataset scatter</w:t>
-      </w:r>
-    </w:p>
-    <w:p>
-      <w:pPr>
-        <w:pStyle w:val="BodyText"/>
-        <w:jc w:val="center"/>
-        <w:keepNext/>
-        <w:keepLines/>
-        <w:widowControl w:val="1"/>
-      </w:pPr>
-      <w:r>
-        <w:rPr>
-          <w:color w:val="000000"/>
-        </w:rPr>
-        <w:drawing>
-          <wp:inline>
-            <wp:extent cx="3971108" cy="6949440"/>
-            <wp:effectExtent b="0" l="0" r="0" t="0"/>
-            <wp:docPr descr="Per-dataset scatter of ADRank-predicted rank against true rank" title="" id="25" name="Picture"/>
-            <a:graphic>
-              <a:graphicData uri="http://schemas.openxmlformats.org/drawingml/2006/picture">
-                <pic:pic>
-                  <pic:nvPicPr>
-                    <pic:cNvPr descr="figures/fig3_scatter.png" id="26" name="Picture"/>
-                    <pic:cNvPicPr>
-                      <a:picLocks noChangeArrowheads="1" noChangeAspect="1"/>
-                    </pic:cNvPicPr>
-                  </pic:nvPicPr>
-                  <pic:blipFill>
-                    <a:blip r:embed="rId24"/>
-                    <a:stretch>
-                      <a:fillRect/>
-                    </a:stretch>
-                  </pic:blipFill>
-                  <pic:spPr bwMode="auto">
-                    <a:xfrm>
-                      <a:off x="0" y="0"/>
-                      <a:ext cx="3971108" cy="6949440"/>
-                    </a:xfrm>
-                    <a:prstGeom prst="rect">
-                      <a:avLst/>
-                    </a:prstGeom>
-                    <a:noFill/>
-                    <a:ln w="9525">
-                      <a:noFill/>
-                      <a:headEnd/>
-                      <a:tailEnd/>
-                    </a:ln>
-                  </pic:spPr>
-                </pic:pic>
-              </a:graphicData>
-            </a:graphic>
-          </wp:inline>
-        </w:drawing>
-      </w:r>
-    </w:p>
-    <w:p>
-      <w:pPr>
-        <w:pStyle w:val="ImageCaption"/>
-        <w:spacing w:before="80" w:after="120" w:line="240" w:lineRule="auto"/>
-        <w:jc w:val="center"/>
-        <w:keepNext w:val="0"/>
-        <w:keepLines/>
-        <w:widowControl w:val="1"/>
-      </w:pPr>
-      <w:r>
-        <w:rPr>
-          <w:b/>
-          <w:i/>
-          <w:color w:val="000000"/>
-        </w:rPr>
-        <w:t>Figure 3.</w:t>
-      </w:r>
-      <w:r>
-        <w:rPr>
-          <w:b w:val="0"/>
-          <w:i/>
+          <w:rStyle w:val="VerbatimChar"/>
+          <w:color w:val="000000"/>
+        </w:rPr>
+        <w:t xml:space="preserve">NLP_by_BERT</w:t>
+      </w:r>
+      <w:r>
+        <w:rPr>
           <w:color w:val="000000"/>
         </w:rPr>
         <w:t xml:space="preserve"> </w:t>
       </w:r>
       <w:r>
         <w:rPr>
-          <w:b w:val="0"/>
-          <w:i/>
-          <w:color w:val="000000"/>
-        </w:rPr>
-        <w:t>Predicted rank (ADRank) vs true rank per detector, one panel per dataset. Dashed grey identity line. Datasets where the scatter clusters near the diagonal (vowels, magic.gamma, optdigits, satellite, Pima, PageBlocks, satimage-2, Waveform) contribute the bulk of the aggregate signal. Datasets with saturated true AUC (WBC, WDBC, mammography) show noise-dominated tie-breaking.</w:t>
-      </w:r>
-    </w:p>
-    <w:bookmarkEnd w:id="27"/>
-    <w:bookmarkStart w:id="28" w:name="Xdc5ad201ba5f93c5484ca547d33c394f116b13c"/>
-    <w:p>
-      <w:pPr>
-        <w:pStyle w:val="Heading3"/>
-        <w:keepNext/>
-        <w:keepLines/>
-        <w:widowControl w:val="1"/>
-      </w:pPr>
-      <w:r>
-        <w:rPr>
-          <w:color w:val="000000"/>
-        </w:rPr>
-        <w:t xml:space="preserve">5.5 Cross-modality: images, text, time-series</w:t>
-      </w:r>
-    </w:p>
-    <w:p>
-      <w:pPr>
-        <w:pStyle w:val="FirstParagraph"/>
-        <w:jc w:val="both"/>
-        <w:keepNext w:val="0"/>
-        <w:keepLines w:val="0"/>
-        <w:widowControl w:val="1"/>
-      </w:pPr>
-      <w:r>
-        <w:rPr>
-          <w:color w:val="000000"/>
-        </w:rPr>
-        <w:t xml:space="preserve">To test whether the cluster-holdout ranking mechanism is specific to tabular data or generalizes to other modalities, we run the same pipeline (same 9 detectors, same K = 30, M = 20, smallest-cluster selection, mean aggregation) on three additional data sources:</w:t>
+          <w:color w:val="000000"/>
+        </w:rPr>
+        <w:t xml:space="preserve">subset: 20newsgroups (6 splits), AG News (4 splits), Amazon reviews, IMDB, Yelp. Feature vectors are pretrained BERT embeddings (dim = 768). Anomaly rate ≈ 5%.</w:t>
       </w:r>
     </w:p>
     <w:p>
@@ -8137,151 +5342,7 @@
         <w:pStyle w:val="Compact"/>
         <w:numPr>
           <w:ilvl w:val="0"/>
-          <w:numId w:val="1004"/>
-        </w:numPr>
-        <w:ind w:left="360" w:hanging="259"/>
-        <w:jc w:val="both"/>
-        <w:keepNext w:val="0"/>
-        <w:keepLines w:val="0"/>
-        <w:widowControl w:val="1"/>
-      </w:pPr>
-      <w:r>
-        <w:rPr>
-          <w:b/>
-          <w:bCs/>
-          <w:color w:val="000000"/>
-        </w:rPr>
-        <w:t xml:space="preserve">Image AD</w:t>
-      </w:r>
-      <w:r>
-        <w:rPr>
-          <w:color w:val="000000"/>
-        </w:rPr>
-        <w:t xml:space="preserve"> </w:t>
-      </w:r>
-      <w:r>
-        <w:rPr>
-          <w:color w:val="000000"/>
-        </w:rPr>
-        <w:t xml:space="preserve">(</w:t>
-      </w:r>
-      <w:r>
-        <w:rPr>
-          <w:rStyle w:val="VerbatimChar"/>
-          <w:color w:val="000000"/>
-        </w:rPr>
-        <w:t xml:space="preserve">CV</w:t>
-      </w:r>
-      <w:r>
-        <w:rPr>
-          <w:color w:val="000000"/>
-        </w:rPr>
-        <w:t xml:space="preserve">). 20 datasets from ADBench's</w:t>
-      </w:r>
-      <w:r>
-        <w:rPr>
-          <w:color w:val="000000"/>
-        </w:rPr>
-        <w:t xml:space="preserve"> </w:t>
-      </w:r>
-      <w:r>
-        <w:rPr>
-          <w:rStyle w:val="VerbatimChar"/>
-          <w:color w:val="000000"/>
-        </w:rPr>
-        <w:t xml:space="preserve">CV_by_ResNet18</w:t>
-      </w:r>
-      <w:r>
-        <w:rPr>
-          <w:color w:val="000000"/>
-        </w:rPr>
-        <w:t xml:space="preserve"> </w:t>
-      </w:r>
-      <w:r>
-        <w:rPr>
-          <w:color w:val="000000"/>
-        </w:rPr>
-        <w:t xml:space="preserve">subset: 10 CIFAR-10 classes and 10 FashionMNIST classes, each treated as normals with the rest as anomalies. Feature vectors are pretrained ResNet-18 embeddings (dim = 512). Anomaly rate ≈ 5% by construction.</w:t>
-      </w:r>
-    </w:p>
-    <w:p>
-      <w:pPr>
-        <w:pStyle w:val="Compact"/>
-        <w:numPr>
-          <w:ilvl w:val="0"/>
-          <w:numId w:val="1004"/>
-        </w:numPr>
-        <w:ind w:left="360" w:hanging="259"/>
-        <w:jc w:val="both"/>
-        <w:keepNext w:val="0"/>
-        <w:keepLines w:val="0"/>
-        <w:widowControl w:val="1"/>
-      </w:pPr>
-      <w:r>
-        <w:rPr>
-          <w:b/>
-          <w:bCs/>
-          <w:color w:val="000000"/>
-        </w:rPr>
-        <w:t xml:space="preserve">Text AD</w:t>
-      </w:r>
-      <w:r>
-        <w:rPr>
-          <w:color w:val="000000"/>
-        </w:rPr>
-        <w:t xml:space="preserve"> </w:t>
-      </w:r>
-      <w:r>
-        <w:rPr>
-          <w:color w:val="000000"/>
-        </w:rPr>
-        <w:t xml:space="preserve">(</w:t>
-      </w:r>
-      <w:r>
-        <w:rPr>
-          <w:rStyle w:val="VerbatimChar"/>
-          <w:color w:val="000000"/>
-        </w:rPr>
-        <w:t xml:space="preserve">NLP</w:t>
-      </w:r>
-      <w:r>
-        <w:rPr>
-          <w:color w:val="000000"/>
-        </w:rPr>
-        <w:t xml:space="preserve">). 13 datasets from ADBench's</w:t>
-      </w:r>
-      <w:r>
-        <w:rPr>
-          <w:color w:val="000000"/>
-        </w:rPr>
-        <w:t xml:space="preserve"> </w:t>
-      </w:r>
-      <w:r>
-        <w:rPr>
-          <w:rStyle w:val="VerbatimChar"/>
-          <w:color w:val="000000"/>
-        </w:rPr>
-        <w:t xml:space="preserve">NLP_by_BERT</w:t>
-      </w:r>
-      <w:r>
-        <w:rPr>
-          <w:color w:val="000000"/>
-        </w:rPr>
-        <w:t xml:space="preserve"> </w:t>
-      </w:r>
-      <w:r>
-        <w:rPr>
-          <w:color w:val="000000"/>
-        </w:rPr>
-        <w:t xml:space="preserve">subset: 20newsgroups (6 splits), AG News (4 splits), Amazon reviews, IMDB, Yelp. Feature vectors are pretrained BERT embeddings (dim = 768). Anomaly rate ≈ 5%.</w:t>
-      </w:r>
-    </w:p>
-    <w:p>
-      <w:pPr>
-        <w:pStyle w:val="Compact"/>
-        <w:numPr>
-          <w:ilvl w:val="0"/>
-          <w:numId w:val="1004"/>
+          <w:numId w:val="1003"/>
         </w:numPr>
         <w:ind w:left="360" w:hanging="259"/>
         <w:jc w:val="both"/>
@@ -9594,7 +6655,7 @@
           <w:i/>
           <w:color w:val="000000"/>
         </w:rPr>
-        <w:t>Table 4.</w:t>
+        <w:t>Table 2.</w:t>
       </w:r>
       <w:r>
         <w:rPr>
@@ -9822,11 +6883,11 @@
         <w:rPr>
           <w:color w:val="000000"/>
         </w:rPr>
-        <w:t xml:space="preserve">The takeaway: given any encoder that produces a fixed-length vector per input, ADRank selects a near-best detector on all four modalities under the ensemble default, and the auto-calibration of Section 5.6 sharpens the two embedding modalities further.</w:t>
+        <w:t xml:space="preserve">The takeaway: given any encoder that produces a fixed-length vector per input, ADRank selects a near-best detector on all four modalities under the ensemble default, and the auto-calibration of Section 5.3 sharpens the two embedding modalities further.</w:t>
       </w:r>
     </w:p>
-    <w:bookmarkEnd w:id="28"/>
-    <w:bookmarkStart w:id="32" w:name="X666e9cfb9698610510b6d0faa4ee5847da5e7b9"/>
+    <w:bookmarkEnd w:id="22"/>
+    <w:bookmarkStart w:id="26" w:name="Xad7c6820d4f894ad54dda1ed2340ed92f412863"/>
     <w:p>
       <w:pPr>
         <w:pStyle w:val="Heading3"/>
@@ -9838,7 +6899,7 @@
         <w:rPr>
           <w:color w:val="000000"/>
         </w:rPr>
-        <w:t xml:space="preserve">5.6 Auto-calibration recovers near-oracle regret on every modality</w:t>
+        <w:t xml:space="preserve">5.3 Auto-calibration recovers near-oracle regret on every modality</w:t>
       </w:r>
     </w:p>
     <w:p>
@@ -9853,7 +6914,7 @@
         <w:rPr>
           <w:color w:val="000000"/>
         </w:rPr>
-        <w:t xml:space="preserve">A single pseudo-anomaly regime can under-serve embedding data: the true-best text detector is a local-density method (LOF wins on most of the 13 datasets), but under a smallest-cluster regime alone the held-out compact clusters are separated as well by KNN, so ADRank's pick flips to KNN or CBLOF and forfeits LOF's advantage (text regret 0.065 under smallest-only, versus 0.022 under the ensemble default of Table 4). Rather than hand-pick a regime per modality, we let the data choose: run the regime bank of Section 3 and weight each regime by its cross-detector pseudo-AUC variance, a label-free measure of how well the regime discriminates detectors (Table 5).</w:t>
+        <w:t xml:space="preserve">A single pseudo-anomaly regime can under-serve embedding data: the true-best text detector is a local-density method (LOF wins on most of the 13 datasets), but under a smallest-cluster regime alone the held-out compact clusters are separated as well by KNN, so ADRank's pick flips to KNN or CBLOF and forfeits LOF's advantage (text regret 0.065 under smallest-only, versus 0.022 under the ensemble default of Table 2). Rather than hand-pick a regime per modality, we let the data choose: run the regime bank of Section 3 and weight each regime by its cross-detector pseudo-AUC variance, a label-free measure of how well the regime discriminates detectors (Table 3).</w:t>
       </w:r>
     </w:p>
     <w:tbl>
@@ -10830,7 +7891,7 @@
           <w:i/>
           <w:color w:val="000000"/>
         </w:rPr>
-        <w:t>Table 5.</w:t>
+        <w:t>Table 3.</w:t>
       </w:r>
       <w:r>
         <w:rPr>
@@ -10865,18 +7926,18 @@
           <wp:inline>
             <wp:extent cx="5943600" cy="3328416"/>
             <wp:effectExtent b="0" l="0" r="0" t="0"/>
-            <wp:docPr descr="Bar chart of regret@1 for random pick, fixed-ensemble ADRank, and auto-calibrated ADRank across four modalities" title="" id="30" name="Picture"/>
+            <wp:docPr descr="Bar chart of regret@1 for random pick, fixed-ensemble ADRank, and auto-calibrated ADRank across four modalities" title="" id="24" name="Picture"/>
             <a:graphic>
               <a:graphicData uri="http://schemas.openxmlformats.org/drawingml/2006/picture">
                 <pic:pic>
                   <pic:nvPicPr>
-                    <pic:cNvPr descr="figures/fig4_regret.png" id="31" name="Picture"/>
+                    <pic:cNvPr descr="figures/fig4_regret.png" id="25" name="Picture"/>
                     <pic:cNvPicPr>
                       <a:picLocks noChangeArrowheads="1" noChangeAspect="1"/>
                     </pic:cNvPicPr>
                   </pic:nvPicPr>
                   <pic:blipFill>
-                    <a:blip r:embed="rId29"/>
+                    <a:blip r:embed="rId23"/>
                     <a:stretch>
                       <a:fillRect/>
                     </a:stretch>
@@ -10918,7 +7979,7 @@
           <w:i/>
           <w:color w:val="000000"/>
         </w:rPr>
-        <w:t>Figure 4.</w:t>
+        <w:t>Figure 3.</w:t>
       </w:r>
       <w:r>
         <w:rPr>
@@ -11024,7 +8085,7 @@
         <w:rPr>
           <w:color w:val="000000"/>
         </w:rPr>
-        <w:t xml:space="preserve">Table 5b sets ADRank against the canonical Excess-Mass and Mass-Volume internal metrics [1], on the same datasets and true rankings. ADRank has lower mean regret than both EM and MV on every modality, but a paired analysis (per-dataset regret over seeds, Wilcoxon signed-rank) sharpens the picture. ADRank beats random with high significance everywhere (tabular p = 1e-5, image p = 4e-6, text p = 5e-4; 23/26, 19/20, 12/13 datasets won). Against EM it is significantly better only where EM's high-dimensional volume estimate breaks: on 512-dimensional image embeddings ADRank wins 20 of 20 datasets (p = 2e-6), whereas on tabular (p = 0.80, 11/26 wins) and text (p = 0.69) the two are statistically comparable. The robust claim is therefore not that ADRank uniformly dominates EM/MV, but that it matches them where they work and stays well above random where they collapse below it: EM and MV fall to or under random on image embeddings and DAMI (EM 0.078 vs random 0.074 on images; 0.074 vs 0.067 on DAMI), while ADRank never does. The pooled skill</w:t>
+        <w:t xml:space="preserve">Table 4 sets ADRank against the canonical Excess-Mass and Mass-Volume internal metrics [1], on the same datasets and true rankings. ADRank has lower mean regret than both EM and MV on every modality, but a paired analysis (per-dataset regret over seeds, Wilcoxon signed-rank) sharpens the picture. ADRank beats random with high significance everywhere (tabular p = 1e-5, image p = 4e-6, text p = 5e-4; 23/26, 19/20, 12/13 datasets won). Against EM it is significantly better only where EM's high-dimensional volume estimate breaks: on 512-dimensional image embeddings ADRank wins 20 of 20 datasets (p = 2e-6), whereas on tabular (p = 0.80, 11/26 wins) and text (p = 0.69) the two are statistically comparable. The robust claim is therefore not that ADRank uniformly dominates EM/MV, but that it matches them where they work and stays well above random where they collapse below it: EM and MV fall to or under random on image embeddings and DAMI (EM 0.078 vs random 0.074 on images; 0.074 vs 0.067 on DAMI), while ADRank never does. The pooled skill</w:t>
       </w:r>
       <w:r>
         <w:rPr>
@@ -12398,39 +9459,13 @@
     </w:tbl>
     <w:p>
       <w:pPr>
-        <w:pStyle w:val="BodyText"/>
-        <w:spacing w:before="240"/>
-        <w:jc w:val="both"/>
-        <w:keepNext w:val="0"/>
-        <w:keepLines w:val="0"/>
+        <w:pStyle w:val="TableCaption"/>
+        <w:spacing w:before="280" w:after="60" w:line="240" w:lineRule="auto"/>
+        <w:jc w:val="center"/>
+        <w:keepNext/>
+        <w:keepLines/>
         <w:widowControl w:val="1"/>
       </w:pPr>
-      <w:r>
-        <w:rPr>
-          <w:b/>
-          <w:bCs/>
-          <w:color w:val="000000"/>
-        </w:rPr>
-        <w:t xml:space="preserve">Table 5b.</w:t>
-      </w:r>
-      <w:r>
-        <w:rPr>
-          <w:color w:val="000000"/>
-        </w:rPr>
-        <w:t xml:space="preserve"> </w:t>
-      </w:r>
-      <w:r>
-        <w:rPr>
-          <w:color w:val="000000"/>
-        </w:rPr>
-        <w:t xml:space="preserve">regret@1 (absolute AUC points; lower is better) for ADRank versus label-free baselines. EM/MV are the Goix internal metrics, estimated by scoring both the data and a uniform Monte-Carlo sample of the feature box with each fitted detector. Consensus (rank by agreement with the mean detector score) scores Spearman ρ = -0.15 on tabular and is worse than random; its regret is dominated by that failure and omitted here for brevity. "skill" is the pooled selection skill</w:t>
-      </w:r>
-      <w:r>
-        <w:rPr>
-          <w:color w:val="000000"/>
-        </w:rPr>
-        <w:t xml:space="preserve"> </w:t>
-      </w:r>
       <m:oMath>
         <m:r>
           <m:t>S</m:t>
@@ -12556,19 +9591,31 @@
       </m:oMath>
       <w:r>
         <w:rPr>
+          <w:b/>
+          <w:i/>
+          <w:color w:val="000000"/>
+        </w:rPr>
+        <w:t>Table 4.</w:t>
+      </w:r>
+      <w:r>
+        <w:rPr>
+          <w:b w:val="0"/>
+          <w:i/>
           <w:color w:val="000000"/>
         </w:rPr>
         <w:t xml:space="preserve"> </w:t>
       </w:r>
       <w:r>
         <w:rPr>
-          <w:color w:val="000000"/>
-        </w:rPr>
-        <w:t xml:space="preserve">over the modality's datasets (Section 4), the fraction of the achievable over-random improvement ADRank captures; pooling weights each dataset by how much the choice mattered, so it differs slightly from one minus the ratio of the rounded column means. ADRank is lowest on every row, and unlike EM/MV never falls to the random baseline.</w:t>
+          <w:b w:val="0"/>
+          <w:i/>
+          <w:color w:val="000000"/>
+        </w:rPr>
+        <w:t>regret@1 (absolute AUC points; lower is better) for ADRank versus label-free baselines. EM/MV are the Goix internal metrics, estimated by scoring both the data and a uniform Monte-Carlo sample of the feature box with each fitted detector. Consensus (rank by agreement with the mean detector score) scores Spearman ρ = -0.15 on tabular and is worse than random; its regret is dominated by that failure and omitted here for brevity. "skill" is the pooled selection skill  over the modality's datasets (Section 4), the fraction of the achievable over-random improvement ADRank captures; pooling weights each dataset by how much the choice mattered, so it differs slightly from one minus the ratio of the rounded column means. ADRank is lowest on every row, and unlike EM/MV never falls to the random baseline.</w:t>
       </w:r>
     </w:p>
-    <w:bookmarkEnd w:id="32"/>
-    <w:bookmarkStart w:id="33" w:name="X260dc2f79dada0daf376fdbce8899adf0672e2f"/>
+    <w:bookmarkEnd w:id="26"/>
+    <w:bookmarkStart w:id="27" w:name="X84148a73d482386225bcc927e6e92a68439cad5"/>
     <w:p>
       <w:pPr>
         <w:pStyle w:val="Heading3"/>
@@ -12580,7 +9627,7 @@
         <w:rPr>
           <w:color w:val="000000"/>
         </w:rPr>
-        <w:t xml:space="preserve">5.7 A second benchmark, deep detectors, and a structural ceiling</w:t>
+        <w:t xml:space="preserve">5.4 A second benchmark and a structural ceiling</w:t>
       </w:r>
     </w:p>
     <w:p>
@@ -12626,7 +9673,7 @@
           <w:bCs/>
           <w:color w:val="000000"/>
         </w:rPr>
-        <w:t xml:space="preserve">Deep detectors.</w:t>
+        <w:t xml:space="preserve">A structural ceiling, and candidate fixes.</w:t>
       </w:r>
       <w:r>
         <w:rPr>
@@ -12638,685 +9685,27 @@
         <w:rPr>
           <w:color w:val="000000"/>
         </w:rPr>
-        <w:t xml:space="preserve">We re-run with AutoEncoder and DeepSVDD added (an 11-detector panel) on a matched spot-check (7-8 datasets per modality, single seed, K = 30 regimes) and compare against the classical 9-detector panel on the same datasets and config (Table 6). The headline holds: auto-calibrated ADRank still cuts regret 85-94% below random with the deep detectors in the panel.</w:t>
-      </w:r>
-    </w:p>
-    <w:tbl>
-      <w:tblPr>
-        <w:tblStyle w:val="Table"/>
-        <w:tblW w:type="pct" w:w="5000"/>
-        <w:jc w:val="center"/>
-        <w:tblLook w:firstRow="1" w:lastRow="0" w:firstColumn="0" w:lastColumn="0" w:noHBand="0" w:noVBand="0" w:val="0020"/>
-        <w:tblLayout w:type="autofit"/>
-        <w:tblBorders>
-          <w:top w:val="single" w:sz="10" w:color="4F6272"/>
-          <w:bottom w:val="single" w:sz="10" w:color="4F6272"/>
-          <w:insideH w:val="single" w:sz="5" w:color="9FB0C2"/>
-          <w:left w:val="single" w:sz="6" w:color="9FB0C2"/>
-          <w:right w:val="single" w:sz="6" w:color="9FB0C2"/>
-          <w:insideV w:val="single" w:sz="5" w:color="D9E1E8"/>
-        </w:tblBorders>
-      </w:tblPr>
-      <w:tblGrid>
-        <w:gridCol w:w="1980"/>
-        <w:gridCol w:w="1980"/>
-        <w:gridCol w:w="1980"/>
-        <w:gridCol w:w="1980"/>
-      </w:tblGrid>
-      <w:tr>
-        <w:trPr>
-          <w:tblHeader w:val="on"/>
-        </w:trPr>
-        <w:tc>
-          <w:tcPr>
-            <w:shd w:fill="EEF3F7"/>
-            <w:tcBorders>
-              <w:left w:val="nil"/>
-              <w:right w:val="nil"/>
-              <w:top w:val="nil"/>
-              <w:bottom w:val="single" w:sz="8" w:color="9FB0C2"/>
-            </w:tcBorders>
-            <w:vAlign w:val="center"/>
-          </w:tcPr>
-          <w:p>
-            <w:pPr>
-              <w:pStyle w:val="Compact"/>
-              <w:spacing w:before="0" w:after="20" w:line="240" w:lineRule="auto"/>
-              <w:jc w:val="center"/>
-              <w:suppressAutoHyphens/>
-              <w:keepNext w:val="0"/>
-              <w:keepLines/>
-              <w:widowControl w:val="1"/>
-            </w:pPr>
-            <w:r>
-              <w:rPr>
-                <w:rFonts w:ascii="Times New Roman" w:hAnsi="Times New Roman"/>
-                <w:b/>
-                <w:color w:val="000000"/>
-                <w:sz w:val="19"/>
-              </w:rPr>
-              <w:t xml:space="preserve">Modality</w:t>
-            </w:r>
-          </w:p>
-        </w:tc>
-        <w:tc>
-          <w:tcPr>
-            <w:shd w:fill="EEF3F7"/>
-            <w:tcBorders>
-              <w:left w:val="nil"/>
-              <w:right w:val="nil"/>
-              <w:top w:val="nil"/>
-              <w:bottom w:val="single" w:sz="8" w:color="9FB0C2"/>
-            </w:tcBorders>
-            <w:vAlign w:val="center"/>
-          </w:tcPr>
-          <w:p>
-            <w:pPr>
-              <w:pStyle w:val="Compact"/>
-              <w:spacing w:before="0" w:after="20" w:line="240" w:lineRule="auto"/>
-              <w:jc w:val="center"/>
-              <w:suppressAutoHyphens/>
-              <w:keepNext w:val="0"/>
-              <w:keepLines/>
-              <w:widowControl w:val="1"/>
-            </w:pPr>
-            <w:r>
-              <w:rPr>
-                <w:rFonts w:ascii="Times New Roman" w:hAnsi="Times New Roman"/>
-                <w:b/>
-                <w:color w:val="000000"/>
-                <w:sz w:val="19"/>
-              </w:rPr>
-              <w:t xml:space="preserve">9 detectors (classical)</w:t>
-            </w:r>
-          </w:p>
-        </w:tc>
-        <w:tc>
-          <w:tcPr>
-            <w:shd w:fill="EEF3F7"/>
-            <w:tcBorders>
-              <w:left w:val="nil"/>
-              <w:right w:val="nil"/>
-              <w:top w:val="nil"/>
-              <w:bottom w:val="single" w:sz="8" w:color="9FB0C2"/>
-            </w:tcBorders>
-            <w:vAlign w:val="center"/>
-          </w:tcPr>
-          <w:p>
-            <w:pPr>
-              <w:pStyle w:val="Compact"/>
-              <w:spacing w:before="0" w:after="20" w:line="240" w:lineRule="auto"/>
-              <w:jc w:val="center"/>
-              <w:suppressAutoHyphens/>
-              <w:keepNext w:val="0"/>
-              <w:keepLines/>
-              <w:widowControl w:val="1"/>
-            </w:pPr>
-            <w:r>
-              <w:rPr>
-                <w:rFonts w:ascii="Times New Roman" w:hAnsi="Times New Roman"/>
-                <w:b/>
-                <w:color w:val="000000"/>
-                <w:sz w:val="19"/>
-              </w:rPr>
-              <w:t xml:space="preserve">11 detectors (+ deep)</w:t>
-            </w:r>
-          </w:p>
-        </w:tc>
-        <w:tc>
-          <w:tcPr>
-            <w:shd w:fill="EEF3F7"/>
-            <w:tcBorders>
-              <w:left w:val="nil"/>
-              <w:right w:val="nil"/>
-              <w:top w:val="nil"/>
-              <w:bottom w:val="single" w:sz="8" w:color="9FB0C2"/>
-            </w:tcBorders>
-            <w:vAlign w:val="center"/>
-          </w:tcPr>
-          <w:p>
-            <w:pPr>
-              <w:pStyle w:val="Compact"/>
-              <w:spacing w:before="0" w:after="20" w:line="240" w:lineRule="auto"/>
-              <w:jc w:val="center"/>
-              <w:suppressAutoHyphens/>
-              <w:keepNext w:val="0"/>
-              <w:keepLines/>
-              <w:widowControl w:val="1"/>
-            </w:pPr>
-            <w:r>
-              <w:rPr>
-                <w:rFonts w:ascii="Times New Roman" w:hAnsi="Times New Roman"/>
-                <w:b/>
-                <w:color w:val="000000"/>
-                <w:sz w:val="19"/>
-              </w:rPr>
-              <w:t xml:space="preserve">Random</w:t>
-            </w:r>
-          </w:p>
-        </w:tc>
-      </w:tr>
-      <w:tr>
-        <w:tc>
-          <w:tcPr>
-            <w:tcBorders>
-              <w:left w:val="nil"/>
-              <w:right w:val="nil"/>
-              <w:top w:val="nil"/>
-              <w:bottom w:val="single" w:sz="4" w:color="D9E1E8"/>
-            </w:tcBorders>
-            <w:vAlign w:val="center"/>
-          </w:tcPr>
-          <w:p>
-            <w:pPr>
-              <w:pStyle w:val="Compact"/>
-              <w:spacing w:before="0" w:after="20" w:line="240" w:lineRule="auto"/>
-              <w:jc w:val="center"/>
-              <w:suppressAutoHyphens/>
-              <w:keepNext w:val="0"/>
-              <w:keepLines/>
-              <w:widowControl w:val="1"/>
-            </w:pPr>
-            <w:r>
-              <w:rPr>
-                <w:rFonts w:ascii="Times New Roman" w:hAnsi="Times New Roman"/>
-                <w:color w:val="000000"/>
-                <w:sz w:val="19"/>
-              </w:rPr>
-              <w:t xml:space="preserve">Tabular</w:t>
-            </w:r>
-          </w:p>
-        </w:tc>
-        <w:tc>
-          <w:tcPr>
-            <w:tcBorders>
-              <w:left w:val="nil"/>
-              <w:right w:val="nil"/>
-              <w:top w:val="nil"/>
-              <w:bottom w:val="single" w:sz="4" w:color="D9E1E8"/>
-            </w:tcBorders>
-            <w:vAlign w:val="center"/>
-          </w:tcPr>
-          <w:p>
-            <w:pPr>
-              <w:pStyle w:val="Compact"/>
-              <w:spacing w:before="0" w:after="20" w:line="240" w:lineRule="auto"/>
-              <w:jc w:val="center"/>
-              <w:suppressAutoHyphens/>
-              <w:keepNext w:val="0"/>
-              <w:keepLines/>
-              <w:widowControl w:val="1"/>
-            </w:pPr>
-            <w:r>
-              <w:rPr>
-                <w:rFonts w:ascii="Times New Roman" w:hAnsi="Times New Roman"/>
-                <w:color w:val="000000"/>
-                <w:sz w:val="19"/>
-              </w:rPr>
-              <w:t xml:space="preserve">0.009 (−92%)</w:t>
-            </w:r>
-          </w:p>
-        </w:tc>
-        <w:tc>
-          <w:tcPr>
-            <w:tcBorders>
-              <w:left w:val="nil"/>
-              <w:right w:val="nil"/>
-              <w:top w:val="nil"/>
-              <w:bottom w:val="single" w:sz="4" w:color="D9E1E8"/>
-            </w:tcBorders>
-            <w:vAlign w:val="center"/>
-          </w:tcPr>
-          <w:p>
-            <w:pPr>
-              <w:pStyle w:val="Compact"/>
-              <w:spacing w:before="0" w:after="20" w:line="240" w:lineRule="auto"/>
-              <w:jc w:val="center"/>
-              <w:suppressAutoHyphens/>
-              <w:keepNext w:val="0"/>
-              <w:keepLines/>
-              <w:widowControl w:val="1"/>
-            </w:pPr>
-            <w:r>
-              <w:rPr>
-                <w:rFonts w:ascii="Times New Roman" w:hAnsi="Times New Roman"/>
-                <w:color w:val="000000"/>
-                <w:sz w:val="19"/>
-              </w:rPr>
-              <w:t xml:space="preserve">0.015 (−87%)</w:t>
-            </w:r>
-          </w:p>
-        </w:tc>
-        <w:tc>
-          <w:tcPr>
-            <w:tcBorders>
-              <w:left w:val="nil"/>
-              <w:right w:val="nil"/>
-              <w:top w:val="nil"/>
-              <w:bottom w:val="single" w:sz="4" w:color="D9E1E8"/>
-            </w:tcBorders>
-            <w:vAlign w:val="center"/>
-          </w:tcPr>
-          <w:p>
-            <w:pPr>
-              <w:pStyle w:val="Compact"/>
-              <w:spacing w:before="0" w:after="20" w:line="240" w:lineRule="auto"/>
-              <w:jc w:val="center"/>
-              <w:suppressAutoHyphens/>
-              <w:keepNext w:val="0"/>
-              <w:keepLines/>
-              <w:widowControl w:val="1"/>
-            </w:pPr>
-            <w:r>
-              <w:rPr>
-                <w:rFonts w:ascii="Times New Roman" w:hAnsi="Times New Roman"/>
-                <w:color w:val="000000"/>
-                <w:sz w:val="19"/>
-              </w:rPr>
-              <w:t xml:space="preserve">0.117</w:t>
-            </w:r>
-          </w:p>
-        </w:tc>
-      </w:tr>
-      <w:tr>
-        <w:tc>
-          <w:tcPr>
-            <w:tcBorders>
-              <w:left w:val="nil"/>
-              <w:right w:val="nil"/>
-              <w:top w:val="nil"/>
-              <w:bottom w:val="single" w:sz="4" w:color="D9E1E8"/>
-            </w:tcBorders>
-            <w:vAlign w:val="center"/>
-          </w:tcPr>
-          <w:p>
-            <w:pPr>
-              <w:pStyle w:val="Compact"/>
-              <w:spacing w:before="0" w:after="20" w:line="240" w:lineRule="auto"/>
-              <w:jc w:val="center"/>
-              <w:suppressAutoHyphens/>
-              <w:keepNext w:val="0"/>
-              <w:keepLines/>
-              <w:widowControl w:val="1"/>
-            </w:pPr>
-            <w:r>
-              <w:rPr>
-                <w:rFonts w:ascii="Times New Roman" w:hAnsi="Times New Roman"/>
-                <w:color w:val="000000"/>
-                <w:sz w:val="19"/>
-              </w:rPr>
-              <w:t xml:space="preserve">Image (CV)</w:t>
-            </w:r>
-          </w:p>
-        </w:tc>
-        <w:tc>
-          <w:tcPr>
-            <w:tcBorders>
-              <w:left w:val="nil"/>
-              <w:right w:val="nil"/>
-              <w:top w:val="nil"/>
-              <w:bottom w:val="single" w:sz="4" w:color="D9E1E8"/>
-            </w:tcBorders>
-            <w:vAlign w:val="center"/>
-          </w:tcPr>
-          <w:p>
-            <w:pPr>
-              <w:pStyle w:val="Compact"/>
-              <w:spacing w:before="0" w:after="20" w:line="240" w:lineRule="auto"/>
-              <w:jc w:val="center"/>
-              <w:suppressAutoHyphens/>
-              <w:keepNext w:val="0"/>
-              <w:keepLines/>
-              <w:widowControl w:val="1"/>
-            </w:pPr>
-            <w:r>
-              <w:rPr>
-                <w:rFonts w:ascii="Times New Roman" w:hAnsi="Times New Roman"/>
-                <w:color w:val="000000"/>
-                <w:sz w:val="19"/>
-              </w:rPr>
-              <w:t xml:space="preserve">0.005 (−94%)</w:t>
-            </w:r>
-          </w:p>
-        </w:tc>
-        <w:tc>
-          <w:tcPr>
-            <w:tcBorders>
-              <w:left w:val="nil"/>
-              <w:right w:val="nil"/>
-              <w:top w:val="nil"/>
-              <w:bottom w:val="single" w:sz="4" w:color="D9E1E8"/>
-            </w:tcBorders>
-            <w:vAlign w:val="center"/>
-          </w:tcPr>
-          <w:p>
-            <w:pPr>
-              <w:pStyle w:val="Compact"/>
-              <w:spacing w:before="0" w:after="20" w:line="240" w:lineRule="auto"/>
-              <w:jc w:val="center"/>
-              <w:suppressAutoHyphens/>
-              <w:keepNext w:val="0"/>
-              <w:keepLines/>
-              <w:widowControl w:val="1"/>
-            </w:pPr>
-            <w:r>
-              <w:rPr>
-                <w:rFonts w:ascii="Times New Roman" w:hAnsi="Times New Roman"/>
-                <w:color w:val="000000"/>
-                <w:sz w:val="19"/>
-              </w:rPr>
-              <w:t xml:space="preserve">0.012 (−85%)</w:t>
-            </w:r>
-          </w:p>
-        </w:tc>
-        <w:tc>
-          <w:tcPr>
-            <w:tcBorders>
-              <w:left w:val="nil"/>
-              <w:right w:val="nil"/>
-              <w:top w:val="nil"/>
-              <w:bottom w:val="single" w:sz="4" w:color="D9E1E8"/>
-            </w:tcBorders>
-            <w:vAlign w:val="center"/>
-          </w:tcPr>
-          <w:p>
-            <w:pPr>
-              <w:pStyle w:val="Compact"/>
-              <w:spacing w:before="0" w:after="20" w:line="240" w:lineRule="auto"/>
-              <w:jc w:val="center"/>
-              <w:suppressAutoHyphens/>
-              <w:keepNext w:val="0"/>
-              <w:keepLines/>
-              <w:widowControl w:val="1"/>
-            </w:pPr>
-            <w:r>
-              <w:rPr>
-                <w:rFonts w:ascii="Times New Roman" w:hAnsi="Times New Roman"/>
-                <w:color w:val="000000"/>
-                <w:sz w:val="19"/>
-              </w:rPr>
-              <w:t xml:space="preserve">0.079</w:t>
-            </w:r>
-          </w:p>
-        </w:tc>
-      </w:tr>
-      <w:tr>
-        <w:tc>
-          <w:tcPr>
-            <w:tcBorders>
-              <w:left w:val="nil"/>
-              <w:right w:val="nil"/>
-              <w:top w:val="nil"/>
-              <w:bottom w:val="single" w:sz="4" w:color="D9E1E8"/>
-            </w:tcBorders>
-            <w:vAlign w:val="center"/>
-          </w:tcPr>
-          <w:p>
-            <w:pPr>
-              <w:pStyle w:val="Compact"/>
-              <w:spacing w:before="0" w:after="20" w:line="240" w:lineRule="auto"/>
-              <w:jc w:val="center"/>
-              <w:suppressAutoHyphens/>
-              <w:keepNext w:val="0"/>
-              <w:keepLines/>
-              <w:widowControl w:val="1"/>
-            </w:pPr>
-            <w:r>
-              <w:rPr>
-                <w:rFonts w:ascii="Times New Roman" w:hAnsi="Times New Roman"/>
-                <w:color w:val="000000"/>
-                <w:sz w:val="19"/>
-              </w:rPr>
-              <w:t xml:space="preserve">Text (NLP)</w:t>
-            </w:r>
-          </w:p>
-        </w:tc>
-        <w:tc>
-          <w:tcPr>
-            <w:tcBorders>
-              <w:left w:val="nil"/>
-              <w:right w:val="nil"/>
-              <w:top w:val="nil"/>
-              <w:bottom w:val="single" w:sz="4" w:color="D9E1E8"/>
-            </w:tcBorders>
-            <w:vAlign w:val="center"/>
-          </w:tcPr>
-          <w:p>
-            <w:pPr>
-              <w:pStyle w:val="Compact"/>
-              <w:spacing w:before="0" w:after="20" w:line="240" w:lineRule="auto"/>
-              <w:jc w:val="center"/>
-              <w:suppressAutoHyphens/>
-              <w:keepNext w:val="0"/>
-              <w:keepLines/>
-              <w:widowControl w:val="1"/>
-            </w:pPr>
-            <w:r>
-              <w:rPr>
-                <w:rFonts w:ascii="Times New Roman" w:hAnsi="Times New Roman"/>
-                <w:color w:val="000000"/>
-                <w:sz w:val="19"/>
-              </w:rPr>
-              <w:t xml:space="preserve">0.003 (−97%)</w:t>
-            </w:r>
-          </w:p>
-        </w:tc>
-        <w:tc>
-          <w:tcPr>
-            <w:tcBorders>
-              <w:left w:val="nil"/>
-              <w:right w:val="nil"/>
-              <w:top w:val="nil"/>
-              <w:bottom w:val="single" w:sz="4" w:color="D9E1E8"/>
-            </w:tcBorders>
-            <w:vAlign w:val="center"/>
-          </w:tcPr>
-          <w:p>
-            <w:pPr>
-              <w:pStyle w:val="Compact"/>
-              <w:spacing w:before="0" w:after="20" w:line="240" w:lineRule="auto"/>
-              <w:jc w:val="center"/>
-              <w:suppressAutoHyphens/>
-              <w:keepNext w:val="0"/>
-              <w:keepLines/>
-              <w:widowControl w:val="1"/>
-            </w:pPr>
-            <w:r>
-              <w:rPr>
-                <w:rFonts w:ascii="Times New Roman" w:hAnsi="Times New Roman"/>
-                <w:color w:val="000000"/>
-                <w:sz w:val="19"/>
-              </w:rPr>
-              <w:t xml:space="preserve">0.005 (−94%)</w:t>
-            </w:r>
-          </w:p>
-        </w:tc>
-        <w:tc>
-          <w:tcPr>
-            <w:tcBorders>
-              <w:left w:val="nil"/>
-              <w:right w:val="nil"/>
-              <w:top w:val="nil"/>
-              <w:bottom w:val="single" w:sz="4" w:color="D9E1E8"/>
-            </w:tcBorders>
-            <w:vAlign w:val="center"/>
-          </w:tcPr>
-          <w:p>
-            <w:pPr>
-              <w:pStyle w:val="Compact"/>
-              <w:spacing w:before="0" w:after="20" w:line="240" w:lineRule="auto"/>
-              <w:jc w:val="center"/>
-              <w:suppressAutoHyphens/>
-              <w:keepNext w:val="0"/>
-              <w:keepLines/>
-              <w:widowControl w:val="1"/>
-            </w:pPr>
-            <w:r>
-              <w:rPr>
-                <w:rFonts w:ascii="Times New Roman" w:hAnsi="Times New Roman"/>
-                <w:color w:val="000000"/>
-                <w:sz w:val="19"/>
-              </w:rPr>
-              <w:t xml:space="preserve">0.084</w:t>
-            </w:r>
-          </w:p>
-        </w:tc>
-      </w:tr>
-      <w:tr>
-        <w:tc>
-          <w:tcPr>
-            <w:tcBorders>
-              <w:left w:val="nil"/>
-              <w:right w:val="nil"/>
-              <w:top w:val="nil"/>
-              <w:bottom w:val="nil"/>
-            </w:tcBorders>
-            <w:vAlign w:val="center"/>
-          </w:tcPr>
-          <w:p>
-            <w:pPr>
-              <w:pStyle w:val="Compact"/>
-              <w:spacing w:before="0" w:after="20" w:line="240" w:lineRule="auto"/>
-              <w:jc w:val="center"/>
-              <w:suppressAutoHyphens/>
-              <w:keepNext w:val="0"/>
-              <w:keepLines/>
-              <w:widowControl w:val="1"/>
-            </w:pPr>
-            <w:r>
-              <w:rPr>
-                <w:rFonts w:ascii="Times New Roman" w:hAnsi="Times New Roman"/>
-                <w:color w:val="000000"/>
-                <w:sz w:val="19"/>
-              </w:rPr>
-              <w:t xml:space="preserve">Time-series</w:t>
-            </w:r>
-          </w:p>
-        </w:tc>
-        <w:tc>
-          <w:tcPr>
-            <w:tcBorders>
-              <w:left w:val="nil"/>
-              <w:right w:val="nil"/>
-              <w:top w:val="nil"/>
-              <w:bottom w:val="nil"/>
-            </w:tcBorders>
-            <w:vAlign w:val="center"/>
-          </w:tcPr>
-          <w:p>
-            <w:pPr>
-              <w:pStyle w:val="Compact"/>
-              <w:spacing w:before="0" w:after="20" w:line="240" w:lineRule="auto"/>
-              <w:jc w:val="center"/>
-              <w:suppressAutoHyphens/>
-              <w:keepNext w:val="0"/>
-              <w:keepLines/>
-              <w:widowControl w:val="1"/>
-            </w:pPr>
-            <w:r>
-              <w:rPr>
-                <w:rFonts w:ascii="Times New Roman" w:hAnsi="Times New Roman"/>
-                <w:color w:val="000000"/>
-                <w:sz w:val="19"/>
-              </w:rPr>
-              <w:t xml:space="preserve">0.002 (−90%)</w:t>
-            </w:r>
-          </w:p>
-        </w:tc>
-        <w:tc>
-          <w:tcPr>
-            <w:tcBorders>
-              <w:left w:val="nil"/>
-              <w:right w:val="nil"/>
-              <w:top w:val="nil"/>
-              <w:bottom w:val="nil"/>
-            </w:tcBorders>
-            <w:vAlign w:val="center"/>
-          </w:tcPr>
-          <w:p>
-            <w:pPr>
-              <w:pStyle w:val="Compact"/>
-              <w:spacing w:before="0" w:after="20" w:line="240" w:lineRule="auto"/>
-              <w:jc w:val="center"/>
-              <w:suppressAutoHyphens/>
-              <w:keepNext w:val="0"/>
-              <w:keepLines/>
-              <w:widowControl w:val="1"/>
-            </w:pPr>
-            <w:r>
-              <w:rPr>
-                <w:rFonts w:ascii="Times New Roman" w:hAnsi="Times New Roman"/>
-                <w:color w:val="000000"/>
-                <w:sz w:val="19"/>
-              </w:rPr>
-              <w:t xml:space="preserve">0.002 (−88%)</w:t>
-            </w:r>
-          </w:p>
-        </w:tc>
-        <w:tc>
-          <w:tcPr>
-            <w:tcBorders>
-              <w:left w:val="nil"/>
-              <w:right w:val="nil"/>
-              <w:top w:val="nil"/>
-              <w:bottom w:val="nil"/>
-            </w:tcBorders>
-            <w:vAlign w:val="center"/>
-          </w:tcPr>
-          <w:p>
-            <w:pPr>
-              <w:pStyle w:val="Compact"/>
-              <w:spacing w:before="0" w:after="20" w:line="240" w:lineRule="auto"/>
-              <w:jc w:val="center"/>
-              <w:suppressAutoHyphens/>
-              <w:keepNext w:val="0"/>
-              <w:keepLines/>
-              <w:widowControl w:val="1"/>
-            </w:pPr>
-            <w:r>
-              <w:rPr>
-                <w:rFonts w:ascii="Times New Roman" w:hAnsi="Times New Roman"/>
-                <w:color w:val="000000"/>
-                <w:sz w:val="19"/>
-              </w:rPr>
-              <w:t xml:space="preserve">0.019</w:t>
-            </w:r>
-          </w:p>
-        </w:tc>
-      </w:tr>
-    </w:tbl>
-    <w:p>
-      <w:pPr>
-        <w:pStyle w:val="TableCaption"/>
-        <w:spacing w:before="280" w:after="60" w:line="240" w:lineRule="auto"/>
-        <w:jc w:val="center"/>
-        <w:keepNext/>
-        <w:keepLines/>
-        <w:widowControl w:val="1"/>
-      </w:pPr>
-      <w:r>
-        <w:rPr>
-          <w:b/>
+        <w:t xml:space="preserve">The residual gap to the labels-based oracle (largest on DAMI, 0.040 vs 0.024) has a single cause: cluster-holdout pseudo-anomalies are</w:t>
+      </w:r>
+      <w:r>
+        <w:rPr>
+          <w:color w:val="000000"/>
+        </w:rPr>
+        <w:t xml:space="preserve"> </w:t>
+      </w:r>
+      <w:r>
+        <w:rPr>
           <w:i/>
-          <w:color w:val="000000"/>
-        </w:rPr>
-        <w:t>Table 6.</w:t>
-      </w:r>
-      <w:r>
-        <w:rPr>
-          <w:b w:val="0"/>
-          <w:i/>
-          <w:color w:val="000000"/>
-        </w:rPr>
-        <w:t xml:space="preserve"> </w:t>
-      </w:r>
-      <w:r>
-        <w:rPr>
-          <w:b w:val="0"/>
-          <w:i/>
-          <w:color w:val="000000"/>
-        </w:rPr>
-        <w:t>regret@1 (absolute, in AUC points; parenthetical is the reduction versus random) on the same datasets and config, classical vs deep-augmented panel, single seed. Adding two deep detectors leaves the reduction at 85-94%. The small absolute rise (e.g. 0.009 to 0.015 on tabular) reflects a harder ranking problem, not a failure: there are two more detectors to rank and they are competitive, taking the true-best slot on three datasets (AutoEncoder once, DeepSVDD twice), so a near-miss between strong detectors costs a little regret while remaining far below random.</w:t>
+          <w:iCs/>
+          <w:color w:val="000000"/>
+        </w:rPr>
+        <w:t xml:space="preserve">local</w:t>
+      </w:r>
+      <w:r>
+        <w:rPr>
+          <w:color w:val="000000"/>
+        </w:rPr>
+        <w:t xml:space="preserve">. ADRank picks a local-density detector (LOF/KNN/CBLOF) on 98% of DAMI dataset-seed cases, but the true best is local on only 48%; when the true best is a global detector (HBOS/COPOD/ECOD/PCA), no cluster-based regime in the bank can make it win, and the best-achievable-in-bank regret on those cases (0.039) is 5× that on local-best cases (0.008). The two clustering ablations that follow (global-tail regime and deep clustering) run on the nine DAMI datasets that exclude the 1555-dimensional InternetAds, on which k-means auto-calibrated regret is 0.034. The natural remedy, adding a global-tail pseudo-anomaly regime (points in the marginal tails or far from the centroid, rather than held-out clusters), does not help and slightly hurts: DAMI regret rises from 0.034 to 0.036-0.045 as such regimes are added. The mechanism is instructive: a global-tail task is high-variance (marginal detectors ace it), so the discriminative weight over-trusts it, but it is not truth-aligned, so it drags the pick toward marginal detectors even when they are wrong. The label-free weighting cannot distinguish a high-variance-but-misaligned regime from an informative one.</w:t>
       </w:r>
     </w:p>
     <w:p>
@@ -13329,43 +9718,9 @@
       </w:pPr>
       <w:r>
         <w:rPr>
-          <w:b/>
-          <w:bCs/>
-          <w:color w:val="000000"/>
-        </w:rPr>
-        <w:t xml:space="preserve">A structural ceiling, and candidate fixes.</w:t>
-      </w:r>
-      <w:r>
-        <w:rPr>
-          <w:color w:val="000000"/>
-        </w:rPr>
-        <w:t xml:space="preserve"> </w:t>
-      </w:r>
-      <w:r>
-        <w:rPr>
-          <w:color w:val="000000"/>
-        </w:rPr>
-        <w:t xml:space="preserve">The residual gap to the labels-based oracle (largest on DAMI, 0.040 vs 0.024) has a single cause: cluster-holdout pseudo-anomalies are</w:t>
-      </w:r>
-      <w:r>
-        <w:rPr>
-          <w:color w:val="000000"/>
-        </w:rPr>
-        <w:t xml:space="preserve"> </w:t>
-      </w:r>
-      <w:r>
-        <w:rPr>
-          <w:i/>
-          <w:iCs/>
-          <w:color w:val="000000"/>
-        </w:rPr>
-        <w:t xml:space="preserve">local</w:t>
-      </w:r>
-      <w:r>
-        <w:rPr>
-          <w:color w:val="000000"/>
-        </w:rPr>
-        <w:t xml:space="preserve">. ADRank picks a local-density detector (LOF/KNN/CBLOF) on 98% of DAMI dataset-seed cases, but the true best is local on only 48%; when the true best is a global detector (HBOS/COPOD/ECOD/PCA), no cluster-based regime in the bank can make it win, and the best-achievable-in-bank regret on those cases (0.039) is 5× that on local-best cases (0.008). The two clustering ablations that follow (global-tail regime and deep clustering) run on the nine DAMI datasets that exclude the 1555-dimensional InternetAds, on which k-means auto-calibrated regret is 0.034. The natural remedy, adding a global-tail pseudo-anomaly regime (points in the marginal tails or far from the centroid, rather than held-out clusters), does not help and slightly hurts: DAMI regret rises from 0.034 to 0.036-0.045 as such regimes are added. The mechanism is instructive: a global-tail task is high-variance (marginal detectors ace it), so the discriminative weight over-trusts it, but it is not truth-aligned, so it drags the pick toward marginal detectors even when they are wrong. The label-free weighting cannot distinguish a high-variance-but-misaligned regime from an informative one.</w:t>
+          <w:color w:val="000000"/>
+        </w:rPr>
+        <w:t xml:space="preserve">A second candidate fix, replacing the PCA-then-MiniBatchKMeans latent and clustering with a jointly-learned deep clustering (VaDE [21], a variational autoencoder with a Gaussian-mixture prior), is more subtle. Off-the-shelf VaDE does raise regret (mean 0.056 vs 0.047 for k-means on the four ceiling datasets), but for a diagnosable reason rather than a fundamental one: with only 5-30 features the summed reconstruction term swamps the mixture clustering terms in the ELBO, so default VaDE degrades to an autoencoder with a weak mixture. Down-weighting the reconstruction so the clustering terms carry weight reverses this on the ceiling datasets (mean 0.041 vs 0.047, winning on WDBC 0.064 to 0.044 and PageBlocks 0.008 to 0.000). Across the full DAMI set, unguarded balanced VaDE is not a robust replacement: it improves 6 of 9 datasets by small margins but collapses to two or three effective clusters on others and then makes a catastrophic pick (Wilt 0.000 to 0.193, Waveform 0.016 to 0.075), so its mean regret is worse than k-means (0.055 vs 0.034). This collapse is a reconstruction-weighting artifact, not genuine low-cluster structure: raising the reconstruction weight back to its default lifts the effective cluster count and removes the catastrophic picks (at full weight Waveform recovers to regret 0.000 and Wilt to 0.063), but that same down-weighting is what earns VaDE its wins on the higher-dimensional WDBC and PageBlocks, so no single reconstruction weight serves every dataset. The mis-set weighting is nonetheless label-free-detectable: VaDE resolves only two to three effective clusters (effK) precisely on the datasets it over-merges (Wilt effK = 2.5, Waveform 2.8), while the datasets it helps sit at effK ≥ 3. Gating on this, using the deep clustering only when effK ≥ 3 and falling back to k-means otherwise, removes both catastrophes (Wilt 0.193 to 0.000, Waveform 0.075 to 0.016). On the nine DAMI datasets the guarded hybrid edges k-means (0.030 vs 0.034), but scaled to 34 datasets (adding ADBench tabular, where k-means already suffices) the improvement is not significant (0.023 vs 0.027, 12 wins to 5, paired p = 0.23). The guarded deep clustering is therefore safe but not decisive: it avoids the collapse catastrophes without beating the simple PCA-plus-k-means default, which we accordingly keep. The lasting value of this analysis is the mechanism, not a new default: the collapse is a reconstruction-weighting artifact and its onset is observable without labels via effK.</w:t>
       </w:r>
     </w:p>
     <w:p>
@@ -13380,26 +9735,11 @@
         <w:rPr>
           <w:color w:val="000000"/>
         </w:rPr>
-        <w:t xml:space="preserve">A second candidate fix, replacing the PCA-then-MiniBatchKMeans latent and clustering with a jointly-learned deep clustering (VaDE [21], a variational autoencoder with a Gaussian-mixture prior), is more subtle. Off-the-shelf VaDE does raise regret (mean 0.056 vs 0.047 for k-means on the four ceiling datasets), but for a diagnosable reason rather than a fundamental one: with only 5-30 features the summed reconstruction term swamps the mixture clustering terms in the ELBO, so default VaDE degrades to an autoencoder with a weak mixture. Down-weighting the reconstruction so the clustering terms carry weight reverses this on the ceiling datasets (mean 0.041 vs 0.047, winning on WDBC 0.064 to 0.044 and PageBlocks 0.008 to 0.000). Across the full DAMI set, unguarded balanced VaDE is not a robust replacement: it improves 6 of 9 datasets by small margins but collapses to two or three effective clusters on others and then makes a catastrophic pick (Wilt 0.000 to 0.193, Waveform 0.016 to 0.075), so its mean regret is worse than k-means (0.055 vs 0.034). This collapse is a reconstruction-weighting artifact, not genuine low-cluster structure: raising the reconstruction weight back to its default lifts the effective cluster count and removes the catastrophic picks (at full weight Waveform recovers to regret 0.000 and Wilt to 0.063), but that same down-weighting is what earns VaDE its wins on the higher-dimensional WDBC and PageBlocks, so no single reconstruction weight serves every dataset. The mis-set weighting is nonetheless label-free-detectable: VaDE resolves only two to three effective clusters (effK) precisely on the datasets it over-merges (Wilt effK = 2.5, Waveform 2.8), while the datasets it helps sit at effK ≥ 3. Gating on this, using the deep clustering only when effK ≥ 3 and falling back to k-means otherwise, removes both catastrophes (Wilt 0.193 to 0.000, Waveform 0.075 to 0.016). On the nine DAMI datasets the guarded hybrid edges k-means (0.030 vs 0.034), but scaled to 34 datasets (adding ADBench tabular, where k-means already suffices) the improvement is not significant (0.023 vs 0.027, 12 wins to 5, paired p = 0.23). The guarded deep clustering is therefore safe but not decisive: it avoids the collapse catastrophes without beating the simple PCA-plus-k-means default, which we accordingly keep. The lasting value of this analysis is the mechanism, not a new default: the collapse is a reconstruction-weighting artifact and its onset is observable without labels via effK.</w:t>
+        <w:t xml:space="preserve">The remaining ceiling is partly closed by a global regime that avoids the over-trust failure above. Where the global-tail regime mixed marginal and centroid-distance holdouts and was high-variance, a per-feature marginal-tail regime (hold out the extreme tail of a single raw feature) is low-variance, so the discriminative weight does not over-trust it. Added to the bank it is safe in distribution, no ADBench or DAMI dataset among 32 worsens by more than 0.001, and it significantly helps out of distribution where the best detector is marginal: on 164 held-out OddBench datasets it cuts mean regret from 0.102 to 0.090 (paired p = 0.006), concentrated on the global-best losers it targets (0.228 to 0.196). It does not reach datasets whose best detector is distributional rather than marginal (DAMI Annthyroid and WDBC are unchanged), so that part of the ceiling remains open. A label-free trust signal for regimes would close the rest, and a partial one already exists: cross-regime top-1 agreement predicts realized regret on the hard (DAMI, tabular) datasets (high-agreement half 0.030 vs 0.049), giving a per-dataset confidence flag.</w:t>
       </w:r>
     </w:p>
-    <w:p>
-      <w:pPr>
-        <w:pStyle w:val="BodyText"/>
-        <w:jc w:val="both"/>
-        <w:keepNext w:val="0"/>
-        <w:keepLines w:val="0"/>
-        <w:widowControl w:val="1"/>
-      </w:pPr>
-      <w:r>
-        <w:rPr>
-          <w:color w:val="000000"/>
-        </w:rPr>
-        <w:t xml:space="preserve">The remaining ceiling is partly closed by a global regime that avoids the over-trust failure above. Where the global-tail regime mixed marginal and centroid-distance holdouts and was high-variance, a per-feature marginal-tail regime (hold out the extreme tail of a single raw feature) is low-variance, so the discriminative weight does not over-trust it. Added to the bank it is safe in distribution, no ADBench or DAMI dataset among 32 worsens by more than 0.001, and it significantly helps out of distribution where the best detector is marginal: on 164 held-out OddBench datasets it cuts mean regret from 0.102 to 0.090 (paired p = 0.006), concentrated on the global-best losers it targets (0.228 to 0.196). It does not reach datasets whose best detector is distributional rather than marginal (DAMI Annthyroid and WDBC are unchanged), so that part of the ceiling remains open. A label-free trust signal for regimes would close the rest, and a partial one already exists: cross-regime top-1 agreement predicts realized regret on the hard (DAMI, tabular) datasets (high-agreement half 0.030 vs 0.049), giving a per-dataset confidence flag.</w:t>
-      </w:r>
-    </w:p>
-    <w:bookmarkEnd w:id="33"/>
-    <w:bookmarkStart w:id="34" w:name="X225c150e89750861f2fe176cf2b7b76ae5b2d02"/>
+    <w:bookmarkEnd w:id="27"/>
+    <w:bookmarkStart w:id="28" w:name="Xc9212e3277a76088cd7ba1a288cf23f6bab282c"/>
     <w:p>
       <w:pPr>
         <w:pStyle w:val="Heading3"/>
@@ -13411,7 +9751,7 @@
         <w:rPr>
           <w:color w:val="000000"/>
         </w:rPr>
-        <w:t xml:space="preserve">5.8 The baseline that matters: fixed detectors, in and out of distribution</w:t>
+        <w:t xml:space="preserve">5.5 The baseline that matters: fixed detectors, in and out of distribution</w:t>
       </w:r>
     </w:p>
     <w:p>
@@ -14401,7 +10741,7 @@
           <w:i/>
           <w:color w:val="000000"/>
         </w:rPr>
-        <w:t>Table 7.</w:t>
+        <w:t>Table 5.</w:t>
       </w:r>
       <w:r>
         <w:rPr>
@@ -15221,7 +11561,7 @@
           <w:i/>
           <w:color w:val="000000"/>
         </w:rPr>
-        <w:t>Table 8.</w:t>
+        <w:t>Table 6.</w:t>
       </w:r>
       <w:r>
         <w:rPr>
@@ -15278,7 +11618,7 @@
         <w:rPr>
           <w:color w:val="000000"/>
         </w:rPr>
-        <w:t xml:space="preserve">between benchmarks, LOF is strongest in-distribution, Isolation Forest on OddBench, so committing to any one detector in advance is unsafe, and ADRank attains the best-fixed level on each benchmark without knowing which detector that is. On OddBench it ties that benchmark's best fixed detector (IForest, p = 0.51) rather than beating it; matching the dominant detector is the ceiling of any selector when a single detector dominates a corpus. The 53 datasets where ADRank trails random share the structural cause of Section 5.7: each has a global or marginal detector at near-perfect AUC (HBOS or PCA at 1.000 on DoctorVisits, CampaignOutcome, and similar single-feature-threshold labels) that cluster-holdout's local pseudo-anomalies cannot construct. The failure is the local-versus-global ceiling, now confirmed out of distribution, not a breakdown of the ranking signal.</w:t>
+        <w:t xml:space="preserve">between benchmarks, LOF is strongest in-distribution, Isolation Forest on OddBench, so committing to any one detector in advance is unsafe, and ADRank attains the best-fixed level on each benchmark without knowing which detector that is. On OddBench it ties that benchmark's best fixed detector (IForest, p = 0.51) rather than beating it; matching the dominant detector is the ceiling of any selector when a single detector dominates a corpus. The 53 datasets where ADRank trails random share the structural cause of Section 5.4: each has a global or marginal detector at near-perfect AUC (HBOS or PCA at 1.000 on DoctorVisits, CampaignOutcome, and similar single-feature-threshold labels) that cluster-holdout's local pseudo-anomalies cannot construct. The failure is the local-versus-global ceiling, now confirmed out of distribution, not a breakdown of the ranking signal.</w:t>
       </w:r>
     </w:p>
     <w:p>
@@ -15330,7 +11670,7 @@
         <w:rPr>
           <w:color w:val="000000"/>
         </w:rPr>
-        <w:t xml:space="preserve">(Section 4) collapses each benchmark to the fraction of the achievable random-to-oracle improvement a method captures. Table 9 reports it for every label-free strategy across all six benchmarks, each on a common dataset panel so the methods are scored on identical data. On frozen OddBench ADRank scores</w:t>
+        <w:t xml:space="preserve">(Section 4) collapses each benchmark to the fraction of the achievable random-to-oracle improvement a method captures. Table 7 reports it for every label-free strategy across all six benchmarks, each on a common dataset panel so the methods are scored on identical data. On frozen OddBench ADRank scores</w:t>
       </w:r>
       <w:r>
         <w:rPr>
@@ -17148,7 +13488,7 @@
           <w:i/>
           <w:color w:val="000000"/>
         </w:rPr>
-        <w:t>Table 9.</w:t>
+        <w:t>Table 7.</w:t>
       </w:r>
       <w:r>
         <w:rPr>
@@ -17167,8 +13507,8 @@
         <w:t>Selection skill S (pooled, Section 4; 1 = oracle, 0 = random, negative = worse than random) for each label-free strategy, computed on a common per-benchmark dataset panel so all methods are scored on identical datasets. "worst" is each method's minimum across the six benchmarks. ADRank has the highest worst-case skill; Isolation Forest and the EM/MV internal metrics each fall below random on at least one benchmark. EM/MV were not run on the external OddBench.</w:t>
       </w:r>
     </w:p>
-    <w:bookmarkEnd w:id="34"/>
-    <w:bookmarkStart w:id="38" w:name="Xe275d767a506706257e3e1fdc5468fb93373706"/>
+    <w:bookmarkEnd w:id="28"/>
+    <w:bookmarkStart w:id="32" w:name="X4c621d3d5d01d0190f366e11e8a32fcdaa42af6"/>
     <w:p>
       <w:pPr>
         <w:pStyle w:val="Heading3"/>
@@ -17180,7 +13520,7 @@
         <w:rPr>
           <w:color w:val="000000"/>
         </w:rPr>
-        <w:t xml:space="preserve">5.9 Does ADRank need real anomalies in its input?</w:t>
+        <w:t xml:space="preserve">5.6 Does ADRank need real anomalies in its input?</w:t>
       </w:r>
     </w:p>
     <w:p>
@@ -17214,18 +13554,18 @@
           <wp:inline>
             <wp:extent cx="5943600" cy="3657599"/>
             <wp:effectExtent b="0" l="0" r="0" t="0"/>
-            <wp:docPr descr="Regret versus the fraction of real anomalies revealed in ADRank's selection input; the curve is flat and far below random" title="" id="36" name="Picture"/>
+            <wp:docPr descr="Regret versus the fraction of real anomalies revealed in ADRank's selection input; the curve is flat and far below random" title="" id="30" name="Picture"/>
             <a:graphic>
               <a:graphicData uri="http://schemas.openxmlformats.org/drawingml/2006/picture">
                 <pic:pic>
                   <pic:nvPicPr>
-                    <pic:cNvPr descr="figures/fig5_contamination.png" id="37" name="Picture"/>
+                    <pic:cNvPr descr="figures/fig5_contamination.png" id="31" name="Picture"/>
                     <pic:cNvPicPr>
                       <a:picLocks noChangeArrowheads="1" noChangeAspect="1"/>
                     </pic:cNvPicPr>
                   </pic:nvPicPr>
                   <pic:blipFill>
-                    <a:blip r:embed="rId35"/>
+                    <a:blip r:embed="rId29"/>
                     <a:stretch>
                       <a:fillRect/>
                     </a:stretch>
@@ -17267,7 +13607,7 @@
           <w:i/>
           <w:color w:val="000000"/>
         </w:rPr>
-        <w:t>Figure 5.</w:t>
+        <w:t>Figure 4.</w:t>
       </w:r>
       <w:r>
         <w:rPr>
@@ -17301,9 +13641,9 @@
         <w:t xml:space="preserve">The regret curve is flat across contamination levels (0.016-0.026) and 4-6× below random everywhere. Critically, regret at 0% real anomalies (0.024) is within 0.002 of the natural rate (0.022). ADRank therefore does not rely on hidden real anomalies: it recovers the detector ranking from the normal cluster geometry alone, and works equally in the contaminated-unlabeled and the normal-only regimes.</w:t>
       </w:r>
     </w:p>
-    <w:bookmarkEnd w:id="38"/>
-    <w:bookmarkEnd w:id="39"/>
-    <w:bookmarkStart w:id="40" w:name="Xe60211b7362d4efd10cab3a88ad8ddec4cb4e70"/>
+    <w:bookmarkEnd w:id="32"/>
+    <w:bookmarkEnd w:id="33"/>
+    <w:bookmarkStart w:id="34" w:name="Xe60211b7362d4efd10cab3a88ad8ddec4cb4e70"/>
     <w:p>
       <w:pPr>
         <w:pStyle w:val="Heading2"/>
@@ -17373,7 +13713,7 @@
         <w:rPr>
           <w:color w:val="000000"/>
         </w:rPr>
-        <w:t xml:space="preserve">With auto-calibration the method selects a near-best detector on all four ADBench modalities (regret@1 ≤ 0.020, 78-93% below random, within 0.01 of the labels-based oracle), and the one modality a single fixed regime under-served, text, is brought in line by the same label-free weighting. The strength has clear bounds: on the DAMI benchmark the oracle gap is larger (41% reduction), and on 187 unseen OddBench datasets ADRank ties rather than beats that benchmark's best fixed detector and trails random on 53 of them. These bounds share one cause, datasets whose best detector is global rather than local (Section 5.7): where the best detector is a local-density method ADRank reliably finds it, and where it is global, cluster-holdout cannot yet construct the task.</w:t>
+        <w:t xml:space="preserve">With auto-calibration the method selects a near-best detector on all four ADBench modalities (regret@1 ≤ 0.020, 78-93% below random, within 0.01 of the labels-based oracle), and the one modality a single fixed regime under-served, text, is brought in line by the same label-free weighting. The strength has clear bounds: on the DAMI benchmark the oracle gap is larger (41% reduction), and on 187 unseen OddBench datasets ADRank ties rather than beats that benchmark's best fixed detector and trails random on 53 of them. These bounds share one cause, datasets whose best detector is global rather than local (Section 5.4): where the best detector is a local-density method ADRank reliably finds it, and where it is global, cluster-holdout cannot yet construct the task.</w:t>
       </w:r>
     </w:p>
     <w:p>
@@ -17402,7 +13742,7 @@
         <w:rPr>
           <w:color w:val="000000"/>
         </w:rPr>
-        <w:t xml:space="preserve">A regime whose pseudo-AUC is nearly constant across detectors cannot rank them; its high-variance counterpart can. Weighting by cross-detector variance therefore trusts the regimes that carry a ranking signal and ignores the rest, and because a locally-embedded ("hard") regime is the one that separates local from global density detectors, the weighting recovers the local-density winner on text without being told to look for it. This is an empirical alignment, not a guarantee: a regime could in principle discriminate detectors in a direction anti-correlated with truth, and Section 5.7 exhibits exactly that failure for a global-tail regime outside the cluster-holdout bank; within the bank, across 69 datasets, the high-variance regimes were the trustworthy ones.</w:t>
+        <w:t xml:space="preserve">A regime whose pseudo-AUC is nearly constant across detectors cannot rank them; its high-variance counterpart can. Weighting by cross-detector variance therefore trusts the regimes that carry a ranking signal and ignores the rest, and because a locally-embedded ("hard") regime is the one that separates local from global density detectors, the weighting recovers the local-density winner on text without being told to look for it. This is an empirical alignment, not a guarantee: a regime could in principle discriminate detectors in a direction anti-correlated with truth, and Section 5.4 exhibits exactly that failure for a global-tail regime outside the cluster-holdout bank; within the bank, across 69 datasets, the high-variance regimes were the trustworthy ones.</w:t>
       </w:r>
     </w:p>
     <w:p>
@@ -17463,8 +13803,8 @@
         <w:t xml:space="preserve">One ADRank pass over nine detectors, 20 cluster draws, and one dataset takes seconds to minutes on CPU. The whole 26-dataset tabular benchmark runs in ~35 minutes. There is no meta-training, no GPU dependency, and no external service.</w:t>
       </w:r>
     </w:p>
-    <w:bookmarkEnd w:id="40"/>
-    <w:bookmarkStart w:id="41" w:name="Xd6e2a28b540f60d683cac247f80283003c60b1c"/>
+    <w:bookmarkEnd w:id="34"/>
+    <w:bookmarkStart w:id="35" w:name="Xd6e2a28b540f60d683cac247f80283003c60b1c"/>
     <w:p>
       <w:pPr>
         <w:pStyle w:val="Heading2"/>
@@ -17491,7 +13831,7 @@
         <w:rPr>
           <w:color w:val="000000"/>
         </w:rPr>
-        <w:t xml:space="preserve">The pseudo-anomaly analogy is imperfect, and its principal limit is structural (Section 5.7): cluster-holdout regimes are local, so datasets whose best detector is global are under-served. Three candidate fixes were tested. A high-variance global-tail regime (mixing marginal and centroid-distance holdouts) fails because the label-free weighting over-trusts it. A low-variance per-feature marginal-tail regime does not trigger that over-trust: it is safe in distribution (no ADBench or DAMI dataset among 32 worsens by more than 0.001) and significantly reduces regret out of distribution where the best detector is marginal (164 held-out OddBench datasets, 0.102 to 0.090, p = 0.006), partially closing the ceiling.</w:t>
+        <w:t xml:space="preserve">The pseudo-anomaly analogy is imperfect, and its principal limit is structural (Section 5.4): cluster-holdout regimes are local, so datasets whose best detector is global are under-served. Three candidate fixes were tested. A high-variance global-tail regime (mixing marginal and centroid-distance holdouts) fails because the label-free weighting over-trusts it. A low-variance per-feature marginal-tail regime does not trigger that over-trust: it is safe in distribution (no ADBench or DAMI dataset among 32 worsens by more than 0.001) and significantly reduces regret out of distribution where the best detector is marginal (164 held-out OddBench datasets, 0.102 to 0.090, p = 0.006), partially closing the ceiling.</w:t>
       </w:r>
     </w:p>
     <w:p>
@@ -17506,7 +13846,7 @@
         <w:rPr>
           <w:color w:val="000000"/>
         </w:rPr>
-        <w:t xml:space="preserve">Replacing PCA-plus-k-means with a jointly-learned deep clustering (VaDE) is safe once guarded but not a decisive win: gating on the label-free effective-cluster count removes its catastrophic collapses, yet the guarded hybrid does not significantly beat k-means across 34 datasets (0.023 vs 0.027, paired p = 0.23), so we keep the simpler default. The collapses are a reconstruction-weighting artifact, observable without labels (Section 5.7). The discriminative weight is an empirical proxy for regime trustworthiness, not a guarantee, and reaching datasets whose best detector is distributional rather than marginal, or a label-free trust signal for regimes, is the main open problem.</w:t>
+        <w:t xml:space="preserve">Replacing PCA-plus-k-means with a jointly-learned deep clustering (VaDE) is safe once guarded but not a decisive win: gating on the label-free effective-cluster count removes its catastrophic collapses, yet the guarded hybrid does not significantly beat k-means across 34 datasets (0.023 vs 0.027, paired p = 0.23), so we keep the simpler default. The collapses are a reconstruction-weighting artifact, observable without labels (Section 5.4). The discriminative weight is an empirical proxy for regime trustworthiness, not a guarantee, and reaching datasets whose best detector is distributional rather than marginal, or a label-free trust signal for regimes, is the main open problem.</w:t>
       </w:r>
     </w:p>
     <w:p>
@@ -17540,11 +13880,11 @@
         <w:rPr>
           <w:color w:val="000000"/>
         </w:rPr>
-        <w:t xml:space="preserve">-cluster selection degrades and the smallest+random ensemble is needed, and on time-series a richer window descriptor is needed than a handful of summary statistics. The evaluation uses fixed default hyperparameters per detector; combining ADRank with per-detector hyperparameter search is left to future work. The default panel is classical for CPU-only reproducibility; deep detectors (AutoEncoder, DeepSVDD) are validated in a single-seed spot-check (Section 5.7) rather than the full five-seed sweep. Confidence intervals are derived from five seeds; regret standard deviations are already small (≤ 0.010), so more seeds would tighten them marginally without changing the ordering of modalities.</w:t>
+        <w:t xml:space="preserve">-cluster selection degrades and the smallest+random ensemble is needed, and on time-series a richer window descriptor is needed than a handful of summary statistics. The evaluation uses fixed default hyperparameters per detector; combining ADRank with per-detector hyperparameter search is left to future work. The default panel is classical for CPU-only reproducibility; deep detectors (AutoEncoder, DeepSVDD) are validated in a single-seed spot-check (Section 5.4) rather than the full five-seed sweep. Confidence intervals are derived from five seeds; regret standard deviations are already small (≤ 0.010), so more seeds would tighten them marginally without changing the ordering of modalities.</w:t>
       </w:r>
     </w:p>
-    <w:bookmarkEnd w:id="41"/>
-    <w:bookmarkStart w:id="42" w:name="X068cadce569253993d0037f110a97f237619c0f"/>
+    <w:bookmarkEnd w:id="35"/>
+    <w:bookmarkStart w:id="36" w:name="X068cadce569253993d0037f110a97f237619c0f"/>
     <w:p>
       <w:pPr>
         <w:pStyle w:val="Heading2"/>
@@ -17574,8 +13914,3685 @@
         <w:t xml:space="preserve">For the purpose of ranking anomaly detectors, held-out clusters of the unlabeled data behave enough like real anomalies to stand in for them. Running a bank of pseudo-anomaly regimes and weighting each by how strongly it separates the detectors, a purely label-free signal, cuts detector-selection regret by 78-93% relative to random on tabular, image, text, and time-series data, within 0.01 of AUC of a labels-based oracle, with a seed standard deviation at or below 0.002. Evaluated by regret, a threshold-free and decision-relevant loss, the result is stable where thresholded rank-correlation is not, and the auto-calibration removes the text weak spot that a single fixed regime leaves behind. The method needs no labels, no meta-training, and no GPU. It gives practitioners a cheap, unsupervised, self-calibrating selector for an anomaly detector, together with an evaluation protocol that measures its reliability directly.</w:t>
       </w:r>
     </w:p>
+    <w:bookmarkEnd w:id="36"/>
+    <w:bookmarkStart w:id="42" w:name="X6cad7445b6ef744a8d56b466b3d8dc06a942694"/>
+    <w:p>
+      <w:pPr>
+        <w:pStyle w:val="Heading2"/>
+        <w:keepNext/>
+        <w:keepLines/>
+        <w:widowControl w:val="1"/>
+      </w:pPr>
+      <w:r>
+        <w:rPr>
+          <w:color w:val="000000"/>
+        </w:rPr>
+        <w:t xml:space="preserve">Appendix A. Ablations and per-dataset behavior</w:t>
+      </w:r>
+    </w:p>
+    <w:bookmarkStart w:id="37" w:name="X80ac8a6d573c514303622ce95145bcc97b35326"/>
+    <w:p>
+      <w:pPr>
+        <w:pStyle w:val="Heading3"/>
+        <w:keepNext/>
+        <w:keepLines/>
+        <w:widowControl w:val="1"/>
+      </w:pPr>
+      <w:r>
+        <w:rPr>
+          <w:color w:val="000000"/>
+        </w:rPr>
+        <w:t xml:space="preserve">A.1 Cluster-selection strategy and rank aggregation</w:t>
+      </w:r>
+    </w:p>
+    <w:p>
+      <w:pPr>
+        <w:pStyle w:val="FirstParagraph"/>
+        <w:jc w:val="both"/>
+        <w:keepNext w:val="0"/>
+        <w:keepLines w:val="0"/>
+        <w:widowControl w:val="1"/>
+      </w:pPr>
+      <w:r>
+        <w:rPr>
+          <w:color w:val="000000"/>
+        </w:rPr>
+        <w:t xml:space="preserve">We ablate three axes: cluster-selection strategy (smallest clusters only, uniform random, composite "small + far from other centroids + low local density"), aggregation (mean, Borda, variance-weighted), and</w:t>
+      </w:r>
+      <w:r>
+        <w:rPr>
+          <w:color w:val="000000"/>
+        </w:rPr>
+        <w:t xml:space="preserve"> </w:t>
+      </w:r>
+      <m:oMath>
+        <m:r>
+          <m:t>K</m:t>
+        </m:r>
+      </m:oMath>
+      <w:r>
+        <w:rPr>
+          <w:color w:val="000000"/>
+        </w:rPr>
+        <w:t xml:space="preserve"> </w:t>
+      </w:r>
+      <w:r>
+        <w:rPr>
+          <w:color w:val="000000"/>
+        </w:rPr>
+        <w:t xml:space="preserve">(30 or 50). Table A.1 shows the top rows on the spread ≥ 0.10 subset.</w:t>
+      </w:r>
+    </w:p>
+    <w:tbl>
+      <w:tblPr>
+        <w:tblStyle w:val="Table"/>
+        <w:tblW w:type="pct" w:w="5000"/>
+        <w:jc w:val="center"/>
+        <w:tblLook w:firstRow="1" w:lastRow="0" w:firstColumn="0" w:lastColumn="0" w:noHBand="0" w:noVBand="0" w:val="0020"/>
+        <w:tblLayout w:type="autofit"/>
+        <w:tblBorders>
+          <w:top w:val="single" w:sz="10" w:color="4F6272"/>
+          <w:bottom w:val="single" w:sz="10" w:color="4F6272"/>
+          <w:insideH w:val="single" w:sz="5" w:color="9FB0C2"/>
+          <w:left w:val="single" w:sz="6" w:color="9FB0C2"/>
+          <w:right w:val="single" w:sz="6" w:color="9FB0C2"/>
+          <w:insideV w:val="single" w:sz="5" w:color="D9E1E8"/>
+        </w:tblBorders>
+      </w:tblPr>
+      <w:tblGrid>
+        <w:gridCol w:w="1131"/>
+        <w:gridCol w:w="1131"/>
+        <w:gridCol w:w="1131"/>
+        <w:gridCol w:w="1131"/>
+        <w:gridCol w:w="1131"/>
+        <w:gridCol w:w="1131"/>
+        <w:gridCol w:w="1131"/>
+      </w:tblGrid>
+      <w:tr>
+        <w:trPr>
+          <w:tblHeader w:val="on"/>
+        </w:trPr>
+        <w:tc>
+          <w:tcPr>
+            <w:shd w:fill="EEF3F7"/>
+            <w:tcBorders>
+              <w:left w:val="nil"/>
+              <w:right w:val="nil"/>
+              <w:top w:val="nil"/>
+              <w:bottom w:val="single" w:sz="8" w:color="9FB0C2"/>
+            </w:tcBorders>
+            <w:vAlign w:val="center"/>
+          </w:tcPr>
+          <w:p>
+            <w:pPr>
+              <w:pStyle w:val="Compact"/>
+              <w:spacing w:before="0" w:after="20" w:line="240" w:lineRule="auto"/>
+              <w:jc w:val="center"/>
+              <w:suppressAutoHyphens/>
+              <w:keepNext w:val="0"/>
+              <w:keepLines/>
+              <w:widowControl w:val="1"/>
+            </w:pPr>
+            <w:r>
+              <w:rPr>
+                <w:rFonts w:ascii="Times New Roman" w:hAnsi="Times New Roman"/>
+                <w:b/>
+                <w:color w:val="000000"/>
+                <w:sz w:val="18"/>
+              </w:rPr>
+              <w:t xml:space="preserve">Aggregation</w:t>
+            </w:r>
+          </w:p>
+        </w:tc>
+        <w:tc>
+          <w:tcPr>
+            <w:shd w:fill="EEF3F7"/>
+            <w:tcBorders>
+              <w:left w:val="nil"/>
+              <w:right w:val="nil"/>
+              <w:top w:val="nil"/>
+              <w:bottom w:val="single" w:sz="8" w:color="9FB0C2"/>
+            </w:tcBorders>
+            <w:vAlign w:val="center"/>
+          </w:tcPr>
+          <w:p>
+            <w:pPr>
+              <w:pStyle w:val="Compact"/>
+              <w:spacing w:before="0" w:after="20" w:line="240" w:lineRule="auto"/>
+              <w:jc w:val="center"/>
+              <w:suppressAutoHyphens/>
+              <w:keepNext w:val="0"/>
+              <w:keepLines/>
+              <w:widowControl w:val="1"/>
+            </w:pPr>
+            <w:r>
+              <w:rPr>
+                <w:rFonts w:ascii="Times New Roman" w:hAnsi="Times New Roman"/>
+                <w:b/>
+                <w:color w:val="000000"/>
+                <w:sz w:val="18"/>
+              </w:rPr>
+              <w:t xml:space="preserve">Selection</w:t>
+            </w:r>
+          </w:p>
+        </w:tc>
+        <w:tc>
+          <w:tcPr>
+            <w:shd w:fill="EEF3F7"/>
+            <w:tcBorders>
+              <w:left w:val="nil"/>
+              <w:right w:val="nil"/>
+              <w:top w:val="nil"/>
+              <w:bottom w:val="single" w:sz="8" w:color="9FB0C2"/>
+            </w:tcBorders>
+            <w:vAlign w:val="center"/>
+          </w:tcPr>
+          <w:p>
+            <w:pPr>
+              <w:pStyle w:val="Compact"/>
+              <w:spacing w:before="0" w:after="20" w:line="240" w:lineRule="auto"/>
+              <w:jc w:val="center"/>
+              <w:suppressAutoHyphens/>
+              <w:keepNext w:val="0"/>
+              <w:keepLines/>
+              <w:widowControl w:val="1"/>
+            </w:pPr>
+            <w:r>
+              <w:rPr>
+                <w:rFonts w:ascii="Times New Roman" w:hAnsi="Times New Roman"/>
+                <w:b/>
+                <w:color w:val="000000"/>
+                <w:sz w:val="18"/>
+              </w:rPr>
+              <w:t xml:space="preserve">K</w:t>
+            </w:r>
+          </w:p>
+        </w:tc>
+        <w:tc>
+          <w:tcPr>
+            <w:shd w:fill="EEF3F7"/>
+            <w:tcBorders>
+              <w:left w:val="nil"/>
+              <w:right w:val="nil"/>
+              <w:top w:val="nil"/>
+              <w:bottom w:val="single" w:sz="8" w:color="9FB0C2"/>
+            </w:tcBorders>
+            <w:vAlign w:val="center"/>
+          </w:tcPr>
+          <w:p>
+            <w:pPr>
+              <w:pStyle w:val="Compact"/>
+              <w:spacing w:before="0" w:after="20" w:line="240" w:lineRule="auto"/>
+              <w:jc w:val="center"/>
+              <w:suppressAutoHyphens/>
+              <w:keepNext w:val="0"/>
+              <w:keepLines/>
+              <w:widowControl w:val="1"/>
+            </w:pPr>
+            <w:r>
+              <w:rPr>
+                <w:rFonts w:ascii="Times New Roman" w:hAnsi="Times New Roman"/>
+                <w:b/>
+                <w:color w:val="000000"/>
+                <w:sz w:val="18"/>
+              </w:rPr>
+              <w:t xml:space="preserve">ρ mean</w:t>
+            </w:r>
+          </w:p>
+        </w:tc>
+        <w:tc>
+          <w:tcPr>
+            <w:shd w:fill="EEF3F7"/>
+            <w:tcBorders>
+              <w:left w:val="nil"/>
+              <w:right w:val="nil"/>
+              <w:top w:val="nil"/>
+              <w:bottom w:val="single" w:sz="8" w:color="9FB0C2"/>
+            </w:tcBorders>
+            <w:vAlign w:val="center"/>
+          </w:tcPr>
+          <w:p>
+            <w:pPr>
+              <w:pStyle w:val="Compact"/>
+              <w:spacing w:before="0" w:after="20" w:line="240" w:lineRule="auto"/>
+              <w:jc w:val="center"/>
+              <w:suppressAutoHyphens/>
+              <w:keepNext w:val="0"/>
+              <w:keepLines/>
+              <w:widowControl w:val="1"/>
+            </w:pPr>
+            <w:r>
+              <w:rPr>
+                <w:rFonts w:ascii="Times New Roman" w:hAnsi="Times New Roman"/>
+                <w:b/>
+                <w:color w:val="000000"/>
+                <w:sz w:val="18"/>
+              </w:rPr>
+              <w:t xml:space="preserve">ρ median</w:t>
+            </w:r>
+          </w:p>
+        </w:tc>
+        <w:tc>
+          <w:tcPr>
+            <w:shd w:fill="EEF3F7"/>
+            <w:tcBorders>
+              <w:left w:val="nil"/>
+              <w:right w:val="nil"/>
+              <w:top w:val="nil"/>
+              <w:bottom w:val="single" w:sz="8" w:color="9FB0C2"/>
+            </w:tcBorders>
+            <w:vAlign w:val="center"/>
+          </w:tcPr>
+          <w:p>
+            <w:pPr>
+              <w:pStyle w:val="Compact"/>
+              <w:spacing w:before="0" w:after="20" w:line="240" w:lineRule="auto"/>
+              <w:jc w:val="center"/>
+              <w:suppressAutoHyphens/>
+              <w:keepNext w:val="0"/>
+              <w:keepLines/>
+              <w:widowControl w:val="1"/>
+            </w:pPr>
+            <w:r>
+              <w:rPr>
+                <w:rFonts w:ascii="Times New Roman" w:hAnsi="Times New Roman"/>
+                <w:b/>
+                <w:color w:val="000000"/>
+                <w:sz w:val="18"/>
+              </w:rPr>
+              <w:t xml:space="preserve">top-1</w:t>
+            </w:r>
+          </w:p>
+        </w:tc>
+        <w:tc>
+          <w:tcPr>
+            <w:shd w:fill="EEF3F7"/>
+            <w:tcBorders>
+              <w:left w:val="nil"/>
+              <w:right w:val="nil"/>
+              <w:top w:val="nil"/>
+              <w:bottom w:val="single" w:sz="8" w:color="9FB0C2"/>
+            </w:tcBorders>
+            <w:vAlign w:val="center"/>
+          </w:tcPr>
+          <w:p>
+            <w:pPr>
+              <w:pStyle w:val="Compact"/>
+              <w:spacing w:before="0" w:after="20" w:line="240" w:lineRule="auto"/>
+              <w:jc w:val="center"/>
+              <w:suppressAutoHyphens/>
+              <w:keepNext w:val="0"/>
+              <w:keepLines/>
+              <w:widowControl w:val="1"/>
+            </w:pPr>
+            <w:r>
+              <w:rPr>
+                <w:rFonts w:ascii="Times New Roman" w:hAnsi="Times New Roman"/>
+                <w:b/>
+                <w:color w:val="000000"/>
+                <w:sz w:val="18"/>
+              </w:rPr>
+              <w:t xml:space="preserve">top-3</w:t>
+            </w:r>
+          </w:p>
+        </w:tc>
+      </w:tr>
+      <w:tr>
+        <w:tc>
+          <w:tcPr>
+            <w:tcBorders>
+              <w:left w:val="nil"/>
+              <w:right w:val="nil"/>
+              <w:top w:val="nil"/>
+              <w:bottom w:val="single" w:sz="4" w:color="D9E1E8"/>
+            </w:tcBorders>
+            <w:vAlign w:val="center"/>
+          </w:tcPr>
+          <w:p>
+            <w:pPr>
+              <w:pStyle w:val="Compact"/>
+              <w:spacing w:before="0" w:after="20" w:line="240" w:lineRule="auto"/>
+              <w:jc w:val="center"/>
+              <w:suppressAutoHyphens/>
+              <w:keepNext w:val="0"/>
+              <w:keepLines/>
+              <w:widowControl w:val="1"/>
+            </w:pPr>
+            <w:r>
+              <w:rPr>
+                <w:rFonts w:ascii="Times New Roman" w:hAnsi="Times New Roman"/>
+                <w:b/>
+                <w:bCs/>
+                <w:color w:val="000000"/>
+                <w:sz w:val="18"/>
+              </w:rPr>
+              <w:t xml:space="preserve">mean</w:t>
+            </w:r>
+          </w:p>
+        </w:tc>
+        <w:tc>
+          <w:tcPr>
+            <w:tcBorders>
+              <w:left w:val="nil"/>
+              <w:right w:val="nil"/>
+              <w:top w:val="nil"/>
+              <w:bottom w:val="single" w:sz="4" w:color="D9E1E8"/>
+            </w:tcBorders>
+            <w:vAlign w:val="center"/>
+          </w:tcPr>
+          <w:p>
+            <w:pPr>
+              <w:pStyle w:val="Compact"/>
+              <w:spacing w:before="0" w:after="20" w:line="240" w:lineRule="auto"/>
+              <w:jc w:val="center"/>
+              <w:suppressAutoHyphens/>
+              <w:keepNext w:val="0"/>
+              <w:keepLines/>
+              <w:widowControl w:val="1"/>
+            </w:pPr>
+            <w:r>
+              <w:rPr>
+                <w:rFonts w:ascii="Times New Roman" w:hAnsi="Times New Roman"/>
+                <w:b/>
+                <w:bCs/>
+                <w:color w:val="000000"/>
+                <w:sz w:val="18"/>
+              </w:rPr>
+              <w:t xml:space="preserve">smallest</w:t>
+            </w:r>
+          </w:p>
+        </w:tc>
+        <w:tc>
+          <w:tcPr>
+            <w:tcBorders>
+              <w:left w:val="nil"/>
+              <w:right w:val="nil"/>
+              <w:top w:val="nil"/>
+              <w:bottom w:val="single" w:sz="4" w:color="D9E1E8"/>
+            </w:tcBorders>
+            <w:vAlign w:val="center"/>
+          </w:tcPr>
+          <w:p>
+            <w:pPr>
+              <w:pStyle w:val="Compact"/>
+              <w:spacing w:before="0" w:after="20" w:line="240" w:lineRule="auto"/>
+              <w:jc w:val="center"/>
+              <w:suppressAutoHyphens/>
+              <w:keepNext w:val="0"/>
+              <w:keepLines/>
+              <w:widowControl w:val="1"/>
+            </w:pPr>
+            <w:r>
+              <w:rPr>
+                <w:rFonts w:ascii="Times New Roman" w:hAnsi="Times New Roman"/>
+                <w:b/>
+                <w:bCs/>
+                <w:color w:val="000000"/>
+                <w:sz w:val="18"/>
+              </w:rPr>
+              <w:t xml:space="preserve">30</w:t>
+            </w:r>
+          </w:p>
+        </w:tc>
+        <w:tc>
+          <w:tcPr>
+            <w:tcBorders>
+              <w:left w:val="nil"/>
+              <w:right w:val="nil"/>
+              <w:top w:val="nil"/>
+              <w:bottom w:val="single" w:sz="4" w:color="D9E1E8"/>
+            </w:tcBorders>
+            <w:vAlign w:val="center"/>
+          </w:tcPr>
+          <w:p>
+            <w:pPr>
+              <w:pStyle w:val="Compact"/>
+              <w:spacing w:before="0" w:after="20" w:line="240" w:lineRule="auto"/>
+              <w:jc w:val="center"/>
+              <w:suppressAutoHyphens/>
+              <w:keepNext w:val="0"/>
+              <w:keepLines/>
+              <w:widowControl w:val="1"/>
+            </w:pPr>
+            <w:r>
+              <w:rPr>
+                <w:rFonts w:ascii="Times New Roman" w:hAnsi="Times New Roman"/>
+                <w:b/>
+                <w:bCs/>
+                <w:color w:val="000000"/>
+                <w:sz w:val="18"/>
+              </w:rPr>
+              <w:t xml:space="preserve">0.599</w:t>
+            </w:r>
+          </w:p>
+        </w:tc>
+        <w:tc>
+          <w:tcPr>
+            <w:tcBorders>
+              <w:left w:val="nil"/>
+              <w:right w:val="nil"/>
+              <w:top w:val="nil"/>
+              <w:bottom w:val="single" w:sz="4" w:color="D9E1E8"/>
+            </w:tcBorders>
+            <w:vAlign w:val="center"/>
+          </w:tcPr>
+          <w:p>
+            <w:pPr>
+              <w:pStyle w:val="Compact"/>
+              <w:spacing w:before="0" w:after="20" w:line="240" w:lineRule="auto"/>
+              <w:jc w:val="center"/>
+              <w:suppressAutoHyphens/>
+              <w:keepNext w:val="0"/>
+              <w:keepLines/>
+              <w:widowControl w:val="1"/>
+            </w:pPr>
+            <w:r>
+              <w:rPr>
+                <w:rFonts w:ascii="Times New Roman" w:hAnsi="Times New Roman"/>
+                <w:b/>
+                <w:bCs/>
+                <w:color w:val="000000"/>
+                <w:sz w:val="18"/>
+              </w:rPr>
+              <w:t xml:space="preserve">0.733</w:t>
+            </w:r>
+          </w:p>
+        </w:tc>
+        <w:tc>
+          <w:tcPr>
+            <w:tcBorders>
+              <w:left w:val="nil"/>
+              <w:right w:val="nil"/>
+              <w:top w:val="nil"/>
+              <w:bottom w:val="single" w:sz="4" w:color="D9E1E8"/>
+            </w:tcBorders>
+            <w:vAlign w:val="center"/>
+          </w:tcPr>
+          <w:p>
+            <w:pPr>
+              <w:pStyle w:val="Compact"/>
+              <w:spacing w:before="0" w:after="20" w:line="240" w:lineRule="auto"/>
+              <w:jc w:val="center"/>
+              <w:suppressAutoHyphens/>
+              <w:keepNext w:val="0"/>
+              <w:keepLines/>
+              <w:widowControl w:val="1"/>
+            </w:pPr>
+            <w:r>
+              <w:rPr>
+                <w:rFonts w:ascii="Times New Roman" w:hAnsi="Times New Roman"/>
+                <w:b/>
+                <w:bCs/>
+                <w:color w:val="000000"/>
+                <w:sz w:val="18"/>
+              </w:rPr>
+              <w:t xml:space="preserve">0.353</w:t>
+            </w:r>
+          </w:p>
+        </w:tc>
+        <w:tc>
+          <w:tcPr>
+            <w:tcBorders>
+              <w:left w:val="nil"/>
+              <w:right w:val="nil"/>
+              <w:top w:val="nil"/>
+              <w:bottom w:val="single" w:sz="4" w:color="D9E1E8"/>
+            </w:tcBorders>
+            <w:vAlign w:val="center"/>
+          </w:tcPr>
+          <w:p>
+            <w:pPr>
+              <w:pStyle w:val="Compact"/>
+              <w:spacing w:before="0" w:after="20" w:line="240" w:lineRule="auto"/>
+              <w:jc w:val="center"/>
+              <w:suppressAutoHyphens/>
+              <w:keepNext w:val="0"/>
+              <w:keepLines/>
+              <w:widowControl w:val="1"/>
+            </w:pPr>
+            <w:r>
+              <w:rPr>
+                <w:rFonts w:ascii="Times New Roman" w:hAnsi="Times New Roman"/>
+                <w:b/>
+                <w:bCs/>
+                <w:color w:val="000000"/>
+                <w:sz w:val="18"/>
+              </w:rPr>
+              <w:t xml:space="preserve">0.647</w:t>
+            </w:r>
+          </w:p>
+        </w:tc>
+      </w:tr>
+      <w:tr>
+        <w:tc>
+          <w:tcPr>
+            <w:tcBorders>
+              <w:left w:val="nil"/>
+              <w:right w:val="nil"/>
+              <w:top w:val="nil"/>
+              <w:bottom w:val="single" w:sz="4" w:color="D9E1E8"/>
+            </w:tcBorders>
+            <w:vAlign w:val="center"/>
+          </w:tcPr>
+          <w:p>
+            <w:pPr>
+              <w:pStyle w:val="Compact"/>
+              <w:spacing w:before="0" w:after="20" w:line="240" w:lineRule="auto"/>
+              <w:jc w:val="center"/>
+              <w:suppressAutoHyphens/>
+              <w:keepNext w:val="0"/>
+              <w:keepLines/>
+              <w:widowControl w:val="1"/>
+            </w:pPr>
+            <w:r>
+              <w:rPr>
+                <w:rFonts w:ascii="Times New Roman" w:hAnsi="Times New Roman"/>
+                <w:color w:val="000000"/>
+                <w:sz w:val="18"/>
+              </w:rPr>
+              <w:t xml:space="preserve">varweight</w:t>
+            </w:r>
+          </w:p>
+        </w:tc>
+        <w:tc>
+          <w:tcPr>
+            <w:tcBorders>
+              <w:left w:val="nil"/>
+              <w:right w:val="nil"/>
+              <w:top w:val="nil"/>
+              <w:bottom w:val="single" w:sz="4" w:color="D9E1E8"/>
+            </w:tcBorders>
+            <w:vAlign w:val="center"/>
+          </w:tcPr>
+          <w:p>
+            <w:pPr>
+              <w:pStyle w:val="Compact"/>
+              <w:spacing w:before="0" w:after="20" w:line="240" w:lineRule="auto"/>
+              <w:jc w:val="center"/>
+              <w:suppressAutoHyphens/>
+              <w:keepNext w:val="0"/>
+              <w:keepLines/>
+              <w:widowControl w:val="1"/>
+            </w:pPr>
+            <w:r>
+              <w:rPr>
+                <w:rFonts w:ascii="Times New Roman" w:hAnsi="Times New Roman"/>
+                <w:color w:val="000000"/>
+                <w:sz w:val="18"/>
+              </w:rPr>
+              <w:t xml:space="preserve">smallest</w:t>
+            </w:r>
+          </w:p>
+        </w:tc>
+        <w:tc>
+          <w:tcPr>
+            <w:tcBorders>
+              <w:left w:val="nil"/>
+              <w:right w:val="nil"/>
+              <w:top w:val="nil"/>
+              <w:bottom w:val="single" w:sz="4" w:color="D9E1E8"/>
+            </w:tcBorders>
+            <w:vAlign w:val="center"/>
+          </w:tcPr>
+          <w:p>
+            <w:pPr>
+              <w:pStyle w:val="Compact"/>
+              <w:spacing w:before="0" w:after="20" w:line="240" w:lineRule="auto"/>
+              <w:jc w:val="center"/>
+              <w:suppressAutoHyphens/>
+              <w:keepNext w:val="0"/>
+              <w:keepLines/>
+              <w:widowControl w:val="1"/>
+            </w:pPr>
+            <w:r>
+              <w:rPr>
+                <w:rFonts w:ascii="Times New Roman" w:hAnsi="Times New Roman"/>
+                <w:color w:val="000000"/>
+                <w:sz w:val="18"/>
+              </w:rPr>
+              <w:t xml:space="preserve">30</w:t>
+            </w:r>
+          </w:p>
+        </w:tc>
+        <w:tc>
+          <w:tcPr>
+            <w:tcBorders>
+              <w:left w:val="nil"/>
+              <w:right w:val="nil"/>
+              <w:top w:val="nil"/>
+              <w:bottom w:val="single" w:sz="4" w:color="D9E1E8"/>
+            </w:tcBorders>
+            <w:vAlign w:val="center"/>
+          </w:tcPr>
+          <w:p>
+            <w:pPr>
+              <w:pStyle w:val="Compact"/>
+              <w:spacing w:before="0" w:after="20" w:line="240" w:lineRule="auto"/>
+              <w:jc w:val="center"/>
+              <w:suppressAutoHyphens/>
+              <w:keepNext w:val="0"/>
+              <w:keepLines/>
+              <w:widowControl w:val="1"/>
+            </w:pPr>
+            <w:r>
+              <w:rPr>
+                <w:rFonts w:ascii="Times New Roman" w:hAnsi="Times New Roman"/>
+                <w:color w:val="000000"/>
+                <w:sz w:val="18"/>
+              </w:rPr>
+              <w:t xml:space="preserve">0.597</w:t>
+            </w:r>
+          </w:p>
+        </w:tc>
+        <w:tc>
+          <w:tcPr>
+            <w:tcBorders>
+              <w:left w:val="nil"/>
+              <w:right w:val="nil"/>
+              <w:top w:val="nil"/>
+              <w:bottom w:val="single" w:sz="4" w:color="D9E1E8"/>
+            </w:tcBorders>
+            <w:vAlign w:val="center"/>
+          </w:tcPr>
+          <w:p>
+            <w:pPr>
+              <w:pStyle w:val="Compact"/>
+              <w:spacing w:before="0" w:after="20" w:line="240" w:lineRule="auto"/>
+              <w:jc w:val="center"/>
+              <w:suppressAutoHyphens/>
+              <w:keepNext w:val="0"/>
+              <w:keepLines/>
+              <w:widowControl w:val="1"/>
+            </w:pPr>
+            <w:r>
+              <w:rPr>
+                <w:rFonts w:ascii="Times New Roman" w:hAnsi="Times New Roman"/>
+                <w:color w:val="000000"/>
+                <w:sz w:val="18"/>
+              </w:rPr>
+              <w:t xml:space="preserve">0.709</w:t>
+            </w:r>
+          </w:p>
+        </w:tc>
+        <w:tc>
+          <w:tcPr>
+            <w:tcBorders>
+              <w:left w:val="nil"/>
+              <w:right w:val="nil"/>
+              <w:top w:val="nil"/>
+              <w:bottom w:val="single" w:sz="4" w:color="D9E1E8"/>
+            </w:tcBorders>
+            <w:vAlign w:val="center"/>
+          </w:tcPr>
+          <w:p>
+            <w:pPr>
+              <w:pStyle w:val="Compact"/>
+              <w:spacing w:before="0" w:after="20" w:line="240" w:lineRule="auto"/>
+              <w:jc w:val="center"/>
+              <w:suppressAutoHyphens/>
+              <w:keepNext w:val="0"/>
+              <w:keepLines/>
+              <w:widowControl w:val="1"/>
+            </w:pPr>
+            <w:r>
+              <w:rPr>
+                <w:rFonts w:ascii="Times New Roman" w:hAnsi="Times New Roman"/>
+                <w:color w:val="000000"/>
+                <w:sz w:val="18"/>
+              </w:rPr>
+              <w:t xml:space="preserve">0.412</w:t>
+            </w:r>
+          </w:p>
+        </w:tc>
+        <w:tc>
+          <w:tcPr>
+            <w:tcBorders>
+              <w:left w:val="nil"/>
+              <w:right w:val="nil"/>
+              <w:top w:val="nil"/>
+              <w:bottom w:val="single" w:sz="4" w:color="D9E1E8"/>
+            </w:tcBorders>
+            <w:vAlign w:val="center"/>
+          </w:tcPr>
+          <w:p>
+            <w:pPr>
+              <w:pStyle w:val="Compact"/>
+              <w:spacing w:before="0" w:after="20" w:line="240" w:lineRule="auto"/>
+              <w:jc w:val="center"/>
+              <w:suppressAutoHyphens/>
+              <w:keepNext w:val="0"/>
+              <w:keepLines/>
+              <w:widowControl w:val="1"/>
+            </w:pPr>
+            <w:r>
+              <w:rPr>
+                <w:rFonts w:ascii="Times New Roman" w:hAnsi="Times New Roman"/>
+                <w:color w:val="000000"/>
+                <w:sz w:val="18"/>
+              </w:rPr>
+              <w:t xml:space="preserve">0.647</w:t>
+            </w:r>
+          </w:p>
+        </w:tc>
+      </w:tr>
+      <w:tr>
+        <w:tc>
+          <w:tcPr>
+            <w:tcBorders>
+              <w:left w:val="nil"/>
+              <w:right w:val="nil"/>
+              <w:top w:val="nil"/>
+              <w:bottom w:val="single" w:sz="4" w:color="D9E1E8"/>
+            </w:tcBorders>
+            <w:vAlign w:val="center"/>
+          </w:tcPr>
+          <w:p>
+            <w:pPr>
+              <w:pStyle w:val="Compact"/>
+              <w:spacing w:before="0" w:after="20" w:line="240" w:lineRule="auto"/>
+              <w:jc w:val="center"/>
+              <w:suppressAutoHyphens/>
+              <w:keepNext w:val="0"/>
+              <w:keepLines/>
+              <w:widowControl w:val="1"/>
+            </w:pPr>
+            <w:r>
+              <w:rPr>
+                <w:rFonts w:ascii="Times New Roman" w:hAnsi="Times New Roman"/>
+                <w:color w:val="000000"/>
+                <w:sz w:val="18"/>
+              </w:rPr>
+              <w:t xml:space="preserve">borda</w:t>
+            </w:r>
+          </w:p>
+        </w:tc>
+        <w:tc>
+          <w:tcPr>
+            <w:tcBorders>
+              <w:left w:val="nil"/>
+              <w:right w:val="nil"/>
+              <w:top w:val="nil"/>
+              <w:bottom w:val="single" w:sz="4" w:color="D9E1E8"/>
+            </w:tcBorders>
+            <w:vAlign w:val="center"/>
+          </w:tcPr>
+          <w:p>
+            <w:pPr>
+              <w:pStyle w:val="Compact"/>
+              <w:spacing w:before="0" w:after="20" w:line="240" w:lineRule="auto"/>
+              <w:jc w:val="center"/>
+              <w:suppressAutoHyphens/>
+              <w:keepNext w:val="0"/>
+              <w:keepLines/>
+              <w:widowControl w:val="1"/>
+            </w:pPr>
+            <w:r>
+              <w:rPr>
+                <w:rFonts w:ascii="Times New Roman" w:hAnsi="Times New Roman"/>
+                <w:color w:val="000000"/>
+                <w:sz w:val="18"/>
+              </w:rPr>
+              <w:t xml:space="preserve">smallest</w:t>
+            </w:r>
+          </w:p>
+        </w:tc>
+        <w:tc>
+          <w:tcPr>
+            <w:tcBorders>
+              <w:left w:val="nil"/>
+              <w:right w:val="nil"/>
+              <w:top w:val="nil"/>
+              <w:bottom w:val="single" w:sz="4" w:color="D9E1E8"/>
+            </w:tcBorders>
+            <w:vAlign w:val="center"/>
+          </w:tcPr>
+          <w:p>
+            <w:pPr>
+              <w:pStyle w:val="Compact"/>
+              <w:spacing w:before="0" w:after="20" w:line="240" w:lineRule="auto"/>
+              <w:jc w:val="center"/>
+              <w:suppressAutoHyphens/>
+              <w:keepNext w:val="0"/>
+              <w:keepLines/>
+              <w:widowControl w:val="1"/>
+            </w:pPr>
+            <w:r>
+              <w:rPr>
+                <w:rFonts w:ascii="Times New Roman" w:hAnsi="Times New Roman"/>
+                <w:color w:val="000000"/>
+                <w:sz w:val="18"/>
+              </w:rPr>
+              <w:t xml:space="preserve">30</w:t>
+            </w:r>
+          </w:p>
+        </w:tc>
+        <w:tc>
+          <w:tcPr>
+            <w:tcBorders>
+              <w:left w:val="nil"/>
+              <w:right w:val="nil"/>
+              <w:top w:val="nil"/>
+              <w:bottom w:val="single" w:sz="4" w:color="D9E1E8"/>
+            </w:tcBorders>
+            <w:vAlign w:val="center"/>
+          </w:tcPr>
+          <w:p>
+            <w:pPr>
+              <w:pStyle w:val="Compact"/>
+              <w:spacing w:before="0" w:after="20" w:line="240" w:lineRule="auto"/>
+              <w:jc w:val="center"/>
+              <w:suppressAutoHyphens/>
+              <w:keepNext w:val="0"/>
+              <w:keepLines/>
+              <w:widowControl w:val="1"/>
+            </w:pPr>
+            <w:r>
+              <w:rPr>
+                <w:rFonts w:ascii="Times New Roman" w:hAnsi="Times New Roman"/>
+                <w:color w:val="000000"/>
+                <w:sz w:val="18"/>
+              </w:rPr>
+              <w:t xml:space="preserve">0.592</w:t>
+            </w:r>
+          </w:p>
+        </w:tc>
+        <w:tc>
+          <w:tcPr>
+            <w:tcBorders>
+              <w:left w:val="nil"/>
+              <w:right w:val="nil"/>
+              <w:top w:val="nil"/>
+              <w:bottom w:val="single" w:sz="4" w:color="D9E1E8"/>
+            </w:tcBorders>
+            <w:vAlign w:val="center"/>
+          </w:tcPr>
+          <w:p>
+            <w:pPr>
+              <w:pStyle w:val="Compact"/>
+              <w:spacing w:before="0" w:after="20" w:line="240" w:lineRule="auto"/>
+              <w:jc w:val="center"/>
+              <w:suppressAutoHyphens/>
+              <w:keepNext w:val="0"/>
+              <w:keepLines/>
+              <w:widowControl w:val="1"/>
+            </w:pPr>
+            <w:r>
+              <w:rPr>
+                <w:rFonts w:ascii="Times New Roman" w:hAnsi="Times New Roman"/>
+                <w:color w:val="000000"/>
+                <w:sz w:val="18"/>
+              </w:rPr>
+              <w:t xml:space="preserve">0.648</w:t>
+            </w:r>
+          </w:p>
+        </w:tc>
+        <w:tc>
+          <w:tcPr>
+            <w:tcBorders>
+              <w:left w:val="nil"/>
+              <w:right w:val="nil"/>
+              <w:top w:val="nil"/>
+              <w:bottom w:val="single" w:sz="4" w:color="D9E1E8"/>
+            </w:tcBorders>
+            <w:vAlign w:val="center"/>
+          </w:tcPr>
+          <w:p>
+            <w:pPr>
+              <w:pStyle w:val="Compact"/>
+              <w:spacing w:before="0" w:after="20" w:line="240" w:lineRule="auto"/>
+              <w:jc w:val="center"/>
+              <w:suppressAutoHyphens/>
+              <w:keepNext w:val="0"/>
+              <w:keepLines/>
+              <w:widowControl w:val="1"/>
+            </w:pPr>
+            <w:r>
+              <w:rPr>
+                <w:rFonts w:ascii="Times New Roman" w:hAnsi="Times New Roman"/>
+                <w:color w:val="000000"/>
+                <w:sz w:val="18"/>
+              </w:rPr>
+              <w:t xml:space="preserve">0.412</w:t>
+            </w:r>
+          </w:p>
+        </w:tc>
+        <w:tc>
+          <w:tcPr>
+            <w:tcBorders>
+              <w:left w:val="nil"/>
+              <w:right w:val="nil"/>
+              <w:top w:val="nil"/>
+              <w:bottom w:val="single" w:sz="4" w:color="D9E1E8"/>
+            </w:tcBorders>
+            <w:vAlign w:val="center"/>
+          </w:tcPr>
+          <w:p>
+            <w:pPr>
+              <w:pStyle w:val="Compact"/>
+              <w:spacing w:before="0" w:after="20" w:line="240" w:lineRule="auto"/>
+              <w:jc w:val="center"/>
+              <w:suppressAutoHyphens/>
+              <w:keepNext w:val="0"/>
+              <w:keepLines/>
+              <w:widowControl w:val="1"/>
+            </w:pPr>
+            <w:r>
+              <w:rPr>
+                <w:rFonts w:ascii="Times New Roman" w:hAnsi="Times New Roman"/>
+                <w:color w:val="000000"/>
+                <w:sz w:val="18"/>
+              </w:rPr>
+              <w:t xml:space="preserve">0.608</w:t>
+            </w:r>
+          </w:p>
+        </w:tc>
+      </w:tr>
+      <w:tr>
+        <w:tc>
+          <w:tcPr>
+            <w:tcBorders>
+              <w:left w:val="nil"/>
+              <w:right w:val="nil"/>
+              <w:top w:val="nil"/>
+              <w:bottom w:val="single" w:sz="4" w:color="D9E1E8"/>
+            </w:tcBorders>
+            <w:vAlign w:val="center"/>
+          </w:tcPr>
+          <w:p>
+            <w:pPr>
+              <w:pStyle w:val="Compact"/>
+              <w:spacing w:before="0" w:after="20" w:line="240" w:lineRule="auto"/>
+              <w:jc w:val="center"/>
+              <w:suppressAutoHyphens/>
+              <w:keepNext w:val="0"/>
+              <w:keepLines/>
+              <w:widowControl w:val="1"/>
+            </w:pPr>
+            <w:r>
+              <w:rPr>
+                <w:rFonts w:ascii="Times New Roman" w:hAnsi="Times New Roman"/>
+                <w:color w:val="000000"/>
+                <w:sz w:val="18"/>
+              </w:rPr>
+              <w:t xml:space="preserve">mean</w:t>
+            </w:r>
+          </w:p>
+        </w:tc>
+        <w:tc>
+          <w:tcPr>
+            <w:tcBorders>
+              <w:left w:val="nil"/>
+              <w:right w:val="nil"/>
+              <w:top w:val="nil"/>
+              <w:bottom w:val="single" w:sz="4" w:color="D9E1E8"/>
+            </w:tcBorders>
+            <w:vAlign w:val="center"/>
+          </w:tcPr>
+          <w:p>
+            <w:pPr>
+              <w:pStyle w:val="Compact"/>
+              <w:spacing w:before="0" w:after="20" w:line="240" w:lineRule="auto"/>
+              <w:jc w:val="center"/>
+              <w:suppressAutoHyphens/>
+              <w:keepNext w:val="0"/>
+              <w:keepLines/>
+              <w:widowControl w:val="1"/>
+            </w:pPr>
+            <w:r>
+              <w:rPr>
+                <w:rFonts w:ascii="Times New Roman" w:hAnsi="Times New Roman"/>
+                <w:color w:val="000000"/>
+                <w:sz w:val="18"/>
+              </w:rPr>
+              <w:t xml:space="preserve">random</w:t>
+            </w:r>
+          </w:p>
+        </w:tc>
+        <w:tc>
+          <w:tcPr>
+            <w:tcBorders>
+              <w:left w:val="nil"/>
+              <w:right w:val="nil"/>
+              <w:top w:val="nil"/>
+              <w:bottom w:val="single" w:sz="4" w:color="D9E1E8"/>
+            </w:tcBorders>
+            <w:vAlign w:val="center"/>
+          </w:tcPr>
+          <w:p>
+            <w:pPr>
+              <w:pStyle w:val="Compact"/>
+              <w:spacing w:before="0" w:after="20" w:line="240" w:lineRule="auto"/>
+              <w:jc w:val="center"/>
+              <w:suppressAutoHyphens/>
+              <w:keepNext w:val="0"/>
+              <w:keepLines/>
+              <w:widowControl w:val="1"/>
+            </w:pPr>
+            <w:r>
+              <w:rPr>
+                <w:rFonts w:ascii="Times New Roman" w:hAnsi="Times New Roman"/>
+                <w:color w:val="000000"/>
+                <w:sz w:val="18"/>
+              </w:rPr>
+              <w:t xml:space="preserve">30</w:t>
+            </w:r>
+          </w:p>
+        </w:tc>
+        <w:tc>
+          <w:tcPr>
+            <w:tcBorders>
+              <w:left w:val="nil"/>
+              <w:right w:val="nil"/>
+              <w:top w:val="nil"/>
+              <w:bottom w:val="single" w:sz="4" w:color="D9E1E8"/>
+            </w:tcBorders>
+            <w:vAlign w:val="center"/>
+          </w:tcPr>
+          <w:p>
+            <w:pPr>
+              <w:pStyle w:val="Compact"/>
+              <w:spacing w:before="0" w:after="20" w:line="240" w:lineRule="auto"/>
+              <w:jc w:val="center"/>
+              <w:suppressAutoHyphens/>
+              <w:keepNext w:val="0"/>
+              <w:keepLines/>
+              <w:widowControl w:val="1"/>
+            </w:pPr>
+            <w:r>
+              <w:rPr>
+                <w:rFonts w:ascii="Times New Roman" w:hAnsi="Times New Roman"/>
+                <w:color w:val="000000"/>
+                <w:sz w:val="18"/>
+              </w:rPr>
+              <w:t xml:space="preserve">0.579</w:t>
+            </w:r>
+          </w:p>
+        </w:tc>
+        <w:tc>
+          <w:tcPr>
+            <w:tcBorders>
+              <w:left w:val="nil"/>
+              <w:right w:val="nil"/>
+              <w:top w:val="nil"/>
+              <w:bottom w:val="single" w:sz="4" w:color="D9E1E8"/>
+            </w:tcBorders>
+            <w:vAlign w:val="center"/>
+          </w:tcPr>
+          <w:p>
+            <w:pPr>
+              <w:pStyle w:val="Compact"/>
+              <w:spacing w:before="0" w:after="20" w:line="240" w:lineRule="auto"/>
+              <w:jc w:val="center"/>
+              <w:suppressAutoHyphens/>
+              <w:keepNext w:val="0"/>
+              <w:keepLines/>
+              <w:widowControl w:val="1"/>
+            </w:pPr>
+            <w:r>
+              <w:rPr>
+                <w:rFonts w:ascii="Times New Roman" w:hAnsi="Times New Roman"/>
+                <w:color w:val="000000"/>
+                <w:sz w:val="18"/>
+              </w:rPr>
+              <w:t xml:space="preserve">0.673</w:t>
+            </w:r>
+          </w:p>
+        </w:tc>
+        <w:tc>
+          <w:tcPr>
+            <w:tcBorders>
+              <w:left w:val="nil"/>
+              <w:right w:val="nil"/>
+              <w:top w:val="nil"/>
+              <w:bottom w:val="single" w:sz="4" w:color="D9E1E8"/>
+            </w:tcBorders>
+            <w:vAlign w:val="center"/>
+          </w:tcPr>
+          <w:p>
+            <w:pPr>
+              <w:pStyle w:val="Compact"/>
+              <w:spacing w:before="0" w:after="20" w:line="240" w:lineRule="auto"/>
+              <w:jc w:val="center"/>
+              <w:suppressAutoHyphens/>
+              <w:keepNext w:val="0"/>
+              <w:keepLines/>
+              <w:widowControl w:val="1"/>
+            </w:pPr>
+            <w:r>
+              <w:rPr>
+                <w:rFonts w:ascii="Times New Roman" w:hAnsi="Times New Roman"/>
+                <w:color w:val="000000"/>
+                <w:sz w:val="18"/>
+              </w:rPr>
+              <w:t xml:space="preserve">0.118</w:t>
+            </w:r>
+          </w:p>
+        </w:tc>
+        <w:tc>
+          <w:tcPr>
+            <w:tcBorders>
+              <w:left w:val="nil"/>
+              <w:right w:val="nil"/>
+              <w:top w:val="nil"/>
+              <w:bottom w:val="single" w:sz="4" w:color="D9E1E8"/>
+            </w:tcBorders>
+            <w:vAlign w:val="center"/>
+          </w:tcPr>
+          <w:p>
+            <w:pPr>
+              <w:pStyle w:val="Compact"/>
+              <w:spacing w:before="0" w:after="20" w:line="240" w:lineRule="auto"/>
+              <w:jc w:val="center"/>
+              <w:suppressAutoHyphens/>
+              <w:keepNext w:val="0"/>
+              <w:keepLines/>
+              <w:widowControl w:val="1"/>
+            </w:pPr>
+            <w:r>
+              <w:rPr>
+                <w:rFonts w:ascii="Times New Roman" w:hAnsi="Times New Roman"/>
+                <w:color w:val="000000"/>
+                <w:sz w:val="18"/>
+              </w:rPr>
+              <w:t xml:space="preserve">0.627</w:t>
+            </w:r>
+          </w:p>
+        </w:tc>
+      </w:tr>
+      <w:tr>
+        <w:tc>
+          <w:tcPr>
+            <w:tcBorders>
+              <w:left w:val="nil"/>
+              <w:right w:val="nil"/>
+              <w:top w:val="nil"/>
+              <w:bottom w:val="single" w:sz="4" w:color="D9E1E8"/>
+            </w:tcBorders>
+            <w:vAlign w:val="center"/>
+          </w:tcPr>
+          <w:p>
+            <w:pPr>
+              <w:pStyle w:val="Compact"/>
+              <w:spacing w:before="0" w:after="20" w:line="240" w:lineRule="auto"/>
+              <w:jc w:val="center"/>
+              <w:suppressAutoHyphens/>
+              <w:keepNext w:val="0"/>
+              <w:keepLines/>
+              <w:widowControl w:val="1"/>
+            </w:pPr>
+            <w:r>
+              <w:rPr>
+                <w:rFonts w:ascii="Times New Roman" w:hAnsi="Times New Roman"/>
+                <w:color w:val="000000"/>
+                <w:sz w:val="18"/>
+              </w:rPr>
+              <w:t xml:space="preserve">mean</w:t>
+            </w:r>
+          </w:p>
+        </w:tc>
+        <w:tc>
+          <w:tcPr>
+            <w:tcBorders>
+              <w:left w:val="nil"/>
+              <w:right w:val="nil"/>
+              <w:top w:val="nil"/>
+              <w:bottom w:val="single" w:sz="4" w:color="D9E1E8"/>
+            </w:tcBorders>
+            <w:vAlign w:val="center"/>
+          </w:tcPr>
+          <w:p>
+            <w:pPr>
+              <w:pStyle w:val="Compact"/>
+              <w:spacing w:before="0" w:after="20" w:line="240" w:lineRule="auto"/>
+              <w:jc w:val="center"/>
+              <w:suppressAutoHyphens/>
+              <w:keepNext w:val="0"/>
+              <w:keepLines/>
+              <w:widowControl w:val="1"/>
+            </w:pPr>
+            <w:r>
+              <w:rPr>
+                <w:rFonts w:ascii="Times New Roman" w:hAnsi="Times New Roman"/>
+                <w:color w:val="000000"/>
+                <w:sz w:val="18"/>
+              </w:rPr>
+              <w:t xml:space="preserve">composite</w:t>
+            </w:r>
+          </w:p>
+        </w:tc>
+        <w:tc>
+          <w:tcPr>
+            <w:tcBorders>
+              <w:left w:val="nil"/>
+              <w:right w:val="nil"/>
+              <w:top w:val="nil"/>
+              <w:bottom w:val="single" w:sz="4" w:color="D9E1E8"/>
+            </w:tcBorders>
+            <w:vAlign w:val="center"/>
+          </w:tcPr>
+          <w:p>
+            <w:pPr>
+              <w:pStyle w:val="Compact"/>
+              <w:spacing w:before="0" w:after="20" w:line="240" w:lineRule="auto"/>
+              <w:jc w:val="center"/>
+              <w:suppressAutoHyphens/>
+              <w:keepNext w:val="0"/>
+              <w:keepLines/>
+              <w:widowControl w:val="1"/>
+            </w:pPr>
+            <w:r>
+              <w:rPr>
+                <w:rFonts w:ascii="Times New Roman" w:hAnsi="Times New Roman"/>
+                <w:color w:val="000000"/>
+                <w:sz w:val="18"/>
+              </w:rPr>
+              <w:t xml:space="preserve">30</w:t>
+            </w:r>
+          </w:p>
+        </w:tc>
+        <w:tc>
+          <w:tcPr>
+            <w:tcBorders>
+              <w:left w:val="nil"/>
+              <w:right w:val="nil"/>
+              <w:top w:val="nil"/>
+              <w:bottom w:val="single" w:sz="4" w:color="D9E1E8"/>
+            </w:tcBorders>
+            <w:vAlign w:val="center"/>
+          </w:tcPr>
+          <w:p>
+            <w:pPr>
+              <w:pStyle w:val="Compact"/>
+              <w:spacing w:before="0" w:after="20" w:line="240" w:lineRule="auto"/>
+              <w:jc w:val="center"/>
+              <w:suppressAutoHyphens/>
+              <w:keepNext w:val="0"/>
+              <w:keepLines/>
+              <w:widowControl w:val="1"/>
+            </w:pPr>
+            <w:r>
+              <w:rPr>
+                <w:rFonts w:ascii="Times New Roman" w:hAnsi="Times New Roman"/>
+                <w:color w:val="000000"/>
+                <w:sz w:val="18"/>
+              </w:rPr>
+              <w:t xml:space="preserve">0.473</w:t>
+            </w:r>
+          </w:p>
+        </w:tc>
+        <w:tc>
+          <w:tcPr>
+            <w:tcBorders>
+              <w:left w:val="nil"/>
+              <w:right w:val="nil"/>
+              <w:top w:val="nil"/>
+              <w:bottom w:val="single" w:sz="4" w:color="D9E1E8"/>
+            </w:tcBorders>
+            <w:vAlign w:val="center"/>
+          </w:tcPr>
+          <w:p>
+            <w:pPr>
+              <w:pStyle w:val="Compact"/>
+              <w:spacing w:before="0" w:after="20" w:line="240" w:lineRule="auto"/>
+              <w:jc w:val="center"/>
+              <w:suppressAutoHyphens/>
+              <w:keepNext w:val="0"/>
+              <w:keepLines/>
+              <w:widowControl w:val="1"/>
+            </w:pPr>
+            <w:r>
+              <w:rPr>
+                <w:rFonts w:ascii="Times New Roman" w:hAnsi="Times New Roman"/>
+                <w:color w:val="000000"/>
+                <w:sz w:val="18"/>
+              </w:rPr>
+              <w:t xml:space="preserve">0.600</w:t>
+            </w:r>
+          </w:p>
+        </w:tc>
+        <w:tc>
+          <w:tcPr>
+            <w:tcBorders>
+              <w:left w:val="nil"/>
+              <w:right w:val="nil"/>
+              <w:top w:val="nil"/>
+              <w:bottom w:val="single" w:sz="4" w:color="D9E1E8"/>
+            </w:tcBorders>
+            <w:vAlign w:val="center"/>
+          </w:tcPr>
+          <w:p>
+            <w:pPr>
+              <w:pStyle w:val="Compact"/>
+              <w:spacing w:before="0" w:after="20" w:line="240" w:lineRule="auto"/>
+              <w:jc w:val="center"/>
+              <w:suppressAutoHyphens/>
+              <w:keepNext w:val="0"/>
+              <w:keepLines/>
+              <w:widowControl w:val="1"/>
+            </w:pPr>
+            <w:r>
+              <w:rPr>
+                <w:rFonts w:ascii="Times New Roman" w:hAnsi="Times New Roman"/>
+                <w:color w:val="000000"/>
+                <w:sz w:val="18"/>
+              </w:rPr>
+              <w:t xml:space="preserve">0.353</w:t>
+            </w:r>
+          </w:p>
+        </w:tc>
+        <w:tc>
+          <w:tcPr>
+            <w:tcBorders>
+              <w:left w:val="nil"/>
+              <w:right w:val="nil"/>
+              <w:top w:val="nil"/>
+              <w:bottom w:val="single" w:sz="4" w:color="D9E1E8"/>
+            </w:tcBorders>
+            <w:vAlign w:val="center"/>
+          </w:tcPr>
+          <w:p>
+            <w:pPr>
+              <w:pStyle w:val="Compact"/>
+              <w:spacing w:before="0" w:after="20" w:line="240" w:lineRule="auto"/>
+              <w:jc w:val="center"/>
+              <w:suppressAutoHyphens/>
+              <w:keepNext w:val="0"/>
+              <w:keepLines/>
+              <w:widowControl w:val="1"/>
+            </w:pPr>
+            <w:r>
+              <w:rPr>
+                <w:rFonts w:ascii="Times New Roman" w:hAnsi="Times New Roman"/>
+                <w:color w:val="000000"/>
+                <w:sz w:val="18"/>
+              </w:rPr>
+              <w:t xml:space="preserve">0.569</w:t>
+            </w:r>
+          </w:p>
+        </w:tc>
+      </w:tr>
+      <w:tr>
+        <w:tc>
+          <w:tcPr>
+            <w:tcBorders>
+              <w:left w:val="nil"/>
+              <w:right w:val="nil"/>
+              <w:top w:val="nil"/>
+              <w:bottom w:val="nil"/>
+            </w:tcBorders>
+            <w:vAlign w:val="center"/>
+          </w:tcPr>
+          <w:p>
+            <w:pPr>
+              <w:pStyle w:val="Compact"/>
+              <w:spacing w:before="0" w:after="20" w:line="240" w:lineRule="auto"/>
+              <w:jc w:val="center"/>
+              <w:suppressAutoHyphens/>
+              <w:keepNext w:val="0"/>
+              <w:keepLines/>
+              <w:widowControl w:val="1"/>
+            </w:pPr>
+            <w:r>
+              <w:rPr>
+                <w:rFonts w:ascii="Times New Roman" w:hAnsi="Times New Roman"/>
+                <w:color w:val="000000"/>
+                <w:sz w:val="18"/>
+              </w:rPr>
+              <w:t xml:space="preserve">mean</w:t>
+            </w:r>
+          </w:p>
+        </w:tc>
+        <w:tc>
+          <w:tcPr>
+            <w:tcBorders>
+              <w:left w:val="nil"/>
+              <w:right w:val="nil"/>
+              <w:top w:val="nil"/>
+              <w:bottom w:val="nil"/>
+            </w:tcBorders>
+            <w:vAlign w:val="center"/>
+          </w:tcPr>
+          <w:p>
+            <w:pPr>
+              <w:pStyle w:val="Compact"/>
+              <w:spacing w:before="0" w:after="20" w:line="240" w:lineRule="auto"/>
+              <w:jc w:val="center"/>
+              <w:suppressAutoHyphens/>
+              <w:keepNext w:val="0"/>
+              <w:keepLines/>
+              <w:widowControl w:val="1"/>
+            </w:pPr>
+            <w:r>
+              <w:rPr>
+                <w:rFonts w:ascii="Times New Roman" w:hAnsi="Times New Roman"/>
+                <w:color w:val="000000"/>
+                <w:sz w:val="18"/>
+              </w:rPr>
+              <w:t xml:space="preserve">composite</w:t>
+            </w:r>
+          </w:p>
+        </w:tc>
+        <w:tc>
+          <w:tcPr>
+            <w:tcBorders>
+              <w:left w:val="nil"/>
+              <w:right w:val="nil"/>
+              <w:top w:val="nil"/>
+              <w:bottom w:val="nil"/>
+            </w:tcBorders>
+            <w:vAlign w:val="center"/>
+          </w:tcPr>
+          <w:p>
+            <w:pPr>
+              <w:pStyle w:val="Compact"/>
+              <w:spacing w:before="0" w:after="20" w:line="240" w:lineRule="auto"/>
+              <w:jc w:val="center"/>
+              <w:suppressAutoHyphens/>
+              <w:keepNext w:val="0"/>
+              <w:keepLines/>
+              <w:widowControl w:val="1"/>
+            </w:pPr>
+            <w:r>
+              <w:rPr>
+                <w:rFonts w:ascii="Times New Roman" w:hAnsi="Times New Roman"/>
+                <w:color w:val="000000"/>
+                <w:sz w:val="18"/>
+              </w:rPr>
+              <w:t xml:space="preserve">50</w:t>
+            </w:r>
+          </w:p>
+        </w:tc>
+        <w:tc>
+          <w:tcPr>
+            <w:tcBorders>
+              <w:left w:val="nil"/>
+              <w:right w:val="nil"/>
+              <w:top w:val="nil"/>
+              <w:bottom w:val="nil"/>
+            </w:tcBorders>
+            <w:vAlign w:val="center"/>
+          </w:tcPr>
+          <w:p>
+            <w:pPr>
+              <w:pStyle w:val="Compact"/>
+              <w:spacing w:before="0" w:after="20" w:line="240" w:lineRule="auto"/>
+              <w:jc w:val="center"/>
+              <w:suppressAutoHyphens/>
+              <w:keepNext w:val="0"/>
+              <w:keepLines/>
+              <w:widowControl w:val="1"/>
+            </w:pPr>
+            <w:r>
+              <w:rPr>
+                <w:rFonts w:ascii="Times New Roman" w:hAnsi="Times New Roman"/>
+                <w:color w:val="000000"/>
+                <w:sz w:val="18"/>
+              </w:rPr>
+              <w:t xml:space="preserve">0.458</w:t>
+            </w:r>
+          </w:p>
+        </w:tc>
+        <w:tc>
+          <w:tcPr>
+            <w:tcBorders>
+              <w:left w:val="nil"/>
+              <w:right w:val="nil"/>
+              <w:top w:val="nil"/>
+              <w:bottom w:val="nil"/>
+            </w:tcBorders>
+            <w:vAlign w:val="center"/>
+          </w:tcPr>
+          <w:p>
+            <w:pPr>
+              <w:pStyle w:val="Compact"/>
+              <w:spacing w:before="0" w:after="20" w:line="240" w:lineRule="auto"/>
+              <w:jc w:val="center"/>
+              <w:suppressAutoHyphens/>
+              <w:keepNext w:val="0"/>
+              <w:keepLines/>
+              <w:widowControl w:val="1"/>
+            </w:pPr>
+            <w:r>
+              <w:rPr>
+                <w:rFonts w:ascii="Times New Roman" w:hAnsi="Times New Roman"/>
+                <w:color w:val="000000"/>
+                <w:sz w:val="18"/>
+              </w:rPr>
+              <w:t xml:space="preserve">0.515</w:t>
+            </w:r>
+          </w:p>
+        </w:tc>
+        <w:tc>
+          <w:tcPr>
+            <w:tcBorders>
+              <w:left w:val="nil"/>
+              <w:right w:val="nil"/>
+              <w:top w:val="nil"/>
+              <w:bottom w:val="nil"/>
+            </w:tcBorders>
+            <w:vAlign w:val="center"/>
+          </w:tcPr>
+          <w:p>
+            <w:pPr>
+              <w:pStyle w:val="Compact"/>
+              <w:spacing w:before="0" w:after="20" w:line="240" w:lineRule="auto"/>
+              <w:jc w:val="center"/>
+              <w:suppressAutoHyphens/>
+              <w:keepNext w:val="0"/>
+              <w:keepLines/>
+              <w:widowControl w:val="1"/>
+            </w:pPr>
+            <w:r>
+              <w:rPr>
+                <w:rFonts w:ascii="Times New Roman" w:hAnsi="Times New Roman"/>
+                <w:color w:val="000000"/>
+                <w:sz w:val="18"/>
+              </w:rPr>
+              <w:t xml:space="preserve">0.235</w:t>
+            </w:r>
+          </w:p>
+        </w:tc>
+        <w:tc>
+          <w:tcPr>
+            <w:tcBorders>
+              <w:left w:val="nil"/>
+              <w:right w:val="nil"/>
+              <w:top w:val="nil"/>
+              <w:bottom w:val="nil"/>
+            </w:tcBorders>
+            <w:vAlign w:val="center"/>
+          </w:tcPr>
+          <w:p>
+            <w:pPr>
+              <w:pStyle w:val="Compact"/>
+              <w:spacing w:before="0" w:after="20" w:line="240" w:lineRule="auto"/>
+              <w:jc w:val="center"/>
+              <w:suppressAutoHyphens/>
+              <w:keepNext w:val="0"/>
+              <w:keepLines/>
+              <w:widowControl w:val="1"/>
+            </w:pPr>
+            <w:r>
+              <w:rPr>
+                <w:rFonts w:ascii="Times New Roman" w:hAnsi="Times New Roman"/>
+                <w:color w:val="000000"/>
+                <w:sz w:val="18"/>
+              </w:rPr>
+              <w:t xml:space="preserve">0.608</w:t>
+            </w:r>
+          </w:p>
+        </w:tc>
+      </w:tr>
+    </w:tbl>
+    <w:p>
+      <w:pPr>
+        <w:pStyle w:val="BodyText"/>
+        <w:spacing w:before="240"/>
+        <w:jc w:val="both"/>
+        <w:keepNext w:val="0"/>
+        <w:keepLines w:val="0"/>
+        <w:widowControl w:val="1"/>
+      </w:pPr>
+      <w:r>
+        <w:rPr>
+          <w:b/>
+          <w:bCs/>
+          <w:color w:val="000000"/>
+        </w:rPr>
+        <w:t xml:space="preserve">Table A.1.</w:t>
+      </w:r>
+      <w:r>
+        <w:rPr>
+          <w:color w:val="000000"/>
+        </w:rPr>
+        <w:t xml:space="preserve"> </w:t>
+      </w:r>
+      <w:r>
+        <w:rPr>
+          <w:color w:val="000000"/>
+        </w:rPr>
+        <w:t xml:space="preserve">Ablation on the spread ≥ 0.10 subset, single seed. Smallest-cluster selection beats both random and the hand-designed composite. Aggregation choice is nearly irrelevant.</w:t>
+      </w:r>
+    </w:p>
+    <w:p>
+      <w:pPr>
+        <w:pStyle w:val="BodyText"/>
+        <w:jc w:val="both"/>
+        <w:keepNext w:val="0"/>
+        <w:keepLines w:val="0"/>
+        <w:widowControl w:val="1"/>
+      </w:pPr>
+      <w:r>
+        <w:rPr>
+          <w:color w:val="000000"/>
+        </w:rPr>
+        <w:t xml:space="preserve">Two findings against our prior expectations:</w:t>
+      </w:r>
+    </w:p>
+    <w:p>
+      <w:pPr>
+        <w:pStyle w:val="Compact"/>
+        <w:numPr>
+          <w:ilvl w:val="0"/>
+          <w:numId w:val="1004"/>
+        </w:numPr>
+        <w:ind w:left="360" w:hanging="259"/>
+        <w:jc w:val="both"/>
+        <w:keepNext w:val="0"/>
+        <w:keepLines w:val="0"/>
+        <w:widowControl w:val="1"/>
+      </w:pPr>
+      <w:r>
+        <w:rPr>
+          <w:b/>
+          <w:bCs/>
+          <w:color w:val="000000"/>
+        </w:rPr>
+        <w:t xml:space="preserve">The hand-designed cluster selector was the worst of the three.</w:t>
+      </w:r>
+      <w:r>
+        <w:rPr>
+          <w:color w:val="000000"/>
+        </w:rPr>
+        <w:t xml:space="preserve"> </w:t>
+      </w:r>
+      <w:r>
+        <w:rPr>
+          <w:color w:val="000000"/>
+        </w:rPr>
+        <w:t xml:space="preserve">We built a composite "anomaly-likeness" score that weights clusters by smallness, distance from other centroids, and low internal density. We expected it to concentrate on realistic anomalies. It performed ~0.13 ρ below simple smallest-first selection on the spread ≥ 0.10 subset. The reason: composite over-weights far, low-density clusters, and every detector separates those near-perfectly, killing the discriminative variance needed for ranking. Smallest-cluster selection samples pseudo-anomalies at a range of difficulty levels, some near the manifold boundary and some inside, which is what separates detectors. Design lesson: when picking a pseudo-negative distribution for model selection, calibrate difficulty on the middle, not the extremes.</w:t>
+      </w:r>
+    </w:p>
+    <w:p>
+      <w:pPr>
+        <w:pStyle w:val="Compact"/>
+        <w:numPr>
+          <w:ilvl w:val="0"/>
+          <w:numId w:val="1004"/>
+        </w:numPr>
+        <w:ind w:left="360" w:hanging="259"/>
+        <w:jc w:val="both"/>
+        <w:keepNext w:val="0"/>
+        <w:keepLines w:val="0"/>
+        <w:widowControl w:val="1"/>
+      </w:pPr>
+      <w:r>
+        <w:rPr>
+          <w:b/>
+          <w:bCs/>
+          <w:color w:val="000000"/>
+        </w:rPr>
+        <w:t xml:space="preserve">Aggregation barely matters.</w:t>
+      </w:r>
+      <w:r>
+        <w:rPr>
+          <w:color w:val="000000"/>
+        </w:rPr>
+        <w:t xml:space="preserve"> </w:t>
+      </w:r>
+      <w:r>
+        <w:rPr>
+          <w:color w:val="000000"/>
+        </w:rPr>
+        <w:t xml:space="preserve">Mean, Borda over per-subset ranks, and variance-weighted mean all fall within ±0.02 ρ. Ship the simplest option.</w:t>
+      </w:r>
+    </w:p>
+    <w:bookmarkEnd w:id="37"/>
+    <w:bookmarkStart w:id="41" w:name="Xea31230ad33a9ed880aeb17ba6e96405a3004d4"/>
+    <w:p>
+      <w:pPr>
+        <w:pStyle w:val="Heading3"/>
+        <w:keepNext/>
+        <w:keepLines/>
+        <w:widowControl w:val="1"/>
+      </w:pPr>
+      <w:r>
+        <w:rPr>
+          <w:color w:val="000000"/>
+        </w:rPr>
+        <w:t xml:space="preserve">A.2 Per-dataset predicted-versus-true rank</w:t>
+      </w:r>
+    </w:p>
+    <w:p>
+      <w:pPr>
+        <w:pStyle w:val="BodyText"/>
+        <w:jc w:val="center"/>
+        <w:keepNext/>
+        <w:keepLines/>
+        <w:widowControl w:val="1"/>
+      </w:pPr>
+      <w:r>
+        <w:rPr>
+          <w:color w:val="000000"/>
+        </w:rPr>
+        <w:drawing>
+          <wp:inline>
+            <wp:extent cx="3971108" cy="6949440"/>
+            <wp:effectExtent b="0" l="0" r="0" t="0"/>
+            <wp:docPr descr="Per-dataset scatter of ADRank-predicted rank against true rank" title="" id="39" name="Picture"/>
+            <a:graphic>
+              <a:graphicData uri="http://schemas.openxmlformats.org/drawingml/2006/picture">
+                <pic:pic>
+                  <pic:nvPicPr>
+                    <pic:cNvPr descr="figures/fig3_scatter.png" id="40" name="Picture"/>
+                    <pic:cNvPicPr>
+                      <a:picLocks noChangeArrowheads="1" noChangeAspect="1"/>
+                    </pic:cNvPicPr>
+                  </pic:nvPicPr>
+                  <pic:blipFill>
+                    <a:blip r:embed="rId38"/>
+                    <a:stretch>
+                      <a:fillRect/>
+                    </a:stretch>
+                  </pic:blipFill>
+                  <pic:spPr bwMode="auto">
+                    <a:xfrm>
+                      <a:off x="0" y="0"/>
+                      <a:ext cx="3971108" cy="6949440"/>
+                    </a:xfrm>
+                    <a:prstGeom prst="rect">
+                      <a:avLst/>
+                    </a:prstGeom>
+                    <a:noFill/>
+                    <a:ln w="9525">
+                      <a:noFill/>
+                      <a:headEnd/>
+                      <a:tailEnd/>
+                    </a:ln>
+                  </pic:spPr>
+                </pic:pic>
+              </a:graphicData>
+            </a:graphic>
+          </wp:inline>
+        </w:drawing>
+      </w:r>
+    </w:p>
+    <w:p>
+      <w:pPr>
+        <w:pStyle w:val="BodyText"/>
+        <w:jc w:val="both"/>
+        <w:keepNext w:val="0"/>
+        <w:keepLines w:val="0"/>
+        <w:widowControl w:val="1"/>
+      </w:pPr>
+      <w:r>
+        <w:rPr>
+          <w:b/>
+          <w:bCs/>
+          <w:color w:val="000000"/>
+        </w:rPr>
+        <w:t xml:space="preserve">Figure A.1.</w:t>
+      </w:r>
+      <w:r>
+        <w:rPr>
+          <w:color w:val="000000"/>
+        </w:rPr>
+        <w:t xml:space="preserve"> </w:t>
+      </w:r>
+      <w:r>
+        <w:rPr>
+          <w:color w:val="000000"/>
+        </w:rPr>
+        <w:t xml:space="preserve">Predicted rank (ADRank) vs true rank per detector, one panel per dataset. Dashed grey identity line. Datasets where the scatter clusters near the diagonal (vowels, magic.gamma, optdigits, satellite, Pima, PageBlocks, satimage-2, Waveform) contribute the bulk of the aggregate signal. Datasets with saturated true AUC (WBC, WDBC, mammography) show noise-dominated tie-breaking.</w:t>
+      </w:r>
+    </w:p>
+    <w:bookmarkEnd w:id="41"/>
     <w:bookmarkEnd w:id="42"/>
-    <w:bookmarkStart w:id="66" w:name="references"/>
+    <w:bookmarkStart w:id="45" w:name="appendix-b-robustness-checks"/>
+    <w:p>
+      <w:pPr>
+        <w:pStyle w:val="Heading2"/>
+        <w:keepNext/>
+        <w:keepLines/>
+        <w:widowControl w:val="1"/>
+      </w:pPr>
+      <w:r>
+        <w:rPr>
+          <w:color w:val="000000"/>
+        </w:rPr>
+        <w:t xml:space="preserve">Appendix B. Robustness checks</w:t>
+      </w:r>
+    </w:p>
+    <w:bookmarkStart w:id="43" w:name="Xdeccc8a5f1edf0810f65fee6f7ac5156753c2d5"/>
+    <w:p>
+      <w:pPr>
+        <w:pStyle w:val="Heading3"/>
+        <w:keepNext/>
+        <w:keepLines/>
+        <w:widowControl w:val="1"/>
+      </w:pPr>
+      <w:r>
+        <w:rPr>
+          <w:color w:val="000000"/>
+        </w:rPr>
+        <w:t xml:space="preserve">B.1 Leave-one-detector-out panel robustness</w:t>
+      </w:r>
+    </w:p>
+    <w:p>
+      <w:pPr>
+        <w:pStyle w:val="FirstParagraph"/>
+        <w:jc w:val="both"/>
+        <w:keepNext w:val="0"/>
+        <w:keepLines w:val="0"/>
+        <w:widowControl w:val="1"/>
+      </w:pPr>
+      <w:r>
+        <w:rPr>
+          <w:color w:val="000000"/>
+        </w:rPr>
+        <w:t xml:space="preserve">The drop-one analysis runs on the original 10-detector panel (the nine detectors of Section 4 plus OCSVM): we recompute ADRank ρ using only 9 of the 10 detectors, dropping each one in turn (Table B.1). Baseline ρ = 0.599 on the spread ≥ 0.10 subset with all 10.</w:t>
+      </w:r>
+    </w:p>
+    <w:tbl>
+      <w:tblPr>
+        <w:tblStyle w:val="Table"/>
+        <w:tblW w:type="pct" w:w="5000"/>
+        <w:jc w:val="center"/>
+        <w:tblLook w:firstRow="1" w:lastRow="0" w:firstColumn="0" w:lastColumn="0" w:noHBand="0" w:noVBand="0" w:val="0020"/>
+        <w:tblLayout w:type="autofit"/>
+        <w:tblBorders>
+          <w:top w:val="single" w:sz="10" w:color="4F6272"/>
+          <w:bottom w:val="single" w:sz="10" w:color="4F6272"/>
+          <w:insideH w:val="single" w:sz="5" w:color="9FB0C2"/>
+          <w:left w:val="single" w:sz="6" w:color="9FB0C2"/>
+          <w:right w:val="single" w:sz="6" w:color="9FB0C2"/>
+          <w:insideV w:val="single" w:sz="5" w:color="D9E1E8"/>
+        </w:tblBorders>
+      </w:tblPr>
+      <w:tblGrid>
+        <w:gridCol w:w="2640"/>
+        <w:gridCol w:w="2640"/>
+        <w:gridCol w:w="2640"/>
+      </w:tblGrid>
+      <w:tr>
+        <w:trPr>
+          <w:tblHeader w:val="on"/>
+        </w:trPr>
+        <w:tc>
+          <w:tcPr>
+            <w:shd w:fill="EEF3F7"/>
+            <w:tcBorders>
+              <w:left w:val="nil"/>
+              <w:right w:val="nil"/>
+              <w:top w:val="nil"/>
+              <w:bottom w:val="single" w:sz="8" w:color="9FB0C2"/>
+            </w:tcBorders>
+            <w:vAlign w:val="center"/>
+          </w:tcPr>
+          <w:p>
+            <w:pPr>
+              <w:pStyle w:val="Compact"/>
+              <w:spacing w:before="0" w:after="20" w:line="240" w:lineRule="auto"/>
+              <w:jc w:val="center"/>
+              <w:suppressAutoHyphens/>
+              <w:keepNext w:val="0"/>
+              <w:keepLines/>
+              <w:widowControl w:val="1"/>
+            </w:pPr>
+            <w:r>
+              <w:rPr>
+                <w:rFonts w:ascii="Times New Roman" w:hAnsi="Times New Roman"/>
+                <w:b/>
+                <w:color w:val="000000"/>
+                <w:sz w:val="19"/>
+              </w:rPr>
+              <w:t xml:space="preserve">Dropped</w:t>
+            </w:r>
+          </w:p>
+        </w:tc>
+        <w:tc>
+          <w:tcPr>
+            <w:shd w:fill="EEF3F7"/>
+            <w:tcBorders>
+              <w:left w:val="nil"/>
+              <w:right w:val="nil"/>
+              <w:top w:val="nil"/>
+              <w:bottom w:val="single" w:sz="8" w:color="9FB0C2"/>
+            </w:tcBorders>
+            <w:vAlign w:val="center"/>
+          </w:tcPr>
+          <w:p>
+            <w:pPr>
+              <w:pStyle w:val="Compact"/>
+              <w:spacing w:before="0" w:after="20" w:line="240" w:lineRule="auto"/>
+              <w:jc w:val="center"/>
+              <w:suppressAutoHyphens/>
+              <w:keepNext w:val="0"/>
+              <w:keepLines/>
+              <w:widowControl w:val="1"/>
+            </w:pPr>
+            <w:r>
+              <w:rPr>
+                <w:rFonts w:ascii="Times New Roman" w:hAnsi="Times New Roman"/>
+                <w:b/>
+                <w:color w:val="000000"/>
+                <w:sz w:val="19"/>
+              </w:rPr>
+              <w:t xml:space="preserve">ρ_spread10</w:t>
+            </w:r>
+          </w:p>
+        </w:tc>
+        <w:tc>
+          <w:tcPr>
+            <w:shd w:fill="EEF3F7"/>
+            <w:tcBorders>
+              <w:left w:val="nil"/>
+              <w:right w:val="nil"/>
+              <w:top w:val="nil"/>
+              <w:bottom w:val="single" w:sz="8" w:color="9FB0C2"/>
+            </w:tcBorders>
+            <w:vAlign w:val="center"/>
+          </w:tcPr>
+          <w:p>
+            <w:pPr>
+              <w:pStyle w:val="Compact"/>
+              <w:spacing w:before="0" w:after="20" w:line="240" w:lineRule="auto"/>
+              <w:jc w:val="center"/>
+              <w:suppressAutoHyphens/>
+              <w:keepNext w:val="0"/>
+              <w:keepLines/>
+              <w:widowControl w:val="1"/>
+            </w:pPr>
+            <w:r>
+              <w:rPr>
+                <w:rFonts w:ascii="Times New Roman" w:hAnsi="Times New Roman"/>
+                <w:b/>
+                <w:color w:val="000000"/>
+                <w:sz w:val="19"/>
+              </w:rPr>
+              <w:t xml:space="preserve">Δ vs baseline</w:t>
+            </w:r>
+          </w:p>
+        </w:tc>
+      </w:tr>
+      <w:tr>
+        <w:tc>
+          <w:tcPr>
+            <w:tcBorders>
+              <w:left w:val="nil"/>
+              <w:right w:val="nil"/>
+              <w:top w:val="nil"/>
+              <w:bottom w:val="single" w:sz="4" w:color="D9E1E8"/>
+            </w:tcBorders>
+            <w:vAlign w:val="center"/>
+          </w:tcPr>
+          <w:p>
+            <w:pPr>
+              <w:pStyle w:val="Compact"/>
+              <w:spacing w:before="0" w:after="20" w:line="240" w:lineRule="auto"/>
+              <w:jc w:val="center"/>
+              <w:suppressAutoHyphens/>
+              <w:keepNext w:val="0"/>
+              <w:keepLines/>
+              <w:widowControl w:val="1"/>
+            </w:pPr>
+            <w:r>
+              <w:rPr>
+                <w:rFonts w:ascii="Times New Roman" w:hAnsi="Times New Roman"/>
+                <w:color w:val="000000"/>
+                <w:sz w:val="19"/>
+              </w:rPr>
+              <w:t xml:space="preserve">IForest</w:t>
+            </w:r>
+          </w:p>
+        </w:tc>
+        <w:tc>
+          <w:tcPr>
+            <w:tcBorders>
+              <w:left w:val="nil"/>
+              <w:right w:val="nil"/>
+              <w:top w:val="nil"/>
+              <w:bottom w:val="single" w:sz="4" w:color="D9E1E8"/>
+            </w:tcBorders>
+            <w:vAlign w:val="center"/>
+          </w:tcPr>
+          <w:p>
+            <w:pPr>
+              <w:pStyle w:val="Compact"/>
+              <w:spacing w:before="0" w:after="20" w:line="240" w:lineRule="auto"/>
+              <w:jc w:val="center"/>
+              <w:suppressAutoHyphens/>
+              <w:keepNext w:val="0"/>
+              <w:keepLines/>
+              <w:widowControl w:val="1"/>
+            </w:pPr>
+            <w:r>
+              <w:rPr>
+                <w:rFonts w:ascii="Times New Roman" w:hAnsi="Times New Roman"/>
+                <w:color w:val="000000"/>
+                <w:sz w:val="19"/>
+              </w:rPr>
+              <w:t xml:space="preserve">0.557</w:t>
+            </w:r>
+          </w:p>
+        </w:tc>
+        <w:tc>
+          <w:tcPr>
+            <w:tcBorders>
+              <w:left w:val="nil"/>
+              <w:right w:val="nil"/>
+              <w:top w:val="nil"/>
+              <w:bottom w:val="single" w:sz="4" w:color="D9E1E8"/>
+            </w:tcBorders>
+            <w:vAlign w:val="center"/>
+          </w:tcPr>
+          <w:p>
+            <w:pPr>
+              <w:pStyle w:val="Compact"/>
+              <w:spacing w:before="0" w:after="20" w:line="240" w:lineRule="auto"/>
+              <w:jc w:val="center"/>
+              <w:suppressAutoHyphens/>
+              <w:keepNext w:val="0"/>
+              <w:keepLines/>
+              <w:widowControl w:val="1"/>
+            </w:pPr>
+            <w:r>
+              <w:rPr>
+                <w:rFonts w:ascii="Times New Roman" w:hAnsi="Times New Roman"/>
+                <w:color w:val="000000"/>
+                <w:sz w:val="19"/>
+              </w:rPr>
+              <w:t xml:space="preserve">-0.042</w:t>
+            </w:r>
+          </w:p>
+        </w:tc>
+      </w:tr>
+      <w:tr>
+        <w:tc>
+          <w:tcPr>
+            <w:tcBorders>
+              <w:left w:val="nil"/>
+              <w:right w:val="nil"/>
+              <w:top w:val="nil"/>
+              <w:bottom w:val="single" w:sz="4" w:color="D9E1E8"/>
+            </w:tcBorders>
+            <w:vAlign w:val="center"/>
+          </w:tcPr>
+          <w:p>
+            <w:pPr>
+              <w:pStyle w:val="Compact"/>
+              <w:spacing w:before="0" w:after="20" w:line="240" w:lineRule="auto"/>
+              <w:jc w:val="center"/>
+              <w:suppressAutoHyphens/>
+              <w:keepNext w:val="0"/>
+              <w:keepLines/>
+              <w:widowControl w:val="1"/>
+            </w:pPr>
+            <w:r>
+              <w:rPr>
+                <w:rFonts w:ascii="Times New Roman" w:hAnsi="Times New Roman"/>
+                <w:color w:val="000000"/>
+                <w:sz w:val="19"/>
+              </w:rPr>
+              <w:t xml:space="preserve">KNN</w:t>
+            </w:r>
+          </w:p>
+        </w:tc>
+        <w:tc>
+          <w:tcPr>
+            <w:tcBorders>
+              <w:left w:val="nil"/>
+              <w:right w:val="nil"/>
+              <w:top w:val="nil"/>
+              <w:bottom w:val="single" w:sz="4" w:color="D9E1E8"/>
+            </w:tcBorders>
+            <w:vAlign w:val="center"/>
+          </w:tcPr>
+          <w:p>
+            <w:pPr>
+              <w:pStyle w:val="Compact"/>
+              <w:spacing w:before="0" w:after="20" w:line="240" w:lineRule="auto"/>
+              <w:jc w:val="center"/>
+              <w:suppressAutoHyphens/>
+              <w:keepNext w:val="0"/>
+              <w:keepLines/>
+              <w:widowControl w:val="1"/>
+            </w:pPr>
+            <w:r>
+              <w:rPr>
+                <w:rFonts w:ascii="Times New Roman" w:hAnsi="Times New Roman"/>
+                <w:color w:val="000000"/>
+                <w:sz w:val="19"/>
+              </w:rPr>
+              <w:t xml:space="preserve">0.568</w:t>
+            </w:r>
+          </w:p>
+        </w:tc>
+        <w:tc>
+          <w:tcPr>
+            <w:tcBorders>
+              <w:left w:val="nil"/>
+              <w:right w:val="nil"/>
+              <w:top w:val="nil"/>
+              <w:bottom w:val="single" w:sz="4" w:color="D9E1E8"/>
+            </w:tcBorders>
+            <w:vAlign w:val="center"/>
+          </w:tcPr>
+          <w:p>
+            <w:pPr>
+              <w:pStyle w:val="Compact"/>
+              <w:spacing w:before="0" w:after="20" w:line="240" w:lineRule="auto"/>
+              <w:jc w:val="center"/>
+              <w:suppressAutoHyphens/>
+              <w:keepNext w:val="0"/>
+              <w:keepLines/>
+              <w:widowControl w:val="1"/>
+            </w:pPr>
+            <w:r>
+              <w:rPr>
+                <w:rFonts w:ascii="Times New Roman" w:hAnsi="Times New Roman"/>
+                <w:color w:val="000000"/>
+                <w:sz w:val="19"/>
+              </w:rPr>
+              <w:t xml:space="preserve">-0.031</w:t>
+            </w:r>
+          </w:p>
+        </w:tc>
+      </w:tr>
+      <w:tr>
+        <w:tc>
+          <w:tcPr>
+            <w:tcBorders>
+              <w:left w:val="nil"/>
+              <w:right w:val="nil"/>
+              <w:top w:val="nil"/>
+              <w:bottom w:val="single" w:sz="4" w:color="D9E1E8"/>
+            </w:tcBorders>
+            <w:vAlign w:val="center"/>
+          </w:tcPr>
+          <w:p>
+            <w:pPr>
+              <w:pStyle w:val="Compact"/>
+              <w:spacing w:before="0" w:after="20" w:line="240" w:lineRule="auto"/>
+              <w:jc w:val="center"/>
+              <w:suppressAutoHyphens/>
+              <w:keepNext w:val="0"/>
+              <w:keepLines/>
+              <w:widowControl w:val="1"/>
+            </w:pPr>
+            <w:r>
+              <w:rPr>
+                <w:rFonts w:ascii="Times New Roman" w:hAnsi="Times New Roman"/>
+                <w:color w:val="000000"/>
+                <w:sz w:val="19"/>
+              </w:rPr>
+              <w:t xml:space="preserve">PCA</w:t>
+            </w:r>
+          </w:p>
+        </w:tc>
+        <w:tc>
+          <w:tcPr>
+            <w:tcBorders>
+              <w:left w:val="nil"/>
+              <w:right w:val="nil"/>
+              <w:top w:val="nil"/>
+              <w:bottom w:val="single" w:sz="4" w:color="D9E1E8"/>
+            </w:tcBorders>
+            <w:vAlign w:val="center"/>
+          </w:tcPr>
+          <w:p>
+            <w:pPr>
+              <w:pStyle w:val="Compact"/>
+              <w:spacing w:before="0" w:after="20" w:line="240" w:lineRule="auto"/>
+              <w:jc w:val="center"/>
+              <w:suppressAutoHyphens/>
+              <w:keepNext w:val="0"/>
+              <w:keepLines/>
+              <w:widowControl w:val="1"/>
+            </w:pPr>
+            <w:r>
+              <w:rPr>
+                <w:rFonts w:ascii="Times New Roman" w:hAnsi="Times New Roman"/>
+                <w:color w:val="000000"/>
+                <w:sz w:val="19"/>
+              </w:rPr>
+              <w:t xml:space="preserve">0.582</w:t>
+            </w:r>
+          </w:p>
+        </w:tc>
+        <w:tc>
+          <w:tcPr>
+            <w:tcBorders>
+              <w:left w:val="nil"/>
+              <w:right w:val="nil"/>
+              <w:top w:val="nil"/>
+              <w:bottom w:val="single" w:sz="4" w:color="D9E1E8"/>
+            </w:tcBorders>
+            <w:vAlign w:val="center"/>
+          </w:tcPr>
+          <w:p>
+            <w:pPr>
+              <w:pStyle w:val="Compact"/>
+              <w:spacing w:before="0" w:after="20" w:line="240" w:lineRule="auto"/>
+              <w:jc w:val="center"/>
+              <w:suppressAutoHyphens/>
+              <w:keepNext w:val="0"/>
+              <w:keepLines/>
+              <w:widowControl w:val="1"/>
+            </w:pPr>
+            <w:r>
+              <w:rPr>
+                <w:rFonts w:ascii="Times New Roman" w:hAnsi="Times New Roman"/>
+                <w:color w:val="000000"/>
+                <w:sz w:val="19"/>
+              </w:rPr>
+              <w:t xml:space="preserve">-0.017</w:t>
+            </w:r>
+          </w:p>
+        </w:tc>
+      </w:tr>
+      <w:tr>
+        <w:tc>
+          <w:tcPr>
+            <w:tcBorders>
+              <w:left w:val="nil"/>
+              <w:right w:val="nil"/>
+              <w:top w:val="nil"/>
+              <w:bottom w:val="single" w:sz="4" w:color="D9E1E8"/>
+            </w:tcBorders>
+            <w:vAlign w:val="center"/>
+          </w:tcPr>
+          <w:p>
+            <w:pPr>
+              <w:pStyle w:val="Compact"/>
+              <w:spacing w:before="0" w:after="20" w:line="240" w:lineRule="auto"/>
+              <w:jc w:val="center"/>
+              <w:suppressAutoHyphens/>
+              <w:keepNext w:val="0"/>
+              <w:keepLines/>
+              <w:widowControl w:val="1"/>
+            </w:pPr>
+            <w:r>
+              <w:rPr>
+                <w:rFonts w:ascii="Times New Roman" w:hAnsi="Times New Roman"/>
+                <w:color w:val="000000"/>
+                <w:sz w:val="19"/>
+              </w:rPr>
+              <w:t xml:space="preserve">ECOD</w:t>
+            </w:r>
+          </w:p>
+        </w:tc>
+        <w:tc>
+          <w:tcPr>
+            <w:tcBorders>
+              <w:left w:val="nil"/>
+              <w:right w:val="nil"/>
+              <w:top w:val="nil"/>
+              <w:bottom w:val="single" w:sz="4" w:color="D9E1E8"/>
+            </w:tcBorders>
+            <w:vAlign w:val="center"/>
+          </w:tcPr>
+          <w:p>
+            <w:pPr>
+              <w:pStyle w:val="Compact"/>
+              <w:spacing w:before="0" w:after="20" w:line="240" w:lineRule="auto"/>
+              <w:jc w:val="center"/>
+              <w:suppressAutoHyphens/>
+              <w:keepNext w:val="0"/>
+              <w:keepLines/>
+              <w:widowControl w:val="1"/>
+            </w:pPr>
+            <w:r>
+              <w:rPr>
+                <w:rFonts w:ascii="Times New Roman" w:hAnsi="Times New Roman"/>
+                <w:color w:val="000000"/>
+                <w:sz w:val="19"/>
+              </w:rPr>
+              <w:t xml:space="preserve">0.583</w:t>
+            </w:r>
+          </w:p>
+        </w:tc>
+        <w:tc>
+          <w:tcPr>
+            <w:tcBorders>
+              <w:left w:val="nil"/>
+              <w:right w:val="nil"/>
+              <w:top w:val="nil"/>
+              <w:bottom w:val="single" w:sz="4" w:color="D9E1E8"/>
+            </w:tcBorders>
+            <w:vAlign w:val="center"/>
+          </w:tcPr>
+          <w:p>
+            <w:pPr>
+              <w:pStyle w:val="Compact"/>
+              <w:spacing w:before="0" w:after="20" w:line="240" w:lineRule="auto"/>
+              <w:jc w:val="center"/>
+              <w:suppressAutoHyphens/>
+              <w:keepNext w:val="0"/>
+              <w:keepLines/>
+              <w:widowControl w:val="1"/>
+            </w:pPr>
+            <w:r>
+              <w:rPr>
+                <w:rFonts w:ascii="Times New Roman" w:hAnsi="Times New Roman"/>
+                <w:color w:val="000000"/>
+                <w:sz w:val="19"/>
+              </w:rPr>
+              <w:t xml:space="preserve">-0.016</w:t>
+            </w:r>
+          </w:p>
+        </w:tc>
+      </w:tr>
+      <w:tr>
+        <w:tc>
+          <w:tcPr>
+            <w:tcBorders>
+              <w:left w:val="nil"/>
+              <w:right w:val="nil"/>
+              <w:top w:val="nil"/>
+              <w:bottom w:val="single" w:sz="4" w:color="D9E1E8"/>
+            </w:tcBorders>
+            <w:vAlign w:val="center"/>
+          </w:tcPr>
+          <w:p>
+            <w:pPr>
+              <w:pStyle w:val="Compact"/>
+              <w:spacing w:before="0" w:after="20" w:line="240" w:lineRule="auto"/>
+              <w:jc w:val="center"/>
+              <w:suppressAutoHyphens/>
+              <w:keepNext w:val="0"/>
+              <w:keepLines/>
+              <w:widowControl w:val="1"/>
+            </w:pPr>
+            <w:r>
+              <w:rPr>
+                <w:rFonts w:ascii="Times New Roman" w:hAnsi="Times New Roman"/>
+                <w:color w:val="000000"/>
+                <w:sz w:val="19"/>
+              </w:rPr>
+              <w:t xml:space="preserve">LODA</w:t>
+            </w:r>
+          </w:p>
+        </w:tc>
+        <w:tc>
+          <w:tcPr>
+            <w:tcBorders>
+              <w:left w:val="nil"/>
+              <w:right w:val="nil"/>
+              <w:top w:val="nil"/>
+              <w:bottom w:val="single" w:sz="4" w:color="D9E1E8"/>
+            </w:tcBorders>
+            <w:vAlign w:val="center"/>
+          </w:tcPr>
+          <w:p>
+            <w:pPr>
+              <w:pStyle w:val="Compact"/>
+              <w:spacing w:before="0" w:after="20" w:line="240" w:lineRule="auto"/>
+              <w:jc w:val="center"/>
+              <w:suppressAutoHyphens/>
+              <w:keepNext w:val="0"/>
+              <w:keepLines/>
+              <w:widowControl w:val="1"/>
+            </w:pPr>
+            <w:r>
+              <w:rPr>
+                <w:rFonts w:ascii="Times New Roman" w:hAnsi="Times New Roman"/>
+                <w:color w:val="000000"/>
+                <w:sz w:val="19"/>
+              </w:rPr>
+              <w:t xml:space="preserve">0.602</w:t>
+            </w:r>
+          </w:p>
+        </w:tc>
+        <w:tc>
+          <w:tcPr>
+            <w:tcBorders>
+              <w:left w:val="nil"/>
+              <w:right w:val="nil"/>
+              <w:top w:val="nil"/>
+              <w:bottom w:val="single" w:sz="4" w:color="D9E1E8"/>
+            </w:tcBorders>
+            <w:vAlign w:val="center"/>
+          </w:tcPr>
+          <w:p>
+            <w:pPr>
+              <w:pStyle w:val="Compact"/>
+              <w:spacing w:before="0" w:after="20" w:line="240" w:lineRule="auto"/>
+              <w:jc w:val="center"/>
+              <w:suppressAutoHyphens/>
+              <w:keepNext w:val="0"/>
+              <w:keepLines/>
+              <w:widowControl w:val="1"/>
+            </w:pPr>
+            <w:r>
+              <w:rPr>
+                <w:rFonts w:ascii="Times New Roman" w:hAnsi="Times New Roman"/>
+                <w:color w:val="000000"/>
+                <w:sz w:val="19"/>
+              </w:rPr>
+              <w:t xml:space="preserve">+0.003</w:t>
+            </w:r>
+          </w:p>
+        </w:tc>
+      </w:tr>
+      <w:tr>
+        <w:tc>
+          <w:tcPr>
+            <w:tcBorders>
+              <w:left w:val="nil"/>
+              <w:right w:val="nil"/>
+              <w:top w:val="nil"/>
+              <w:bottom w:val="single" w:sz="4" w:color="D9E1E8"/>
+            </w:tcBorders>
+            <w:vAlign w:val="center"/>
+          </w:tcPr>
+          <w:p>
+            <w:pPr>
+              <w:pStyle w:val="Compact"/>
+              <w:spacing w:before="0" w:after="20" w:line="240" w:lineRule="auto"/>
+              <w:jc w:val="center"/>
+              <w:suppressAutoHyphens/>
+              <w:keepNext w:val="0"/>
+              <w:keepLines/>
+              <w:widowControl w:val="1"/>
+            </w:pPr>
+            <w:r>
+              <w:rPr>
+                <w:rFonts w:ascii="Times New Roman" w:hAnsi="Times New Roman"/>
+                <w:color w:val="000000"/>
+                <w:sz w:val="19"/>
+              </w:rPr>
+              <w:t xml:space="preserve">LOF</w:t>
+            </w:r>
+          </w:p>
+        </w:tc>
+        <w:tc>
+          <w:tcPr>
+            <w:tcBorders>
+              <w:left w:val="nil"/>
+              <w:right w:val="nil"/>
+              <w:top w:val="nil"/>
+              <w:bottom w:val="single" w:sz="4" w:color="D9E1E8"/>
+            </w:tcBorders>
+            <w:vAlign w:val="center"/>
+          </w:tcPr>
+          <w:p>
+            <w:pPr>
+              <w:pStyle w:val="Compact"/>
+              <w:spacing w:before="0" w:after="20" w:line="240" w:lineRule="auto"/>
+              <w:jc w:val="center"/>
+              <w:suppressAutoHyphens/>
+              <w:keepNext w:val="0"/>
+              <w:keepLines/>
+              <w:widowControl w:val="1"/>
+            </w:pPr>
+            <w:r>
+              <w:rPr>
+                <w:rFonts w:ascii="Times New Roman" w:hAnsi="Times New Roman"/>
+                <w:color w:val="000000"/>
+                <w:sz w:val="19"/>
+              </w:rPr>
+              <w:t xml:space="preserve">0.610</w:t>
+            </w:r>
+          </w:p>
+        </w:tc>
+        <w:tc>
+          <w:tcPr>
+            <w:tcBorders>
+              <w:left w:val="nil"/>
+              <w:right w:val="nil"/>
+              <w:top w:val="nil"/>
+              <w:bottom w:val="single" w:sz="4" w:color="D9E1E8"/>
+            </w:tcBorders>
+            <w:vAlign w:val="center"/>
+          </w:tcPr>
+          <w:p>
+            <w:pPr>
+              <w:pStyle w:val="Compact"/>
+              <w:spacing w:before="0" w:after="20" w:line="240" w:lineRule="auto"/>
+              <w:jc w:val="center"/>
+              <w:suppressAutoHyphens/>
+              <w:keepNext w:val="0"/>
+              <w:keepLines/>
+              <w:widowControl w:val="1"/>
+            </w:pPr>
+            <w:r>
+              <w:rPr>
+                <w:rFonts w:ascii="Times New Roman" w:hAnsi="Times New Roman"/>
+                <w:color w:val="000000"/>
+                <w:sz w:val="19"/>
+              </w:rPr>
+              <w:t xml:space="preserve">+0.011</w:t>
+            </w:r>
+          </w:p>
+        </w:tc>
+      </w:tr>
+      <w:tr>
+        <w:tc>
+          <w:tcPr>
+            <w:tcBorders>
+              <w:left w:val="nil"/>
+              <w:right w:val="nil"/>
+              <w:top w:val="nil"/>
+              <w:bottom w:val="single" w:sz="4" w:color="D9E1E8"/>
+            </w:tcBorders>
+            <w:vAlign w:val="center"/>
+          </w:tcPr>
+          <w:p>
+            <w:pPr>
+              <w:pStyle w:val="Compact"/>
+              <w:spacing w:before="0" w:after="20" w:line="240" w:lineRule="auto"/>
+              <w:jc w:val="center"/>
+              <w:suppressAutoHyphens/>
+              <w:keepNext w:val="0"/>
+              <w:keepLines/>
+              <w:widowControl w:val="1"/>
+            </w:pPr>
+            <w:r>
+              <w:rPr>
+                <w:rFonts w:ascii="Times New Roman" w:hAnsi="Times New Roman"/>
+                <w:color w:val="000000"/>
+                <w:sz w:val="19"/>
+              </w:rPr>
+              <w:t xml:space="preserve">CBLOF</w:t>
+            </w:r>
+          </w:p>
+        </w:tc>
+        <w:tc>
+          <w:tcPr>
+            <w:tcBorders>
+              <w:left w:val="nil"/>
+              <w:right w:val="nil"/>
+              <w:top w:val="nil"/>
+              <w:bottom w:val="single" w:sz="4" w:color="D9E1E8"/>
+            </w:tcBorders>
+            <w:vAlign w:val="center"/>
+          </w:tcPr>
+          <w:p>
+            <w:pPr>
+              <w:pStyle w:val="Compact"/>
+              <w:spacing w:before="0" w:after="20" w:line="240" w:lineRule="auto"/>
+              <w:jc w:val="center"/>
+              <w:suppressAutoHyphens/>
+              <w:keepNext w:val="0"/>
+              <w:keepLines/>
+              <w:widowControl w:val="1"/>
+            </w:pPr>
+            <w:r>
+              <w:rPr>
+                <w:rFonts w:ascii="Times New Roman" w:hAnsi="Times New Roman"/>
+                <w:color w:val="000000"/>
+                <w:sz w:val="19"/>
+              </w:rPr>
+              <w:t xml:space="preserve">0.622</w:t>
+            </w:r>
+          </w:p>
+        </w:tc>
+        <w:tc>
+          <w:tcPr>
+            <w:tcBorders>
+              <w:left w:val="nil"/>
+              <w:right w:val="nil"/>
+              <w:top w:val="nil"/>
+              <w:bottom w:val="single" w:sz="4" w:color="D9E1E8"/>
+            </w:tcBorders>
+            <w:vAlign w:val="center"/>
+          </w:tcPr>
+          <w:p>
+            <w:pPr>
+              <w:pStyle w:val="Compact"/>
+              <w:spacing w:before="0" w:after="20" w:line="240" w:lineRule="auto"/>
+              <w:jc w:val="center"/>
+              <w:suppressAutoHyphens/>
+              <w:keepNext w:val="0"/>
+              <w:keepLines/>
+              <w:widowControl w:val="1"/>
+            </w:pPr>
+            <w:r>
+              <w:rPr>
+                <w:rFonts w:ascii="Times New Roman" w:hAnsi="Times New Roman"/>
+                <w:color w:val="000000"/>
+                <w:sz w:val="19"/>
+              </w:rPr>
+              <w:t xml:space="preserve">+0.023</w:t>
+            </w:r>
+          </w:p>
+        </w:tc>
+      </w:tr>
+      <w:tr>
+        <w:tc>
+          <w:tcPr>
+            <w:tcBorders>
+              <w:left w:val="nil"/>
+              <w:right w:val="nil"/>
+              <w:top w:val="nil"/>
+              <w:bottom w:val="single" w:sz="4" w:color="D9E1E8"/>
+            </w:tcBorders>
+            <w:vAlign w:val="center"/>
+          </w:tcPr>
+          <w:p>
+            <w:pPr>
+              <w:pStyle w:val="Compact"/>
+              <w:spacing w:before="0" w:after="20" w:line="240" w:lineRule="auto"/>
+              <w:jc w:val="center"/>
+              <w:suppressAutoHyphens/>
+              <w:keepNext w:val="0"/>
+              <w:keepLines/>
+              <w:widowControl w:val="1"/>
+            </w:pPr>
+            <w:r>
+              <w:rPr>
+                <w:rFonts w:ascii="Times New Roman" w:hAnsi="Times New Roman"/>
+                <w:color w:val="000000"/>
+                <w:sz w:val="19"/>
+              </w:rPr>
+              <w:t xml:space="preserve">OCSVM</w:t>
+            </w:r>
+          </w:p>
+        </w:tc>
+        <w:tc>
+          <w:tcPr>
+            <w:tcBorders>
+              <w:left w:val="nil"/>
+              <w:right w:val="nil"/>
+              <w:top w:val="nil"/>
+              <w:bottom w:val="single" w:sz="4" w:color="D9E1E8"/>
+            </w:tcBorders>
+            <w:vAlign w:val="center"/>
+          </w:tcPr>
+          <w:p>
+            <w:pPr>
+              <w:pStyle w:val="Compact"/>
+              <w:spacing w:before="0" w:after="20" w:line="240" w:lineRule="auto"/>
+              <w:jc w:val="center"/>
+              <w:suppressAutoHyphens/>
+              <w:keepNext w:val="0"/>
+              <w:keepLines/>
+              <w:widowControl w:val="1"/>
+            </w:pPr>
+            <w:r>
+              <w:rPr>
+                <w:rFonts w:ascii="Times New Roman" w:hAnsi="Times New Roman"/>
+                <w:color w:val="000000"/>
+                <w:sz w:val="19"/>
+              </w:rPr>
+              <w:t xml:space="preserve">0.629</w:t>
+            </w:r>
+          </w:p>
+        </w:tc>
+        <w:tc>
+          <w:tcPr>
+            <w:tcBorders>
+              <w:left w:val="nil"/>
+              <w:right w:val="nil"/>
+              <w:top w:val="nil"/>
+              <w:bottom w:val="single" w:sz="4" w:color="D9E1E8"/>
+            </w:tcBorders>
+            <w:vAlign w:val="center"/>
+          </w:tcPr>
+          <w:p>
+            <w:pPr>
+              <w:pStyle w:val="Compact"/>
+              <w:spacing w:before="0" w:after="20" w:line="240" w:lineRule="auto"/>
+              <w:jc w:val="center"/>
+              <w:suppressAutoHyphens/>
+              <w:keepNext w:val="0"/>
+              <w:keepLines/>
+              <w:widowControl w:val="1"/>
+            </w:pPr>
+            <w:r>
+              <w:rPr>
+                <w:rFonts w:ascii="Times New Roman" w:hAnsi="Times New Roman"/>
+                <w:color w:val="000000"/>
+                <w:sz w:val="19"/>
+              </w:rPr>
+              <w:t xml:space="preserve">+0.030</w:t>
+            </w:r>
+          </w:p>
+        </w:tc>
+      </w:tr>
+      <w:tr>
+        <w:tc>
+          <w:tcPr>
+            <w:tcBorders>
+              <w:left w:val="nil"/>
+              <w:right w:val="nil"/>
+              <w:top w:val="nil"/>
+              <w:bottom w:val="single" w:sz="4" w:color="D9E1E8"/>
+            </w:tcBorders>
+            <w:vAlign w:val="center"/>
+          </w:tcPr>
+          <w:p>
+            <w:pPr>
+              <w:pStyle w:val="Compact"/>
+              <w:spacing w:before="0" w:after="20" w:line="240" w:lineRule="auto"/>
+              <w:jc w:val="center"/>
+              <w:suppressAutoHyphens/>
+              <w:keepNext w:val="0"/>
+              <w:keepLines/>
+              <w:widowControl w:val="1"/>
+            </w:pPr>
+            <w:r>
+              <w:rPr>
+                <w:rFonts w:ascii="Times New Roman" w:hAnsi="Times New Roman"/>
+                <w:color w:val="000000"/>
+                <w:sz w:val="19"/>
+              </w:rPr>
+              <w:t xml:space="preserve">COPOD</w:t>
+            </w:r>
+          </w:p>
+        </w:tc>
+        <w:tc>
+          <w:tcPr>
+            <w:tcBorders>
+              <w:left w:val="nil"/>
+              <w:right w:val="nil"/>
+              <w:top w:val="nil"/>
+              <w:bottom w:val="single" w:sz="4" w:color="D9E1E8"/>
+            </w:tcBorders>
+            <w:vAlign w:val="center"/>
+          </w:tcPr>
+          <w:p>
+            <w:pPr>
+              <w:pStyle w:val="Compact"/>
+              <w:spacing w:before="0" w:after="20" w:line="240" w:lineRule="auto"/>
+              <w:jc w:val="center"/>
+              <w:suppressAutoHyphens/>
+              <w:keepNext w:val="0"/>
+              <w:keepLines/>
+              <w:widowControl w:val="1"/>
+            </w:pPr>
+            <w:r>
+              <w:rPr>
+                <w:rFonts w:ascii="Times New Roman" w:hAnsi="Times New Roman"/>
+                <w:color w:val="000000"/>
+                <w:sz w:val="19"/>
+              </w:rPr>
+              <w:t xml:space="preserve">0.640</w:t>
+            </w:r>
+          </w:p>
+        </w:tc>
+        <w:tc>
+          <w:tcPr>
+            <w:tcBorders>
+              <w:left w:val="nil"/>
+              <w:right w:val="nil"/>
+              <w:top w:val="nil"/>
+              <w:bottom w:val="single" w:sz="4" w:color="D9E1E8"/>
+            </w:tcBorders>
+            <w:vAlign w:val="center"/>
+          </w:tcPr>
+          <w:p>
+            <w:pPr>
+              <w:pStyle w:val="Compact"/>
+              <w:spacing w:before="0" w:after="20" w:line="240" w:lineRule="auto"/>
+              <w:jc w:val="center"/>
+              <w:suppressAutoHyphens/>
+              <w:keepNext w:val="0"/>
+              <w:keepLines/>
+              <w:widowControl w:val="1"/>
+            </w:pPr>
+            <w:r>
+              <w:rPr>
+                <w:rFonts w:ascii="Times New Roman" w:hAnsi="Times New Roman"/>
+                <w:color w:val="000000"/>
+                <w:sz w:val="19"/>
+              </w:rPr>
+              <w:t xml:space="preserve">+0.041</w:t>
+            </w:r>
+          </w:p>
+        </w:tc>
+      </w:tr>
+      <w:tr>
+        <w:tc>
+          <w:tcPr>
+            <w:tcBorders>
+              <w:left w:val="nil"/>
+              <w:right w:val="nil"/>
+              <w:top w:val="nil"/>
+              <w:bottom w:val="nil"/>
+            </w:tcBorders>
+            <w:vAlign w:val="center"/>
+          </w:tcPr>
+          <w:p>
+            <w:pPr>
+              <w:pStyle w:val="Compact"/>
+              <w:spacing w:before="0" w:after="20" w:line="240" w:lineRule="auto"/>
+              <w:jc w:val="center"/>
+              <w:suppressAutoHyphens/>
+              <w:keepNext w:val="0"/>
+              <w:keepLines/>
+              <w:widowControl w:val="1"/>
+            </w:pPr>
+            <w:r>
+              <w:rPr>
+                <w:rFonts w:ascii="Times New Roman" w:hAnsi="Times New Roman"/>
+                <w:color w:val="000000"/>
+                <w:sz w:val="19"/>
+              </w:rPr>
+              <w:t xml:space="preserve">HBOS</w:t>
+            </w:r>
+          </w:p>
+        </w:tc>
+        <w:tc>
+          <w:tcPr>
+            <w:tcBorders>
+              <w:left w:val="nil"/>
+              <w:right w:val="nil"/>
+              <w:top w:val="nil"/>
+              <w:bottom w:val="nil"/>
+            </w:tcBorders>
+            <w:vAlign w:val="center"/>
+          </w:tcPr>
+          <w:p>
+            <w:pPr>
+              <w:pStyle w:val="Compact"/>
+              <w:spacing w:before="0" w:after="20" w:line="240" w:lineRule="auto"/>
+              <w:jc w:val="center"/>
+              <w:suppressAutoHyphens/>
+              <w:keepNext w:val="0"/>
+              <w:keepLines/>
+              <w:widowControl w:val="1"/>
+            </w:pPr>
+            <w:r>
+              <w:rPr>
+                <w:rFonts w:ascii="Times New Roman" w:hAnsi="Times New Roman"/>
+                <w:color w:val="000000"/>
+                <w:sz w:val="19"/>
+              </w:rPr>
+              <w:t xml:space="preserve">0.642</w:t>
+            </w:r>
+          </w:p>
+        </w:tc>
+        <w:tc>
+          <w:tcPr>
+            <w:tcBorders>
+              <w:left w:val="nil"/>
+              <w:right w:val="nil"/>
+              <w:top w:val="nil"/>
+              <w:bottom w:val="nil"/>
+            </w:tcBorders>
+            <w:vAlign w:val="center"/>
+          </w:tcPr>
+          <w:p>
+            <w:pPr>
+              <w:pStyle w:val="Compact"/>
+              <w:spacing w:before="0" w:after="20" w:line="240" w:lineRule="auto"/>
+              <w:jc w:val="center"/>
+              <w:suppressAutoHyphens/>
+              <w:keepNext w:val="0"/>
+              <w:keepLines/>
+              <w:widowControl w:val="1"/>
+            </w:pPr>
+            <w:r>
+              <w:rPr>
+                <w:rFonts w:ascii="Times New Roman" w:hAnsi="Times New Roman"/>
+                <w:color w:val="000000"/>
+                <w:sz w:val="19"/>
+              </w:rPr>
+              <w:t xml:space="preserve">+0.043</w:t>
+            </w:r>
+          </w:p>
+        </w:tc>
+      </w:tr>
+    </w:tbl>
+    <w:p>
+      <w:pPr>
+        <w:pStyle w:val="BodyText"/>
+        <w:spacing w:before="240"/>
+        <w:jc w:val="both"/>
+        <w:keepNext w:val="0"/>
+        <w:keepLines w:val="0"/>
+        <w:widowControl w:val="1"/>
+      </w:pPr>
+      <w:r>
+        <w:rPr>
+          <w:b/>
+          <w:bCs/>
+          <w:color w:val="000000"/>
+        </w:rPr>
+        <w:t xml:space="preserve">Table B.1.</w:t>
+      </w:r>
+      <w:r>
+        <w:rPr>
+          <w:color w:val="000000"/>
+        </w:rPr>
+        <w:t xml:space="preserve"> </w:t>
+      </w:r>
+      <w:r>
+        <w:rPr>
+          <w:color w:val="000000"/>
+        </w:rPr>
+        <w:t xml:space="preserve">Drop-one detector robustness. ρ stays in [0.557, 0.642] under any single-detector removal. Dropping the strongest single detector (IForest) is the largest loss but leaves ρ well above the consensus baseline.</w:t>
+      </w:r>
+    </w:p>
+    <w:p>
+      <w:pPr>
+        <w:pStyle w:val="BodyText"/>
+        <w:jc w:val="both"/>
+        <w:keepNext w:val="0"/>
+        <w:keepLines w:val="0"/>
+        <w:widowControl w:val="1"/>
+      </w:pPr>
+      <w:r>
+        <w:rPr>
+          <w:color w:val="000000"/>
+        </w:rPr>
+        <w:t xml:space="preserve">The ranking is stable to detector-panel choice. Dropping the strongest single detector (IForest) is the largest cost and still leaves ρ = 0.557, above the consensus baseline by ~0.7. Removing OCSVM or HBOS improves ρ marginally, indicating they contribute more noise than signal to the pseudo-ranking under this panel and dataset mix; the OCSVM row is the panel-removal check referenced in Section 4.</w:t>
+      </w:r>
+    </w:p>
+    <w:bookmarkEnd w:id="43"/>
+    <w:bookmarkStart w:id="44" w:name="b2-deep-detectors"/>
+    <w:p>
+      <w:pPr>
+        <w:pStyle w:val="Heading3"/>
+        <w:keepNext/>
+        <w:keepLines/>
+        <w:widowControl w:val="1"/>
+      </w:pPr>
+      <w:r>
+        <w:rPr>
+          <w:color w:val="000000"/>
+        </w:rPr>
+        <w:t xml:space="preserve">B.2 Deep detectors</w:t>
+      </w:r>
+    </w:p>
+    <w:p>
+      <w:pPr>
+        <w:pStyle w:val="FirstParagraph"/>
+        <w:jc w:val="both"/>
+        <w:keepNext w:val="0"/>
+        <w:keepLines w:val="0"/>
+        <w:widowControl w:val="1"/>
+      </w:pPr>
+      <w:r>
+        <w:rPr>
+          <w:b/>
+          <w:bCs/>
+          <w:color w:val="000000"/>
+        </w:rPr>
+        <w:t xml:space="preserve">Deep detectors.</w:t>
+      </w:r>
+      <w:r>
+        <w:rPr>
+          <w:color w:val="000000"/>
+        </w:rPr>
+        <w:t xml:space="preserve"> </w:t>
+      </w:r>
+      <w:r>
+        <w:rPr>
+          <w:color w:val="000000"/>
+        </w:rPr>
+        <w:t xml:space="preserve">We re-run with AutoEncoder and DeepSVDD added (an 11-detector panel) on a matched spot-check (7-8 datasets per modality, single seed, K = 30 regimes) and compare against the classical 9-detector panel on the same datasets and config (Table B.2). The headline holds: auto-calibrated ADRank still cuts regret 85-94% below random with the deep detectors in the panel.</w:t>
+      </w:r>
+    </w:p>
+    <w:tbl>
+      <w:tblPr>
+        <w:tblStyle w:val="Table"/>
+        <w:tblW w:type="pct" w:w="5000"/>
+        <w:jc w:val="center"/>
+        <w:tblLook w:firstRow="1" w:lastRow="0" w:firstColumn="0" w:lastColumn="0" w:noHBand="0" w:noVBand="0" w:val="0020"/>
+        <w:tblLayout w:type="autofit"/>
+        <w:tblBorders>
+          <w:top w:val="single" w:sz="10" w:color="4F6272"/>
+          <w:bottom w:val="single" w:sz="10" w:color="4F6272"/>
+          <w:insideH w:val="single" w:sz="5" w:color="9FB0C2"/>
+          <w:left w:val="single" w:sz="6" w:color="9FB0C2"/>
+          <w:right w:val="single" w:sz="6" w:color="9FB0C2"/>
+          <w:insideV w:val="single" w:sz="5" w:color="D9E1E8"/>
+        </w:tblBorders>
+      </w:tblPr>
+      <w:tblGrid>
+        <w:gridCol w:w="1980"/>
+        <w:gridCol w:w="1980"/>
+        <w:gridCol w:w="1980"/>
+        <w:gridCol w:w="1980"/>
+      </w:tblGrid>
+      <w:tr>
+        <w:trPr>
+          <w:tblHeader w:val="on"/>
+        </w:trPr>
+        <w:tc>
+          <w:tcPr>
+            <w:shd w:fill="EEF3F7"/>
+            <w:tcBorders>
+              <w:left w:val="nil"/>
+              <w:right w:val="nil"/>
+              <w:top w:val="nil"/>
+              <w:bottom w:val="single" w:sz="8" w:color="9FB0C2"/>
+            </w:tcBorders>
+            <w:vAlign w:val="center"/>
+          </w:tcPr>
+          <w:p>
+            <w:pPr>
+              <w:pStyle w:val="Compact"/>
+              <w:spacing w:before="0" w:after="20" w:line="240" w:lineRule="auto"/>
+              <w:jc w:val="center"/>
+              <w:suppressAutoHyphens/>
+              <w:keepNext w:val="0"/>
+              <w:keepLines/>
+              <w:widowControl w:val="1"/>
+            </w:pPr>
+            <w:r>
+              <w:rPr>
+                <w:rFonts w:ascii="Times New Roman" w:hAnsi="Times New Roman"/>
+                <w:b/>
+                <w:color w:val="000000"/>
+                <w:sz w:val="19"/>
+              </w:rPr>
+              <w:t xml:space="preserve">Modality</w:t>
+            </w:r>
+          </w:p>
+        </w:tc>
+        <w:tc>
+          <w:tcPr>
+            <w:shd w:fill="EEF3F7"/>
+            <w:tcBorders>
+              <w:left w:val="nil"/>
+              <w:right w:val="nil"/>
+              <w:top w:val="nil"/>
+              <w:bottom w:val="single" w:sz="8" w:color="9FB0C2"/>
+            </w:tcBorders>
+            <w:vAlign w:val="center"/>
+          </w:tcPr>
+          <w:p>
+            <w:pPr>
+              <w:pStyle w:val="Compact"/>
+              <w:spacing w:before="0" w:after="20" w:line="240" w:lineRule="auto"/>
+              <w:jc w:val="center"/>
+              <w:suppressAutoHyphens/>
+              <w:keepNext w:val="0"/>
+              <w:keepLines/>
+              <w:widowControl w:val="1"/>
+            </w:pPr>
+            <w:r>
+              <w:rPr>
+                <w:rFonts w:ascii="Times New Roman" w:hAnsi="Times New Roman"/>
+                <w:b/>
+                <w:color w:val="000000"/>
+                <w:sz w:val="19"/>
+              </w:rPr>
+              <w:t xml:space="preserve">9 detectors (classical)</w:t>
+            </w:r>
+          </w:p>
+        </w:tc>
+        <w:tc>
+          <w:tcPr>
+            <w:shd w:fill="EEF3F7"/>
+            <w:tcBorders>
+              <w:left w:val="nil"/>
+              <w:right w:val="nil"/>
+              <w:top w:val="nil"/>
+              <w:bottom w:val="single" w:sz="8" w:color="9FB0C2"/>
+            </w:tcBorders>
+            <w:vAlign w:val="center"/>
+          </w:tcPr>
+          <w:p>
+            <w:pPr>
+              <w:pStyle w:val="Compact"/>
+              <w:spacing w:before="0" w:after="20" w:line="240" w:lineRule="auto"/>
+              <w:jc w:val="center"/>
+              <w:suppressAutoHyphens/>
+              <w:keepNext w:val="0"/>
+              <w:keepLines/>
+              <w:widowControl w:val="1"/>
+            </w:pPr>
+            <w:r>
+              <w:rPr>
+                <w:rFonts w:ascii="Times New Roman" w:hAnsi="Times New Roman"/>
+                <w:b/>
+                <w:color w:val="000000"/>
+                <w:sz w:val="19"/>
+              </w:rPr>
+              <w:t xml:space="preserve">11 detectors (+ deep)</w:t>
+            </w:r>
+          </w:p>
+        </w:tc>
+        <w:tc>
+          <w:tcPr>
+            <w:shd w:fill="EEF3F7"/>
+            <w:tcBorders>
+              <w:left w:val="nil"/>
+              <w:right w:val="nil"/>
+              <w:top w:val="nil"/>
+              <w:bottom w:val="single" w:sz="8" w:color="9FB0C2"/>
+            </w:tcBorders>
+            <w:vAlign w:val="center"/>
+          </w:tcPr>
+          <w:p>
+            <w:pPr>
+              <w:pStyle w:val="Compact"/>
+              <w:spacing w:before="0" w:after="20" w:line="240" w:lineRule="auto"/>
+              <w:jc w:val="center"/>
+              <w:suppressAutoHyphens/>
+              <w:keepNext w:val="0"/>
+              <w:keepLines/>
+              <w:widowControl w:val="1"/>
+            </w:pPr>
+            <w:r>
+              <w:rPr>
+                <w:rFonts w:ascii="Times New Roman" w:hAnsi="Times New Roman"/>
+                <w:b/>
+                <w:color w:val="000000"/>
+                <w:sz w:val="19"/>
+              </w:rPr>
+              <w:t xml:space="preserve">Random</w:t>
+            </w:r>
+          </w:p>
+        </w:tc>
+      </w:tr>
+      <w:tr>
+        <w:tc>
+          <w:tcPr>
+            <w:tcBorders>
+              <w:left w:val="nil"/>
+              <w:right w:val="nil"/>
+              <w:top w:val="nil"/>
+              <w:bottom w:val="single" w:sz="4" w:color="D9E1E8"/>
+            </w:tcBorders>
+            <w:vAlign w:val="center"/>
+          </w:tcPr>
+          <w:p>
+            <w:pPr>
+              <w:pStyle w:val="Compact"/>
+              <w:spacing w:before="0" w:after="20" w:line="240" w:lineRule="auto"/>
+              <w:jc w:val="center"/>
+              <w:suppressAutoHyphens/>
+              <w:keepNext w:val="0"/>
+              <w:keepLines/>
+              <w:widowControl w:val="1"/>
+            </w:pPr>
+            <w:r>
+              <w:rPr>
+                <w:rFonts w:ascii="Times New Roman" w:hAnsi="Times New Roman"/>
+                <w:color w:val="000000"/>
+                <w:sz w:val="19"/>
+              </w:rPr>
+              <w:t xml:space="preserve">Tabular</w:t>
+            </w:r>
+          </w:p>
+        </w:tc>
+        <w:tc>
+          <w:tcPr>
+            <w:tcBorders>
+              <w:left w:val="nil"/>
+              <w:right w:val="nil"/>
+              <w:top w:val="nil"/>
+              <w:bottom w:val="single" w:sz="4" w:color="D9E1E8"/>
+            </w:tcBorders>
+            <w:vAlign w:val="center"/>
+          </w:tcPr>
+          <w:p>
+            <w:pPr>
+              <w:pStyle w:val="Compact"/>
+              <w:spacing w:before="0" w:after="20" w:line="240" w:lineRule="auto"/>
+              <w:jc w:val="center"/>
+              <w:suppressAutoHyphens/>
+              <w:keepNext w:val="0"/>
+              <w:keepLines/>
+              <w:widowControl w:val="1"/>
+            </w:pPr>
+            <w:r>
+              <w:rPr>
+                <w:rFonts w:ascii="Times New Roman" w:hAnsi="Times New Roman"/>
+                <w:color w:val="000000"/>
+                <w:sz w:val="19"/>
+              </w:rPr>
+              <w:t xml:space="preserve">0.009 (−92%)</w:t>
+            </w:r>
+          </w:p>
+        </w:tc>
+        <w:tc>
+          <w:tcPr>
+            <w:tcBorders>
+              <w:left w:val="nil"/>
+              <w:right w:val="nil"/>
+              <w:top w:val="nil"/>
+              <w:bottom w:val="single" w:sz="4" w:color="D9E1E8"/>
+            </w:tcBorders>
+            <w:vAlign w:val="center"/>
+          </w:tcPr>
+          <w:p>
+            <w:pPr>
+              <w:pStyle w:val="Compact"/>
+              <w:spacing w:before="0" w:after="20" w:line="240" w:lineRule="auto"/>
+              <w:jc w:val="center"/>
+              <w:suppressAutoHyphens/>
+              <w:keepNext w:val="0"/>
+              <w:keepLines/>
+              <w:widowControl w:val="1"/>
+            </w:pPr>
+            <w:r>
+              <w:rPr>
+                <w:rFonts w:ascii="Times New Roman" w:hAnsi="Times New Roman"/>
+                <w:color w:val="000000"/>
+                <w:sz w:val="19"/>
+              </w:rPr>
+              <w:t xml:space="preserve">0.015 (−87%)</w:t>
+            </w:r>
+          </w:p>
+        </w:tc>
+        <w:tc>
+          <w:tcPr>
+            <w:tcBorders>
+              <w:left w:val="nil"/>
+              <w:right w:val="nil"/>
+              <w:top w:val="nil"/>
+              <w:bottom w:val="single" w:sz="4" w:color="D9E1E8"/>
+            </w:tcBorders>
+            <w:vAlign w:val="center"/>
+          </w:tcPr>
+          <w:p>
+            <w:pPr>
+              <w:pStyle w:val="Compact"/>
+              <w:spacing w:before="0" w:after="20" w:line="240" w:lineRule="auto"/>
+              <w:jc w:val="center"/>
+              <w:suppressAutoHyphens/>
+              <w:keepNext w:val="0"/>
+              <w:keepLines/>
+              <w:widowControl w:val="1"/>
+            </w:pPr>
+            <w:r>
+              <w:rPr>
+                <w:rFonts w:ascii="Times New Roman" w:hAnsi="Times New Roman"/>
+                <w:color w:val="000000"/>
+                <w:sz w:val="19"/>
+              </w:rPr>
+              <w:t xml:space="preserve">0.117</w:t>
+            </w:r>
+          </w:p>
+        </w:tc>
+      </w:tr>
+      <w:tr>
+        <w:tc>
+          <w:tcPr>
+            <w:tcBorders>
+              <w:left w:val="nil"/>
+              <w:right w:val="nil"/>
+              <w:top w:val="nil"/>
+              <w:bottom w:val="single" w:sz="4" w:color="D9E1E8"/>
+            </w:tcBorders>
+            <w:vAlign w:val="center"/>
+          </w:tcPr>
+          <w:p>
+            <w:pPr>
+              <w:pStyle w:val="Compact"/>
+              <w:spacing w:before="0" w:after="20" w:line="240" w:lineRule="auto"/>
+              <w:jc w:val="center"/>
+              <w:suppressAutoHyphens/>
+              <w:keepNext w:val="0"/>
+              <w:keepLines/>
+              <w:widowControl w:val="1"/>
+            </w:pPr>
+            <w:r>
+              <w:rPr>
+                <w:rFonts w:ascii="Times New Roman" w:hAnsi="Times New Roman"/>
+                <w:color w:val="000000"/>
+                <w:sz w:val="19"/>
+              </w:rPr>
+              <w:t xml:space="preserve">Image (CV)</w:t>
+            </w:r>
+          </w:p>
+        </w:tc>
+        <w:tc>
+          <w:tcPr>
+            <w:tcBorders>
+              <w:left w:val="nil"/>
+              <w:right w:val="nil"/>
+              <w:top w:val="nil"/>
+              <w:bottom w:val="single" w:sz="4" w:color="D9E1E8"/>
+            </w:tcBorders>
+            <w:vAlign w:val="center"/>
+          </w:tcPr>
+          <w:p>
+            <w:pPr>
+              <w:pStyle w:val="Compact"/>
+              <w:spacing w:before="0" w:after="20" w:line="240" w:lineRule="auto"/>
+              <w:jc w:val="center"/>
+              <w:suppressAutoHyphens/>
+              <w:keepNext w:val="0"/>
+              <w:keepLines/>
+              <w:widowControl w:val="1"/>
+            </w:pPr>
+            <w:r>
+              <w:rPr>
+                <w:rFonts w:ascii="Times New Roman" w:hAnsi="Times New Roman"/>
+                <w:color w:val="000000"/>
+                <w:sz w:val="19"/>
+              </w:rPr>
+              <w:t xml:space="preserve">0.005 (−94%)</w:t>
+            </w:r>
+          </w:p>
+        </w:tc>
+        <w:tc>
+          <w:tcPr>
+            <w:tcBorders>
+              <w:left w:val="nil"/>
+              <w:right w:val="nil"/>
+              <w:top w:val="nil"/>
+              <w:bottom w:val="single" w:sz="4" w:color="D9E1E8"/>
+            </w:tcBorders>
+            <w:vAlign w:val="center"/>
+          </w:tcPr>
+          <w:p>
+            <w:pPr>
+              <w:pStyle w:val="Compact"/>
+              <w:spacing w:before="0" w:after="20" w:line="240" w:lineRule="auto"/>
+              <w:jc w:val="center"/>
+              <w:suppressAutoHyphens/>
+              <w:keepNext w:val="0"/>
+              <w:keepLines/>
+              <w:widowControl w:val="1"/>
+            </w:pPr>
+            <w:r>
+              <w:rPr>
+                <w:rFonts w:ascii="Times New Roman" w:hAnsi="Times New Roman"/>
+                <w:color w:val="000000"/>
+                <w:sz w:val="19"/>
+              </w:rPr>
+              <w:t xml:space="preserve">0.012 (−85%)</w:t>
+            </w:r>
+          </w:p>
+        </w:tc>
+        <w:tc>
+          <w:tcPr>
+            <w:tcBorders>
+              <w:left w:val="nil"/>
+              <w:right w:val="nil"/>
+              <w:top w:val="nil"/>
+              <w:bottom w:val="single" w:sz="4" w:color="D9E1E8"/>
+            </w:tcBorders>
+            <w:vAlign w:val="center"/>
+          </w:tcPr>
+          <w:p>
+            <w:pPr>
+              <w:pStyle w:val="Compact"/>
+              <w:spacing w:before="0" w:after="20" w:line="240" w:lineRule="auto"/>
+              <w:jc w:val="center"/>
+              <w:suppressAutoHyphens/>
+              <w:keepNext w:val="0"/>
+              <w:keepLines/>
+              <w:widowControl w:val="1"/>
+            </w:pPr>
+            <w:r>
+              <w:rPr>
+                <w:rFonts w:ascii="Times New Roman" w:hAnsi="Times New Roman"/>
+                <w:color w:val="000000"/>
+                <w:sz w:val="19"/>
+              </w:rPr>
+              <w:t xml:space="preserve">0.079</w:t>
+            </w:r>
+          </w:p>
+        </w:tc>
+      </w:tr>
+      <w:tr>
+        <w:tc>
+          <w:tcPr>
+            <w:tcBorders>
+              <w:left w:val="nil"/>
+              <w:right w:val="nil"/>
+              <w:top w:val="nil"/>
+              <w:bottom w:val="single" w:sz="4" w:color="D9E1E8"/>
+            </w:tcBorders>
+            <w:vAlign w:val="center"/>
+          </w:tcPr>
+          <w:p>
+            <w:pPr>
+              <w:pStyle w:val="Compact"/>
+              <w:spacing w:before="0" w:after="20" w:line="240" w:lineRule="auto"/>
+              <w:jc w:val="center"/>
+              <w:suppressAutoHyphens/>
+              <w:keepNext w:val="0"/>
+              <w:keepLines/>
+              <w:widowControl w:val="1"/>
+            </w:pPr>
+            <w:r>
+              <w:rPr>
+                <w:rFonts w:ascii="Times New Roman" w:hAnsi="Times New Roman"/>
+                <w:color w:val="000000"/>
+                <w:sz w:val="19"/>
+              </w:rPr>
+              <w:t xml:space="preserve">Text (NLP)</w:t>
+            </w:r>
+          </w:p>
+        </w:tc>
+        <w:tc>
+          <w:tcPr>
+            <w:tcBorders>
+              <w:left w:val="nil"/>
+              <w:right w:val="nil"/>
+              <w:top w:val="nil"/>
+              <w:bottom w:val="single" w:sz="4" w:color="D9E1E8"/>
+            </w:tcBorders>
+            <w:vAlign w:val="center"/>
+          </w:tcPr>
+          <w:p>
+            <w:pPr>
+              <w:pStyle w:val="Compact"/>
+              <w:spacing w:before="0" w:after="20" w:line="240" w:lineRule="auto"/>
+              <w:jc w:val="center"/>
+              <w:suppressAutoHyphens/>
+              <w:keepNext w:val="0"/>
+              <w:keepLines/>
+              <w:widowControl w:val="1"/>
+            </w:pPr>
+            <w:r>
+              <w:rPr>
+                <w:rFonts w:ascii="Times New Roman" w:hAnsi="Times New Roman"/>
+                <w:color w:val="000000"/>
+                <w:sz w:val="19"/>
+              </w:rPr>
+              <w:t xml:space="preserve">0.003 (−97%)</w:t>
+            </w:r>
+          </w:p>
+        </w:tc>
+        <w:tc>
+          <w:tcPr>
+            <w:tcBorders>
+              <w:left w:val="nil"/>
+              <w:right w:val="nil"/>
+              <w:top w:val="nil"/>
+              <w:bottom w:val="single" w:sz="4" w:color="D9E1E8"/>
+            </w:tcBorders>
+            <w:vAlign w:val="center"/>
+          </w:tcPr>
+          <w:p>
+            <w:pPr>
+              <w:pStyle w:val="Compact"/>
+              <w:spacing w:before="0" w:after="20" w:line="240" w:lineRule="auto"/>
+              <w:jc w:val="center"/>
+              <w:suppressAutoHyphens/>
+              <w:keepNext w:val="0"/>
+              <w:keepLines/>
+              <w:widowControl w:val="1"/>
+            </w:pPr>
+            <w:r>
+              <w:rPr>
+                <w:rFonts w:ascii="Times New Roman" w:hAnsi="Times New Roman"/>
+                <w:color w:val="000000"/>
+                <w:sz w:val="19"/>
+              </w:rPr>
+              <w:t xml:space="preserve">0.005 (−94%)</w:t>
+            </w:r>
+          </w:p>
+        </w:tc>
+        <w:tc>
+          <w:tcPr>
+            <w:tcBorders>
+              <w:left w:val="nil"/>
+              <w:right w:val="nil"/>
+              <w:top w:val="nil"/>
+              <w:bottom w:val="single" w:sz="4" w:color="D9E1E8"/>
+            </w:tcBorders>
+            <w:vAlign w:val="center"/>
+          </w:tcPr>
+          <w:p>
+            <w:pPr>
+              <w:pStyle w:val="Compact"/>
+              <w:spacing w:before="0" w:after="20" w:line="240" w:lineRule="auto"/>
+              <w:jc w:val="center"/>
+              <w:suppressAutoHyphens/>
+              <w:keepNext w:val="0"/>
+              <w:keepLines/>
+              <w:widowControl w:val="1"/>
+            </w:pPr>
+            <w:r>
+              <w:rPr>
+                <w:rFonts w:ascii="Times New Roman" w:hAnsi="Times New Roman"/>
+                <w:color w:val="000000"/>
+                <w:sz w:val="19"/>
+              </w:rPr>
+              <w:t xml:space="preserve">0.084</w:t>
+            </w:r>
+          </w:p>
+        </w:tc>
+      </w:tr>
+      <w:tr>
+        <w:tc>
+          <w:tcPr>
+            <w:tcBorders>
+              <w:left w:val="nil"/>
+              <w:right w:val="nil"/>
+              <w:top w:val="nil"/>
+              <w:bottom w:val="nil"/>
+            </w:tcBorders>
+            <w:vAlign w:val="center"/>
+          </w:tcPr>
+          <w:p>
+            <w:pPr>
+              <w:pStyle w:val="Compact"/>
+              <w:spacing w:before="0" w:after="20" w:line="240" w:lineRule="auto"/>
+              <w:jc w:val="center"/>
+              <w:suppressAutoHyphens/>
+              <w:keepNext w:val="0"/>
+              <w:keepLines/>
+              <w:widowControl w:val="1"/>
+            </w:pPr>
+            <w:r>
+              <w:rPr>
+                <w:rFonts w:ascii="Times New Roman" w:hAnsi="Times New Roman"/>
+                <w:color w:val="000000"/>
+                <w:sz w:val="19"/>
+              </w:rPr>
+              <w:t xml:space="preserve">Time-series</w:t>
+            </w:r>
+          </w:p>
+        </w:tc>
+        <w:tc>
+          <w:tcPr>
+            <w:tcBorders>
+              <w:left w:val="nil"/>
+              <w:right w:val="nil"/>
+              <w:top w:val="nil"/>
+              <w:bottom w:val="nil"/>
+            </w:tcBorders>
+            <w:vAlign w:val="center"/>
+          </w:tcPr>
+          <w:p>
+            <w:pPr>
+              <w:pStyle w:val="Compact"/>
+              <w:spacing w:before="0" w:after="20" w:line="240" w:lineRule="auto"/>
+              <w:jc w:val="center"/>
+              <w:suppressAutoHyphens/>
+              <w:keepNext w:val="0"/>
+              <w:keepLines/>
+              <w:widowControl w:val="1"/>
+            </w:pPr>
+            <w:r>
+              <w:rPr>
+                <w:rFonts w:ascii="Times New Roman" w:hAnsi="Times New Roman"/>
+                <w:color w:val="000000"/>
+                <w:sz w:val="19"/>
+              </w:rPr>
+              <w:t xml:space="preserve">0.002 (−90%)</w:t>
+            </w:r>
+          </w:p>
+        </w:tc>
+        <w:tc>
+          <w:tcPr>
+            <w:tcBorders>
+              <w:left w:val="nil"/>
+              <w:right w:val="nil"/>
+              <w:top w:val="nil"/>
+              <w:bottom w:val="nil"/>
+            </w:tcBorders>
+            <w:vAlign w:val="center"/>
+          </w:tcPr>
+          <w:p>
+            <w:pPr>
+              <w:pStyle w:val="Compact"/>
+              <w:spacing w:before="0" w:after="20" w:line="240" w:lineRule="auto"/>
+              <w:jc w:val="center"/>
+              <w:suppressAutoHyphens/>
+              <w:keepNext w:val="0"/>
+              <w:keepLines/>
+              <w:widowControl w:val="1"/>
+            </w:pPr>
+            <w:r>
+              <w:rPr>
+                <w:rFonts w:ascii="Times New Roman" w:hAnsi="Times New Roman"/>
+                <w:color w:val="000000"/>
+                <w:sz w:val="19"/>
+              </w:rPr>
+              <w:t xml:space="preserve">0.002 (−88%)</w:t>
+            </w:r>
+          </w:p>
+        </w:tc>
+        <w:tc>
+          <w:tcPr>
+            <w:tcBorders>
+              <w:left w:val="nil"/>
+              <w:right w:val="nil"/>
+              <w:top w:val="nil"/>
+              <w:bottom w:val="nil"/>
+            </w:tcBorders>
+            <w:vAlign w:val="center"/>
+          </w:tcPr>
+          <w:p>
+            <w:pPr>
+              <w:pStyle w:val="Compact"/>
+              <w:spacing w:before="0" w:after="20" w:line="240" w:lineRule="auto"/>
+              <w:jc w:val="center"/>
+              <w:suppressAutoHyphens/>
+              <w:keepNext w:val="0"/>
+              <w:keepLines/>
+              <w:widowControl w:val="1"/>
+            </w:pPr>
+            <w:r>
+              <w:rPr>
+                <w:rFonts w:ascii="Times New Roman" w:hAnsi="Times New Roman"/>
+                <w:color w:val="000000"/>
+                <w:sz w:val="19"/>
+              </w:rPr>
+              <w:t xml:space="preserve">0.019</w:t>
+            </w:r>
+          </w:p>
+        </w:tc>
+      </w:tr>
+    </w:tbl>
+    <w:p>
+      <w:pPr>
+        <w:pStyle w:val="BodyText"/>
+        <w:spacing w:before="240"/>
+        <w:jc w:val="both"/>
+        <w:keepNext w:val="0"/>
+        <w:keepLines w:val="0"/>
+        <w:widowControl w:val="1"/>
+      </w:pPr>
+      <w:r>
+        <w:rPr>
+          <w:b/>
+          <w:bCs/>
+          <w:color w:val="000000"/>
+        </w:rPr>
+        <w:t xml:space="preserve">Table B.2.</w:t>
+      </w:r>
+      <w:r>
+        <w:rPr>
+          <w:color w:val="000000"/>
+        </w:rPr>
+        <w:t xml:space="preserve"> </w:t>
+      </w:r>
+      <w:r>
+        <w:rPr>
+          <w:color w:val="000000"/>
+        </w:rPr>
+        <w:t xml:space="preserve">regret@1 (absolute, in AUC points; parenthetical is the reduction versus random) on the same datasets and config, classical vs deep-augmented panel, single seed. Adding two deep detectors leaves the reduction at 85-94%. The small absolute rise (e.g. 0.009 to 0.015 on tabular) reflects a harder ranking problem, not a failure: there are two more detectors to rank and they are competitive, taking the true-best slot on three datasets (AutoEncoder once, DeepSVDD twice), so a near-miss between strong detectors costs a little regret while remaining far below random.</w:t>
+      </w:r>
+    </w:p>
+    <w:bookmarkEnd w:id="44"/>
+    <w:bookmarkEnd w:id="45"/>
+    <w:bookmarkStart w:id="69" w:name="references"/>
     <w:p>
       <w:pPr>
         <w:pStyle w:val="ReferencesHeading"/>
@@ -17641,7 +17658,7 @@
         </w:rPr>
         <w:t xml:space="preserve"> </w:t>
       </w:r>
-      <w:hyperlink r:id="rId43">
+      <w:hyperlink r:id="rId46">
         <w:r>
           <w:rPr>
             <w:rStyle w:val="Hyperlink"/>
@@ -17706,7 +17723,7 @@
         </w:rPr>
         <w:t xml:space="preserve"> </w:t>
       </w:r>
-      <w:hyperlink r:id="rId44">
+      <w:hyperlink r:id="rId47">
         <w:r>
           <w:rPr>
             <w:rStyle w:val="Hyperlink"/>
@@ -17771,7 +17788,7 @@
         </w:rPr>
         <w:t xml:space="preserve"> </w:t>
       </w:r>
-      <w:hyperlink r:id="rId45">
+      <w:hyperlink r:id="rId48">
         <w:r>
           <w:rPr>
             <w:rStyle w:val="Hyperlink"/>
@@ -17791,7 +17808,7 @@
         </w:rPr>
         <w:t xml:space="preserve"> </w:t>
       </w:r>
-      <w:hyperlink r:id="rId46">
+      <w:hyperlink r:id="rId49">
         <w:r>
           <w:rPr>
             <w:rStyle w:val="Hyperlink"/>
@@ -17862,7 +17879,7 @@
         </w:rPr>
         <w:t xml:space="preserve"> </w:t>
       </w:r>
-      <w:hyperlink r:id="rId47">
+      <w:hyperlink r:id="rId50">
         <w:r>
           <w:rPr>
             <w:rStyle w:val="Hyperlink"/>
@@ -17927,7 +17944,7 @@
         </w:rPr>
         <w:t xml:space="preserve"> </w:t>
       </w:r>
-      <w:hyperlink r:id="rId48">
+      <w:hyperlink r:id="rId51">
         <w:r>
           <w:rPr>
             <w:rStyle w:val="Hyperlink"/>
@@ -17998,7 +18015,7 @@
         </w:rPr>
         <w:t xml:space="preserve"> </w:t>
       </w:r>
-      <w:hyperlink r:id="rId49">
+      <w:hyperlink r:id="rId52">
         <w:r>
           <w:rPr>
             <w:rStyle w:val="Hyperlink"/>
@@ -18069,7 +18086,7 @@
         </w:rPr>
         <w:t xml:space="preserve"> </w:t>
       </w:r>
-      <w:hyperlink r:id="rId50">
+      <w:hyperlink r:id="rId53">
         <w:r>
           <w:rPr>
             <w:rStyle w:val="Hyperlink"/>
@@ -18134,7 +18151,7 @@
         </w:rPr>
         <w:t xml:space="preserve"> </w:t>
       </w:r>
-      <w:hyperlink r:id="rId51">
+      <w:hyperlink r:id="rId54">
         <w:r>
           <w:rPr>
             <w:rStyle w:val="Hyperlink"/>
@@ -18199,7 +18216,7 @@
         </w:rPr>
         <w:t xml:space="preserve"> </w:t>
       </w:r>
-      <w:hyperlink r:id="rId52">
+      <w:hyperlink r:id="rId55">
         <w:r>
           <w:rPr>
             <w:rStyle w:val="Hyperlink"/>
@@ -18270,7 +18287,7 @@
         </w:rPr>
         <w:t xml:space="preserve"> </w:t>
       </w:r>
-      <w:hyperlink r:id="rId53">
+      <w:hyperlink r:id="rId56">
         <w:r>
           <w:rPr>
             <w:rStyle w:val="Hyperlink"/>
@@ -18335,7 +18352,7 @@
         </w:rPr>
         <w:t xml:space="preserve"> </w:t>
       </w:r>
-      <w:hyperlink r:id="rId54">
+      <w:hyperlink r:id="rId57">
         <w:r>
           <w:rPr>
             <w:rStyle w:val="Hyperlink"/>
@@ -18400,7 +18417,7 @@
         </w:rPr>
         <w:t xml:space="preserve"> </w:t>
       </w:r>
-      <w:hyperlink r:id="rId55">
+      <w:hyperlink r:id="rId58">
         <w:r>
           <w:rPr>
             <w:rStyle w:val="Hyperlink"/>
@@ -18471,7 +18488,7 @@
         </w:rPr>
         <w:t xml:space="preserve"> </w:t>
       </w:r>
-      <w:hyperlink r:id="rId56">
+      <w:hyperlink r:id="rId59">
         <w:r>
           <w:rPr>
             <w:rStyle w:val="Hyperlink"/>
@@ -18536,7 +18553,7 @@
         </w:rPr>
         <w:t xml:space="preserve"> </w:t>
       </w:r>
-      <w:hyperlink r:id="rId57">
+      <w:hyperlink r:id="rId60">
         <w:r>
           <w:rPr>
             <w:rStyle w:val="Hyperlink"/>
@@ -18607,7 +18624,7 @@
         </w:rPr>
         <w:t xml:space="preserve"> </w:t>
       </w:r>
-      <w:hyperlink r:id="rId58">
+      <w:hyperlink r:id="rId61">
         <w:r>
           <w:rPr>
             <w:rStyle w:val="Hyperlink"/>
@@ -18678,7 +18695,7 @@
         </w:rPr>
         <w:t xml:space="preserve"> </w:t>
       </w:r>
-      <w:hyperlink r:id="rId59">
+      <w:hyperlink r:id="rId62">
         <w:r>
           <w:rPr>
             <w:rStyle w:val="Hyperlink"/>
@@ -18749,7 +18766,7 @@
         </w:rPr>
         <w:t xml:space="preserve"> </w:t>
       </w:r>
-      <w:hyperlink r:id="rId60">
+      <w:hyperlink r:id="rId63">
         <w:r>
           <w:rPr>
             <w:rStyle w:val="Hyperlink"/>
@@ -18820,7 +18837,7 @@
         </w:rPr>
         <w:t xml:space="preserve"> </w:t>
       </w:r>
-      <w:hyperlink r:id="rId61">
+      <w:hyperlink r:id="rId64">
         <w:r>
           <w:rPr>
             <w:rStyle w:val="Hyperlink"/>
@@ -18885,7 +18902,7 @@
         </w:rPr>
         <w:t xml:space="preserve"> </w:t>
       </w:r>
-      <w:hyperlink r:id="rId62">
+      <w:hyperlink r:id="rId65">
         <w:r>
           <w:rPr>
             <w:rStyle w:val="Hyperlink"/>
@@ -18950,7 +18967,7 @@
         </w:rPr>
         <w:t xml:space="preserve"> </w:t>
       </w:r>
-      <w:hyperlink r:id="rId63">
+      <w:hyperlink r:id="rId66">
         <w:r>
           <w:rPr>
             <w:rStyle w:val="Hyperlink"/>
@@ -19015,7 +19032,7 @@
         </w:rPr>
         <w:t xml:space="preserve"> </w:t>
       </w:r>
-      <w:hyperlink r:id="rId64">
+      <w:hyperlink r:id="rId67">
         <w:r>
           <w:rPr>
             <w:rStyle w:val="Hyperlink"/>
@@ -19080,7 +19097,7 @@
         </w:rPr>
         <w:t xml:space="preserve"> </w:t>
       </w:r>
-      <w:hyperlink r:id="rId65">
+      <w:hyperlink r:id="rId68">
         <w:r>
           <w:rPr>
             <w:rStyle w:val="Hyperlink"/>
@@ -19120,8 +19137,8 @@
         <w:t xml:space="preserve">ADRank v1 · Ranking Anomaly Detectors from Normal Data Alone</w:t>
       </w:r>
     </w:p>
-    <w:bookmarkEnd w:id="66"/>
-    <w:bookmarkEnd w:id="67"/>
+    <w:bookmarkEnd w:id="69"/>
+    <w:bookmarkEnd w:id="70"/>
     <w:sectPr>
       <w:footerReference w:type="default" r:id="rId9"/>
       <w:pgSz w:h="15840" w:w="12240"/>

--- a/docs/adrank.docx
+++ b/docs/adrank.docx
@@ -2,7 +2,7 @@
 <file path=word/document.xml><?xml version="1.0" encoding="utf-8"?>
 <w:document xmlns:w="http://schemas.openxmlformats.org/wordprocessingml/2006/main" xmlns:m="http://schemas.openxmlformats.org/officeDocument/2006/math" xmlns:r="http://schemas.openxmlformats.org/officeDocument/2006/relationships" xmlns:o="urn:schemas-microsoft-com:office:office" xmlns:v="urn:schemas-microsoft-com:vml" xmlns:w10="urn:schemas-microsoft-com:office:word" xmlns:a="http://schemas.openxmlformats.org/drawingml/2006/main" xmlns:pic="http://schemas.openxmlformats.org/drawingml/2006/picture" xmlns:wp="http://schemas.openxmlformats.org/drawingml/2006/wordprocessingDrawing">
   <w:body>
-    <w:bookmarkStart w:id="70" w:name="X43311a809a55f5f039c3aebc0d00798e43d9ae0"/>
+    <w:bookmarkStart w:id="70" w:name="X21bb77f71b307878073509d2b74b03e450e4e60"/>
     <w:p>
       <w:pPr>
         <w:pStyle w:val="Title"/>
@@ -16,7 +16,7 @@
         <w:rPr>
           <w:color w:val="000000"/>
         </w:rPr>
-        <w:t xml:space="preserve">Ranking Anomaly Detectors from Normal Data Alone</w:t>
+        <w:t xml:space="preserve">Anomaly Detector Model Selection by Normal Manifold Separability</w:t>
       </w:r>
     </w:p>
     <w:p>
@@ -162,7 +162,7 @@
         <w:rPr>
           <w:color w:val="000000"/>
         </w:rPr>
-        <w:t xml:space="preserve">Choosing an anomaly detector for a new dataset is a chicken-and-egg problem: comparing detectors by held-out ROC-AUC requires labeled anomalies, which unsupervised deployments lack. ADRank ranks a panel of detectors from the unlabeled data alone: cluster the data, hold out a few clusters as stand-in anomalies, fit each detector on the rest, and score how well it flags the held-out clusters. We evaluate a selector by</w:t>
+        <w:t xml:space="preserve">Choosing an anomaly detector for a new dataset is a chicken-and-egg problem: comparing detectors by held-out ROC-AUC requires labeled anomalies, which unsupervised deployments lack. NoMaS ranks a panel of detectors from the unlabeled data alone: cluster the data, hold out a few clusters as stand-in anomalies, fit each detector on the rest, and score how well it flags the held-out clusters, its held-out-cluster separability. Averaged over many held-out clusters, this separability is a label-free estimate of how well a detector has resolved the normal manifold, the competence it needs to separate true anomalies from normal. We evaluate a selector by</w:t>
       </w:r>
       <w:r>
         <w:rPr>
@@ -198,7 +198,7 @@
         <w:rPr>
           <w:color w:val="000000"/>
         </w:rPr>
-        <w:t xml:space="preserve">We develop ADRank on a benchmark of 69 datasets spanning tabular, image, text, and time-series modalities, where a label-free self-calibration cuts regret 78 to 93% below a random pick, within 0.01 AUC of a labels-based oracle. The signal comes from the geometry of normal data alone: regret is unchanged at 0% contamination, so ADRank needs no anomalies in its input to find the detector that will catch them. Against the harder bar of committing to one detector, it beats the Isolation Forest default and matches the best fixed detector without knowing in advance which one it is.</w:t>
+        <w:t xml:space="preserve">We develop NoMaS on a benchmark of 69 datasets spanning tabular, image, text, and time-series modalities, where a label-free self-calibration cuts regret 78 to 93% below a random pick, within 0.01 AUC of a labels-based oracle. The signal comes from the geometry of normal data alone: regret is unchanged at 0% contamination, so NoMaS needs no anomalies in its input to find the detector that will catch them. Against the harder bar of committing to one detector, it beats the Isolation Forest default and matches the best fixed detector without knowing in advance which one it is.</w:t>
       </w:r>
     </w:p>
     <w:p>
@@ -214,7 +214,7 @@
         <w:rPr>
           <w:color w:val="000000"/>
         </w:rPr>
-        <w:t xml:space="preserve">To test generalization, we freeze the method and run it, with no further tuning, on 187 previously-unseen tabular datasets from OddBench. There it attains the lowest regret of any label-free strategy and the most robust skill across benchmarks; because the best fixed detector changes from one benchmark to the next, no advance choice is safe, and ADRank tracks the winner on its own. One limit remains, datasets whose best detector is global rather than local, which a marginal-tail variant partly closes. We release the code, benchmark, and per-dataset results.</w:t>
+        <w:t xml:space="preserve">To test generalization, we freeze the method and run it, with no further tuning, on 187 previously-unseen tabular datasets from OddBench. There it attains the lowest regret of any label-free strategy and the most robust skill across benchmarks; because the best fixed detector changes from one benchmark to the next, no advance choice is safe, and NoMaS tracks the winner on its own. One limit remains, datasets whose best detector is global rather than local, which a marginal-tail variant partly closes. We release the code, benchmark, and per-dataset results.</w:t>
       </w:r>
     </w:p>
     <w:bookmarkEnd w:id="9"/>
@@ -286,7 +286,7 @@
         <w:rPr>
           <w:color w:val="000000"/>
         </w:rPr>
-        <w:t xml:space="preserve">The intuition is that real anomalies, by construction, look different from most normal points, and small distinct clusters share that property. If the analogy holds, we can rank detectors by their average pseudo-AUC across many cluster-holdout draws, without ever seeing a label.</w:t>
+        <w:t xml:space="preserve">The intuition runs through the detector's competence. Every anomaly detector is at heart a model of where the normal data lies, and it flags whatever falls outside that model, so a detector is only as good as its grasp of the normal geometry. A detector that has genuinely captured that geometry should recognize any coherent group of points that sits apart from the bulk, including a held-out cluster we designate as a stand-in anomaly. How well it separates that held-out cluster from the rest of the normal data is therefore a readout of how well it has modeled normal structure, the same competence it needs to separate true anomalies from normal. We can then rank detectors by their average pseudo-AUC across many cluster-holdout draws, without ever seeing a label. The reading is faithful to the degree that real anomalies resemble held-out clusters, compact and locally distinct, which is where the method works and, where they do not, where it meets its ceiling.</w:t>
       </w:r>
     </w:p>
     <w:p>
@@ -323,7 +323,7 @@
           <w:bCs/>
           <w:color w:val="000000"/>
         </w:rPr>
-        <w:t xml:space="preserve">ADRank</w:t>
+        <w:t xml:space="preserve">NoMaS</w:t>
       </w:r>
       <w:r>
         <w:rPr>
@@ -401,7 +401,7 @@
         <w:rPr>
           <w:color w:val="000000"/>
         </w:rPr>
-        <w:t xml:space="preserve">on 69 datasets across four modalities (tabular, image, text, time-series) with 9 canonical PyOD detectors and five seeds. ADRank cuts selection regret versus random by 73-90% on all four. The natural consensus baseline scores Spearman ρ = -0.15, worse than random.</w:t>
+        <w:t xml:space="preserve">on 69 datasets across four modalities (tabular, image, text, time-series) with 9 canonical PyOD detectors and five seeds. NoMaS cuts selection regret versus random by 73-90% on all four. The natural consensus baseline scores Spearman ρ = -0.15, worse than random.</w:t>
       </w:r>
     </w:p>
     <w:p>
@@ -481,7 +481,7 @@
         <w:rPr>
           <w:color w:val="000000"/>
         </w:rPr>
-        <w:t xml:space="preserve">The ranking signal comes from normal-data geometry alone: regret is flat as real anomalies are added to the unlabeled input and unchanged at 0% contamination (pure normals). And against the demanding baseline of a single fixed detector, ADRank has the lowest mean regret of any label-free strategy, beating the Isolation Forest default (paired p &lt; 0.05 on image, text, and tabular; p &lt; 0.001 on the two embedding modalities) and matching the best fixed detector without knowing which one it is, both in-distribution and on 187 previously-unseen OddBench datasets.</w:t>
+        <w:t xml:space="preserve">The ranking signal comes from normal-data geometry alone: regret is flat as real anomalies are added to the unlabeled input and unchanged at 0% contamination (pure normals). And against the demanding baseline of a single fixed detector, NoMaS has the lowest mean regret of any label-free strategy, beating the Isolation Forest default (paired p &lt; 0.05 on image, text, and tabular; p &lt; 0.001 on the two embedding modalities) and matching the best fixed detector without knowing which one it is, both in-distribution and on 187 previously-unseen OddBench datasets.</w:t>
       </w:r>
     </w:p>
     <w:p>
@@ -589,7 +589,7 @@
         <w:rPr>
           <w:color w:val="000000"/>
         </w:rPr>
-        <w:t xml:space="preserve">The central difficulty is choosing among detectors or configurations without labels. Internal metrics score a single detector from properties of its own output: excess-mass and mass-volume curves [1], and the internal relative-evaluation score IREOS [2]. These are detector-anchored and do not define a common task on which two detectors are directly comparable. Meta-learning approaches such as MetaOD [3] regress from dataset meta-features to expected performance, but require a labeled meta-training corpus and generalize only within its coverage. A recent review [17] evaluates a broad set of internal strategies and finds that none is reliably better than naive baselines across benchmarks, motivating fundamentally different signals. ADRank instead constructs a common pseudo-labeled task per dataset and lets ROC-AUC rank the detectors, needing neither labels nor meta-training.</w:t>
+        <w:t xml:space="preserve">The central difficulty is choosing among detectors or configurations without labels. Internal metrics score a single detector from properties of its own output: excess-mass and mass-volume curves [1], and the internal relative-evaluation score IREOS [2]. These are detector-anchored and do not define a common task on which two detectors are directly comparable. Meta-learning approaches such as MetaOD [3] regress from dataset meta-features to expected performance, but require a labeled meta-training corpus and generalize only within its coverage. A recent review [17] evaluates a broad set of internal strategies and finds that none is reliably better than naive baselines across benchmarks, motivating fundamentally different signals. NoMaS instead constructs a common pseudo-labeled task per dataset and lets ROC-AUC rank the detectors, needing neither labels nor meta-training.</w:t>
       </w:r>
     </w:p>
     <w:p>
@@ -618,7 +618,7 @@
         <w:rPr>
           <w:color w:val="000000"/>
         </w:rPr>
-        <w:t xml:space="preserve">Averaging or combining detector scores yields a consensus outlier score used both as an ensemble output and, implicitly, as a selection signal that favors detectors agreeing with the majority [4, 18]. Our experiments show consensus fails as a ranking signal on ADBench (ρ = -0.15): the detectors most correlated with the panel mean are not those most correct on real anomalies. ADRank does not assume agreement implies correctness; it measures each detector against an externally constructed pseudo-labeled task.</w:t>
+        <w:t xml:space="preserve">Averaging or combining detector scores yields a consensus outlier score used both as an ensemble output and, implicitly, as a selection signal that favors detectors agreeing with the majority [4, 18]. Our experiments show consensus fails as a ranking signal on ADBench (ρ = -0.15): the detectors most correlated with the panel mean are not those most correct on real anomalies. NoMaS does not assume agreement implies correctness; it measures each detector against an externally constructed pseudo-labeled task.</w:t>
       </w:r>
     </w:p>
     <w:p>
@@ -673,7 +673,7 @@
         <w:rPr>
           <w:color w:val="000000"/>
         </w:rPr>
-        <w:t xml:space="preserve">a single detector. ADRank uses pseudo-labels for the different purpose of</w:t>
+        <w:t xml:space="preserve">a single detector. NoMaS uses pseudo-labels for the different purpose of</w:t>
       </w:r>
       <w:r>
         <w:rPr>
@@ -721,6 +721,21 @@
     <w:p>
       <w:pPr>
         <w:pStyle w:val="FirstParagraph"/>
+        <w:jc w:val="both"/>
+        <w:keepNext w:val="0"/>
+        <w:keepLines w:val="0"/>
+        <w:widowControl w:val="1"/>
+      </w:pPr>
+      <w:r>
+        <w:rPr>
+          <w:color w:val="000000"/>
+        </w:rPr>
+        <w:t xml:space="preserve">A detector that understands normal data well enough to tell its own sub-structure apart should, for the same reason, tell normal from anomalous; we measure the first to predict the second.</w:t>
+      </w:r>
+    </w:p>
+    <w:p>
+      <w:pPr>
+        <w:pStyle w:val="BodyText"/>
         <w:jc w:val="both"/>
         <w:keepNext w:val="0"/>
         <w:keepLines w:val="0"/>
@@ -1576,7 +1591,7 @@
           <w:bCs/>
           <w:color w:val="000000"/>
         </w:rPr>
-        <w:t xml:space="preserve">Pseudo-AUC.</w:t>
+        <w:t xml:space="preserve">Held-out-cluster separability.</w:t>
       </w:r>
       <w:r>
         <w:rPr>
@@ -1735,7 +1750,7 @@
         <w:rPr>
           <w:color w:val="000000"/>
         </w:rPr>
-        <w:t xml:space="preserve">, and compute pseudo-AUC</w:t>
+        <w:t xml:space="preserve">, and compute the pseudo-AUC</w:t>
       </w:r>
       <w:r>
         <w:rPr>
@@ -1918,7 +1933,65 @@
         <w:rPr>
           <w:color w:val="000000"/>
         </w:rPr>
-        <w:t xml:space="preserve">labeled 0. If</w:t>
+        <w:t xml:space="preserve">labeled 0. This pseudo-AUC is the detector's held-out-cluster separability: how well its scores pull the excised cluster</w:t>
+      </w:r>
+      <w:r>
+        <w:rPr>
+          <w:color w:val="000000"/>
+        </w:rPr>
+        <w:t xml:space="preserve"> </w:t>
+      </w:r>
+      <m:oMath>
+        <m:sSub>
+          <m:e>
+            <m:r>
+              <m:t>S</m:t>
+            </m:r>
+          </m:e>
+          <m:sub>
+            <m:r>
+              <m:t>j</m:t>
+            </m:r>
+          </m:sub>
+        </m:sSub>
+      </m:oMath>
+      <w:r>
+        <w:rPr>
+          <w:color w:val="000000"/>
+        </w:rPr>
+        <w:t xml:space="preserve"> </w:t>
+      </w:r>
+      <w:r>
+        <w:rPr>
+          <w:color w:val="000000"/>
+        </w:rPr>
+        <w:t xml:space="preserve">apart from the retained normals</w:t>
+      </w:r>
+      <w:r>
+        <w:rPr>
+          <w:color w:val="000000"/>
+        </w:rPr>
+        <w:t xml:space="preserve"> </w:t>
+      </w:r>
+      <m:oMath>
+        <m:sSub>
+          <m:e>
+            <m:r>
+              <m:t>N</m:t>
+            </m:r>
+          </m:e>
+          <m:sub>
+            <m:r>
+              <m:t>j</m:t>
+            </m:r>
+          </m:sub>
+        </m:sSub>
+      </m:oMath>
+      <w:r>
+        <w:rPr>
+          <w:color w:val="000000"/>
+        </w:rPr>
+        <w:t xml:space="preserve">. If</w:t>
       </w:r>
       <w:r>
         <w:rPr>
@@ -2135,7 +2208,24 @@
         <w:rPr>
           <w:color w:val="000000"/>
         </w:rPr>
-        <w:t xml:space="preserve">, and detectors are ranked by</w:t>
+        <w:t xml:space="preserve">, our estimate of detector</w:t>
+      </w:r>
+      <w:r>
+        <w:rPr>
+          <w:color w:val="000000"/>
+        </w:rPr>
+        <w:t xml:space="preserve"> </w:t>
+      </w:r>
+      <m:oMath>
+        <m:r>
+          <m:t>D</m:t>
+        </m:r>
+      </m:oMath>
+      <w:r>
+        <w:rPr>
+          <w:color w:val="000000"/>
+        </w:rPr>
+        <w:t xml:space="preserve">'s normal-manifold separability, and detectors are ranked by</w:t>
       </w:r>
       <w:r>
         <w:rPr>
@@ -2598,7 +2688,7 @@
         <w:rPr>
           <w:color w:val="000000"/>
         </w:rPr>
-        <w:t xml:space="preserve">; ADRank never sees them.</w:t>
+        <w:t xml:space="preserve">; NoMaS never sees them.</w:t>
       </w:r>
     </w:p>
     <w:p>
@@ -2749,7 +2839,7 @@
         <w:rPr>
           <w:color w:val="000000"/>
         </w:rPr>
-        <w:t xml:space="preserve">be the detector ADRank ranks first and</w:t>
+        <w:t xml:space="preserve">be the detector NoMaS ranks first and</w:t>
       </w:r>
       <w:r>
         <w:rPr>
@@ -3036,7 +3126,7 @@
         <w:rPr>
           <w:color w:val="000000"/>
         </w:rPr>
-        <w:t xml:space="preserve">and regret@3 uses the best of ADRank's top three picks. Regret is</w:t>
+        <w:t xml:space="preserve">and regret@3 uses the best of NoMaS's top three picks. Regret is</w:t>
       </w:r>
       <w:r>
         <w:rPr>
@@ -3982,7 +4072,7 @@
           <w:iCs/>
           <w:color w:val="000000"/>
         </w:rPr>
-        <w:t xml:space="preserve">Scrambled ADRank:</w:t>
+        <w:t xml:space="preserve">Scrambled NoMaS:</w:t>
       </w:r>
       <w:r>
         <w:rPr>
@@ -3994,7 +4084,7 @@
         <w:rPr>
           <w:color w:val="000000"/>
         </w:rPr>
-        <w:t xml:space="preserve">apply ADRank but randomly permute the pseudo-AUC values before aggregation. Expected ρ = 0. Preregistered sanity check.</w:t>
+        <w:t xml:space="preserve">apply NoMaS but randomly permute the pseudo-AUC values before aggregation. Expected ρ = 0. Preregistered sanity check.</w:t>
       </w:r>
     </w:p>
     <w:p>
@@ -4084,7 +4174,7 @@
         <w:rPr>
           <w:color w:val="000000"/>
         </w:rPr>
-        <w:t xml:space="preserve">On the 26 tabular ADBench datasets, five-seed ADRank picks a detector within</w:t>
+        <w:t xml:space="preserve">On the 26 tabular ADBench datasets, five-seed NoMaS picks a detector within</w:t>
       </w:r>
       <w:r>
         <w:rPr>
@@ -4130,7 +4220,7 @@
         <w:rPr>
           <w:color w:val="000000"/>
         </w:rPr>
-        <w:t xml:space="preserve">. regret@3 falls to 0.007. The small standard deviation (±0.003) shows the selection is stable across seeds. On the secondary rank-correlation metric, ADRank reaches Spearman ρ = 0.63 ± 0.05 on the spread ≥ 0.10 subset with top-1 hit rate 31%. The consensus baseline scores ρ = -0.15, worse than random; the average detector's opinion is not a proxy for correctness. Scrambled ADRank scores ρ near zero, confirming the effect is not an artifact of the aggregation pipeline.</w:t>
+        <w:t xml:space="preserve">. regret@3 falls to 0.007. The small standard deviation (±0.003) shows the selection is stable across seeds. On the secondary rank-correlation metric, NoMaS reaches Spearman ρ = 0.63 ± 0.05 on the spread ≥ 0.10 subset with top-1 hit rate 31%. The consensus baseline scores ρ = -0.15, worse than random; the average detector's opinion is not a proxy for correctness. Scrambled NoMaS scores ρ near zero, confirming the effect is not an artifact of the aggregation pipeline.</w:t>
       </w:r>
     </w:p>
     <w:p>
@@ -4149,7 +4239,7 @@
           <wp:inline>
             <wp:extent cx="5943600" cy="4612400"/>
             <wp:effectExtent b="0" l="0" r="0" t="0"/>
-            <wp:docPr descr="Per-dataset Spearman rho for best ADRank config, colored by true-AUC spread across detectors" title="" id="16" name="Picture"/>
+            <wp:docPr descr="Per-dataset Spearman rho for best NoMaS config, colored by true-AUC spread across detectors" title="" id="16" name="Picture"/>
             <a:graphic>
               <a:graphicData uri="http://schemas.openxmlformats.org/drawingml/2006/picture">
                 <pic:pic>
@@ -4218,7 +4308,7 @@
           <w:i/>
           <w:color w:val="000000"/>
         </w:rPr>
-        <w:t>Why the secondary rank-correlation metric misleads, and the primary regret metric does not. Left: per-dataset Spearman ρ of ADRank against the true tabular ranking (red = negative). Right: the same datasets' regret@1 (lower is better; dashed line is the 0.093 random-pick regret). Every dataset with negative or weak ρ has near-zero regret (max 0.053, several exactly 0): its detectors are all bunched, either near-perfect (WDBC, WBC ≈ 0.99) or near-random (speech ≈ 0.50), so the true ranking is tie-noise that ρ punishes but on which any pick is a good pick. Spearman scores the full ordering including tied and irrelevant detectors; regret scores only the deployed pick. This is why we report regret as primary.</w:t>
+        <w:t>Why the secondary rank-correlation metric misleads, and the primary regret metric does not. Left: per-dataset Spearman ρ of NoMaS against the true tabular ranking (red = negative). Right: the same datasets' regret@1 (lower is better; dashed line is the 0.093 random-pick regret). Every dataset with negative or weak ρ has near-zero regret (max 0.053, several exactly 0): its detectors are all bunched, either near-perfect (WDBC, WBC ≈ 0.99) or near-random (speech ≈ 0.50), so the true ranking is tie-noise that ρ punishes but on which any pick is a good pick. Spearman scores the full ordering including tied and irrelevant detectors; regret scores only the deployed pick. This is why we report regret as primary.</w:t>
       </w:r>
     </w:p>
     <w:tbl>
@@ -4438,7 +4528,7 @@
                 <w:color w:val="000000"/>
                 <w:sz w:val="19"/>
               </w:rPr>
-              <w:t xml:space="preserve">ADRank</w:t>
+              <w:t xml:space="preserve">NoMaS</w:t>
             </w:r>
             <w:r>
               <w:rPr>
@@ -4914,7 +5004,7 @@
                 <w:color w:val="000000"/>
                 <w:sz w:val="19"/>
               </w:rPr>
-              <w:t xml:space="preserve">Scrambled ADRank (control)</w:t>
+              <w:t xml:space="preserve">Scrambled NoMaS (control)</w:t>
             </w:r>
           </w:p>
         </w:tc>
@@ -5071,7 +5161,7 @@
           <w:i/>
           <w:color w:val="000000"/>
         </w:rPr>
-        <w:t>Tabular headline, mean over 26 datasets and five seeds. ADRank cuts selection regret by 77% versus random and clears the consensus baseline, which is worse than random on rank correlation. Regret standard deviation across seeds is small, so the ranking is stable.</w:t>
+        <w:t>Tabular headline, mean over 26 datasets and five seeds. NoMaS cuts selection regret by 77% versus random and clears the consensus baseline, which is worse than random on rank correlation. Regret standard deviation across seeds is small, so the ranking is stable.</w:t>
       </w:r>
     </w:p>
     <w:p>
@@ -5159,7 +5249,7 @@
           <w:i/>
           <w:color w:val="000000"/>
         </w:rPr>
-        <w:t>Spearman ρ of ADRank vs true-AUC spread across the detector panel, per dataset, all aggregation variants. Right of the vertical dashed line at spread = 0.10 the ranking question is well-posed; there ADRank is systematically positive. Left of it, the "true" ranking is dominated by near-ties, and correlation is dominated by noise.</w:t>
+        <w:t>Spearman ρ of NoMaS vs true-AUC spread across the detector panel, per dataset, all aggregation variants. Right of the vertical dashed line at spread = 0.10 the ranking question is well-posed; there NoMaS is systematically positive. Left of it, the "true" ranking is dominated by near-ties, and correlation is dominated by noise.</w:t>
       </w:r>
     </w:p>
     <w:bookmarkEnd w:id="21"/>
@@ -6686,7 +6776,7 @@
         <w:rPr>
           <w:color w:val="000000"/>
         </w:rPr>
-        <w:t xml:space="preserve">ADRank cuts detector-selection regret versus random by</w:t>
+        <w:t xml:space="preserve">NoMaS cuts detector-selection regret versus random by</w:t>
       </w:r>
       <w:r>
         <w:rPr>
@@ -6883,7 +6973,7 @@
         <w:rPr>
           <w:color w:val="000000"/>
         </w:rPr>
-        <w:t xml:space="preserve">The takeaway: given any encoder that produces a fixed-length vector per input, ADRank selects a near-best detector on all four modalities under the ensemble default, and the auto-calibration of Section 5.3 sharpens the two embedding modalities further.</w:t>
+        <w:t xml:space="preserve">The takeaway: given any encoder that produces a fixed-length vector per input, NoMaS selects a near-best detector on all four modalities under the ensemble default, and the auto-calibration of Section 5.3 sharpens the two embedding modalities further.</w:t>
       </w:r>
     </w:p>
     <w:bookmarkEnd w:id="22"/>
@@ -6914,7 +7004,7 @@
         <w:rPr>
           <w:color w:val="000000"/>
         </w:rPr>
-        <w:t xml:space="preserve">A single pseudo-anomaly regime can under-serve embedding data: the true-best text detector is a local-density method (LOF wins on most of the 13 datasets), but under a smallest-cluster regime alone the held-out compact clusters are separated as well by KNN, so ADRank's pick flips to KNN or CBLOF and forfeits LOF's advantage (text regret 0.065 under smallest-only, versus 0.022 under the ensemble default of Table 2). Rather than hand-pick a regime per modality, we let the data choose: run the regime bank of Section 3 and weight each regime by its cross-detector pseudo-AUC variance, a label-free measure of how well the regime discriminates detectors (Table 3).</w:t>
+        <w:t xml:space="preserve">A single pseudo-anomaly regime can under-serve embedding data: the true-best text detector is a local-density method (LOF wins on most of the 13 datasets), but under a smallest-cluster regime alone the held-out compact clusters are separated as well by KNN, so NoMaS's pick flips to KNN or CBLOF and forfeits LOF's advantage (text regret 0.065 under smallest-only, versus 0.022 under the ensemble default of Table 2). Rather than hand-pick a regime per modality, we let the data choose: run the regime bank of Section 3 and weight each regime by its cross-detector pseudo-AUC variance, a label-free measure of how well the regime discriminates detectors (Table 3).</w:t>
       </w:r>
     </w:p>
     <w:tbl>
@@ -7926,7 +8016,7 @@
           <wp:inline>
             <wp:extent cx="5943600" cy="3328416"/>
             <wp:effectExtent b="0" l="0" r="0" t="0"/>
-            <wp:docPr descr="Bar chart of regret@1 for random pick, fixed-ensemble ADRank, and auto-calibrated ADRank across four modalities" title="" id="24" name="Picture"/>
+            <wp:docPr descr="Bar chart of regret@1 for random pick, fixed-ensemble NoMaS, and auto-calibrated NoMaS across four modalities" title="" id="24" name="Picture"/>
             <a:graphic>
               <a:graphicData uri="http://schemas.openxmlformats.org/drawingml/2006/picture">
                 <pic:pic>
@@ -8030,7 +8120,7 @@
         <w:rPr>
           <w:color w:val="000000"/>
         </w:rPr>
-        <w:t xml:space="preserve">, the locally-embedded one that exercises local-density detection, and under calibration ADRank picks LOF on all 13 (versus KNN/CBLOF before). The weighting adapts rather than fixing on one regime: on two text datasets it up-weights</w:t>
+        <w:t xml:space="preserve">, the locally-embedded one that exercises local-density detection, and under calibration NoMaS picks LOF on all 13 (versus KNN/CBLOF before). The weighting adapts rather than fixing on one regime: on two text datasets it up-weights</w:t>
       </w:r>
       <w:r>
         <w:rPr>
@@ -8085,7 +8175,7 @@
         <w:rPr>
           <w:color w:val="000000"/>
         </w:rPr>
-        <w:t xml:space="preserve">Table 4 sets ADRank against the canonical Excess-Mass and Mass-Volume internal metrics [1], on the same datasets and true rankings. ADRank has lower mean regret than both EM and MV on every modality, but a paired analysis (per-dataset regret over seeds, Wilcoxon signed-rank) sharpens the picture. ADRank beats random with high significance everywhere (tabular p = 1e-5, image p = 4e-6, text p = 5e-4; 23/26, 19/20, 12/13 datasets won). Against EM it is significantly better only where EM's high-dimensional volume estimate breaks: on 512-dimensional image embeddings ADRank wins 20 of 20 datasets (p = 2e-6), whereas on tabular (p = 0.80, 11/26 wins) and text (p = 0.69) the two are statistically comparable. The robust claim is therefore not that ADRank uniformly dominates EM/MV, but that it matches them where they work and stays well above random where they collapse below it: EM and MV fall to or under random on image embeddings and DAMI (EM 0.078 vs random 0.074 on images; 0.074 vs 0.067 on DAMI), while ADRank never does. The pooled skill</w:t>
+        <w:t xml:space="preserve">Table 4 sets NoMaS against the canonical Excess-Mass and Mass-Volume internal metrics [1], on the same datasets and true rankings. NoMaS has lower mean regret than both EM and MV on every modality, but a paired analysis (per-dataset regret over seeds, Wilcoxon signed-rank) sharpens the picture. NoMaS beats random with high significance everywhere (tabular p = 1e-5, image p = 4e-6, text p = 5e-4; 23/26, 19/20, 12/13 datasets won). Against EM it is significantly better only where EM's high-dimensional volume estimate breaks: on 512-dimensional image embeddings NoMaS wins 20 of 20 datasets (p = 2e-6), whereas on tabular (p = 0.80, 11/26 wins) and text (p = 0.69) the two are statistically comparable. The robust claim is therefore not that NoMaS uniformly dominates EM/MV, but that it matches them where they work and stays well above random where they collapse below it: EM and MV fall to or under random on image embeddings and DAMI (EM 0.078 vs random 0.074 on images; 0.074 vs 0.067 on DAMI), while NoMaS never does. The pooled skill</w:t>
       </w:r>
       <w:r>
         <w:rPr>
@@ -8108,7 +8198,7 @@
         <w:rPr>
           <w:color w:val="000000"/>
         </w:rPr>
-        <w:t xml:space="preserve">(Section 4) ranges from 0.93 on images to 0.43 on the hard DAMI benchmark, the fraction of the achievable over-random improvement ADRank captures on each.</w:t>
+        <w:t xml:space="preserve">(Section 4) ranges from 0.93 on images to 0.43 on the hard DAMI benchmark, the fraction of the achievable over-random improvement NoMaS captures on each.</w:t>
       </w:r>
     </w:p>
     <w:tbl>
@@ -8329,7 +8419,7 @@
                 <w:color w:val="000000"/>
                 <w:sz w:val="18"/>
               </w:rPr>
-              <w:t xml:space="preserve">ADRank</w:t>
+              <w:t xml:space="preserve">NoMaS</w:t>
             </w:r>
           </w:p>
         </w:tc>
@@ -8361,7 +8451,7 @@
                 <w:color w:val="000000"/>
                 <w:sz w:val="18"/>
               </w:rPr>
-              <w:t xml:space="preserve">ADRank skill</w:t>
+              <w:t xml:space="preserve">NoMaS skill</w:t>
             </w:r>
             <w:r>
               <w:rPr>
@@ -9611,7 +9701,7 @@
           <w:i/>
           <w:color w:val="000000"/>
         </w:rPr>
-        <w:t>regret@1 (absolute AUC points; lower is better) for ADRank versus label-free baselines. EM/MV are the Goix internal metrics, estimated by scoring both the data and a uniform Monte-Carlo sample of the feature box with each fitted detector. Consensus (rank by agreement with the mean detector score) scores Spearman ρ = -0.15 on tabular and is worse than random; its regret is dominated by that failure and omitted here for brevity. "skill" is the pooled selection skill  over the modality's datasets (Section 4), the fraction of the achievable over-random improvement ADRank captures; pooling weights each dataset by how much the choice mattered, so it differs slightly from one minus the ratio of the rounded column means. ADRank is lowest on every row, and unlike EM/MV never falls to the random baseline.</w:t>
+        <w:t>regret@1 (absolute AUC points; lower is better) for NoMaS versus label-free baselines. EM/MV are the Goix internal metrics, estimated by scoring both the data and a uniform Monte-Carlo sample of the feature box with each fitted detector. Consensus (rank by agreement with the mean detector score) scores Spearman ρ = -0.15 on tabular and is worse than random; its regret is dominated by that failure and omitted here for brevity. "skill" is the pooled selection skill  over the modality's datasets (Section 4), the fraction of the achievable over-random improvement NoMaS captures; pooling weights each dataset by how much the choice mattered, so it differs slightly from one minus the ratio of the rounded column means. NoMaS is lowest on every row, and unlike EM/MV never falls to the random baseline.</w:t>
       </w:r>
     </w:p>
     <w:bookmarkEnd w:id="26"/>
@@ -9656,7 +9746,7 @@
         <w:rPr>
           <w:color w:val="000000"/>
         </w:rPr>
-        <w:t xml:space="preserve">On the independently-preprocessed DAMI datasets, auto-calibrated ADRank cuts regret by 41% versus random (regret@1 = 0.040 ± 0.004 vs 0.067), with the fixed ensemble at 36%. This is a clear, significant transfer, but well below the 78% on ADBench. DAMI is genuinely harder to rank on: it has a larger fraction of datasets whose true-best detector is a global method (52% vs 28% on ADBench) and lower separability (best-minus-mean gap 0.067 vs 0.093). Handing the user ADRank's top three picks instead of one halves this gap with no method change: regret@3 = 0.020 ± 0.004.</w:t>
+        <w:t xml:space="preserve">On the independently-preprocessed DAMI datasets, auto-calibrated NoMaS cuts regret by 41% versus random (regret@1 = 0.040 ± 0.004 vs 0.067), with the fixed ensemble at 36%. This is a clear, significant transfer, but well below the 78% on ADBench. DAMI is genuinely harder to rank on: it has a larger fraction of datasets whose true-best detector is a global method (52% vs 28% on ADBench) and lower separability (best-minus-mean gap 0.067 vs 0.093). Handing the user NoMaS's top three picks instead of one halves this gap with no method change: regret@3 = 0.020 ± 0.004.</w:t>
       </w:r>
     </w:p>
     <w:p>
@@ -9705,7 +9795,7 @@
         <w:rPr>
           <w:color w:val="000000"/>
         </w:rPr>
-        <w:t xml:space="preserve">. ADRank picks a local-density detector (LOF/KNN/CBLOF) on 98% of DAMI dataset-seed cases, but the true best is local on only 48%; when the true best is a global detector (HBOS/COPOD/ECOD/PCA), no cluster-based regime in the bank can make it win, and the best-achievable-in-bank regret on those cases (0.039) is 5× that on local-best cases (0.008). The two clustering ablations that follow (global-tail regime and deep clustering) run on the nine DAMI datasets that exclude the 1555-dimensional InternetAds, on which k-means auto-calibrated regret is 0.034. The natural remedy, adding a global-tail pseudo-anomaly regime (points in the marginal tails or far from the centroid, rather than held-out clusters), does not help and slightly hurts: DAMI regret rises from 0.034 to 0.036-0.045 as such regimes are added. The mechanism is instructive: a global-tail task is high-variance (marginal detectors ace it), so the discriminative weight over-trusts it, but it is not truth-aligned, so it drags the pick toward marginal detectors even when they are wrong. The label-free weighting cannot distinguish a high-variance-but-misaligned regime from an informative one.</w:t>
+        <w:t xml:space="preserve">. NoMaS picks a local-density detector (LOF/KNN/CBLOF) on 98% of DAMI dataset-seed cases, but the true best is local on only 48%; when the true best is a global detector (HBOS/COPOD/ECOD/PCA), no cluster-based regime in the bank can make it win, and the best-achievable-in-bank regret on those cases (0.039) is 5× that on local-best cases (0.008). The two clustering ablations that follow (global-tail regime and deep clustering) run on the nine DAMI datasets that exclude the 1555-dimensional InternetAds, on which k-means auto-calibrated regret is 0.034. The natural remedy, adding a global-tail pseudo-anomaly regime (points in the marginal tails or far from the centroid, rather than held-out clusters), does not help and slightly hurts: DAMI regret rises from 0.034 to 0.036-0.045 as such regimes are added. The mechanism is instructive: a global-tail task is high-variance (marginal detectors ace it), so the discriminative weight over-trusts it, but it is not truth-aligned, so it drags the pick toward marginal detectors even when they are wrong. The label-free weighting cannot distinguish a high-variance-but-misaligned regime from an informative one.</w:t>
       </w:r>
     </w:p>
     <w:p>
@@ -9766,7 +9856,7 @@
         <w:rPr>
           <w:color w:val="000000"/>
         </w:rPr>
-        <w:t xml:space="preserve">Random selection is a weak yardstick. The decision a practitioner actually faces is which single detector to commit to across all their datasets, so the demanding baseline is the best fixed detector, not a coin flip. We compare ADRank against every fixed detector, both in-distribution (ADBench, DAMI) and on a frozen external benchmark it never saw during development.</w:t>
+        <w:t xml:space="preserve">Random selection is a weak yardstick. The decision a practitioner actually faces is which single detector to commit to across all their datasets, so the demanding baseline is the best fixed detector, not a coin flip. We compare NoMaS against every fixed detector, both in-distribution (ADBench, DAMI) and on a frozen external benchmark it never saw during development.</w:t>
       </w:r>
     </w:p>
     <w:tbl>
@@ -9856,7 +9946,7 @@
                 <w:color w:val="000000"/>
                 <w:sz w:val="19"/>
               </w:rPr>
-              <w:t xml:space="preserve">ADRank</w:t>
+              <w:t xml:space="preserve">NoMaS</w:t>
             </w:r>
           </w:p>
         </w:tc>
@@ -10757,7 +10847,7 @@
           <w:i/>
           <w:color w:val="000000"/>
         </w:rPr>
-        <w:t>Auto-calibrated ADRank versus fixed-detector baselines, mean regret@1 over each modality's datasets and five seeds. The best-fixed column is LOF, computed per seed like the other columns. p is a paired Wilcoxon test of ADRank against always-IForest. ADRank significantly beats the common IForest default on image, text, and tabular data, matches or beats the strongest fixed detector (LOF) on the four ADBench modalities, and is statistically indistinguishable from it on DAMI (paired p = 0.63, n = 10).</w:t>
+        <w:t>Auto-calibrated NoMaS versus fixed-detector baselines, mean regret@1 over each modality's datasets and five seeds. The best-fixed column is LOF, computed per seed like the other columns. p is a paired Wilcoxon test of NoMaS against always-IForest. NoMaS significantly beats the common IForest default on image, text, and tabular data, matches or beats the strongest fixed detector (LOF) on the four ADBench modalities, and is statistically indistinguishable from it on DAMI (paired p = 0.63, n = 10).</w:t>
       </w:r>
     </w:p>
     <w:p>
@@ -10772,7 +10862,7 @@
         <w:rPr>
           <w:color w:val="000000"/>
         </w:rPr>
-        <w:t xml:space="preserve">Against the detector a practitioner would most plausibly reach for, Isolation Forest, ADRank cuts regret significantly on image (p = 4e-6), text (p = 5e-4), and tabular (p = 0.01) data, and it matches or beats the best fixed detector in the panel (LOF) on the four ADBench modalities without knowing in advance that LOF is the one to pick. We then freeze the method entirely (the smallest+random+hard regime bank, K in {30, 50}, discriminative weighting, no tuning) and run it on 260 OddBench [22] datasets hash-sampled by name and never used in any development step, of which 187 pass the fixed suitability filter (200 ≤ n ≤ 50000, d ≤ 500, anomaly rate in [0.005, 0.35]). Frozen ADRank cuts regret versus random by 38% in the mean and 48% in the per-dataset median, beating random on 134 of 187 datasets (paired Wilcoxon p = 1e-10).</w:t>
+        <w:t xml:space="preserve">Against the detector a practitioner would most plausibly reach for, Isolation Forest, NoMaS cuts regret significantly on image (p = 4e-6), text (p = 5e-4), and tabular (p = 0.01) data, and it matches or beats the best fixed detector in the panel (LOF) on the four ADBench modalities without knowing in advance that LOF is the one to pick. We then freeze the method entirely (the smallest+random+hard regime bank, K in {30, 50}, discriminative weighting, no tuning) and run it on 260 OddBench [22] datasets hash-sampled by name and never used in any development step, of which 187 pass the fixed suitability filter (200 ≤ n ≤ 50000, d ≤ 500, anomaly rate in [0.005, 0.35]). Frozen NoMaS cuts regret versus random by 38% in the mean and 48% in the per-dataset median, beating random on 134 of 187 datasets (paired Wilcoxon p = 1e-10).</w:t>
       </w:r>
     </w:p>
     <w:tbl>
@@ -10892,7 +10982,7 @@
                 <w:color w:val="000000"/>
                 <w:sz w:val="19"/>
               </w:rPr>
-              <w:t xml:space="preserve">ADRank vs. it (paired)</w:t>
+              <w:t xml:space="preserve">NoMaS vs. it (paired)</w:t>
             </w:r>
           </w:p>
         </w:tc>
@@ -10926,7 +11016,7 @@
                 <w:color w:val="000000"/>
                 <w:sz w:val="19"/>
               </w:rPr>
-              <w:t xml:space="preserve">ADRank</w:t>
+              <w:t xml:space="preserve">NoMaS</w:t>
             </w:r>
           </w:p>
         </w:tc>
@@ -11577,7 +11667,7 @@
           <w:i/>
           <w:color w:val="000000"/>
         </w:rPr>
-        <w:t>Frozen ADRank versus all nine fixed detectors on 187 unseen OddBench datasets. ADRank has the lowest mean regret of any label-free strategy: it ties the three strongest fixed detectors (IForest, KNN, PCA; PCA scored on the 165 datasets where it is defined) and significantly beats the other six.</w:t>
+        <w:t>Frozen NoMaS versus all nine fixed detectors on 187 unseen OddBench datasets. NoMaS has the lowest mean regret of any label-free strategy: it ties the three strongest fixed detectors (IForest, KNN, PCA; PCA scored on the 165 datasets where it is defined) and significantly beats the other six.</w:t>
       </w:r>
     </w:p>
     <w:p>
@@ -11592,7 +11682,7 @@
         <w:rPr>
           <w:color w:val="000000"/>
         </w:rPr>
-        <w:t xml:space="preserve">Two points make this the paper's central performance claim. First, ADRank has the lowest mean regret of any label-free strategy on both the in-distribution modalities and the 187 unseen datasets: no single fixed detector matches it across settings. Second, the best fixed detector</w:t>
+        <w:t xml:space="preserve">Two points make this the paper's central performance claim. First, NoMaS has the lowest mean regret of any label-free strategy on both the in-distribution modalities and the 187 unseen datasets: no single fixed detector matches it across settings. Second, the best fixed detector</w:t>
       </w:r>
       <w:r>
         <w:rPr>
@@ -11618,7 +11708,7 @@
         <w:rPr>
           <w:color w:val="000000"/>
         </w:rPr>
-        <w:t xml:space="preserve">between benchmarks, LOF is strongest in-distribution, Isolation Forest on OddBench, so committing to any one detector in advance is unsafe, and ADRank attains the best-fixed level on each benchmark without knowing which detector that is. On OddBench it ties that benchmark's best fixed detector (IForest, p = 0.51) rather than beating it; matching the dominant detector is the ceiling of any selector when a single detector dominates a corpus. The 53 datasets where ADRank trails random share the structural cause of Section 5.4: each has a global or marginal detector at near-perfect AUC (HBOS or PCA at 1.000 on DoctorVisits, CampaignOutcome, and similar single-feature-threshold labels) that cluster-holdout's local pseudo-anomalies cannot construct. The failure is the local-versus-global ceiling, now confirmed out of distribution, not a breakdown of the ranking signal.</w:t>
+        <w:t xml:space="preserve">between benchmarks, LOF is strongest in-distribution, Isolation Forest on OddBench, so committing to any one detector in advance is unsafe, and NoMaS attains the best-fixed level on each benchmark without knowing which detector that is. On OddBench it ties that benchmark's best fixed detector (IForest, p = 0.51) rather than beating it; matching the dominant detector is the ceiling of any selector when a single detector dominates a corpus. The 53 datasets where NoMaS trails random share the structural cause of Section 5.4: each has a global or marginal detector at near-perfect AUC (HBOS or PCA at 1.000 on DoctorVisits, CampaignOutcome, and similar single-feature-threshold labels) that cluster-holdout's local pseudo-anomalies cannot construct. The failure is the local-versus-global ceiling, now confirmed out of distribution, not a breakdown of the ranking signal.</w:t>
       </w:r>
     </w:p>
     <w:p>
@@ -11670,7 +11760,7 @@
         <w:rPr>
           <w:color w:val="000000"/>
         </w:rPr>
-        <w:t xml:space="preserve">(Section 4) collapses each benchmark to the fraction of the achievable random-to-oracle improvement a method captures. Table 7 reports it for every label-free strategy across all six benchmarks, each on a common dataset panel so the methods are scored on identical data. On frozen OddBench ADRank scores</w:t>
+        <w:t xml:space="preserve">(Section 4) collapses each benchmark to the fraction of the achievable random-to-oracle improvement a method captures. Table 7 reports it for every label-free strategy across all six benchmarks, each on a common dataset panel so the methods are scored on identical data. On frozen OddBench NoMaS scores</w:t>
       </w:r>
       <w:r>
         <w:rPr>
@@ -11702,7 +11792,7 @@
         <w:rPr>
           <w:color w:val="000000"/>
         </w:rPr>
-        <w:t xml:space="preserve">(95% dataset-bootstrap CI [0.27, 0.47]). The pattern is the point: ADRank has the highest worst-case skill of any method (0.38, its minimum across the six), while the popular Isolation Forest default and both internal metrics (EM, MV) each fall below random (</w:t>
+        <w:t xml:space="preserve">(95% dataset-bootstrap CI [0.27, 0.47]). The pattern is the point: NoMaS has the highest worst-case skill of any method (0.38, its minimum across the six), while the popular Isolation Forest default and both internal metrics (EM, MV) each fall below random (</w:t>
       </w:r>
       <m:oMath>
         <m:r>
@@ -11722,7 +11812,7 @@
         <w:rPr>
           <w:color w:val="000000"/>
         </w:rPr>
-        <w:t xml:space="preserve">) on at least one benchmark. The local-density detectors LOF and KNN stay positive everywhere too, but at a lower floor (0.21 and 0.23), and neither takes the top skill on tabular or OddBench, the two benchmarks where selection is hardest, which ADRank alone does.</w:t>
+        <w:t xml:space="preserve">) on at least one benchmark. The local-density detectors LOF and KNN stay positive everywhere too, but at a lower floor (0.21 and 0.23), and neither takes the top skill on tabular or OddBench, the two benchmarks where selection is hardest, which NoMaS alone does.</w:t>
       </w:r>
     </w:p>
     <w:tbl>
@@ -12041,7 +12131,7 @@
                 <w:color w:val="000000"/>
                 <w:sz w:val="18"/>
               </w:rPr>
-              <w:t xml:space="preserve">ADRank</w:t>
+              <w:t xml:space="preserve">NoMaS</w:t>
             </w:r>
           </w:p>
         </w:tc>
@@ -13504,11 +13594,11 @@
           <w:i/>
           <w:color w:val="000000"/>
         </w:rPr>
-        <w:t>Selection skill S (pooled, Section 4; 1 = oracle, 0 = random, negative = worse than random) for each label-free strategy, computed on a common per-benchmark dataset panel so all methods are scored on identical datasets. "worst" is each method's minimum across the six benchmarks. ADRank has the highest worst-case skill; Isolation Forest and the EM/MV internal metrics each fall below random on at least one benchmark. EM/MV were not run on the external OddBench.</w:t>
+        <w:t>Selection skill S (pooled, Section 4; 1 = oracle, 0 = random, negative = worse than random) for each label-free strategy, computed on a common per-benchmark dataset panel so all methods are scored on identical datasets. "worst" is each method's minimum across the six benchmarks. NoMaS has the highest worst-case skill; Isolation Forest and the EM/MV internal metrics each fall below random on at least one benchmark. EM/MV were not run on the external OddBench.</w:t>
       </w:r>
     </w:p>
     <w:bookmarkEnd w:id="28"/>
-    <w:bookmarkStart w:id="32" w:name="X4c621d3d5d01d0190f366e11e8a32fcdaa42af6"/>
+    <w:bookmarkStart w:id="32" w:name="Xe5c2fdff2fadd7c0d2c02eaeb39010a81999dc4"/>
     <w:p>
       <w:pPr>
         <w:pStyle w:val="Heading3"/>
@@ -13520,7 +13610,7 @@
         <w:rPr>
           <w:color w:val="000000"/>
         </w:rPr>
-        <w:t xml:space="preserve">5.6 Does ADRank need real anomalies in its input?</w:t>
+        <w:t xml:space="preserve">5.6 Does NoMaS need real anomalies in its input?</w:t>
       </w:r>
     </w:p>
     <w:p>
@@ -13535,7 +13625,7 @@
         <w:rPr>
           <w:color w:val="000000"/>
         </w:rPr>
-        <w:t xml:space="preserve">ADRank clusters and holds out subsets of an unlabeled dataset that, in the benchmarks, contains genuine (unlabeled) anomalies. A natural concern is whether the method draws its ranking signal from those hidden anomalies rather than from the normal structure. We test this directly: for each of 24 ADBench tabular datasets we give ADRank a selection input consisting of all normal points plus a controlled fraction of the real anomalies (0%, 0.5%, 1%, 2%, 5%, and the natural rate), unlabeled, while the true ranking is computed by the fixed protocol and does not depend on that fraction. At 0% the selection input is pure normal data.</w:t>
+        <w:t xml:space="preserve">NoMaS clusters and holds out subsets of an unlabeled dataset that, in the benchmarks, contains genuine (unlabeled) anomalies. A natural concern is whether the method draws its ranking signal from those hidden anomalies rather than from the normal structure. We test this directly: for each of 24 ADBench tabular datasets we give NoMaS a selection input consisting of all normal points plus a controlled fraction of the real anomalies (0%, 0.5%, 1%, 2%, 5%, and the natural rate), unlabeled, while the true ranking is computed by the fixed protocol and does not depend on that fraction. At 0% the selection input is pure normal data.</w:t>
       </w:r>
     </w:p>
     <w:p>
@@ -13554,7 +13644,7 @@
           <wp:inline>
             <wp:extent cx="5943600" cy="3657599"/>
             <wp:effectExtent b="0" l="0" r="0" t="0"/>
-            <wp:docPr descr="Regret versus the fraction of real anomalies revealed in ADRank's selection input; the curve is flat and far below random" title="" id="30" name="Picture"/>
+            <wp:docPr descr="Regret versus the fraction of real anomalies revealed in NoMaS's selection input; the curve is flat and far below random" title="" id="30" name="Picture"/>
             <a:graphic>
               <a:graphicData uri="http://schemas.openxmlformats.org/drawingml/2006/picture">
                 <pic:pic>
@@ -13623,7 +13713,7 @@
           <w:i/>
           <w:color w:val="000000"/>
         </w:rPr>
-        <w:t>Regret@1 versus the fraction of real anomalies present in ADRank's unlabeled selection input, mean over 24 tabular datasets and three seeds (error bars are the standard error over datasets). The curve is flat: regret at 0% real anomalies (pure normals, 0.024) is indistinguishable from regret at the natural contamination rate (0.022), and every level sits 4-6× below the random-pick baseline (0.099).</w:t>
+        <w:t>Regret@1 versus the fraction of real anomalies present in NoMaS's unlabeled selection input, mean over 24 tabular datasets and three seeds (error bars are the standard error over datasets). The curve is flat: regret at 0% real anomalies (pure normals, 0.024) is indistinguishable from regret at the natural contamination rate (0.022), and every level sits 4-6× below the random-pick baseline (0.099).</w:t>
       </w:r>
     </w:p>
     <w:p>
@@ -13638,7 +13728,7 @@
         <w:rPr>
           <w:color w:val="000000"/>
         </w:rPr>
-        <w:t xml:space="preserve">The regret curve is flat across contamination levels (0.016-0.026) and 4-6× below random everywhere. Critically, regret at 0% real anomalies (0.024) is within 0.002 of the natural rate (0.022). ADRank therefore does not rely on hidden real anomalies: it recovers the detector ranking from the normal cluster geometry alone, and works equally in the contaminated-unlabeled and the normal-only regimes.</w:t>
+        <w:t xml:space="preserve">The regret curve is flat across contamination levels (0.016-0.026) and 4-6× below random everywhere. Critically, regret at 0% real anomalies (0.024) is within 0.002 of the natural rate (0.022). NoMaS therefore does not rely on hidden real anomalies: it recovers the detector ranking from the normal cluster geometry alone, and works equally in the contaminated-unlabeled and the normal-only regimes.</w:t>
       </w:r>
     </w:p>
     <w:bookmarkEnd w:id="32"/>
@@ -13701,7 +13791,7 @@
           <w:bCs/>
           <w:color w:val="000000"/>
         </w:rPr>
-        <w:t xml:space="preserve">When ADRank helps.</w:t>
+        <w:t xml:space="preserve">When NoMaS helps.</w:t>
       </w:r>
       <w:r>
         <w:rPr>
@@ -13713,7 +13803,7 @@
         <w:rPr>
           <w:color w:val="000000"/>
         </w:rPr>
-        <w:t xml:space="preserve">With auto-calibration the method selects a near-best detector on all four ADBench modalities (regret@1 ≤ 0.020, 78-93% below random, within 0.01 of the labels-based oracle), and the one modality a single fixed regime under-served, text, is brought in line by the same label-free weighting. The strength has clear bounds: on the DAMI benchmark the oracle gap is larger (41% reduction), and on 187 unseen OddBench datasets ADRank ties rather than beats that benchmark's best fixed detector and trails random on 53 of them. These bounds share one cause, datasets whose best detector is global rather than local (Section 5.4): where the best detector is a local-density method ADRank reliably finds it, and where it is global, cluster-holdout cannot yet construct the task.</w:t>
+        <w:t xml:space="preserve">With auto-calibration the method selects a near-best detector on all four ADBench modalities (regret@1 ≤ 0.020, 78-93% below random, within 0.01 of the labels-based oracle), and the one modality a single fixed regime under-served, text, is brought in line by the same label-free weighting. The strength has clear bounds: on the DAMI benchmark the oracle gap is larger (41% reduction), and on 187 unseen OddBench datasets NoMaS ties rather than beats that benchmark's best fixed detector and trails random on 53 of them. These bounds share one cause, datasets whose best detector is global rather than local (Section 5.4): where the best detector is a local-density method NoMaS reliably finds it, and where it is global, cluster-holdout cannot yet construct the task.</w:t>
       </w:r>
     </w:p>
     <w:p>
@@ -13800,7 +13890,7 @@
         <w:rPr>
           <w:color w:val="000000"/>
         </w:rPr>
-        <w:t xml:space="preserve">One ADRank pass over nine detectors, 20 cluster draws, and one dataset takes seconds to minutes on CPU. The whole 26-dataset tabular benchmark runs in ~35 minutes. There is no meta-training, no GPU dependency, and no external service.</w:t>
+        <w:t xml:space="preserve">One NoMaS pass over nine detectors, 20 cluster draws, and one dataset takes seconds to minutes on CPU. The whole 26-dataset tabular benchmark runs in ~35 minutes. There is no meta-training, no GPU dependency, and no external service.</w:t>
       </w:r>
     </w:p>
     <w:bookmarkEnd w:id="34"/>
@@ -13880,7 +13970,7 @@
         <w:rPr>
           <w:color w:val="000000"/>
         </w:rPr>
-        <w:t xml:space="preserve">-cluster selection degrades and the smallest+random ensemble is needed, and on time-series a richer window descriptor is needed than a handful of summary statistics. The evaluation uses fixed default hyperparameters per detector; combining ADRank with per-detector hyperparameter search is left to future work. The default panel is classical for CPU-only reproducibility; deep detectors (AutoEncoder, DeepSVDD) are validated in a single-seed spot-check (Section 5.4) rather than the full five-seed sweep. Confidence intervals are derived from five seeds; regret standard deviations are already small (≤ 0.010), so more seeds would tighten them marginally without changing the ordering of modalities.</w:t>
+        <w:t xml:space="preserve">-cluster selection degrades and the smallest+random ensemble is needed, and on time-series a richer window descriptor is needed than a handful of summary statistics. The evaluation uses fixed default hyperparameters per detector; combining NoMaS with per-detector hyperparameter search is left to future work. The default panel is classical for CPU-only reproducibility; deep detectors (AutoEncoder, DeepSVDD) are validated in a single-seed spot-check (Section 5.4) rather than the full five-seed sweep. Confidence intervals are derived from five seeds; regret standard deviations are already small (≤ 0.010), so more seeds would tighten them marginally without changing the ordering of modalities.</w:t>
       </w:r>
     </w:p>
     <w:bookmarkEnd w:id="35"/>
@@ -15669,7 +15759,7 @@
           <wp:inline>
             <wp:extent cx="3971108" cy="6949440"/>
             <wp:effectExtent b="0" l="0" r="0" t="0"/>
-            <wp:docPr descr="Per-dataset scatter of ADRank-predicted rank against true rank" title="" id="39" name="Picture"/>
+            <wp:docPr descr="Per-dataset scatter of NoMaS-predicted rank against true rank" title="" id="39" name="Picture"/>
             <a:graphic>
               <a:graphicData uri="http://schemas.openxmlformats.org/drawingml/2006/picture">
                 <pic:pic>
@@ -15733,7 +15823,7 @@
         <w:rPr>
           <w:color w:val="000000"/>
         </w:rPr>
-        <w:t xml:space="preserve">Predicted rank (ADRank) vs true rank per detector, one panel per dataset. Dashed grey identity line. Datasets where the scatter clusters near the diagonal (vowels, magic.gamma, optdigits, satellite, Pima, PageBlocks, satimage-2, Waveform) contribute the bulk of the aggregate signal. Datasets with saturated true AUC (WBC, WDBC, mammography) show noise-dominated tie-breaking.</w:t>
+        <w:t xml:space="preserve">Predicted rank (NoMaS) vs true rank per detector, one panel per dataset. Dashed grey identity line. Datasets where the scatter clusters near the diagonal (vowels, magic.gamma, optdigits, satellite, Pima, PageBlocks, satimage-2, Waveform) contribute the bulk of the aggregate signal. Datasets with saturated true AUC (WBC, WDBC, mammography) show noise-dominated tie-breaking.</w:t>
       </w:r>
     </w:p>
     <w:bookmarkEnd w:id="41"/>
@@ -15780,7 +15870,7 @@
         <w:rPr>
           <w:color w:val="000000"/>
         </w:rPr>
-        <w:t xml:space="preserve">The drop-one analysis runs on the original 10-detector panel (the nine detectors of Section 4 plus OCSVM): we recompute ADRank ρ using only 9 of the 10 detectors, dropping each one in turn (Table B.1). Baseline ρ = 0.599 on the spread ≥ 0.10 subset with all 10.</w:t>
+        <w:t xml:space="preserve">The drop-one analysis runs on the original 10-detector panel (the nine detectors of Section 4 plus OCSVM): we recompute NoMaS ρ using only 9 of the 10 detectors, dropping each one in turn (Table B.1). Baseline ρ = 0.599 on the spread ≥ 0.10 subset with all 10.</w:t>
       </w:r>
     </w:p>
     <w:tbl>
@@ -16913,7 +17003,7 @@
         <w:rPr>
           <w:color w:val="000000"/>
         </w:rPr>
-        <w:t xml:space="preserve">We re-run with AutoEncoder and DeepSVDD added (an 11-detector panel) on a matched spot-check (7-8 datasets per modality, single seed, K = 30 regimes) and compare against the classical 9-detector panel on the same datasets and config (Table B.2). The headline holds: auto-calibrated ADRank still cuts regret 85-94% below random with the deep detectors in the panel.</w:t>
+        <w:t xml:space="preserve">We re-run with AutoEncoder and DeepSVDD added (an 11-detector panel) on a matched spot-check (7-8 datasets per modality, single seed, K = 30 regimes) and compare against the classical 9-detector panel on the same datasets and config (Table B.2). The headline holds: auto-calibrated NoMaS still cuts regret 85-94% below random with the deep detectors in the panel.</w:t>
       </w:r>
     </w:p>
     <w:tbl>
@@ -19134,7 +19224,7 @@
         <w:rPr>
           <w:color w:val="000000"/>
         </w:rPr>
-        <w:t xml:space="preserve">ADRank v1 · Ranking Anomaly Detectors from Normal Data Alone</w:t>
+        <w:t xml:space="preserve">NoMaS v1 · Anomaly Detector Model Selection by Normal Manifold Separability</w:t>
       </w:r>
     </w:p>
     <w:bookmarkEnd w:id="69"/>
